--- a/HOTEL_Documents/HotelManagment_IvaPleic.docx
+++ b/HOTEL_Documents/HotelManagment_IvaPleic.docx
@@ -4471,7 +4471,25 @@
         <w:ind w:firstLine="432"/>
       </w:pPr>
       <w:r>
-        <w:t>Hotelska industrija suočava se s brojnim izazovima u svakodnevnom poslovanju, uključujući upravljanje rezervacijama, evidenciju gostiju i praćenje raspoloživosti soba. S obzirom na ubrzan razvoj tehnologije i sveprisutne online platforme poput Booking.com i Airbnb, od hotelskih operacija se očekuje visoka razina preciznosti i prilagodljivosti. Moderni hoteli moraju se uskladiti s tim platformama, kako bi se učinkovito natjecali na tržištu i zadovoljili sve zahtjeve gostiju.</w:t>
+        <w:t xml:space="preserve">Hotelska industrija suočava se s brojnim izazovima u svakodnevnom poslovanju, uključujući upravljanje rezervacijama, evidenciju gostiju i praćenje raspoloživosti soba. S obzirom na </w:t>
+      </w:r>
+      <w:r>
+        <w:t>brz</w:t>
+      </w:r>
+      <w:r>
+        <w:t xml:space="preserve"> razvoj tehnologije i </w:t>
+      </w:r>
+      <w:r>
+        <w:t>rasteće</w:t>
+      </w:r>
+      <w:r>
+        <w:t xml:space="preserve"> online platforme poput Booking.com i Airbnb, od hotelskih </w:t>
+      </w:r>
+      <w:r>
+        <w:t>sustava</w:t>
+      </w:r>
+      <w:r>
+        <w:t xml:space="preserve"> se očekuje visoka razina preciznosti i prilagodljivosti. Moderni hoteli moraju se uskladiti s tim platformama, kako bi se učinkovito natjecali na tržištu i zadovoljili sve zahtjeve gostiju.</w:t>
       </w:r>
       <w:r>
         <w:t xml:space="preserve"> </w:t>
@@ -4482,7 +4500,16 @@
         <w:ind w:firstLine="432"/>
       </w:pPr>
       <w:r>
-        <w:t>Jedan od ključnih problema s kojima se hoteli suočavaju je potreba za preciznim praćenjem rezervacija, prijava i odjava gostiju, te upravljanjem operativnim troškovima i logistikom. Nedostatak točnosti u ovim procesima može dovesti do nezadovoljstva gostiju, smanjenja ugleda hotela i čak financijskih gubitaka. Stoga je važno razviti učinkovita softverska rješenja koja omogućuju uspješno upravljanje svim tim zadacima.</w:t>
+        <w:t>Neki</w:t>
+      </w:r>
+      <w:r>
+        <w:t xml:space="preserve"> od ključnih </w:t>
+      </w:r>
+      <w:r>
+        <w:t>izazova</w:t>
+      </w:r>
+      <w:r>
+        <w:t xml:space="preserve"> s kojima se hoteli suočavaju je potreba za preciznim praćenjem rezervacija, prijava i odjava gostiju, te upravljanjem operativnim troškovima i logistikom. Nedostatak točnosti u ovim procesima može dovesti do nezadovoljstva gostiju, smanjenja ugleda hotela i čak financijskih gubitaka. Stoga je važno razviti učinkovita softverska rješenja koja omogućuju uspješno upravljanje svim tim zadacima.</w:t>
       </w:r>
     </w:p>
     <w:p>
@@ -4490,7 +4517,10 @@
         <w:ind w:firstLine="432"/>
       </w:pPr>
       <w:r>
-        <w:t xml:space="preserve">Cilj ovog rada bio je razviti desktop aplikaciju koja će pomoći hotelskom osoblju u obavljanju svakodnevnih zadataka, uključujući upravljanje rezervacijama, vođenje evidencije o gostima, fakturiranje i praćenje soba. Aplikacija je dizajnirana da bude jednostavna za korištenje, čak i za korisnike s osnovnim računalnim vještinama. Precizna manipulacija podacima ključna je za izbjegavanje problema poput pogrešnih rezervacija ili sukoba u rasporedu soba, čime se osigurava zadovoljstvo gostiju i očuvanje ugleda hotela. </w:t>
+        <w:t>Cilj ovog rada bio je razviti desktop aplikaciju koja će pomoći hotelskom osoblju u obavljanju svakodnevnih zadataka. Aplikacija je dizajnirana da bude jednostavna za korištenje, čak i za korisnike s osnov</w:t>
+      </w:r>
+      <w:r>
+        <w:t>nim računalnim vještinama.</w:t>
       </w:r>
     </w:p>
     <w:p>
@@ -4498,7 +4528,58 @@
         <w:ind w:firstLine="432"/>
       </w:pPr>
       <w:r>
-        <w:t>U ovom radu, fokus je stavljen na razvoj rješenja koje koristi Microsoft SQL Server za učinkovito upravljanje bazom podataka, dok se za izradu korisničkog sučelja koriste Windows Forme unutar .NET okvira. Iako Windows Forme predstavljaju najjednostavniji način za izradu korisničkih sučelja, ovdje smo se koncentrirali na preciznu manipulaciju podacima i optimizaciju funkcionalnosti aplikacije, a ne na kompleksnost dizajna sučelja.</w:t>
+        <w:t>U ovom radu, za učinkovito upravljanje bazom podataka</w:t>
+      </w:r>
+      <w:r>
+        <w:t xml:space="preserve"> se koristi </w:t>
+      </w:r>
+      <w:r>
+        <w:rPr>
+          <w:i/>
+        </w:rPr>
+        <w:t>Microsoft SQL Server</w:t>
+      </w:r>
+      <w:r>
+        <w:t xml:space="preserve">, dok se za izradu korisničkog sučelja koriste </w:t>
+      </w:r>
+      <w:r>
+        <w:rPr>
+          <w:i/>
+        </w:rPr>
+        <w:t>Windows Forme</w:t>
+      </w:r>
+      <w:r>
+        <w:t xml:space="preserve"> unutar </w:t>
+      </w:r>
+      <w:r>
+        <w:rPr>
+          <w:i/>
+        </w:rPr>
+        <w:t>.NET okvira</w:t>
+      </w:r>
+      <w:r>
+        <w:t xml:space="preserve">. Iako </w:t>
+      </w:r>
+      <w:r>
+        <w:rPr>
+          <w:i/>
+        </w:rPr>
+        <w:t>Windows Forme</w:t>
+      </w:r>
+      <w:r>
+        <w:t xml:space="preserve"> predstavljaju najjednostavniji način za izradu korisničkih sučelja, ovd</w:t>
+      </w:r>
+      <w:r>
+        <w:t>je sam</w:t>
+      </w:r>
+      <w:r>
+        <w:t xml:space="preserve"> se </w:t>
+      </w:r>
+      <w:r>
+        <w:t>fokusirala</w:t>
+      </w:r>
+      <w:r>
+        <w:t xml:space="preserve"> na preciznu manipulaciju podacima i optimizaciju funkcionalnosti aplikacije, a ne na kompleksnost dizajna sučelja.</w:t>
       </w:r>
     </w:p>
     <w:p>
@@ -4509,10 +4590,10 @@
         <w:t xml:space="preserve">Ostatak rada organiziran je na sljedeći način: Poglavlje 2 </w:t>
       </w:r>
       <w:r>
-        <w:t>uvod u desktop</w:t>
-      </w:r>
-      <w:r>
-        <w:t xml:space="preserve">. Poglavlje 3 opisuje </w:t>
+        <w:t>pruža uvod u desktop aplikacije,</w:t>
+      </w:r>
+      <w:r>
+        <w:t xml:space="preserve"> Poglavlje 3 opisuje </w:t>
       </w:r>
       <w:r>
         <w:t>tehnolologije koje su korištene tijekom razvoja aplikacije,</w:t>
@@ -4576,13 +4657,34 @@
         <w:t>se razvijaju</w:t>
       </w:r>
       <w:r>
-        <w:t xml:space="preserve"> za rad u specifičnom operativnom sustavu, kao što su Windows, macOS ili Linux. Ove aplikacije mogu koristiti resurse računala, poput memorije i procesora</w:t>
+        <w:t xml:space="preserve"> za rad u specifičnom operativnom sustavu, kao što su </w:t>
+      </w:r>
+      <w:r>
+        <w:rPr>
+          <w:i/>
+        </w:rPr>
+        <w:t xml:space="preserve">Windows, macOS </w:t>
+      </w:r>
+      <w:r>
+        <w:t>ili</w:t>
+      </w:r>
+      <w:r>
+        <w:rPr>
+          <w:i/>
+        </w:rPr>
+        <w:t xml:space="preserve"> Linux</w:t>
+      </w:r>
+      <w:r>
+        <w:t>. Ove aplikacije mogu koristiti resurse računala, poput memorije i procesora</w:t>
       </w:r>
       <w:r>
         <w:t xml:space="preserve"> te </w:t>
       </w:r>
       <w:r>
         <w:t>su dizajnirane da rade u okruženju za koje su namijenjene.</w:t>
+      </w:r>
+      <w:r>
+        <w:t xml:space="preserve"> </w:t>
       </w:r>
       <w:r>
         <w:t>Podaci se spremaju lokalno na računalu</w:t>
@@ -4677,151 +4779,137 @@
         <w:pStyle w:val="Caption"/>
       </w:pPr>
       <w:bookmarkStart w:id="3" w:name="_Toc175490648"/>
+      <w:bookmarkStart w:id="4" w:name="_Ref175514558"/>
+      <w:bookmarkStart w:id="5" w:name="_Ref175514591"/>
       <w:r>
         <w:t xml:space="preserve">Slika </w:t>
       </w:r>
+      <w:fldSimple w:instr=" STYLEREF 1 \s ">
+        <w:r>
+          <w:rPr>
+            <w:noProof/>
+          </w:rPr>
+          <w:t>2</w:t>
+        </w:r>
+      </w:fldSimple>
+      <w:r>
+        <w:noBreakHyphen/>
+      </w:r>
+      <w:fldSimple w:instr=" SEQ Slika \* ARABIC \s 1 ">
+        <w:r>
+          <w:rPr>
+            <w:noProof/>
+          </w:rPr>
+          <w:t>1</w:t>
+        </w:r>
+      </w:fldSimple>
+      <w:bookmarkEnd w:id="5"/>
+      <w:r>
+        <w:t xml:space="preserve"> –</w:t>
+      </w:r>
+      <w:r>
+        <w:t xml:space="preserve"> </w:t>
+      </w:r>
+      <w:r>
+        <w:t>Zastupljenost operacijs</w:t>
+      </w:r>
+      <w:r>
+        <w:t>kih sustava na računalima u 2022</w:t>
+      </w:r>
+      <w:r>
+        <w:t>. godini</w:t>
+      </w:r>
+      <w:bookmarkEnd w:id="3"/>
+      <w:bookmarkEnd w:id="4"/>
+    </w:p>
+    <w:p/>
+    <w:p>
+      <w:r>
+        <w:t xml:space="preserve">Na slici se može vidjeti da je Microsoft Windows 10 daleko najzastupljeniji operativni sustav u 2022. godini, s 56,2% udjela, dok Windows 11 drži 8,3%. macOS je bio prisutan na 14,2% računala, dok </w:t>
+      </w:r>
+      <w:r>
+        <w:t xml:space="preserve">ostatak čine </w:t>
+      </w:r>
+      <w:r>
+        <w:t>ostali operacijski sustavi, uključuju</w:t>
+      </w:r>
+      <w:r>
+        <w:t>ći različite Linux distribucije</w:t>
+      </w:r>
+      <w:r>
+        <w:t xml:space="preserve">. </w:t>
+      </w:r>
+    </w:p>
+    <w:p>
+      <w:r>
+        <w:tab/>
+      </w:r>
+      <w:r>
+        <w:t>Odluka o izradi desktop aplikacije za Windows platformu pokazala se opravdanom s obzirom na njegovu veliku prisutnost među korisnicima, što ovu platformu čini najprikladnijim izborom za postizanje širok</w:t>
+      </w:r>
+      <w:r>
+        <w:t>e dostupnosti i kompatibilnosti</w:t>
+      </w:r>
+      <w:r>
+        <w:t xml:space="preserve">. </w:t>
+      </w:r>
       <w:r>
         <w:fldChar w:fldCharType="begin"/>
       </w:r>
       <w:r>
-        <w:instrText xml:space="preserve"> STYLEREF 1 \s </w:instrText>
+        <w:instrText xml:space="preserve"> REF _Ref175485670 \n \h </w:instrText>
       </w:r>
       <w:r>
         <w:fldChar w:fldCharType="separate"/>
       </w:r>
       <w:r>
-        <w:rPr>
-          <w:noProof/>
-        </w:rPr>
-        <w:t>2</w:t>
+        <w:t>[1]</w:t>
       </w:r>
       <w:r>
         <w:fldChar w:fldCharType="end"/>
       </w:r>
-      <w:r>
-        <w:noBreakHyphen/>
-      </w:r>
-      <w:r>
-        <w:fldChar w:fldCharType="begin"/>
-      </w:r>
-      <w:r>
-        <w:instrText xml:space="preserve"> SEQ Slika \* ARABIC \s 1 </w:instrText>
-      </w:r>
-      <w:r>
-        <w:fldChar w:fldCharType="separate"/>
-      </w:r>
-      <w:r>
-        <w:rPr>
-          <w:noProof/>
-        </w:rPr>
-        <w:t>1</w:t>
-      </w:r>
-      <w:r>
-        <w:fldChar w:fldCharType="end"/>
-      </w:r>
-      <w:r>
-        <w:t xml:space="preserve"> –</w:t>
-      </w:r>
-      <w:r>
-        <w:t xml:space="preserve"> </w:t>
-      </w:r>
-      <w:r>
-        <w:t>Zastupljenost operacijs</w:t>
-      </w:r>
-      <w:r>
-        <w:t>kih sustava na računalima u 2022</w:t>
-      </w:r>
-      <w:r>
-        <w:t>. godini</w:t>
-      </w:r>
-      <w:bookmarkEnd w:id="3"/>
+    </w:p>
+    <w:p>
+      <w:pPr>
+        <w:pStyle w:val="Heading2"/>
+      </w:pPr>
+      <w:bookmarkStart w:id="6" w:name="_Toc175489919"/>
+      <w:r>
+        <w:t>Usporedba sa web aplikacijama</w:t>
+      </w:r>
+      <w:bookmarkEnd w:id="6"/>
+    </w:p>
+    <w:p>
+      <w:r>
+        <w:t>Web aplikacije su softverski programi koji se pokreću putem web preglednika i zahtijevaju stalnu internet vezu za rad. Za razliku od desktop aplikacija, web aplikacije se ne instaliraju na lokalnom računalu već se nalaze na poslužitelju, a korisnici im pristupaju putem URL-a. Ovaj pristup omogućuje korištenje aplikacije s bilo kojeg uređaja koji ima pristup internetu. Web aplikacije omogućuju centralizirano upravljanje i ažuriranje, što pojednostavljuje održavanje, no podaci se pohranjuju na poslužiteljima, što može predstavljati sigurnosni rizik.</w:t>
+      </w:r>
+    </w:p>
+    <w:p>
+      <w:r>
+        <w:t xml:space="preserve">Desktop aplikacije, s druge strane, pružaju bolju izvedbu i stabilnost jer koriste lokalne resurse i ne ovise o internet vezi. Također, omogućuju brži pristup podacima pohranjenim na lokalnom računalu i mogu raditi u okruženjima s ograničenim internet pristupom. Međutim, zahtijevaju instalaciju i ažuriranja na svakom računalu pojedinačno. </w:t>
+      </w:r>
     </w:p>
     <w:p/>
     <w:p>
-      <w:r>
-        <w:t xml:space="preserve">Na slici se može vidjeti da je Microsoft Windows 10 daleko najzastupljeniji operativni sustav u 2022. godini, s 56,2% udjela, dok Windows 11 drži 8,3%. macOS je bio prisutan na 14,2% računala, dok </w:t>
-      </w:r>
-      <w:r>
-        <w:t xml:space="preserve">ostatak čine </w:t>
-      </w:r>
-      <w:r>
-        <w:t>ostali operacijski sustavi, uključuju</w:t>
-      </w:r>
-      <w:r>
-        <w:t>ći različite Linux distribucije</w:t>
-      </w:r>
-      <w:r>
-        <w:t xml:space="preserve">. </w:t>
-      </w:r>
-      <w:r>
-        <w:t>Odluka o izradi desktop aplikacije za Windows platformu pokazala se opravdanom s obzirom na njegovu veliku prisutnost među korisnicima, što ovu platformu čini najprikladnijim izborom za postizanje širok</w:t>
-      </w:r>
-      <w:r>
-        <w:t>e dostupnosti i kompatibilnosti</w:t>
-      </w:r>
-      <w:r>
-        <w:t xml:space="preserve">. </w:t>
-      </w:r>
-      <w:r>
-        <w:fldChar w:fldCharType="begin"/>
-      </w:r>
-      <w:r>
-        <w:instrText xml:space="preserve"> REF _Ref175485670 \n \h </w:instrText>
-      </w:r>
-      <w:r>
-        <w:fldChar w:fldCharType="separate"/>
-      </w:r>
-      <w:r>
-        <w:t>[1</w:t>
-      </w:r>
-      <w:r>
-        <w:t>]</w:t>
-      </w:r>
-      <w:r>
-        <w:fldChar w:fldCharType="end"/>
-      </w:r>
-    </w:p>
-    <w:p>
-      <w:pPr>
-        <w:pStyle w:val="Heading2"/>
-      </w:pPr>
-      <w:bookmarkStart w:id="4" w:name="_Toc175489919"/>
-      <w:r>
-        <w:t>Usporedba sa web aplikacijama</w:t>
-      </w:r>
-      <w:bookmarkEnd w:id="4"/>
-    </w:p>
-    <w:p>
-      <w:r>
-        <w:t>Web aplikacije su softverski programi koji se pokreću putem web preglednika i zahtijevaju stalnu internet vezu za rad. Za razliku od desktop aplikacija, web aplikacije se ne instaliraju na lokalnom računalu već se nalaze na poslužitelju, a korisnici im pristupaju putem URL-a. Ovaj pristup omogućuje korištenje aplikacije s bilo kojeg uređaja koji ima pristup internetu. Web aplikacije omogućuju centralizirano upravljanje i ažuriranje, što pojednostavljuje održavanje, no podaci se pohranjuju na poslužiteljima, što može predstavljati sigurnosni rizik.</w:t>
-      </w:r>
-    </w:p>
-    <w:p>
-      <w:r>
-        <w:t xml:space="preserve">Desktop aplikacije, s druge strane, pružaju bolju izvedbu i stabilnost jer koriste lokalne resurse i ne ovise o internet vezi. Također, omogućuju brži pristup podacima pohranjenim na lokalnom računalu i mogu raditi u okruženjima s ograničenim internet pristupom. Međutim, zahtijevaju instalaciju i ažuriranja na svakom računalu pojedinačno. </w:t>
-      </w:r>
-    </w:p>
-    <w:p/>
-    <w:p>
       <w:pPr>
         <w:pStyle w:val="Heading1"/>
       </w:pPr>
-      <w:bookmarkStart w:id="5" w:name="_Toc175489920"/>
+      <w:bookmarkStart w:id="7" w:name="_Toc175489920"/>
       <w:r>
         <w:lastRenderedPageBreak/>
         <w:t>KORIŠTENE TEHNOLOGIJE</w:t>
       </w:r>
-      <w:bookmarkEnd w:id="5"/>
+      <w:bookmarkEnd w:id="7"/>
     </w:p>
     <w:p>
       <w:pPr>
         <w:pStyle w:val="Heading2"/>
       </w:pPr>
-      <w:bookmarkStart w:id="6" w:name="_Toc175489921"/>
+      <w:bookmarkStart w:id="8" w:name="_Toc175489921"/>
       <w:r>
         <w:t>Tehnologije za izradu desktop aplikacije</w:t>
       </w:r>
-      <w:bookmarkEnd w:id="6"/>
+      <w:bookmarkEnd w:id="8"/>
     </w:p>
     <w:p>
       <w:r>
@@ -4888,7 +4976,10 @@
         <w:t>Java</w:t>
       </w:r>
       <w:r>
-        <w:t xml:space="preserve"> razvoj. Ovi alati pružaju sveobuhvatne funkcionalnosti za razvoj desktop aplikacija, uključujući kodiranje, testiranje i debugiranje.</w:t>
+        <w:t xml:space="preserve"> razvoj</w:t>
+      </w:r>
+      <w:r>
+        <w:t>.</w:t>
       </w:r>
     </w:p>
     <w:p>
@@ -4943,16 +5034,7 @@
     </w:p>
     <w:p>
       <w:r>
-        <w:t>Za razvoj ove</w:t>
-      </w:r>
-      <w:r>
-        <w:t xml:space="preserve"> aplikacij</w:t>
-      </w:r>
-      <w:r>
-        <w:t>e</w:t>
-      </w:r>
-      <w:r>
-        <w:t xml:space="preserve"> korištene su tehnologije poput </w:t>
+        <w:t xml:space="preserve">Za razvoj ove aplikacije korištene su tehnologije poput </w:t>
       </w:r>
       <w:r>
         <w:rPr>
@@ -4994,98 +5076,89 @@
         <w:rPr>
           <w:i/>
         </w:rPr>
-        <w:t>te Microsoft SQL</w:t>
-      </w:r>
+        <w:t>te Microsoft SQL Server</w:t>
+      </w:r>
+      <w:r>
+        <w:t xml:space="preserve"> za upravljanje podacima.</w:t>
+      </w:r>
+    </w:p>
+    <w:p>
+      <w:pPr>
+        <w:pStyle w:val="Heading3"/>
+      </w:pPr>
+      <w:bookmarkStart w:id="9" w:name="_Toc175489922"/>
+      <w:r>
+        <w:t>Visual Studio</w:t>
+      </w:r>
+      <w:bookmarkEnd w:id="9"/>
+    </w:p>
+    <w:p>
       <w:r>
         <w:rPr>
           <w:i/>
         </w:rPr>
-        <w:t xml:space="preserve"> Server</w:t>
-      </w:r>
-      <w:r>
-        <w:t xml:space="preserve"> za upravljanje podacima.</w:t>
-      </w:r>
-    </w:p>
-    <w:p>
-      <w:pPr>
-        <w:pStyle w:val="Heading3"/>
-      </w:pPr>
-      <w:bookmarkStart w:id="7" w:name="_Toc175489922"/>
-      <w:r>
         <w:t>Visual Studio</w:t>
       </w:r>
-      <w:bookmarkEnd w:id="7"/>
-    </w:p>
-    <w:p>
+      <w:r>
+        <w:t>, proizvod</w:t>
+      </w:r>
       <w:r>
         <w:rPr>
           <w:i/>
         </w:rPr>
+        <w:t xml:space="preserve"> Microsofta</w:t>
+      </w:r>
+      <w:r>
+        <w:t xml:space="preserve">, jedan je od najistaknutijih </w:t>
+      </w:r>
+      <w:r>
+        <w:rPr>
+          <w:i/>
+        </w:rPr>
+        <w:t>integriranih razvojnih okruženja</w:t>
+      </w:r>
+      <w:r>
+        <w:t xml:space="preserve"> (</w:t>
+      </w:r>
+      <w:r>
+        <w:rPr>
+          <w:i/>
+        </w:rPr>
+        <w:t>IDE</w:t>
+      </w:r>
+      <w:r>
+        <w:t>) u svijetu softverskog razvoja. Osmišljen je kao sveobuhvatno rješenje za programere, omogućujući im da razvijaju raznovrsne softverske projekte, uključujući računalne programe, web stranice, web aplikacije, web servise i mobilne aplikacije.</w:t>
+      </w:r>
+    </w:p>
+    <w:p>
+      <w:r>
+        <w:t>Ključna značajka ovog okruženja</w:t>
+      </w:r>
+      <w:r>
+        <w:t xml:space="preserve"> je njegov integrirani uređivač koda, koji pruža napredne alate posebno prilagođene za pisanje i optimizaciju programskog koda. Uređivač koda dolazi s funkcionalnošću </w:t>
+      </w:r>
+      <w:r>
+        <w:rPr>
+          <w:i/>
+        </w:rPr>
+        <w:t>IntelliSense</w:t>
+      </w:r>
+      <w:r>
+        <w:t xml:space="preserve">, koja automatski dovršava kod i predlaže ispravke, značajno smanjujući mogućnost pogrešaka i ubrzavajući razvojni proces. Osim toga, </w:t>
+      </w:r>
+      <w:r>
+        <w:rPr>
+          <w:i/>
+        </w:rPr>
         <w:t>Visual Studio</w:t>
       </w:r>
       <w:r>
-        <w:t>, proizvod</w:t>
-      </w:r>
-      <w:r>
-        <w:rPr>
-          <w:i/>
-        </w:rPr>
-        <w:t xml:space="preserve"> Microsofta</w:t>
-      </w:r>
-      <w:r>
-        <w:t xml:space="preserve">, jedan je od najistaknutijih </w:t>
-      </w:r>
-      <w:r>
-        <w:rPr>
-          <w:i/>
-        </w:rPr>
-        <w:t>integriranih razvojnih okruženja</w:t>
-      </w:r>
-      <w:r>
-        <w:t xml:space="preserve"> (</w:t>
-      </w:r>
-      <w:r>
-        <w:rPr>
-          <w:i/>
-        </w:rPr>
-        <w:t>IDE</w:t>
-      </w:r>
-      <w:r>
-        <w:t>) u svijetu softverskog razvoja. Osmišljen je kao sveobuhvatno rješenje za programere, omogućujući im da razvijaju raznovrsne softverske projekte, uključujući računalne programe, web stranice, web aplikacije, web servise i mobilne aplikacije.</w:t>
-      </w:r>
-    </w:p>
-    <w:p>
-      <w:r>
-        <w:t>Ključna značajka ovog okruženja</w:t>
-      </w:r>
-      <w:r>
-        <w:t xml:space="preserve"> je njegov integrirani uređivač koda, koji pruža napredne alate posebno prilagođene za pisanje i optimizaciju programskog koda. Uređivač koda dolazi s funkcionalnošću </w:t>
-      </w:r>
-      <w:r>
-        <w:rPr>
-          <w:i/>
-        </w:rPr>
-        <w:t>IntelliSense</w:t>
-      </w:r>
-      <w:r>
-        <w:t xml:space="preserve">, koja automatski dovršava kod i predlaže ispravke, značajno smanjujući mogućnost pogrešaka i ubrzavajući razvojni proces. Osim toga, </w:t>
-      </w:r>
-      <w:r>
-        <w:rPr>
-          <w:i/>
-        </w:rPr>
-        <w:t>Visual Studio</w:t>
-      </w:r>
-      <w:r>
         <w:t xml:space="preserve"> podržava refaktoriranje koda, omogućujući jednostavne promjene u strukturi koda bez utjecaja na njegovu funkcionalnost.</w:t>
       </w:r>
     </w:p>
     <w:p>
       <w:r>
-        <w:t>P</w:t>
-      </w:r>
-      <w:r>
-        <w:t xml:space="preserve">održava rad s 36 programskih jezika, uključujući popularne jezike kao što su </w:t>
+        <w:t xml:space="preserve">Podržava rad s 36 programskih jezika, uključujući popularne jezike kao što su </w:t>
       </w:r>
       <w:r>
         <w:rPr>
@@ -5109,37 +5182,118 @@
         <w:t xml:space="preserve">Community </w:t>
       </w:r>
       <w:r>
-        <w:t xml:space="preserve">verzija Visual Studija, koja je besplatna i dostupna svim korisnicima, bez obzira na veličinu ili vrstu projekta. Iako </w:t>
+        <w:t>verzija Visual Studi</w:t>
+      </w:r>
+      <w:r>
+        <w:t xml:space="preserve">a, koja je besplatna i dostupna svim korisnicima. Iako </w:t>
       </w:r>
       <w:r>
         <w:t xml:space="preserve">je </w:t>
       </w:r>
       <w:r>
-        <w:t>besplatna, Community verzija nudi impresivan set alata i funkcionalnosti, što je čini idealnim izborom za individualne programere i male timove. S obzirom na to da pruža sve ključne značajke potrebne za razvoj složenih aplikacija, a istovremeno ostaje pristupačna i jednostavna za korištenje, Visual Studio Community je pokazao kako besplatan alat može ponuditi visoku razinu profesionalnosti i efikasnosti u razvoju softvera.</w:t>
+        <w:t xml:space="preserve">besplatna, Community verzija nudi </w:t>
+      </w:r>
+      <w:r>
+        <w:t>bogat</w:t>
+      </w:r>
+      <w:r>
+        <w:t xml:space="preserve"> set alata i funkcionalnosti, što je čini idealnim izborom za individualne programere i </w:t>
+      </w:r>
+      <w:r>
+        <w:t>manje projekte</w:t>
+      </w:r>
+      <w:r>
+        <w:t>.</w:t>
       </w:r>
     </w:p>
     <w:p>
       <w:pPr>
         <w:pStyle w:val="Heading3"/>
       </w:pPr>
-      <w:bookmarkStart w:id="8" w:name="_Toc175489923"/>
+      <w:bookmarkStart w:id="10" w:name="_Toc175489923"/>
       <w:r>
         <w:t>.NET Framework</w:t>
       </w:r>
       <w:r>
         <w:t xml:space="preserve"> i C#</w:t>
       </w:r>
-      <w:bookmarkEnd w:id="8"/>
+      <w:bookmarkEnd w:id="10"/>
     </w:p>
     <w:p>
       <w:pPr>
         <w:ind w:firstLine="708"/>
       </w:pPr>
       <w:r>
-        <w:t xml:space="preserve">.NET Framework je razvojna platforma koju je stvorio Microsoft za izgradnju i pokretanje aplikacija na Windows operativnim sustavima. Kao što se može vidjeti na slici, arhitektura .NET Frameworka se sastoji od nekoliko ključnih komponenti koje omogućuju njegovu </w:t>
-      </w:r>
-      <w:r>
-        <w:t>funkcionalnost i fleksibilnost.</w:t>
+        <w:rPr>
+          <w:i/>
+        </w:rPr>
+        <w:t>.NET Framework</w:t>
+      </w:r>
+      <w:r>
+        <w:t xml:space="preserve"> je razvojna platforma koju je stvorio </w:t>
+      </w:r>
+      <w:r>
+        <w:rPr>
+          <w:i/>
+        </w:rPr>
+        <w:t>Microsoft</w:t>
+      </w:r>
+      <w:r>
+        <w:t xml:space="preserve"> za izgradnju i pokretanje aplikacija na </w:t>
+      </w:r>
+      <w:r>
+        <w:rPr>
+          <w:i/>
+        </w:rPr>
+        <w:t>Windows</w:t>
+      </w:r>
+      <w:r>
+        <w:t xml:space="preserve"> operativnim sustavima. Kao što se može vidjeti na</w:t>
+      </w:r>
+      <w:r>
+        <w:t xml:space="preserve"> </w:t>
+      </w:r>
+      <w:r>
+        <w:fldChar w:fldCharType="begin"/>
+      </w:r>
+      <w:r>
+        <w:instrText xml:space="preserve"> REF _Ref175514640 \h </w:instrText>
+      </w:r>
+      <w:r>
+        <w:fldChar w:fldCharType="separate"/>
+      </w:r>
+      <w:r>
+        <w:t xml:space="preserve">Slika </w:t>
+      </w:r>
+      <w:r>
+        <w:rPr>
+          <w:noProof/>
+        </w:rPr>
+        <w:t>3</w:t>
+      </w:r>
+      <w:r>
+        <w:noBreakHyphen/>
+      </w:r>
+      <w:r>
+        <w:rPr>
+          <w:noProof/>
+        </w:rPr>
+        <w:t>1</w:t>
+      </w:r>
+      <w:r>
+        <w:fldChar w:fldCharType="end"/>
+      </w:r>
+      <w:r>
+        <w:t xml:space="preserve">, arhitektura </w:t>
+      </w:r>
+      <w:r>
+        <w:rPr>
+          <w:i/>
+        </w:rPr>
+        <w:t>.NET Frameworka</w:t>
+      </w:r>
+      <w:r>
+        <w:t xml:space="preserve"> se sastoji od nekoliko ključnih komponenti koje omogućuju njegovu funkcionalnost i fleksibilnost.</w:t>
       </w:r>
     </w:p>
     <w:p>
@@ -5147,7 +5301,16 @@
         <w:ind w:firstLine="708"/>
       </w:pPr>
       <w:r>
-        <w:t>Najvažniji sastavni dio je Common Language Runtime (CLR), koji upravlja izvršavanjem aplikacija i osigurava njihovu stabilnost i funkcionalnost. CLR prevodi kod iz aplikacije u strojni kod razumljiv računalu, koristeći Just-In-Time (JIT) kompajler. Ova sposobnost prevođenja koda omogućava .NET-u da bude prenosiv na različite operativne sustave poput Linuxa i macOS-a putem MONO, pomoćnog sustava treće strane.</w:t>
+        <w:t xml:space="preserve">Najvažniji sastavni dio je </w:t>
+      </w:r>
+      <w:r>
+        <w:rPr>
+          <w:i/>
+        </w:rPr>
+        <w:t>Common Language Runtime (CLR)</w:t>
+      </w:r>
+      <w:r>
+        <w:t>, koji upravlja izvršavanjem aplikacija i osigurava njihovu stabilnost i funkcionalnost. CLR prevodi kod iz aplikacije u strojni kod razumljiv računalu, koristeći Just-In-Time (JIT) kompajler. Ova sposobnost prevođenja koda omogućava .NET-u da bude prenosiv na različite operativne sustave poput Linuxa i macOS-a putem MONO, pomoćnog sustava treće strane.</w:t>
       </w:r>
     </w:p>
     <w:p>
@@ -5232,63 +5395,45 @@
       <w:pPr>
         <w:pStyle w:val="Caption"/>
       </w:pPr>
-      <w:bookmarkStart w:id="9" w:name="_Toc175490649"/>
+      <w:bookmarkStart w:id="11" w:name="_Toc175490649"/>
+      <w:bookmarkStart w:id="12" w:name="_Ref175514640"/>
       <w:r>
         <w:t xml:space="preserve">Slika </w:t>
       </w:r>
-      <w:r>
-        <w:fldChar w:fldCharType="begin"/>
-      </w:r>
-      <w:r>
-        <w:instrText xml:space="preserve"> STYLEREF 1 \s </w:instrText>
-      </w:r>
-      <w:r>
-        <w:fldChar w:fldCharType="separate"/>
-      </w:r>
-      <w:r>
-        <w:rPr>
-          <w:noProof/>
-        </w:rPr>
-        <w:t>3</w:t>
-      </w:r>
-      <w:r>
-        <w:fldChar w:fldCharType="end"/>
-      </w:r>
+      <w:fldSimple w:instr=" STYLEREF 1 \s ">
+        <w:r>
+          <w:rPr>
+            <w:noProof/>
+          </w:rPr>
+          <w:t>3</w:t>
+        </w:r>
+      </w:fldSimple>
       <w:r>
         <w:noBreakHyphen/>
       </w:r>
-      <w:r>
-        <w:fldChar w:fldCharType="begin"/>
-      </w:r>
-      <w:r>
-        <w:instrText xml:space="preserve"> SEQ Slika \* ARABIC \s 1 </w:instrText>
-      </w:r>
-      <w:r>
-        <w:fldChar w:fldCharType="separate"/>
-      </w:r>
-      <w:r>
-        <w:rPr>
-          <w:noProof/>
-        </w:rPr>
-        <w:t>1</w:t>
-      </w:r>
-      <w:r>
-        <w:fldChar w:fldCharType="end"/>
-      </w:r>
+      <w:fldSimple w:instr=" SEQ Slika \* ARABIC \s 1 ">
+        <w:r>
+          <w:rPr>
+            <w:noProof/>
+          </w:rPr>
+          <w:t>1</w:t>
+        </w:r>
+      </w:fldSimple>
+      <w:bookmarkEnd w:id="12"/>
       <w:r>
         <w:t xml:space="preserve"> –Arhitektura .NET Frameworka-a</w:t>
       </w:r>
-      <w:bookmarkEnd w:id="9"/>
+      <w:bookmarkEnd w:id="11"/>
     </w:p>
     <w:p>
       <w:pPr>
         <w:pStyle w:val="Heading3"/>
       </w:pPr>
-      <w:bookmarkStart w:id="10" w:name="_Toc175489924"/>
+      <w:bookmarkStart w:id="13" w:name="_Toc175489924"/>
       <w:r>
         <w:t>Windows Forms</w:t>
       </w:r>
-      <w:bookmarkEnd w:id="10"/>
+      <w:bookmarkEnd w:id="13"/>
     </w:p>
     <w:p>
       <w:pPr>
@@ -5346,11 +5491,11 @@
       <w:pPr>
         <w:pStyle w:val="Heading2"/>
       </w:pPr>
-      <w:bookmarkStart w:id="11" w:name="_Toc175489925"/>
+      <w:bookmarkStart w:id="14" w:name="_Toc175489925"/>
       <w:r>
         <w:t>Tehnologije za izradu baze podataka</w:t>
       </w:r>
-      <w:bookmarkEnd w:id="11"/>
+      <w:bookmarkEnd w:id="14"/>
     </w:p>
     <w:p>
       <w:pPr>
@@ -5394,87 +5539,76 @@
         <w:rPr>
           <w:i/>
         </w:rPr>
-        <w:t xml:space="preserve">Microsoft </w:t>
-      </w:r>
+        <w:t>Microsoft SQL Server</w:t>
+      </w:r>
+      <w:r>
+        <w:t>, relacijska baza podataka koja omogućava strukturirano pohranjivanje i upravljanje podacima. Baze podataka su ključne za organiziranje i brzo upravljanje informacijama, što ih čini neophodnim za mnoge moderne aplikacije.</w:t>
+      </w:r>
+    </w:p>
+    <w:p>
+      <w:pPr>
+        <w:pStyle w:val="Heading3"/>
+      </w:pPr>
+      <w:bookmarkStart w:id="15" w:name="_Toc175489926"/>
+      <w:r>
+        <w:t>SQL</w:t>
+      </w:r>
+      <w:bookmarkEnd w:id="15"/>
+    </w:p>
+    <w:p>
       <w:r>
         <w:rPr>
           <w:i/>
         </w:rPr>
-        <w:t>SQL Server</w:t>
-      </w:r>
-      <w:r>
-        <w:t>, relacijska baza podataka koja omogućava strukturirano pohranjivanje i upravljanje podacima. Baze podataka su ključne za organiziranje i brzo upravljanje informacijama, što ih čini neophod</w:t>
-      </w:r>
-      <w:r>
-        <w:t>nim za mnoge moderne aplikacije.</w:t>
-      </w:r>
-    </w:p>
+        <w:t>SQL (Structured Query Language)</w:t>
+      </w:r>
+      <w:r>
+        <w:t xml:space="preserve"> je standardni jezik za upravljanje i rad s relacijskim bazama podataka. Koristi se za definiranje, manipulaciju i pretraživanje podataka pohranjenih u bazama podataka. </w:t>
+      </w:r>
+      <w:r>
+        <w:rPr>
+          <w:i/>
+        </w:rPr>
+        <w:t xml:space="preserve">SQL </w:t>
+      </w:r>
+      <w:r>
+        <w:t xml:space="preserve">omogućuje </w:t>
+      </w:r>
+      <w:r>
+        <w:t xml:space="preserve">programerima </w:t>
+      </w:r>
+      <w:r>
+        <w:t>da kreiraju, ažuriraju i brišu baze podataka te da pišu upite za dohvaćanje specifičnih informacija iz tablica podataka.</w:t>
+      </w:r>
+    </w:p>
+    <w:p/>
     <w:p>
       <w:pPr>
         <w:pStyle w:val="Heading3"/>
       </w:pPr>
-      <w:bookmarkStart w:id="12" w:name="_Toc175489926"/>
-      <w:r>
-        <w:t>SQL</w:t>
-      </w:r>
-      <w:bookmarkEnd w:id="12"/>
-    </w:p>
-    <w:p>
-      <w:r>
-        <w:rPr>
-          <w:i/>
-        </w:rPr>
-        <w:t>SQL (Structured Query Language)</w:t>
-      </w:r>
-      <w:r>
-        <w:t xml:space="preserve"> je standardni jezik za upravljanje i rad s relacijskim bazama podataka. Koristi se za definiranje, manipulaciju i pretraživanje podataka pohranjenih u bazama podataka. </w:t>
-      </w:r>
-      <w:r>
-        <w:rPr>
-          <w:i/>
-        </w:rPr>
-        <w:t xml:space="preserve">SQL </w:t>
-      </w:r>
-      <w:r>
-        <w:t xml:space="preserve">omogućuje </w:t>
-      </w:r>
-      <w:r>
-        <w:t xml:space="preserve">programerima </w:t>
-      </w:r>
-      <w:bookmarkStart w:id="13" w:name="_GoBack"/>
-      <w:bookmarkEnd w:id="13"/>
-      <w:r>
-        <w:t>da kreiraju, ažuriraju i brišu baze podataka te da pišu upite za dohvaćanje specifičnih informacija iz tablica podataka.</w:t>
-      </w:r>
+      <w:bookmarkStart w:id="16" w:name="_Toc175489927"/>
+      <w:r>
+        <w:t>Microsoft SQL Server</w:t>
+      </w:r>
+      <w:bookmarkEnd w:id="16"/>
     </w:p>
     <w:p/>
     <w:p>
-      <w:pPr>
-        <w:pStyle w:val="Heading3"/>
-      </w:pPr>
-      <w:bookmarkStart w:id="14" w:name="_Toc175489927"/>
-      <w:r>
-        <w:t>Microsoft SQL Server</w:t>
-      </w:r>
-      <w:bookmarkEnd w:id="14"/>
+      <w:r>
+        <w:t>.</w:t>
+      </w:r>
     </w:p>
     <w:p/>
     <w:p>
-      <w:r>
-        <w:t>.</w:t>
-      </w:r>
-    </w:p>
-    <w:p/>
-    <w:p>
       <w:pPr>
         <w:pStyle w:val="Heading1"/>
       </w:pPr>
-      <w:bookmarkStart w:id="15" w:name="_Toc175489928"/>
+      <w:bookmarkStart w:id="17" w:name="_Toc175489928"/>
       <w:r>
         <w:lastRenderedPageBreak/>
         <w:t>ARHITEKTURA APLIKACIJE</w:t>
       </w:r>
-      <w:bookmarkEnd w:id="15"/>
+      <w:bookmarkEnd w:id="17"/>
     </w:p>
     <w:p>
       <w:pPr>
@@ -5505,11 +5639,11 @@
       <w:pPr>
         <w:pStyle w:val="Heading2"/>
       </w:pPr>
-      <w:bookmarkStart w:id="16" w:name="_Toc175489929"/>
+      <w:bookmarkStart w:id="18" w:name="_Toc175489929"/>
       <w:r>
         <w:t>Windows Forms</w:t>
       </w:r>
-      <w:bookmarkEnd w:id="16"/>
+      <w:bookmarkEnd w:id="18"/>
     </w:p>
     <w:p>
       <w:r>
@@ -5523,17 +5657,17 @@
       <w:pPr>
         <w:pStyle w:val="Heading2"/>
       </w:pPr>
-      <w:bookmarkStart w:id="17" w:name="_Toc175489930"/>
+      <w:bookmarkStart w:id="19" w:name="_Toc175489930"/>
       <w:r>
         <w:t>SQL Server baza podataka</w:t>
       </w:r>
-      <w:bookmarkEnd w:id="17"/>
+      <w:bookmarkEnd w:id="19"/>
     </w:p>
     <w:p>
       <w:pPr>
         <w:pStyle w:val="Caption"/>
       </w:pPr>
-      <w:bookmarkStart w:id="18" w:name="_Toc161996528"/>
+      <w:bookmarkStart w:id="20" w:name="_Toc161996528"/>
       <w:r>
         <w:t xml:space="preserve">Tablica </w:t>
       </w:r>
@@ -5606,7 +5740,7 @@
       <w:r>
         <w:t xml:space="preserve"> (FESB)</w:t>
       </w:r>
-      <w:bookmarkEnd w:id="18"/>
+      <w:bookmarkEnd w:id="20"/>
     </w:p>
     <w:tbl>
       <w:tblPr>
@@ -6602,7 +6736,7 @@
       <w:pPr>
         <w:pStyle w:val="Caption"/>
       </w:pPr>
-      <w:bookmarkStart w:id="19" w:name="_Toc161996529"/>
+      <w:bookmarkStart w:id="21" w:name="_Toc161996529"/>
       <w:r>
         <w:t xml:space="preserve">Tablica </w:t>
       </w:r>
@@ -6654,7 +6788,7 @@
       <w:r>
         <w:t>Bitna ili nebitna pitanja za komunikaciju</w:t>
       </w:r>
-      <w:bookmarkEnd w:id="19"/>
+      <w:bookmarkEnd w:id="21"/>
     </w:p>
     <w:tbl>
       <w:tblPr>
@@ -7093,22 +7227,22 @@
       <w:pPr>
         <w:pStyle w:val="Heading1"/>
       </w:pPr>
-      <w:bookmarkStart w:id="20" w:name="_Toc175489931"/>
+      <w:bookmarkStart w:id="22" w:name="_Toc175489931"/>
       <w:r>
         <w:lastRenderedPageBreak/>
         <w:t>PRINCIP RADA APLIKACIJE</w:t>
       </w:r>
-      <w:bookmarkEnd w:id="20"/>
+      <w:bookmarkEnd w:id="22"/>
     </w:p>
     <w:p>
       <w:pPr>
         <w:pStyle w:val="Heading2"/>
       </w:pPr>
-      <w:bookmarkStart w:id="21" w:name="_Toc175489932"/>
+      <w:bookmarkStart w:id="23" w:name="_Toc175489932"/>
       <w:r>
         <w:t>Opis funkcionlanost aplikacije</w:t>
       </w:r>
-      <w:bookmarkEnd w:id="21"/>
+      <w:bookmarkEnd w:id="23"/>
     </w:p>
     <w:p>
       <w:r>
@@ -7207,11 +7341,11 @@
       <w:pPr>
         <w:pStyle w:val="Heading2"/>
       </w:pPr>
-      <w:bookmarkStart w:id="22" w:name="_Toc175489933"/>
+      <w:bookmarkStart w:id="24" w:name="_Toc175489933"/>
       <w:r>
         <w:t>Forma za prijavu u sustav</w:t>
       </w:r>
-      <w:bookmarkEnd w:id="22"/>
+      <w:bookmarkEnd w:id="24"/>
     </w:p>
     <w:p>
       <w:r>
@@ -7275,49 +7409,29 @@
       <w:pPr>
         <w:pStyle w:val="Caption"/>
       </w:pPr>
-      <w:bookmarkStart w:id="23" w:name="_Toc175490650"/>
+      <w:bookmarkStart w:id="25" w:name="_Toc175490650"/>
       <w:r>
         <w:t xml:space="preserve">Slika </w:t>
       </w:r>
-      <w:r>
-        <w:fldChar w:fldCharType="begin"/>
-      </w:r>
-      <w:r>
-        <w:instrText xml:space="preserve"> STYLEREF 1 \s </w:instrText>
-      </w:r>
-      <w:r>
-        <w:fldChar w:fldCharType="separate"/>
-      </w:r>
-      <w:r>
-        <w:rPr>
-          <w:noProof/>
-        </w:rPr>
-        <w:t>5</w:t>
-      </w:r>
-      <w:r>
-        <w:fldChar w:fldCharType="end"/>
-      </w:r>
+      <w:fldSimple w:instr=" STYLEREF 1 \s ">
+        <w:r>
+          <w:rPr>
+            <w:noProof/>
+          </w:rPr>
+          <w:t>5</w:t>
+        </w:r>
+      </w:fldSimple>
       <w:r>
         <w:noBreakHyphen/>
       </w:r>
-      <w:r>
-        <w:fldChar w:fldCharType="begin"/>
-      </w:r>
-      <w:r>
-        <w:instrText xml:space="preserve"> SEQ Slika \* ARABIC \s 1 </w:instrText>
-      </w:r>
-      <w:r>
-        <w:fldChar w:fldCharType="separate"/>
-      </w:r>
-      <w:r>
-        <w:rPr>
-          <w:noProof/>
-        </w:rPr>
-        <w:t>1</w:t>
-      </w:r>
-      <w:r>
-        <w:fldChar w:fldCharType="end"/>
-      </w:r>
+      <w:fldSimple w:instr=" SEQ Slika \* ARABIC \s 1 ">
+        <w:r>
+          <w:rPr>
+            <w:noProof/>
+          </w:rPr>
+          <w:t>1</w:t>
+        </w:r>
+      </w:fldSimple>
       <w:r>
         <w:t xml:space="preserve"> </w:t>
       </w:r>
@@ -7330,7 +7444,7 @@
       <w:r>
         <w:t>]</w:t>
       </w:r>
-      <w:bookmarkEnd w:id="23"/>
+      <w:bookmarkEnd w:id="25"/>
     </w:p>
     <w:p>
       <w:r>
@@ -7399,49 +7513,29 @@
       <w:pPr>
         <w:pStyle w:val="Caption"/>
       </w:pPr>
-      <w:bookmarkStart w:id="24" w:name="_Toc175490651"/>
+      <w:bookmarkStart w:id="26" w:name="_Toc175490651"/>
       <w:r>
         <w:t xml:space="preserve">Slika </w:t>
       </w:r>
-      <w:r>
-        <w:fldChar w:fldCharType="begin"/>
-      </w:r>
-      <w:r>
-        <w:instrText xml:space="preserve"> STYLEREF 1 \s </w:instrText>
-      </w:r>
-      <w:r>
-        <w:fldChar w:fldCharType="separate"/>
-      </w:r>
-      <w:r>
-        <w:rPr>
-          <w:noProof/>
-        </w:rPr>
-        <w:t>5</w:t>
-      </w:r>
-      <w:r>
-        <w:fldChar w:fldCharType="end"/>
-      </w:r>
+      <w:fldSimple w:instr=" STYLEREF 1 \s ">
+        <w:r>
+          <w:rPr>
+            <w:noProof/>
+          </w:rPr>
+          <w:t>5</w:t>
+        </w:r>
+      </w:fldSimple>
       <w:r>
         <w:noBreakHyphen/>
       </w:r>
-      <w:r>
-        <w:fldChar w:fldCharType="begin"/>
-      </w:r>
-      <w:r>
-        <w:instrText xml:space="preserve"> SEQ Slika \* ARABIC \s 1 </w:instrText>
-      </w:r>
-      <w:r>
-        <w:fldChar w:fldCharType="separate"/>
-      </w:r>
-      <w:r>
-        <w:rPr>
-          <w:noProof/>
-        </w:rPr>
-        <w:t>2</w:t>
-      </w:r>
-      <w:r>
-        <w:fldChar w:fldCharType="end"/>
-      </w:r>
+      <w:fldSimple w:instr=" SEQ Slika \* ARABIC \s 1 ">
+        <w:r>
+          <w:rPr>
+            <w:noProof/>
+          </w:rPr>
+          <w:t>2</w:t>
+        </w:r>
+      </w:fldSimple>
       <w:r>
         <w:t xml:space="preserve"> </w:t>
       </w:r>
@@ -7451,7 +7545,7 @@
       <w:r>
         <w:t>[7]</w:t>
       </w:r>
-      <w:bookmarkEnd w:id="24"/>
+      <w:bookmarkEnd w:id="26"/>
     </w:p>
     <w:p>
       <w:r>
@@ -7535,21 +7629,21 @@
       <w:pPr>
         <w:pStyle w:val="Heading2"/>
       </w:pPr>
-      <w:bookmarkStart w:id="25" w:name="_Toc175489934"/>
+      <w:bookmarkStart w:id="27" w:name="_Toc175489934"/>
       <w:r>
         <w:t>Forma za praćenje soba i tipova soba</w:t>
       </w:r>
-      <w:bookmarkEnd w:id="25"/>
+      <w:bookmarkEnd w:id="27"/>
     </w:p>
     <w:p>
       <w:pPr>
         <w:pStyle w:val="Heading2"/>
       </w:pPr>
-      <w:bookmarkStart w:id="26" w:name="_Toc175489935"/>
+      <w:bookmarkStart w:id="28" w:name="_Toc175489935"/>
       <w:r>
         <w:t>Forma za upravljanje rezervacijama</w:t>
       </w:r>
-      <w:bookmarkEnd w:id="26"/>
+      <w:bookmarkEnd w:id="28"/>
     </w:p>
     <w:p>
       <w:r>
@@ -7581,53 +7675,33 @@
       <w:pPr>
         <w:pStyle w:val="Caption"/>
       </w:pPr>
-      <w:bookmarkStart w:id="27" w:name="_Toc175490652"/>
+      <w:bookmarkStart w:id="29" w:name="_Toc175490652"/>
       <w:r>
         <w:t xml:space="preserve">Slika </w:t>
       </w:r>
-      <w:r>
-        <w:fldChar w:fldCharType="begin"/>
-      </w:r>
-      <w:r>
-        <w:instrText xml:space="preserve"> STYLEREF 1 \s </w:instrText>
-      </w:r>
-      <w:r>
-        <w:fldChar w:fldCharType="separate"/>
-      </w:r>
-      <w:r>
-        <w:rPr>
-          <w:noProof/>
-        </w:rPr>
-        <w:t>5</w:t>
-      </w:r>
-      <w:r>
-        <w:fldChar w:fldCharType="end"/>
-      </w:r>
+      <w:fldSimple w:instr=" STYLEREF 1 \s ">
+        <w:r>
+          <w:rPr>
+            <w:noProof/>
+          </w:rPr>
+          <w:t>5</w:t>
+        </w:r>
+      </w:fldSimple>
       <w:r>
         <w:noBreakHyphen/>
       </w:r>
-      <w:r>
-        <w:fldChar w:fldCharType="begin"/>
-      </w:r>
-      <w:r>
-        <w:instrText xml:space="preserve"> SEQ Slika \* ARABIC \s 1 </w:instrText>
-      </w:r>
-      <w:r>
-        <w:fldChar w:fldCharType="separate"/>
-      </w:r>
-      <w:r>
-        <w:rPr>
-          <w:noProof/>
-        </w:rPr>
-        <w:t>3</w:t>
-      </w:r>
-      <w:r>
-        <w:fldChar w:fldCharType="end"/>
-      </w:r>
+      <w:fldSimple w:instr=" SEQ Slika \* ARABIC \s 1 ">
+        <w:r>
+          <w:rPr>
+            <w:noProof/>
+          </w:rPr>
+          <w:t>3</w:t>
+        </w:r>
+      </w:fldSimple>
       <w:r>
         <w:t xml:space="preserve"> Konfiguriranje labele za slike</w:t>
       </w:r>
-      <w:bookmarkEnd w:id="27"/>
+      <w:bookmarkEnd w:id="29"/>
     </w:p>
     <w:p>
       <w:r>
@@ -7700,7 +7774,7 @@
       <w:pPr>
         <w:pStyle w:val="Caption"/>
       </w:pPr>
-      <w:bookmarkStart w:id="28" w:name="_Toc161996532"/>
+      <w:bookmarkStart w:id="30" w:name="_Toc161996532"/>
       <w:r>
         <w:t xml:space="preserve">Kod </w:t>
       </w:r>
@@ -7752,7 +7826,7 @@
       <w:r>
         <w:t xml:space="preserve"> Primjer modela u WCF servisu</w:t>
       </w:r>
-      <w:bookmarkEnd w:id="28"/>
+      <w:bookmarkEnd w:id="30"/>
     </w:p>
     <w:p>
       <w:r>
@@ -7773,35 +7847,35 @@
       <w:pPr>
         <w:pStyle w:val="Heading2"/>
       </w:pPr>
-      <w:bookmarkStart w:id="29" w:name="_Toc175489936"/>
+      <w:bookmarkStart w:id="31" w:name="_Toc175489936"/>
       <w:r>
         <w:t>Forma za evidenciju gostiju</w:t>
       </w:r>
-      <w:bookmarkEnd w:id="29"/>
+      <w:bookmarkEnd w:id="31"/>
     </w:p>
     <w:p/>
     <w:p>
       <w:pPr>
         <w:pStyle w:val="Heading1"/>
       </w:pPr>
-      <w:bookmarkStart w:id="30" w:name="_Toc175489937"/>
+      <w:bookmarkStart w:id="32" w:name="_Toc175489937"/>
       <w:r>
         <w:lastRenderedPageBreak/>
         <w:t>DETALJI IMPLEMENTACIJE FORMI</w:t>
       </w:r>
-      <w:bookmarkEnd w:id="30"/>
+      <w:bookmarkEnd w:id="32"/>
     </w:p>
     <w:p/>
     <w:p>
       <w:pPr>
         <w:pStyle w:val="Heading1"/>
       </w:pPr>
-      <w:bookmarkStart w:id="31" w:name="_Toc175489938"/>
+      <w:bookmarkStart w:id="33" w:name="_Toc175489938"/>
       <w:r>
         <w:lastRenderedPageBreak/>
         <w:t>ZAKLJUČAK</w:t>
       </w:r>
-      <w:bookmarkEnd w:id="31"/>
+      <w:bookmarkEnd w:id="33"/>
     </w:p>
     <w:p>
       <w:r>
@@ -7827,12 +7901,12 @@
       <w:pPr>
         <w:pStyle w:val="Prilog1"/>
       </w:pPr>
-      <w:bookmarkStart w:id="32" w:name="_Toc175489939"/>
+      <w:bookmarkStart w:id="34" w:name="_Toc175489939"/>
       <w:r>
         <w:lastRenderedPageBreak/>
         <w:t>LITERATURA</w:t>
       </w:r>
-      <w:bookmarkEnd w:id="32"/>
+      <w:bookmarkEnd w:id="34"/>
     </w:p>
     <w:p>
       <w:pPr>
@@ -7845,15 +7919,15 @@
           <w:color w:val="000000" w:themeColor="text1"/>
         </w:rPr>
       </w:pPr>
-      <w:bookmarkStart w:id="33" w:name="_Ref527066917"/>
-      <w:bookmarkStart w:id="34" w:name="_Ref175485670"/>
+      <w:bookmarkStart w:id="35" w:name="_Ref527066917"/>
+      <w:bookmarkStart w:id="36" w:name="_Ref175485670"/>
       <w:r>
         <w:rPr>
           <w:color w:val="000000" w:themeColor="text1"/>
         </w:rPr>
         <w:t xml:space="preserve">Animated: Most Popular Desktop Operating Systems Since 2003 s Interneta: </w:t>
       </w:r>
-      <w:bookmarkEnd w:id="33"/>
+      <w:bookmarkEnd w:id="35"/>
       <w:r>
         <w:rPr>
           <w:color w:val="000000" w:themeColor="text1"/>
@@ -7870,15 +7944,9 @@
         <w:rPr>
           <w:color w:val="000000" w:themeColor="text1"/>
         </w:rPr>
-        <w:t>zadnji pristup: 25.08.2024</w:t>
-      </w:r>
-      <w:r>
-        <w:rPr>
-          <w:color w:val="000000" w:themeColor="text1"/>
-        </w:rPr>
-        <w:t>.</w:t>
-      </w:r>
-      <w:bookmarkEnd w:id="34"/>
+        <w:t>zadnji pristup: 25.08.2024.</w:t>
+      </w:r>
+      <w:bookmarkEnd w:id="36"/>
     </w:p>
     <w:p>
       <w:pPr>
@@ -7891,37 +7959,31 @@
           <w:color w:val="000000" w:themeColor="text1"/>
         </w:rPr>
       </w:pPr>
-      <w:bookmarkStart w:id="35" w:name="_Ref526806254"/>
-      <w:bookmarkStart w:id="36" w:name="_Ref536624473"/>
-      <w:bookmarkStart w:id="37" w:name="_Ref527059161"/>
-      <w:bookmarkStart w:id="38" w:name="_Ref175490935"/>
+      <w:bookmarkStart w:id="37" w:name="_Ref175490935"/>
+      <w:bookmarkStart w:id="38" w:name="_Ref526806254"/>
+      <w:bookmarkStart w:id="39" w:name="_Ref536624473"/>
+      <w:bookmarkStart w:id="40" w:name="_Ref527059161"/>
       <w:r>
         <w:rPr>
           <w:color w:val="000000" w:themeColor="text1"/>
         </w:rPr>
-        <w:t>Architecture of .NET Framework</w:t>
-      </w:r>
+        <w:t xml:space="preserve">Architecture of .NET Framework s Interneta: </w:t>
+      </w:r>
+      <w:hyperlink r:id="rId15" w:history="1">
+        <w:r>
+          <w:rPr>
+            <w:rStyle w:val="Hyperlink"/>
+          </w:rPr>
+          <w:t>https://dotnet.microsoft.com/en-us/learn/dotnet/what-is-dotnet-framework</w:t>
+        </w:r>
+      </w:hyperlink>
       <w:r>
         <w:rPr>
           <w:color w:val="000000" w:themeColor="text1"/>
         </w:rPr>
-        <w:t xml:space="preserve"> s Interneta: </w:t>
-      </w:r>
-      <w:hyperlink r:id="rId15" w:history="1">
-        <w:r>
-          <w:rPr>
-            <w:rStyle w:val="Hyperlink"/>
-          </w:rPr>
-          <w:t>https://dotnet.microsoft.com/en-us/learn/dotnet/what-is-dotnet-framework</w:t>
-        </w:r>
-      </w:hyperlink>
-      <w:r>
-        <w:rPr>
-          <w:color w:val="000000" w:themeColor="text1"/>
-        </w:rPr>
         <w:t>,zadnji pristup: 25.08.2024</w:t>
       </w:r>
-      <w:bookmarkEnd w:id="38"/>
+      <w:bookmarkEnd w:id="37"/>
     </w:p>
     <w:p>
       <w:pPr>
@@ -7954,8 +8016,8 @@
         </w:rPr>
         <w:t>, Springer, ISBN 978-3-642-55270-0, Berlin</w:t>
       </w:r>
-      <w:bookmarkEnd w:id="35"/>
-      <w:bookmarkEnd w:id="36"/>
+      <w:bookmarkEnd w:id="38"/>
+      <w:bookmarkEnd w:id="39"/>
       <w:r>
         <w:rPr>
           <w:color w:val="000000" w:themeColor="text1"/>
@@ -7971,7 +8033,7 @@
           <w:color w:val="000000" w:themeColor="text1"/>
         </w:rPr>
       </w:pPr>
-      <w:bookmarkStart w:id="39" w:name="_Ref526805062"/>
+      <w:bookmarkStart w:id="41" w:name="_Ref526805062"/>
       <w:r>
         <w:rPr>
           <w:color w:val="000000" w:themeColor="text1"/>
@@ -7991,7 +8053,7 @@
         </w:rPr>
         <w:t xml:space="preserve"> Springer, ISBN 978-3-642-29575-1, Berlin</w:t>
       </w:r>
-      <w:bookmarkEnd w:id="39"/>
+      <w:bookmarkEnd w:id="41"/>
     </w:p>
     <w:p>
       <w:pPr>
@@ -8005,15 +8067,15 @@
           <w:color w:val="000000" w:themeColor="text1"/>
         </w:rPr>
       </w:pPr>
-      <w:bookmarkStart w:id="40" w:name="_Ref1814953"/>
+      <w:bookmarkStart w:id="42" w:name="_Ref1814953"/>
       <w:r>
         <w:rPr>
           <w:color w:val="000000" w:themeColor="text1"/>
         </w:rPr>
         <w:t>Hadži-Milosavljević, D. &amp; Aničić N. (2016). Primena memorijske baze podataka u funkciji izveštavanja bankarskog informacionog sistema, Beograd</w:t>
       </w:r>
-      <w:bookmarkEnd w:id="37"/>
       <w:bookmarkEnd w:id="40"/>
+      <w:bookmarkEnd w:id="42"/>
     </w:p>
     <w:p>
       <w:pPr>
@@ -8027,7 +8089,7 @@
           <w:color w:val="000000" w:themeColor="text1"/>
         </w:rPr>
       </w:pPr>
-      <w:bookmarkStart w:id="41" w:name="_Ref528701074"/>
+      <w:bookmarkStart w:id="43" w:name="_Ref528701074"/>
       <w:r>
         <w:rPr>
           <w:color w:val="000000" w:themeColor="text1"/>
@@ -8042,7 +8104,7 @@
           <w:t>http://pages.cs.wisc.edu/~jhuang/qual/main-memory-db-overview.pdf</w:t>
         </w:r>
       </w:hyperlink>
-      <w:bookmarkEnd w:id="41"/>
+      <w:bookmarkEnd w:id="43"/>
       <w:r>
         <w:rPr>
           <w:color w:val="000000" w:themeColor="text1"/>
@@ -8062,7 +8124,7 @@
           <w:color w:val="000000" w:themeColor="text1"/>
         </w:rPr>
       </w:pPr>
-      <w:bookmarkStart w:id="42" w:name="_Ref526939035"/>
+      <w:bookmarkStart w:id="44" w:name="_Ref526939035"/>
       <w:r>
         <w:rPr>
           <w:color w:val="000000" w:themeColor="text1"/>
@@ -8077,7 +8139,7 @@
           <w:t>https://www.vutbr.cz/www_base/zav_prace_soubor_verejne.php?file_id=119199</w:t>
         </w:r>
       </w:hyperlink>
-      <w:bookmarkEnd w:id="42"/>
+      <w:bookmarkEnd w:id="44"/>
       <w:r>
         <w:rPr>
           <w:color w:val="000000" w:themeColor="text1"/>
@@ -8097,7 +8159,7 @@
           <w:color w:val="000000" w:themeColor="text1"/>
         </w:rPr>
       </w:pPr>
-      <w:bookmarkStart w:id="43" w:name="_Ref535683448"/>
+      <w:bookmarkStart w:id="45" w:name="_Ref535683448"/>
       <w:r>
         <w:rPr>
           <w:color w:val="000000" w:themeColor="text1"/>
@@ -8112,7 +8174,7 @@
           <w:t>https://docs.microsoft.com/en-us/sql/relational-databases/in-memory-oltp</w:t>
         </w:r>
       </w:hyperlink>
-      <w:bookmarkEnd w:id="43"/>
+      <w:bookmarkEnd w:id="45"/>
       <w:r>
         <w:rPr>
           <w:color w:val="000000" w:themeColor="text1"/>
@@ -8132,14 +8194,14 @@
           <w:color w:val="000000" w:themeColor="text1"/>
         </w:rPr>
       </w:pPr>
-      <w:bookmarkStart w:id="44" w:name="_Ref526948466"/>
+      <w:bookmarkStart w:id="46" w:name="_Ref526948466"/>
       <w:r>
         <w:rPr>
           <w:color w:val="000000" w:themeColor="text1"/>
         </w:rPr>
         <w:t>Zorman, T. (2016). Prehod na bazo podatkov v pomninilku – študija primera SAP HANA, Kranj</w:t>
       </w:r>
-      <w:bookmarkEnd w:id="44"/>
+      <w:bookmarkEnd w:id="46"/>
       <w:r>
         <w:rPr>
           <w:color w:val="000000" w:themeColor="text1"/>
@@ -8159,7 +8221,7 @@
           <w:color w:val="000000" w:themeColor="text1"/>
         </w:rPr>
       </w:pPr>
-      <w:bookmarkStart w:id="45" w:name="_Ref528253687"/>
+      <w:bookmarkStart w:id="47" w:name="_Ref528253687"/>
       <w:r>
         <w:rPr>
           <w:color w:val="000000" w:themeColor="text1"/>
@@ -8174,7 +8236,7 @@
           <w:t>https://tspace.library.utoronto.ca/bitstream/1807/70493/1/Lu_Wen_J_201511_MAS_thesis.pdf</w:t>
         </w:r>
       </w:hyperlink>
-      <w:bookmarkEnd w:id="45"/>
+      <w:bookmarkEnd w:id="47"/>
       <w:r>
         <w:rPr>
           <w:color w:val="000000" w:themeColor="text1"/>
@@ -8200,18 +8262,18 @@
       <w:pPr>
         <w:pStyle w:val="Prilog1"/>
       </w:pPr>
-      <w:bookmarkStart w:id="46" w:name="_Toc175489940"/>
+      <w:bookmarkStart w:id="48" w:name="_Toc175489940"/>
       <w:r>
         <w:lastRenderedPageBreak/>
         <w:t>PRILOZI</w:t>
       </w:r>
-      <w:bookmarkEnd w:id="46"/>
+      <w:bookmarkEnd w:id="48"/>
     </w:p>
     <w:p>
       <w:pPr>
         <w:pStyle w:val="Prilog2"/>
       </w:pPr>
-      <w:bookmarkStart w:id="47" w:name="_Toc175489941"/>
+      <w:bookmarkStart w:id="49" w:name="_Toc175489941"/>
       <w:r>
         <w:t>Kazalo slika</w:t>
       </w:r>
@@ -8224,17 +8286,17 @@
       <w:r>
         <w:t xml:space="preserve"> i kodova</w:t>
       </w:r>
-      <w:bookmarkEnd w:id="47"/>
+      <w:bookmarkEnd w:id="49"/>
     </w:p>
     <w:p>
       <w:pPr>
         <w:pStyle w:val="Prilog3"/>
       </w:pPr>
-      <w:bookmarkStart w:id="48" w:name="_Toc175489942"/>
+      <w:bookmarkStart w:id="50" w:name="_Toc175489942"/>
       <w:r>
         <w:t>Kazalo slika</w:t>
       </w:r>
-      <w:bookmarkEnd w:id="48"/>
+      <w:bookmarkEnd w:id="50"/>
     </w:p>
     <w:p>
       <w:pPr>
@@ -8337,21 +8399,7 @@
             <w:rStyle w:val="Hyperlink"/>
             <w:noProof/>
           </w:rPr>
-          <w:t>Slika 2 –Arhit</w:t>
-        </w:r>
-        <w:r>
-          <w:rPr>
-            <w:rStyle w:val="Hyperlink"/>
-            <w:noProof/>
-          </w:rPr>
-          <w:t>e</w:t>
-        </w:r>
-        <w:r>
-          <w:rPr>
-            <w:rStyle w:val="Hyperlink"/>
-            <w:noProof/>
-          </w:rPr>
-          <w:t>ktura .NET Frameworka-a</w:t>
+          <w:t>Slika 2 –Arhitektura .NET Frameworka-a</w:t>
         </w:r>
         <w:r>
           <w:rPr>
@@ -8652,11 +8700,11 @@
       <w:pPr>
         <w:pStyle w:val="Prilog3"/>
       </w:pPr>
-      <w:bookmarkStart w:id="49" w:name="_Toc175489943"/>
+      <w:bookmarkStart w:id="51" w:name="_Toc175489943"/>
       <w:r>
         <w:t>Kazalo tablica</w:t>
       </w:r>
-      <w:bookmarkEnd w:id="49"/>
+      <w:bookmarkEnd w:id="51"/>
     </w:p>
     <w:p>
       <w:pPr>
@@ -8996,14 +9044,14 @@
       <w:pPr>
         <w:pStyle w:val="Prilog3"/>
       </w:pPr>
-      <w:bookmarkStart w:id="50" w:name="_Toc175489944"/>
+      <w:bookmarkStart w:id="52" w:name="_Toc175489944"/>
       <w:r>
         <w:t xml:space="preserve">Kazalo </w:t>
       </w:r>
       <w:r>
         <w:t>kodova</w:t>
       </w:r>
-      <w:bookmarkEnd w:id="50"/>
+      <w:bookmarkEnd w:id="52"/>
     </w:p>
     <w:p>
       <w:pPr>
@@ -9103,11 +9151,11 @@
       <w:pPr>
         <w:pStyle w:val="Prilog2"/>
       </w:pPr>
-      <w:bookmarkStart w:id="51" w:name="_Toc175489945"/>
+      <w:bookmarkStart w:id="53" w:name="_Toc175489945"/>
       <w:r>
         <w:t>Popis oznaka i kratica</w:t>
       </w:r>
-      <w:bookmarkEnd w:id="51"/>
+      <w:bookmarkEnd w:id="53"/>
     </w:p>
     <w:p>
       <w:r>
@@ -9120,10 +9168,7 @@
         <w:tab/>
       </w:r>
       <w:r>
-        <w:t xml:space="preserve">engl. </w:t>
-      </w:r>
-      <w:r>
-        <w:t>Integrated development environment</w:t>
+        <w:t>engl. Integrated development environment</w:t>
       </w:r>
     </w:p>
     <w:p>
@@ -9142,13 +9187,18 @@
     </w:p>
     <w:p>
       <w:r>
-        <w:t>SE-CMM</w:t>
+        <w:t>CLR</w:t>
       </w:r>
       <w:r>
         <w:tab/>
       </w:r>
       <w:r>
-        <w:t>System Engineering Capability Maturity Model</w:t>
+        <w:tab/>
+      </w:r>
+      <w:bookmarkStart w:id="54" w:name="_GoBack"/>
+      <w:bookmarkEnd w:id="54"/>
+      <w:r>
+        <w:t>Common Language Runtime</w:t>
       </w:r>
     </w:p>
     <w:p/>
@@ -9156,24 +9206,24 @@
       <w:pPr>
         <w:pStyle w:val="Prilog2"/>
       </w:pPr>
-      <w:bookmarkStart w:id="52" w:name="_Toc175489946"/>
+      <w:bookmarkStart w:id="55" w:name="_Toc175489946"/>
       <w:r>
         <w:t>Ostali prilozi i dokumentacija</w:t>
       </w:r>
-      <w:bookmarkEnd w:id="52"/>
+      <w:bookmarkEnd w:id="55"/>
     </w:p>
     <w:p>
       <w:pPr>
         <w:pStyle w:val="Prilog3"/>
       </w:pPr>
-      <w:bookmarkStart w:id="53" w:name="_Toc175489947"/>
+      <w:bookmarkStart w:id="56" w:name="_Toc175489947"/>
       <w:r>
         <w:t xml:space="preserve">Kazalo </w:t>
       </w:r>
       <w:r>
         <w:t>profesorovih napomena</w:t>
       </w:r>
-      <w:bookmarkEnd w:id="53"/>
+      <w:bookmarkEnd w:id="56"/>
     </w:p>
     <w:p>
       <w:pPr>
@@ -9554,11 +9604,11 @@
       <w:pPr>
         <w:pStyle w:val="Prilog3"/>
       </w:pPr>
-      <w:bookmarkStart w:id="54" w:name="_Toc175489948"/>
+      <w:bookmarkStart w:id="57" w:name="_Toc175489948"/>
       <w:r>
         <w:t>Upravljanje izmjenama</w:t>
       </w:r>
-      <w:bookmarkEnd w:id="54"/>
+      <w:bookmarkEnd w:id="57"/>
     </w:p>
     <w:tbl>
       <w:tblPr>
@@ -13859,12 +13909,12 @@
       <w:pPr>
         <w:pStyle w:val="Prilog1"/>
       </w:pPr>
-      <w:bookmarkStart w:id="55" w:name="_Toc175489949"/>
+      <w:bookmarkStart w:id="58" w:name="_Toc175489949"/>
       <w:r>
         <w:lastRenderedPageBreak/>
         <w:t>SAŽETAK/ABSTRACT I KLJUČNE RIJEČI/KEYWORDS</w:t>
       </w:r>
-      <w:bookmarkEnd w:id="55"/>
+      <w:bookmarkEnd w:id="58"/>
     </w:p>
     <w:p/>
     <w:p>
@@ -14429,7 +14479,7 @@
       <w:rPr>
         <w:noProof/>
       </w:rPr>
-      <w:t>17</w:t>
+      <w:t>19</w:t>
     </w:r>
     <w:r>
       <w:rPr>
@@ -21354,7 +21404,7 @@
 </file>
 
 <file path=customXml/itemProps1.xml><?xml version="1.0" encoding="utf-8"?>
-<ds:datastoreItem xmlns:ds="http://schemas.openxmlformats.org/officeDocument/2006/customXml" ds:itemID="{D0D4FB50-859A-4A11-82B3-5ADA429C217D}">
+<ds:datastoreItem xmlns:ds="http://schemas.openxmlformats.org/officeDocument/2006/customXml" ds:itemID="{CE962FCD-DC1F-4420-9D0A-51ACFA1FB074}">
   <ds:schemaRefs>
     <ds:schemaRef ds:uri="http://schemas.openxmlformats.org/officeDocument/2006/bibliography"/>
   </ds:schemaRefs>

--- a/HOTEL_Documents/HotelManagment_IvaPleic.docx
+++ b/HOTEL_Documents/HotelManagment_IvaPleic.docx
@@ -48,24 +48,6 @@
         <w:spacing w:after="120"/>
         <w:ind w:firstLine="0"/>
         <w:rPr>
-          <w:rFonts w:ascii="Arial" w:hAnsi="Arial"/>
-          <w:b w:val="0"/>
-        </w:rPr>
-      </w:pPr>
-      <w:r>
-        <w:rPr>
-          <w:rFonts w:ascii="Arial" w:hAnsi="Arial"/>
-          <w:b w:val="0"/>
-        </w:rPr>
-        <w:t>(Arial 18, Bold)</w:t>
-      </w:r>
-    </w:p>
-    <w:p>
-      <w:pPr>
-        <w:pStyle w:val="Naslovnica"/>
-        <w:spacing w:after="120"/>
-        <w:ind w:firstLine="0"/>
-        <w:rPr>
           <w:rFonts w:ascii="Arial" w:eastAsia="Times New Roman" w:hAnsi="Arial"/>
           <w:b w:val="0"/>
         </w:rPr>
@@ -132,13 +114,6 @@
           <w:b w:val="0"/>
         </w:rPr>
       </w:pPr>
-      <w:r>
-        <w:rPr>
-          <w:rFonts w:ascii="Arial" w:hAnsi="Arial"/>
-          <w:b w:val="0"/>
-        </w:rPr>
-        <w:t>(Arial 18, Bold)</w:t>
-      </w:r>
     </w:p>
     <w:p>
       <w:pPr>
@@ -157,10 +132,19 @@
         <w:spacing w:after="120"/>
         <w:ind w:firstLine="0"/>
         <w:rPr>
-          <w:rFonts w:ascii="Arial" w:hAnsi="Arial"/>
-          <w:b w:val="0"/>
-        </w:rPr>
-      </w:pPr>
+          <w:color w:val="000000"/>
+          <w:sz w:val="44"/>
+          <w:szCs w:val="44"/>
+        </w:rPr>
+      </w:pPr>
+      <w:r>
+        <w:rPr>
+          <w:color w:val="000000"/>
+          <w:sz w:val="44"/>
+          <w:szCs w:val="44"/>
+        </w:rPr>
+        <w:t>RAZVOJ DESKTOP APLIKACIJE ZA UPRAVLJANJE HOTELSKIM POSLOVANJEM</w:t>
+      </w:r>
     </w:p>
     <w:p>
       <w:pPr>
@@ -168,19 +152,10 @@
         <w:spacing w:after="120"/>
         <w:ind w:firstLine="0"/>
         <w:rPr>
-          <w:color w:val="000000"/>
-          <w:sz w:val="44"/>
-          <w:szCs w:val="44"/>
-        </w:rPr>
-      </w:pPr>
-      <w:r>
-        <w:rPr>
-          <w:color w:val="000000"/>
-          <w:sz w:val="44"/>
-          <w:szCs w:val="44"/>
-        </w:rPr>
-        <w:t>RAZVOJ DESKTOP APLIKACIJE ZA UPRAVLJANJE HOTELSKIM POSLOVANJEM</w:t>
-      </w:r>
+          <w:rFonts w:ascii="Arial" w:hAnsi="Arial"/>
+          <w:b w:val="0"/>
+        </w:rPr>
+      </w:pPr>
     </w:p>
     <w:p>
       <w:pPr>
@@ -192,20 +167,6 @@
           <w:b w:val="0"/>
         </w:rPr>
       </w:pPr>
-      <w:r>
-        <w:rPr>
-          <w:rFonts w:ascii="Arial" w:hAnsi="Arial"/>
-          <w:b w:val="0"/>
-        </w:rPr>
-        <w:t xml:space="preserve"> </w:t>
-      </w:r>
-      <w:r>
-        <w:rPr>
-          <w:rFonts w:ascii="Arial" w:hAnsi="Arial"/>
-          <w:b w:val="0"/>
-        </w:rPr>
-        <w:t>(Arial 22, Bold)</w:t>
-      </w:r>
     </w:p>
     <w:p>
       <w:pPr>
@@ -214,9 +175,18 @@
         <w:ind w:firstLine="0"/>
         <w:rPr>
           <w:rFonts w:ascii="Arial" w:hAnsi="Arial"/>
-          <w:b w:val="0"/>
-        </w:rPr>
-      </w:pPr>
+          <w:sz w:val="36"/>
+          <w:szCs w:val="36"/>
+        </w:rPr>
+      </w:pPr>
+      <w:r>
+        <w:rPr>
+          <w:rFonts w:ascii="Arial" w:hAnsi="Arial"/>
+          <w:sz w:val="36"/>
+          <w:szCs w:val="36"/>
+        </w:rPr>
+        <w:t>Iva Pleić</w:t>
+      </w:r>
     </w:p>
     <w:p>
       <w:pPr>
@@ -236,18 +206,9 @@
         <w:ind w:firstLine="0"/>
         <w:rPr>
           <w:rFonts w:ascii="Arial" w:hAnsi="Arial"/>
-          <w:sz w:val="36"/>
-          <w:szCs w:val="36"/>
-        </w:rPr>
-      </w:pPr>
-      <w:r>
-        <w:rPr>
-          <w:rFonts w:ascii="Arial" w:hAnsi="Arial"/>
-          <w:sz w:val="36"/>
-          <w:szCs w:val="36"/>
-        </w:rPr>
-        <w:t>Iva Pleić</w:t>
-      </w:r>
+          <w:b w:val="0"/>
+        </w:rPr>
+      </w:pPr>
     </w:p>
     <w:p>
       <w:pPr>
@@ -259,13 +220,6 @@
           <w:b w:val="0"/>
         </w:rPr>
       </w:pPr>
-      <w:r>
-        <w:rPr>
-          <w:rFonts w:ascii="Arial" w:hAnsi="Arial"/>
-          <w:b w:val="0"/>
-        </w:rPr>
-        <w:t>(Arial 18, Bold)</w:t>
-      </w:r>
     </w:p>
     <w:p>
       <w:pPr>
@@ -277,61 +231,6 @@
           <w:b w:val="0"/>
         </w:rPr>
       </w:pPr>
-    </w:p>
-    <w:p>
-      <w:pPr>
-        <w:pStyle w:val="Naslovnica"/>
-        <w:spacing w:after="120"/>
-        <w:ind w:firstLine="0"/>
-        <w:rPr>
-          <w:rFonts w:ascii="Arial" w:hAnsi="Arial"/>
-          <w:b w:val="0"/>
-        </w:rPr>
-      </w:pPr>
-    </w:p>
-    <w:p>
-      <w:pPr>
-        <w:pStyle w:val="Naslovnica"/>
-        <w:spacing w:after="120"/>
-        <w:ind w:firstLine="0"/>
-        <w:rPr>
-          <w:rFonts w:ascii="Arial" w:hAnsi="Arial"/>
-          <w:b w:val="0"/>
-        </w:rPr>
-      </w:pPr>
-    </w:p>
-    <w:p>
-      <w:pPr>
-        <w:pStyle w:val="Naslovnica"/>
-        <w:spacing w:after="120"/>
-        <w:ind w:firstLine="0"/>
-        <w:rPr>
-          <w:rFonts w:ascii="Arial" w:hAnsi="Arial"/>
-          <w:b w:val="0"/>
-        </w:rPr>
-      </w:pPr>
-    </w:p>
-    <w:p>
-      <w:pPr>
-        <w:pStyle w:val="Ostalo"/>
-        <w:spacing w:after="120"/>
-        <w:jc w:val="center"/>
-        <w:rPr>
-          <w:rFonts w:ascii="Arial" w:hAnsi="Arial"/>
-          <w:b w:val="0"/>
-          <w:sz w:val="32"/>
-          <w:szCs w:val="32"/>
-        </w:rPr>
-      </w:pPr>
-      <w:r>
-        <w:rPr>
-          <w:rFonts w:ascii="Arial" w:hAnsi="Arial"/>
-          <w:b w:val="0"/>
-          <w:sz w:val="32"/>
-          <w:szCs w:val="32"/>
-        </w:rPr>
-        <w:t>(Arial 16)</w:t>
-      </w:r>
     </w:p>
     <w:p>
       <w:pPr>
@@ -371,6 +270,7 @@
           <w:noProof/>
           <w:lang w:eastAsia="hr-HR"/>
         </w:rPr>
+        <w:lastRenderedPageBreak/>
         <w:drawing>
           <wp:anchor distT="0" distB="0" distL="114300" distR="114300" simplePos="0" relativeHeight="251665408" behindDoc="0" locked="0" layoutInCell="1" allowOverlap="1" wp14:anchorId="7F97A7CD" wp14:editId="7F97A7CE">
             <wp:simplePos x="0" y="0"/>
@@ -635,28 +535,30 @@
         </w:tabs>
         <w:spacing w:after="0" w:line="240" w:lineRule="auto"/>
         <w:rPr>
-          <w:lang w:val="sv-SE"/>
-        </w:rPr>
-      </w:pPr>
-      <w:r>
-        <w:rPr>
-          <w:lang w:val="sv-SE"/>
-        </w:rPr>
-        <w:t>Smjer/Usmjerenje:</w:t>
-      </w:r>
-      <w:r>
-        <w:rPr>
-          <w:lang w:val="sv-SE"/>
-        </w:rPr>
-        <w:tab/>
-      </w:r>
-      <w:r>
-        <w:rPr>
           <w:b/>
           <w:bCs/>
           <w:lang w:val="sv-SE"/>
         </w:rPr>
-        <w:t>Naziv smjera/usmjerenja</w:t>
+      </w:pPr>
+      <w:r>
+        <w:rPr>
+          <w:lang w:val="sv-SE"/>
+        </w:rPr>
+        <w:t>Smjer/Usmjerenje:</w:t>
+      </w:r>
+      <w:r>
+        <w:rPr>
+          <w:lang w:val="sv-SE"/>
+        </w:rPr>
+        <w:tab/>
+      </w:r>
+      <w:r>
+        <w:rPr>
+          <w:b/>
+          <w:bCs/>
+          <w:lang w:val="sv-SE"/>
+        </w:rPr>
+        <w:t>/</w:t>
       </w:r>
     </w:p>
     <w:p>
@@ -1171,7 +1073,6 @@
         <w:rPr>
           <w:lang w:val="sv-SE"/>
         </w:rPr>
-        <w:lastRenderedPageBreak/>
         <w:t>Odbora</w:t>
       </w:r>
       <w:r>
@@ -1528,6 +1429,8 @@
           <w:lang w:val="en-US"/>
         </w:rPr>
       </w:pPr>
+      <w:bookmarkStart w:id="0" w:name="_GoBack"/>
+      <w:bookmarkEnd w:id="0"/>
     </w:p>
     <w:p>
       <w:pPr>
@@ -1685,7 +1588,7 @@
         </w:rPr>
         <w:fldChar w:fldCharType="separate"/>
       </w:r>
-      <w:hyperlink w:anchor="_Toc175489916" w:history="1">
+      <w:hyperlink w:anchor="_Toc175772605" w:history="1">
         <w:r>
           <w:rPr>
             <w:rStyle w:val="Hyperlink"/>
@@ -1729,7 +1632,7 @@
             <w:noProof/>
             <w:webHidden/>
           </w:rPr>
-          <w:instrText xml:space="preserve"> PAGEREF _Toc175489916 \h </w:instrText>
+          <w:instrText xml:space="preserve"> PAGEREF _Toc175772605 \h </w:instrText>
         </w:r>
         <w:r>
           <w:rPr>
@@ -1771,7 +1674,7 @@
           <w:lang w:eastAsia="hr-HR"/>
         </w:rPr>
       </w:pPr>
-      <w:hyperlink w:anchor="_Toc175489917" w:history="1">
+      <w:hyperlink w:anchor="_Toc175772606" w:history="1">
         <w:r>
           <w:rPr>
             <w:rStyle w:val="Hyperlink"/>
@@ -1794,7 +1697,7 @@
             <w:rStyle w:val="Hyperlink"/>
             <w:noProof/>
           </w:rPr>
-          <w:t>UVOD U DESKTOP APLIKACIJE</w:t>
+          <w:t>OPIS APLIKACIJE</w:t>
         </w:r>
         <w:r>
           <w:rPr>
@@ -1815,7 +1718,7 @@
             <w:noProof/>
             <w:webHidden/>
           </w:rPr>
-          <w:instrText xml:space="preserve"> PAGEREF _Toc175489917 \h </w:instrText>
+          <w:instrText xml:space="preserve"> PAGEREF _Toc175772606 \h </w:instrText>
         </w:r>
         <w:r>
           <w:rPr>
@@ -1857,7 +1760,7 @@
           <w:lang w:eastAsia="hr-HR"/>
         </w:rPr>
       </w:pPr>
-      <w:hyperlink w:anchor="_Toc175489918" w:history="1">
+      <w:hyperlink w:anchor="_Toc175772607" w:history="1">
         <w:r>
           <w:rPr>
             <w:rStyle w:val="Hyperlink"/>
@@ -1880,7 +1783,7 @@
             <w:rStyle w:val="Hyperlink"/>
             <w:noProof/>
           </w:rPr>
-          <w:t>Što je desktop aplikacija?</w:t>
+          <w:t>Osnovne funkcionalnosti aplikacije</w:t>
         </w:r>
         <w:r>
           <w:rPr>
@@ -1901,7 +1804,7 @@
             <w:noProof/>
             <w:webHidden/>
           </w:rPr>
-          <w:instrText xml:space="preserve"> PAGEREF _Toc175489918 \h </w:instrText>
+          <w:instrText xml:space="preserve"> PAGEREF _Toc175772607 \h </w:instrText>
         </w:r>
         <w:r>
           <w:rPr>
@@ -1943,7 +1846,7 @@
           <w:lang w:eastAsia="hr-HR"/>
         </w:rPr>
       </w:pPr>
-      <w:hyperlink w:anchor="_Toc175489919" w:history="1">
+      <w:hyperlink w:anchor="_Toc175772608" w:history="1">
         <w:r>
           <w:rPr>
             <w:rStyle w:val="Hyperlink"/>
@@ -1966,7 +1869,7 @@
             <w:rStyle w:val="Hyperlink"/>
             <w:noProof/>
           </w:rPr>
-          <w:t>Usporedba sa web aplikacijama</w:t>
+          <w:t>Glavni dijelovi aplikacije</w:t>
         </w:r>
         <w:r>
           <w:rPr>
@@ -1987,7 +1890,7 @@
             <w:noProof/>
             <w:webHidden/>
           </w:rPr>
-          <w:instrText xml:space="preserve"> PAGEREF _Toc175489919 \h </w:instrText>
+          <w:instrText xml:space="preserve"> PAGEREF _Toc175772608 \h </w:instrText>
         </w:r>
         <w:r>
           <w:rPr>
@@ -2007,7 +1910,7 @@
             <w:noProof/>
             <w:webHidden/>
           </w:rPr>
-          <w:t>3</w:t>
+          <w:t>2</w:t>
         </w:r>
         <w:r>
           <w:rPr>
@@ -2020,7 +1923,7 @@
     </w:p>
     <w:p>
       <w:pPr>
-        <w:pStyle w:val="TOC1"/>
+        <w:pStyle w:val="TOC2"/>
         <w:rPr>
           <w:rFonts w:asciiTheme="minorHAnsi" w:eastAsiaTheme="minorEastAsia" w:hAnsiTheme="minorHAnsi" w:cstheme="minorBidi"/>
           <w:noProof/>
@@ -2029,13 +1932,13 @@
           <w:lang w:eastAsia="hr-HR"/>
         </w:rPr>
       </w:pPr>
-      <w:hyperlink w:anchor="_Toc175489920" w:history="1">
+      <w:hyperlink w:anchor="_Toc175772609" w:history="1">
         <w:r>
           <w:rPr>
             <w:rStyle w:val="Hyperlink"/>
             <w:noProof/>
           </w:rPr>
-          <w:t>3</w:t>
+          <w:t>2.3</w:t>
         </w:r>
         <w:r>
           <w:rPr>
@@ -2052,7 +1955,7 @@
             <w:rStyle w:val="Hyperlink"/>
             <w:noProof/>
           </w:rPr>
-          <w:t>KORIŠTENE TEHNOLOGIJE</w:t>
+          <w:t>Dizajn korisničkog sučelja</w:t>
         </w:r>
         <w:r>
           <w:rPr>
@@ -2073,7 +1976,7 @@
             <w:noProof/>
             <w:webHidden/>
           </w:rPr>
-          <w:instrText xml:space="preserve"> PAGEREF _Toc175489920 \h </w:instrText>
+          <w:instrText xml:space="preserve"> PAGEREF _Toc175772609 \h </w:instrText>
         </w:r>
         <w:r>
           <w:rPr>
@@ -2093,7 +1996,7 @@
             <w:noProof/>
             <w:webHidden/>
           </w:rPr>
-          <w:t>4</w:t>
+          <w:t>2</w:t>
         </w:r>
         <w:r>
           <w:rPr>
@@ -2115,13 +2018,13 @@
           <w:lang w:eastAsia="hr-HR"/>
         </w:rPr>
       </w:pPr>
-      <w:hyperlink w:anchor="_Toc175489921" w:history="1">
+      <w:hyperlink w:anchor="_Toc175772610" w:history="1">
         <w:r>
           <w:rPr>
             <w:rStyle w:val="Hyperlink"/>
             <w:noProof/>
           </w:rPr>
-          <w:t>3.1</w:t>
+          <w:t>2.4</w:t>
         </w:r>
         <w:r>
           <w:rPr>
@@ -2138,7 +2041,7 @@
             <w:rStyle w:val="Hyperlink"/>
             <w:noProof/>
           </w:rPr>
-          <w:t>Tehnologije za izradu desktop aplikacije</w:t>
+          <w:t>Plan razvoja</w:t>
         </w:r>
         <w:r>
           <w:rPr>
@@ -2159,7 +2062,7 @@
             <w:noProof/>
             <w:webHidden/>
           </w:rPr>
-          <w:instrText xml:space="preserve"> PAGEREF _Toc175489921 \h </w:instrText>
+          <w:instrText xml:space="preserve"> PAGEREF _Toc175772610 \h </w:instrText>
         </w:r>
         <w:r>
           <w:rPr>
@@ -2179,7 +2082,7 @@
             <w:noProof/>
             <w:webHidden/>
           </w:rPr>
-          <w:t>4</w:t>
+          <w:t>2</w:t>
         </w:r>
         <w:r>
           <w:rPr>
@@ -2192,7 +2095,7 @@
     </w:p>
     <w:p>
       <w:pPr>
-        <w:pStyle w:val="TOC3"/>
+        <w:pStyle w:val="TOC1"/>
         <w:rPr>
           <w:rFonts w:asciiTheme="minorHAnsi" w:eastAsiaTheme="minorEastAsia" w:hAnsiTheme="minorHAnsi" w:cstheme="minorBidi"/>
           <w:noProof/>
@@ -2201,13 +2104,13 @@
           <w:lang w:eastAsia="hr-HR"/>
         </w:rPr>
       </w:pPr>
-      <w:hyperlink w:anchor="_Toc175489922" w:history="1">
+      <w:hyperlink w:anchor="_Toc175772611" w:history="1">
         <w:r>
           <w:rPr>
             <w:rStyle w:val="Hyperlink"/>
             <w:noProof/>
           </w:rPr>
-          <w:t>3.1.1</w:t>
+          <w:t>3</w:t>
         </w:r>
         <w:r>
           <w:rPr>
@@ -2224,7 +2127,7 @@
             <w:rStyle w:val="Hyperlink"/>
             <w:noProof/>
           </w:rPr>
-          <w:t>Visual Studio</w:t>
+          <w:t>ZAHTJEVI APLIKACIJE</w:t>
         </w:r>
         <w:r>
           <w:rPr>
@@ -2245,7 +2148,7 @@
             <w:noProof/>
             <w:webHidden/>
           </w:rPr>
-          <w:instrText xml:space="preserve"> PAGEREF _Toc175489922 \h </w:instrText>
+          <w:instrText xml:space="preserve"> PAGEREF _Toc175772611 \h </w:instrText>
         </w:r>
         <w:r>
           <w:rPr>
@@ -2265,7 +2168,7 @@
             <w:noProof/>
             <w:webHidden/>
           </w:rPr>
-          <w:t>4</w:t>
+          <w:t>3</w:t>
         </w:r>
         <w:r>
           <w:rPr>
@@ -2278,7 +2181,7 @@
     </w:p>
     <w:p>
       <w:pPr>
-        <w:pStyle w:val="TOC3"/>
+        <w:pStyle w:val="TOC2"/>
         <w:rPr>
           <w:rFonts w:asciiTheme="minorHAnsi" w:eastAsiaTheme="minorEastAsia" w:hAnsiTheme="minorHAnsi" w:cstheme="minorBidi"/>
           <w:noProof/>
@@ -2287,13 +2190,13 @@
           <w:lang w:eastAsia="hr-HR"/>
         </w:rPr>
       </w:pPr>
-      <w:hyperlink w:anchor="_Toc175489923" w:history="1">
+      <w:hyperlink w:anchor="_Toc175772612" w:history="1">
         <w:r>
           <w:rPr>
             <w:rStyle w:val="Hyperlink"/>
             <w:noProof/>
           </w:rPr>
-          <w:t>3.1.2</w:t>
+          <w:t>3.1</w:t>
         </w:r>
         <w:r>
           <w:rPr>
@@ -2310,7 +2213,7 @@
             <w:rStyle w:val="Hyperlink"/>
             <w:noProof/>
           </w:rPr>
-          <w:t>.NET Framework i C#</w:t>
+          <w:t>Funkcionalni zahtjevi</w:t>
         </w:r>
         <w:r>
           <w:rPr>
@@ -2331,7 +2234,7 @@
             <w:noProof/>
             <w:webHidden/>
           </w:rPr>
-          <w:instrText xml:space="preserve"> PAGEREF _Toc175489923 \h </w:instrText>
+          <w:instrText xml:space="preserve"> PAGEREF _Toc175772612 \h </w:instrText>
         </w:r>
         <w:r>
           <w:rPr>
@@ -2351,7 +2254,7 @@
             <w:noProof/>
             <w:webHidden/>
           </w:rPr>
-          <w:t>5</w:t>
+          <w:t>3</w:t>
         </w:r>
         <w:r>
           <w:rPr>
@@ -2364,7 +2267,7 @@
     </w:p>
     <w:p>
       <w:pPr>
-        <w:pStyle w:val="TOC3"/>
+        <w:pStyle w:val="TOC2"/>
         <w:rPr>
           <w:rFonts w:asciiTheme="minorHAnsi" w:eastAsiaTheme="minorEastAsia" w:hAnsiTheme="minorHAnsi" w:cstheme="minorBidi"/>
           <w:noProof/>
@@ -2373,13 +2276,13 @@
           <w:lang w:eastAsia="hr-HR"/>
         </w:rPr>
       </w:pPr>
-      <w:hyperlink w:anchor="_Toc175489924" w:history="1">
+      <w:hyperlink w:anchor="_Toc175772613" w:history="1">
         <w:r>
           <w:rPr>
             <w:rStyle w:val="Hyperlink"/>
             <w:noProof/>
           </w:rPr>
-          <w:t>3.1.3</w:t>
+          <w:t>3.2</w:t>
         </w:r>
         <w:r>
           <w:rPr>
@@ -2396,7 +2299,7 @@
             <w:rStyle w:val="Hyperlink"/>
             <w:noProof/>
           </w:rPr>
-          <w:t>Windows Forms</w:t>
+          <w:t>Zahtjevi za osoblje hotela</w:t>
         </w:r>
         <w:r>
           <w:rPr>
@@ -2417,7 +2320,7 @@
             <w:noProof/>
             <w:webHidden/>
           </w:rPr>
-          <w:instrText xml:space="preserve"> PAGEREF _Toc175489924 \h </w:instrText>
+          <w:instrText xml:space="preserve"> PAGEREF _Toc175772613 \h </w:instrText>
         </w:r>
         <w:r>
           <w:rPr>
@@ -2437,7 +2340,7 @@
             <w:noProof/>
             <w:webHidden/>
           </w:rPr>
-          <w:t>5</w:t>
+          <w:t>3</w:t>
         </w:r>
         <w:r>
           <w:rPr>
@@ -2459,13 +2362,13 @@
           <w:lang w:eastAsia="hr-HR"/>
         </w:rPr>
       </w:pPr>
-      <w:hyperlink w:anchor="_Toc175489925" w:history="1">
+      <w:hyperlink w:anchor="_Toc175772614" w:history="1">
         <w:r>
           <w:rPr>
             <w:rStyle w:val="Hyperlink"/>
             <w:noProof/>
           </w:rPr>
-          <w:t>3.2</w:t>
+          <w:t>3.3</w:t>
         </w:r>
         <w:r>
           <w:rPr>
@@ -2482,7 +2385,7 @@
             <w:rStyle w:val="Hyperlink"/>
             <w:noProof/>
           </w:rPr>
-          <w:t>Tehnologije za izradu baze podataka</w:t>
+          <w:t>Zahtjevi za menadžment hotela</w:t>
         </w:r>
         <w:r>
           <w:rPr>
@@ -2503,7 +2406,7 @@
             <w:noProof/>
             <w:webHidden/>
           </w:rPr>
-          <w:instrText xml:space="preserve"> PAGEREF _Toc175489925 \h </w:instrText>
+          <w:instrText xml:space="preserve"> PAGEREF _Toc175772614 \h </w:instrText>
         </w:r>
         <w:r>
           <w:rPr>
@@ -2523,7 +2426,7 @@
             <w:noProof/>
             <w:webHidden/>
           </w:rPr>
-          <w:t>5</w:t>
+          <w:t>3</w:t>
         </w:r>
         <w:r>
           <w:rPr>
@@ -2536,7 +2439,7 @@
     </w:p>
     <w:p>
       <w:pPr>
-        <w:pStyle w:val="TOC3"/>
+        <w:pStyle w:val="TOC2"/>
         <w:rPr>
           <w:rFonts w:asciiTheme="minorHAnsi" w:eastAsiaTheme="minorEastAsia" w:hAnsiTheme="minorHAnsi" w:cstheme="minorBidi"/>
           <w:noProof/>
@@ -2545,13 +2448,13 @@
           <w:lang w:eastAsia="hr-HR"/>
         </w:rPr>
       </w:pPr>
-      <w:hyperlink w:anchor="_Toc175489926" w:history="1">
+      <w:hyperlink w:anchor="_Toc175772615" w:history="1">
         <w:r>
           <w:rPr>
             <w:rStyle w:val="Hyperlink"/>
             <w:noProof/>
           </w:rPr>
-          <w:t>3.2.1</w:t>
+          <w:t>3.4</w:t>
         </w:r>
         <w:r>
           <w:rPr>
@@ -2568,7 +2471,7 @@
             <w:rStyle w:val="Hyperlink"/>
             <w:noProof/>
           </w:rPr>
-          <w:t>SQL</w:t>
+          <w:t>Nefunkcionalni zahtjevi</w:t>
         </w:r>
         <w:r>
           <w:rPr>
@@ -2589,7 +2492,7 @@
             <w:noProof/>
             <w:webHidden/>
           </w:rPr>
-          <w:instrText xml:space="preserve"> PAGEREF _Toc175489926 \h </w:instrText>
+          <w:instrText xml:space="preserve"> PAGEREF _Toc175772615 \h </w:instrText>
         </w:r>
         <w:r>
           <w:rPr>
@@ -2609,7 +2512,7 @@
             <w:noProof/>
             <w:webHidden/>
           </w:rPr>
-          <w:t>5</w:t>
+          <w:t>3</w:t>
         </w:r>
         <w:r>
           <w:rPr>
@@ -2622,7 +2525,7 @@
     </w:p>
     <w:p>
       <w:pPr>
-        <w:pStyle w:val="TOC3"/>
+        <w:pStyle w:val="TOC1"/>
         <w:rPr>
           <w:rFonts w:asciiTheme="minorHAnsi" w:eastAsiaTheme="minorEastAsia" w:hAnsiTheme="minorHAnsi" w:cstheme="minorBidi"/>
           <w:noProof/>
@@ -2631,13 +2534,13 @@
           <w:lang w:eastAsia="hr-HR"/>
         </w:rPr>
       </w:pPr>
-      <w:hyperlink w:anchor="_Toc175489927" w:history="1">
+      <w:hyperlink w:anchor="_Toc175772616" w:history="1">
         <w:r>
           <w:rPr>
             <w:rStyle w:val="Hyperlink"/>
             <w:noProof/>
           </w:rPr>
-          <w:t>3.2.2</w:t>
+          <w:t>4</w:t>
         </w:r>
         <w:r>
           <w:rPr>
@@ -2654,7 +2557,7 @@
             <w:rStyle w:val="Hyperlink"/>
             <w:noProof/>
           </w:rPr>
-          <w:t>Microsoft SQL Server</w:t>
+          <w:t>MODELIRANJE SUSTAVA</w:t>
         </w:r>
         <w:r>
           <w:rPr>
@@ -2675,7 +2578,7 @@
             <w:noProof/>
             <w:webHidden/>
           </w:rPr>
-          <w:instrText xml:space="preserve"> PAGEREF _Toc175489927 \h </w:instrText>
+          <w:instrText xml:space="preserve"> PAGEREF _Toc175772616 \h </w:instrText>
         </w:r>
         <w:r>
           <w:rPr>
@@ -2695,7 +2598,7 @@
             <w:noProof/>
             <w:webHidden/>
           </w:rPr>
-          <w:t>5</w:t>
+          <w:t>4</w:t>
         </w:r>
         <w:r>
           <w:rPr>
@@ -2708,7 +2611,7 @@
     </w:p>
     <w:p>
       <w:pPr>
-        <w:pStyle w:val="TOC1"/>
+        <w:pStyle w:val="TOC2"/>
         <w:rPr>
           <w:rFonts w:asciiTheme="minorHAnsi" w:eastAsiaTheme="minorEastAsia" w:hAnsiTheme="minorHAnsi" w:cstheme="minorBidi"/>
           <w:noProof/>
@@ -2717,13 +2620,13 @@
           <w:lang w:eastAsia="hr-HR"/>
         </w:rPr>
       </w:pPr>
-      <w:hyperlink w:anchor="_Toc175489928" w:history="1">
+      <w:hyperlink w:anchor="_Toc175772617" w:history="1">
         <w:r>
           <w:rPr>
             <w:rStyle w:val="Hyperlink"/>
             <w:noProof/>
           </w:rPr>
-          <w:t>4</w:t>
+          <w:t>4.1</w:t>
         </w:r>
         <w:r>
           <w:rPr>
@@ -2740,7 +2643,7 @@
             <w:rStyle w:val="Hyperlink"/>
             <w:noProof/>
           </w:rPr>
-          <w:t>ARHITEKTURA APLIKACIJE</w:t>
+          <w:t>ER diagram</w:t>
         </w:r>
         <w:r>
           <w:rPr>
@@ -2761,7 +2664,7 @@
             <w:noProof/>
             <w:webHidden/>
           </w:rPr>
-          <w:instrText xml:space="preserve"> PAGEREF _Toc175489928 \h </w:instrText>
+          <w:instrText xml:space="preserve"> PAGEREF _Toc175772617 \h </w:instrText>
         </w:r>
         <w:r>
           <w:rPr>
@@ -2781,7 +2684,7 @@
             <w:noProof/>
             <w:webHidden/>
           </w:rPr>
-          <w:t>6</w:t>
+          <w:t>4</w:t>
         </w:r>
         <w:r>
           <w:rPr>
@@ -2803,13 +2706,13 @@
           <w:lang w:eastAsia="hr-HR"/>
         </w:rPr>
       </w:pPr>
-      <w:hyperlink w:anchor="_Toc175489929" w:history="1">
+      <w:hyperlink w:anchor="_Toc175772618" w:history="1">
         <w:r>
           <w:rPr>
             <w:rStyle w:val="Hyperlink"/>
             <w:noProof/>
           </w:rPr>
-          <w:t>4.1</w:t>
+          <w:t>4.2</w:t>
         </w:r>
         <w:r>
           <w:rPr>
@@ -2826,7 +2729,7 @@
             <w:rStyle w:val="Hyperlink"/>
             <w:noProof/>
           </w:rPr>
-          <w:t>Windows Forms</w:t>
+          <w:t>Black-box model</w:t>
         </w:r>
         <w:r>
           <w:rPr>
@@ -2847,7 +2750,7 @@
             <w:noProof/>
             <w:webHidden/>
           </w:rPr>
-          <w:instrText xml:space="preserve"> PAGEREF _Toc175489929 \h </w:instrText>
+          <w:instrText xml:space="preserve"> PAGEREF _Toc175772618 \h </w:instrText>
         </w:r>
         <w:r>
           <w:rPr>
@@ -2867,7 +2770,7 @@
             <w:noProof/>
             <w:webHidden/>
           </w:rPr>
-          <w:t>6</w:t>
+          <w:t>4</w:t>
         </w:r>
         <w:r>
           <w:rPr>
@@ -2889,13 +2792,13 @@
           <w:lang w:eastAsia="hr-HR"/>
         </w:rPr>
       </w:pPr>
-      <w:hyperlink w:anchor="_Toc175489930" w:history="1">
+      <w:hyperlink w:anchor="_Toc175772619" w:history="1">
         <w:r>
           <w:rPr>
             <w:rStyle w:val="Hyperlink"/>
             <w:noProof/>
           </w:rPr>
-          <w:t>4.2</w:t>
+          <w:t>4.3</w:t>
         </w:r>
         <w:r>
           <w:rPr>
@@ -2912,7 +2815,7 @@
             <w:rStyle w:val="Hyperlink"/>
             <w:noProof/>
           </w:rPr>
-          <w:t>SQL Server baza podataka</w:t>
+          <w:t>White-box model</w:t>
         </w:r>
         <w:r>
           <w:rPr>
@@ -2933,7 +2836,7 @@
             <w:noProof/>
             <w:webHidden/>
           </w:rPr>
-          <w:instrText xml:space="preserve"> PAGEREF _Toc175489930 \h </w:instrText>
+          <w:instrText xml:space="preserve"> PAGEREF _Toc175772619 \h </w:instrText>
         </w:r>
         <w:r>
           <w:rPr>
@@ -2953,7 +2856,7 @@
             <w:noProof/>
             <w:webHidden/>
           </w:rPr>
-          <w:t>6</w:t>
+          <w:t>4</w:t>
         </w:r>
         <w:r>
           <w:rPr>
@@ -2975,7 +2878,7 @@
           <w:lang w:eastAsia="hr-HR"/>
         </w:rPr>
       </w:pPr>
-      <w:hyperlink w:anchor="_Toc175489931" w:history="1">
+      <w:hyperlink w:anchor="_Toc175772620" w:history="1">
         <w:r>
           <w:rPr>
             <w:rStyle w:val="Hyperlink"/>
@@ -2998,7 +2901,7 @@
             <w:rStyle w:val="Hyperlink"/>
             <w:noProof/>
           </w:rPr>
-          <w:t>PRINCIP RADA APLIKACIJE</w:t>
+          <w:t>DIZAJN SUSTAVA</w:t>
         </w:r>
         <w:r>
           <w:rPr>
@@ -3019,7 +2922,7 @@
             <w:noProof/>
             <w:webHidden/>
           </w:rPr>
-          <w:instrText xml:space="preserve"> PAGEREF _Toc175489931 \h </w:instrText>
+          <w:instrText xml:space="preserve"> PAGEREF _Toc175772620 \h </w:instrText>
         </w:r>
         <w:r>
           <w:rPr>
@@ -3039,7 +2942,7 @@
             <w:noProof/>
             <w:webHidden/>
           </w:rPr>
-          <w:t>8</w:t>
+          <w:t>5</w:t>
         </w:r>
         <w:r>
           <w:rPr>
@@ -3061,7 +2964,7 @@
           <w:lang w:eastAsia="hr-HR"/>
         </w:rPr>
       </w:pPr>
-      <w:hyperlink w:anchor="_Toc175489932" w:history="1">
+      <w:hyperlink w:anchor="_Toc175772621" w:history="1">
         <w:r>
           <w:rPr>
             <w:rStyle w:val="Hyperlink"/>
@@ -3084,7 +2987,7 @@
             <w:rStyle w:val="Hyperlink"/>
             <w:noProof/>
           </w:rPr>
-          <w:t>Opis funkcionlanost aplikacije</w:t>
+          <w:t>Dizajn arhitekture sustava</w:t>
         </w:r>
         <w:r>
           <w:rPr>
@@ -3105,7 +3008,7 @@
             <w:noProof/>
             <w:webHidden/>
           </w:rPr>
-          <w:instrText xml:space="preserve"> PAGEREF _Toc175489932 \h </w:instrText>
+          <w:instrText xml:space="preserve"> PAGEREF _Toc175772621 \h </w:instrText>
         </w:r>
         <w:r>
           <w:rPr>
@@ -3125,7 +3028,7 @@
             <w:noProof/>
             <w:webHidden/>
           </w:rPr>
-          <w:t>8</w:t>
+          <w:t>5</w:t>
         </w:r>
         <w:r>
           <w:rPr>
@@ -3147,7 +3050,7 @@
           <w:lang w:eastAsia="hr-HR"/>
         </w:rPr>
       </w:pPr>
-      <w:hyperlink w:anchor="_Toc175489933" w:history="1">
+      <w:hyperlink w:anchor="_Toc175772622" w:history="1">
         <w:r>
           <w:rPr>
             <w:rStyle w:val="Hyperlink"/>
@@ -3170,7 +3073,7 @@
             <w:rStyle w:val="Hyperlink"/>
             <w:noProof/>
           </w:rPr>
-          <w:t>Forma za prijavu u sustav</w:t>
+          <w:t>Arhitektura aplikacije</w:t>
         </w:r>
         <w:r>
           <w:rPr>
@@ -3191,7 +3094,7 @@
             <w:noProof/>
             <w:webHidden/>
           </w:rPr>
-          <w:instrText xml:space="preserve"> PAGEREF _Toc175489933 \h </w:instrText>
+          <w:instrText xml:space="preserve"> PAGEREF _Toc175772622 \h </w:instrText>
         </w:r>
         <w:r>
           <w:rPr>
@@ -3211,7 +3114,7 @@
             <w:noProof/>
             <w:webHidden/>
           </w:rPr>
-          <w:t>8</w:t>
+          <w:t>5</w:t>
         </w:r>
         <w:r>
           <w:rPr>
@@ -3233,7 +3136,7 @@
           <w:lang w:eastAsia="hr-HR"/>
         </w:rPr>
       </w:pPr>
-      <w:hyperlink w:anchor="_Toc175489934" w:history="1">
+      <w:hyperlink w:anchor="_Toc175772623" w:history="1">
         <w:r>
           <w:rPr>
             <w:rStyle w:val="Hyperlink"/>
@@ -3256,7 +3159,7 @@
             <w:rStyle w:val="Hyperlink"/>
             <w:noProof/>
           </w:rPr>
-          <w:t>Forma za praćenje soba i tipova soba</w:t>
+          <w:t>Baza podataka i upravljanje podacima</w:t>
         </w:r>
         <w:r>
           <w:rPr>
@@ -3277,7 +3180,7 @@
             <w:noProof/>
             <w:webHidden/>
           </w:rPr>
-          <w:instrText xml:space="preserve"> PAGEREF _Toc175489934 \h </w:instrText>
+          <w:instrText xml:space="preserve"> PAGEREF _Toc175772623 \h </w:instrText>
         </w:r>
         <w:r>
           <w:rPr>
@@ -3297,7 +3200,7 @@
             <w:noProof/>
             <w:webHidden/>
           </w:rPr>
-          <w:t>9</w:t>
+          <w:t>5</w:t>
         </w:r>
         <w:r>
           <w:rPr>
@@ -3319,7 +3222,7 @@
           <w:lang w:eastAsia="hr-HR"/>
         </w:rPr>
       </w:pPr>
-      <w:hyperlink w:anchor="_Toc175489935" w:history="1">
+      <w:hyperlink w:anchor="_Toc175772624" w:history="1">
         <w:r>
           <w:rPr>
             <w:rStyle w:val="Hyperlink"/>
@@ -3342,7 +3245,7 @@
             <w:rStyle w:val="Hyperlink"/>
             <w:noProof/>
           </w:rPr>
-          <w:t>Forma za upravljanje rezervacijama</w:t>
+          <w:t>Detaljni prikaz sučelja aplikacije</w:t>
         </w:r>
         <w:r>
           <w:rPr>
@@ -3363,7 +3266,7 @@
             <w:noProof/>
             <w:webHidden/>
           </w:rPr>
-          <w:instrText xml:space="preserve"> PAGEREF _Toc175489935 \h </w:instrText>
+          <w:instrText xml:space="preserve"> PAGEREF _Toc175772624 \h </w:instrText>
         </w:r>
         <w:r>
           <w:rPr>
@@ -3383,7 +3286,7 @@
             <w:noProof/>
             <w:webHidden/>
           </w:rPr>
-          <w:t>9</w:t>
+          <w:t>5</w:t>
         </w:r>
         <w:r>
           <w:rPr>
@@ -3396,7 +3299,7 @@
     </w:p>
     <w:p>
       <w:pPr>
-        <w:pStyle w:val="TOC2"/>
+        <w:pStyle w:val="TOC1"/>
         <w:rPr>
           <w:rFonts w:asciiTheme="minorHAnsi" w:eastAsiaTheme="minorEastAsia" w:hAnsiTheme="minorHAnsi" w:cstheme="minorBidi"/>
           <w:noProof/>
@@ -3405,13 +3308,13 @@
           <w:lang w:eastAsia="hr-HR"/>
         </w:rPr>
       </w:pPr>
-      <w:hyperlink w:anchor="_Toc175489936" w:history="1">
+      <w:hyperlink w:anchor="_Toc175772625" w:history="1">
         <w:r>
           <w:rPr>
             <w:rStyle w:val="Hyperlink"/>
             <w:noProof/>
           </w:rPr>
-          <w:t>5.5</w:t>
+          <w:t>6</w:t>
         </w:r>
         <w:r>
           <w:rPr>
@@ -3428,7 +3331,7 @@
             <w:rStyle w:val="Hyperlink"/>
             <w:noProof/>
           </w:rPr>
-          <w:t>Forma za evidenciju gostiju</w:t>
+          <w:t>IMPLEMENTACIJA APLIKACIJE</w:t>
         </w:r>
         <w:r>
           <w:rPr>
@@ -3449,7 +3352,7 @@
             <w:noProof/>
             <w:webHidden/>
           </w:rPr>
-          <w:instrText xml:space="preserve"> PAGEREF _Toc175489936 \h </w:instrText>
+          <w:instrText xml:space="preserve"> PAGEREF _Toc175772625 \h </w:instrText>
         </w:r>
         <w:r>
           <w:rPr>
@@ -3469,7 +3372,7 @@
             <w:noProof/>
             <w:webHidden/>
           </w:rPr>
-          <w:t>11</w:t>
+          <w:t>6</w:t>
         </w:r>
         <w:r>
           <w:rPr>
@@ -3482,7 +3385,7 @@
     </w:p>
     <w:p>
       <w:pPr>
-        <w:pStyle w:val="TOC1"/>
+        <w:pStyle w:val="TOC2"/>
         <w:rPr>
           <w:rFonts w:asciiTheme="minorHAnsi" w:eastAsiaTheme="minorEastAsia" w:hAnsiTheme="minorHAnsi" w:cstheme="minorBidi"/>
           <w:noProof/>
@@ -3491,13 +3394,13 @@
           <w:lang w:eastAsia="hr-HR"/>
         </w:rPr>
       </w:pPr>
-      <w:hyperlink w:anchor="_Toc175489937" w:history="1">
+      <w:hyperlink w:anchor="_Toc175772626" w:history="1">
         <w:r>
           <w:rPr>
             <w:rStyle w:val="Hyperlink"/>
             <w:noProof/>
           </w:rPr>
-          <w:t>6</w:t>
+          <w:t>6.1</w:t>
         </w:r>
         <w:r>
           <w:rPr>
@@ -3514,7 +3417,7 @@
             <w:rStyle w:val="Hyperlink"/>
             <w:noProof/>
           </w:rPr>
-          <w:t>DETALJI IMPLEMENTACIJE FORMI</w:t>
+          <w:t>Korištene tehnologije</w:t>
         </w:r>
         <w:r>
           <w:rPr>
@@ -3535,7 +3438,7 @@
             <w:noProof/>
             <w:webHidden/>
           </w:rPr>
-          <w:instrText xml:space="preserve"> PAGEREF _Toc175489937 \h </w:instrText>
+          <w:instrText xml:space="preserve"> PAGEREF _Toc175772626 \h </w:instrText>
         </w:r>
         <w:r>
           <w:rPr>
@@ -3555,7 +3458,7 @@
             <w:noProof/>
             <w:webHidden/>
           </w:rPr>
-          <w:t>13</w:t>
+          <w:t>6</w:t>
         </w:r>
         <w:r>
           <w:rPr>
@@ -3568,7 +3471,7 @@
     </w:p>
     <w:p>
       <w:pPr>
-        <w:pStyle w:val="TOC1"/>
+        <w:pStyle w:val="TOC2"/>
         <w:rPr>
           <w:rFonts w:asciiTheme="minorHAnsi" w:eastAsiaTheme="minorEastAsia" w:hAnsiTheme="minorHAnsi" w:cstheme="minorBidi"/>
           <w:noProof/>
@@ -3577,13 +3480,13 @@
           <w:lang w:eastAsia="hr-HR"/>
         </w:rPr>
       </w:pPr>
-      <w:hyperlink w:anchor="_Toc175489938" w:history="1">
+      <w:hyperlink w:anchor="_Toc175772627" w:history="1">
         <w:r>
           <w:rPr>
             <w:rStyle w:val="Hyperlink"/>
             <w:noProof/>
           </w:rPr>
-          <w:t>7</w:t>
+          <w:t>6.2</w:t>
         </w:r>
         <w:r>
           <w:rPr>
@@ -3600,7 +3503,7 @@
             <w:rStyle w:val="Hyperlink"/>
             <w:noProof/>
           </w:rPr>
-          <w:t>ZAKLJUČAK</w:t>
+          <w:t>Struktura aplikacije i kod</w:t>
         </w:r>
         <w:r>
           <w:rPr>
@@ -3621,7 +3524,7 @@
             <w:noProof/>
             <w:webHidden/>
           </w:rPr>
-          <w:instrText xml:space="preserve"> PAGEREF _Toc175489938 \h </w:instrText>
+          <w:instrText xml:space="preserve"> PAGEREF _Toc175772627 \h </w:instrText>
         </w:r>
         <w:r>
           <w:rPr>
@@ -3641,7 +3544,7 @@
             <w:noProof/>
             <w:webHidden/>
           </w:rPr>
-          <w:t>15</w:t>
+          <w:t>6</w:t>
         </w:r>
         <w:r>
           <w:rPr>
@@ -3654,7 +3557,7 @@
     </w:p>
     <w:p>
       <w:pPr>
-        <w:pStyle w:val="TOC1"/>
+        <w:pStyle w:val="TOC2"/>
         <w:rPr>
           <w:rFonts w:asciiTheme="minorHAnsi" w:eastAsiaTheme="minorEastAsia" w:hAnsiTheme="minorHAnsi" w:cstheme="minorBidi"/>
           <w:noProof/>
@@ -3663,23 +3566,40 @@
           <w:lang w:eastAsia="hr-HR"/>
         </w:rPr>
       </w:pPr>
-      <w:hyperlink w:anchor="_Toc175489939" w:history="1">
+      <w:hyperlink w:anchor="_Toc175772628" w:history="1">
         <w:r>
           <w:rPr>
             <w:rStyle w:val="Hyperlink"/>
             <w:noProof/>
           </w:rPr>
-          <w:t>LITERATURA</w:t>
-        </w:r>
-        <w:r>
-          <w:rPr>
-            <w:noProof/>
-            <w:webHidden/>
+          <w:t>6.3</w:t>
+        </w:r>
+        <w:r>
+          <w:rPr>
+            <w:rFonts w:asciiTheme="minorHAnsi" w:eastAsiaTheme="minorEastAsia" w:hAnsiTheme="minorHAnsi" w:cstheme="minorBidi"/>
+            <w:noProof/>
+            <w:sz w:val="22"/>
+            <w:szCs w:val="22"/>
+            <w:lang w:eastAsia="hr-HR"/>
           </w:rPr>
           <w:tab/>
         </w:r>
         <w:r>
           <w:rPr>
+            <w:rStyle w:val="Hyperlink"/>
+            <w:noProof/>
+          </w:rPr>
+          <w:t>Glavne funkcionalnosti</w:t>
+        </w:r>
+        <w:r>
+          <w:rPr>
+            <w:noProof/>
+            <w:webHidden/>
+          </w:rPr>
+          <w:tab/>
+        </w:r>
+        <w:r>
+          <w:rPr>
             <w:noProof/>
             <w:webHidden/>
           </w:rPr>
@@ -3690,7 +3610,7 @@
             <w:noProof/>
             <w:webHidden/>
           </w:rPr>
-          <w:instrText xml:space="preserve"> PAGEREF _Toc175489939 \h </w:instrText>
+          <w:instrText xml:space="preserve"> PAGEREF _Toc175772628 \h </w:instrText>
         </w:r>
         <w:r>
           <w:rPr>
@@ -3710,7 +3630,7 @@
             <w:noProof/>
             <w:webHidden/>
           </w:rPr>
-          <w:t>16</w:t>
+          <w:t>6</w:t>
         </w:r>
         <w:r>
           <w:rPr>
@@ -3723,7 +3643,7 @@
     </w:p>
     <w:p>
       <w:pPr>
-        <w:pStyle w:val="TOC1"/>
+        <w:pStyle w:val="TOC3"/>
         <w:rPr>
           <w:rFonts w:asciiTheme="minorHAnsi" w:eastAsiaTheme="minorEastAsia" w:hAnsiTheme="minorHAnsi" w:cstheme="minorBidi"/>
           <w:noProof/>
@@ -3732,23 +3652,40 @@
           <w:lang w:eastAsia="hr-HR"/>
         </w:rPr>
       </w:pPr>
-      <w:hyperlink w:anchor="_Toc175489940" w:history="1">
+      <w:hyperlink w:anchor="_Toc175772629" w:history="1">
         <w:r>
           <w:rPr>
             <w:rStyle w:val="Hyperlink"/>
             <w:noProof/>
           </w:rPr>
-          <w:t>PRILOZI</w:t>
-        </w:r>
-        <w:r>
-          <w:rPr>
-            <w:noProof/>
-            <w:webHidden/>
+          <w:t>6.3.1</w:t>
+        </w:r>
+        <w:r>
+          <w:rPr>
+            <w:rFonts w:asciiTheme="minorHAnsi" w:eastAsiaTheme="minorEastAsia" w:hAnsiTheme="minorHAnsi" w:cstheme="minorBidi"/>
+            <w:noProof/>
+            <w:sz w:val="22"/>
+            <w:szCs w:val="22"/>
+            <w:lang w:eastAsia="hr-HR"/>
           </w:rPr>
           <w:tab/>
         </w:r>
         <w:r>
           <w:rPr>
+            <w:rStyle w:val="Hyperlink"/>
+            <w:noProof/>
+          </w:rPr>
+          <w:t>Upravljanje rezervacijama</w:t>
+        </w:r>
+        <w:r>
+          <w:rPr>
+            <w:noProof/>
+            <w:webHidden/>
+          </w:rPr>
+          <w:tab/>
+        </w:r>
+        <w:r>
+          <w:rPr>
             <w:noProof/>
             <w:webHidden/>
           </w:rPr>
@@ -3759,7 +3696,7 @@
             <w:noProof/>
             <w:webHidden/>
           </w:rPr>
-          <w:instrText xml:space="preserve"> PAGEREF _Toc175489940 \h </w:instrText>
+          <w:instrText xml:space="preserve"> PAGEREF _Toc175772629 \h </w:instrText>
         </w:r>
         <w:r>
           <w:rPr>
@@ -3779,7 +3716,7 @@
             <w:noProof/>
             <w:webHidden/>
           </w:rPr>
-          <w:t>17</w:t>
+          <w:t>6</w:t>
         </w:r>
         <w:r>
           <w:rPr>
@@ -3792,7 +3729,7 @@
     </w:p>
     <w:p>
       <w:pPr>
-        <w:pStyle w:val="TOC2"/>
+        <w:pStyle w:val="TOC3"/>
         <w:rPr>
           <w:rFonts w:asciiTheme="minorHAnsi" w:eastAsiaTheme="minorEastAsia" w:hAnsiTheme="minorHAnsi" w:cstheme="minorBidi"/>
           <w:noProof/>
@@ -3801,23 +3738,40 @@
           <w:lang w:eastAsia="hr-HR"/>
         </w:rPr>
       </w:pPr>
-      <w:hyperlink w:anchor="_Toc175489941" w:history="1">
+      <w:hyperlink w:anchor="_Toc175772630" w:history="1">
         <w:r>
           <w:rPr>
             <w:rStyle w:val="Hyperlink"/>
             <w:noProof/>
           </w:rPr>
-          <w:t>Kazalo slika, tablica i kodova</w:t>
-        </w:r>
-        <w:r>
-          <w:rPr>
-            <w:noProof/>
-            <w:webHidden/>
+          <w:t>6.3.2</w:t>
+        </w:r>
+        <w:r>
+          <w:rPr>
+            <w:rFonts w:asciiTheme="minorHAnsi" w:eastAsiaTheme="minorEastAsia" w:hAnsiTheme="minorHAnsi" w:cstheme="minorBidi"/>
+            <w:noProof/>
+            <w:sz w:val="22"/>
+            <w:szCs w:val="22"/>
+            <w:lang w:eastAsia="hr-HR"/>
           </w:rPr>
           <w:tab/>
         </w:r>
         <w:r>
           <w:rPr>
+            <w:rStyle w:val="Hyperlink"/>
+            <w:noProof/>
+          </w:rPr>
+          <w:t>Evidencija gostiju</w:t>
+        </w:r>
+        <w:r>
+          <w:rPr>
+            <w:noProof/>
+            <w:webHidden/>
+          </w:rPr>
+          <w:tab/>
+        </w:r>
+        <w:r>
+          <w:rPr>
             <w:noProof/>
             <w:webHidden/>
           </w:rPr>
@@ -3828,7 +3782,7 @@
             <w:noProof/>
             <w:webHidden/>
           </w:rPr>
-          <w:instrText xml:space="preserve"> PAGEREF _Toc175489941 \h </w:instrText>
+          <w:instrText xml:space="preserve"> PAGEREF _Toc175772630 \h </w:instrText>
         </w:r>
         <w:r>
           <w:rPr>
@@ -3848,7 +3802,7 @@
             <w:noProof/>
             <w:webHidden/>
           </w:rPr>
-          <w:t>17</w:t>
+          <w:t>6</w:t>
         </w:r>
         <w:r>
           <w:rPr>
@@ -3870,23 +3824,40 @@
           <w:lang w:eastAsia="hr-HR"/>
         </w:rPr>
       </w:pPr>
-      <w:hyperlink w:anchor="_Toc175489942" w:history="1">
+      <w:hyperlink w:anchor="_Toc175772631" w:history="1">
         <w:r>
           <w:rPr>
             <w:rStyle w:val="Hyperlink"/>
             <w:noProof/>
           </w:rPr>
-          <w:t>Kazalo slika</w:t>
-        </w:r>
-        <w:r>
-          <w:rPr>
-            <w:noProof/>
-            <w:webHidden/>
+          <w:t>6.3.3</w:t>
+        </w:r>
+        <w:r>
+          <w:rPr>
+            <w:rFonts w:asciiTheme="minorHAnsi" w:eastAsiaTheme="minorEastAsia" w:hAnsiTheme="minorHAnsi" w:cstheme="minorBidi"/>
+            <w:noProof/>
+            <w:sz w:val="22"/>
+            <w:szCs w:val="22"/>
+            <w:lang w:eastAsia="hr-HR"/>
           </w:rPr>
           <w:tab/>
         </w:r>
         <w:r>
           <w:rPr>
+            <w:rStyle w:val="Hyperlink"/>
+            <w:noProof/>
+          </w:rPr>
+          <w:t>Praćenje raspoloživosti soba</w:t>
+        </w:r>
+        <w:r>
+          <w:rPr>
+            <w:noProof/>
+            <w:webHidden/>
+          </w:rPr>
+          <w:tab/>
+        </w:r>
+        <w:r>
+          <w:rPr>
             <w:noProof/>
             <w:webHidden/>
           </w:rPr>
@@ -3897,7 +3868,7 @@
             <w:noProof/>
             <w:webHidden/>
           </w:rPr>
-          <w:instrText xml:space="preserve"> PAGEREF _Toc175489942 \h </w:instrText>
+          <w:instrText xml:space="preserve"> PAGEREF _Toc175772631 \h </w:instrText>
         </w:r>
         <w:r>
           <w:rPr>
@@ -3917,7 +3888,7 @@
             <w:noProof/>
             <w:webHidden/>
           </w:rPr>
-          <w:t>17</w:t>
+          <w:t>6</w:t>
         </w:r>
         <w:r>
           <w:rPr>
@@ -3939,23 +3910,40 @@
           <w:lang w:eastAsia="hr-HR"/>
         </w:rPr>
       </w:pPr>
-      <w:hyperlink w:anchor="_Toc175489943" w:history="1">
+      <w:hyperlink w:anchor="_Toc175772632" w:history="1">
         <w:r>
           <w:rPr>
             <w:rStyle w:val="Hyperlink"/>
             <w:noProof/>
           </w:rPr>
-          <w:t>Kazalo tablica</w:t>
-        </w:r>
-        <w:r>
-          <w:rPr>
-            <w:noProof/>
-            <w:webHidden/>
+          <w:t>6.3.4</w:t>
+        </w:r>
+        <w:r>
+          <w:rPr>
+            <w:rFonts w:asciiTheme="minorHAnsi" w:eastAsiaTheme="minorEastAsia" w:hAnsiTheme="minorHAnsi" w:cstheme="minorBidi"/>
+            <w:noProof/>
+            <w:sz w:val="22"/>
+            <w:szCs w:val="22"/>
+            <w:lang w:eastAsia="hr-HR"/>
           </w:rPr>
           <w:tab/>
         </w:r>
         <w:r>
           <w:rPr>
+            <w:rStyle w:val="Hyperlink"/>
+            <w:noProof/>
+          </w:rPr>
+          <w:t>Prilagodba cijena noćenja</w:t>
+        </w:r>
+        <w:r>
+          <w:rPr>
+            <w:noProof/>
+            <w:webHidden/>
+          </w:rPr>
+          <w:tab/>
+        </w:r>
+        <w:r>
+          <w:rPr>
             <w:noProof/>
             <w:webHidden/>
           </w:rPr>
@@ -3966,7 +3954,7 @@
             <w:noProof/>
             <w:webHidden/>
           </w:rPr>
-          <w:instrText xml:space="preserve"> PAGEREF _Toc175489943 \h </w:instrText>
+          <w:instrText xml:space="preserve"> PAGEREF _Toc175772632 \h </w:instrText>
         </w:r>
         <w:r>
           <w:rPr>
@@ -3986,7 +3974,7 @@
             <w:noProof/>
             <w:webHidden/>
           </w:rPr>
-          <w:t>17</w:t>
+          <w:t>6</w:t>
         </w:r>
         <w:r>
           <w:rPr>
@@ -3999,7 +3987,7 @@
     </w:p>
     <w:p>
       <w:pPr>
-        <w:pStyle w:val="TOC3"/>
+        <w:pStyle w:val="TOC1"/>
         <w:rPr>
           <w:rFonts w:asciiTheme="minorHAnsi" w:eastAsiaTheme="minorEastAsia" w:hAnsiTheme="minorHAnsi" w:cstheme="minorBidi"/>
           <w:noProof/>
@@ -4008,23 +3996,40 @@
           <w:lang w:eastAsia="hr-HR"/>
         </w:rPr>
       </w:pPr>
-      <w:hyperlink w:anchor="_Toc175489944" w:history="1">
+      <w:hyperlink w:anchor="_Toc175772633" w:history="1">
         <w:r>
           <w:rPr>
             <w:rStyle w:val="Hyperlink"/>
             <w:noProof/>
           </w:rPr>
-          <w:t>Kazalo kodova</w:t>
-        </w:r>
-        <w:r>
-          <w:rPr>
-            <w:noProof/>
-            <w:webHidden/>
+          <w:t>7</w:t>
+        </w:r>
+        <w:r>
+          <w:rPr>
+            <w:rFonts w:asciiTheme="minorHAnsi" w:eastAsiaTheme="minorEastAsia" w:hAnsiTheme="minorHAnsi" w:cstheme="minorBidi"/>
+            <w:noProof/>
+            <w:sz w:val="22"/>
+            <w:szCs w:val="22"/>
+            <w:lang w:eastAsia="hr-HR"/>
           </w:rPr>
           <w:tab/>
         </w:r>
         <w:r>
           <w:rPr>
+            <w:rStyle w:val="Hyperlink"/>
+            <w:noProof/>
+          </w:rPr>
+          <w:t>ZAKLJUČAK</w:t>
+        </w:r>
+        <w:r>
+          <w:rPr>
+            <w:noProof/>
+            <w:webHidden/>
+          </w:rPr>
+          <w:tab/>
+        </w:r>
+        <w:r>
+          <w:rPr>
             <w:noProof/>
             <w:webHidden/>
           </w:rPr>
@@ -4035,7 +4040,7 @@
             <w:noProof/>
             <w:webHidden/>
           </w:rPr>
-          <w:instrText xml:space="preserve"> PAGEREF _Toc175489944 \h </w:instrText>
+          <w:instrText xml:space="preserve"> PAGEREF _Toc175772633 \h </w:instrText>
         </w:r>
         <w:r>
           <w:rPr>
@@ -4055,7 +4060,7 @@
             <w:noProof/>
             <w:webHidden/>
           </w:rPr>
-          <w:t>17</w:t>
+          <w:t>7</w:t>
         </w:r>
         <w:r>
           <w:rPr>
@@ -4068,7 +4073,7 @@
     </w:p>
     <w:p>
       <w:pPr>
-        <w:pStyle w:val="TOC2"/>
+        <w:pStyle w:val="TOC1"/>
         <w:rPr>
           <w:rFonts w:asciiTheme="minorHAnsi" w:eastAsiaTheme="minorEastAsia" w:hAnsiTheme="minorHAnsi" w:cstheme="minorBidi"/>
           <w:noProof/>
@@ -4077,13 +4082,13 @@
           <w:lang w:eastAsia="hr-HR"/>
         </w:rPr>
       </w:pPr>
-      <w:hyperlink w:anchor="_Toc175489945" w:history="1">
+      <w:hyperlink w:anchor="_Toc175772634" w:history="1">
         <w:r>
           <w:rPr>
             <w:rStyle w:val="Hyperlink"/>
             <w:noProof/>
           </w:rPr>
-          <w:t>Popis oznaka i kratica</w:t>
+          <w:t>LITERATURA</w:t>
         </w:r>
         <w:r>
           <w:rPr>
@@ -4104,7 +4109,7 @@
             <w:noProof/>
             <w:webHidden/>
           </w:rPr>
-          <w:instrText xml:space="preserve"> PAGEREF _Toc175489945 \h </w:instrText>
+          <w:instrText xml:space="preserve"> PAGEREF _Toc175772634 \h </w:instrText>
         </w:r>
         <w:r>
           <w:rPr>
@@ -4124,7 +4129,7 @@
             <w:noProof/>
             <w:webHidden/>
           </w:rPr>
-          <w:t>17</w:t>
+          <w:t>8</w:t>
         </w:r>
         <w:r>
           <w:rPr>
@@ -4137,7 +4142,7 @@
     </w:p>
     <w:p>
       <w:pPr>
-        <w:pStyle w:val="TOC2"/>
+        <w:pStyle w:val="TOC1"/>
         <w:rPr>
           <w:rFonts w:asciiTheme="minorHAnsi" w:eastAsiaTheme="minorEastAsia" w:hAnsiTheme="minorHAnsi" w:cstheme="minorBidi"/>
           <w:noProof/>
@@ -4146,13 +4151,13 @@
           <w:lang w:eastAsia="hr-HR"/>
         </w:rPr>
       </w:pPr>
-      <w:hyperlink w:anchor="_Toc175489946" w:history="1">
+      <w:hyperlink w:anchor="_Toc175772635" w:history="1">
         <w:r>
           <w:rPr>
             <w:rStyle w:val="Hyperlink"/>
             <w:noProof/>
           </w:rPr>
-          <w:t>Ostali prilozi i dokumentacija</w:t>
+          <w:t>PRILOZI</w:t>
         </w:r>
         <w:r>
           <w:rPr>
@@ -4173,7 +4178,7 @@
             <w:noProof/>
             <w:webHidden/>
           </w:rPr>
-          <w:instrText xml:space="preserve"> PAGEREF _Toc175489946 \h </w:instrText>
+          <w:instrText xml:space="preserve"> PAGEREF _Toc175772635 \h </w:instrText>
         </w:r>
         <w:r>
           <w:rPr>
@@ -4193,7 +4198,7 @@
             <w:noProof/>
             <w:webHidden/>
           </w:rPr>
-          <w:t>17</w:t>
+          <w:t>9</w:t>
         </w:r>
         <w:r>
           <w:rPr>
@@ -4206,7 +4211,7 @@
     </w:p>
     <w:p>
       <w:pPr>
-        <w:pStyle w:val="TOC3"/>
+        <w:pStyle w:val="TOC2"/>
         <w:rPr>
           <w:rFonts w:asciiTheme="minorHAnsi" w:eastAsiaTheme="minorEastAsia" w:hAnsiTheme="minorHAnsi" w:cstheme="minorBidi"/>
           <w:noProof/>
@@ -4215,13 +4220,13 @@
           <w:lang w:eastAsia="hr-HR"/>
         </w:rPr>
       </w:pPr>
-      <w:hyperlink w:anchor="_Toc175489947" w:history="1">
+      <w:hyperlink w:anchor="_Toc175772636" w:history="1">
         <w:r>
           <w:rPr>
             <w:rStyle w:val="Hyperlink"/>
             <w:noProof/>
           </w:rPr>
-          <w:t>Kazalo profesorovih napomena</w:t>
+          <w:t>Kazalo slika, tablica i kodova</w:t>
         </w:r>
         <w:r>
           <w:rPr>
@@ -4242,7 +4247,7 @@
             <w:noProof/>
             <w:webHidden/>
           </w:rPr>
-          <w:instrText xml:space="preserve"> PAGEREF _Toc175489947 \h </w:instrText>
+          <w:instrText xml:space="preserve"> PAGEREF _Toc175772636 \h </w:instrText>
         </w:r>
         <w:r>
           <w:rPr>
@@ -4262,7 +4267,7 @@
             <w:noProof/>
             <w:webHidden/>
           </w:rPr>
-          <w:t>17</w:t>
+          <w:t>9</w:t>
         </w:r>
         <w:r>
           <w:rPr>
@@ -4284,13 +4289,13 @@
           <w:lang w:eastAsia="hr-HR"/>
         </w:rPr>
       </w:pPr>
-      <w:hyperlink w:anchor="_Toc175489948" w:history="1">
+      <w:hyperlink w:anchor="_Toc175772637" w:history="1">
         <w:r>
           <w:rPr>
             <w:rStyle w:val="Hyperlink"/>
             <w:noProof/>
           </w:rPr>
-          <w:t>Upravljanje izmjenama</w:t>
+          <w:t>Kazalo slika</w:t>
         </w:r>
         <w:r>
           <w:rPr>
@@ -4311,7 +4316,7 @@
             <w:noProof/>
             <w:webHidden/>
           </w:rPr>
-          <w:instrText xml:space="preserve"> PAGEREF _Toc175489948 \h </w:instrText>
+          <w:instrText xml:space="preserve"> PAGEREF _Toc175772637 \h </w:instrText>
         </w:r>
         <w:r>
           <w:rPr>
@@ -4331,7 +4336,7 @@
             <w:noProof/>
             <w:webHidden/>
           </w:rPr>
-          <w:t>18</w:t>
+          <w:t>9</w:t>
         </w:r>
         <w:r>
           <w:rPr>
@@ -4344,7 +4349,7 @@
     </w:p>
     <w:p>
       <w:pPr>
-        <w:pStyle w:val="TOC1"/>
+        <w:pStyle w:val="TOC3"/>
         <w:rPr>
           <w:rFonts w:asciiTheme="minorHAnsi" w:eastAsiaTheme="minorEastAsia" w:hAnsiTheme="minorHAnsi" w:cstheme="minorBidi"/>
           <w:noProof/>
@@ -4353,12 +4358,426 @@
           <w:lang w:eastAsia="hr-HR"/>
         </w:rPr>
       </w:pPr>
-      <w:hyperlink w:anchor="_Toc175489949" w:history="1">
+      <w:hyperlink w:anchor="_Toc175772638" w:history="1">
         <w:r>
           <w:rPr>
             <w:rStyle w:val="Hyperlink"/>
             <w:noProof/>
           </w:rPr>
+          <w:t>Kazalo tablica</w:t>
+        </w:r>
+        <w:r>
+          <w:rPr>
+            <w:noProof/>
+            <w:webHidden/>
+          </w:rPr>
+          <w:tab/>
+        </w:r>
+        <w:r>
+          <w:rPr>
+            <w:noProof/>
+            <w:webHidden/>
+          </w:rPr>
+          <w:fldChar w:fldCharType="begin"/>
+        </w:r>
+        <w:r>
+          <w:rPr>
+            <w:noProof/>
+            <w:webHidden/>
+          </w:rPr>
+          <w:instrText xml:space="preserve"> PAGEREF _Toc175772638 \h </w:instrText>
+        </w:r>
+        <w:r>
+          <w:rPr>
+            <w:noProof/>
+            <w:webHidden/>
+          </w:rPr>
+        </w:r>
+        <w:r>
+          <w:rPr>
+            <w:noProof/>
+            <w:webHidden/>
+          </w:rPr>
+          <w:fldChar w:fldCharType="separate"/>
+        </w:r>
+        <w:r>
+          <w:rPr>
+            <w:noProof/>
+            <w:webHidden/>
+          </w:rPr>
+          <w:t>9</w:t>
+        </w:r>
+        <w:r>
+          <w:rPr>
+            <w:noProof/>
+            <w:webHidden/>
+          </w:rPr>
+          <w:fldChar w:fldCharType="end"/>
+        </w:r>
+      </w:hyperlink>
+    </w:p>
+    <w:p>
+      <w:pPr>
+        <w:pStyle w:val="TOC3"/>
+        <w:rPr>
+          <w:rFonts w:asciiTheme="minorHAnsi" w:eastAsiaTheme="minorEastAsia" w:hAnsiTheme="minorHAnsi" w:cstheme="minorBidi"/>
+          <w:noProof/>
+          <w:sz w:val="22"/>
+          <w:szCs w:val="22"/>
+          <w:lang w:eastAsia="hr-HR"/>
+        </w:rPr>
+      </w:pPr>
+      <w:hyperlink w:anchor="_Toc175772639" w:history="1">
+        <w:r>
+          <w:rPr>
+            <w:rStyle w:val="Hyperlink"/>
+            <w:noProof/>
+          </w:rPr>
+          <w:t>Kazalo kodova</w:t>
+        </w:r>
+        <w:r>
+          <w:rPr>
+            <w:noProof/>
+            <w:webHidden/>
+          </w:rPr>
+          <w:tab/>
+        </w:r>
+        <w:r>
+          <w:rPr>
+            <w:noProof/>
+            <w:webHidden/>
+          </w:rPr>
+          <w:fldChar w:fldCharType="begin"/>
+        </w:r>
+        <w:r>
+          <w:rPr>
+            <w:noProof/>
+            <w:webHidden/>
+          </w:rPr>
+          <w:instrText xml:space="preserve"> PAGEREF _Toc175772639 \h </w:instrText>
+        </w:r>
+        <w:r>
+          <w:rPr>
+            <w:noProof/>
+            <w:webHidden/>
+          </w:rPr>
+        </w:r>
+        <w:r>
+          <w:rPr>
+            <w:noProof/>
+            <w:webHidden/>
+          </w:rPr>
+          <w:fldChar w:fldCharType="separate"/>
+        </w:r>
+        <w:r>
+          <w:rPr>
+            <w:noProof/>
+            <w:webHidden/>
+          </w:rPr>
+          <w:t>9</w:t>
+        </w:r>
+        <w:r>
+          <w:rPr>
+            <w:noProof/>
+            <w:webHidden/>
+          </w:rPr>
+          <w:fldChar w:fldCharType="end"/>
+        </w:r>
+      </w:hyperlink>
+    </w:p>
+    <w:p>
+      <w:pPr>
+        <w:pStyle w:val="TOC2"/>
+        <w:rPr>
+          <w:rFonts w:asciiTheme="minorHAnsi" w:eastAsiaTheme="minorEastAsia" w:hAnsiTheme="minorHAnsi" w:cstheme="minorBidi"/>
+          <w:noProof/>
+          <w:sz w:val="22"/>
+          <w:szCs w:val="22"/>
+          <w:lang w:eastAsia="hr-HR"/>
+        </w:rPr>
+      </w:pPr>
+      <w:hyperlink w:anchor="_Toc175772640" w:history="1">
+        <w:r>
+          <w:rPr>
+            <w:rStyle w:val="Hyperlink"/>
+            <w:noProof/>
+          </w:rPr>
+          <w:t>Popis oznaka i kratica</w:t>
+        </w:r>
+        <w:r>
+          <w:rPr>
+            <w:noProof/>
+            <w:webHidden/>
+          </w:rPr>
+          <w:tab/>
+        </w:r>
+        <w:r>
+          <w:rPr>
+            <w:noProof/>
+            <w:webHidden/>
+          </w:rPr>
+          <w:fldChar w:fldCharType="begin"/>
+        </w:r>
+        <w:r>
+          <w:rPr>
+            <w:noProof/>
+            <w:webHidden/>
+          </w:rPr>
+          <w:instrText xml:space="preserve"> PAGEREF _Toc175772640 \h </w:instrText>
+        </w:r>
+        <w:r>
+          <w:rPr>
+            <w:noProof/>
+            <w:webHidden/>
+          </w:rPr>
+        </w:r>
+        <w:r>
+          <w:rPr>
+            <w:noProof/>
+            <w:webHidden/>
+          </w:rPr>
+          <w:fldChar w:fldCharType="separate"/>
+        </w:r>
+        <w:r>
+          <w:rPr>
+            <w:noProof/>
+            <w:webHidden/>
+          </w:rPr>
+          <w:t>9</w:t>
+        </w:r>
+        <w:r>
+          <w:rPr>
+            <w:noProof/>
+            <w:webHidden/>
+          </w:rPr>
+          <w:fldChar w:fldCharType="end"/>
+        </w:r>
+      </w:hyperlink>
+    </w:p>
+    <w:p>
+      <w:pPr>
+        <w:pStyle w:val="TOC2"/>
+        <w:rPr>
+          <w:rFonts w:asciiTheme="minorHAnsi" w:eastAsiaTheme="minorEastAsia" w:hAnsiTheme="minorHAnsi" w:cstheme="minorBidi"/>
+          <w:noProof/>
+          <w:sz w:val="22"/>
+          <w:szCs w:val="22"/>
+          <w:lang w:eastAsia="hr-HR"/>
+        </w:rPr>
+      </w:pPr>
+      <w:hyperlink w:anchor="_Toc175772641" w:history="1">
+        <w:r>
+          <w:rPr>
+            <w:rStyle w:val="Hyperlink"/>
+            <w:noProof/>
+          </w:rPr>
+          <w:t>Ostali prilozi i dokumentacija</w:t>
+        </w:r>
+        <w:r>
+          <w:rPr>
+            <w:noProof/>
+            <w:webHidden/>
+          </w:rPr>
+          <w:tab/>
+        </w:r>
+        <w:r>
+          <w:rPr>
+            <w:noProof/>
+            <w:webHidden/>
+          </w:rPr>
+          <w:fldChar w:fldCharType="begin"/>
+        </w:r>
+        <w:r>
+          <w:rPr>
+            <w:noProof/>
+            <w:webHidden/>
+          </w:rPr>
+          <w:instrText xml:space="preserve"> PAGEREF _Toc175772641 \h </w:instrText>
+        </w:r>
+        <w:r>
+          <w:rPr>
+            <w:noProof/>
+            <w:webHidden/>
+          </w:rPr>
+        </w:r>
+        <w:r>
+          <w:rPr>
+            <w:noProof/>
+            <w:webHidden/>
+          </w:rPr>
+          <w:fldChar w:fldCharType="separate"/>
+        </w:r>
+        <w:r>
+          <w:rPr>
+            <w:noProof/>
+            <w:webHidden/>
+          </w:rPr>
+          <w:t>9</w:t>
+        </w:r>
+        <w:r>
+          <w:rPr>
+            <w:noProof/>
+            <w:webHidden/>
+          </w:rPr>
+          <w:fldChar w:fldCharType="end"/>
+        </w:r>
+      </w:hyperlink>
+    </w:p>
+    <w:p>
+      <w:pPr>
+        <w:pStyle w:val="TOC3"/>
+        <w:rPr>
+          <w:rFonts w:asciiTheme="minorHAnsi" w:eastAsiaTheme="minorEastAsia" w:hAnsiTheme="minorHAnsi" w:cstheme="minorBidi"/>
+          <w:noProof/>
+          <w:sz w:val="22"/>
+          <w:szCs w:val="22"/>
+          <w:lang w:eastAsia="hr-HR"/>
+        </w:rPr>
+      </w:pPr>
+      <w:hyperlink w:anchor="_Toc175772642" w:history="1">
+        <w:r>
+          <w:rPr>
+            <w:rStyle w:val="Hyperlink"/>
+            <w:noProof/>
+          </w:rPr>
+          <w:t>Kazalo profesorovih napomena</w:t>
+        </w:r>
+        <w:r>
+          <w:rPr>
+            <w:noProof/>
+            <w:webHidden/>
+          </w:rPr>
+          <w:tab/>
+        </w:r>
+        <w:r>
+          <w:rPr>
+            <w:noProof/>
+            <w:webHidden/>
+          </w:rPr>
+          <w:fldChar w:fldCharType="begin"/>
+        </w:r>
+        <w:r>
+          <w:rPr>
+            <w:noProof/>
+            <w:webHidden/>
+          </w:rPr>
+          <w:instrText xml:space="preserve"> PAGEREF _Toc175772642 \h </w:instrText>
+        </w:r>
+        <w:r>
+          <w:rPr>
+            <w:noProof/>
+            <w:webHidden/>
+          </w:rPr>
+        </w:r>
+        <w:r>
+          <w:rPr>
+            <w:noProof/>
+            <w:webHidden/>
+          </w:rPr>
+          <w:fldChar w:fldCharType="separate"/>
+        </w:r>
+        <w:r>
+          <w:rPr>
+            <w:noProof/>
+            <w:webHidden/>
+          </w:rPr>
+          <w:t>9</w:t>
+        </w:r>
+        <w:r>
+          <w:rPr>
+            <w:noProof/>
+            <w:webHidden/>
+          </w:rPr>
+          <w:fldChar w:fldCharType="end"/>
+        </w:r>
+      </w:hyperlink>
+    </w:p>
+    <w:p>
+      <w:pPr>
+        <w:pStyle w:val="TOC3"/>
+        <w:rPr>
+          <w:rFonts w:asciiTheme="minorHAnsi" w:eastAsiaTheme="minorEastAsia" w:hAnsiTheme="minorHAnsi" w:cstheme="minorBidi"/>
+          <w:noProof/>
+          <w:sz w:val="22"/>
+          <w:szCs w:val="22"/>
+          <w:lang w:eastAsia="hr-HR"/>
+        </w:rPr>
+      </w:pPr>
+      <w:hyperlink w:anchor="_Toc175772643" w:history="1">
+        <w:r>
+          <w:rPr>
+            <w:rStyle w:val="Hyperlink"/>
+            <w:noProof/>
+          </w:rPr>
+          <w:t>Upravljanje izmjenama</w:t>
+        </w:r>
+        <w:r>
+          <w:rPr>
+            <w:noProof/>
+            <w:webHidden/>
+          </w:rPr>
+          <w:tab/>
+        </w:r>
+        <w:r>
+          <w:rPr>
+            <w:noProof/>
+            <w:webHidden/>
+          </w:rPr>
+          <w:fldChar w:fldCharType="begin"/>
+        </w:r>
+        <w:r>
+          <w:rPr>
+            <w:noProof/>
+            <w:webHidden/>
+          </w:rPr>
+          <w:instrText xml:space="preserve"> PAGEREF _Toc175772643 \h </w:instrText>
+        </w:r>
+        <w:r>
+          <w:rPr>
+            <w:noProof/>
+            <w:webHidden/>
+          </w:rPr>
+        </w:r>
+        <w:r>
+          <w:rPr>
+            <w:noProof/>
+            <w:webHidden/>
+          </w:rPr>
+          <w:fldChar w:fldCharType="separate"/>
+        </w:r>
+        <w:r>
+          <w:rPr>
+            <w:noProof/>
+            <w:webHidden/>
+          </w:rPr>
+          <w:t>10</w:t>
+        </w:r>
+        <w:r>
+          <w:rPr>
+            <w:noProof/>
+            <w:webHidden/>
+          </w:rPr>
+          <w:fldChar w:fldCharType="end"/>
+        </w:r>
+      </w:hyperlink>
+    </w:p>
+    <w:p>
+      <w:pPr>
+        <w:pStyle w:val="TOC1"/>
+        <w:rPr>
+          <w:rFonts w:asciiTheme="minorHAnsi" w:eastAsiaTheme="minorEastAsia" w:hAnsiTheme="minorHAnsi" w:cstheme="minorBidi"/>
+          <w:noProof/>
+          <w:sz w:val="22"/>
+          <w:szCs w:val="22"/>
+          <w:lang w:eastAsia="hr-HR"/>
+        </w:rPr>
+      </w:pPr>
+      <w:hyperlink w:anchor="_Toc175772644" w:history="1">
+        <w:r>
+          <w:rPr>
+            <w:rStyle w:val="Hyperlink"/>
+            <w:noProof/>
+          </w:rPr>
           <w:t>SAŽETAK/ABSTRACT I KLJUČNE RIJEČI/KEYWORDS</w:t>
         </w:r>
         <w:r>
@@ -4380,7 +4799,7 @@
             <w:noProof/>
             <w:webHidden/>
           </w:rPr>
-          <w:instrText xml:space="preserve"> PAGEREF _Toc175489949 \h </w:instrText>
+          <w:instrText xml:space="preserve"> PAGEREF _Toc175772644 \h </w:instrText>
         </w:r>
         <w:r>
           <w:rPr>
@@ -4400,7 +4819,7 @@
             <w:noProof/>
             <w:webHidden/>
           </w:rPr>
-          <w:t>21</w:t>
+          <w:t>13</w:t>
         </w:r>
         <w:r>
           <w:rPr>
@@ -4413,6 +4832,7 @@
     </w:p>
     <w:p>
       <w:r>
+        <w:lastRenderedPageBreak/>
         <w:fldChar w:fldCharType="end"/>
       </w:r>
     </w:p>
@@ -4459,15 +4879,18 @@
       <w:pPr>
         <w:pStyle w:val="Heading1"/>
       </w:pPr>
-      <w:bookmarkStart w:id="0" w:name="_Toc175489916"/>
+      <w:bookmarkStart w:id="1" w:name="_Toc175772605"/>
       <w:r>
         <w:lastRenderedPageBreak/>
         <w:t>UVOD</w:t>
       </w:r>
-      <w:bookmarkEnd w:id="0"/>
-    </w:p>
-    <w:p>
-      <w:pPr>
+      <w:bookmarkEnd w:id="1"/>
+    </w:p>
+    <w:p>
+      <w:pPr>
+        <w:tabs>
+          <w:tab w:val="left" w:pos="3261"/>
+        </w:tabs>
         <w:ind w:firstLine="432"/>
       </w:pPr>
       <w:r>
@@ -4497,6 +4920,9 @@
     </w:p>
     <w:p>
       <w:pPr>
+        <w:tabs>
+          <w:tab w:val="left" w:pos="3261"/>
+        </w:tabs>
         <w:ind w:firstLine="432"/>
       </w:pPr>
       <w:r>
@@ -4514,6 +4940,9 @@
     </w:p>
     <w:p>
       <w:pPr>
+        <w:tabs>
+          <w:tab w:val="left" w:pos="3261"/>
+        </w:tabs>
         <w:ind w:firstLine="432"/>
       </w:pPr>
       <w:r>
@@ -4525,6 +4954,9 @@
     </w:p>
     <w:p>
       <w:pPr>
+        <w:tabs>
+          <w:tab w:val="left" w:pos="3261"/>
+        </w:tabs>
         <w:ind w:firstLine="432"/>
       </w:pPr>
       <w:r>
@@ -4584,6 +5016,9 @@
     </w:p>
     <w:p>
       <w:pPr>
+        <w:tabs>
+          <w:tab w:val="left" w:pos="3261"/>
+        </w:tabs>
         <w:ind w:firstLine="432"/>
       </w:pPr>
       <w:r>
@@ -4609,295 +5044,68 @@
       <w:pPr>
         <w:pStyle w:val="Heading1"/>
       </w:pPr>
-      <w:bookmarkStart w:id="1" w:name="_Toc175489917"/>
+      <w:bookmarkStart w:id="2" w:name="_Toc175772606"/>
       <w:r>
         <w:lastRenderedPageBreak/>
-        <w:t>UVOD U DESKTOP APLIKACIJE</w:t>
-      </w:r>
-      <w:bookmarkEnd w:id="1"/>
+        <w:t>OPIS APLIKACIJE</w:t>
+      </w:r>
+      <w:bookmarkEnd w:id="2"/>
     </w:p>
     <w:p>
       <w:pPr>
         <w:pStyle w:val="Heading2"/>
       </w:pPr>
-      <w:bookmarkStart w:id="2" w:name="_Toc175489918"/>
-      <w:r>
-        <w:t>Što je desktop aplikacija?</w:t>
-      </w:r>
-      <w:bookmarkEnd w:id="2"/>
-    </w:p>
-    <w:p>
-      <w:pPr>
-        <w:ind w:firstLine="567"/>
-      </w:pPr>
-      <w:r>
-        <w:t>Desktop aplikacije su softverski programi koji se instaliraju i izvode izravno na računalu korisnika.</w:t>
-      </w:r>
-      <w:r>
-        <w:t xml:space="preserve"> </w:t>
-      </w:r>
-      <w:r>
-        <w:t>One ne zahtijevaju s</w:t>
-      </w:r>
-      <w:r>
-        <w:t>talnu povezanost s internetom kako bi radile</w:t>
-      </w:r>
-      <w:r>
-        <w:t>, što im omogućuje brže izvođenje i veću stabilnost.</w:t>
-      </w:r>
-    </w:p>
-    <w:p>
-      <w:pPr>
-        <w:ind w:firstLine="708"/>
-      </w:pPr>
-      <w:r>
-        <w:t xml:space="preserve">Desktop aplikacije </w:t>
-      </w:r>
-      <w:r>
-        <w:t>se razvijaju</w:t>
-      </w:r>
-      <w:r>
-        <w:t xml:space="preserve"> za rad u specifičnom operativnom sustavu, kao što su </w:t>
-      </w:r>
-      <w:r>
-        <w:rPr>
-          <w:i/>
-        </w:rPr>
-        <w:t xml:space="preserve">Windows, macOS </w:t>
-      </w:r>
-      <w:r>
-        <w:t>ili</w:t>
-      </w:r>
-      <w:r>
-        <w:rPr>
-          <w:i/>
-        </w:rPr>
-        <w:t xml:space="preserve"> Linux</w:t>
-      </w:r>
-      <w:r>
-        <w:t>. Ove aplikacije mogu koristiti resurse računala, poput memorije i procesora</w:t>
-      </w:r>
-      <w:r>
-        <w:t xml:space="preserve"> te </w:t>
-      </w:r>
-      <w:r>
-        <w:t>su dizajnirane da rade u okruženju za koje su namijenjene.</w:t>
-      </w:r>
-      <w:r>
-        <w:t xml:space="preserve"> </w:t>
-      </w:r>
-      <w:r>
-        <w:t>Podaci se spremaju lokalno na računalu</w:t>
-      </w:r>
-      <w:r>
-        <w:t xml:space="preserve"> što omogućuje brz pristup i manipulaciju podacima bez potrebe za mrežnom vezom.</w:t>
-      </w:r>
-    </w:p>
-    <w:p>
-      <w:pPr>
-        <w:ind w:firstLine="708"/>
-      </w:pPr>
-      <w:r>
-        <w:t>Aplikacija</w:t>
-      </w:r>
-      <w:r>
-        <w:t xml:space="preserve"> se instalira</w:t>
-      </w:r>
-      <w:r>
-        <w:t xml:space="preserve"> na računa</w:t>
-      </w:r>
-      <w:r>
-        <w:t>lo korisnika, gdje se pohrani u obliku izvršne datoteke</w:t>
-      </w:r>
-      <w:r>
-        <w:t>. Kada korisnik pokrene aplikaciju, ona se izvodi izravno unutar operativnog sustava, omogućujući pristup svim funkcionalnostima aplikacije bez potrebe za pristupom internetu. Aplikacije komuniciraju s računalnim resursima putem operativnog sustava i mogu koristiti različite tehnologije za prikaz grafičkog sučelja, upravljanje podacima i obavljanje zadataka</w:t>
-      </w:r>
-      <w:r>
-        <w:t>.</w:t>
-      </w:r>
-    </w:p>
-    <w:p>
-      <w:pPr>
-        <w:ind w:firstLine="708"/>
-      </w:pPr>
+      <w:bookmarkStart w:id="3" w:name="_Toc175772607"/>
+      <w:r>
+        <w:t>Osnovne funkcionalnosti aplikacije</w:t>
+      </w:r>
+      <w:bookmarkEnd w:id="3"/>
     </w:p>
     <w:p>
       <w:pPr>
         <w:keepNext/>
         <w:jc w:val="center"/>
       </w:pPr>
-      <w:r>
-        <w:rPr>
-          <w:noProof/>
-          <w:lang w:eastAsia="hr-HR"/>
-        </w:rPr>
-        <w:drawing>
-          <wp:inline distT="0" distB="0" distL="0" distR="0" wp14:anchorId="72AC9927" wp14:editId="7BAC94B8">
-            <wp:extent cx="4162425" cy="3059129"/>
-            <wp:effectExtent l="0" t="0" r="0" b="8255"/>
-            <wp:docPr id="12" name="Picture 12"/>
-            <wp:cNvGraphicFramePr>
-              <a:graphicFrameLocks xmlns:a="http://schemas.openxmlformats.org/drawingml/2006/main" noChangeAspect="1"/>
-            </wp:cNvGraphicFramePr>
-            <a:graphic xmlns:a="http://schemas.openxmlformats.org/drawingml/2006/main">
-              <a:graphicData uri="http://schemas.openxmlformats.org/drawingml/2006/picture">
-                <pic:pic xmlns:pic="http://schemas.openxmlformats.org/drawingml/2006/picture">
-                  <pic:nvPicPr>
-                    <pic:cNvPr id="12" name="operating_system_stats.png"/>
-                    <pic:cNvPicPr/>
-                  </pic:nvPicPr>
-                  <pic:blipFill>
-                    <a:blip r:embed="rId10">
-                      <a:extLst>
-                        <a:ext uri="{28A0092B-C50C-407E-A947-70E740481C1C}">
-                          <a14:useLocalDpi xmlns:a14="http://schemas.microsoft.com/office/drawing/2010/main" val="0"/>
-                        </a:ext>
-                      </a:extLst>
-                    </a:blip>
-                    <a:stretch>
-                      <a:fillRect/>
-                    </a:stretch>
-                  </pic:blipFill>
-                  <pic:spPr>
-                    <a:xfrm>
-                      <a:off x="0" y="0"/>
-                      <a:ext cx="4215064" cy="3097815"/>
-                    </a:xfrm>
-                    <a:prstGeom prst="rect">
-                      <a:avLst/>
-                    </a:prstGeom>
-                  </pic:spPr>
-                </pic:pic>
-              </a:graphicData>
-            </a:graphic>
-          </wp:inline>
-        </w:drawing>
-      </w:r>
-    </w:p>
-    <w:p>
-      <w:pPr>
-        <w:pStyle w:val="Caption"/>
-      </w:pPr>
-      <w:bookmarkStart w:id="3" w:name="_Toc175490648"/>
-      <w:bookmarkStart w:id="4" w:name="_Ref175514558"/>
-      <w:bookmarkStart w:id="5" w:name="_Ref175514591"/>
-      <w:r>
-        <w:t xml:space="preserve">Slika </w:t>
-      </w:r>
-      <w:fldSimple w:instr=" STYLEREF 1 \s ">
-        <w:r>
-          <w:rPr>
-            <w:noProof/>
-          </w:rPr>
-          <w:t>2</w:t>
-        </w:r>
-      </w:fldSimple>
-      <w:r>
-        <w:noBreakHyphen/>
-      </w:r>
-      <w:fldSimple w:instr=" SEQ Slika \* ARABIC \s 1 ">
-        <w:r>
-          <w:rPr>
-            <w:noProof/>
-          </w:rPr>
-          <w:t>1</w:t>
-        </w:r>
-      </w:fldSimple>
+    </w:p>
+    <w:p/>
+    <w:p>
+      <w:pPr>
+        <w:pStyle w:val="Heading2"/>
+      </w:pPr>
+      <w:bookmarkStart w:id="4" w:name="_Toc175772608"/>
+      <w:r>
+        <w:t>Glavni dijelovi aplikacije</w:t>
+      </w:r>
+      <w:bookmarkEnd w:id="4"/>
+    </w:p>
+    <w:p>
+      <w:pPr>
+        <w:pStyle w:val="Heading2"/>
+      </w:pPr>
+      <w:bookmarkStart w:id="5" w:name="_Toc175772609"/>
+      <w:r>
+        <w:t>Dizajn korisničkog sučelja</w:t>
+      </w:r>
       <w:bookmarkEnd w:id="5"/>
-      <w:r>
-        <w:t xml:space="preserve"> –</w:t>
-      </w:r>
-      <w:r>
-        <w:t xml:space="preserve"> </w:t>
-      </w:r>
-      <w:r>
-        <w:t>Zastupljenost operacijs</w:t>
-      </w:r>
-      <w:r>
-        <w:t>kih sustava na računalima u 2022</w:t>
-      </w:r>
-      <w:r>
-        <w:t>. godini</w:t>
-      </w:r>
-      <w:bookmarkEnd w:id="3"/>
-      <w:bookmarkEnd w:id="4"/>
-    </w:p>
-    <w:p/>
-    <w:p>
-      <w:r>
-        <w:t xml:space="preserve">Na slici se može vidjeti da je Microsoft Windows 10 daleko najzastupljeniji operativni sustav u 2022. godini, s 56,2% udjela, dok Windows 11 drži 8,3%. macOS je bio prisutan na 14,2% računala, dok </w:t>
-      </w:r>
-      <w:r>
-        <w:t xml:space="preserve">ostatak čine </w:t>
-      </w:r>
-      <w:r>
-        <w:t>ostali operacijski sustavi, uključuju</w:t>
-      </w:r>
-      <w:r>
-        <w:t>ći različite Linux distribucije</w:t>
-      </w:r>
-      <w:r>
-        <w:t xml:space="preserve">. </w:t>
-      </w:r>
-    </w:p>
-    <w:p>
-      <w:r>
-        <w:tab/>
-      </w:r>
-      <w:r>
-        <w:t>Odluka o izradi desktop aplikacije za Windows platformu pokazala se opravdanom s obzirom na njegovu veliku prisutnost među korisnicima, što ovu platformu čini najprikladnijim izborom za postizanje širok</w:t>
-      </w:r>
-      <w:r>
-        <w:t>e dostupnosti i kompatibilnosti</w:t>
-      </w:r>
-      <w:r>
-        <w:t xml:space="preserve">. </w:t>
-      </w:r>
-      <w:r>
-        <w:fldChar w:fldCharType="begin"/>
-      </w:r>
-      <w:r>
-        <w:instrText xml:space="preserve"> REF _Ref175485670 \n \h </w:instrText>
-      </w:r>
-      <w:r>
-        <w:fldChar w:fldCharType="separate"/>
-      </w:r>
-      <w:r>
-        <w:t>[1]</w:t>
-      </w:r>
-      <w:r>
-        <w:fldChar w:fldCharType="end"/>
-      </w:r>
     </w:p>
     <w:p>
       <w:pPr>
         <w:pStyle w:val="Heading2"/>
       </w:pPr>
-      <w:bookmarkStart w:id="6" w:name="_Toc175489919"/>
-      <w:r>
-        <w:t>Usporedba sa web aplikacijama</w:t>
+      <w:bookmarkStart w:id="6" w:name="_Toc175772610"/>
+      <w:r>
+        <w:t>Plan razvoja</w:t>
       </w:r>
       <w:bookmarkEnd w:id="6"/>
     </w:p>
     <w:p>
-      <w:r>
-        <w:t>Web aplikacije su softverski programi koji se pokreću putem web preglednika i zahtijevaju stalnu internet vezu za rad. Za razliku od desktop aplikacija, web aplikacije se ne instaliraju na lokalnom računalu već se nalaze na poslužitelju, a korisnici im pristupaju putem URL-a. Ovaj pristup omogućuje korištenje aplikacije s bilo kojeg uređaja koji ima pristup internetu. Web aplikacije omogućuju centralizirano upravljanje i ažuriranje, što pojednostavljuje održavanje, no podaci se pohranjuju na poslužiteljima, što može predstavljati sigurnosni rizik.</w:t>
-      </w:r>
-    </w:p>
-    <w:p>
-      <w:r>
-        <w:t xml:space="preserve">Desktop aplikacije, s druge strane, pružaju bolju izvedbu i stabilnost jer koriste lokalne resurse i ne ovise o internet vezi. Također, omogućuju brži pristup podacima pohranjenim na lokalnom računalu i mogu raditi u okruženjima s ograničenim internet pristupom. Međutim, zahtijevaju instalaciju i ažuriranja na svakom računalu pojedinačno. </w:t>
-      </w:r>
-    </w:p>
-    <w:p/>
-    <w:p>
       <w:pPr>
         <w:pStyle w:val="Heading1"/>
       </w:pPr>
-      <w:bookmarkStart w:id="7" w:name="_Toc175489920"/>
+      <w:bookmarkStart w:id="7" w:name="_Toc175772611"/>
       <w:r>
         <w:lastRenderedPageBreak/>
-        <w:t>KORIŠTENE TEHNOLOGIJE</w:t>
+        <w:t>ZAHTJEVI APLIKACIJE</w:t>
       </w:r>
       <w:bookmarkEnd w:id="7"/>
     </w:p>
@@ -4905,436 +5113,11 @@
       <w:pPr>
         <w:pStyle w:val="Heading2"/>
       </w:pPr>
-      <w:bookmarkStart w:id="8" w:name="_Toc175489921"/>
-      <w:r>
-        <w:t>Tehnologije za izradu desktop aplikacije</w:t>
+      <w:bookmarkStart w:id="8" w:name="_Toc175772612"/>
+      <w:r>
+        <w:t>Funkcionalni zahtjevi</w:t>
       </w:r>
       <w:bookmarkEnd w:id="8"/>
-    </w:p>
-    <w:p>
-      <w:r>
-        <w:t xml:space="preserve">Za razvoj </w:t>
-      </w:r>
-      <w:r>
-        <w:rPr>
-          <w:i/>
-        </w:rPr>
-        <w:t>desktop</w:t>
-      </w:r>
-      <w:r>
-        <w:t xml:space="preserve"> aplikacija koriste se različiti alati i tehnologije koje omogućuju izradu, testiranje i upravljanje aplikacijama. Među najčešće korištenim alatima su </w:t>
-      </w:r>
-      <w:r>
-        <w:rPr>
-          <w:i/>
-        </w:rPr>
-        <w:t>Visual Studio</w:t>
-      </w:r>
-      <w:r>
-        <w:t xml:space="preserve"> za </w:t>
-      </w:r>
-      <w:r>
-        <w:rPr>
-          <w:i/>
-        </w:rPr>
-        <w:t>Window</w:t>
-      </w:r>
-      <w:r>
-        <w:t xml:space="preserve">s, </w:t>
-      </w:r>
-      <w:r>
-        <w:rPr>
-          <w:i/>
-        </w:rPr>
-        <w:t>Xcode</w:t>
-      </w:r>
-      <w:r>
-        <w:t xml:space="preserve"> za </w:t>
-      </w:r>
-      <w:r>
-        <w:rPr>
-          <w:i/>
-        </w:rPr>
-        <w:t>macOS</w:t>
-      </w:r>
-      <w:r>
-        <w:t xml:space="preserve">, i </w:t>
-      </w:r>
-      <w:r>
-        <w:rPr>
-          <w:i/>
-        </w:rPr>
-        <w:t>Eclipse</w:t>
-      </w:r>
-      <w:r>
-        <w:t xml:space="preserve"> za </w:t>
-      </w:r>
-      <w:r>
-        <w:rPr>
-          <w:i/>
-        </w:rPr>
-        <w:t>Java</w:t>
-      </w:r>
-      <w:r>
-        <w:t xml:space="preserve"> razvoj</w:t>
-      </w:r>
-      <w:r>
-        <w:t>.</w:t>
-      </w:r>
-    </w:p>
-    <w:p>
-      <w:r>
-        <w:t xml:space="preserve">Tehnologije kao što su </w:t>
-      </w:r>
-      <w:r>
-        <w:rPr>
-          <w:i/>
-        </w:rPr>
-        <w:t>Windows Forms</w:t>
-      </w:r>
-      <w:r>
-        <w:t xml:space="preserve">, </w:t>
-      </w:r>
-      <w:r>
-        <w:rPr>
-          <w:i/>
-        </w:rPr>
-        <w:t>WPF</w:t>
-      </w:r>
-      <w:r>
-        <w:t xml:space="preserve"> (</w:t>
-      </w:r>
-      <w:r>
-        <w:rPr>
-          <w:i/>
-        </w:rPr>
-        <w:t>Windows Presentation Foundation</w:t>
-      </w:r>
-      <w:r>
-        <w:t xml:space="preserve">), </w:t>
-      </w:r>
-      <w:r>
-        <w:rPr>
-          <w:i/>
-        </w:rPr>
-        <w:t>Qt</w:t>
-      </w:r>
-      <w:r>
-        <w:t xml:space="preserve"> i </w:t>
-      </w:r>
-      <w:r>
-        <w:rPr>
-          <w:i/>
-        </w:rPr>
-        <w:t>JavaFX</w:t>
-      </w:r>
-      <w:r>
-        <w:t xml:space="preserve"> koriste se za kreiranje grafičkog sučelja koje korisnici vide i koriste. Svaka od ovih tehnologija nudi različite mogućnosti za dizajn i implementaciju korisničkog sučelja, prilagođene specifičnim potrebama i operativnim sustavima.</w:t>
-      </w:r>
-    </w:p>
-    <w:p>
-      <w:r>
-        <w:t xml:space="preserve">Za razvoj ove aplikacije korištene su tehnologije poput </w:t>
-      </w:r>
-      <w:r>
-        <w:rPr>
-          <w:i/>
-        </w:rPr>
-        <w:t>Visual Studio</w:t>
-      </w:r>
-      <w:r>
-        <w:t xml:space="preserve"> za razvoj, </w:t>
-      </w:r>
-      <w:r>
-        <w:rPr>
-          <w:i/>
-        </w:rPr>
-        <w:t>.NET Framework</w:t>
-      </w:r>
-      <w:r>
-        <w:t xml:space="preserve"> i </w:t>
-      </w:r>
-      <w:r>
-        <w:rPr>
-          <w:i/>
-        </w:rPr>
-        <w:t>C#</w:t>
-      </w:r>
-      <w:r>
-        <w:t xml:space="preserve"> za programiranje</w:t>
-      </w:r>
-      <w:r>
-        <w:rPr>
-          <w:i/>
-        </w:rPr>
-        <w:t>, Windows Forms</w:t>
-      </w:r>
-      <w:r>
-        <w:t xml:space="preserve"> za izradu grafičkog sučelja </w:t>
-      </w:r>
-      <w:r>
-        <w:rPr>
-          <w:i/>
-        </w:rPr>
-        <w:t>te Microsoft SQL Server</w:t>
-      </w:r>
-      <w:r>
-        <w:t xml:space="preserve"> za upravljanje podacima.</w:t>
-      </w:r>
-    </w:p>
-    <w:p>
-      <w:pPr>
-        <w:pStyle w:val="Heading3"/>
-      </w:pPr>
-      <w:bookmarkStart w:id="9" w:name="_Toc175489922"/>
-      <w:r>
-        <w:t>Visual Studio</w:t>
-      </w:r>
-      <w:bookmarkEnd w:id="9"/>
-    </w:p>
-    <w:p>
-      <w:r>
-        <w:rPr>
-          <w:i/>
-        </w:rPr>
-        <w:t>Visual Studio</w:t>
-      </w:r>
-      <w:r>
-        <w:t>, proizvod</w:t>
-      </w:r>
-      <w:r>
-        <w:rPr>
-          <w:i/>
-        </w:rPr>
-        <w:t xml:space="preserve"> Microsofta</w:t>
-      </w:r>
-      <w:r>
-        <w:t xml:space="preserve">, jedan je od najistaknutijih </w:t>
-      </w:r>
-      <w:r>
-        <w:rPr>
-          <w:i/>
-        </w:rPr>
-        <w:t>integriranih razvojnih okruženja</w:t>
-      </w:r>
-      <w:r>
-        <w:t xml:space="preserve"> (</w:t>
-      </w:r>
-      <w:r>
-        <w:rPr>
-          <w:i/>
-        </w:rPr>
-        <w:t>IDE</w:t>
-      </w:r>
-      <w:r>
-        <w:t>) u svijetu softverskog razvoja. Osmišljen je kao sveobuhvatno rješenje za programere, omogućujući im da razvijaju raznovrsne softverske projekte, uključujući računalne programe, web stranice, web aplikacije, web servise i mobilne aplikacije.</w:t>
-      </w:r>
-    </w:p>
-    <w:p>
-      <w:r>
-        <w:t>Ključna značajka ovog okruženja</w:t>
-      </w:r>
-      <w:r>
-        <w:t xml:space="preserve"> je njegov integrirani uređivač koda, koji pruža napredne alate posebno prilagođene za pisanje i optimizaciju programskog koda. Uređivač koda dolazi s funkcionalnošću </w:t>
-      </w:r>
-      <w:r>
-        <w:rPr>
-          <w:i/>
-        </w:rPr>
-        <w:t>IntelliSense</w:t>
-      </w:r>
-      <w:r>
-        <w:t xml:space="preserve">, koja automatski dovršava kod i predlaže ispravke, značajno smanjujući mogućnost pogrešaka i ubrzavajući razvojni proces. Osim toga, </w:t>
-      </w:r>
-      <w:r>
-        <w:rPr>
-          <w:i/>
-        </w:rPr>
-        <w:t>Visual Studio</w:t>
-      </w:r>
-      <w:r>
-        <w:t xml:space="preserve"> podržava refaktoriranje koda, omogućujući jednostavne promjene u strukturi koda bez utjecaja na njegovu funkcionalnost.</w:t>
-      </w:r>
-    </w:p>
-    <w:p>
-      <w:r>
-        <w:t xml:space="preserve">Podržava rad s 36 programskih jezika, uključujući popularne jezike kao što su </w:t>
-      </w:r>
-      <w:r>
-        <w:rPr>
-          <w:i/>
-        </w:rPr>
-        <w:t>C#, C++, Visual Basic, F#, JavaScript, XML i HTML</w:t>
-      </w:r>
-      <w:r>
-        <w:t>. Ova široka podrška čini ga iznimno svestranim alatom, pogotovo kada se uzmu u obzir dostupne ekstenzije i dodaci koji proširuju njegove mogućnosti na gotovo svaki programski jezik.</w:t>
-      </w:r>
-    </w:p>
-    <w:p>
-      <w:r>
-        <w:lastRenderedPageBreak/>
-        <w:t xml:space="preserve">U ovom projektu korištena je </w:t>
-      </w:r>
-      <w:r>
-        <w:rPr>
-          <w:i/>
-        </w:rPr>
-        <w:t xml:space="preserve">Community </w:t>
-      </w:r>
-      <w:r>
-        <w:t>verzija Visual Studi</w:t>
-      </w:r>
-      <w:r>
-        <w:t xml:space="preserve">a, koja je besplatna i dostupna svim korisnicima. Iako </w:t>
-      </w:r>
-      <w:r>
-        <w:t xml:space="preserve">je </w:t>
-      </w:r>
-      <w:r>
-        <w:t xml:space="preserve">besplatna, Community verzija nudi </w:t>
-      </w:r>
-      <w:r>
-        <w:t>bogat</w:t>
-      </w:r>
-      <w:r>
-        <w:t xml:space="preserve"> set alata i funkcionalnosti, što je čini idealnim izborom za individualne programere i </w:t>
-      </w:r>
-      <w:r>
-        <w:t>manje projekte</w:t>
-      </w:r>
-      <w:r>
-        <w:t>.</w:t>
-      </w:r>
-    </w:p>
-    <w:p>
-      <w:pPr>
-        <w:pStyle w:val="Heading3"/>
-      </w:pPr>
-      <w:bookmarkStart w:id="10" w:name="_Toc175489923"/>
-      <w:r>
-        <w:t>.NET Framework</w:t>
-      </w:r>
-      <w:r>
-        <w:t xml:space="preserve"> i C#</w:t>
-      </w:r>
-      <w:bookmarkEnd w:id="10"/>
-    </w:p>
-    <w:p>
-      <w:pPr>
-        <w:ind w:firstLine="708"/>
-      </w:pPr>
-      <w:r>
-        <w:rPr>
-          <w:i/>
-        </w:rPr>
-        <w:t>.NET Framework</w:t>
-      </w:r>
-      <w:r>
-        <w:t xml:space="preserve"> je razvojna platforma koju je stvorio </w:t>
-      </w:r>
-      <w:r>
-        <w:rPr>
-          <w:i/>
-        </w:rPr>
-        <w:t>Microsoft</w:t>
-      </w:r>
-      <w:r>
-        <w:t xml:space="preserve"> za izgradnju i pokretanje aplikacija na </w:t>
-      </w:r>
-      <w:r>
-        <w:rPr>
-          <w:i/>
-        </w:rPr>
-        <w:t>Windows</w:t>
-      </w:r>
-      <w:r>
-        <w:t xml:space="preserve"> operativnim sustavima. Kao što se može vidjeti na</w:t>
-      </w:r>
-      <w:r>
-        <w:t xml:space="preserve"> </w:t>
-      </w:r>
-      <w:r>
-        <w:fldChar w:fldCharType="begin"/>
-      </w:r>
-      <w:r>
-        <w:instrText xml:space="preserve"> REF _Ref175514640 \h </w:instrText>
-      </w:r>
-      <w:r>
-        <w:fldChar w:fldCharType="separate"/>
-      </w:r>
-      <w:r>
-        <w:t xml:space="preserve">Slika </w:t>
-      </w:r>
-      <w:r>
-        <w:rPr>
-          <w:noProof/>
-        </w:rPr>
-        <w:t>3</w:t>
-      </w:r>
-      <w:r>
-        <w:noBreakHyphen/>
-      </w:r>
-      <w:r>
-        <w:rPr>
-          <w:noProof/>
-        </w:rPr>
-        <w:t>1</w:t>
-      </w:r>
-      <w:r>
-        <w:fldChar w:fldCharType="end"/>
-      </w:r>
-      <w:r>
-        <w:t xml:space="preserve">, arhitektura </w:t>
-      </w:r>
-      <w:r>
-        <w:rPr>
-          <w:i/>
-        </w:rPr>
-        <w:t>.NET Frameworka</w:t>
-      </w:r>
-      <w:r>
-        <w:t xml:space="preserve"> se sastoji od nekoliko ključnih komponenti koje omogućuju njegovu funkcionalnost i fleksibilnost.</w:t>
-      </w:r>
-    </w:p>
-    <w:p>
-      <w:pPr>
-        <w:ind w:firstLine="708"/>
-      </w:pPr>
-      <w:r>
-        <w:t xml:space="preserve">Najvažniji sastavni dio je </w:t>
-      </w:r>
-      <w:r>
-        <w:rPr>
-          <w:i/>
-        </w:rPr>
-        <w:t>Common Language Runtime (CLR)</w:t>
-      </w:r>
-      <w:r>
-        <w:t>, koji upravlja izvršavanjem aplikacija i osigurava njihovu stabilnost i funkcionalnost. CLR prevodi kod iz aplikacije u strojni kod razumljiv računalu, koristeći Just-In-Time (JIT) kompajler. Ova sposobnost prevođenja koda omogućava .NET-u da bude prenosiv na različite operativne sustave poput Linuxa i macOS-a putem MONO, pomoćnog sustava treće strane.</w:t>
-      </w:r>
-    </w:p>
-    <w:p>
-      <w:pPr>
-        <w:ind w:firstLine="708"/>
-      </w:pPr>
-      <w:r>
-        <w:t>Također je prikazano na slici da CLR koristi Microsoft Intermediate Language (MSIL) za interpretaciju koda. Svi programski jezici koji se koriste u .NET-u, kao što su C#, J#, C++, i Visual Basic, prevode se u MSIL putem IL-kompajlera. Ovaj proces omogućava razvoj aplikacija u različitim jezicima unutar iste platforme i podržava višejezično programiranje, što omogućava suradnju programera koji koriste različite jezike na istom projektu.</w:t>
-      </w:r>
-      <w:r>
-        <w:fldChar w:fldCharType="begin"/>
-      </w:r>
-      <w:r>
-        <w:instrText xml:space="preserve"> REF _Ref175490935 \n \h </w:instrText>
-      </w:r>
-      <w:r>
-        <w:fldChar w:fldCharType="separate"/>
-      </w:r>
-      <w:r>
-        <w:t>[2]</w:t>
-      </w:r>
-      <w:r>
-        <w:fldChar w:fldCharType="end"/>
-      </w:r>
     </w:p>
     <w:p>
       <w:pPr>
@@ -5342,2540 +5125,239 @@
         <w:ind w:firstLine="708"/>
         <w:jc w:val="center"/>
       </w:pPr>
-      <w:r>
-        <w:rPr>
-          <w:noProof/>
-          <w:lang w:eastAsia="hr-HR"/>
-        </w:rPr>
+    </w:p>
+    <w:p>
+      <w:pPr>
+        <w:pStyle w:val="Heading2"/>
+      </w:pPr>
+      <w:bookmarkStart w:id="9" w:name="_Toc175772613"/>
+      <w:r>
+        <w:t>Zahtjevi za osoblje hotela</w:t>
+      </w:r>
+      <w:bookmarkEnd w:id="9"/>
+    </w:p>
+    <w:p>
+      <w:pPr>
+        <w:pStyle w:val="Heading2"/>
+      </w:pPr>
+      <w:bookmarkStart w:id="10" w:name="_Toc175772614"/>
+      <w:r>
+        <w:t>Zahtjevi za menadžment hotela</w:t>
+      </w:r>
+      <w:bookmarkEnd w:id="10"/>
+    </w:p>
+    <w:p>
+      <w:pPr>
+        <w:pStyle w:val="Heading2"/>
+      </w:pPr>
+      <w:bookmarkStart w:id="11" w:name="_Toc175772615"/>
+      <w:r>
+        <w:t>Nefunkcionalni zahtjevi</w:t>
+      </w:r>
+      <w:bookmarkEnd w:id="11"/>
+    </w:p>
+    <w:p>
+      <w:pPr>
+        <w:pStyle w:val="Heading1"/>
+      </w:pPr>
+      <w:bookmarkStart w:id="12" w:name="_Toc175772616"/>
+      <w:r>
         <w:lastRenderedPageBreak/>
-        <w:drawing>
-          <wp:inline distT="0" distB="0" distL="0" distR="0" wp14:anchorId="5272C3A9" wp14:editId="029E677F">
-            <wp:extent cx="3939288" cy="4142630"/>
-            <wp:effectExtent l="0" t="0" r="4445" b="0"/>
-            <wp:docPr id="13" name="Picture 13"/>
-            <wp:cNvGraphicFramePr>
-              <a:graphicFrameLocks xmlns:a="http://schemas.openxmlformats.org/drawingml/2006/main" noChangeAspect="1"/>
-            </wp:cNvGraphicFramePr>
-            <a:graphic xmlns:a="http://schemas.openxmlformats.org/drawingml/2006/main">
-              <a:graphicData uri="http://schemas.openxmlformats.org/drawingml/2006/picture">
-                <pic:pic xmlns:pic="http://schemas.openxmlformats.org/drawingml/2006/picture">
-                  <pic:nvPicPr>
-                    <pic:cNvPr id="13" name="dotnet_architectuere.png"/>
-                    <pic:cNvPicPr/>
-                  </pic:nvPicPr>
-                  <pic:blipFill>
-                    <a:blip r:embed="rId11">
-                      <a:extLst>
-                        <a:ext uri="{28A0092B-C50C-407E-A947-70E740481C1C}">
-                          <a14:useLocalDpi xmlns:a14="http://schemas.microsoft.com/office/drawing/2010/main" val="0"/>
-                        </a:ext>
-                      </a:extLst>
-                    </a:blip>
-                    <a:stretch>
-                      <a:fillRect/>
-                    </a:stretch>
-                  </pic:blipFill>
-                  <pic:spPr>
-                    <a:xfrm>
-                      <a:off x="0" y="0"/>
-                      <a:ext cx="3982058" cy="4187608"/>
-                    </a:xfrm>
-                    <a:prstGeom prst="rect">
-                      <a:avLst/>
-                    </a:prstGeom>
-                  </pic:spPr>
-                </pic:pic>
-              </a:graphicData>
-            </a:graphic>
-          </wp:inline>
-        </w:drawing>
-      </w:r>
-    </w:p>
-    <w:p>
-      <w:pPr>
-        <w:pStyle w:val="Caption"/>
-      </w:pPr>
-      <w:bookmarkStart w:id="11" w:name="_Toc175490649"/>
-      <w:bookmarkStart w:id="12" w:name="_Ref175514640"/>
-      <w:r>
-        <w:t xml:space="preserve">Slika </w:t>
-      </w:r>
-      <w:fldSimple w:instr=" STYLEREF 1 \s ">
-        <w:r>
-          <w:rPr>
-            <w:noProof/>
-          </w:rPr>
-          <w:t>3</w:t>
-        </w:r>
-      </w:fldSimple>
-      <w:r>
-        <w:noBreakHyphen/>
-      </w:r>
-      <w:fldSimple w:instr=" SEQ Slika \* ARABIC \s 1 ">
-        <w:r>
-          <w:rPr>
-            <w:noProof/>
-          </w:rPr>
-          <w:t>1</w:t>
-        </w:r>
-      </w:fldSimple>
+        <w:t>MODELIRANJE SUSTAVA</w:t>
+      </w:r>
       <w:bookmarkEnd w:id="12"/>
-      <w:r>
-        <w:t xml:space="preserve"> –Arhitektura .NET Frameworka-a</w:t>
-      </w:r>
-      <w:bookmarkEnd w:id="11"/>
+    </w:p>
+    <w:p/>
+    <w:p>
+      <w:pPr>
+        <w:pStyle w:val="Heading2"/>
+      </w:pPr>
+      <w:bookmarkStart w:id="13" w:name="_Toc175772617"/>
+      <w:r>
+        <w:t>ER diagram</w:t>
+      </w:r>
+      <w:bookmarkEnd w:id="13"/>
+    </w:p>
+    <w:p>
+      <w:pPr>
+        <w:pStyle w:val="Heading2"/>
+      </w:pPr>
+      <w:bookmarkStart w:id="14" w:name="_Toc175772618"/>
+      <w:r>
+        <w:t>Black-box model</w:t>
+      </w:r>
+      <w:bookmarkEnd w:id="14"/>
+    </w:p>
+    <w:p>
+      <w:pPr>
+        <w:pStyle w:val="Heading2"/>
+      </w:pPr>
+      <w:bookmarkStart w:id="15" w:name="_Toc175772619"/>
+      <w:r>
+        <w:t>White-box model</w:t>
+      </w:r>
+      <w:bookmarkEnd w:id="15"/>
+    </w:p>
+    <w:p>
+      <w:pPr>
+        <w:pStyle w:val="Heading1"/>
+      </w:pPr>
+      <w:bookmarkStart w:id="16" w:name="_Toc175772620"/>
+      <w:r>
+        <w:lastRenderedPageBreak/>
+        <w:t>DIZAJN SUSTAVA</w:t>
+      </w:r>
+      <w:bookmarkEnd w:id="16"/>
+    </w:p>
+    <w:p>
+      <w:pPr>
+        <w:pStyle w:val="Heading2"/>
+      </w:pPr>
+      <w:bookmarkStart w:id="17" w:name="_Toc175772621"/>
+      <w:r>
+        <w:t>Dizajn arhitekture sustava</w:t>
+      </w:r>
+      <w:bookmarkEnd w:id="17"/>
+    </w:p>
+    <w:p>
+      <w:r>
+        <w:t>.</w:t>
+      </w:r>
+    </w:p>
+    <w:p/>
+    <w:p>
+      <w:pPr>
+        <w:pStyle w:val="Heading2"/>
+      </w:pPr>
+      <w:bookmarkStart w:id="18" w:name="_Toc175772622"/>
+      <w:r>
+        <w:t>Arhitektura aplikacije</w:t>
+      </w:r>
+      <w:bookmarkEnd w:id="18"/>
+    </w:p>
+    <w:p>
+      <w:r>
+        <w:t>.</w:t>
+      </w:r>
+    </w:p>
+    <w:p>
+      <w:pPr>
+        <w:pStyle w:val="Heading2"/>
+      </w:pPr>
+      <w:bookmarkStart w:id="19" w:name="_Toc175772623"/>
+      <w:r>
+        <w:t>B</w:t>
+      </w:r>
+      <w:r>
+        <w:t xml:space="preserve">aza podataka i upravljanje </w:t>
+      </w:r>
+      <w:r>
+        <w:t>podacima</w:t>
+      </w:r>
+      <w:bookmarkEnd w:id="19"/>
+    </w:p>
+    <w:p>
+      <w:pPr>
+        <w:pStyle w:val="Heading2"/>
+      </w:pPr>
+      <w:bookmarkStart w:id="20" w:name="_Toc175772624"/>
+      <w:r>
+        <w:t>Detaljni prikaz sučelja aplikacije</w:t>
+      </w:r>
+      <w:bookmarkEnd w:id="20"/>
+    </w:p>
+    <w:p>
+      <w:pPr>
+        <w:pStyle w:val="Heading1"/>
+      </w:pPr>
+      <w:bookmarkStart w:id="21" w:name="_Toc175772625"/>
+      <w:r>
+        <w:lastRenderedPageBreak/>
+        <w:t>IMPLEMENTACIJA APLIKACIJE</w:t>
+      </w:r>
+      <w:bookmarkEnd w:id="21"/>
+    </w:p>
+    <w:p>
+      <w:pPr>
+        <w:pStyle w:val="Heading2"/>
+      </w:pPr>
+      <w:bookmarkStart w:id="22" w:name="_Toc175772626"/>
+      <w:r>
+        <w:t>Korištene tehnologije</w:t>
+      </w:r>
+      <w:bookmarkEnd w:id="22"/>
+    </w:p>
+    <w:p>
+      <w:pPr>
+        <w:pStyle w:val="Heading2"/>
+      </w:pPr>
+      <w:bookmarkStart w:id="23" w:name="_Toc175772627"/>
+      <w:r>
+        <w:t>Struktura aplikacije i kod</w:t>
+      </w:r>
+      <w:bookmarkEnd w:id="23"/>
+    </w:p>
+    <w:p>
+      <w:pPr>
+        <w:pStyle w:val="Heading2"/>
+      </w:pPr>
+      <w:bookmarkStart w:id="24" w:name="_Toc175772628"/>
+      <w:r>
+        <w:t>Glavne funkcionalnosti</w:t>
+      </w:r>
+      <w:bookmarkEnd w:id="24"/>
     </w:p>
     <w:p>
       <w:pPr>
         <w:pStyle w:val="Heading3"/>
       </w:pPr>
-      <w:bookmarkStart w:id="13" w:name="_Toc175489924"/>
-      <w:r>
-        <w:t>Windows Forms</w:t>
-      </w:r>
-      <w:bookmarkEnd w:id="13"/>
-    </w:p>
-    <w:p>
-      <w:pPr>
-        <w:ind w:firstLine="708"/>
-      </w:pPr>
-      <w:r>
-        <w:rPr>
-          <w:i/>
-        </w:rPr>
-        <w:t>WinForms</w:t>
-      </w:r>
-      <w:r>
-        <w:t xml:space="preserve"> je značajan dio </w:t>
-      </w:r>
-      <w:r>
-        <w:rPr>
-          <w:i/>
-        </w:rPr>
-        <w:t>.NET Frameworka</w:t>
-      </w:r>
-      <w:r>
-        <w:t xml:space="preserve"> koji omogućuje razvoj grafičkih korisničkih sučelja za desktop aplikacije na </w:t>
-      </w:r>
-      <w:r>
-        <w:rPr>
-          <w:i/>
-        </w:rPr>
-        <w:t>Windows</w:t>
-      </w:r>
-      <w:r>
-        <w:t xml:space="preserve"> operativnim sustavima. Pruža standardne klase i kontrole za izgradnju sučelja koje korisnici mogu vidjeti i s njim interagirati.</w:t>
-      </w:r>
-    </w:p>
-    <w:p>
-      <w:r>
-        <w:rPr>
-          <w:i/>
-        </w:rPr>
-        <w:t>Windows Forms</w:t>
-      </w:r>
-      <w:r>
-        <w:t xml:space="preserve"> predstavlja kolekciju objekata koji omogućuju programerima da kreiraju prozore, dijaloške okvire, gumbe, tekstualna polja i druge komponente korisničkog sučelja. Ove kontrole su dizajnirane da se lako integriraju s ostatkom .NET Frameworka, omogućujući programerima brz i učinkovit razvoj </w:t>
-      </w:r>
-      <w:r>
-        <w:rPr>
-          <w:i/>
-        </w:rPr>
-        <w:t>desktop</w:t>
-      </w:r>
-      <w:r>
-        <w:t xml:space="preserve"> aplikacija.</w:t>
-      </w:r>
-    </w:p>
-    <w:p>
-      <w:pPr>
-        <w:pStyle w:val="Heading2"/>
-      </w:pPr>
-      <w:bookmarkStart w:id="14" w:name="_Toc175489925"/>
-      <w:r>
-        <w:t>Tehnologije za izradu baze podataka</w:t>
-      </w:r>
-      <w:bookmarkEnd w:id="14"/>
-    </w:p>
-    <w:p>
-      <w:pPr>
-        <w:ind w:firstLine="708"/>
-      </w:pPr>
-      <w:r>
-        <w:t>Baze podataka su sustavi za pohranu i upravljanje informacijama. Omogućuju organiziranje podataka na način koji omogućava brzo pretraživanje i učinkovito upravljanje.</w:t>
-      </w:r>
-    </w:p>
-    <w:p>
-      <w:pPr>
-        <w:ind w:firstLine="708"/>
-      </w:pPr>
-    </w:p>
-    <w:p>
-      <w:pPr>
-        <w:ind w:firstLine="708"/>
-      </w:pPr>
-      <w:r>
-        <w:lastRenderedPageBreak/>
-        <w:t xml:space="preserve">Postoje relacijske i nerelacijske baze podataka. Relacijske baze koriste tablice i </w:t>
-      </w:r>
-      <w:r>
-        <w:rPr>
-          <w:i/>
-        </w:rPr>
-        <w:t>SQL</w:t>
-      </w:r>
-      <w:r>
-        <w:t xml:space="preserve"> za pohranu podataka, dok nerelacijske baze nude fleksibilnije načine pohrane, poput dokumenata ili grafova, i bolje su za velike količine neuređenih podataka.</w:t>
-      </w:r>
-    </w:p>
-    <w:p>
-      <w:pPr>
-        <w:ind w:firstLine="708"/>
-      </w:pPr>
-      <w:r>
-        <w:t xml:space="preserve">Za ovu aplikaciju korišten je </w:t>
-      </w:r>
-      <w:r>
-        <w:rPr>
-          <w:i/>
-        </w:rPr>
-        <w:t>Microsoft SQL Server</w:t>
-      </w:r>
-      <w:r>
-        <w:t>, relacijska baza podataka koja omogućava strukturirano pohranjivanje i upravljanje podacima. Baze podataka su ključne za organiziranje i brzo upravljanje informacijama, što ih čini neophodnim za mnoge moderne aplikacije.</w:t>
-      </w:r>
+      <w:bookmarkStart w:id="25" w:name="_Toc175772629"/>
+      <w:r>
+        <w:t>Upravljanje rezervacijama</w:t>
+      </w:r>
+      <w:bookmarkEnd w:id="25"/>
     </w:p>
     <w:p>
       <w:pPr>
         <w:pStyle w:val="Heading3"/>
       </w:pPr>
-      <w:bookmarkStart w:id="15" w:name="_Toc175489926"/>
-      <w:r>
-        <w:t>SQL</w:t>
-      </w:r>
-      <w:bookmarkEnd w:id="15"/>
-    </w:p>
-    <w:p>
-      <w:r>
-        <w:rPr>
-          <w:i/>
-        </w:rPr>
-        <w:t>SQL (Structured Query Language)</w:t>
-      </w:r>
-      <w:r>
-        <w:t xml:space="preserve"> je standardni jezik za upravljanje i rad s relacijskim bazama podataka. Koristi se za definiranje, manipulaciju i pretraživanje podataka pohranjenih u bazama podataka. </w:t>
-      </w:r>
-      <w:r>
-        <w:rPr>
-          <w:i/>
-        </w:rPr>
-        <w:t xml:space="preserve">SQL </w:t>
-      </w:r>
-      <w:r>
-        <w:t xml:space="preserve">omogućuje </w:t>
-      </w:r>
-      <w:r>
-        <w:t xml:space="preserve">programerima </w:t>
-      </w:r>
-      <w:r>
-        <w:t>da kreiraju, ažuriraju i brišu baze podataka te da pišu upite za dohvaćanje specifičnih informacija iz tablica podataka.</w:t>
-      </w:r>
+      <w:bookmarkStart w:id="26" w:name="_Toc175772630"/>
+      <w:r>
+        <w:t>Evidencija gostiju</w:t>
+      </w:r>
+      <w:bookmarkEnd w:id="26"/>
+    </w:p>
+    <w:p>
+      <w:pPr>
+        <w:pStyle w:val="Heading3"/>
+      </w:pPr>
+      <w:bookmarkStart w:id="27" w:name="_Toc175772631"/>
+      <w:r>
+        <w:t>Praćenje raspoloživosti soba</w:t>
+      </w:r>
+      <w:bookmarkEnd w:id="27"/>
+    </w:p>
+    <w:p>
+      <w:pPr>
+        <w:pStyle w:val="Heading3"/>
+      </w:pPr>
+      <w:bookmarkStart w:id="28" w:name="_Toc175772632"/>
+      <w:r>
+        <w:t>Prilagodba cijena noćenja</w:t>
+      </w:r>
+      <w:bookmarkEnd w:id="28"/>
     </w:p>
     <w:p/>
     <w:p>
       <w:pPr>
-        <w:pStyle w:val="Heading3"/>
-      </w:pPr>
-      <w:bookmarkStart w:id="16" w:name="_Toc175489927"/>
-      <w:r>
-        <w:t>Microsoft SQL Server</w:t>
-      </w:r>
-      <w:bookmarkEnd w:id="16"/>
-    </w:p>
-    <w:p/>
-    <w:p>
-      <w:r>
-        <w:t>.</w:t>
-      </w:r>
-    </w:p>
-    <w:p/>
-    <w:p>
-      <w:pPr>
         <w:pStyle w:val="Heading1"/>
       </w:pPr>
-      <w:bookmarkStart w:id="17" w:name="_Toc175489928"/>
-      <w:r>
-        <w:lastRenderedPageBreak/>
-        <w:t>ARHITEKTURA APLIKACIJE</w:t>
-      </w:r>
-      <w:bookmarkEnd w:id="17"/>
-    </w:p>
-    <w:p>
-      <w:pPr>
-        <w:pStyle w:val="ListParagraph"/>
-      </w:pPr>
-      <w:r>
-        <w:t>Metoda rada i pisanja radnje</w:t>
-      </w:r>
-    </w:p>
-    <w:p>
-      <w:pPr>
-        <w:pStyle w:val="ListParagraph"/>
-      </w:pPr>
-      <w:r>
-        <w:t>Dogovor oko početnih obrazaca za pisanje radnje</w:t>
-      </w:r>
-    </w:p>
-    <w:p>
-      <w:pPr>
-        <w:pStyle w:val="ListParagraph"/>
-      </w:pPr>
-      <w:r>
-        <w:t>Razno</w:t>
-      </w:r>
-    </w:p>
-    <w:p/>
-    <w:p>
-      <w:pPr>
-        <w:pStyle w:val="Heading2"/>
-      </w:pPr>
-      <w:bookmarkStart w:id="18" w:name="_Toc175489929"/>
-      <w:r>
-        <w:t>Windows Forms</w:t>
-      </w:r>
-      <w:bookmarkEnd w:id="18"/>
-    </w:p>
-    <w:p>
-      <w:r>
-        <w:t>Mail adrese</w:t>
-      </w:r>
-      <w:r>
-        <w:t>: mogu se koristiti i nefesbove domene, samo pošiljate mora biti jednoznačno i profesoru lako prepoznatljiv – inače neće odgovoriti.</w:t>
-      </w:r>
-    </w:p>
-    <w:p>
-      <w:pPr>
-        <w:pStyle w:val="Heading2"/>
-      </w:pPr>
-      <w:bookmarkStart w:id="19" w:name="_Toc175489930"/>
-      <w:r>
-        <w:t>SQL Server baza podataka</w:t>
-      </w:r>
-      <w:bookmarkEnd w:id="19"/>
-    </w:p>
-    <w:p>
-      <w:pPr>
-        <w:pStyle w:val="Caption"/>
-      </w:pPr>
-      <w:bookmarkStart w:id="20" w:name="_Toc161996528"/>
-      <w:r>
-        <w:t xml:space="preserve">Tablica </w:t>
-      </w:r>
-      <w:r>
-        <w:fldChar w:fldCharType="begin"/>
-      </w:r>
-      <w:r>
-        <w:instrText xml:space="preserve"> STYLEREF 1 \s </w:instrText>
-      </w:r>
-      <w:r>
-        <w:fldChar w:fldCharType="separate"/>
-      </w:r>
-      <w:r>
-        <w:rPr>
-          <w:noProof/>
-        </w:rPr>
-        <w:t>3</w:t>
-      </w:r>
-      <w:r>
-        <w:rPr>
-          <w:noProof/>
-        </w:rPr>
-        <w:fldChar w:fldCharType="end"/>
-      </w:r>
-      <w:r>
-        <w:noBreakHyphen/>
-      </w:r>
-      <w:r>
-        <w:fldChar w:fldCharType="begin"/>
-      </w:r>
-      <w:r>
-        <w:instrText xml:space="preserve"> SEQ Tablica \* ARABIC \s 1 </w:instrText>
-      </w:r>
-      <w:r>
-        <w:fldChar w:fldCharType="separate"/>
-      </w:r>
-      <w:r>
-        <w:rPr>
-          <w:noProof/>
-        </w:rPr>
-        <w:t>1</w:t>
-      </w:r>
-      <w:r>
-        <w:rPr>
-          <w:noProof/>
-        </w:rPr>
-        <w:fldChar w:fldCharType="end"/>
-      </w:r>
-      <w:r>
-        <w:t xml:space="preserve"> </w:t>
-      </w:r>
-      <w:r>
-        <w:t>Popis mail-adresa i telefonski</w:t>
-      </w:r>
-      <w:r>
-        <w:t>h brojeva sudionika projekta 20</w:t>
-      </w:r>
-      <w:r>
-        <w:t>1</w:t>
-      </w:r>
-      <w:r>
-        <w:t>2</w:t>
-      </w:r>
-      <w:r>
-        <w:t>-1</w:t>
-      </w:r>
-      <w:r>
-        <w:t>3</w:t>
-      </w:r>
-      <w:r>
-        <w:t xml:space="preserve"> (FESB)</w:t>
-      </w:r>
-      <w:bookmarkEnd w:id="20"/>
-    </w:p>
-    <w:tbl>
-      <w:tblPr>
-        <w:tblW w:w="0" w:type="auto"/>
-        <w:tblInd w:w="959" w:type="dxa"/>
-        <w:tblBorders>
-          <w:top w:val="single" w:sz="4" w:space="0" w:color="000000"/>
-          <w:left w:val="single" w:sz="4" w:space="0" w:color="000000"/>
-          <w:bottom w:val="single" w:sz="4" w:space="0" w:color="000000"/>
-          <w:right w:val="single" w:sz="4" w:space="0" w:color="000000"/>
-          <w:insideH w:val="single" w:sz="4" w:space="0" w:color="000000"/>
-          <w:insideV w:val="single" w:sz="4" w:space="0" w:color="000000"/>
-        </w:tblBorders>
-        <w:tblLook w:val="04A0" w:firstRow="1" w:lastRow="0" w:firstColumn="1" w:lastColumn="0" w:noHBand="0" w:noVBand="1"/>
-      </w:tblPr>
-      <w:tblGrid>
-        <w:gridCol w:w="741"/>
-        <w:gridCol w:w="1548"/>
-        <w:gridCol w:w="2917"/>
-        <w:gridCol w:w="1556"/>
-        <w:gridCol w:w="1340"/>
-      </w:tblGrid>
-      <w:tr>
-        <w:tc>
-          <w:tcPr>
-            <w:tcW w:w="759" w:type="dxa"/>
-            <w:vAlign w:val="center"/>
-          </w:tcPr>
-          <w:p>
-            <w:pPr>
-              <w:spacing w:after="0"/>
-              <w:jc w:val="center"/>
-              <w:rPr>
-                <w:rFonts w:eastAsia="Times New Roman"/>
-                <w:sz w:val="20"/>
-                <w:szCs w:val="20"/>
-              </w:rPr>
-            </w:pPr>
-          </w:p>
-        </w:tc>
-        <w:tc>
-          <w:tcPr>
-            <w:tcW w:w="1582" w:type="dxa"/>
-            <w:vAlign w:val="center"/>
-          </w:tcPr>
-          <w:p>
-            <w:pPr>
-              <w:spacing w:after="0"/>
-              <w:jc w:val="left"/>
-              <w:rPr>
-                <w:rFonts w:eastAsia="Times New Roman"/>
-                <w:sz w:val="20"/>
-                <w:szCs w:val="20"/>
-              </w:rPr>
-            </w:pPr>
-            <w:r>
-              <w:rPr>
-                <w:rFonts w:eastAsia="Times New Roman"/>
-                <w:sz w:val="20"/>
-                <w:szCs w:val="20"/>
-              </w:rPr>
-              <w:t>Osoba</w:t>
-            </w:r>
-          </w:p>
-        </w:tc>
-        <w:tc>
-          <w:tcPr>
-            <w:tcW w:w="3013" w:type="dxa"/>
-            <w:vAlign w:val="center"/>
-          </w:tcPr>
-          <w:p>
-            <w:pPr>
-              <w:spacing w:after="0"/>
-              <w:jc w:val="left"/>
-              <w:rPr>
-                <w:rFonts w:eastAsia="Times New Roman"/>
-                <w:sz w:val="20"/>
-                <w:szCs w:val="20"/>
-              </w:rPr>
-            </w:pPr>
-            <w:r>
-              <w:rPr>
-                <w:rFonts w:eastAsia="Times New Roman"/>
-                <w:sz w:val="20"/>
-                <w:szCs w:val="20"/>
-              </w:rPr>
-              <w:t>mail</w:t>
-            </w:r>
-          </w:p>
-        </w:tc>
-        <w:tc>
-          <w:tcPr>
-            <w:tcW w:w="1588" w:type="dxa"/>
-            <w:vAlign w:val="center"/>
-          </w:tcPr>
-          <w:p>
-            <w:pPr>
-              <w:spacing w:after="0"/>
-              <w:jc w:val="left"/>
-              <w:rPr>
-                <w:rFonts w:eastAsia="Times New Roman"/>
-                <w:sz w:val="20"/>
-                <w:szCs w:val="20"/>
-              </w:rPr>
-            </w:pPr>
-            <w:r>
-              <w:rPr>
-                <w:rFonts w:eastAsia="Times New Roman"/>
-                <w:sz w:val="20"/>
-                <w:szCs w:val="20"/>
-              </w:rPr>
-              <w:t>telefon</w:t>
-            </w:r>
-          </w:p>
-        </w:tc>
-        <w:tc>
-          <w:tcPr>
-            <w:tcW w:w="1386" w:type="dxa"/>
-            <w:vAlign w:val="center"/>
-          </w:tcPr>
-          <w:p>
-            <w:pPr>
-              <w:spacing w:after="0"/>
-              <w:jc w:val="left"/>
-              <w:rPr>
-                <w:rFonts w:eastAsia="Times New Roman"/>
-                <w:sz w:val="20"/>
-                <w:szCs w:val="20"/>
-              </w:rPr>
-            </w:pPr>
-          </w:p>
-        </w:tc>
-      </w:tr>
-      <w:tr>
-        <w:tc>
-          <w:tcPr>
-            <w:tcW w:w="759" w:type="dxa"/>
-            <w:vAlign w:val="center"/>
-          </w:tcPr>
-          <w:p>
-            <w:pPr>
-              <w:spacing w:after="0"/>
-              <w:jc w:val="center"/>
-              <w:rPr>
-                <w:rFonts w:eastAsia="Times New Roman"/>
-                <w:sz w:val="20"/>
-                <w:szCs w:val="20"/>
-              </w:rPr>
-            </w:pPr>
-            <w:r>
-              <w:rPr>
-                <w:rFonts w:eastAsia="Times New Roman"/>
-                <w:sz w:val="20"/>
-                <w:szCs w:val="20"/>
-              </w:rPr>
-              <w:t>1</w:t>
-            </w:r>
-          </w:p>
-        </w:tc>
-        <w:tc>
-          <w:tcPr>
-            <w:tcW w:w="1582" w:type="dxa"/>
-            <w:vAlign w:val="center"/>
-          </w:tcPr>
-          <w:p>
-            <w:pPr>
-              <w:spacing w:after="0"/>
-              <w:jc w:val="left"/>
-              <w:rPr>
-                <w:rFonts w:eastAsia="Times New Roman"/>
-                <w:sz w:val="20"/>
-                <w:szCs w:val="20"/>
-              </w:rPr>
-            </w:pPr>
-          </w:p>
-        </w:tc>
-        <w:tc>
-          <w:tcPr>
-            <w:tcW w:w="3013" w:type="dxa"/>
-            <w:vAlign w:val="center"/>
-          </w:tcPr>
-          <w:p>
-            <w:pPr>
-              <w:spacing w:after="0"/>
-              <w:jc w:val="left"/>
-              <w:rPr>
-                <w:rFonts w:eastAsia="Times New Roman"/>
-                <w:sz w:val="20"/>
-                <w:szCs w:val="20"/>
-              </w:rPr>
-            </w:pPr>
-          </w:p>
-        </w:tc>
-        <w:tc>
-          <w:tcPr>
-            <w:tcW w:w="1588" w:type="dxa"/>
-            <w:vAlign w:val="center"/>
-          </w:tcPr>
-          <w:p>
-            <w:pPr>
-              <w:spacing w:after="0"/>
-              <w:jc w:val="left"/>
-              <w:rPr>
-                <w:rFonts w:eastAsia="Times New Roman"/>
-                <w:sz w:val="20"/>
-                <w:szCs w:val="20"/>
-              </w:rPr>
-            </w:pPr>
-          </w:p>
-        </w:tc>
-        <w:tc>
-          <w:tcPr>
-            <w:tcW w:w="1386" w:type="dxa"/>
-            <w:vAlign w:val="center"/>
-          </w:tcPr>
-          <w:p>
-            <w:pPr>
-              <w:spacing w:after="0"/>
-              <w:jc w:val="left"/>
-              <w:rPr>
-                <w:rFonts w:eastAsia="Times New Roman"/>
-                <w:sz w:val="20"/>
-                <w:szCs w:val="20"/>
-              </w:rPr>
-            </w:pPr>
-          </w:p>
-        </w:tc>
-      </w:tr>
-      <w:tr>
-        <w:tc>
-          <w:tcPr>
-            <w:tcW w:w="759" w:type="dxa"/>
-            <w:vAlign w:val="center"/>
-          </w:tcPr>
-          <w:p>
-            <w:pPr>
-              <w:spacing w:after="0"/>
-              <w:jc w:val="center"/>
-              <w:rPr>
-                <w:rFonts w:eastAsia="Times New Roman"/>
-                <w:sz w:val="20"/>
-                <w:szCs w:val="20"/>
-              </w:rPr>
-            </w:pPr>
-            <w:r>
-              <w:rPr>
-                <w:rFonts w:eastAsia="Times New Roman"/>
-                <w:sz w:val="20"/>
-                <w:szCs w:val="20"/>
-              </w:rPr>
-              <w:t>2</w:t>
-            </w:r>
-          </w:p>
-        </w:tc>
-        <w:tc>
-          <w:tcPr>
-            <w:tcW w:w="1582" w:type="dxa"/>
-            <w:vAlign w:val="center"/>
-          </w:tcPr>
-          <w:p>
-            <w:pPr>
-              <w:spacing w:after="0"/>
-              <w:jc w:val="left"/>
-              <w:rPr>
-                <w:rFonts w:eastAsia="Times New Roman"/>
-                <w:sz w:val="20"/>
-                <w:szCs w:val="20"/>
-              </w:rPr>
-            </w:pPr>
-          </w:p>
-        </w:tc>
-        <w:tc>
-          <w:tcPr>
-            <w:tcW w:w="3013" w:type="dxa"/>
-            <w:vAlign w:val="center"/>
-          </w:tcPr>
-          <w:p>
-            <w:pPr>
-              <w:spacing w:after="0"/>
-              <w:jc w:val="left"/>
-              <w:rPr>
-                <w:rFonts w:eastAsia="Times New Roman"/>
-                <w:sz w:val="20"/>
-                <w:szCs w:val="20"/>
-              </w:rPr>
-            </w:pPr>
-          </w:p>
-        </w:tc>
-        <w:tc>
-          <w:tcPr>
-            <w:tcW w:w="1588" w:type="dxa"/>
-            <w:vAlign w:val="center"/>
-          </w:tcPr>
-          <w:p>
-            <w:pPr>
-              <w:spacing w:after="0"/>
-              <w:jc w:val="left"/>
-              <w:rPr>
-                <w:rFonts w:eastAsia="Times New Roman"/>
-                <w:sz w:val="20"/>
-                <w:szCs w:val="20"/>
-              </w:rPr>
-            </w:pPr>
-          </w:p>
-        </w:tc>
-        <w:tc>
-          <w:tcPr>
-            <w:tcW w:w="1386" w:type="dxa"/>
-            <w:vAlign w:val="center"/>
-          </w:tcPr>
-          <w:p>
-            <w:pPr>
-              <w:spacing w:after="0"/>
-              <w:jc w:val="left"/>
-              <w:rPr>
-                <w:rFonts w:eastAsia="Times New Roman"/>
-                <w:sz w:val="20"/>
-                <w:szCs w:val="20"/>
-              </w:rPr>
-            </w:pPr>
-          </w:p>
-        </w:tc>
-      </w:tr>
-      <w:tr>
-        <w:tc>
-          <w:tcPr>
-            <w:tcW w:w="759" w:type="dxa"/>
-            <w:vAlign w:val="center"/>
-          </w:tcPr>
-          <w:p>
-            <w:pPr>
-              <w:spacing w:after="0"/>
-              <w:jc w:val="center"/>
-              <w:rPr>
-                <w:rFonts w:eastAsia="Times New Roman"/>
-                <w:sz w:val="20"/>
-                <w:szCs w:val="20"/>
-              </w:rPr>
-            </w:pPr>
-            <w:r>
-              <w:rPr>
-                <w:rFonts w:eastAsia="Times New Roman"/>
-                <w:sz w:val="20"/>
-                <w:szCs w:val="20"/>
-              </w:rPr>
-              <w:t>3</w:t>
-            </w:r>
-          </w:p>
-        </w:tc>
-        <w:tc>
-          <w:tcPr>
-            <w:tcW w:w="1582" w:type="dxa"/>
-            <w:vAlign w:val="center"/>
-          </w:tcPr>
-          <w:p>
-            <w:pPr>
-              <w:spacing w:after="0"/>
-              <w:jc w:val="left"/>
-              <w:rPr>
-                <w:rFonts w:eastAsia="Times New Roman"/>
-                <w:sz w:val="20"/>
-                <w:szCs w:val="20"/>
-              </w:rPr>
-            </w:pPr>
-          </w:p>
-        </w:tc>
-        <w:tc>
-          <w:tcPr>
-            <w:tcW w:w="3013" w:type="dxa"/>
-            <w:vAlign w:val="center"/>
-          </w:tcPr>
-          <w:p>
-            <w:pPr>
-              <w:spacing w:after="0"/>
-              <w:jc w:val="left"/>
-              <w:rPr>
-                <w:rFonts w:eastAsia="Times New Roman"/>
-                <w:sz w:val="20"/>
-                <w:szCs w:val="20"/>
-              </w:rPr>
-            </w:pPr>
-          </w:p>
-        </w:tc>
-        <w:tc>
-          <w:tcPr>
-            <w:tcW w:w="1588" w:type="dxa"/>
-            <w:vAlign w:val="center"/>
-          </w:tcPr>
-          <w:p>
-            <w:pPr>
-              <w:spacing w:after="0"/>
-              <w:jc w:val="left"/>
-              <w:rPr>
-                <w:rFonts w:eastAsia="Times New Roman"/>
-                <w:sz w:val="20"/>
-                <w:szCs w:val="20"/>
-              </w:rPr>
-            </w:pPr>
-          </w:p>
-        </w:tc>
-        <w:tc>
-          <w:tcPr>
-            <w:tcW w:w="1386" w:type="dxa"/>
-            <w:vAlign w:val="center"/>
-          </w:tcPr>
-          <w:p>
-            <w:pPr>
-              <w:spacing w:after="0"/>
-              <w:jc w:val="left"/>
-              <w:rPr>
-                <w:rFonts w:eastAsia="Times New Roman"/>
-                <w:sz w:val="20"/>
-                <w:szCs w:val="20"/>
-              </w:rPr>
-            </w:pPr>
-          </w:p>
-        </w:tc>
-      </w:tr>
-      <w:tr>
-        <w:tc>
-          <w:tcPr>
-            <w:tcW w:w="759" w:type="dxa"/>
-            <w:vAlign w:val="center"/>
-          </w:tcPr>
-          <w:p>
-            <w:pPr>
-              <w:spacing w:after="0"/>
-              <w:jc w:val="center"/>
-              <w:rPr>
-                <w:rFonts w:eastAsia="Times New Roman"/>
-                <w:sz w:val="20"/>
-                <w:szCs w:val="20"/>
-              </w:rPr>
-            </w:pPr>
-            <w:r>
-              <w:rPr>
-                <w:rFonts w:eastAsia="Times New Roman"/>
-                <w:sz w:val="20"/>
-                <w:szCs w:val="20"/>
-              </w:rPr>
-              <w:t>4</w:t>
-            </w:r>
-          </w:p>
-        </w:tc>
-        <w:tc>
-          <w:tcPr>
-            <w:tcW w:w="1582" w:type="dxa"/>
-            <w:vAlign w:val="center"/>
-          </w:tcPr>
-          <w:p>
-            <w:pPr>
-              <w:spacing w:after="0"/>
-              <w:jc w:val="left"/>
-              <w:rPr>
-                <w:rFonts w:eastAsia="Times New Roman"/>
-                <w:sz w:val="20"/>
-                <w:szCs w:val="20"/>
-              </w:rPr>
-            </w:pPr>
-          </w:p>
-        </w:tc>
-        <w:tc>
-          <w:tcPr>
-            <w:tcW w:w="3013" w:type="dxa"/>
-            <w:vAlign w:val="center"/>
-          </w:tcPr>
-          <w:p>
-            <w:pPr>
-              <w:spacing w:after="0"/>
-              <w:jc w:val="left"/>
-              <w:rPr>
-                <w:rFonts w:eastAsia="Times New Roman"/>
-                <w:sz w:val="20"/>
-                <w:szCs w:val="20"/>
-              </w:rPr>
-            </w:pPr>
-          </w:p>
-        </w:tc>
-        <w:tc>
-          <w:tcPr>
-            <w:tcW w:w="1588" w:type="dxa"/>
-            <w:vAlign w:val="center"/>
-          </w:tcPr>
-          <w:p>
-            <w:pPr>
-              <w:spacing w:after="0"/>
-              <w:jc w:val="left"/>
-              <w:rPr>
-                <w:rFonts w:eastAsia="Times New Roman"/>
-                <w:sz w:val="20"/>
-                <w:szCs w:val="20"/>
-              </w:rPr>
-            </w:pPr>
-          </w:p>
-        </w:tc>
-        <w:tc>
-          <w:tcPr>
-            <w:tcW w:w="1386" w:type="dxa"/>
-            <w:vAlign w:val="center"/>
-          </w:tcPr>
-          <w:p>
-            <w:pPr>
-              <w:spacing w:after="0"/>
-              <w:jc w:val="left"/>
-              <w:rPr>
-                <w:rFonts w:eastAsia="Times New Roman"/>
-                <w:sz w:val="20"/>
-                <w:szCs w:val="20"/>
-              </w:rPr>
-            </w:pPr>
-          </w:p>
-        </w:tc>
-      </w:tr>
-      <w:tr>
-        <w:tc>
-          <w:tcPr>
-            <w:tcW w:w="759" w:type="dxa"/>
-            <w:vAlign w:val="center"/>
-          </w:tcPr>
-          <w:p>
-            <w:pPr>
-              <w:spacing w:after="0"/>
-              <w:jc w:val="center"/>
-              <w:rPr>
-                <w:rFonts w:eastAsia="Times New Roman"/>
-                <w:sz w:val="20"/>
-                <w:szCs w:val="20"/>
-              </w:rPr>
-            </w:pPr>
-            <w:r>
-              <w:rPr>
-                <w:rFonts w:eastAsia="Times New Roman"/>
-                <w:sz w:val="20"/>
-                <w:szCs w:val="20"/>
-              </w:rPr>
-              <w:t>5</w:t>
-            </w:r>
-          </w:p>
-        </w:tc>
-        <w:tc>
-          <w:tcPr>
-            <w:tcW w:w="1582" w:type="dxa"/>
-            <w:vAlign w:val="center"/>
-          </w:tcPr>
-          <w:p>
-            <w:pPr>
-              <w:spacing w:after="0"/>
-              <w:jc w:val="left"/>
-              <w:rPr>
-                <w:rFonts w:eastAsia="Times New Roman"/>
-                <w:sz w:val="20"/>
-                <w:szCs w:val="20"/>
-              </w:rPr>
-            </w:pPr>
-          </w:p>
-        </w:tc>
-        <w:tc>
-          <w:tcPr>
-            <w:tcW w:w="3013" w:type="dxa"/>
-            <w:vAlign w:val="center"/>
-          </w:tcPr>
-          <w:p>
-            <w:pPr>
-              <w:spacing w:after="0"/>
-              <w:jc w:val="left"/>
-              <w:rPr>
-                <w:rFonts w:eastAsia="Times New Roman"/>
-                <w:sz w:val="20"/>
-                <w:szCs w:val="20"/>
-              </w:rPr>
-            </w:pPr>
-          </w:p>
-        </w:tc>
-        <w:tc>
-          <w:tcPr>
-            <w:tcW w:w="1588" w:type="dxa"/>
-            <w:vAlign w:val="center"/>
-          </w:tcPr>
-          <w:p>
-            <w:pPr>
-              <w:spacing w:after="0"/>
-              <w:jc w:val="left"/>
-              <w:rPr>
-                <w:rFonts w:eastAsia="Times New Roman"/>
-                <w:sz w:val="20"/>
-                <w:szCs w:val="20"/>
-              </w:rPr>
-            </w:pPr>
-          </w:p>
-        </w:tc>
-        <w:tc>
-          <w:tcPr>
-            <w:tcW w:w="1386" w:type="dxa"/>
-            <w:vAlign w:val="center"/>
-          </w:tcPr>
-          <w:p>
-            <w:pPr>
-              <w:spacing w:after="0"/>
-              <w:jc w:val="left"/>
-              <w:rPr>
-                <w:rFonts w:eastAsia="Times New Roman"/>
-                <w:sz w:val="20"/>
-                <w:szCs w:val="20"/>
-              </w:rPr>
-            </w:pPr>
-          </w:p>
-        </w:tc>
-      </w:tr>
-    </w:tbl>
-    <w:p>
-      <w:pPr>
-        <w:spacing w:after="0"/>
-      </w:pPr>
-    </w:p>
-    <w:p>
-      <w:r>
-        <w:t>Radnje obvezno označavajte na slijedeći način:</w:t>
-      </w:r>
-    </w:p>
-    <w:p>
-      <w:pPr>
-        <w:numPr>
-          <w:ilvl w:val="0"/>
-          <w:numId w:val="23"/>
-        </w:numPr>
-      </w:pPr>
-      <w:r>
-        <w:t>250</w:t>
-      </w:r>
-      <w:r>
-        <w:t>_2009-10_Prezime-</w:t>
-      </w:r>
-      <w:r>
-        <w:t>Ime</w:t>
-      </w:r>
-      <w:r>
-        <w:t>_</w:t>
-      </w:r>
-      <w:r>
-        <w:t>v</w:t>
-      </w:r>
-      <w:r>
-        <w:t>x_</w:t>
-      </w:r>
-      <w:r>
-        <w:t>maticni-broj</w:t>
-      </w:r>
-      <w:r>
-        <w:t>_Naziv-radnje.doc(x)</w:t>
-      </w:r>
-    </w:p>
-    <w:p>
-      <w:pPr>
-        <w:numPr>
-          <w:ilvl w:val="0"/>
-          <w:numId w:val="23"/>
-        </w:numPr>
-      </w:pPr>
-      <w:r>
-        <w:t>120</w:t>
-      </w:r>
-      <w:r>
-        <w:t>_2009-10_Prezime-</w:t>
-      </w:r>
-      <w:r>
-        <w:t>Ime</w:t>
-      </w:r>
-      <w:r>
-        <w:t>_</w:t>
-      </w:r>
-      <w:r>
-        <w:t>vx_</w:t>
-      </w:r>
-      <w:r>
-        <w:t>maticni-broj</w:t>
-      </w:r>
-      <w:r>
-        <w:t>__Naziv-radnje.doc(x)</w:t>
-      </w:r>
-    </w:p>
-    <w:p>
-      <w:r>
-        <w:t xml:space="preserve">npr: </w:t>
-      </w:r>
-      <w:r>
-        <w:rPr>
-          <w:b/>
-        </w:rPr>
-        <w:t>250</w:t>
-      </w:r>
-      <w:r>
-        <w:rPr>
-          <w:b/>
-        </w:rPr>
-        <w:t>_2009-10_Volf-M_</w:t>
-      </w:r>
-      <w:r>
-        <w:rPr>
-          <w:b/>
-        </w:rPr>
-        <w:t>xyz</w:t>
-      </w:r>
-      <w:r>
-        <w:rPr>
-          <w:b/>
-        </w:rPr>
-        <w:t>-20</w:t>
-      </w:r>
-      <w:r>
-        <w:rPr>
-          <w:b/>
-        </w:rPr>
-        <w:t>xz</w:t>
-      </w:r>
-      <w:r>
-        <w:rPr>
-          <w:b/>
-        </w:rPr>
-        <w:t>_</w:t>
-      </w:r>
-      <w:r>
-        <w:rPr>
-          <w:b/>
-        </w:rPr>
-        <w:t>Cloud-</w:t>
-      </w:r>
-      <w:r>
-        <w:rPr>
-          <w:b/>
-        </w:rPr>
-        <w:t>sustav</w:t>
-      </w:r>
-      <w:r>
-        <w:rPr>
-          <w:b/>
-        </w:rPr>
-        <w:t>i</w:t>
-      </w:r>
-      <w:r>
-        <w:rPr>
-          <w:b/>
-        </w:rPr>
-        <w:t>.pdf</w:t>
-      </w:r>
-    </w:p>
-    <w:p>
-      <w:r>
-        <w:t>pri čemu su oznake slijedećeg značenja:</w:t>
-      </w:r>
-    </w:p>
-    <w:p>
-      <w:pPr>
-        <w:numPr>
-          <w:ilvl w:val="0"/>
-          <w:numId w:val="23"/>
-        </w:numPr>
-      </w:pPr>
-      <w:r>
-        <w:t>250</w:t>
-      </w:r>
-      <w:r>
-        <w:tab/>
-        <w:t>diplomska radnja</w:t>
-      </w:r>
-      <w:r>
-        <w:t xml:space="preserve"> na diplomskom studiju 250 (Računarstvo)</w:t>
-      </w:r>
-    </w:p>
-    <w:p>
-      <w:pPr>
-        <w:numPr>
-          <w:ilvl w:val="0"/>
-          <w:numId w:val="23"/>
-        </w:numPr>
-      </w:pPr>
-      <w:r>
-        <w:t>120</w:t>
-      </w:r>
-      <w:r>
-        <w:tab/>
-        <w:t>završni rad</w:t>
-      </w:r>
-      <w:r>
-        <w:t xml:space="preserve"> na preddiplomskom studiju 120 (Računarstvo)</w:t>
-      </w:r>
-    </w:p>
-    <w:p>
-      <w:pPr>
-        <w:numPr>
-          <w:ilvl w:val="0"/>
-          <w:numId w:val="23"/>
-        </w:numPr>
-      </w:pPr>
-      <w:r>
-        <w:t>Naziv-radnje</w:t>
-      </w:r>
-      <w:r>
-        <w:tab/>
-        <w:t>skraćeni naziv radnje</w:t>
-      </w:r>
-    </w:p>
-    <w:p>
-      <w:pPr>
-        <w:numPr>
-          <w:ilvl w:val="0"/>
-          <w:numId w:val="23"/>
-        </w:numPr>
-      </w:pPr>
-      <w:r>
-        <w:lastRenderedPageBreak/>
-        <w:t>XXX</w:t>
-      </w:r>
-      <w:r>
-        <w:tab/>
-        <w:t>brojčana oznaka studijskog usmjerenja na fakultetu</w:t>
-      </w:r>
-    </w:p>
-    <w:p>
-      <w:pPr>
-        <w:numPr>
-          <w:ilvl w:val="0"/>
-          <w:numId w:val="23"/>
-        </w:numPr>
-      </w:pPr>
-      <w:r>
-        <w:t>Matični-broj</w:t>
-      </w:r>
-      <w:r>
-        <w:tab/>
-        <w:t>matični broj studenta na fakultetu</w:t>
-      </w:r>
-      <w:r>
-        <w:t>.</w:t>
-      </w:r>
-    </w:p>
-    <w:p>
-      <w:r>
-        <w:t>Izvješća i evidencije imaju u nazivu i oznaku razdoblja (od-do ili mjeseca) na koje se odnose:</w:t>
-      </w:r>
-    </w:p>
-    <w:p>
-      <w:pPr>
-        <w:numPr>
-          <w:ilvl w:val="0"/>
-          <w:numId w:val="23"/>
-        </w:numPr>
-      </w:pPr>
-      <w:r>
-        <w:t>250</w:t>
-      </w:r>
-      <w:r>
-        <w:t>_2009-10_Prezime-</w:t>
-      </w:r>
-      <w:r>
-        <w:t>Ime</w:t>
-      </w:r>
-      <w:r>
-        <w:t>_maticni-broj</w:t>
-      </w:r>
-      <w:r>
-        <w:t>_</w:t>
-      </w:r>
-      <w:r>
-        <w:rPr>
-          <w:b/>
-        </w:rPr>
-        <w:t>izvj_ozu-tra</w:t>
-      </w:r>
-      <w:r>
-        <w:t>_Naziv-radnje.doc(x)</w:t>
-      </w:r>
-    </w:p>
-    <w:p>
-      <w:pPr>
-        <w:numPr>
-          <w:ilvl w:val="0"/>
-          <w:numId w:val="23"/>
-        </w:numPr>
-      </w:pPr>
-      <w:r>
-        <w:t>120</w:t>
-      </w:r>
-      <w:r>
-        <w:t>_2009-10_Prezime-I</w:t>
-      </w:r>
-      <w:r>
-        <w:t>me</w:t>
-      </w:r>
-      <w:r>
-        <w:t>_</w:t>
-      </w:r>
-      <w:r>
-        <w:rPr>
-          <w:b/>
-        </w:rPr>
-        <w:t>izvj_</w:t>
-      </w:r>
-      <w:r>
-        <w:rPr>
-          <w:b/>
-        </w:rPr>
-        <w:t>tra</w:t>
-      </w:r>
-      <w:r>
-        <w:t>_Naziv-radnje.xls(x)</w:t>
-      </w:r>
-    </w:p>
-    <w:p>
-      <w:r>
-        <w:t>(xls-evidencija uvijek treba biti kumulativna, tj. UKUPNA EVIDENCIJA OD POČETKA PROJEKTA.)</w:t>
-      </w:r>
-    </w:p>
-    <w:p/>
-    <w:p>
-      <w:r>
-        <w:t xml:space="preserve">Primjer ispravno označene </w:t>
-      </w:r>
-      <w:r>
-        <w:rPr>
-          <w:i/>
-        </w:rPr>
-        <w:t xml:space="preserve">diplomske </w:t>
-      </w:r>
-      <w:r>
-        <w:rPr>
-          <w:i/>
-        </w:rPr>
-        <w:t>radnje</w:t>
-      </w:r>
-      <w:r>
-        <w:t xml:space="preserve"> studenta </w:t>
-      </w:r>
-      <w:r>
-        <w:rPr>
-          <w:i/>
-        </w:rPr>
-        <w:t>Boška Antića</w:t>
-      </w:r>
-      <w:r>
-        <w:t xml:space="preserve"> s temom </w:t>
-      </w:r>
-      <w:r>
-        <w:rPr>
-          <w:i/>
-        </w:rPr>
-        <w:t>izrade aplikacije za uredsko poslovanje</w:t>
-      </w:r>
-      <w:r>
-        <w:t xml:space="preserve"> bio bi:</w:t>
-      </w:r>
-    </w:p>
-    <w:p>
-      <w:r>
-        <w:rPr>
-          <w:b/>
-        </w:rPr>
-        <w:t>250</w:t>
-      </w:r>
-      <w:r>
-        <w:rPr>
-          <w:b/>
-        </w:rPr>
-        <w:t>_2009-10_Antic-B</w:t>
-      </w:r>
-      <w:r>
-        <w:rPr>
-          <w:b/>
-        </w:rPr>
-        <w:t>osko</w:t>
-      </w:r>
-      <w:r>
-        <w:rPr>
-          <w:b/>
-        </w:rPr>
-        <w:t>_ver2_Uredsko-poslovanje.docx.</w:t>
-      </w:r>
-    </w:p>
-    <w:p>
-      <w:r>
-        <w:t>U nazivu fileova je potrebno izbjegavati slova č, ć , ž, š i đ.</w:t>
-      </w:r>
-    </w:p>
-    <w:p>
-      <w:pPr>
-        <w:pStyle w:val="Heading2"/>
-        <w:numPr>
-          <w:ilvl w:val="0"/>
-          <w:numId w:val="0"/>
-        </w:numPr>
-      </w:pPr>
-    </w:p>
-    <w:p>
-      <w:pPr>
-        <w:pStyle w:val="Caption"/>
-      </w:pPr>
-      <w:bookmarkStart w:id="21" w:name="_Toc161996529"/>
-      <w:r>
-        <w:t xml:space="preserve">Tablica </w:t>
-      </w:r>
-      <w:r>
-        <w:fldChar w:fldCharType="begin"/>
-      </w:r>
-      <w:r>
-        <w:instrText xml:space="preserve"> STYLEREF 1 \s </w:instrText>
-      </w:r>
-      <w:r>
-        <w:fldChar w:fldCharType="separate"/>
-      </w:r>
-      <w:r>
-        <w:rPr>
-          <w:noProof/>
-        </w:rPr>
-        <w:t>3</w:t>
-      </w:r>
-      <w:r>
-        <w:fldChar w:fldCharType="end"/>
-      </w:r>
-      <w:r>
-        <w:noBreakHyphen/>
-      </w:r>
-      <w:r>
-        <w:fldChar w:fldCharType="begin"/>
-      </w:r>
-      <w:r>
-        <w:instrText xml:space="preserve"> SEQ Tablica \* ARABIC \s 1 </w:instrText>
-      </w:r>
-      <w:r>
-        <w:fldChar w:fldCharType="separate"/>
-      </w:r>
-      <w:r>
-        <w:rPr>
-          <w:noProof/>
-        </w:rPr>
-        <w:t>2</w:t>
-      </w:r>
-      <w:r>
-        <w:rPr>
-          <w:noProof/>
-        </w:rPr>
-        <w:fldChar w:fldCharType="end"/>
-      </w:r>
-      <w:r>
-        <w:t xml:space="preserve"> </w:t>
-      </w:r>
-      <w:r>
-        <w:t>Bitna ili nebitna pitanja za komunikaciju</w:t>
-      </w:r>
-      <w:bookmarkEnd w:id="21"/>
-    </w:p>
-    <w:tbl>
-      <w:tblPr>
-        <w:tblW w:w="0" w:type="auto"/>
-        <w:tblLook w:val="04A0" w:firstRow="1" w:lastRow="0" w:firstColumn="1" w:lastColumn="0" w:noHBand="0" w:noVBand="1"/>
-      </w:tblPr>
-      <w:tblGrid>
-        <w:gridCol w:w="660"/>
-        <w:gridCol w:w="3057"/>
-        <w:gridCol w:w="5354"/>
-      </w:tblGrid>
-      <w:tr>
-        <w:tc>
-          <w:tcPr>
-            <w:tcW w:w="675" w:type="dxa"/>
-            <w:tcBorders>
-              <w:right w:val="single" w:sz="6" w:space="0" w:color="808080"/>
-            </w:tcBorders>
-            <w:shd w:val="solid" w:color="C0C0C0" w:fill="FFFFFF"/>
-          </w:tcPr>
-          <w:p>
-            <w:pPr>
-              <w:spacing w:after="0" w:line="240" w:lineRule="auto"/>
-              <w:jc w:val="left"/>
-              <w:rPr>
-                <w:rFonts w:eastAsia="Times New Roman"/>
-                <w:b/>
-                <w:bCs/>
-                <w:i/>
-                <w:iCs/>
-                <w:sz w:val="20"/>
-              </w:rPr>
-            </w:pPr>
-          </w:p>
-        </w:tc>
-        <w:tc>
-          <w:tcPr>
-            <w:tcW w:w="3119" w:type="dxa"/>
-            <w:shd w:val="solid" w:color="C0C0C0" w:fill="FFFFFF"/>
-          </w:tcPr>
-          <w:p>
-            <w:pPr>
-              <w:spacing w:after="0" w:line="240" w:lineRule="auto"/>
-              <w:jc w:val="left"/>
-              <w:rPr>
-                <w:rFonts w:eastAsia="Times New Roman"/>
-                <w:b/>
-                <w:bCs/>
-                <w:i/>
-                <w:iCs/>
-                <w:sz w:val="20"/>
-              </w:rPr>
-            </w:pPr>
-            <w:r>
-              <w:rPr>
-                <w:rFonts w:eastAsia="Times New Roman"/>
-                <w:b/>
-                <w:bCs/>
-                <w:i/>
-                <w:iCs/>
-                <w:sz w:val="20"/>
-              </w:rPr>
-              <w:t>Pitanje – problemčić</w:t>
-            </w:r>
-          </w:p>
-        </w:tc>
-        <w:tc>
-          <w:tcPr>
-            <w:tcW w:w="5493" w:type="dxa"/>
-            <w:shd w:val="solid" w:color="C0C0C0" w:fill="FFFFFF"/>
-          </w:tcPr>
-          <w:p>
-            <w:pPr>
-              <w:spacing w:after="0" w:line="240" w:lineRule="auto"/>
-              <w:jc w:val="left"/>
-              <w:rPr>
-                <w:rFonts w:eastAsia="Times New Roman"/>
-                <w:b/>
-                <w:bCs/>
-                <w:i/>
-                <w:iCs/>
-                <w:sz w:val="20"/>
-              </w:rPr>
-            </w:pPr>
-            <w:r>
-              <w:rPr>
-                <w:rFonts w:eastAsia="Times New Roman"/>
-                <w:b/>
-                <w:bCs/>
-                <w:i/>
-                <w:iCs/>
-                <w:sz w:val="20"/>
-              </w:rPr>
-              <w:t>Odgovor</w:t>
-            </w:r>
-          </w:p>
-        </w:tc>
-      </w:tr>
-      <w:tr>
-        <w:tc>
-          <w:tcPr>
-            <w:tcW w:w="675" w:type="dxa"/>
-            <w:tcBorders>
-              <w:bottom w:val="single" w:sz="6" w:space="0" w:color="FFFFFF"/>
-              <w:right w:val="single" w:sz="6" w:space="0" w:color="808080"/>
-            </w:tcBorders>
-            <w:shd w:val="solid" w:color="C0C0C0" w:fill="FFFFFF"/>
-          </w:tcPr>
-          <w:p>
-            <w:pPr>
-              <w:numPr>
-                <w:ilvl w:val="0"/>
-                <w:numId w:val="7"/>
-              </w:numPr>
-              <w:spacing w:after="0" w:line="240" w:lineRule="auto"/>
-              <w:jc w:val="left"/>
-              <w:rPr>
-                <w:rFonts w:eastAsia="Times New Roman"/>
-                <w:sz w:val="20"/>
-              </w:rPr>
-            </w:pPr>
-          </w:p>
-        </w:tc>
-        <w:tc>
-          <w:tcPr>
-            <w:tcW w:w="3119" w:type="dxa"/>
-            <w:tcBorders>
-              <w:top w:val="single" w:sz="6" w:space="0" w:color="808080"/>
-              <w:bottom w:val="single" w:sz="6" w:space="0" w:color="FFFFFF"/>
-            </w:tcBorders>
-            <w:shd w:val="solid" w:color="C0C0C0" w:fill="FFFFFF"/>
-          </w:tcPr>
-          <w:p>
-            <w:pPr>
-              <w:spacing w:after="0" w:line="240" w:lineRule="auto"/>
-              <w:jc w:val="left"/>
-              <w:rPr>
-                <w:rFonts w:eastAsia="Times New Roman"/>
-                <w:sz w:val="20"/>
-              </w:rPr>
-            </w:pPr>
-            <w:r>
-              <w:rPr>
-                <w:rFonts w:eastAsia="Times New Roman"/>
-                <w:sz w:val="20"/>
-              </w:rPr>
-              <w:t>Dobijanje povratne informacije</w:t>
-            </w:r>
-          </w:p>
-        </w:tc>
-        <w:tc>
-          <w:tcPr>
-            <w:tcW w:w="5493" w:type="dxa"/>
-            <w:tcBorders>
-              <w:top w:val="single" w:sz="6" w:space="0" w:color="808080"/>
-              <w:bottom w:val="single" w:sz="6" w:space="0" w:color="FFFFFF"/>
-            </w:tcBorders>
-            <w:shd w:val="solid" w:color="C0C0C0" w:fill="FFFFFF"/>
-          </w:tcPr>
-          <w:p>
-            <w:pPr>
-              <w:spacing w:after="0" w:line="240" w:lineRule="auto"/>
-              <w:jc w:val="left"/>
-              <w:rPr>
-                <w:rFonts w:eastAsia="Times New Roman"/>
-                <w:sz w:val="20"/>
-              </w:rPr>
-            </w:pPr>
-            <w:r>
-              <w:rPr>
-                <w:rFonts w:eastAsia="Times New Roman"/>
-                <w:sz w:val="20"/>
-              </w:rPr>
-              <w:t>Kad god je moguće. U oba smjera.</w:t>
-            </w:r>
-          </w:p>
-        </w:tc>
-      </w:tr>
-      <w:tr>
-        <w:tc>
-          <w:tcPr>
-            <w:tcW w:w="675" w:type="dxa"/>
-            <w:tcBorders>
-              <w:right w:val="single" w:sz="6" w:space="0" w:color="808080"/>
-            </w:tcBorders>
-            <w:shd w:val="solid" w:color="C0C0C0" w:fill="FFFFFF"/>
-          </w:tcPr>
-          <w:p>
-            <w:pPr>
-              <w:numPr>
-                <w:ilvl w:val="0"/>
-                <w:numId w:val="7"/>
-              </w:numPr>
-              <w:spacing w:after="0" w:line="240" w:lineRule="auto"/>
-              <w:jc w:val="left"/>
-              <w:rPr>
-                <w:rFonts w:eastAsia="Times New Roman"/>
-                <w:sz w:val="20"/>
-              </w:rPr>
-            </w:pPr>
-          </w:p>
-        </w:tc>
-        <w:tc>
-          <w:tcPr>
-            <w:tcW w:w="3119" w:type="dxa"/>
-            <w:shd w:val="solid" w:color="C0C0C0" w:fill="FFFFFF"/>
-          </w:tcPr>
-          <w:p>
-            <w:pPr>
-              <w:spacing w:after="0" w:line="240" w:lineRule="auto"/>
-              <w:jc w:val="left"/>
-              <w:rPr>
-                <w:rFonts w:eastAsia="Times New Roman"/>
-                <w:sz w:val="20"/>
-              </w:rPr>
-            </w:pPr>
-            <w:r>
-              <w:rPr>
-                <w:rFonts w:eastAsia="Times New Roman"/>
-                <w:sz w:val="20"/>
-              </w:rPr>
-              <w:t>Čuvanje povijesti</w:t>
-            </w:r>
-          </w:p>
-        </w:tc>
-        <w:tc>
-          <w:tcPr>
-            <w:tcW w:w="5493" w:type="dxa"/>
-            <w:shd w:val="solid" w:color="C0C0C0" w:fill="FFFFFF"/>
-          </w:tcPr>
-          <w:p>
-            <w:pPr>
-              <w:spacing w:after="0" w:line="240" w:lineRule="auto"/>
-              <w:jc w:val="left"/>
-              <w:rPr>
-                <w:rFonts w:eastAsia="Times New Roman"/>
-                <w:i/>
-                <w:sz w:val="20"/>
-              </w:rPr>
-            </w:pPr>
-            <w:r>
-              <w:rPr>
-                <w:rFonts w:eastAsia="Times New Roman"/>
-                <w:sz w:val="20"/>
-              </w:rPr>
-              <w:t>Č</w:t>
-            </w:r>
-            <w:r>
-              <w:rPr>
-                <w:rFonts w:eastAsia="Times New Roman"/>
-                <w:sz w:val="20"/>
-              </w:rPr>
-              <w:t xml:space="preserve">uvanje mailova </w:t>
-            </w:r>
-            <w:r>
-              <w:rPr>
-                <w:rFonts w:eastAsia="Times New Roman"/>
-                <w:sz w:val="20"/>
-              </w:rPr>
-              <w:t>se preporuča. I</w:t>
-            </w:r>
-            <w:r>
-              <w:rPr>
-                <w:rFonts w:eastAsia="Times New Roman"/>
-                <w:sz w:val="20"/>
-              </w:rPr>
-              <w:t xml:space="preserve"> odgovaranje kao </w:t>
-            </w:r>
-            <w:r>
-              <w:rPr>
-                <w:rFonts w:eastAsia="Times New Roman"/>
-                <w:i/>
-                <w:sz w:val="20"/>
-              </w:rPr>
-              <w:t>replay</w:t>
-            </w:r>
-            <w:r>
-              <w:rPr>
-                <w:rFonts w:eastAsia="Times New Roman"/>
-                <w:i/>
-                <w:sz w:val="20"/>
-              </w:rPr>
-              <w:t>.</w:t>
-            </w:r>
-          </w:p>
-        </w:tc>
-      </w:tr>
-      <w:tr>
-        <w:tc>
-          <w:tcPr>
-            <w:tcW w:w="675" w:type="dxa"/>
-            <w:tcBorders>
-              <w:top w:val="single" w:sz="6" w:space="0" w:color="808080"/>
-              <w:bottom w:val="single" w:sz="6" w:space="0" w:color="FFFFFF"/>
-              <w:right w:val="single" w:sz="6" w:space="0" w:color="808080"/>
-            </w:tcBorders>
-            <w:shd w:val="solid" w:color="C0C0C0" w:fill="FFFFFF"/>
-          </w:tcPr>
-          <w:p>
-            <w:pPr>
-              <w:numPr>
-                <w:ilvl w:val="0"/>
-                <w:numId w:val="7"/>
-              </w:numPr>
-              <w:spacing w:after="0" w:line="240" w:lineRule="auto"/>
-              <w:jc w:val="left"/>
-              <w:rPr>
-                <w:rFonts w:eastAsia="Times New Roman"/>
-                <w:sz w:val="20"/>
-              </w:rPr>
-            </w:pPr>
-          </w:p>
-        </w:tc>
-        <w:tc>
-          <w:tcPr>
-            <w:tcW w:w="3119" w:type="dxa"/>
-            <w:tcBorders>
-              <w:top w:val="single" w:sz="6" w:space="0" w:color="808080"/>
-              <w:bottom w:val="single" w:sz="6" w:space="0" w:color="FFFFFF"/>
-            </w:tcBorders>
-            <w:shd w:val="solid" w:color="C0C0C0" w:fill="FFFFFF"/>
-          </w:tcPr>
-          <w:p>
-            <w:pPr>
-              <w:spacing w:after="0" w:line="240" w:lineRule="auto"/>
-              <w:jc w:val="left"/>
-              <w:rPr>
-                <w:rFonts w:eastAsia="Times New Roman"/>
-                <w:sz w:val="20"/>
-              </w:rPr>
-            </w:pPr>
-            <w:r>
-              <w:rPr>
-                <w:rFonts w:eastAsia="Times New Roman"/>
-                <w:sz w:val="20"/>
-              </w:rPr>
-              <w:t>Konzultacije</w:t>
-            </w:r>
-          </w:p>
-        </w:tc>
-        <w:tc>
-          <w:tcPr>
-            <w:tcW w:w="5493" w:type="dxa"/>
-            <w:tcBorders>
-              <w:top w:val="single" w:sz="6" w:space="0" w:color="808080"/>
-              <w:bottom w:val="single" w:sz="6" w:space="0" w:color="FFFFFF"/>
-            </w:tcBorders>
-            <w:shd w:val="solid" w:color="C0C0C0" w:fill="FFFFFF"/>
-          </w:tcPr>
-          <w:p>
-            <w:pPr>
-              <w:spacing w:after="0" w:line="240" w:lineRule="auto"/>
-              <w:jc w:val="left"/>
-              <w:rPr>
-                <w:rFonts w:eastAsia="Times New Roman"/>
-                <w:sz w:val="20"/>
-              </w:rPr>
-            </w:pPr>
-            <w:r>
-              <w:rPr>
-                <w:rFonts w:eastAsia="Times New Roman"/>
-                <w:sz w:val="20"/>
-              </w:rPr>
-              <w:t>Unaprijed se dogovaraju zajednički sastanci. Mailom student može najaviti potrebu i pojedinačnih konzultacija.</w:t>
-            </w:r>
-          </w:p>
-        </w:tc>
-      </w:tr>
-      <w:tr>
-        <w:tc>
-          <w:tcPr>
-            <w:tcW w:w="675" w:type="dxa"/>
-            <w:tcBorders>
-              <w:right w:val="single" w:sz="6" w:space="0" w:color="808080"/>
-            </w:tcBorders>
-            <w:shd w:val="solid" w:color="C0C0C0" w:fill="FFFFFF"/>
-          </w:tcPr>
-          <w:p>
-            <w:pPr>
-              <w:numPr>
-                <w:ilvl w:val="0"/>
-                <w:numId w:val="7"/>
-              </w:numPr>
-              <w:spacing w:after="0" w:line="240" w:lineRule="auto"/>
-              <w:jc w:val="left"/>
-              <w:rPr>
-                <w:rFonts w:eastAsia="Times New Roman"/>
-                <w:sz w:val="20"/>
-              </w:rPr>
-            </w:pPr>
-          </w:p>
-        </w:tc>
-        <w:tc>
-          <w:tcPr>
-            <w:tcW w:w="3119" w:type="dxa"/>
-            <w:shd w:val="solid" w:color="C0C0C0" w:fill="FFFFFF"/>
-          </w:tcPr>
-          <w:p>
-            <w:pPr>
-              <w:spacing w:after="0" w:line="240" w:lineRule="auto"/>
-              <w:jc w:val="left"/>
-              <w:rPr>
-                <w:rFonts w:eastAsia="Times New Roman"/>
-                <w:sz w:val="20"/>
-              </w:rPr>
-            </w:pPr>
-            <w:r>
-              <w:rPr>
-                <w:rFonts w:eastAsia="Times New Roman"/>
-                <w:sz w:val="20"/>
-              </w:rPr>
-              <w:t>Kako često su sastanci?</w:t>
-            </w:r>
-          </w:p>
-        </w:tc>
-        <w:tc>
-          <w:tcPr>
-            <w:tcW w:w="5493" w:type="dxa"/>
-            <w:shd w:val="solid" w:color="C0C0C0" w:fill="FFFFFF"/>
-          </w:tcPr>
-          <w:p>
-            <w:pPr>
-              <w:spacing w:after="0" w:line="240" w:lineRule="auto"/>
-              <w:jc w:val="left"/>
-              <w:rPr>
-                <w:rFonts w:eastAsia="Times New Roman"/>
-                <w:sz w:val="20"/>
-              </w:rPr>
-            </w:pPr>
-          </w:p>
-        </w:tc>
-      </w:tr>
-    </w:tbl>
-    <w:p/>
-    <w:p>
-      <w:pPr>
-        <w:pStyle w:val="Heading1"/>
-      </w:pPr>
-      <w:bookmarkStart w:id="22" w:name="_Toc175489931"/>
-      <w:r>
-        <w:lastRenderedPageBreak/>
-        <w:t>PRINCIP RADA APLIKACIJE</w:t>
-      </w:r>
-      <w:bookmarkEnd w:id="22"/>
-    </w:p>
-    <w:p>
-      <w:pPr>
-        <w:pStyle w:val="Heading2"/>
-      </w:pPr>
-      <w:bookmarkStart w:id="23" w:name="_Toc175489932"/>
-      <w:r>
-        <w:t>Opis funkcionlanost aplikacije</w:t>
-      </w:r>
-      <w:bookmarkEnd w:id="23"/>
-    </w:p>
-    <w:p>
-      <w:r>
-        <w:t>Prema podacima iz 2008. godine:</w:t>
-      </w:r>
-    </w:p>
-    <w:p>
-      <w:pPr>
-        <w:numPr>
-          <w:ilvl w:val="0"/>
-          <w:numId w:val="25"/>
-        </w:numPr>
-      </w:pPr>
-      <w:r>
-        <w:t xml:space="preserve">2,329 </w:t>
-      </w:r>
-      <w:r>
-        <w:rPr>
-          <w:lang w:val="de-DE"/>
-        </w:rPr>
-        <w:t>IT</w:t>
-      </w:r>
-      <w:r>
-        <w:t>-</w:t>
-      </w:r>
-      <w:r>
-        <w:rPr>
-          <w:lang w:val="de-DE"/>
-        </w:rPr>
-        <w:t>tvrtki</w:t>
-      </w:r>
-      <w:r>
-        <w:t xml:space="preserve"> </w:t>
-      </w:r>
-      <w:r>
-        <w:rPr>
-          <w:lang w:val="de-DE"/>
-        </w:rPr>
-        <w:t>u</w:t>
-      </w:r>
-      <w:r>
-        <w:t xml:space="preserve"> </w:t>
-      </w:r>
-      <w:r>
-        <w:rPr>
-          <w:lang w:val="de-DE"/>
-        </w:rPr>
-        <w:t>CRO</w:t>
-      </w:r>
-    </w:p>
-    <w:p>
-      <w:pPr>
-        <w:numPr>
-          <w:ilvl w:val="0"/>
-          <w:numId w:val="25"/>
-        </w:numPr>
-      </w:pPr>
-      <w:r>
-        <w:t xml:space="preserve">90% ≤ 15 </w:t>
-      </w:r>
-      <w:r>
-        <w:rPr>
-          <w:lang w:val="de-DE"/>
-        </w:rPr>
-        <w:t>djelatnika</w:t>
-      </w:r>
-    </w:p>
-    <w:p>
-      <w:r>
-        <w:rPr>
-          <w:lang w:val="en-US"/>
-        </w:rPr>
-        <w:t>A</w:t>
-      </w:r>
-      <w:r>
-        <w:t xml:space="preserve"> </w:t>
-      </w:r>
-      <w:r>
-        <w:t xml:space="preserve">profesor na diplomskom ima 5 </w:t>
-      </w:r>
-      <w:r>
-        <w:rPr>
-          <w:lang w:val="en-US"/>
-        </w:rPr>
-        <w:t>diplomanata</w:t>
-      </w:r>
-      <w:r>
-        <w:t xml:space="preserve"> </w:t>
-      </w:r>
-      <w:r>
-        <w:t>(svaki po 30 ECTS, tj. 50x30x30=4.500 h) i 5 na završnom (5x12x30=1.800 h). Dakle, prosječna IT-tvrtka u Hrvatskoj.</w:t>
-      </w:r>
-    </w:p>
-    <w:p/>
-    <w:p>
-      <w:pPr>
-        <w:pStyle w:val="Heading2"/>
-      </w:pPr>
-      <w:bookmarkStart w:id="24" w:name="_Toc175489933"/>
-      <w:r>
-        <w:t>Forma za prijavu u sustav</w:t>
-      </w:r>
-      <w:bookmarkEnd w:id="24"/>
-    </w:p>
-    <w:p>
-      <w:r>
-        <w:t>Ovako izgleda preciznost planiranja na projektu.</w:t>
-      </w:r>
-    </w:p>
-    <w:p>
-      <w:r>
-        <w:rPr>
-          <w:noProof/>
-          <w:lang w:eastAsia="hr-HR"/>
-        </w:rPr>
-        <w:drawing>
-          <wp:inline distT="0" distB="0" distL="0" distR="0" wp14:anchorId="7F97A7D5" wp14:editId="7F97A7D6">
-            <wp:extent cx="5210175" cy="3000375"/>
-            <wp:effectExtent l="19050" t="0" r="9525" b="0"/>
-            <wp:docPr id="4" name="Picture 4" descr="cid:image001.png@01CAA89B.FAF30BF0"/>
-            <wp:cNvGraphicFramePr>
-              <a:graphicFrameLocks xmlns:a="http://schemas.openxmlformats.org/drawingml/2006/main" noChangeAspect="1"/>
-            </wp:cNvGraphicFramePr>
-            <a:graphic xmlns:a="http://schemas.openxmlformats.org/drawingml/2006/main">
-              <a:graphicData uri="http://schemas.openxmlformats.org/drawingml/2006/picture">
-                <pic:pic xmlns:pic="http://schemas.openxmlformats.org/drawingml/2006/picture">
-                  <pic:nvPicPr>
-                    <pic:cNvPr id="0" name="Picture 4" descr="cid:image001.png@01CAA89B.FAF30BF0"/>
-                    <pic:cNvPicPr>
-                      <a:picLocks noChangeAspect="1" noChangeArrowheads="1"/>
-                    </pic:cNvPicPr>
-                  </pic:nvPicPr>
-                  <pic:blipFill>
-                    <a:blip r:embed="rId12" cstate="print"/>
-                    <a:srcRect/>
-                    <a:stretch>
-                      <a:fillRect/>
-                    </a:stretch>
-                  </pic:blipFill>
-                  <pic:spPr bwMode="auto">
-                    <a:xfrm>
-                      <a:off x="0" y="0"/>
-                      <a:ext cx="5210175" cy="3000375"/>
-                    </a:xfrm>
-                    <a:prstGeom prst="rect">
-                      <a:avLst/>
-                    </a:prstGeom>
-                    <a:noFill/>
-                    <a:ln w="9525">
-                      <a:noFill/>
-                      <a:miter lim="800000"/>
-                      <a:headEnd/>
-                      <a:tailEnd/>
-                    </a:ln>
-                  </pic:spPr>
-                </pic:pic>
-              </a:graphicData>
-            </a:graphic>
-          </wp:inline>
-        </w:drawing>
-      </w:r>
-    </w:p>
-    <w:p>
-      <w:pPr>
-        <w:pStyle w:val="Caption"/>
-      </w:pPr>
-      <w:bookmarkStart w:id="25" w:name="_Toc175490650"/>
-      <w:r>
-        <w:t xml:space="preserve">Slika </w:t>
-      </w:r>
-      <w:fldSimple w:instr=" STYLEREF 1 \s ">
-        <w:r>
-          <w:rPr>
-            <w:noProof/>
-          </w:rPr>
-          <w:t>5</w:t>
-        </w:r>
-      </w:fldSimple>
-      <w:r>
-        <w:noBreakHyphen/>
-      </w:r>
-      <w:fldSimple w:instr=" SEQ Slika \* ARABIC \s 1 ">
-        <w:r>
-          <w:rPr>
-            <w:noProof/>
-          </w:rPr>
-          <w:t>1</w:t>
-        </w:r>
-      </w:fldSimple>
-      <w:r>
-        <w:t xml:space="preserve"> </w:t>
-      </w:r>
-      <w:r>
-        <w:t>Konus nepouzdanosti [</w:t>
-      </w:r>
-      <w:r>
-        <w:t>7</w:t>
-      </w:r>
-      <w:r>
-        <w:t>]</w:t>
-      </w:r>
-      <w:bookmarkEnd w:id="25"/>
-    </w:p>
-    <w:p>
-      <w:r>
-        <w:t>Pogreška se dakle kreće od početnih cca (0,5-2) puta do +/-  10-20% nakon detaljne specifikacije dizajna (ali je to nakon što je proizvod/projekt 80% gotov!!!).</w:t>
-      </w:r>
-    </w:p>
-    <w:p/>
-    <w:p>
-      <w:pPr>
-        <w:jc w:val="center"/>
-      </w:pPr>
-      <w:r>
-        <w:rPr>
-          <w:noProof/>
-          <w:lang w:eastAsia="hr-HR"/>
-        </w:rPr>
-        <w:lastRenderedPageBreak/>
-        <w:drawing>
-          <wp:inline distT="0" distB="0" distL="0" distR="0" wp14:anchorId="7F97A7D7" wp14:editId="7F97A7D8">
-            <wp:extent cx="4924425" cy="2733675"/>
-            <wp:effectExtent l="19050" t="0" r="9525" b="0"/>
-            <wp:docPr id="5" name="Picture 4"/>
-            <wp:cNvGraphicFramePr>
-              <a:graphicFrameLocks xmlns:a="http://schemas.openxmlformats.org/drawingml/2006/main" noChangeAspect="1"/>
-            </wp:cNvGraphicFramePr>
-            <a:graphic xmlns:a="http://schemas.openxmlformats.org/drawingml/2006/main">
-              <a:graphicData uri="http://schemas.openxmlformats.org/drawingml/2006/picture">
-                <pic:pic xmlns:pic="http://schemas.openxmlformats.org/drawingml/2006/picture">
-                  <pic:nvPicPr>
-                    <pic:cNvPr id="0" name="Picture 4"/>
-                    <pic:cNvPicPr>
-                      <a:picLocks noChangeAspect="1" noChangeArrowheads="1"/>
-                    </pic:cNvPicPr>
-                  </pic:nvPicPr>
-                  <pic:blipFill>
-                    <a:blip r:embed="rId13" cstate="print"/>
-                    <a:srcRect l="30954" t="27521" r="14659" b="24223"/>
-                    <a:stretch>
-                      <a:fillRect/>
-                    </a:stretch>
-                  </pic:blipFill>
-                  <pic:spPr bwMode="auto">
-                    <a:xfrm>
-                      <a:off x="0" y="0"/>
-                      <a:ext cx="4924425" cy="2733675"/>
-                    </a:xfrm>
-                    <a:prstGeom prst="rect">
-                      <a:avLst/>
-                    </a:prstGeom>
-                    <a:noFill/>
-                    <a:ln w="9525">
-                      <a:noFill/>
-                      <a:miter lim="800000"/>
-                      <a:headEnd/>
-                      <a:tailEnd/>
-                    </a:ln>
-                  </pic:spPr>
-                </pic:pic>
-              </a:graphicData>
-            </a:graphic>
-          </wp:inline>
-        </w:drawing>
-      </w:r>
-    </w:p>
-    <w:p>
-      <w:pPr>
-        <w:pStyle w:val="Caption"/>
-      </w:pPr>
-      <w:bookmarkStart w:id="26" w:name="_Toc175490651"/>
-      <w:r>
-        <w:t xml:space="preserve">Slika </w:t>
-      </w:r>
-      <w:fldSimple w:instr=" STYLEREF 1 \s ">
-        <w:r>
-          <w:rPr>
-            <w:noProof/>
-          </w:rPr>
-          <w:t>5</w:t>
-        </w:r>
-      </w:fldSimple>
-      <w:r>
-        <w:noBreakHyphen/>
-      </w:r>
-      <w:fldSimple w:instr=" SEQ Slika \* ARABIC \s 1 ">
-        <w:r>
-          <w:rPr>
-            <w:noProof/>
-          </w:rPr>
-          <w:t>2</w:t>
-        </w:r>
-      </w:fldSimple>
-      <w:r>
-        <w:t xml:space="preserve"> </w:t>
-      </w:r>
-      <w:r>
-        <w:t xml:space="preserve">Grupe projektnih aktivnosti tijekom projekta </w:t>
-      </w:r>
-      <w:r>
-        <w:t>[7]</w:t>
-      </w:r>
-      <w:bookmarkEnd w:id="26"/>
-    </w:p>
-    <w:p>
-      <w:r>
-        <w:t>U xls tablici (</w:t>
-      </w:r>
-      <w:r>
-        <w:rPr>
-          <w:b/>
-          <w:i/>
-        </w:rPr>
-        <w:t>250_2013</w:t>
-      </w:r>
-      <w:r>
-        <w:rPr>
-          <w:b/>
-          <w:i/>
-        </w:rPr>
-        <w:t>-1</w:t>
-      </w:r>
-      <w:r>
-        <w:rPr>
-          <w:b/>
-          <w:i/>
-        </w:rPr>
-        <w:t>4</w:t>
-      </w:r>
-      <w:r>
-        <w:rPr>
-          <w:b/>
-          <w:i/>
-        </w:rPr>
-        <w:t>_Prezime-Ime_maticni-broj_Naziv-radnje.xlsx</w:t>
-      </w:r>
-      <w:r>
-        <w:t xml:space="preserve">) nalazi se popis svih aktivnosti </w:t>
-      </w:r>
-      <w:r>
-        <w:t>potrebnih na projektu</w:t>
-      </w:r>
-      <w:r>
-        <w:t xml:space="preserve"> (DIPLOMSKOM). Imate i zadanu količinu radnih dana (tj. sati). Računajte 30 ECTS x 30 h/ECTS = 900 h. Uzmite da je vaša planska vrijednost x=750 h (po osobi u timu</w:t>
-      </w:r>
-      <w:r>
-        <w:t xml:space="preserve"> – ako radite timski projekt</w:t>
-      </w:r>
-      <w:r>
-        <w:t>) i napravite vremenski dijagram onih aktivnosti iz tablice.</w:t>
-      </w:r>
-    </w:p>
-    <w:p>
-      <w:r>
-        <w:t xml:space="preserve">Ovakva računica vam ostavlja još 20% rezerve u planu. A prva verzija plana ne mora u detalje precizirati baš sve aktivnosti iz </w:t>
-      </w:r>
-      <w:r>
-        <w:rPr>
-          <w:b/>
-          <w:bCs/>
-        </w:rPr>
-        <w:t>kasnijih</w:t>
-      </w:r>
-      <w:r>
-        <w:t xml:space="preserve"> faza (dovoljno je to na višoj razini planirati u prvoj verziji tek da se vidi ukupna slika opterećenja i </w:t>
-      </w:r>
-      <w:r>
-        <w:rPr>
-          <w:b/>
-          <w:bCs/>
-        </w:rPr>
-        <w:t>ovisnosti</w:t>
-      </w:r>
-      <w:r>
-        <w:t xml:space="preserve"> poslova).</w:t>
-      </w:r>
-    </w:p>
-    <w:p>
-      <w:r>
-        <w:t>Zato se nemojte ustručavati napraviti plan.</w:t>
-      </w:r>
-    </w:p>
-    <w:p>
-      <w:pPr>
-        <w:pStyle w:val="Heading2"/>
-      </w:pPr>
-      <w:bookmarkStart w:id="27" w:name="_Toc175489934"/>
-      <w:r>
-        <w:t>Forma za praćenje soba i tipova soba</w:t>
-      </w:r>
-      <w:bookmarkEnd w:id="27"/>
-    </w:p>
-    <w:p>
-      <w:pPr>
-        <w:pStyle w:val="Heading2"/>
-      </w:pPr>
-      <w:bookmarkStart w:id="28" w:name="_Toc175489935"/>
-      <w:r>
-        <w:t>Forma za upravljanje rezervacijama</w:t>
-      </w:r>
-      <w:bookmarkEnd w:id="28"/>
-    </w:p>
-    <w:p>
-      <w:r>
-        <w:t>Slike se num</w:t>
-      </w:r>
-      <w:r>
-        <w:t>e</w:t>
-      </w:r>
-      <w:r>
-        <w:t>riraju automatski (opcija References/Insert caption). Odabere se label SLIKA i konfigurira prema donjim dvjema slikama:</w:t>
-      </w:r>
-    </w:p>
-    <w:p>
-      <w:pPr>
-        <w:rPr>
-          <w:sz w:val="18"/>
-          <w:szCs w:val="18"/>
-        </w:rPr>
-      </w:pPr>
-      <w:r>
-        <w:rPr>
-          <w:sz w:val="18"/>
-          <w:szCs w:val="18"/>
-        </w:rPr>
-        <w:t xml:space="preserve"> </w:t>
-      </w:r>
-    </w:p>
-    <w:p>
-      <w:pPr>
-        <w:pStyle w:val="Caption"/>
-      </w:pPr>
-      <w:bookmarkStart w:id="29" w:name="_Toc175490652"/>
-      <w:r>
-        <w:t xml:space="preserve">Slika </w:t>
-      </w:r>
-      <w:fldSimple w:instr=" STYLEREF 1 \s ">
-        <w:r>
-          <w:rPr>
-            <w:noProof/>
-          </w:rPr>
-          <w:t>5</w:t>
-        </w:r>
-      </w:fldSimple>
-      <w:r>
-        <w:noBreakHyphen/>
-      </w:r>
-      <w:fldSimple w:instr=" SEQ Slika \* ARABIC \s 1 ">
-        <w:r>
-          <w:rPr>
-            <w:noProof/>
-          </w:rPr>
-          <w:t>3</w:t>
-        </w:r>
-      </w:fldSimple>
-      <w:r>
-        <w:t xml:space="preserve"> Konfiguriranje labele za slike</w:t>
-      </w:r>
-      <w:bookmarkEnd w:id="29"/>
-    </w:p>
-    <w:p>
-      <w:r>
-        <w:t>Na isti način se označavaju i ostali objekti (tablice, listinzi, napomene,...).</w:t>
-      </w:r>
-    </w:p>
-    <w:p>
-      <w:r>
-        <w:lastRenderedPageBreak/>
-        <w:t xml:space="preserve">Ako u radnji imate kodove, onda izaberete </w:t>
-      </w:r>
-      <w:r>
-        <w:rPr>
-          <w:i/>
-          <w:iCs/>
-        </w:rPr>
-        <w:t>labelu</w:t>
-      </w:r>
-      <w:r>
-        <w:t xml:space="preserve"> KOD s gornje slike – vidi donji primjer</w:t>
-      </w:r>
-    </w:p>
-    <w:p>
-      <w:pPr>
-        <w:jc w:val="center"/>
-      </w:pPr>
-      <w:r>
-        <w:rPr>
-          <w:noProof/>
-          <w:lang w:eastAsia="hr-HR"/>
-        </w:rPr>
-        <w:drawing>
-          <wp:inline distT="0" distB="0" distL="0" distR="0" wp14:anchorId="7F97A7DD" wp14:editId="7F97A7DE">
-            <wp:extent cx="2872740" cy="3851252"/>
-            <wp:effectExtent l="0" t="0" r="0" b="0"/>
-            <wp:docPr id="71" name="Slika 71"/>
-            <wp:cNvGraphicFramePr>
-              <a:graphicFrameLocks xmlns:a="http://schemas.openxmlformats.org/drawingml/2006/main" noChangeAspect="1"/>
-            </wp:cNvGraphicFramePr>
-            <a:graphic xmlns:a="http://schemas.openxmlformats.org/drawingml/2006/main">
-              <a:graphicData uri="http://schemas.openxmlformats.org/drawingml/2006/picture">
-                <pic:pic xmlns:pic="http://schemas.openxmlformats.org/drawingml/2006/picture">
-                  <pic:nvPicPr>
-                    <pic:cNvPr id="1" name=""/>
-                    <pic:cNvPicPr/>
-                  </pic:nvPicPr>
-                  <pic:blipFill>
-                    <a:blip r:embed="rId14" cstate="print"/>
-                    <a:stretch>
-                      <a:fillRect/>
-                    </a:stretch>
-                  </pic:blipFill>
-                  <pic:spPr>
-                    <a:xfrm>
-                      <a:off x="0" y="0"/>
-                      <a:ext cx="2891957" cy="3877014"/>
-                    </a:xfrm>
-                    <a:prstGeom prst="rect">
-                      <a:avLst/>
-                    </a:prstGeom>
-                  </pic:spPr>
-                </pic:pic>
-              </a:graphicData>
-            </a:graphic>
-          </wp:inline>
-        </w:drawing>
-      </w:r>
-    </w:p>
-    <w:p>
-      <w:pPr>
-        <w:pStyle w:val="Caption"/>
-      </w:pPr>
-      <w:bookmarkStart w:id="30" w:name="_Toc161996532"/>
-      <w:r>
-        <w:t xml:space="preserve">Kod </w:t>
-      </w:r>
-      <w:r>
-        <w:fldChar w:fldCharType="begin"/>
-      </w:r>
-      <w:r>
-        <w:instrText xml:space="preserve"> STYLEREF 1 \s </w:instrText>
-      </w:r>
-      <w:r>
-        <w:fldChar w:fldCharType="separate"/>
-      </w:r>
-      <w:r>
-        <w:rPr>
-          <w:noProof/>
-        </w:rPr>
-        <w:t>4</w:t>
-      </w:r>
-      <w:r>
-        <w:rPr>
-          <w:noProof/>
-        </w:rPr>
-        <w:fldChar w:fldCharType="end"/>
-      </w:r>
-      <w:r>
-        <w:noBreakHyphen/>
-      </w:r>
-      <w:r>
-        <w:fldChar w:fldCharType="begin"/>
-      </w:r>
-      <w:r>
-        <w:instrText xml:space="preserve"> SEQ Kod \* ARABIC \s 1 </w:instrText>
-      </w:r>
-      <w:r>
-        <w:fldChar w:fldCharType="separate"/>
-      </w:r>
-      <w:r>
-        <w:rPr>
-          <w:noProof/>
-        </w:rPr>
-        <w:t>1</w:t>
-      </w:r>
-      <w:r>
-        <w:rPr>
-          <w:noProof/>
-        </w:rPr>
-        <w:fldChar w:fldCharType="end"/>
-      </w:r>
-      <w:r>
-        <w:t xml:space="preserve"> Primjer modela u WCF servisu</w:t>
-      </w:r>
-      <w:bookmarkEnd w:id="30"/>
-    </w:p>
-    <w:p>
-      <w:r>
-        <w:t xml:space="preserve">Popis svih kodova napravite u prilozima na kraju radnje (samo osvježite postojeći </w:t>
-      </w:r>
-      <w:r>
-        <w:rPr>
-          <w:i/>
-          <w:iCs/>
-        </w:rPr>
-        <w:t>Popis kodova</w:t>
-      </w:r>
-      <w:r>
-        <w:t>).</w:t>
-      </w:r>
-    </w:p>
-    <w:p>
-      <w:pPr>
-        <w:pStyle w:val="Heading2"/>
-      </w:pPr>
-      <w:bookmarkStart w:id="31" w:name="_Toc175489936"/>
-      <w:r>
-        <w:t>Forma za evidenciju gostiju</w:t>
-      </w:r>
-      <w:bookmarkEnd w:id="31"/>
-    </w:p>
-    <w:p/>
-    <w:p>
-      <w:pPr>
-        <w:pStyle w:val="Heading1"/>
-      </w:pPr>
-      <w:bookmarkStart w:id="32" w:name="_Toc175489937"/>
-      <w:r>
-        <w:lastRenderedPageBreak/>
-        <w:t>DETALJI IMPLEMENTACIJE FORMI</w:t>
-      </w:r>
-      <w:bookmarkEnd w:id="32"/>
-    </w:p>
-    <w:p/>
-    <w:p>
-      <w:pPr>
-        <w:pStyle w:val="Heading1"/>
-      </w:pPr>
-      <w:bookmarkStart w:id="33" w:name="_Toc175489938"/>
+      <w:bookmarkStart w:id="29" w:name="_Toc175772633"/>
       <w:r>
         <w:lastRenderedPageBreak/>
         <w:t>ZAKLJUČAK</w:t>
       </w:r>
-      <w:bookmarkEnd w:id="33"/>
+      <w:bookmarkEnd w:id="29"/>
     </w:p>
     <w:p>
       <w:r>
@@ -7901,12 +5383,12 @@
       <w:pPr>
         <w:pStyle w:val="Prilog1"/>
       </w:pPr>
-      <w:bookmarkStart w:id="34" w:name="_Toc175489939"/>
+      <w:bookmarkStart w:id="30" w:name="_Toc175772634"/>
       <w:r>
         <w:lastRenderedPageBreak/>
         <w:t>LITERATURA</w:t>
       </w:r>
-      <w:bookmarkEnd w:id="34"/>
+      <w:bookmarkEnd w:id="30"/>
     </w:p>
     <w:p>
       <w:pPr>
@@ -7919,15 +5401,15 @@
           <w:color w:val="000000" w:themeColor="text1"/>
         </w:rPr>
       </w:pPr>
-      <w:bookmarkStart w:id="35" w:name="_Ref527066917"/>
-      <w:bookmarkStart w:id="36" w:name="_Ref175485670"/>
+      <w:bookmarkStart w:id="31" w:name="_Ref527066917"/>
+      <w:bookmarkStart w:id="32" w:name="_Ref175485670"/>
       <w:r>
         <w:rPr>
           <w:color w:val="000000" w:themeColor="text1"/>
         </w:rPr>
         <w:t xml:space="preserve">Animated: Most Popular Desktop Operating Systems Since 2003 s Interneta: </w:t>
       </w:r>
-      <w:bookmarkEnd w:id="35"/>
+      <w:bookmarkEnd w:id="31"/>
       <w:r>
         <w:rPr>
           <w:color w:val="000000" w:themeColor="text1"/>
@@ -7946,7 +5428,7 @@
         </w:rPr>
         <w:t>zadnji pristup: 25.08.2024.</w:t>
       </w:r>
-      <w:bookmarkEnd w:id="36"/>
+      <w:bookmarkEnd w:id="32"/>
     </w:p>
     <w:p>
       <w:pPr>
@@ -7959,17 +5441,17 @@
           <w:color w:val="000000" w:themeColor="text1"/>
         </w:rPr>
       </w:pPr>
-      <w:bookmarkStart w:id="37" w:name="_Ref175490935"/>
-      <w:bookmarkStart w:id="38" w:name="_Ref526806254"/>
-      <w:bookmarkStart w:id="39" w:name="_Ref536624473"/>
-      <w:bookmarkStart w:id="40" w:name="_Ref527059161"/>
+      <w:bookmarkStart w:id="33" w:name="_Ref175490935"/>
+      <w:bookmarkStart w:id="34" w:name="_Ref526806254"/>
+      <w:bookmarkStart w:id="35" w:name="_Ref536624473"/>
+      <w:bookmarkStart w:id="36" w:name="_Ref527059161"/>
       <w:r>
         <w:rPr>
           <w:color w:val="000000" w:themeColor="text1"/>
         </w:rPr>
         <w:t xml:space="preserve">Architecture of .NET Framework s Interneta: </w:t>
       </w:r>
-      <w:hyperlink r:id="rId15" w:history="1">
+      <w:hyperlink r:id="rId10" w:history="1">
         <w:r>
           <w:rPr>
             <w:rStyle w:val="Hyperlink"/>
@@ -7983,7 +5465,7 @@
         </w:rPr>
         <w:t>,zadnji pristup: 25.08.2024</w:t>
       </w:r>
-      <w:bookmarkEnd w:id="37"/>
+      <w:bookmarkEnd w:id="33"/>
     </w:p>
     <w:p>
       <w:pPr>
@@ -8016,8 +5498,8 @@
         </w:rPr>
         <w:t>, Springer, ISBN 978-3-642-55270-0, Berlin</w:t>
       </w:r>
-      <w:bookmarkEnd w:id="38"/>
-      <w:bookmarkEnd w:id="39"/>
+      <w:bookmarkEnd w:id="34"/>
+      <w:bookmarkEnd w:id="35"/>
       <w:r>
         <w:rPr>
           <w:color w:val="000000" w:themeColor="text1"/>
@@ -8033,7 +5515,7 @@
           <w:color w:val="000000" w:themeColor="text1"/>
         </w:rPr>
       </w:pPr>
-      <w:bookmarkStart w:id="41" w:name="_Ref526805062"/>
+      <w:bookmarkStart w:id="37" w:name="_Ref526805062"/>
       <w:r>
         <w:rPr>
           <w:color w:val="000000" w:themeColor="text1"/>
@@ -8053,7 +5535,7 @@
         </w:rPr>
         <w:t xml:space="preserve"> Springer, ISBN 978-3-642-29575-1, Berlin</w:t>
       </w:r>
-      <w:bookmarkEnd w:id="41"/>
+      <w:bookmarkEnd w:id="37"/>
     </w:p>
     <w:p>
       <w:pPr>
@@ -8067,15 +5549,15 @@
           <w:color w:val="000000" w:themeColor="text1"/>
         </w:rPr>
       </w:pPr>
-      <w:bookmarkStart w:id="42" w:name="_Ref1814953"/>
+      <w:bookmarkStart w:id="38" w:name="_Ref1814953"/>
       <w:r>
         <w:rPr>
           <w:color w:val="000000" w:themeColor="text1"/>
         </w:rPr>
         <w:t>Hadži-Milosavljević, D. &amp; Aničić N. (2016). Primena memorijske baze podataka u funkciji izveštavanja bankarskog informacionog sistema, Beograd</w:t>
       </w:r>
-      <w:bookmarkEnd w:id="40"/>
-      <w:bookmarkEnd w:id="42"/>
+      <w:bookmarkEnd w:id="36"/>
+      <w:bookmarkEnd w:id="38"/>
     </w:p>
     <w:p>
       <w:pPr>
@@ -8089,14 +5571,14 @@
           <w:color w:val="000000" w:themeColor="text1"/>
         </w:rPr>
       </w:pPr>
-      <w:bookmarkStart w:id="43" w:name="_Ref528701074"/>
+      <w:bookmarkStart w:id="39" w:name="_Ref528701074"/>
       <w:r>
         <w:rPr>
           <w:color w:val="000000" w:themeColor="text1"/>
         </w:rPr>
         <w:t xml:space="preserve">Alehmad, A.; Hadi, A. &amp; Rahgozar, M. (2006). Main Memory Databases vs Disk-Resident Databases, Tehran, s Interneta: </w:t>
       </w:r>
-      <w:hyperlink r:id="rId16" w:history="1">
+      <w:hyperlink r:id="rId11" w:history="1">
         <w:r>
           <w:rPr>
             <w:color w:val="000000" w:themeColor="text1"/>
@@ -8104,7 +5586,7 @@
           <w:t>http://pages.cs.wisc.edu/~jhuang/qual/main-memory-db-overview.pdf</w:t>
         </w:r>
       </w:hyperlink>
-      <w:bookmarkEnd w:id="43"/>
+      <w:bookmarkEnd w:id="39"/>
       <w:r>
         <w:rPr>
           <w:color w:val="000000" w:themeColor="text1"/>
@@ -8124,14 +5606,14 @@
           <w:color w:val="000000" w:themeColor="text1"/>
         </w:rPr>
       </w:pPr>
-      <w:bookmarkStart w:id="44" w:name="_Ref526939035"/>
+      <w:bookmarkStart w:id="40" w:name="_Ref526939035"/>
       <w:r>
         <w:rPr>
           <w:color w:val="000000" w:themeColor="text1"/>
         </w:rPr>
         <w:t xml:space="preserve">Mozucha, J. (2014). In-Memory databases, Brno, s Interneta: </w:t>
       </w:r>
-      <w:hyperlink r:id="rId17" w:history="1">
+      <w:hyperlink r:id="rId12" w:history="1">
         <w:r>
           <w:rPr>
             <w:color w:val="000000" w:themeColor="text1"/>
@@ -8139,7 +5621,7 @@
           <w:t>https://www.vutbr.cz/www_base/zav_prace_soubor_verejne.php?file_id=119199</w:t>
         </w:r>
       </w:hyperlink>
-      <w:bookmarkEnd w:id="44"/>
+      <w:bookmarkEnd w:id="40"/>
       <w:r>
         <w:rPr>
           <w:color w:val="000000" w:themeColor="text1"/>
@@ -8159,14 +5641,14 @@
           <w:color w:val="000000" w:themeColor="text1"/>
         </w:rPr>
       </w:pPr>
-      <w:bookmarkStart w:id="45" w:name="_Ref535683448"/>
+      <w:bookmarkStart w:id="41" w:name="_Ref535683448"/>
       <w:r>
         <w:rPr>
           <w:color w:val="000000" w:themeColor="text1"/>
         </w:rPr>
         <w:t xml:space="preserve">Microsoft: In-memory OLTP, s Interneta: </w:t>
       </w:r>
-      <w:hyperlink r:id="rId18" w:history="1">
+      <w:hyperlink r:id="rId13" w:history="1">
         <w:r>
           <w:rPr>
             <w:color w:val="000000" w:themeColor="text1"/>
@@ -8174,7 +5656,7 @@
           <w:t>https://docs.microsoft.com/en-us/sql/relational-databases/in-memory-oltp</w:t>
         </w:r>
       </w:hyperlink>
-      <w:bookmarkEnd w:id="45"/>
+      <w:bookmarkEnd w:id="41"/>
       <w:r>
         <w:rPr>
           <w:color w:val="000000" w:themeColor="text1"/>
@@ -8194,14 +5676,14 @@
           <w:color w:val="000000" w:themeColor="text1"/>
         </w:rPr>
       </w:pPr>
-      <w:bookmarkStart w:id="46" w:name="_Ref526948466"/>
+      <w:bookmarkStart w:id="42" w:name="_Ref526948466"/>
       <w:r>
         <w:rPr>
           <w:color w:val="000000" w:themeColor="text1"/>
         </w:rPr>
         <w:t>Zorman, T. (2016). Prehod na bazo podatkov v pomninilku – študija primera SAP HANA, Kranj</w:t>
       </w:r>
-      <w:bookmarkEnd w:id="46"/>
+      <w:bookmarkEnd w:id="42"/>
       <w:r>
         <w:rPr>
           <w:color w:val="000000" w:themeColor="text1"/>
@@ -8221,14 +5703,14 @@
           <w:color w:val="000000" w:themeColor="text1"/>
         </w:rPr>
       </w:pPr>
-      <w:bookmarkStart w:id="47" w:name="_Ref528253687"/>
+      <w:bookmarkStart w:id="43" w:name="_Ref528253687"/>
       <w:r>
         <w:rPr>
           <w:color w:val="000000" w:themeColor="text1"/>
         </w:rPr>
         <w:t xml:space="preserve">Wen, Ju Lu, A. (2015). A study o fan In-memory database system for real-time analytics on semi-structured data streams, Toronto, s Interneta: </w:t>
       </w:r>
-      <w:hyperlink r:id="rId19" w:history="1">
+      <w:hyperlink r:id="rId14" w:history="1">
         <w:r>
           <w:rPr>
             <w:color w:val="000000" w:themeColor="text1"/>
@@ -8236,7 +5718,7 @@
           <w:t>https://tspace.library.utoronto.ca/bitstream/1807/70493/1/Lu_Wen_J_201511_MAS_thesis.pdf</w:t>
         </w:r>
       </w:hyperlink>
-      <w:bookmarkEnd w:id="47"/>
+      <w:bookmarkEnd w:id="43"/>
       <w:r>
         <w:rPr>
           <w:color w:val="000000" w:themeColor="text1"/>
@@ -8262,18 +5744,18 @@
       <w:pPr>
         <w:pStyle w:val="Prilog1"/>
       </w:pPr>
-      <w:bookmarkStart w:id="48" w:name="_Toc175489940"/>
+      <w:bookmarkStart w:id="44" w:name="_Toc175772635"/>
       <w:r>
         <w:lastRenderedPageBreak/>
         <w:t>PRILOZI</w:t>
       </w:r>
-      <w:bookmarkEnd w:id="48"/>
+      <w:bookmarkEnd w:id="44"/>
     </w:p>
     <w:p>
       <w:pPr>
         <w:pStyle w:val="Prilog2"/>
       </w:pPr>
-      <w:bookmarkStart w:id="49" w:name="_Toc175489941"/>
+      <w:bookmarkStart w:id="45" w:name="_Toc175772636"/>
       <w:r>
         <w:t>Kazalo slika</w:t>
       </w:r>
@@ -8286,17 +5768,17 @@
       <w:r>
         <w:t xml:space="preserve"> i kodova</w:t>
       </w:r>
-      <w:bookmarkEnd w:id="49"/>
+      <w:bookmarkEnd w:id="45"/>
     </w:p>
     <w:p>
       <w:pPr>
         <w:pStyle w:val="Prilog3"/>
       </w:pPr>
-      <w:bookmarkStart w:id="50" w:name="_Toc175489942"/>
+      <w:bookmarkStart w:id="46" w:name="_Toc175772637"/>
       <w:r>
         <w:t>Kazalo slika</w:t>
       </w:r>
-      <w:bookmarkEnd w:id="50"/>
+      <w:bookmarkEnd w:id="46"/>
     </w:p>
     <w:p>
       <w:pPr>
@@ -8700,11 +6182,11 @@
       <w:pPr>
         <w:pStyle w:val="Prilog3"/>
       </w:pPr>
-      <w:bookmarkStart w:id="51" w:name="_Toc175489943"/>
+      <w:bookmarkStart w:id="47" w:name="_Toc175772638"/>
       <w:r>
         <w:t>Kazalo tablica</w:t>
       </w:r>
-      <w:bookmarkEnd w:id="51"/>
+      <w:bookmarkEnd w:id="47"/>
     </w:p>
     <w:p>
       <w:pPr>
@@ -9044,14 +6526,14 @@
       <w:pPr>
         <w:pStyle w:val="Prilog3"/>
       </w:pPr>
-      <w:bookmarkStart w:id="52" w:name="_Toc175489944"/>
+      <w:bookmarkStart w:id="48" w:name="_Toc175772639"/>
       <w:r>
         <w:t xml:space="preserve">Kazalo </w:t>
       </w:r>
       <w:r>
         <w:t>kodova</w:t>
       </w:r>
-      <w:bookmarkEnd w:id="52"/>
+      <w:bookmarkEnd w:id="48"/>
     </w:p>
     <w:p>
       <w:pPr>
@@ -9151,11 +6633,11 @@
       <w:pPr>
         <w:pStyle w:val="Prilog2"/>
       </w:pPr>
-      <w:bookmarkStart w:id="53" w:name="_Toc175489945"/>
+      <w:bookmarkStart w:id="49" w:name="_Toc175772640"/>
       <w:r>
         <w:t>Popis oznaka i kratica</w:t>
       </w:r>
-      <w:bookmarkEnd w:id="53"/>
+      <w:bookmarkEnd w:id="49"/>
     </w:p>
     <w:p>
       <w:r>
@@ -9195,8 +6677,6 @@
       <w:r>
         <w:tab/>
       </w:r>
-      <w:bookmarkStart w:id="54" w:name="_GoBack"/>
-      <w:bookmarkEnd w:id="54"/>
       <w:r>
         <w:t>Common Language Runtime</w:t>
       </w:r>
@@ -9206,24 +6686,24 @@
       <w:pPr>
         <w:pStyle w:val="Prilog2"/>
       </w:pPr>
-      <w:bookmarkStart w:id="55" w:name="_Toc175489946"/>
+      <w:bookmarkStart w:id="50" w:name="_Toc175772641"/>
       <w:r>
         <w:t>Ostali prilozi i dokumentacija</w:t>
       </w:r>
-      <w:bookmarkEnd w:id="55"/>
+      <w:bookmarkEnd w:id="50"/>
     </w:p>
     <w:p>
       <w:pPr>
         <w:pStyle w:val="Prilog3"/>
       </w:pPr>
-      <w:bookmarkStart w:id="56" w:name="_Toc175489947"/>
+      <w:bookmarkStart w:id="51" w:name="_Toc175772642"/>
       <w:r>
         <w:t xml:space="preserve">Kazalo </w:t>
       </w:r>
       <w:r>
         <w:t>profesorovih napomena</w:t>
       </w:r>
-      <w:bookmarkEnd w:id="56"/>
+      <w:bookmarkEnd w:id="51"/>
     </w:p>
     <w:p>
       <w:pPr>
@@ -9604,11 +7084,11 @@
       <w:pPr>
         <w:pStyle w:val="Prilog3"/>
       </w:pPr>
-      <w:bookmarkStart w:id="57" w:name="_Toc175489948"/>
+      <w:bookmarkStart w:id="52" w:name="_Toc175772643"/>
       <w:r>
         <w:t>Upravljanje izmjenama</w:t>
       </w:r>
-      <w:bookmarkEnd w:id="57"/>
+      <w:bookmarkEnd w:id="52"/>
     </w:p>
     <w:tbl>
       <w:tblPr>
@@ -13909,12 +11389,12 @@
       <w:pPr>
         <w:pStyle w:val="Prilog1"/>
       </w:pPr>
-      <w:bookmarkStart w:id="58" w:name="_Toc175489949"/>
+      <w:bookmarkStart w:id="53" w:name="_Toc175772644"/>
       <w:r>
         <w:lastRenderedPageBreak/>
         <w:t>SAŽETAK/ABSTRACT I KLJUČNE RIJEČI/KEYWORDS</w:t>
       </w:r>
-      <w:bookmarkEnd w:id="58"/>
+      <w:bookmarkEnd w:id="53"/>
     </w:p>
     <w:p/>
     <w:p>
@@ -14412,7 +11892,7 @@
       </w:pPr>
     </w:p>
     <w:sectPr>
-      <w:footerReference w:type="default" r:id="rId20"/>
+      <w:footerReference w:type="default" r:id="rId15"/>
       <w:pgSz w:w="11907" w:h="16839" w:code="9"/>
       <w:pgMar w:top="1418" w:right="1418" w:bottom="1418" w:left="1418" w:header="720" w:footer="720" w:gutter="0"/>
       <w:pgNumType w:start="1"/>
@@ -14479,7 +11959,7 @@
       <w:rPr>
         <w:noProof/>
       </w:rPr>
-      <w:t>19</w:t>
+      <w:t>1</w:t>
     </w:r>
     <w:r>
       <w:rPr>
@@ -21404,7 +18884,7 @@
 </file>
 
 <file path=customXml/itemProps1.xml><?xml version="1.0" encoding="utf-8"?>
-<ds:datastoreItem xmlns:ds="http://schemas.openxmlformats.org/officeDocument/2006/customXml" ds:itemID="{CE962FCD-DC1F-4420-9D0A-51ACFA1FB074}">
+<ds:datastoreItem xmlns:ds="http://schemas.openxmlformats.org/officeDocument/2006/customXml" ds:itemID="{2CD17BAB-A0E9-47F7-B5EF-11D508D96016}">
   <ds:schemaRefs>
     <ds:schemaRef ds:uri="http://schemas.openxmlformats.org/officeDocument/2006/bibliography"/>
   </ds:schemaRefs>

--- a/HOTEL_Documents/HotelManagment_IvaPleic.docx
+++ b/HOTEL_Documents/HotelManagment_IvaPleic.docx
@@ -1429,8 +1429,6 @@
           <w:lang w:val="en-US"/>
         </w:rPr>
       </w:pPr>
-      <w:bookmarkStart w:id="0" w:name="_GoBack"/>
-      <w:bookmarkEnd w:id="0"/>
     </w:p>
     <w:p>
       <w:pPr>
@@ -1545,7 +1543,10 @@
         <w:br w:type="page"/>
       </w:r>
     </w:p>
-    <w:p/>
+    <w:p>
+      <w:bookmarkStart w:id="0" w:name="_GoBack"/>
+      <w:bookmarkEnd w:id="0"/>
+    </w:p>
     <w:p>
       <w:pPr>
         <w:rPr>
@@ -1588,7 +1589,7 @@
         </w:rPr>
         <w:fldChar w:fldCharType="separate"/>
       </w:r>
-      <w:hyperlink w:anchor="_Toc175772605" w:history="1">
+      <w:hyperlink w:anchor="_Toc175782379" w:history="1">
         <w:r>
           <w:rPr>
             <w:rStyle w:val="Hyperlink"/>
@@ -1632,7 +1633,7 @@
             <w:noProof/>
             <w:webHidden/>
           </w:rPr>
-          <w:instrText xml:space="preserve"> PAGEREF _Toc175772605 \h </w:instrText>
+          <w:instrText xml:space="preserve"> PAGEREF _Toc175782379 \h </w:instrText>
         </w:r>
         <w:r>
           <w:rPr>
@@ -1674,7 +1675,7 @@
           <w:lang w:eastAsia="hr-HR"/>
         </w:rPr>
       </w:pPr>
-      <w:hyperlink w:anchor="_Toc175772606" w:history="1">
+      <w:hyperlink w:anchor="_Toc175782380" w:history="1">
         <w:r>
           <w:rPr>
             <w:rStyle w:val="Hyperlink"/>
@@ -1718,7 +1719,7 @@
             <w:noProof/>
             <w:webHidden/>
           </w:rPr>
-          <w:instrText xml:space="preserve"> PAGEREF _Toc175772606 \h </w:instrText>
+          <w:instrText xml:space="preserve"> PAGEREF _Toc175782380 \h </w:instrText>
         </w:r>
         <w:r>
           <w:rPr>
@@ -1760,7 +1761,7 @@
           <w:lang w:eastAsia="hr-HR"/>
         </w:rPr>
       </w:pPr>
-      <w:hyperlink w:anchor="_Toc175772607" w:history="1">
+      <w:hyperlink w:anchor="_Toc175782381" w:history="1">
         <w:r>
           <w:rPr>
             <w:rStyle w:val="Hyperlink"/>
@@ -1804,7 +1805,7 @@
             <w:noProof/>
             <w:webHidden/>
           </w:rPr>
-          <w:instrText xml:space="preserve"> PAGEREF _Toc175772607 \h </w:instrText>
+          <w:instrText xml:space="preserve"> PAGEREF _Toc175782381 \h </w:instrText>
         </w:r>
         <w:r>
           <w:rPr>
@@ -1846,7 +1847,7 @@
           <w:lang w:eastAsia="hr-HR"/>
         </w:rPr>
       </w:pPr>
-      <w:hyperlink w:anchor="_Toc175772608" w:history="1">
+      <w:hyperlink w:anchor="_Toc175782382" w:history="1">
         <w:r>
           <w:rPr>
             <w:rStyle w:val="Hyperlink"/>
@@ -1890,7 +1891,7 @@
             <w:noProof/>
             <w:webHidden/>
           </w:rPr>
-          <w:instrText xml:space="preserve"> PAGEREF _Toc175772608 \h </w:instrText>
+          <w:instrText xml:space="preserve"> PAGEREF _Toc175782382 \h </w:instrText>
         </w:r>
         <w:r>
           <w:rPr>
@@ -1910,7 +1911,7 @@
             <w:noProof/>
             <w:webHidden/>
           </w:rPr>
-          <w:t>2</w:t>
+          <w:t>3</w:t>
         </w:r>
         <w:r>
           <w:rPr>
@@ -1932,7 +1933,7 @@
           <w:lang w:eastAsia="hr-HR"/>
         </w:rPr>
       </w:pPr>
-      <w:hyperlink w:anchor="_Toc175772609" w:history="1">
+      <w:hyperlink w:anchor="_Toc175782383" w:history="1">
         <w:r>
           <w:rPr>
             <w:rStyle w:val="Hyperlink"/>
@@ -1976,7 +1977,7 @@
             <w:noProof/>
             <w:webHidden/>
           </w:rPr>
-          <w:instrText xml:space="preserve"> PAGEREF _Toc175772609 \h </w:instrText>
+          <w:instrText xml:space="preserve"> PAGEREF _Toc175782383 \h </w:instrText>
         </w:r>
         <w:r>
           <w:rPr>
@@ -1996,7 +1997,7 @@
             <w:noProof/>
             <w:webHidden/>
           </w:rPr>
-          <w:t>2</w:t>
+          <w:t>4</w:t>
         </w:r>
         <w:r>
           <w:rPr>
@@ -2018,7 +2019,7 @@
           <w:lang w:eastAsia="hr-HR"/>
         </w:rPr>
       </w:pPr>
-      <w:hyperlink w:anchor="_Toc175772610" w:history="1">
+      <w:hyperlink w:anchor="_Toc175782384" w:history="1">
         <w:r>
           <w:rPr>
             <w:rStyle w:val="Hyperlink"/>
@@ -2062,7 +2063,7 @@
             <w:noProof/>
             <w:webHidden/>
           </w:rPr>
-          <w:instrText xml:space="preserve"> PAGEREF _Toc175772610 \h </w:instrText>
+          <w:instrText xml:space="preserve"> PAGEREF _Toc175782384 \h </w:instrText>
         </w:r>
         <w:r>
           <w:rPr>
@@ -2082,7 +2083,7 @@
             <w:noProof/>
             <w:webHidden/>
           </w:rPr>
-          <w:t>2</w:t>
+          <w:t>4</w:t>
         </w:r>
         <w:r>
           <w:rPr>
@@ -2104,7 +2105,7 @@
           <w:lang w:eastAsia="hr-HR"/>
         </w:rPr>
       </w:pPr>
-      <w:hyperlink w:anchor="_Toc175772611" w:history="1">
+      <w:hyperlink w:anchor="_Toc175782385" w:history="1">
         <w:r>
           <w:rPr>
             <w:rStyle w:val="Hyperlink"/>
@@ -2148,7 +2149,7 @@
             <w:noProof/>
             <w:webHidden/>
           </w:rPr>
-          <w:instrText xml:space="preserve"> PAGEREF _Toc175772611 \h </w:instrText>
+          <w:instrText xml:space="preserve"> PAGEREF _Toc175782385 \h </w:instrText>
         </w:r>
         <w:r>
           <w:rPr>
@@ -2168,7 +2169,7 @@
             <w:noProof/>
             <w:webHidden/>
           </w:rPr>
-          <w:t>3</w:t>
+          <w:t>6</w:t>
         </w:r>
         <w:r>
           <w:rPr>
@@ -2190,7 +2191,7 @@
           <w:lang w:eastAsia="hr-HR"/>
         </w:rPr>
       </w:pPr>
-      <w:hyperlink w:anchor="_Toc175772612" w:history="1">
+      <w:hyperlink w:anchor="_Toc175782386" w:history="1">
         <w:r>
           <w:rPr>
             <w:rStyle w:val="Hyperlink"/>
@@ -2234,7 +2235,7 @@
             <w:noProof/>
             <w:webHidden/>
           </w:rPr>
-          <w:instrText xml:space="preserve"> PAGEREF _Toc175772612 \h </w:instrText>
+          <w:instrText xml:space="preserve"> PAGEREF _Toc175782386 \h </w:instrText>
         </w:r>
         <w:r>
           <w:rPr>
@@ -2254,7 +2255,7 @@
             <w:noProof/>
             <w:webHidden/>
           </w:rPr>
-          <w:t>3</w:t>
+          <w:t>6</w:t>
         </w:r>
         <w:r>
           <w:rPr>
@@ -2267,7 +2268,7 @@
     </w:p>
     <w:p>
       <w:pPr>
-        <w:pStyle w:val="TOC2"/>
+        <w:pStyle w:val="TOC3"/>
         <w:rPr>
           <w:rFonts w:asciiTheme="minorHAnsi" w:eastAsiaTheme="minorEastAsia" w:hAnsiTheme="minorHAnsi" w:cstheme="minorBidi"/>
           <w:noProof/>
@@ -2276,13 +2277,13 @@
           <w:lang w:eastAsia="hr-HR"/>
         </w:rPr>
       </w:pPr>
-      <w:hyperlink w:anchor="_Toc175772613" w:history="1">
+      <w:hyperlink w:anchor="_Toc175782387" w:history="1">
         <w:r>
           <w:rPr>
             <w:rStyle w:val="Hyperlink"/>
             <w:noProof/>
           </w:rPr>
-          <w:t>3.2</w:t>
+          <w:t>3.1.1</w:t>
         </w:r>
         <w:r>
           <w:rPr>
@@ -2299,7 +2300,7 @@
             <w:rStyle w:val="Hyperlink"/>
             <w:noProof/>
           </w:rPr>
-          <w:t>Zahtjevi za osoblje hotela</w:t>
+          <w:t>Upravljanje hotelom i resursima</w:t>
         </w:r>
         <w:r>
           <w:rPr>
@@ -2320,7 +2321,7 @@
             <w:noProof/>
             <w:webHidden/>
           </w:rPr>
-          <w:instrText xml:space="preserve"> PAGEREF _Toc175772613 \h </w:instrText>
+          <w:instrText xml:space="preserve"> PAGEREF _Toc175782387 \h </w:instrText>
         </w:r>
         <w:r>
           <w:rPr>
@@ -2340,7 +2341,7 @@
             <w:noProof/>
             <w:webHidden/>
           </w:rPr>
-          <w:t>3</w:t>
+          <w:t>6</w:t>
         </w:r>
         <w:r>
           <w:rPr>
@@ -2353,7 +2354,7 @@
     </w:p>
     <w:p>
       <w:pPr>
-        <w:pStyle w:val="TOC2"/>
+        <w:pStyle w:val="TOC3"/>
         <w:rPr>
           <w:rFonts w:asciiTheme="minorHAnsi" w:eastAsiaTheme="minorEastAsia" w:hAnsiTheme="minorHAnsi" w:cstheme="minorBidi"/>
           <w:noProof/>
@@ -2362,13 +2363,13 @@
           <w:lang w:eastAsia="hr-HR"/>
         </w:rPr>
       </w:pPr>
-      <w:hyperlink w:anchor="_Toc175772614" w:history="1">
+      <w:hyperlink w:anchor="_Toc175782388" w:history="1">
         <w:r>
           <w:rPr>
             <w:rStyle w:val="Hyperlink"/>
             <w:noProof/>
           </w:rPr>
-          <w:t>3.3</w:t>
+          <w:t>3.1.2</w:t>
         </w:r>
         <w:r>
           <w:rPr>
@@ -2385,7 +2386,7 @@
             <w:rStyle w:val="Hyperlink"/>
             <w:noProof/>
           </w:rPr>
-          <w:t>Zahtjevi za menadžment hotela</w:t>
+          <w:t>Rezervacije i poslovanje hotela</w:t>
         </w:r>
         <w:r>
           <w:rPr>
@@ -2406,7 +2407,7 @@
             <w:noProof/>
             <w:webHidden/>
           </w:rPr>
-          <w:instrText xml:space="preserve"> PAGEREF _Toc175772614 \h </w:instrText>
+          <w:instrText xml:space="preserve"> PAGEREF _Toc175782388 \h </w:instrText>
         </w:r>
         <w:r>
           <w:rPr>
@@ -2426,7 +2427,7 @@
             <w:noProof/>
             <w:webHidden/>
           </w:rPr>
-          <w:t>3</w:t>
+          <w:t>7</w:t>
         </w:r>
         <w:r>
           <w:rPr>
@@ -2448,13 +2449,13 @@
           <w:lang w:eastAsia="hr-HR"/>
         </w:rPr>
       </w:pPr>
-      <w:hyperlink w:anchor="_Toc175772615" w:history="1">
+      <w:hyperlink w:anchor="_Toc175782389" w:history="1">
         <w:r>
           <w:rPr>
             <w:rStyle w:val="Hyperlink"/>
             <w:noProof/>
           </w:rPr>
-          <w:t>3.4</w:t>
+          <w:t>3.2</w:t>
         </w:r>
         <w:r>
           <w:rPr>
@@ -2492,7 +2493,7 @@
             <w:noProof/>
             <w:webHidden/>
           </w:rPr>
-          <w:instrText xml:space="preserve"> PAGEREF _Toc175772615 \h </w:instrText>
+          <w:instrText xml:space="preserve"> PAGEREF _Toc175782389 \h </w:instrText>
         </w:r>
         <w:r>
           <w:rPr>
@@ -2512,7 +2513,7 @@
             <w:noProof/>
             <w:webHidden/>
           </w:rPr>
-          <w:t>3</w:t>
+          <w:t>7</w:t>
         </w:r>
         <w:r>
           <w:rPr>
@@ -2534,7 +2535,7 @@
           <w:lang w:eastAsia="hr-HR"/>
         </w:rPr>
       </w:pPr>
-      <w:hyperlink w:anchor="_Toc175772616" w:history="1">
+      <w:hyperlink w:anchor="_Toc175782390" w:history="1">
         <w:r>
           <w:rPr>
             <w:rStyle w:val="Hyperlink"/>
@@ -2578,7 +2579,7 @@
             <w:noProof/>
             <w:webHidden/>
           </w:rPr>
-          <w:instrText xml:space="preserve"> PAGEREF _Toc175772616 \h </w:instrText>
+          <w:instrText xml:space="preserve"> PAGEREF _Toc175782390 \h </w:instrText>
         </w:r>
         <w:r>
           <w:rPr>
@@ -2598,7 +2599,7 @@
             <w:noProof/>
             <w:webHidden/>
           </w:rPr>
-          <w:t>4</w:t>
+          <w:t>9</w:t>
         </w:r>
         <w:r>
           <w:rPr>
@@ -2620,7 +2621,7 @@
           <w:lang w:eastAsia="hr-HR"/>
         </w:rPr>
       </w:pPr>
-      <w:hyperlink w:anchor="_Toc175772617" w:history="1">
+      <w:hyperlink w:anchor="_Toc175782391" w:history="1">
         <w:r>
           <w:rPr>
             <w:rStyle w:val="Hyperlink"/>
@@ -2664,7 +2665,7 @@
             <w:noProof/>
             <w:webHidden/>
           </w:rPr>
-          <w:instrText xml:space="preserve"> PAGEREF _Toc175772617 \h </w:instrText>
+          <w:instrText xml:space="preserve"> PAGEREF _Toc175782391 \h </w:instrText>
         </w:r>
         <w:r>
           <w:rPr>
@@ -2684,7 +2685,7 @@
             <w:noProof/>
             <w:webHidden/>
           </w:rPr>
-          <w:t>4</w:t>
+          <w:t>9</w:t>
         </w:r>
         <w:r>
           <w:rPr>
@@ -2706,7 +2707,7 @@
           <w:lang w:eastAsia="hr-HR"/>
         </w:rPr>
       </w:pPr>
-      <w:hyperlink w:anchor="_Toc175772618" w:history="1">
+      <w:hyperlink w:anchor="_Toc175782392" w:history="1">
         <w:r>
           <w:rPr>
             <w:rStyle w:val="Hyperlink"/>
@@ -2750,7 +2751,7 @@
             <w:noProof/>
             <w:webHidden/>
           </w:rPr>
-          <w:instrText xml:space="preserve"> PAGEREF _Toc175772618 \h </w:instrText>
+          <w:instrText xml:space="preserve"> PAGEREF _Toc175782392 \h </w:instrText>
         </w:r>
         <w:r>
           <w:rPr>
@@ -2770,7 +2771,7 @@
             <w:noProof/>
             <w:webHidden/>
           </w:rPr>
-          <w:t>4</w:t>
+          <w:t>9</w:t>
         </w:r>
         <w:r>
           <w:rPr>
@@ -2792,7 +2793,7 @@
           <w:lang w:eastAsia="hr-HR"/>
         </w:rPr>
       </w:pPr>
-      <w:hyperlink w:anchor="_Toc175772619" w:history="1">
+      <w:hyperlink w:anchor="_Toc175782393" w:history="1">
         <w:r>
           <w:rPr>
             <w:rStyle w:val="Hyperlink"/>
@@ -2836,7 +2837,7 @@
             <w:noProof/>
             <w:webHidden/>
           </w:rPr>
-          <w:instrText xml:space="preserve"> PAGEREF _Toc175772619 \h </w:instrText>
+          <w:instrText xml:space="preserve"> PAGEREF _Toc175782393 \h </w:instrText>
         </w:r>
         <w:r>
           <w:rPr>
@@ -2856,7 +2857,7 @@
             <w:noProof/>
             <w:webHidden/>
           </w:rPr>
-          <w:t>4</w:t>
+          <w:t>9</w:t>
         </w:r>
         <w:r>
           <w:rPr>
@@ -2878,7 +2879,7 @@
           <w:lang w:eastAsia="hr-HR"/>
         </w:rPr>
       </w:pPr>
-      <w:hyperlink w:anchor="_Toc175772620" w:history="1">
+      <w:hyperlink w:anchor="_Toc175782394" w:history="1">
         <w:r>
           <w:rPr>
             <w:rStyle w:val="Hyperlink"/>
@@ -2922,7 +2923,7 @@
             <w:noProof/>
             <w:webHidden/>
           </w:rPr>
-          <w:instrText xml:space="preserve"> PAGEREF _Toc175772620 \h </w:instrText>
+          <w:instrText xml:space="preserve"> PAGEREF _Toc175782394 \h </w:instrText>
         </w:r>
         <w:r>
           <w:rPr>
@@ -2942,7 +2943,7 @@
             <w:noProof/>
             <w:webHidden/>
           </w:rPr>
-          <w:t>5</w:t>
+          <w:t>10</w:t>
         </w:r>
         <w:r>
           <w:rPr>
@@ -2964,7 +2965,7 @@
           <w:lang w:eastAsia="hr-HR"/>
         </w:rPr>
       </w:pPr>
-      <w:hyperlink w:anchor="_Toc175772621" w:history="1">
+      <w:hyperlink w:anchor="_Toc175782395" w:history="1">
         <w:r>
           <w:rPr>
             <w:rStyle w:val="Hyperlink"/>
@@ -3008,7 +3009,7 @@
             <w:noProof/>
             <w:webHidden/>
           </w:rPr>
-          <w:instrText xml:space="preserve"> PAGEREF _Toc175772621 \h </w:instrText>
+          <w:instrText xml:space="preserve"> PAGEREF _Toc175782395 \h </w:instrText>
         </w:r>
         <w:r>
           <w:rPr>
@@ -3028,7 +3029,7 @@
             <w:noProof/>
             <w:webHidden/>
           </w:rPr>
-          <w:t>5</w:t>
+          <w:t>10</w:t>
         </w:r>
         <w:r>
           <w:rPr>
@@ -3050,7 +3051,7 @@
           <w:lang w:eastAsia="hr-HR"/>
         </w:rPr>
       </w:pPr>
-      <w:hyperlink w:anchor="_Toc175772622" w:history="1">
+      <w:hyperlink w:anchor="_Toc175782396" w:history="1">
         <w:r>
           <w:rPr>
             <w:rStyle w:val="Hyperlink"/>
@@ -3094,7 +3095,7 @@
             <w:noProof/>
             <w:webHidden/>
           </w:rPr>
-          <w:instrText xml:space="preserve"> PAGEREF _Toc175772622 \h </w:instrText>
+          <w:instrText xml:space="preserve"> PAGEREF _Toc175782396 \h </w:instrText>
         </w:r>
         <w:r>
           <w:rPr>
@@ -3114,7 +3115,7 @@
             <w:noProof/>
             <w:webHidden/>
           </w:rPr>
-          <w:t>5</w:t>
+          <w:t>10</w:t>
         </w:r>
         <w:r>
           <w:rPr>
@@ -3136,7 +3137,7 @@
           <w:lang w:eastAsia="hr-HR"/>
         </w:rPr>
       </w:pPr>
-      <w:hyperlink w:anchor="_Toc175772623" w:history="1">
+      <w:hyperlink w:anchor="_Toc175782397" w:history="1">
         <w:r>
           <w:rPr>
             <w:rStyle w:val="Hyperlink"/>
@@ -3180,7 +3181,7 @@
             <w:noProof/>
             <w:webHidden/>
           </w:rPr>
-          <w:instrText xml:space="preserve"> PAGEREF _Toc175772623 \h </w:instrText>
+          <w:instrText xml:space="preserve"> PAGEREF _Toc175782397 \h </w:instrText>
         </w:r>
         <w:r>
           <w:rPr>
@@ -3200,7 +3201,7 @@
             <w:noProof/>
             <w:webHidden/>
           </w:rPr>
-          <w:t>5</w:t>
+          <w:t>10</w:t>
         </w:r>
         <w:r>
           <w:rPr>
@@ -3222,7 +3223,7 @@
           <w:lang w:eastAsia="hr-HR"/>
         </w:rPr>
       </w:pPr>
-      <w:hyperlink w:anchor="_Toc175772624" w:history="1">
+      <w:hyperlink w:anchor="_Toc175782398" w:history="1">
         <w:r>
           <w:rPr>
             <w:rStyle w:val="Hyperlink"/>
@@ -3266,7 +3267,7 @@
             <w:noProof/>
             <w:webHidden/>
           </w:rPr>
-          <w:instrText xml:space="preserve"> PAGEREF _Toc175772624 \h </w:instrText>
+          <w:instrText xml:space="preserve"> PAGEREF _Toc175782398 \h </w:instrText>
         </w:r>
         <w:r>
           <w:rPr>
@@ -3286,7 +3287,7 @@
             <w:noProof/>
             <w:webHidden/>
           </w:rPr>
-          <w:t>5</w:t>
+          <w:t>10</w:t>
         </w:r>
         <w:r>
           <w:rPr>
@@ -3308,7 +3309,7 @@
           <w:lang w:eastAsia="hr-HR"/>
         </w:rPr>
       </w:pPr>
-      <w:hyperlink w:anchor="_Toc175772625" w:history="1">
+      <w:hyperlink w:anchor="_Toc175782399" w:history="1">
         <w:r>
           <w:rPr>
             <w:rStyle w:val="Hyperlink"/>
@@ -3352,7 +3353,7 @@
             <w:noProof/>
             <w:webHidden/>
           </w:rPr>
-          <w:instrText xml:space="preserve"> PAGEREF _Toc175772625 \h </w:instrText>
+          <w:instrText xml:space="preserve"> PAGEREF _Toc175782399 \h </w:instrText>
         </w:r>
         <w:r>
           <w:rPr>
@@ -3372,7 +3373,7 @@
             <w:noProof/>
             <w:webHidden/>
           </w:rPr>
-          <w:t>6</w:t>
+          <w:t>11</w:t>
         </w:r>
         <w:r>
           <w:rPr>
@@ -3394,7 +3395,7 @@
           <w:lang w:eastAsia="hr-HR"/>
         </w:rPr>
       </w:pPr>
-      <w:hyperlink w:anchor="_Toc175772626" w:history="1">
+      <w:hyperlink w:anchor="_Toc175782400" w:history="1">
         <w:r>
           <w:rPr>
             <w:rStyle w:val="Hyperlink"/>
@@ -3438,7 +3439,7 @@
             <w:noProof/>
             <w:webHidden/>
           </w:rPr>
-          <w:instrText xml:space="preserve"> PAGEREF _Toc175772626 \h </w:instrText>
+          <w:instrText xml:space="preserve"> PAGEREF _Toc175782400 \h </w:instrText>
         </w:r>
         <w:r>
           <w:rPr>
@@ -3458,7 +3459,7 @@
             <w:noProof/>
             <w:webHidden/>
           </w:rPr>
-          <w:t>6</w:t>
+          <w:t>11</w:t>
         </w:r>
         <w:r>
           <w:rPr>
@@ -3480,7 +3481,7 @@
           <w:lang w:eastAsia="hr-HR"/>
         </w:rPr>
       </w:pPr>
-      <w:hyperlink w:anchor="_Toc175772627" w:history="1">
+      <w:hyperlink w:anchor="_Toc175782401" w:history="1">
         <w:r>
           <w:rPr>
             <w:rStyle w:val="Hyperlink"/>
@@ -3524,7 +3525,7 @@
             <w:noProof/>
             <w:webHidden/>
           </w:rPr>
-          <w:instrText xml:space="preserve"> PAGEREF _Toc175772627 \h </w:instrText>
+          <w:instrText xml:space="preserve"> PAGEREF _Toc175782401 \h </w:instrText>
         </w:r>
         <w:r>
           <w:rPr>
@@ -3544,7 +3545,7 @@
             <w:noProof/>
             <w:webHidden/>
           </w:rPr>
-          <w:t>6</w:t>
+          <w:t>11</w:t>
         </w:r>
         <w:r>
           <w:rPr>
@@ -3566,7 +3567,7 @@
           <w:lang w:eastAsia="hr-HR"/>
         </w:rPr>
       </w:pPr>
-      <w:hyperlink w:anchor="_Toc175772628" w:history="1">
+      <w:hyperlink w:anchor="_Toc175782402" w:history="1">
         <w:r>
           <w:rPr>
             <w:rStyle w:val="Hyperlink"/>
@@ -3610,7 +3611,7 @@
             <w:noProof/>
             <w:webHidden/>
           </w:rPr>
-          <w:instrText xml:space="preserve"> PAGEREF _Toc175772628 \h </w:instrText>
+          <w:instrText xml:space="preserve"> PAGEREF _Toc175782402 \h </w:instrText>
         </w:r>
         <w:r>
           <w:rPr>
@@ -3630,7 +3631,7 @@
             <w:noProof/>
             <w:webHidden/>
           </w:rPr>
-          <w:t>6</w:t>
+          <w:t>11</w:t>
         </w:r>
         <w:r>
           <w:rPr>
@@ -3652,7 +3653,7 @@
           <w:lang w:eastAsia="hr-HR"/>
         </w:rPr>
       </w:pPr>
-      <w:hyperlink w:anchor="_Toc175772629" w:history="1">
+      <w:hyperlink w:anchor="_Toc175782403" w:history="1">
         <w:r>
           <w:rPr>
             <w:rStyle w:val="Hyperlink"/>
@@ -3696,7 +3697,7 @@
             <w:noProof/>
             <w:webHidden/>
           </w:rPr>
-          <w:instrText xml:space="preserve"> PAGEREF _Toc175772629 \h </w:instrText>
+          <w:instrText xml:space="preserve"> PAGEREF _Toc175782403 \h </w:instrText>
         </w:r>
         <w:r>
           <w:rPr>
@@ -3716,7 +3717,7 @@
             <w:noProof/>
             <w:webHidden/>
           </w:rPr>
-          <w:t>6</w:t>
+          <w:t>11</w:t>
         </w:r>
         <w:r>
           <w:rPr>
@@ -3738,7 +3739,7 @@
           <w:lang w:eastAsia="hr-HR"/>
         </w:rPr>
       </w:pPr>
-      <w:hyperlink w:anchor="_Toc175772630" w:history="1">
+      <w:hyperlink w:anchor="_Toc175782404" w:history="1">
         <w:r>
           <w:rPr>
             <w:rStyle w:val="Hyperlink"/>
@@ -3782,7 +3783,7 @@
             <w:noProof/>
             <w:webHidden/>
           </w:rPr>
-          <w:instrText xml:space="preserve"> PAGEREF _Toc175772630 \h </w:instrText>
+          <w:instrText xml:space="preserve"> PAGEREF _Toc175782404 \h </w:instrText>
         </w:r>
         <w:r>
           <w:rPr>
@@ -3802,7 +3803,7 @@
             <w:noProof/>
             <w:webHidden/>
           </w:rPr>
-          <w:t>6</w:t>
+          <w:t>11</w:t>
         </w:r>
         <w:r>
           <w:rPr>
@@ -3824,7 +3825,7 @@
           <w:lang w:eastAsia="hr-HR"/>
         </w:rPr>
       </w:pPr>
-      <w:hyperlink w:anchor="_Toc175772631" w:history="1">
+      <w:hyperlink w:anchor="_Toc175782405" w:history="1">
         <w:r>
           <w:rPr>
             <w:rStyle w:val="Hyperlink"/>
@@ -3868,7 +3869,7 @@
             <w:noProof/>
             <w:webHidden/>
           </w:rPr>
-          <w:instrText xml:space="preserve"> PAGEREF _Toc175772631 \h </w:instrText>
+          <w:instrText xml:space="preserve"> PAGEREF _Toc175782405 \h </w:instrText>
         </w:r>
         <w:r>
           <w:rPr>
@@ -3888,7 +3889,7 @@
             <w:noProof/>
             <w:webHidden/>
           </w:rPr>
-          <w:t>6</w:t>
+          <w:t>11</w:t>
         </w:r>
         <w:r>
           <w:rPr>
@@ -3910,7 +3911,7 @@
           <w:lang w:eastAsia="hr-HR"/>
         </w:rPr>
       </w:pPr>
-      <w:hyperlink w:anchor="_Toc175772632" w:history="1">
+      <w:hyperlink w:anchor="_Toc175782406" w:history="1">
         <w:r>
           <w:rPr>
             <w:rStyle w:val="Hyperlink"/>
@@ -3954,7 +3955,7 @@
             <w:noProof/>
             <w:webHidden/>
           </w:rPr>
-          <w:instrText xml:space="preserve"> PAGEREF _Toc175772632 \h </w:instrText>
+          <w:instrText xml:space="preserve"> PAGEREF _Toc175782406 \h </w:instrText>
         </w:r>
         <w:r>
           <w:rPr>
@@ -3974,7 +3975,7 @@
             <w:noProof/>
             <w:webHidden/>
           </w:rPr>
-          <w:t>6</w:t>
+          <w:t>11</w:t>
         </w:r>
         <w:r>
           <w:rPr>
@@ -3996,7 +3997,7 @@
           <w:lang w:eastAsia="hr-HR"/>
         </w:rPr>
       </w:pPr>
-      <w:hyperlink w:anchor="_Toc175772633" w:history="1">
+      <w:hyperlink w:anchor="_Toc175782407" w:history="1">
         <w:r>
           <w:rPr>
             <w:rStyle w:val="Hyperlink"/>
@@ -4040,7 +4041,7 @@
             <w:noProof/>
             <w:webHidden/>
           </w:rPr>
-          <w:instrText xml:space="preserve"> PAGEREF _Toc175772633 \h </w:instrText>
+          <w:instrText xml:space="preserve"> PAGEREF _Toc175782407 \h </w:instrText>
         </w:r>
         <w:r>
           <w:rPr>
@@ -4060,7 +4061,7 @@
             <w:noProof/>
             <w:webHidden/>
           </w:rPr>
-          <w:t>7</w:t>
+          <w:t>12</w:t>
         </w:r>
         <w:r>
           <w:rPr>
@@ -4082,7 +4083,7 @@
           <w:lang w:eastAsia="hr-HR"/>
         </w:rPr>
       </w:pPr>
-      <w:hyperlink w:anchor="_Toc175772634" w:history="1">
+      <w:hyperlink w:anchor="_Toc175782408" w:history="1">
         <w:r>
           <w:rPr>
             <w:rStyle w:val="Hyperlink"/>
@@ -4109,7 +4110,7 @@
             <w:noProof/>
             <w:webHidden/>
           </w:rPr>
-          <w:instrText xml:space="preserve"> PAGEREF _Toc175772634 \h </w:instrText>
+          <w:instrText xml:space="preserve"> PAGEREF _Toc175782408 \h </w:instrText>
         </w:r>
         <w:r>
           <w:rPr>
@@ -4129,7 +4130,7 @@
             <w:noProof/>
             <w:webHidden/>
           </w:rPr>
-          <w:t>8</w:t>
+          <w:t>13</w:t>
         </w:r>
         <w:r>
           <w:rPr>
@@ -4151,7 +4152,7 @@
           <w:lang w:eastAsia="hr-HR"/>
         </w:rPr>
       </w:pPr>
-      <w:hyperlink w:anchor="_Toc175772635" w:history="1">
+      <w:hyperlink w:anchor="_Toc175782409" w:history="1">
         <w:r>
           <w:rPr>
             <w:rStyle w:val="Hyperlink"/>
@@ -4178,7 +4179,7 @@
             <w:noProof/>
             <w:webHidden/>
           </w:rPr>
-          <w:instrText xml:space="preserve"> PAGEREF _Toc175772635 \h </w:instrText>
+          <w:instrText xml:space="preserve"> PAGEREF _Toc175782409 \h </w:instrText>
         </w:r>
         <w:r>
           <w:rPr>
@@ -4198,7 +4199,7 @@
             <w:noProof/>
             <w:webHidden/>
           </w:rPr>
-          <w:t>9</w:t>
+          <w:t>14</w:t>
         </w:r>
         <w:r>
           <w:rPr>
@@ -4220,7 +4221,7 @@
           <w:lang w:eastAsia="hr-HR"/>
         </w:rPr>
       </w:pPr>
-      <w:hyperlink w:anchor="_Toc175772636" w:history="1">
+      <w:hyperlink w:anchor="_Toc175782410" w:history="1">
         <w:r>
           <w:rPr>
             <w:rStyle w:val="Hyperlink"/>
@@ -4247,7 +4248,7 @@
             <w:noProof/>
             <w:webHidden/>
           </w:rPr>
-          <w:instrText xml:space="preserve"> PAGEREF _Toc175772636 \h </w:instrText>
+          <w:instrText xml:space="preserve"> PAGEREF _Toc175782410 \h </w:instrText>
         </w:r>
         <w:r>
           <w:rPr>
@@ -4267,7 +4268,7 @@
             <w:noProof/>
             <w:webHidden/>
           </w:rPr>
-          <w:t>9</w:t>
+          <w:t>14</w:t>
         </w:r>
         <w:r>
           <w:rPr>
@@ -4289,7 +4290,7 @@
           <w:lang w:eastAsia="hr-HR"/>
         </w:rPr>
       </w:pPr>
-      <w:hyperlink w:anchor="_Toc175772637" w:history="1">
+      <w:hyperlink w:anchor="_Toc175782411" w:history="1">
         <w:r>
           <w:rPr>
             <w:rStyle w:val="Hyperlink"/>
@@ -4316,7 +4317,7 @@
             <w:noProof/>
             <w:webHidden/>
           </w:rPr>
-          <w:instrText xml:space="preserve"> PAGEREF _Toc175772637 \h </w:instrText>
+          <w:instrText xml:space="preserve"> PAGEREF _Toc175782411 \h </w:instrText>
         </w:r>
         <w:r>
           <w:rPr>
@@ -4336,7 +4337,7 @@
             <w:noProof/>
             <w:webHidden/>
           </w:rPr>
-          <w:t>9</w:t>
+          <w:t>14</w:t>
         </w:r>
         <w:r>
           <w:rPr>
@@ -4358,7 +4359,7 @@
           <w:lang w:eastAsia="hr-HR"/>
         </w:rPr>
       </w:pPr>
-      <w:hyperlink w:anchor="_Toc175772638" w:history="1">
+      <w:hyperlink w:anchor="_Toc175782412" w:history="1">
         <w:r>
           <w:rPr>
             <w:rStyle w:val="Hyperlink"/>
@@ -4385,7 +4386,7 @@
             <w:noProof/>
             <w:webHidden/>
           </w:rPr>
-          <w:instrText xml:space="preserve"> PAGEREF _Toc175772638 \h </w:instrText>
+          <w:instrText xml:space="preserve"> PAGEREF _Toc175782412 \h </w:instrText>
         </w:r>
         <w:r>
           <w:rPr>
@@ -4405,7 +4406,7 @@
             <w:noProof/>
             <w:webHidden/>
           </w:rPr>
-          <w:t>9</w:t>
+          <w:t>14</w:t>
         </w:r>
         <w:r>
           <w:rPr>
@@ -4427,7 +4428,7 @@
           <w:lang w:eastAsia="hr-HR"/>
         </w:rPr>
       </w:pPr>
-      <w:hyperlink w:anchor="_Toc175772639" w:history="1">
+      <w:hyperlink w:anchor="_Toc175782413" w:history="1">
         <w:r>
           <w:rPr>
             <w:rStyle w:val="Hyperlink"/>
@@ -4454,7 +4455,7 @@
             <w:noProof/>
             <w:webHidden/>
           </w:rPr>
-          <w:instrText xml:space="preserve"> PAGEREF _Toc175772639 \h </w:instrText>
+          <w:instrText xml:space="preserve"> PAGEREF _Toc175782413 \h </w:instrText>
         </w:r>
         <w:r>
           <w:rPr>
@@ -4474,7 +4475,7 @@
             <w:noProof/>
             <w:webHidden/>
           </w:rPr>
-          <w:t>9</w:t>
+          <w:t>14</w:t>
         </w:r>
         <w:r>
           <w:rPr>
@@ -4496,7 +4497,7 @@
           <w:lang w:eastAsia="hr-HR"/>
         </w:rPr>
       </w:pPr>
-      <w:hyperlink w:anchor="_Toc175772640" w:history="1">
+      <w:hyperlink w:anchor="_Toc175782414" w:history="1">
         <w:r>
           <w:rPr>
             <w:rStyle w:val="Hyperlink"/>
@@ -4523,7 +4524,7 @@
             <w:noProof/>
             <w:webHidden/>
           </w:rPr>
-          <w:instrText xml:space="preserve"> PAGEREF _Toc175772640 \h </w:instrText>
+          <w:instrText xml:space="preserve"> PAGEREF _Toc175782414 \h </w:instrText>
         </w:r>
         <w:r>
           <w:rPr>
@@ -4543,7 +4544,7 @@
             <w:noProof/>
             <w:webHidden/>
           </w:rPr>
-          <w:t>9</w:t>
+          <w:t>14</w:t>
         </w:r>
         <w:r>
           <w:rPr>
@@ -4565,7 +4566,7 @@
           <w:lang w:eastAsia="hr-HR"/>
         </w:rPr>
       </w:pPr>
-      <w:hyperlink w:anchor="_Toc175772641" w:history="1">
+      <w:hyperlink w:anchor="_Toc175782415" w:history="1">
         <w:r>
           <w:rPr>
             <w:rStyle w:val="Hyperlink"/>
@@ -4592,7 +4593,7 @@
             <w:noProof/>
             <w:webHidden/>
           </w:rPr>
-          <w:instrText xml:space="preserve"> PAGEREF _Toc175772641 \h </w:instrText>
+          <w:instrText xml:space="preserve"> PAGEREF _Toc175782415 \h </w:instrText>
         </w:r>
         <w:r>
           <w:rPr>
@@ -4612,7 +4613,7 @@
             <w:noProof/>
             <w:webHidden/>
           </w:rPr>
-          <w:t>9</w:t>
+          <w:t>14</w:t>
         </w:r>
         <w:r>
           <w:rPr>
@@ -4634,7 +4635,7 @@
           <w:lang w:eastAsia="hr-HR"/>
         </w:rPr>
       </w:pPr>
-      <w:hyperlink w:anchor="_Toc175772642" w:history="1">
+      <w:hyperlink w:anchor="_Toc175782416" w:history="1">
         <w:r>
           <w:rPr>
             <w:rStyle w:val="Hyperlink"/>
@@ -4661,7 +4662,7 @@
             <w:noProof/>
             <w:webHidden/>
           </w:rPr>
-          <w:instrText xml:space="preserve"> PAGEREF _Toc175772642 \h </w:instrText>
+          <w:instrText xml:space="preserve"> PAGEREF _Toc175782416 \h </w:instrText>
         </w:r>
         <w:r>
           <w:rPr>
@@ -4681,7 +4682,7 @@
             <w:noProof/>
             <w:webHidden/>
           </w:rPr>
-          <w:t>9</w:t>
+          <w:t>14</w:t>
         </w:r>
         <w:r>
           <w:rPr>
@@ -4703,7 +4704,7 @@
           <w:lang w:eastAsia="hr-HR"/>
         </w:rPr>
       </w:pPr>
-      <w:hyperlink w:anchor="_Toc175772643" w:history="1">
+      <w:hyperlink w:anchor="_Toc175782417" w:history="1">
         <w:r>
           <w:rPr>
             <w:rStyle w:val="Hyperlink"/>
@@ -4730,7 +4731,7 @@
             <w:noProof/>
             <w:webHidden/>
           </w:rPr>
-          <w:instrText xml:space="preserve"> PAGEREF _Toc175772643 \h </w:instrText>
+          <w:instrText xml:space="preserve"> PAGEREF _Toc175782417 \h </w:instrText>
         </w:r>
         <w:r>
           <w:rPr>
@@ -4750,7 +4751,7 @@
             <w:noProof/>
             <w:webHidden/>
           </w:rPr>
-          <w:t>10</w:t>
+          <w:t>15</w:t>
         </w:r>
         <w:r>
           <w:rPr>
@@ -4772,7 +4773,7 @@
           <w:lang w:eastAsia="hr-HR"/>
         </w:rPr>
       </w:pPr>
-      <w:hyperlink w:anchor="_Toc175772644" w:history="1">
+      <w:hyperlink w:anchor="_Toc175782418" w:history="1">
         <w:r>
           <w:rPr>
             <w:rStyle w:val="Hyperlink"/>
@@ -4799,7 +4800,7 @@
             <w:noProof/>
             <w:webHidden/>
           </w:rPr>
-          <w:instrText xml:space="preserve"> PAGEREF _Toc175772644 \h </w:instrText>
+          <w:instrText xml:space="preserve"> PAGEREF _Toc175782418 \h </w:instrText>
         </w:r>
         <w:r>
           <w:rPr>
@@ -4819,7 +4820,7 @@
             <w:noProof/>
             <w:webHidden/>
           </w:rPr>
-          <w:t>13</w:t>
+          <w:t>18</w:t>
         </w:r>
         <w:r>
           <w:rPr>
@@ -4831,39 +4832,7 @@
       </w:hyperlink>
     </w:p>
     <w:p>
-      <w:r>
-        <w:lastRenderedPageBreak/>
-        <w:fldChar w:fldCharType="end"/>
-      </w:r>
-    </w:p>
-    <w:p>
-      <w:pPr>
-        <w:tabs>
-          <w:tab w:val="left" w:pos="284"/>
-          <w:tab w:val="left" w:pos="5812"/>
-        </w:tabs>
-        <w:spacing w:after="0" w:line="240" w:lineRule="auto"/>
-        <w:rPr>
-          <w:rFonts w:cs="Arial"/>
-          <w:b/>
-          <w:sz w:val="28"/>
-          <w:szCs w:val="28"/>
-        </w:rPr>
-      </w:pPr>
-    </w:p>
-    <w:p>
-      <w:pPr>
-        <w:tabs>
-          <w:tab w:val="left" w:pos="284"/>
-          <w:tab w:val="left" w:pos="5812"/>
-        </w:tabs>
-        <w:spacing w:after="0" w:line="240" w:lineRule="auto"/>
-        <w:rPr>
-          <w:rFonts w:cs="Arial"/>
-          <w:b/>
-          <w:sz w:val="28"/>
-          <w:szCs w:val="28"/>
-        </w:rPr>
+      <w:pPr>
         <w:sectPr>
           <w:pgSz w:w="11907" w:h="16839" w:code="9"/>
           <w:pgMar w:top="1418" w:right="1418" w:bottom="1418" w:left="1418" w:header="720" w:footer="720" w:gutter="0"/>
@@ -4874,12 +4843,16 @@
           <w:docGrid w:linePitch="326"/>
         </w:sectPr>
       </w:pPr>
+      <w:r>
+        <w:lastRenderedPageBreak/>
+        <w:fldChar w:fldCharType="end"/>
+      </w:r>
     </w:p>
     <w:p>
       <w:pPr>
         <w:pStyle w:val="Heading1"/>
       </w:pPr>
-      <w:bookmarkStart w:id="1" w:name="_Toc175772605"/>
+      <w:bookmarkStart w:id="1" w:name="_Toc175782379"/>
       <w:r>
         <w:lastRenderedPageBreak/>
         <w:t>UVOD</w:t>
@@ -5044,7 +5017,7 @@
       <w:pPr>
         <w:pStyle w:val="Heading1"/>
       </w:pPr>
-      <w:bookmarkStart w:id="2" w:name="_Toc175772606"/>
+      <w:bookmarkStart w:id="2" w:name="_Toc175782380"/>
       <w:r>
         <w:lastRenderedPageBreak/>
         <w:t>OPIS APLIKACIJE</w:t>
@@ -5055,112 +5028,1092 @@
       <w:pPr>
         <w:pStyle w:val="Heading2"/>
       </w:pPr>
-      <w:bookmarkStart w:id="3" w:name="_Toc175772607"/>
+      <w:bookmarkStart w:id="3" w:name="_Toc175782381"/>
       <w:r>
         <w:t>Osnovne funkcionalnosti aplikacije</w:t>
       </w:r>
       <w:bookmarkEnd w:id="3"/>
+    </w:p>
+    <w:p>
+      <w:pPr>
+        <w:ind w:firstLine="567"/>
+      </w:pPr>
+      <w:r>
+        <w:t>Iako hoteli svakodnevno dodaju razne dodatke i usluge kako bi unaprijedili iskustvo svojih gostiju, osnovni elementi hotelskog poslovanja ostaju nepromijenjeni: gost, soba i rezervacija. Aplikacija za upravljanje hotelom fokusira se na ove ključne aspekte, dok istovremeno uključuje dodatne funkcionalnosti koje poboljšavaju udobnost boravka.</w:t>
+      </w:r>
+    </w:p>
+    <w:p>
+      <w:pPr>
+        <w:ind w:firstLine="360"/>
+      </w:pPr>
+      <w:r>
+        <w:t>Glavne funkcionalnosti aplikacije obuhvaćaju tri osnovne komponente: upravljanje rezervacijama, upravljanje gostima i upravljanje sobama. Ove funkcionalnosti omogućuju hotelima da učinkovito organiziraju i optimiziraju svoje operacije, osiguravajući da svaki gost ima besprijekorno iskustvo boravka.</w:t>
+      </w:r>
+    </w:p>
+    <w:p>
+      <w:pPr>
+        <w:pStyle w:val="ListParagraph"/>
+        <w:numPr>
+          <w:ilvl w:val="0"/>
+          <w:numId w:val="12"/>
+        </w:numPr>
+      </w:pPr>
+      <w:r>
+        <w:rPr>
+          <w:b/>
+        </w:rPr>
+        <w:t>Upravljanje rezervacijama:</w:t>
+      </w:r>
+      <w:r>
+        <w:t xml:space="preserve"> Rezervacije su srž svake hotelske usluge i aplikacija omogućava:</w:t>
+      </w:r>
+    </w:p>
+    <w:p>
+      <w:pPr>
+        <w:pStyle w:val="ListParagraph"/>
+        <w:numPr>
+          <w:ilvl w:val="1"/>
+          <w:numId w:val="10"/>
+        </w:numPr>
+      </w:pPr>
+      <w:r>
+        <w:t>Kreiranje rezervacija: Korisnici mogu unositi nove rezervacije, odabirući sobe i definirajući datume boravka.</w:t>
+      </w:r>
+    </w:p>
+    <w:p>
+      <w:pPr>
+        <w:pStyle w:val="ListParagraph"/>
+        <w:numPr>
+          <w:ilvl w:val="1"/>
+          <w:numId w:val="10"/>
+        </w:numPr>
+      </w:pPr>
+      <w:r>
+        <w:t xml:space="preserve">Praćenje rezervacija: Omogućava pregled svih detalja o rezervacijama, uključujući različite statuse kao što su rezervirana, plaćena, otkazana, check-in, check-out (plaćeno i neplaćeno). </w:t>
+      </w:r>
+    </w:p>
+    <w:p>
+      <w:pPr>
+        <w:pStyle w:val="ListParagraph"/>
+        <w:numPr>
+          <w:ilvl w:val="1"/>
+          <w:numId w:val="10"/>
+        </w:numPr>
+      </w:pPr>
+      <w:r>
+        <w:t>Ažuriranje rezervacija: Omogućava korisnicima da mijenjaju postojeće rezervacije, poput promjena u datumima boravka ili vrsti sobe.</w:t>
+      </w:r>
+    </w:p>
+    <w:p>
+      <w:pPr>
+        <w:pStyle w:val="ListParagraph"/>
+        <w:numPr>
+          <w:ilvl w:val="1"/>
+          <w:numId w:val="10"/>
+        </w:numPr>
+      </w:pPr>
+      <w:r>
+        <w:t>Brisanje rezervacija: Kada rezervacija više nije potrebna, korisnici mogu označiti rezervacije kao zaključane.</w:t>
+      </w:r>
+    </w:p>
+    <w:p>
+      <w:pPr>
+        <w:pStyle w:val="ListParagraph"/>
+        <w:numPr>
+          <w:ilvl w:val="0"/>
+          <w:numId w:val="0"/>
+        </w:numPr>
+        <w:ind w:left="1440"/>
+      </w:pPr>
+    </w:p>
+    <w:p>
+      <w:pPr>
+        <w:pStyle w:val="ListParagraph"/>
+        <w:numPr>
+          <w:ilvl w:val="0"/>
+          <w:numId w:val="12"/>
+        </w:numPr>
+      </w:pPr>
+      <w:r>
+        <w:rPr>
+          <w:b/>
+        </w:rPr>
+        <w:t>Upravljanje gostima</w:t>
+      </w:r>
+      <w:r>
+        <w:t>: Da bi se pružila kvalitetna usluga, važno je imati pregledan sustav za praćenje informacija o gostima, uključujući:</w:t>
+      </w:r>
+    </w:p>
+    <w:p>
+      <w:pPr>
+        <w:pStyle w:val="ListParagraph"/>
+        <w:numPr>
+          <w:ilvl w:val="1"/>
+          <w:numId w:val="10"/>
+        </w:numPr>
+      </w:pPr>
+      <w:r>
+        <w:t>Unos podataka o gostima: Evidentiranje osnovnih informacija o gostima, poput imena, kontakata i preferencija, omogućuje bolju personalizaciju usluga.</w:t>
+      </w:r>
+    </w:p>
+    <w:p>
+      <w:pPr>
+        <w:pStyle w:val="ListParagraph"/>
+        <w:numPr>
+          <w:ilvl w:val="1"/>
+          <w:numId w:val="10"/>
+        </w:numPr>
+      </w:pPr>
+      <w:r>
+        <w:t>Praćenje boravka: Bilježenje informacija o dolascima, odlascima i specifičnim zahtjevima gostiju pomaže u pružanju bolje usluge i upravljanju njihovim iskustvom u hotelu.</w:t>
+      </w:r>
+    </w:p>
+    <w:p>
+      <w:pPr>
+        <w:pStyle w:val="ListParagraph"/>
+        <w:numPr>
+          <w:ilvl w:val="0"/>
+          <w:numId w:val="0"/>
+        </w:numPr>
+        <w:ind w:left="1440"/>
+      </w:pPr>
+    </w:p>
+    <w:p>
+      <w:pPr>
+        <w:pStyle w:val="ListParagraph"/>
+        <w:numPr>
+          <w:ilvl w:val="0"/>
+          <w:numId w:val="0"/>
+        </w:numPr>
+        <w:ind w:left="1440"/>
+      </w:pPr>
+    </w:p>
+    <w:p>
+      <w:pPr>
+        <w:pStyle w:val="ListParagraph"/>
+        <w:numPr>
+          <w:ilvl w:val="0"/>
+          <w:numId w:val="12"/>
+        </w:numPr>
+      </w:pPr>
+      <w:r>
+        <w:rPr>
+          <w:b/>
+        </w:rPr>
+        <w:lastRenderedPageBreak/>
+        <w:t>Upravljanje sobama</w:t>
+      </w:r>
+      <w:r>
+        <w:t>: Efikasno upravljanje sobama je ključno za operativnost hotela i uključuje:</w:t>
+      </w:r>
+    </w:p>
+    <w:p>
+      <w:pPr>
+        <w:pStyle w:val="ListParagraph"/>
+        <w:numPr>
+          <w:ilvl w:val="1"/>
+          <w:numId w:val="11"/>
+        </w:numPr>
+      </w:pPr>
+      <w:r>
+        <w:t>Unos i ažuriranje podataka o sobama: Dodavanje novih soba, ažuriranje informacija o postojećim sobama i praćenje njihovih statusa.</w:t>
+      </w:r>
+    </w:p>
+    <w:p>
+      <w:pPr>
+        <w:pStyle w:val="ListParagraph"/>
+        <w:numPr>
+          <w:ilvl w:val="1"/>
+          <w:numId w:val="11"/>
+        </w:numPr>
+      </w:pPr>
+      <w:r>
+        <w:t>Praćenje dostupnosti soba: Praćenje zauzetosti soba i usklađivanje sa rezervacijama kako bi se osigurala optimalna iskorištenost kapaciteta hotela.</w:t>
+      </w:r>
+    </w:p>
+    <w:p>
+      <w:pPr>
+        <w:pStyle w:val="Heading2"/>
+      </w:pPr>
+      <w:bookmarkStart w:id="4" w:name="_Toc175782382"/>
+      <w:r>
+        <w:t>Glavni dijelovi aplikacij</w:t>
+      </w:r>
+      <w:r>
+        <w:t>e</w:t>
+      </w:r>
+      <w:bookmarkEnd w:id="4"/>
+    </w:p>
+    <w:p>
+      <w:pPr>
+        <w:ind w:firstLine="567"/>
+      </w:pPr>
+      <w:r>
+        <w:rPr>
+          <w:rStyle w:val="Strong"/>
+          <w:b w:val="0"/>
+        </w:rPr>
+        <w:t>Glavne funkcionalnosti aplikacije implementirane su kroz različite forme koje omogućuju korisnicima pristup svim ključnim aspektima upravljanja hotelom.</w:t>
+      </w:r>
+      <w:r>
+        <w:t xml:space="preserve"> Ove forme služe kao sučelja koja omogućuju upravljanje rezervacijama, gostima i sobama, te pružaju pregled i kontrolu nad svim podacima i operacijama. Svaka forma je dizajnirana da pojednostavi i organizira specifične zadatke, omogućujući korisnicima da na učinkovit način obavljaju svoje dužnosti.</w:t>
+      </w:r>
+    </w:p>
+    <w:p>
+      <w:pPr>
+        <w:pStyle w:val="NormalWeb"/>
+        <w:rPr>
+          <w:rFonts w:eastAsia="Times New Roman"/>
+          <w:bCs/>
+          <w:lang w:eastAsia="hr-HR"/>
+        </w:rPr>
+      </w:pPr>
+      <w:r>
+        <w:tab/>
+      </w:r>
+      <w:r>
+        <w:rPr>
+          <w:rFonts w:eastAsia="Times New Roman"/>
+          <w:bCs/>
+          <w:lang w:eastAsia="hr-HR"/>
+        </w:rPr>
+        <w:t xml:space="preserve">Funkcionalnosti aplikacije su podijeljene u </w:t>
+      </w:r>
+      <w:r>
+        <w:rPr>
+          <w:rFonts w:eastAsia="Times New Roman"/>
+          <w:b/>
+          <w:bCs/>
+          <w:lang w:eastAsia="hr-HR"/>
+        </w:rPr>
+        <w:t>četiri vrste formi</w:t>
+      </w:r>
+      <w:r>
+        <w:rPr>
+          <w:rFonts w:eastAsia="Times New Roman"/>
+          <w:bCs/>
+          <w:lang w:eastAsia="hr-HR"/>
+        </w:rPr>
+        <w:t>, koje su strukturirane kako bi omogućile učinkovit pristup svim ključni</w:t>
+      </w:r>
+      <w:r>
+        <w:rPr>
+          <w:rFonts w:eastAsia="Times New Roman"/>
+          <w:bCs/>
+          <w:lang w:eastAsia="hr-HR"/>
+        </w:rPr>
+        <w:t>m</w:t>
+      </w:r>
+      <w:r>
+        <w:rPr>
+          <w:rFonts w:eastAsia="Times New Roman"/>
+          <w:bCs/>
+          <w:lang w:eastAsia="hr-HR"/>
+        </w:rPr>
+        <w:t xml:space="preserve"> aspektima upravljanja hotelom:</w:t>
+      </w:r>
+    </w:p>
+    <w:p>
+      <w:pPr>
+        <w:pStyle w:val="NormalWeb"/>
+        <w:numPr>
+          <w:ilvl w:val="0"/>
+          <w:numId w:val="13"/>
+        </w:numPr>
+        <w:rPr>
+          <w:rFonts w:eastAsia="Times New Roman"/>
+          <w:b/>
+          <w:bCs/>
+          <w:lang w:eastAsia="hr-HR"/>
+        </w:rPr>
+      </w:pPr>
+      <w:r>
+        <w:rPr>
+          <w:rFonts w:eastAsia="Times New Roman"/>
+          <w:b/>
+          <w:bCs/>
+          <w:lang w:eastAsia="hr-HR"/>
+        </w:rPr>
+        <w:t>Login form</w:t>
+      </w:r>
+    </w:p>
+    <w:p>
+      <w:pPr>
+        <w:pStyle w:val="NormalWeb"/>
+        <w:numPr>
+          <w:ilvl w:val="1"/>
+          <w:numId w:val="13"/>
+        </w:numPr>
+        <w:rPr>
+          <w:rFonts w:eastAsia="Times New Roman"/>
+          <w:bCs/>
+          <w:lang w:eastAsia="hr-HR"/>
+        </w:rPr>
+      </w:pPr>
+      <w:r>
+        <w:t>Prva forma koju korisnici susreću prilikom pokretanja aplikacije. Omogućuje korisnicima prijavu u sustav pomoću vjerodajnica, čime se osigurava pristup svim funkcionalnostima aplikacije.</w:t>
+      </w:r>
+    </w:p>
+    <w:p>
+      <w:pPr>
+        <w:pStyle w:val="NormalWeb"/>
+        <w:numPr>
+          <w:ilvl w:val="0"/>
+          <w:numId w:val="13"/>
+        </w:numPr>
+        <w:rPr>
+          <w:rFonts w:eastAsia="Times New Roman"/>
+          <w:b/>
+          <w:bCs/>
+          <w:lang w:eastAsia="hr-HR"/>
+        </w:rPr>
+      </w:pPr>
+      <w:r>
+        <w:rPr>
+          <w:rFonts w:eastAsia="Times New Roman"/>
+          <w:b/>
+          <w:bCs/>
+          <w:lang w:eastAsia="hr-HR"/>
+        </w:rPr>
+        <w:t>Glavna forma - „Dashboard“</w:t>
+      </w:r>
+    </w:p>
+    <w:p>
+      <w:pPr>
+        <w:pStyle w:val="NormalWeb"/>
+        <w:numPr>
+          <w:ilvl w:val="1"/>
+          <w:numId w:val="13"/>
+        </w:numPr>
+        <w:rPr>
+          <w:rFonts w:eastAsia="Times New Roman"/>
+          <w:b/>
+          <w:bCs/>
+          <w:lang w:eastAsia="hr-HR"/>
+        </w:rPr>
+      </w:pPr>
+      <w:r>
+        <w:t>Nakon prijave, korisnici ulaze u glavnu formu koja služi kao središnje sučelje. Ova forma pruža pregled svih dostupnih funkcionalnosti i omogućuje navigaciju do specifičnih područja aplikacije.</w:t>
+      </w:r>
+    </w:p>
+    <w:p>
+      <w:pPr>
+        <w:pStyle w:val="NormalWeb"/>
+        <w:numPr>
+          <w:ilvl w:val="0"/>
+          <w:numId w:val="13"/>
+        </w:numPr>
+        <w:rPr>
+          <w:rFonts w:eastAsia="Times New Roman"/>
+          <w:b/>
+          <w:bCs/>
+          <w:lang w:eastAsia="hr-HR"/>
+        </w:rPr>
+      </w:pPr>
+      <w:r>
+        <w:rPr>
+          <w:rFonts w:eastAsia="Times New Roman"/>
+          <w:b/>
+          <w:bCs/>
+          <w:lang w:eastAsia="hr-HR"/>
+        </w:rPr>
+        <w:t>Podforme za specifične funkcionalnost</w:t>
+      </w:r>
+    </w:p>
+    <w:p>
+      <w:pPr>
+        <w:pStyle w:val="NormalWeb"/>
+        <w:numPr>
+          <w:ilvl w:val="1"/>
+          <w:numId w:val="13"/>
+        </w:numPr>
+        <w:rPr>
+          <w:rFonts w:eastAsia="Times New Roman"/>
+          <w:b/>
+          <w:bCs/>
+          <w:lang w:eastAsia="hr-HR"/>
+        </w:rPr>
+      </w:pPr>
+      <w:r>
+        <w:t>Ovisno o odabiru iz glavne forme, otvaraju se podforme za različite funkcionalnosti. Ove podforme omogućuju korisnicima da upravljaju rezervacijama, gostima i sobama, te obavljaju specifične zadatke unutar tih područja.</w:t>
+      </w:r>
+    </w:p>
+    <w:p>
+      <w:pPr>
+        <w:pStyle w:val="NormalWeb"/>
+        <w:numPr>
+          <w:ilvl w:val="0"/>
+          <w:numId w:val="13"/>
+        </w:numPr>
+        <w:rPr>
+          <w:rFonts w:eastAsia="Times New Roman"/>
+          <w:b/>
+          <w:bCs/>
+          <w:lang w:eastAsia="hr-HR"/>
+        </w:rPr>
+      </w:pPr>
+      <w:r>
+        <w:rPr>
+          <w:rFonts w:eastAsia="Times New Roman"/>
+          <w:b/>
+          <w:bCs/>
+          <w:lang w:eastAsia="hr-HR"/>
+        </w:rPr>
+        <w:t>Male forme za CRUD operacije</w:t>
+      </w:r>
+    </w:p>
+    <w:p>
+      <w:pPr>
+        <w:pStyle w:val="NormalWeb"/>
+        <w:numPr>
+          <w:ilvl w:val="1"/>
+          <w:numId w:val="13"/>
+        </w:numPr>
+        <w:rPr>
+          <w:rFonts w:eastAsia="Times New Roman"/>
+          <w:b/>
+          <w:bCs/>
+          <w:lang w:eastAsia="hr-HR"/>
+        </w:rPr>
+      </w:pPr>
+      <w:r>
+        <w:t xml:space="preserve">Unutar podformi, postoje manje forme koje omogućuju CRUD operacije (kreiranje, čitanje, ažuriranje, brisanje) nad određenim klasama ili tablicama u </w:t>
+      </w:r>
+      <w:r>
+        <w:lastRenderedPageBreak/>
+        <w:t>bazi podataka. Ove male forme omogućuju detaljno upravljanje podacima i njihovim statusima.</w:t>
+      </w:r>
+    </w:p>
+    <w:p>
+      <w:pPr>
+        <w:pStyle w:val="Heading2"/>
+      </w:pPr>
+      <w:bookmarkStart w:id="5" w:name="_Toc175782383"/>
+      <w:r>
+        <w:t>Dizajn korisničkog sučelja</w:t>
+      </w:r>
+      <w:bookmarkEnd w:id="5"/>
+    </w:p>
+    <w:p>
+      <w:pPr>
+        <w:rPr>
+          <w:b/>
+        </w:rPr>
+      </w:pPr>
+      <w:r>
+        <w:t xml:space="preserve">Dizajn korisničkog sučelja aplikacije temelji se na </w:t>
+      </w:r>
+      <w:r>
+        <w:rPr>
+          <w:i/>
+        </w:rPr>
+        <w:t>WinForms</w:t>
+      </w:r>
+      <w:r>
+        <w:t xml:space="preserve"> tehnologiji, koja pruža jednostavan i učinkovit način za izgradnju </w:t>
+      </w:r>
+      <w:r>
+        <w:rPr>
+          <w:i/>
+        </w:rPr>
+        <w:t>desktop</w:t>
+      </w:r>
+      <w:r>
+        <w:t xml:space="preserve"> aplikacija s grafičkim korisničkim sučeljem. Ključne karakteristike dizajna uključuju</w:t>
+      </w:r>
+      <w:r>
+        <w:t xml:space="preserve"> </w:t>
+      </w:r>
+      <w:r>
+        <w:rPr>
+          <w:b/>
+          <w:i/>
+        </w:rPr>
+        <w:t>sidebar</w:t>
+      </w:r>
+      <w:r>
+        <w:t xml:space="preserve"> i </w:t>
+      </w:r>
+      <w:r>
+        <w:rPr>
+          <w:b/>
+        </w:rPr>
+        <w:t>otvaranje formi unutar forme.</w:t>
+      </w:r>
+    </w:p>
+    <w:p>
+      <w:r>
+        <w:t xml:space="preserve">Svi glavni dijelovi aplikacije dostupni su putem </w:t>
+      </w:r>
+      <w:r>
+        <w:rPr>
+          <w:b/>
+          <w:i/>
+        </w:rPr>
+        <w:t>sidebar-a</w:t>
+      </w:r>
+      <w:r>
+        <w:t>, koji služi kao navigacijski izbornik. Sidebar omogućava korisnicima brz i jednostavan pristup funkcionalnostima poput upravljanja rezervacijama, pregleda soba i upravljanja gostima.</w:t>
+      </w:r>
+    </w:p>
+    <w:p>
+      <w:r>
+        <w:t>Kada korisnik odabere određenu opciju iz sidebar-a, odgovarajuća forma otvara se unutar glavne forme. Ovaj pristup omogućava jednostavno prebacivanje između različitih funkcionalnosti bez potrebe za prelaskom na potpuno različite prozore, čime se poboljšava korisničko iskustvo.</w:t>
+      </w:r>
+    </w:p>
+    <w:p>
+      <w:pPr>
+        <w:pStyle w:val="Heading2"/>
+      </w:pPr>
+      <w:bookmarkStart w:id="6" w:name="_Toc175782384"/>
+      <w:r>
+        <w:t>Plan razvoja</w:t>
+      </w:r>
+      <w:bookmarkEnd w:id="6"/>
+    </w:p>
+    <w:p>
+      <w:pPr>
+        <w:ind w:firstLine="567"/>
+      </w:pPr>
+      <w:r>
+        <w:t>Razvoj aplikacije pristupio je postepeno kako bi se osigurala ispravnost i učinkovitost svih ključnih funkcionalnosti. Krenulo se od osnovnih elemenata potrebnih za cjelokupno funkcioniranje aplikacije, s naglaskom na postupno dodavanje složenijih komponenti.</w:t>
+      </w:r>
+    </w:p>
+    <w:p>
+      <w:pPr>
+        <w:ind w:firstLine="567"/>
+      </w:pPr>
+      <w:r>
+        <w:t xml:space="preserve">Prvi korak uključivao je </w:t>
+      </w:r>
+      <w:r>
+        <w:t>izradu osnovnih komponenti za</w:t>
+      </w:r>
+      <w:r>
+        <w:rPr>
+          <w:b/>
+        </w:rPr>
+        <w:t xml:space="preserve"> upravljanje sobama</w:t>
+      </w:r>
+      <w:r>
+        <w:t>, kao što su informacije o tipovima soba, njihovim karakteristikama i cijenama. Ove komponente omogućuju pravilno pohranjivanje i upravljanje ključnim podacima.</w:t>
+      </w:r>
+    </w:p>
+    <w:p>
+      <w:r>
+        <w:t xml:space="preserve">Nakon što su osnovne </w:t>
+      </w:r>
+      <w:r>
+        <w:t>funkcionalnosti za sobe</w:t>
+      </w:r>
+      <w:r>
+        <w:t xml:space="preserve"> uspostavljene, fokus je prešao na razvoj komponenti za </w:t>
+      </w:r>
+      <w:r>
+        <w:rPr>
+          <w:b/>
+        </w:rPr>
+        <w:t>upravljanje gostima</w:t>
+      </w:r>
+      <w:r>
+        <w:t>. Ova faza obuhvatila je implementaciju sustava za unos i ažuriranje informacija o gostima, uključujući njihove kontaktne podatke i preferencije.</w:t>
+      </w:r>
+    </w:p>
+    <w:p>
+      <w:r>
+        <w:t xml:space="preserve">S razvojem funkcionalnosti za sobe i goste, sljedeći korak bio je integracija </w:t>
+      </w:r>
+      <w:r>
+        <w:t>funkcionalnosti rezervacija</w:t>
+      </w:r>
+      <w:r>
+        <w:t xml:space="preserve">. Ovdje su povezane sve prethodno razvijene komponente kako bi se omogućilo potpuno </w:t>
+      </w:r>
+      <w:r>
+        <w:rPr>
+          <w:b/>
+        </w:rPr>
+        <w:t>upravljanje rezervacijama</w:t>
+      </w:r>
+      <w:r>
+        <w:t>. Ovo uključuje funkcionalnosti za kreiranje, praćenje, ažuriranje i brisanje rezervacija.</w:t>
+      </w:r>
+    </w:p>
+    <w:p/>
+    <w:p>
+      <w:r>
+        <w:lastRenderedPageBreak/>
+        <w:t>Svaka faza razvoja testirana je kako bi se osigurala ispravnost i učinkovitost aplikacije. Ovaj strukturirani pristup omogućuje postupno dodavanje složenijih funkcionalnosti, čime se osigurava kvalitetno i funkcionalno r</w:t>
+      </w:r>
+      <w:r>
+        <w:t>ješenje za upravljanje hotelom.</w:t>
+      </w:r>
+    </w:p>
+    <w:p>
+      <w:pPr>
+        <w:pStyle w:val="Heading1"/>
+      </w:pPr>
+      <w:bookmarkStart w:id="7" w:name="_Toc175782385"/>
+      <w:r>
+        <w:lastRenderedPageBreak/>
+        <w:t>ZAHTJEVI APLIKACIJE</w:t>
+      </w:r>
+      <w:bookmarkEnd w:id="7"/>
+    </w:p>
+    <w:p>
+      <w:pPr>
+        <w:pStyle w:val="Heading2"/>
+      </w:pPr>
+      <w:bookmarkStart w:id="8" w:name="_Toc175782386"/>
+      <w:r>
+        <w:t>Funkcionalni zahtjevi</w:t>
+      </w:r>
+      <w:bookmarkEnd w:id="8"/>
+    </w:p>
+    <w:p>
+      <w:pPr>
+        <w:keepNext/>
+        <w:ind w:firstLine="708"/>
+        <w:jc w:val="left"/>
+      </w:pPr>
+      <w:r>
+        <w:t>U hotelskom poslovanju, funkcionalni zahtjevi su važni za učinkovito upravljanje hotelom i pružanje dobre usluge gostima. Ovi zahtjevi se mogu podijeliti u dvije glavne skupine:</w:t>
+      </w:r>
+    </w:p>
+    <w:p>
+      <w:pPr>
+        <w:pStyle w:val="Heading3"/>
+        <w:rPr>
+          <w:rStyle w:val="Strong"/>
+          <w:b w:val="0"/>
+        </w:rPr>
+      </w:pPr>
+      <w:bookmarkStart w:id="9" w:name="_Toc175782387"/>
+      <w:r>
+        <w:rPr>
+          <w:rStyle w:val="Strong"/>
+          <w:b w:val="0"/>
+        </w:rPr>
+        <w:t>Upravljanje hotelom i resursima</w:t>
+      </w:r>
+      <w:bookmarkEnd w:id="9"/>
+    </w:p>
+    <w:p>
+      <w:pPr>
+        <w:ind w:firstLine="708"/>
+      </w:pPr>
+      <w:r>
+        <w:t>Ova skupina funkcionalnih zahtjeva fokusira se na organizaciju i postavljanje resursa unutar hotela, kako bi se definirale sve usluge koje hotel može ponuditi gostima. Klj</w:t>
+      </w:r>
+      <w:r>
+        <w:t>učne funkcionalnosti uključuju:</w:t>
+      </w:r>
+    </w:p>
+    <w:p>
+      <w:pPr>
+        <w:pStyle w:val="ListParagraph"/>
+        <w:numPr>
+          <w:ilvl w:val="0"/>
+          <w:numId w:val="14"/>
+        </w:numPr>
+      </w:pPr>
+      <w:r>
+        <w:t>Upravljanje sobama: Ova funkcionalnost omogućava unos i ažuriranje informacija o sobama, uključujući vrste soba, njihovu dostupnost i opremu. Pomaže u praćenju stanja soba i pripremi za goste, osiguravajući da svaka soba bude pravilno postavljena i spremna za korištenje.</w:t>
+      </w:r>
+    </w:p>
+    <w:p>
+      <w:pPr>
+        <w:pStyle w:val="ListParagraph"/>
+        <w:numPr>
+          <w:ilvl w:val="0"/>
+          <w:numId w:val="0"/>
+        </w:numPr>
+        <w:ind w:left="720"/>
+      </w:pPr>
+    </w:p>
+    <w:p>
+      <w:pPr>
+        <w:pStyle w:val="ListParagraph"/>
+        <w:numPr>
+          <w:ilvl w:val="0"/>
+          <w:numId w:val="14"/>
+        </w:numPr>
+      </w:pPr>
+      <w:r>
+        <w:rPr>
+          <w:rStyle w:val="Strong"/>
+          <w:b w:val="0"/>
+        </w:rPr>
+        <w:t>Upravljanje tipovima soba</w:t>
+      </w:r>
+      <w:r>
+        <w:rPr>
+          <w:b/>
+        </w:rPr>
+        <w:t>:</w:t>
+      </w:r>
+      <w:r>
+        <w:t xml:space="preserve"> Pruža mogućnost definiranja i ažuriranja različitih tipova soba koje hotel nudi, uključujući njihove karakteristike, cijene i dostupnost. Ova funkcionalnost omogućuje pravilno klasificiranje soba i informiranje gostiju o dostupnim opcijama.</w:t>
+      </w:r>
+    </w:p>
+    <w:p>
+      <w:pPr>
+        <w:pStyle w:val="ListParagraph"/>
+        <w:numPr>
+          <w:ilvl w:val="0"/>
+          <w:numId w:val="0"/>
+        </w:numPr>
+        <w:ind w:left="720"/>
+      </w:pPr>
+    </w:p>
+    <w:p>
+      <w:pPr>
+        <w:pStyle w:val="ListParagraph"/>
+        <w:numPr>
+          <w:ilvl w:val="0"/>
+          <w:numId w:val="14"/>
+        </w:numPr>
+      </w:pPr>
+      <w:r>
+        <w:rPr>
+          <w:rStyle w:val="Strong"/>
+          <w:b w:val="0"/>
+        </w:rPr>
+        <w:t>Upravljanje dodacima u sobama i dodatnim uslugama</w:t>
+      </w:r>
+      <w:r>
+        <w:rPr>
+          <w:b/>
+        </w:rPr>
+        <w:t>:</w:t>
+      </w:r>
+      <w:r>
+        <w:t xml:space="preserve"> Omogućava unos i ažuriranje informacija o dodatnim sadržajima u sobama, kao što su minibar, Wi-Fi, televizija, te dodatnim uslugama kao što su pranje rublja ili spa usluge. Pomaže u pružanju sveobuhvatne ponude usluga i dodataka koji povećavaju udobnost gostiju.</w:t>
+      </w:r>
+    </w:p>
+    <w:p>
+      <w:pPr>
+        <w:pStyle w:val="ListParagraph"/>
+        <w:numPr>
+          <w:ilvl w:val="0"/>
+          <w:numId w:val="0"/>
+        </w:numPr>
+        <w:ind w:left="720"/>
+      </w:pPr>
+    </w:p>
+    <w:p>
+      <w:pPr>
+        <w:pStyle w:val="ListParagraph"/>
+        <w:numPr>
+          <w:ilvl w:val="0"/>
+          <w:numId w:val="14"/>
+        </w:numPr>
+      </w:pPr>
+      <w:r>
+        <w:t>Upravljanje katovima: Pruža mogućnost vođenja evidencije o različitim katovima u hotelu te povezivanje soba s određenim katovima. Ova funkcionalnost pomaže u boljoj organizaciji prostora i rasporedu soba, čime se poboljšava funkcionalnost hotela.</w:t>
+      </w:r>
+    </w:p>
+    <w:p>
+      <w:pPr>
+        <w:pStyle w:val="ListParagraph"/>
+        <w:numPr>
+          <w:ilvl w:val="0"/>
+          <w:numId w:val="0"/>
+        </w:numPr>
+        <w:ind w:left="720"/>
+        <w:rPr>
+          <w:rStyle w:val="Strong"/>
+        </w:rPr>
+      </w:pPr>
+    </w:p>
+    <w:p>
+      <w:pPr>
+        <w:pStyle w:val="ListParagraph"/>
+        <w:numPr>
+          <w:ilvl w:val="0"/>
+          <w:numId w:val="14"/>
+        </w:numPr>
+      </w:pPr>
+      <w:r>
+        <w:rPr>
+          <w:rStyle w:val="Strong"/>
+          <w:b w:val="0"/>
+        </w:rPr>
+        <w:t>Prilagodba cijena</w:t>
+      </w:r>
+      <w:r>
+        <w:rPr>
+          <w:b/>
+        </w:rPr>
+        <w:t>:</w:t>
+      </w:r>
+      <w:r>
+        <w:t xml:space="preserve"> Omogućava prilagodbu cijena soba prema sezoni, praznicima i drugim faktorima. Pomaže u optimizaciji prihoda hotela i prilagodbi cjenovne politike u skladu s tržišnim uvjetima.</w:t>
+      </w:r>
+    </w:p>
+    <w:p>
+      <w:pPr>
+        <w:pStyle w:val="ListParagraph"/>
+        <w:numPr>
+          <w:ilvl w:val="0"/>
+          <w:numId w:val="0"/>
+        </w:numPr>
+        <w:ind w:left="720"/>
+      </w:pPr>
+    </w:p>
+    <w:p>
+      <w:pPr>
+        <w:pStyle w:val="Heading3"/>
+      </w:pPr>
+      <w:bookmarkStart w:id="10" w:name="_Toc175782388"/>
+      <w:r>
+        <w:t>Rezervacije i poslovanje hotela</w:t>
+      </w:r>
+      <w:bookmarkEnd w:id="10"/>
+    </w:p>
+    <w:p/>
+    <w:p>
+      <w:pPr>
+        <w:pStyle w:val="Heading2"/>
+      </w:pPr>
+      <w:bookmarkStart w:id="11" w:name="_Toc175782389"/>
+      <w:r>
+        <w:t>Nefunkcionalni zahtjevi</w:t>
+      </w:r>
+      <w:bookmarkEnd w:id="11"/>
+    </w:p>
+    <w:p>
+      <w:r>
+        <w:t>Ova skupina funkcionalnih zahtjeva odnosi se na procese vezane uz rezervacije i svakodnevno poslovanje hotela. Klj</w:t>
+      </w:r>
+      <w:r>
+        <w:t>učne funkcionalnosti uključuju:</w:t>
+      </w:r>
+    </w:p>
+    <w:p>
+      <w:pPr>
+        <w:pStyle w:val="ListParagraph"/>
+        <w:numPr>
+          <w:ilvl w:val="0"/>
+          <w:numId w:val="15"/>
+        </w:numPr>
+      </w:pPr>
+      <w:r>
+        <w:t>Kreiranje rezervacija: Omogućava unos novih rezervacija, uključujući odabir soba, datume boravka i informacije o gostima. Pomaže u organizaciji boravaka i osigurava pravilno raspoređivanje soba.</w:t>
+      </w:r>
+    </w:p>
+    <w:p>
+      <w:pPr>
+        <w:pStyle w:val="ListParagraph"/>
+        <w:numPr>
+          <w:ilvl w:val="0"/>
+          <w:numId w:val="0"/>
+        </w:numPr>
+        <w:ind w:left="720"/>
+      </w:pPr>
+    </w:p>
+    <w:p>
+      <w:pPr>
+        <w:pStyle w:val="ListParagraph"/>
+        <w:numPr>
+          <w:ilvl w:val="0"/>
+          <w:numId w:val="15"/>
+        </w:numPr>
+      </w:pPr>
+      <w:r>
+        <w:t>Praćenje rezervacija: Pruža pregled svih rezervacija u stvarnom vremenu, uključujući statuse kao što su rezervirana, plaćena, otkazana, check-in, check-out (plaćeno i neplaćeno). Omogućuje učinkovito praćenje i upravljanje rezervacijama, osiguravajući da se sve rezervacije pravilno evidentiraju.</w:t>
+      </w:r>
+    </w:p>
+    <w:p>
+      <w:pPr>
+        <w:pStyle w:val="ListParagraph"/>
+        <w:numPr>
+          <w:ilvl w:val="0"/>
+          <w:numId w:val="0"/>
+        </w:numPr>
+        <w:ind w:left="720"/>
+      </w:pPr>
+    </w:p>
+    <w:p>
+      <w:pPr>
+        <w:pStyle w:val="ListParagraph"/>
+        <w:numPr>
+          <w:ilvl w:val="0"/>
+          <w:numId w:val="15"/>
+        </w:numPr>
+      </w:pPr>
+      <w:r>
+        <w:t>Ažuriranje rezervacija: Omogućava promjene u postojećim rezervacijama, kao što su promjene datuma boravka ili vrste sobe. Pomaže u prilagodbi rezervacija prema potrebama gostiju.</w:t>
+      </w:r>
+    </w:p>
+    <w:p>
+      <w:pPr>
+        <w:pStyle w:val="ListParagraph"/>
+        <w:numPr>
+          <w:ilvl w:val="0"/>
+          <w:numId w:val="0"/>
+        </w:numPr>
+        <w:ind w:left="720"/>
+      </w:pPr>
+    </w:p>
+    <w:p>
+      <w:pPr>
+        <w:pStyle w:val="ListParagraph"/>
+        <w:numPr>
+          <w:ilvl w:val="0"/>
+          <w:numId w:val="15"/>
+        </w:numPr>
+      </w:pPr>
+      <w:r>
+        <w:t>Brisanje rezervacija: Kada rezervacija više nije potrebna, omogućava označavanje rezervacija kao zaključane, čime se sprječava njihovo prikazivanje u aktivnim rezervacijama.</w:t>
+      </w:r>
+    </w:p>
+    <w:p>
+      <w:pPr>
+        <w:pStyle w:val="ListParagraph"/>
+        <w:numPr>
+          <w:ilvl w:val="0"/>
+          <w:numId w:val="0"/>
+        </w:numPr>
+        <w:ind w:left="720"/>
+      </w:pPr>
+    </w:p>
+    <w:p>
+      <w:pPr>
+        <w:pStyle w:val="ListParagraph"/>
+        <w:numPr>
+          <w:ilvl w:val="0"/>
+          <w:numId w:val="15"/>
+        </w:numPr>
+      </w:pPr>
+      <w:r>
+        <w:t>Upravljanje gostima: Omogućava unos i praćenje podataka o gostima, uključujući njihove kontaktne podatke i specifične preferencije. Pomaže u personalizaciji usluga i održavanju kvalitetne komunikacije s gostima.</w:t>
+      </w:r>
+    </w:p>
+    <w:p>
+      <w:pPr>
+        <w:pStyle w:val="ListParagraph"/>
+        <w:numPr>
+          <w:ilvl w:val="0"/>
+          <w:numId w:val="0"/>
+        </w:numPr>
+        <w:ind w:left="720"/>
+      </w:pPr>
+    </w:p>
+    <w:p>
+      <w:r>
+        <w:t>Sve funkcionalne zahtjeve možemo vidjeti u slici ispod.</w:t>
+      </w:r>
     </w:p>
     <w:p>
       <w:pPr>
         <w:keepNext/>
         <w:jc w:val="center"/>
       </w:pPr>
-    </w:p>
-    <w:p/>
-    <w:p>
-      <w:pPr>
-        <w:pStyle w:val="Heading2"/>
-      </w:pPr>
-      <w:bookmarkStart w:id="4" w:name="_Toc175772608"/>
-      <w:r>
-        <w:t>Glavni dijelovi aplikacije</w:t>
-      </w:r>
-      <w:bookmarkEnd w:id="4"/>
-    </w:p>
-    <w:p>
-      <w:pPr>
-        <w:pStyle w:val="Heading2"/>
-      </w:pPr>
-      <w:bookmarkStart w:id="5" w:name="_Toc175772609"/>
-      <w:r>
-        <w:t>Dizajn korisničkog sučelja</w:t>
-      </w:r>
-      <w:bookmarkEnd w:id="5"/>
-    </w:p>
-    <w:p>
-      <w:pPr>
-        <w:pStyle w:val="Heading2"/>
-      </w:pPr>
-      <w:bookmarkStart w:id="6" w:name="_Toc175772610"/>
-      <w:r>
-        <w:t>Plan razvoja</w:t>
-      </w:r>
-      <w:bookmarkEnd w:id="6"/>
+      <w:r>
+        <w:rPr>
+          <w:noProof/>
+          <w:lang w:eastAsia="hr-HR"/>
+        </w:rPr>
+        <w:lastRenderedPageBreak/>
+        <w:drawing>
+          <wp:inline distT="0" distB="0" distL="0" distR="0" wp14:anchorId="48885837" wp14:editId="010C0197">
+            <wp:extent cx="3533775" cy="3438525"/>
+            <wp:effectExtent l="0" t="0" r="9525" b="9525"/>
+            <wp:docPr id="2" name="Picture 2"/>
+            <wp:cNvGraphicFramePr>
+              <a:graphicFrameLocks xmlns:a="http://schemas.openxmlformats.org/drawingml/2006/main" noChangeAspect="1"/>
+            </wp:cNvGraphicFramePr>
+            <a:graphic xmlns:a="http://schemas.openxmlformats.org/drawingml/2006/main">
+              <a:graphicData uri="http://schemas.openxmlformats.org/drawingml/2006/picture">
+                <pic:pic xmlns:pic="http://schemas.openxmlformats.org/drawingml/2006/picture">
+                  <pic:nvPicPr>
+                    <pic:cNvPr id="2" name="UseCase.jpg"/>
+                    <pic:cNvPicPr/>
+                  </pic:nvPicPr>
+                  <pic:blipFill>
+                    <a:blip r:embed="rId10">
+                      <a:extLst>
+                        <a:ext uri="{28A0092B-C50C-407E-A947-70E740481C1C}">
+                          <a14:useLocalDpi xmlns:a14="http://schemas.microsoft.com/office/drawing/2010/main" val="0"/>
+                        </a:ext>
+                      </a:extLst>
+                    </a:blip>
+                    <a:stretch>
+                      <a:fillRect/>
+                    </a:stretch>
+                  </pic:blipFill>
+                  <pic:spPr>
+                    <a:xfrm>
+                      <a:off x="0" y="0"/>
+                      <a:ext cx="3533775" cy="3438525"/>
+                    </a:xfrm>
+                    <a:prstGeom prst="rect">
+                      <a:avLst/>
+                    </a:prstGeom>
+                  </pic:spPr>
+                </pic:pic>
+              </a:graphicData>
+            </a:graphic>
+          </wp:inline>
+        </w:drawing>
+      </w:r>
+    </w:p>
+    <w:p>
+      <w:pPr>
+        <w:pStyle w:val="Caption"/>
+      </w:pPr>
+      <w:r>
+        <w:t xml:space="preserve">Slika </w:t>
+      </w:r>
+      <w:r>
+        <w:fldChar w:fldCharType="begin"/>
+      </w:r>
+      <w:r>
+        <w:instrText xml:space="preserve"> STYLEREF 1 \s </w:instrText>
+      </w:r>
+      <w:r>
+        <w:fldChar w:fldCharType="separate"/>
+      </w:r>
+      <w:r>
+        <w:rPr>
+          <w:noProof/>
+        </w:rPr>
+        <w:t>3</w:t>
+      </w:r>
+      <w:r>
+        <w:fldChar w:fldCharType="end"/>
+      </w:r>
+      <w:r>
+        <w:noBreakHyphen/>
+      </w:r>
+      <w:r>
+        <w:fldChar w:fldCharType="begin"/>
+      </w:r>
+      <w:r>
+        <w:instrText xml:space="preserve"> SEQ Slika \* ARABIC \s 1 </w:instrText>
+      </w:r>
+      <w:r>
+        <w:fldChar w:fldCharType="separate"/>
+      </w:r>
+      <w:r>
+        <w:rPr>
+          <w:noProof/>
+        </w:rPr>
+        <w:t>1</w:t>
+      </w:r>
+      <w:r>
+        <w:fldChar w:fldCharType="end"/>
+      </w:r>
+      <w:r>
+        <w:t xml:space="preserve"> – Funkcionalnosti aplikacije za hotelski menadžment</w:t>
+      </w:r>
     </w:p>
     <w:p>
       <w:pPr>
         <w:pStyle w:val="Heading1"/>
       </w:pPr>
-      <w:bookmarkStart w:id="7" w:name="_Toc175772611"/>
-      <w:r>
-        <w:lastRenderedPageBreak/>
-        <w:t>ZAHTJEVI APLIKACIJE</w:t>
-      </w:r>
-      <w:bookmarkEnd w:id="7"/>
-    </w:p>
-    <w:p>
-      <w:pPr>
-        <w:pStyle w:val="Heading2"/>
-      </w:pPr>
-      <w:bookmarkStart w:id="8" w:name="_Toc175772612"/>
-      <w:r>
-        <w:t>Funkcionalni zahtjevi</w:t>
-      </w:r>
-      <w:bookmarkEnd w:id="8"/>
-    </w:p>
-    <w:p>
-      <w:pPr>
-        <w:keepNext/>
-        <w:ind w:firstLine="708"/>
-        <w:jc w:val="center"/>
-      </w:pPr>
-    </w:p>
-    <w:p>
-      <w:pPr>
-        <w:pStyle w:val="Heading2"/>
-      </w:pPr>
-      <w:bookmarkStart w:id="9" w:name="_Toc175772613"/>
-      <w:r>
-        <w:t>Zahtjevi za osoblje hotela</w:t>
-      </w:r>
-      <w:bookmarkEnd w:id="9"/>
-    </w:p>
-    <w:p>
-      <w:pPr>
-        <w:pStyle w:val="Heading2"/>
-      </w:pPr>
-      <w:bookmarkStart w:id="10" w:name="_Toc175772614"/>
-      <w:r>
-        <w:t>Zahtjevi za menadžment hotela</w:t>
-      </w:r>
-      <w:bookmarkEnd w:id="10"/>
-    </w:p>
-    <w:p>
-      <w:pPr>
-        <w:pStyle w:val="Heading2"/>
-      </w:pPr>
-      <w:bookmarkStart w:id="11" w:name="_Toc175772615"/>
-      <w:r>
-        <w:t>Nefunkcionalni zahtjevi</w:t>
-      </w:r>
-      <w:bookmarkEnd w:id="11"/>
-    </w:p>
-    <w:p>
-      <w:pPr>
-        <w:pStyle w:val="Heading1"/>
-      </w:pPr>
-      <w:bookmarkStart w:id="12" w:name="_Toc175772616"/>
+      <w:bookmarkStart w:id="12" w:name="_Toc175782390"/>
       <w:r>
         <w:lastRenderedPageBreak/>
         <w:t>MODELIRANJE SUSTAVA</w:t>
@@ -5172,17 +6125,66 @@
       <w:pPr>
         <w:pStyle w:val="Heading2"/>
       </w:pPr>
-      <w:bookmarkStart w:id="13" w:name="_Toc175772617"/>
+      <w:bookmarkStart w:id="13" w:name="_Toc175782391"/>
       <w:r>
         <w:t>ER diagram</w:t>
       </w:r>
       <w:bookmarkEnd w:id="13"/>
     </w:p>
     <w:p>
+      <w:r>
+        <w:rPr>
+          <w:noProof/>
+          <w:lang w:eastAsia="hr-HR"/>
+        </w:rPr>
+        <w:drawing>
+          <wp:inline distT="0" distB="0" distL="0" distR="0" wp14:anchorId="13E4E70B" wp14:editId="67206AA9">
+            <wp:extent cx="5760085" cy="4104640"/>
+            <wp:effectExtent l="0" t="0" r="0" b="0"/>
+            <wp:docPr id="1" name="Picture 1"/>
+            <wp:cNvGraphicFramePr>
+              <a:graphicFrameLocks xmlns:a="http://schemas.openxmlformats.org/drawingml/2006/main" noChangeAspect="1"/>
+            </wp:cNvGraphicFramePr>
+            <a:graphic xmlns:a="http://schemas.openxmlformats.org/drawingml/2006/main">
+              <a:graphicData uri="http://schemas.openxmlformats.org/drawingml/2006/picture">
+                <pic:pic xmlns:pic="http://schemas.openxmlformats.org/drawingml/2006/picture">
+                  <pic:nvPicPr>
+                    <pic:cNvPr id="1" name="hotel_v4.drawio (2).jpg"/>
+                    <pic:cNvPicPr/>
+                  </pic:nvPicPr>
+                  <pic:blipFill>
+                    <a:blip r:embed="rId11" cstate="print">
+                      <a:extLst>
+                        <a:ext uri="{28A0092B-C50C-407E-A947-70E740481C1C}">
+                          <a14:useLocalDpi xmlns:a14="http://schemas.microsoft.com/office/drawing/2010/main" val="0"/>
+                        </a:ext>
+                      </a:extLst>
+                    </a:blip>
+                    <a:stretch>
+                      <a:fillRect/>
+                    </a:stretch>
+                  </pic:blipFill>
+                  <pic:spPr>
+                    <a:xfrm>
+                      <a:off x="0" y="0"/>
+                      <a:ext cx="5760085" cy="4104640"/>
+                    </a:xfrm>
+                    <a:prstGeom prst="rect">
+                      <a:avLst/>
+                    </a:prstGeom>
+                  </pic:spPr>
+                </pic:pic>
+              </a:graphicData>
+            </a:graphic>
+          </wp:inline>
+        </w:drawing>
+      </w:r>
+    </w:p>
+    <w:p>
       <w:pPr>
         <w:pStyle w:val="Heading2"/>
       </w:pPr>
-      <w:bookmarkStart w:id="14" w:name="_Toc175772618"/>
+      <w:bookmarkStart w:id="14" w:name="_Toc175782392"/>
       <w:r>
         <w:t>Black-box model</w:t>
       </w:r>
@@ -5192,7 +6194,7 @@
       <w:pPr>
         <w:pStyle w:val="Heading2"/>
       </w:pPr>
-      <w:bookmarkStart w:id="15" w:name="_Toc175772619"/>
+      <w:bookmarkStart w:id="15" w:name="_Toc175782393"/>
       <w:r>
         <w:t>White-box model</w:t>
       </w:r>
@@ -5202,7 +6204,7 @@
       <w:pPr>
         <w:pStyle w:val="Heading1"/>
       </w:pPr>
-      <w:bookmarkStart w:id="16" w:name="_Toc175772620"/>
+      <w:bookmarkStart w:id="16" w:name="_Toc175782394"/>
       <w:r>
         <w:lastRenderedPageBreak/>
         <w:t>DIZAJN SUSTAVA</w:t>
@@ -5213,7 +6215,7 @@
       <w:pPr>
         <w:pStyle w:val="Heading2"/>
       </w:pPr>
-      <w:bookmarkStart w:id="17" w:name="_Toc175772621"/>
+      <w:bookmarkStart w:id="17" w:name="_Toc175782395"/>
       <w:r>
         <w:t>Dizajn arhitekture sustava</w:t>
       </w:r>
@@ -5229,7 +6231,7 @@
       <w:pPr>
         <w:pStyle w:val="Heading2"/>
       </w:pPr>
-      <w:bookmarkStart w:id="18" w:name="_Toc175772622"/>
+      <w:bookmarkStart w:id="18" w:name="_Toc175782396"/>
       <w:r>
         <w:t>Arhitektura aplikacije</w:t>
       </w:r>
@@ -5244,7 +6246,7 @@
       <w:pPr>
         <w:pStyle w:val="Heading2"/>
       </w:pPr>
-      <w:bookmarkStart w:id="19" w:name="_Toc175772623"/>
+      <w:bookmarkStart w:id="19" w:name="_Toc175782397"/>
       <w:r>
         <w:t>B</w:t>
       </w:r>
@@ -5260,7 +6262,7 @@
       <w:pPr>
         <w:pStyle w:val="Heading2"/>
       </w:pPr>
-      <w:bookmarkStart w:id="20" w:name="_Toc175772624"/>
+      <w:bookmarkStart w:id="20" w:name="_Toc175782398"/>
       <w:r>
         <w:t>Detaljni prikaz sučelja aplikacije</w:t>
       </w:r>
@@ -5270,7 +6272,7 @@
       <w:pPr>
         <w:pStyle w:val="Heading1"/>
       </w:pPr>
-      <w:bookmarkStart w:id="21" w:name="_Toc175772625"/>
+      <w:bookmarkStart w:id="21" w:name="_Toc175782399"/>
       <w:r>
         <w:lastRenderedPageBreak/>
         <w:t>IMPLEMENTACIJA APLIKACIJE</w:t>
@@ -5281,7 +6283,7 @@
       <w:pPr>
         <w:pStyle w:val="Heading2"/>
       </w:pPr>
-      <w:bookmarkStart w:id="22" w:name="_Toc175772626"/>
+      <w:bookmarkStart w:id="22" w:name="_Toc175782400"/>
       <w:r>
         <w:t>Korištene tehnologije</w:t>
       </w:r>
@@ -5291,7 +6293,7 @@
       <w:pPr>
         <w:pStyle w:val="Heading2"/>
       </w:pPr>
-      <w:bookmarkStart w:id="23" w:name="_Toc175772627"/>
+      <w:bookmarkStart w:id="23" w:name="_Toc175782401"/>
       <w:r>
         <w:t>Struktura aplikacije i kod</w:t>
       </w:r>
@@ -5301,7 +6303,7 @@
       <w:pPr>
         <w:pStyle w:val="Heading2"/>
       </w:pPr>
-      <w:bookmarkStart w:id="24" w:name="_Toc175772628"/>
+      <w:bookmarkStart w:id="24" w:name="_Toc175782402"/>
       <w:r>
         <w:t>Glavne funkcionalnosti</w:t>
       </w:r>
@@ -5311,7 +6313,7 @@
       <w:pPr>
         <w:pStyle w:val="Heading3"/>
       </w:pPr>
-      <w:bookmarkStart w:id="25" w:name="_Toc175772629"/>
+      <w:bookmarkStart w:id="25" w:name="_Toc175782403"/>
       <w:r>
         <w:t>Upravljanje rezervacijama</w:t>
       </w:r>
@@ -5321,7 +6323,7 @@
       <w:pPr>
         <w:pStyle w:val="Heading3"/>
       </w:pPr>
-      <w:bookmarkStart w:id="26" w:name="_Toc175772630"/>
+      <w:bookmarkStart w:id="26" w:name="_Toc175782404"/>
       <w:r>
         <w:t>Evidencija gostiju</w:t>
       </w:r>
@@ -5331,7 +6333,7 @@
       <w:pPr>
         <w:pStyle w:val="Heading3"/>
       </w:pPr>
-      <w:bookmarkStart w:id="27" w:name="_Toc175772631"/>
+      <w:bookmarkStart w:id="27" w:name="_Toc175782405"/>
       <w:r>
         <w:t>Praćenje raspoloživosti soba</w:t>
       </w:r>
@@ -5341,7 +6343,7 @@
       <w:pPr>
         <w:pStyle w:val="Heading3"/>
       </w:pPr>
-      <w:bookmarkStart w:id="28" w:name="_Toc175772632"/>
+      <w:bookmarkStart w:id="28" w:name="_Toc175782406"/>
       <w:r>
         <w:t>Prilagodba cijena noćenja</w:t>
       </w:r>
@@ -5352,7 +6354,7 @@
       <w:pPr>
         <w:pStyle w:val="Heading1"/>
       </w:pPr>
-      <w:bookmarkStart w:id="29" w:name="_Toc175772633"/>
+      <w:bookmarkStart w:id="29" w:name="_Toc175782407"/>
       <w:r>
         <w:lastRenderedPageBreak/>
         <w:t>ZAKLJUČAK</w:t>
@@ -5383,7 +6385,7 @@
       <w:pPr>
         <w:pStyle w:val="Prilog1"/>
       </w:pPr>
-      <w:bookmarkStart w:id="30" w:name="_Toc175772634"/>
+      <w:bookmarkStart w:id="30" w:name="_Toc175782408"/>
       <w:r>
         <w:lastRenderedPageBreak/>
         <w:t>LITERATURA</w:t>
@@ -5395,7 +6397,7 @@
         <w:pStyle w:val="Literatura-radnja"/>
         <w:numPr>
           <w:ilvl w:val="0"/>
-          <w:numId w:val="36"/>
+          <w:numId w:val="9"/>
         </w:numPr>
         <w:rPr>
           <w:color w:val="000000" w:themeColor="text1"/>
@@ -5435,7 +6437,7 @@
         <w:pStyle w:val="Literatura-radnja"/>
         <w:numPr>
           <w:ilvl w:val="0"/>
-          <w:numId w:val="36"/>
+          <w:numId w:val="9"/>
         </w:numPr>
         <w:rPr>
           <w:color w:val="000000" w:themeColor="text1"/>
@@ -5451,7 +6453,7 @@
         </w:rPr>
         <w:t xml:space="preserve">Architecture of .NET Framework s Interneta: </w:t>
       </w:r>
-      <w:hyperlink r:id="rId10" w:history="1">
+      <w:hyperlink r:id="rId12" w:history="1">
         <w:r>
           <w:rPr>
             <w:rStyle w:val="Hyperlink"/>
@@ -5472,7 +6474,7 @@
         <w:pStyle w:val="Literatura-radnja"/>
         <w:numPr>
           <w:ilvl w:val="0"/>
-          <w:numId w:val="36"/>
+          <w:numId w:val="9"/>
         </w:numPr>
         <w:ind w:left="587" w:hanging="587"/>
         <w:rPr>
@@ -5542,7 +6544,7 @@
         <w:pStyle w:val="Literatura-radnja"/>
         <w:numPr>
           <w:ilvl w:val="0"/>
-          <w:numId w:val="36"/>
+          <w:numId w:val="9"/>
         </w:numPr>
         <w:ind w:left="587" w:hanging="587"/>
         <w:rPr>
@@ -5564,7 +6566,7 @@
         <w:pStyle w:val="Literatura-radnja"/>
         <w:numPr>
           <w:ilvl w:val="0"/>
-          <w:numId w:val="36"/>
+          <w:numId w:val="9"/>
         </w:numPr>
         <w:ind w:left="587" w:hanging="587"/>
         <w:rPr>
@@ -5578,7 +6580,7 @@
         </w:rPr>
         <w:t xml:space="preserve">Alehmad, A.; Hadi, A. &amp; Rahgozar, M. (2006). Main Memory Databases vs Disk-Resident Databases, Tehran, s Interneta: </w:t>
       </w:r>
-      <w:hyperlink r:id="rId11" w:history="1">
+      <w:hyperlink r:id="rId13" w:history="1">
         <w:r>
           <w:rPr>
             <w:color w:val="000000" w:themeColor="text1"/>
@@ -5599,7 +6601,7 @@
         <w:pStyle w:val="Literatura-radnja"/>
         <w:numPr>
           <w:ilvl w:val="0"/>
-          <w:numId w:val="36"/>
+          <w:numId w:val="9"/>
         </w:numPr>
         <w:ind w:left="587" w:hanging="587"/>
         <w:rPr>
@@ -5613,7 +6615,7 @@
         </w:rPr>
         <w:t xml:space="preserve">Mozucha, J. (2014). In-Memory databases, Brno, s Interneta: </w:t>
       </w:r>
-      <w:hyperlink r:id="rId12" w:history="1">
+      <w:hyperlink r:id="rId14" w:history="1">
         <w:r>
           <w:rPr>
             <w:color w:val="000000" w:themeColor="text1"/>
@@ -5634,7 +6636,7 @@
         <w:pStyle w:val="Literatura-radnja"/>
         <w:numPr>
           <w:ilvl w:val="0"/>
-          <w:numId w:val="36"/>
+          <w:numId w:val="9"/>
         </w:numPr>
         <w:ind w:left="587" w:hanging="587"/>
         <w:rPr>
@@ -5648,7 +6650,7 @@
         </w:rPr>
         <w:t xml:space="preserve">Microsoft: In-memory OLTP, s Interneta: </w:t>
       </w:r>
-      <w:hyperlink r:id="rId13" w:history="1">
+      <w:hyperlink r:id="rId15" w:history="1">
         <w:r>
           <w:rPr>
             <w:color w:val="000000" w:themeColor="text1"/>
@@ -5669,7 +6671,7 @@
         <w:pStyle w:val="Literatura-radnja"/>
         <w:numPr>
           <w:ilvl w:val="0"/>
-          <w:numId w:val="36"/>
+          <w:numId w:val="9"/>
         </w:numPr>
         <w:ind w:left="587" w:hanging="587"/>
         <w:rPr>
@@ -5696,7 +6698,7 @@
         <w:pStyle w:val="Literatura-radnja"/>
         <w:numPr>
           <w:ilvl w:val="0"/>
-          <w:numId w:val="36"/>
+          <w:numId w:val="9"/>
         </w:numPr>
         <w:ind w:left="587" w:hanging="587"/>
         <w:rPr>
@@ -5710,7 +6712,7 @@
         </w:rPr>
         <w:t xml:space="preserve">Wen, Ju Lu, A. (2015). A study o fan In-memory database system for real-time analytics on semi-structured data streams, Toronto, s Interneta: </w:t>
       </w:r>
-      <w:hyperlink r:id="rId14" w:history="1">
+      <w:hyperlink r:id="rId16" w:history="1">
         <w:r>
           <w:rPr>
             <w:color w:val="000000" w:themeColor="text1"/>
@@ -5744,7 +6746,7 @@
       <w:pPr>
         <w:pStyle w:val="Prilog1"/>
       </w:pPr>
-      <w:bookmarkStart w:id="44" w:name="_Toc175772635"/>
+      <w:bookmarkStart w:id="44" w:name="_Toc175782409"/>
       <w:r>
         <w:lastRenderedPageBreak/>
         <w:t>PRILOZI</w:t>
@@ -5755,7 +6757,7 @@
       <w:pPr>
         <w:pStyle w:val="Prilog2"/>
       </w:pPr>
-      <w:bookmarkStart w:id="45" w:name="_Toc175772636"/>
+      <w:bookmarkStart w:id="45" w:name="_Toc175782410"/>
       <w:r>
         <w:t>Kazalo slika</w:t>
       </w:r>
@@ -5774,7 +6776,7 @@
       <w:pPr>
         <w:pStyle w:val="Prilog3"/>
       </w:pPr>
-      <w:bookmarkStart w:id="46" w:name="_Toc175772637"/>
+      <w:bookmarkStart w:id="46" w:name="_Toc175782411"/>
       <w:r>
         <w:t>Kazalo slika</w:t>
       </w:r>
@@ -6182,7 +7184,7 @@
       <w:pPr>
         <w:pStyle w:val="Prilog3"/>
       </w:pPr>
-      <w:bookmarkStart w:id="47" w:name="_Toc175772638"/>
+      <w:bookmarkStart w:id="47" w:name="_Toc175782412"/>
       <w:r>
         <w:t>Kazalo tablica</w:t>
       </w:r>
@@ -6526,7 +7528,7 @@
       <w:pPr>
         <w:pStyle w:val="Prilog3"/>
       </w:pPr>
-      <w:bookmarkStart w:id="48" w:name="_Toc175772639"/>
+      <w:bookmarkStart w:id="48" w:name="_Toc175782413"/>
       <w:r>
         <w:t xml:space="preserve">Kazalo </w:t>
       </w:r>
@@ -6633,7 +7635,7 @@
       <w:pPr>
         <w:pStyle w:val="Prilog2"/>
       </w:pPr>
-      <w:bookmarkStart w:id="49" w:name="_Toc175772640"/>
+      <w:bookmarkStart w:id="49" w:name="_Toc175782414"/>
       <w:r>
         <w:t>Popis oznaka i kratica</w:t>
       </w:r>
@@ -6686,7 +7688,7 @@
       <w:pPr>
         <w:pStyle w:val="Prilog2"/>
       </w:pPr>
-      <w:bookmarkStart w:id="50" w:name="_Toc175772641"/>
+      <w:bookmarkStart w:id="50" w:name="_Toc175782415"/>
       <w:r>
         <w:t>Ostali prilozi i dokumentacija</w:t>
       </w:r>
@@ -6696,7 +7698,7 @@
       <w:pPr>
         <w:pStyle w:val="Prilog3"/>
       </w:pPr>
-      <w:bookmarkStart w:id="51" w:name="_Toc175772642"/>
+      <w:bookmarkStart w:id="51" w:name="_Toc175782416"/>
       <w:r>
         <w:t xml:space="preserve">Kazalo </w:t>
       </w:r>
@@ -7084,7 +8086,7 @@
       <w:pPr>
         <w:pStyle w:val="Prilog3"/>
       </w:pPr>
-      <w:bookmarkStart w:id="52" w:name="_Toc175772643"/>
+      <w:bookmarkStart w:id="52" w:name="_Toc175782417"/>
       <w:r>
         <w:t>Upravljanje izmjenama</w:t>
       </w:r>
@@ -11316,7 +12318,7 @@
       <w:pPr>
         <w:numPr>
           <w:ilvl w:val="0"/>
-          <w:numId w:val="22"/>
+          <w:numId w:val="5"/>
         </w:numPr>
         <w:spacing w:line="240" w:lineRule="auto"/>
       </w:pPr>
@@ -11328,7 +12330,7 @@
       <w:pPr>
         <w:numPr>
           <w:ilvl w:val="0"/>
-          <w:numId w:val="22"/>
+          <w:numId w:val="5"/>
         </w:numPr>
         <w:spacing w:line="240" w:lineRule="auto"/>
       </w:pPr>
@@ -11340,7 +12342,7 @@
       <w:pPr>
         <w:numPr>
           <w:ilvl w:val="0"/>
-          <w:numId w:val="22"/>
+          <w:numId w:val="5"/>
         </w:numPr>
         <w:spacing w:line="240" w:lineRule="auto"/>
       </w:pPr>
@@ -11352,7 +12354,7 @@
       <w:pPr>
         <w:numPr>
           <w:ilvl w:val="0"/>
-          <w:numId w:val="22"/>
+          <w:numId w:val="5"/>
         </w:numPr>
         <w:spacing w:line="240" w:lineRule="auto"/>
       </w:pPr>
@@ -11364,7 +12366,7 @@
       <w:pPr>
         <w:numPr>
           <w:ilvl w:val="0"/>
-          <w:numId w:val="22"/>
+          <w:numId w:val="5"/>
         </w:numPr>
         <w:spacing w:line="240" w:lineRule="auto"/>
       </w:pPr>
@@ -11376,7 +12378,7 @@
       <w:pPr>
         <w:numPr>
           <w:ilvl w:val="0"/>
-          <w:numId w:val="22"/>
+          <w:numId w:val="5"/>
         </w:numPr>
         <w:spacing w:line="240" w:lineRule="auto"/>
       </w:pPr>
@@ -11389,7 +12391,7 @@
       <w:pPr>
         <w:pStyle w:val="Prilog1"/>
       </w:pPr>
-      <w:bookmarkStart w:id="53" w:name="_Toc175772644"/>
+      <w:bookmarkStart w:id="53" w:name="_Toc175782418"/>
       <w:r>
         <w:lastRenderedPageBreak/>
         <w:t>SAŽETAK/ABSTRACT I KLJUČNE RIJEČI/KEYWORDS</w:t>
@@ -11546,7 +12548,7 @@
         <w:pStyle w:val="ListParagraph"/>
         <w:numPr>
           <w:ilvl w:val="0"/>
-          <w:numId w:val="23"/>
+          <w:numId w:val="6"/>
         </w:numPr>
       </w:pPr>
       <w:r>
@@ -11583,7 +12585,7 @@
         <w:pStyle w:val="ListParagraph"/>
         <w:numPr>
           <w:ilvl w:val="0"/>
-          <w:numId w:val="23"/>
+          <w:numId w:val="6"/>
         </w:numPr>
       </w:pPr>
       <w:r>
@@ -11604,7 +12606,7 @@
         <w:pStyle w:val="ListParagraph"/>
         <w:numPr>
           <w:ilvl w:val="1"/>
-          <w:numId w:val="23"/>
+          <w:numId w:val="6"/>
         </w:numPr>
       </w:pPr>
       <w:r>
@@ -11619,7 +12621,7 @@
         <w:pStyle w:val="ListParagraph"/>
         <w:numPr>
           <w:ilvl w:val="1"/>
-          <w:numId w:val="23"/>
+          <w:numId w:val="6"/>
         </w:numPr>
       </w:pPr>
       <w:r>
@@ -11652,7 +12654,7 @@
         <w:pStyle w:val="ListParagraph"/>
         <w:numPr>
           <w:ilvl w:val="0"/>
-          <w:numId w:val="23"/>
+          <w:numId w:val="6"/>
         </w:numPr>
       </w:pPr>
       <w:r>
@@ -11667,7 +12669,7 @@
         <w:pStyle w:val="ListParagraph"/>
         <w:numPr>
           <w:ilvl w:val="0"/>
-          <w:numId w:val="23"/>
+          <w:numId w:val="6"/>
         </w:numPr>
       </w:pPr>
       <w:r>
@@ -11721,7 +12723,7 @@
         <w:pStyle w:val="ListParagraph"/>
         <w:numPr>
           <w:ilvl w:val="0"/>
-          <w:numId w:val="23"/>
+          <w:numId w:val="6"/>
         </w:numPr>
       </w:pPr>
       <w:r>
@@ -11892,7 +12894,7 @@
       </w:pPr>
     </w:p>
     <w:sectPr>
-      <w:footerReference w:type="default" r:id="rId15"/>
+      <w:footerReference w:type="default" r:id="rId17"/>
       <w:pgSz w:w="11907" w:h="16839" w:code="9"/>
       <w:pgMar w:top="1418" w:right="1418" w:bottom="1418" w:left="1418" w:header="720" w:footer="720" w:gutter="0"/>
       <w:pgNumType w:start="1"/>
@@ -11959,7 +12961,7 @@
       <w:rPr>
         <w:noProof/>
       </w:rPr>
-      <w:t>1</w:t>
+      <w:t>15</w:t>
     </w:r>
     <w:r>
       <w:rPr>
@@ -12011,237 +13013,92 @@
     </w:lvl>
   </w:abstractNum>
   <w:abstractNum w:abstractNumId="1" w15:restartNumberingAfterBreak="0">
-    <w:nsid w:val="04B96268"/>
+    <w:nsid w:val="05624364"/>
     <w:multiLevelType w:val="hybridMultilevel"/>
-    <w:tmpl w:val="B91E4816"/>
-    <w:lvl w:ilvl="0" w:tplc="FEBE74FE">
-      <w:numFmt w:val="bullet"/>
-      <w:lvlText w:val="-"/>
-      <w:lvlJc w:val="left"/>
-      <w:pPr>
-        <w:ind w:left="720" w:hanging="360"/>
-      </w:pPr>
-      <w:rPr>
-        <w:rFonts w:ascii="Calibri" w:eastAsia="Calibri" w:hAnsi="Calibri" w:cs="Calibri" w:hint="default"/>
-      </w:rPr>
-    </w:lvl>
-    <w:lvl w:ilvl="1" w:tplc="041A0003">
+    <w:tmpl w:val="1A685E8A"/>
+    <w:lvl w:ilvl="0" w:tplc="041A000F">
       <w:start w:val="1"/>
       <w:numFmt w:val="decimal"/>
+      <w:lvlText w:val="%1."/>
+      <w:lvlJc w:val="left"/>
+      <w:pPr>
+        <w:ind w:left="720" w:hanging="360"/>
+      </w:pPr>
+    </w:lvl>
+    <w:lvl w:ilvl="1" w:tplc="041A0019" w:tentative="1">
+      <w:start w:val="1"/>
+      <w:numFmt w:val="lowerLetter"/>
       <w:lvlText w:val="%2."/>
       <w:lvlJc w:val="left"/>
       <w:pPr>
-        <w:tabs>
-          <w:tab w:val="num" w:pos="1440"/>
-        </w:tabs>
         <w:ind w:left="1440" w:hanging="360"/>
       </w:pPr>
     </w:lvl>
-    <w:lvl w:ilvl="2" w:tplc="041A0005">
+    <w:lvl w:ilvl="2" w:tplc="041A001B" w:tentative="1">
       <w:start w:val="1"/>
-      <w:numFmt w:val="decimal"/>
+      <w:numFmt w:val="lowerRoman"/>
       <w:lvlText w:val="%3."/>
-      <w:lvlJc w:val="left"/>
-      <w:pPr>
-        <w:tabs>
-          <w:tab w:val="num" w:pos="2160"/>
-        </w:tabs>
-        <w:ind w:left="2160" w:hanging="360"/>
+      <w:lvlJc w:val="right"/>
+      <w:pPr>
+        <w:ind w:left="2160" w:hanging="180"/>
       </w:pPr>
     </w:lvl>
-    <w:lvl w:ilvl="3" w:tplc="041A0001">
+    <w:lvl w:ilvl="3" w:tplc="041A000F" w:tentative="1">
       <w:start w:val="1"/>
       <w:numFmt w:val="decimal"/>
       <w:lvlText w:val="%4."/>
       <w:lvlJc w:val="left"/>
       <w:pPr>
-        <w:tabs>
-          <w:tab w:val="num" w:pos="2880"/>
-        </w:tabs>
         <w:ind w:left="2880" w:hanging="360"/>
       </w:pPr>
     </w:lvl>
-    <w:lvl w:ilvl="4" w:tplc="041A0003">
+    <w:lvl w:ilvl="4" w:tplc="041A0019" w:tentative="1">
       <w:start w:val="1"/>
-      <w:numFmt w:val="decimal"/>
+      <w:numFmt w:val="lowerLetter"/>
       <w:lvlText w:val="%5."/>
       <w:lvlJc w:val="left"/>
       <w:pPr>
-        <w:tabs>
-          <w:tab w:val="num" w:pos="3600"/>
-        </w:tabs>
         <w:ind w:left="3600" w:hanging="360"/>
       </w:pPr>
     </w:lvl>
-    <w:lvl w:ilvl="5" w:tplc="041A0005">
+    <w:lvl w:ilvl="5" w:tplc="041A001B" w:tentative="1">
       <w:start w:val="1"/>
-      <w:numFmt w:val="decimal"/>
+      <w:numFmt w:val="lowerRoman"/>
       <w:lvlText w:val="%6."/>
-      <w:lvlJc w:val="left"/>
-      <w:pPr>
-        <w:tabs>
-          <w:tab w:val="num" w:pos="4320"/>
-        </w:tabs>
-        <w:ind w:left="4320" w:hanging="360"/>
+      <w:lvlJc w:val="right"/>
+      <w:pPr>
+        <w:ind w:left="4320" w:hanging="180"/>
       </w:pPr>
     </w:lvl>
-    <w:lvl w:ilvl="6" w:tplc="041A0001">
+    <w:lvl w:ilvl="6" w:tplc="041A000F" w:tentative="1">
       <w:start w:val="1"/>
       <w:numFmt w:val="decimal"/>
       <w:lvlText w:val="%7."/>
       <w:lvlJc w:val="left"/>
       <w:pPr>
-        <w:tabs>
-          <w:tab w:val="num" w:pos="5040"/>
-        </w:tabs>
         <w:ind w:left="5040" w:hanging="360"/>
       </w:pPr>
     </w:lvl>
-    <w:lvl w:ilvl="7" w:tplc="041A0003">
+    <w:lvl w:ilvl="7" w:tplc="041A0019" w:tentative="1">
       <w:start w:val="1"/>
-      <w:numFmt w:val="decimal"/>
+      <w:numFmt w:val="lowerLetter"/>
       <w:lvlText w:val="%8."/>
       <w:lvlJc w:val="left"/>
       <w:pPr>
-        <w:tabs>
-          <w:tab w:val="num" w:pos="5760"/>
-        </w:tabs>
         <w:ind w:left="5760" w:hanging="360"/>
       </w:pPr>
     </w:lvl>
-    <w:lvl w:ilvl="8" w:tplc="041A0005">
+    <w:lvl w:ilvl="8" w:tplc="041A001B" w:tentative="1">
       <w:start w:val="1"/>
-      <w:numFmt w:val="decimal"/>
+      <w:numFmt w:val="lowerRoman"/>
       <w:lvlText w:val="%9."/>
-      <w:lvlJc w:val="left"/>
-      <w:pPr>
-        <w:tabs>
-          <w:tab w:val="num" w:pos="6480"/>
-        </w:tabs>
-        <w:ind w:left="6480" w:hanging="360"/>
+      <w:lvlJc w:val="right"/>
+      <w:pPr>
+        <w:ind w:left="6480" w:hanging="180"/>
       </w:pPr>
     </w:lvl>
   </w:abstractNum>
   <w:abstractNum w:abstractNumId="2" w15:restartNumberingAfterBreak="0">
-    <w:nsid w:val="0BCA7834"/>
-    <w:multiLevelType w:val="hybridMultilevel"/>
-    <w:tmpl w:val="5A4ED7E8"/>
-    <w:lvl w:ilvl="0" w:tplc="9FECA458">
-      <w:start w:val="1"/>
-      <w:numFmt w:val="bullet"/>
-      <w:lvlText w:val="–"/>
-      <w:lvlJc w:val="left"/>
-      <w:pPr>
-        <w:tabs>
-          <w:tab w:val="num" w:pos="720"/>
-        </w:tabs>
-        <w:ind w:left="720" w:hanging="360"/>
-      </w:pPr>
-      <w:rPr>
-        <w:rFonts w:ascii="Times New Roman" w:hAnsi="Times New Roman" w:cs="Times New Roman" w:hint="default"/>
-      </w:rPr>
-    </w:lvl>
-    <w:lvl w:ilvl="1" w:tplc="40A42A58">
-      <w:start w:val="1"/>
-      <w:numFmt w:val="bullet"/>
-      <w:lvlText w:val="–"/>
-      <w:lvlJc w:val="left"/>
-      <w:pPr>
-        <w:tabs>
-          <w:tab w:val="num" w:pos="1440"/>
-        </w:tabs>
-        <w:ind w:left="1440" w:hanging="360"/>
-      </w:pPr>
-      <w:rPr>
-        <w:rFonts w:ascii="Times New Roman" w:hAnsi="Times New Roman" w:cs="Times New Roman" w:hint="default"/>
-      </w:rPr>
-    </w:lvl>
-    <w:lvl w:ilvl="2" w:tplc="D520AC96">
-      <w:start w:val="1"/>
-      <w:numFmt w:val="decimal"/>
-      <w:lvlText w:val="%3."/>
-      <w:lvlJc w:val="left"/>
-      <w:pPr>
-        <w:tabs>
-          <w:tab w:val="num" w:pos="2160"/>
-        </w:tabs>
-        <w:ind w:left="2160" w:hanging="360"/>
-      </w:pPr>
-    </w:lvl>
-    <w:lvl w:ilvl="3" w:tplc="A0880002">
-      <w:start w:val="1"/>
-      <w:numFmt w:val="decimal"/>
-      <w:lvlText w:val="%4."/>
-      <w:lvlJc w:val="left"/>
-      <w:pPr>
-        <w:tabs>
-          <w:tab w:val="num" w:pos="2880"/>
-        </w:tabs>
-        <w:ind w:left="2880" w:hanging="360"/>
-      </w:pPr>
-    </w:lvl>
-    <w:lvl w:ilvl="4" w:tplc="9CA2792E">
-      <w:start w:val="1"/>
-      <w:numFmt w:val="decimal"/>
-      <w:lvlText w:val="%5."/>
-      <w:lvlJc w:val="left"/>
-      <w:pPr>
-        <w:tabs>
-          <w:tab w:val="num" w:pos="3600"/>
-        </w:tabs>
-        <w:ind w:left="3600" w:hanging="360"/>
-      </w:pPr>
-    </w:lvl>
-    <w:lvl w:ilvl="5" w:tplc="4716A770">
-      <w:start w:val="1"/>
-      <w:numFmt w:val="decimal"/>
-      <w:lvlText w:val="%6."/>
-      <w:lvlJc w:val="left"/>
-      <w:pPr>
-        <w:tabs>
-          <w:tab w:val="num" w:pos="4320"/>
-        </w:tabs>
-        <w:ind w:left="4320" w:hanging="360"/>
-      </w:pPr>
-    </w:lvl>
-    <w:lvl w:ilvl="6" w:tplc="DCB22982">
-      <w:start w:val="1"/>
-      <w:numFmt w:val="decimal"/>
-      <w:lvlText w:val="%7."/>
-      <w:lvlJc w:val="left"/>
-      <w:pPr>
-        <w:tabs>
-          <w:tab w:val="num" w:pos="5040"/>
-        </w:tabs>
-        <w:ind w:left="5040" w:hanging="360"/>
-      </w:pPr>
-    </w:lvl>
-    <w:lvl w:ilvl="7" w:tplc="A86E3842">
-      <w:start w:val="1"/>
-      <w:numFmt w:val="decimal"/>
-      <w:lvlText w:val="%8."/>
-      <w:lvlJc w:val="left"/>
-      <w:pPr>
-        <w:tabs>
-          <w:tab w:val="num" w:pos="5760"/>
-        </w:tabs>
-        <w:ind w:left="5760" w:hanging="360"/>
-      </w:pPr>
-    </w:lvl>
-    <w:lvl w:ilvl="8" w:tplc="A364BFD2">
-      <w:start w:val="1"/>
-      <w:numFmt w:val="decimal"/>
-      <w:lvlText w:val="%9."/>
-      <w:lvlJc w:val="left"/>
-      <w:pPr>
-        <w:tabs>
-          <w:tab w:val="num" w:pos="6480"/>
-        </w:tabs>
-        <w:ind w:left="6480" w:hanging="360"/>
-      </w:pPr>
-    </w:lvl>
-  </w:abstractNum>
-  <w:abstractNum w:abstractNumId="3" w15:restartNumberingAfterBreak="0">
     <w:nsid w:val="0CBE0122"/>
     <w:multiLevelType w:val="hybridMultilevel"/>
     <w:tmpl w:val="DB9A2A66"/>
@@ -12331,11 +13188,239 @@
       </w:pPr>
     </w:lvl>
   </w:abstractNum>
+  <w:abstractNum w:abstractNumId="3" w15:restartNumberingAfterBreak="0">
+    <w:nsid w:val="151B6640"/>
+    <w:multiLevelType w:val="hybridMultilevel"/>
+    <w:tmpl w:val="EF82D0FE"/>
+    <w:lvl w:ilvl="0" w:tplc="041A000F">
+      <w:start w:val="1"/>
+      <w:numFmt w:val="decimal"/>
+      <w:lvlText w:val="%1."/>
+      <w:lvlJc w:val="left"/>
+      <w:pPr>
+        <w:ind w:left="720" w:hanging="360"/>
+      </w:pPr>
+    </w:lvl>
+    <w:lvl w:ilvl="1" w:tplc="041A0019" w:tentative="1">
+      <w:start w:val="1"/>
+      <w:numFmt w:val="lowerLetter"/>
+      <w:lvlText w:val="%2."/>
+      <w:lvlJc w:val="left"/>
+      <w:pPr>
+        <w:ind w:left="1440" w:hanging="360"/>
+      </w:pPr>
+    </w:lvl>
+    <w:lvl w:ilvl="2" w:tplc="041A001B" w:tentative="1">
+      <w:start w:val="1"/>
+      <w:numFmt w:val="lowerRoman"/>
+      <w:lvlText w:val="%3."/>
+      <w:lvlJc w:val="right"/>
+      <w:pPr>
+        <w:ind w:left="2160" w:hanging="180"/>
+      </w:pPr>
+    </w:lvl>
+    <w:lvl w:ilvl="3" w:tplc="041A000F" w:tentative="1">
+      <w:start w:val="1"/>
+      <w:numFmt w:val="decimal"/>
+      <w:lvlText w:val="%4."/>
+      <w:lvlJc w:val="left"/>
+      <w:pPr>
+        <w:ind w:left="2880" w:hanging="360"/>
+      </w:pPr>
+    </w:lvl>
+    <w:lvl w:ilvl="4" w:tplc="041A0019" w:tentative="1">
+      <w:start w:val="1"/>
+      <w:numFmt w:val="lowerLetter"/>
+      <w:lvlText w:val="%5."/>
+      <w:lvlJc w:val="left"/>
+      <w:pPr>
+        <w:ind w:left="3600" w:hanging="360"/>
+      </w:pPr>
+    </w:lvl>
+    <w:lvl w:ilvl="5" w:tplc="041A001B" w:tentative="1">
+      <w:start w:val="1"/>
+      <w:numFmt w:val="lowerRoman"/>
+      <w:lvlText w:val="%6."/>
+      <w:lvlJc w:val="right"/>
+      <w:pPr>
+        <w:ind w:left="4320" w:hanging="180"/>
+      </w:pPr>
+    </w:lvl>
+    <w:lvl w:ilvl="6" w:tplc="041A000F" w:tentative="1">
+      <w:start w:val="1"/>
+      <w:numFmt w:val="decimal"/>
+      <w:lvlText w:val="%7."/>
+      <w:lvlJc w:val="left"/>
+      <w:pPr>
+        <w:ind w:left="5040" w:hanging="360"/>
+      </w:pPr>
+    </w:lvl>
+    <w:lvl w:ilvl="7" w:tplc="041A0019" w:tentative="1">
+      <w:start w:val="1"/>
+      <w:numFmt w:val="lowerLetter"/>
+      <w:lvlText w:val="%8."/>
+      <w:lvlJc w:val="left"/>
+      <w:pPr>
+        <w:ind w:left="5760" w:hanging="360"/>
+      </w:pPr>
+    </w:lvl>
+    <w:lvl w:ilvl="8" w:tplc="041A001B" w:tentative="1">
+      <w:start w:val="1"/>
+      <w:numFmt w:val="lowerRoman"/>
+      <w:lvlText w:val="%9."/>
+      <w:lvlJc w:val="right"/>
+      <w:pPr>
+        <w:ind w:left="6480" w:hanging="180"/>
+      </w:pPr>
+    </w:lvl>
+  </w:abstractNum>
   <w:abstractNum w:abstractNumId="4" w15:restartNumberingAfterBreak="0">
-    <w:nsid w:val="0FA5670F"/>
+    <w:nsid w:val="190E6D38"/>
+    <w:multiLevelType w:val="multilevel"/>
+    <w:tmpl w:val="C3262380"/>
+    <w:lvl w:ilvl="0">
+      <w:start w:val="1"/>
+      <w:numFmt w:val="decimal"/>
+      <w:lvlText w:val="%1."/>
+      <w:lvlJc w:val="left"/>
+      <w:pPr>
+        <w:tabs>
+          <w:tab w:val="num" w:pos="720"/>
+        </w:tabs>
+        <w:ind w:left="720" w:hanging="360"/>
+      </w:pPr>
+      <w:rPr>
+        <w:rFonts w:hint="default"/>
+      </w:rPr>
+    </w:lvl>
+    <w:lvl w:ilvl="1">
+      <w:start w:val="1"/>
+      <w:numFmt w:val="bullet"/>
+      <w:lvlText w:val="o"/>
+      <w:lvlJc w:val="left"/>
+      <w:pPr>
+        <w:tabs>
+          <w:tab w:val="num" w:pos="1440"/>
+        </w:tabs>
+        <w:ind w:left="1440" w:hanging="360"/>
+      </w:pPr>
+      <w:rPr>
+        <w:rFonts w:ascii="Courier New" w:hAnsi="Courier New" w:hint="default"/>
+        <w:sz w:val="20"/>
+      </w:rPr>
+    </w:lvl>
+    <w:lvl w:ilvl="2">
+      <w:start w:val="1"/>
+      <w:numFmt w:val="decimal"/>
+      <w:lvlText w:val="%3."/>
+      <w:lvlJc w:val="left"/>
+      <w:pPr>
+        <w:tabs>
+          <w:tab w:val="num" w:pos="2160"/>
+        </w:tabs>
+        <w:ind w:left="2160" w:hanging="360"/>
+      </w:pPr>
+      <w:rPr>
+        <w:rFonts w:hint="default"/>
+      </w:rPr>
+    </w:lvl>
+    <w:lvl w:ilvl="3">
+      <w:start w:val="1"/>
+      <w:numFmt w:val="decimal"/>
+      <w:lvlText w:val="%4."/>
+      <w:lvlJc w:val="left"/>
+      <w:pPr>
+        <w:tabs>
+          <w:tab w:val="num" w:pos="2880"/>
+        </w:tabs>
+        <w:ind w:left="2880" w:hanging="360"/>
+      </w:pPr>
+      <w:rPr>
+        <w:rFonts w:hint="default"/>
+      </w:rPr>
+    </w:lvl>
+    <w:lvl w:ilvl="4">
+      <w:start w:val="1"/>
+      <w:numFmt w:val="decimal"/>
+      <w:lvlText w:val="%5."/>
+      <w:lvlJc w:val="left"/>
+      <w:pPr>
+        <w:tabs>
+          <w:tab w:val="num" w:pos="3600"/>
+        </w:tabs>
+        <w:ind w:left="3600" w:hanging="360"/>
+      </w:pPr>
+      <w:rPr>
+        <w:rFonts w:hint="default"/>
+      </w:rPr>
+    </w:lvl>
+    <w:lvl w:ilvl="5">
+      <w:start w:val="1"/>
+      <w:numFmt w:val="decimal"/>
+      <w:lvlText w:val="%6."/>
+      <w:lvlJc w:val="left"/>
+      <w:pPr>
+        <w:tabs>
+          <w:tab w:val="num" w:pos="4320"/>
+        </w:tabs>
+        <w:ind w:left="4320" w:hanging="360"/>
+      </w:pPr>
+      <w:rPr>
+        <w:rFonts w:hint="default"/>
+      </w:rPr>
+    </w:lvl>
+    <w:lvl w:ilvl="6">
+      <w:start w:val="1"/>
+      <w:numFmt w:val="decimal"/>
+      <w:lvlText w:val="%7."/>
+      <w:lvlJc w:val="left"/>
+      <w:pPr>
+        <w:tabs>
+          <w:tab w:val="num" w:pos="5040"/>
+        </w:tabs>
+        <w:ind w:left="5040" w:hanging="360"/>
+      </w:pPr>
+      <w:rPr>
+        <w:rFonts w:hint="default"/>
+      </w:rPr>
+    </w:lvl>
+    <w:lvl w:ilvl="7">
+      <w:start w:val="1"/>
+      <w:numFmt w:val="decimal"/>
+      <w:lvlText w:val="%8."/>
+      <w:lvlJc w:val="left"/>
+      <w:pPr>
+        <w:tabs>
+          <w:tab w:val="num" w:pos="5760"/>
+        </w:tabs>
+        <w:ind w:left="5760" w:hanging="360"/>
+      </w:pPr>
+      <w:rPr>
+        <w:rFonts w:hint="default"/>
+      </w:rPr>
+    </w:lvl>
+    <w:lvl w:ilvl="8">
+      <w:start w:val="1"/>
+      <w:numFmt w:val="decimal"/>
+      <w:lvlText w:val="%9."/>
+      <w:lvlJc w:val="left"/>
+      <w:pPr>
+        <w:tabs>
+          <w:tab w:val="num" w:pos="6480"/>
+        </w:tabs>
+        <w:ind w:left="6480" w:hanging="360"/>
+      </w:pPr>
+      <w:rPr>
+        <w:rFonts w:hint="default"/>
+      </w:rPr>
+    </w:lvl>
+  </w:abstractNum>
+  <w:abstractNum w:abstractNumId="5" w15:restartNumberingAfterBreak="0">
+    <w:nsid w:val="1B1D4E7D"/>
     <w:multiLevelType w:val="hybridMultilevel"/>
-    <w:tmpl w:val="2012CB82"/>
-    <w:lvl w:ilvl="0" w:tplc="B8923DC6">
+    <w:tmpl w:val="87C66014"/>
+    <w:lvl w:ilvl="0" w:tplc="F0BA9D28">
+      <w:start w:val="5"/>
       <w:numFmt w:val="bullet"/>
       <w:lvlText w:val="-"/>
       <w:lvlJc w:val="left"/>
@@ -12346,7 +13431,7 @@
         <w:rFonts w:ascii="Times New Roman" w:eastAsia="Calibri" w:hAnsi="Times New Roman" w:cs="Times New Roman" w:hint="default"/>
       </w:rPr>
     </w:lvl>
-    <w:lvl w:ilvl="1" w:tplc="04090003" w:tentative="1">
+    <w:lvl w:ilvl="1" w:tplc="041A0003">
       <w:start w:val="1"/>
       <w:numFmt w:val="bullet"/>
       <w:lvlText w:val="o"/>
@@ -12358,7 +13443,7 @@
         <w:rFonts w:ascii="Courier New" w:hAnsi="Courier New" w:cs="Courier New" w:hint="default"/>
       </w:rPr>
     </w:lvl>
-    <w:lvl w:ilvl="2" w:tplc="04090005" w:tentative="1">
+    <w:lvl w:ilvl="2" w:tplc="041A0005">
       <w:start w:val="1"/>
       <w:numFmt w:val="bullet"/>
       <w:lvlText w:val=""/>
@@ -12370,7 +13455,7 @@
         <w:rFonts w:ascii="Wingdings" w:hAnsi="Wingdings" w:hint="default"/>
       </w:rPr>
     </w:lvl>
-    <w:lvl w:ilvl="3" w:tplc="04090001" w:tentative="1">
+    <w:lvl w:ilvl="3" w:tplc="041A0001" w:tentative="1">
       <w:start w:val="1"/>
       <w:numFmt w:val="bullet"/>
       <w:lvlText w:val=""/>
@@ -12382,7 +13467,7 @@
         <w:rFonts w:ascii="Symbol" w:hAnsi="Symbol" w:hint="default"/>
       </w:rPr>
     </w:lvl>
-    <w:lvl w:ilvl="4" w:tplc="04090003" w:tentative="1">
+    <w:lvl w:ilvl="4" w:tplc="041A0003" w:tentative="1">
       <w:start w:val="1"/>
       <w:numFmt w:val="bullet"/>
       <w:lvlText w:val="o"/>
@@ -12394,7 +13479,7 @@
         <w:rFonts w:ascii="Courier New" w:hAnsi="Courier New" w:cs="Courier New" w:hint="default"/>
       </w:rPr>
     </w:lvl>
-    <w:lvl w:ilvl="5" w:tplc="04090005" w:tentative="1">
+    <w:lvl w:ilvl="5" w:tplc="041A0005" w:tentative="1">
       <w:start w:val="1"/>
       <w:numFmt w:val="bullet"/>
       <w:lvlText w:val=""/>
@@ -12406,7 +13491,7 @@
         <w:rFonts w:ascii="Wingdings" w:hAnsi="Wingdings" w:hint="default"/>
       </w:rPr>
     </w:lvl>
-    <w:lvl w:ilvl="6" w:tplc="04090001" w:tentative="1">
+    <w:lvl w:ilvl="6" w:tplc="041A0001" w:tentative="1">
       <w:start w:val="1"/>
       <w:numFmt w:val="bullet"/>
       <w:lvlText w:val=""/>
@@ -12418,7 +13503,7 @@
         <w:rFonts w:ascii="Symbol" w:hAnsi="Symbol" w:hint="default"/>
       </w:rPr>
     </w:lvl>
-    <w:lvl w:ilvl="7" w:tplc="04090003" w:tentative="1">
+    <w:lvl w:ilvl="7" w:tplc="041A0003" w:tentative="1">
       <w:start w:val="1"/>
       <w:numFmt w:val="bullet"/>
       <w:lvlText w:val="o"/>
@@ -12430,7 +13515,7 @@
         <w:rFonts w:ascii="Courier New" w:hAnsi="Courier New" w:cs="Courier New" w:hint="default"/>
       </w:rPr>
     </w:lvl>
-    <w:lvl w:ilvl="8" w:tplc="04090005" w:tentative="1">
+    <w:lvl w:ilvl="8" w:tplc="041A0005" w:tentative="1">
       <w:start w:val="1"/>
       <w:numFmt w:val="bullet"/>
       <w:lvlText w:val=""/>
@@ -12443,10 +13528,151 @@
       </w:rPr>
     </w:lvl>
   </w:abstractNum>
-  <w:abstractNum w:abstractNumId="5" w15:restartNumberingAfterBreak="0">
-    <w:nsid w:val="1282440F"/>
+  <w:abstractNum w:abstractNumId="6" w15:restartNumberingAfterBreak="0">
+    <w:nsid w:val="1E5A1434"/>
+    <w:multiLevelType w:val="multilevel"/>
+    <w:tmpl w:val="C3262380"/>
+    <w:lvl w:ilvl="0">
+      <w:start w:val="1"/>
+      <w:numFmt w:val="decimal"/>
+      <w:lvlText w:val="%1."/>
+      <w:lvlJc w:val="left"/>
+      <w:pPr>
+        <w:tabs>
+          <w:tab w:val="num" w:pos="720"/>
+        </w:tabs>
+        <w:ind w:left="720" w:hanging="360"/>
+      </w:pPr>
+      <w:rPr>
+        <w:rFonts w:hint="default"/>
+      </w:rPr>
+    </w:lvl>
+    <w:lvl w:ilvl="1">
+      <w:start w:val="1"/>
+      <w:numFmt w:val="bullet"/>
+      <w:lvlText w:val="o"/>
+      <w:lvlJc w:val="left"/>
+      <w:pPr>
+        <w:tabs>
+          <w:tab w:val="num" w:pos="1440"/>
+        </w:tabs>
+        <w:ind w:left="1440" w:hanging="360"/>
+      </w:pPr>
+      <w:rPr>
+        <w:rFonts w:ascii="Courier New" w:hAnsi="Courier New" w:hint="default"/>
+        <w:sz w:val="20"/>
+      </w:rPr>
+    </w:lvl>
+    <w:lvl w:ilvl="2">
+      <w:start w:val="1"/>
+      <w:numFmt w:val="decimal"/>
+      <w:lvlText w:val="%3."/>
+      <w:lvlJc w:val="left"/>
+      <w:pPr>
+        <w:tabs>
+          <w:tab w:val="num" w:pos="2160"/>
+        </w:tabs>
+        <w:ind w:left="2160" w:hanging="360"/>
+      </w:pPr>
+      <w:rPr>
+        <w:rFonts w:hint="default"/>
+      </w:rPr>
+    </w:lvl>
+    <w:lvl w:ilvl="3">
+      <w:start w:val="1"/>
+      <w:numFmt w:val="decimal"/>
+      <w:lvlText w:val="%4."/>
+      <w:lvlJc w:val="left"/>
+      <w:pPr>
+        <w:tabs>
+          <w:tab w:val="num" w:pos="2880"/>
+        </w:tabs>
+        <w:ind w:left="2880" w:hanging="360"/>
+      </w:pPr>
+      <w:rPr>
+        <w:rFonts w:hint="default"/>
+      </w:rPr>
+    </w:lvl>
+    <w:lvl w:ilvl="4">
+      <w:start w:val="1"/>
+      <w:numFmt w:val="decimal"/>
+      <w:lvlText w:val="%5."/>
+      <w:lvlJc w:val="left"/>
+      <w:pPr>
+        <w:tabs>
+          <w:tab w:val="num" w:pos="3600"/>
+        </w:tabs>
+        <w:ind w:left="3600" w:hanging="360"/>
+      </w:pPr>
+      <w:rPr>
+        <w:rFonts w:hint="default"/>
+      </w:rPr>
+    </w:lvl>
+    <w:lvl w:ilvl="5">
+      <w:start w:val="1"/>
+      <w:numFmt w:val="decimal"/>
+      <w:lvlText w:val="%6."/>
+      <w:lvlJc w:val="left"/>
+      <w:pPr>
+        <w:tabs>
+          <w:tab w:val="num" w:pos="4320"/>
+        </w:tabs>
+        <w:ind w:left="4320" w:hanging="360"/>
+      </w:pPr>
+      <w:rPr>
+        <w:rFonts w:hint="default"/>
+      </w:rPr>
+    </w:lvl>
+    <w:lvl w:ilvl="6">
+      <w:start w:val="1"/>
+      <w:numFmt w:val="decimal"/>
+      <w:lvlText w:val="%7."/>
+      <w:lvlJc w:val="left"/>
+      <w:pPr>
+        <w:tabs>
+          <w:tab w:val="num" w:pos="5040"/>
+        </w:tabs>
+        <w:ind w:left="5040" w:hanging="360"/>
+      </w:pPr>
+      <w:rPr>
+        <w:rFonts w:hint="default"/>
+      </w:rPr>
+    </w:lvl>
+    <w:lvl w:ilvl="7">
+      <w:start w:val="1"/>
+      <w:numFmt w:val="decimal"/>
+      <w:lvlText w:val="%8."/>
+      <w:lvlJc w:val="left"/>
+      <w:pPr>
+        <w:tabs>
+          <w:tab w:val="num" w:pos="5760"/>
+        </w:tabs>
+        <w:ind w:left="5760" w:hanging="360"/>
+      </w:pPr>
+      <w:rPr>
+        <w:rFonts w:hint="default"/>
+      </w:rPr>
+    </w:lvl>
+    <w:lvl w:ilvl="8">
+      <w:start w:val="1"/>
+      <w:numFmt w:val="decimal"/>
+      <w:lvlText w:val="%9."/>
+      <w:lvlJc w:val="left"/>
+      <w:pPr>
+        <w:tabs>
+          <w:tab w:val="num" w:pos="6480"/>
+        </w:tabs>
+        <w:ind w:left="6480" w:hanging="360"/>
+      </w:pPr>
+      <w:rPr>
+        <w:rFonts w:hint="default"/>
+      </w:rPr>
+    </w:lvl>
+  </w:abstractNum>
+  <w:abstractNum w:abstractNumId="7" w15:restartNumberingAfterBreak="0">
+    <w:nsid w:val="39ED72AA"/>
     <w:multiLevelType w:val="hybridMultilevel"/>
-    <w:tmpl w:val="718A1C56"/>
+    <w:tmpl w:val="C9E0153A"/>
     <w:lvl w:ilvl="0" w:tplc="041A0001">
       <w:start w:val="1"/>
       <w:numFmt w:val="bullet"/>
@@ -12459,7 +13685,7 @@
         <w:rFonts w:ascii="Symbol" w:hAnsi="Symbol" w:hint="default"/>
       </w:rPr>
     </w:lvl>
-    <w:lvl w:ilvl="1" w:tplc="041A0003" w:tentative="1">
+    <w:lvl w:ilvl="1" w:tplc="041A0003">
       <w:start w:val="1"/>
       <w:numFmt w:val="bullet"/>
       <w:lvlText w:val="o"/>
@@ -12556,1223 +13782,7 @@
       </w:rPr>
     </w:lvl>
   </w:abstractNum>
-  <w:abstractNum w:abstractNumId="6" w15:restartNumberingAfterBreak="0">
-    <w:nsid w:val="151B6640"/>
-    <w:multiLevelType w:val="hybridMultilevel"/>
-    <w:tmpl w:val="EF82D0FE"/>
-    <w:lvl w:ilvl="0" w:tplc="041A000F">
-      <w:start w:val="1"/>
-      <w:numFmt w:val="decimal"/>
-      <w:lvlText w:val="%1."/>
-      <w:lvlJc w:val="left"/>
-      <w:pPr>
-        <w:ind w:left="720" w:hanging="360"/>
-      </w:pPr>
-    </w:lvl>
-    <w:lvl w:ilvl="1" w:tplc="041A0019" w:tentative="1">
-      <w:start w:val="1"/>
-      <w:numFmt w:val="lowerLetter"/>
-      <w:lvlText w:val="%2."/>
-      <w:lvlJc w:val="left"/>
-      <w:pPr>
-        <w:ind w:left="1440" w:hanging="360"/>
-      </w:pPr>
-    </w:lvl>
-    <w:lvl w:ilvl="2" w:tplc="041A001B" w:tentative="1">
-      <w:start w:val="1"/>
-      <w:numFmt w:val="lowerRoman"/>
-      <w:lvlText w:val="%3."/>
-      <w:lvlJc w:val="right"/>
-      <w:pPr>
-        <w:ind w:left="2160" w:hanging="180"/>
-      </w:pPr>
-    </w:lvl>
-    <w:lvl w:ilvl="3" w:tplc="041A000F" w:tentative="1">
-      <w:start w:val="1"/>
-      <w:numFmt w:val="decimal"/>
-      <w:lvlText w:val="%4."/>
-      <w:lvlJc w:val="left"/>
-      <w:pPr>
-        <w:ind w:left="2880" w:hanging="360"/>
-      </w:pPr>
-    </w:lvl>
-    <w:lvl w:ilvl="4" w:tplc="041A0019" w:tentative="1">
-      <w:start w:val="1"/>
-      <w:numFmt w:val="lowerLetter"/>
-      <w:lvlText w:val="%5."/>
-      <w:lvlJc w:val="left"/>
-      <w:pPr>
-        <w:ind w:left="3600" w:hanging="360"/>
-      </w:pPr>
-    </w:lvl>
-    <w:lvl w:ilvl="5" w:tplc="041A001B" w:tentative="1">
-      <w:start w:val="1"/>
-      <w:numFmt w:val="lowerRoman"/>
-      <w:lvlText w:val="%6."/>
-      <w:lvlJc w:val="right"/>
-      <w:pPr>
-        <w:ind w:left="4320" w:hanging="180"/>
-      </w:pPr>
-    </w:lvl>
-    <w:lvl w:ilvl="6" w:tplc="041A000F" w:tentative="1">
-      <w:start w:val="1"/>
-      <w:numFmt w:val="decimal"/>
-      <w:lvlText w:val="%7."/>
-      <w:lvlJc w:val="left"/>
-      <w:pPr>
-        <w:ind w:left="5040" w:hanging="360"/>
-      </w:pPr>
-    </w:lvl>
-    <w:lvl w:ilvl="7" w:tplc="041A0019" w:tentative="1">
-      <w:start w:val="1"/>
-      <w:numFmt w:val="lowerLetter"/>
-      <w:lvlText w:val="%8."/>
-      <w:lvlJc w:val="left"/>
-      <w:pPr>
-        <w:ind w:left="5760" w:hanging="360"/>
-      </w:pPr>
-    </w:lvl>
-    <w:lvl w:ilvl="8" w:tplc="041A001B" w:tentative="1">
-      <w:start w:val="1"/>
-      <w:numFmt w:val="lowerRoman"/>
-      <w:lvlText w:val="%9."/>
-      <w:lvlJc w:val="right"/>
-      <w:pPr>
-        <w:ind w:left="6480" w:hanging="180"/>
-      </w:pPr>
-    </w:lvl>
-  </w:abstractNum>
-  <w:abstractNum w:abstractNumId="7" w15:restartNumberingAfterBreak="0">
-    <w:nsid w:val="177B7998"/>
-    <w:multiLevelType w:val="hybridMultilevel"/>
-    <w:tmpl w:val="2E388DDC"/>
-    <w:lvl w:ilvl="0" w:tplc="0409000F">
-      <w:start w:val="1"/>
-      <w:numFmt w:val="decimal"/>
-      <w:lvlText w:val="%1."/>
-      <w:lvlJc w:val="left"/>
-      <w:pPr>
-        <w:ind w:left="720" w:hanging="360"/>
-      </w:pPr>
-    </w:lvl>
-    <w:lvl w:ilvl="1" w:tplc="04090019" w:tentative="1">
-      <w:start w:val="1"/>
-      <w:numFmt w:val="lowerLetter"/>
-      <w:lvlText w:val="%2."/>
-      <w:lvlJc w:val="left"/>
-      <w:pPr>
-        <w:ind w:left="1440" w:hanging="360"/>
-      </w:pPr>
-    </w:lvl>
-    <w:lvl w:ilvl="2" w:tplc="0409001B" w:tentative="1">
-      <w:start w:val="1"/>
-      <w:numFmt w:val="lowerRoman"/>
-      <w:lvlText w:val="%3."/>
-      <w:lvlJc w:val="right"/>
-      <w:pPr>
-        <w:ind w:left="2160" w:hanging="180"/>
-      </w:pPr>
-    </w:lvl>
-    <w:lvl w:ilvl="3" w:tplc="0409000F" w:tentative="1">
-      <w:start w:val="1"/>
-      <w:numFmt w:val="decimal"/>
-      <w:lvlText w:val="%4."/>
-      <w:lvlJc w:val="left"/>
-      <w:pPr>
-        <w:ind w:left="2880" w:hanging="360"/>
-      </w:pPr>
-    </w:lvl>
-    <w:lvl w:ilvl="4" w:tplc="04090019" w:tentative="1">
-      <w:start w:val="1"/>
-      <w:numFmt w:val="lowerLetter"/>
-      <w:lvlText w:val="%5."/>
-      <w:lvlJc w:val="left"/>
-      <w:pPr>
-        <w:ind w:left="3600" w:hanging="360"/>
-      </w:pPr>
-    </w:lvl>
-    <w:lvl w:ilvl="5" w:tplc="0409001B" w:tentative="1">
-      <w:start w:val="1"/>
-      <w:numFmt w:val="lowerRoman"/>
-      <w:lvlText w:val="%6."/>
-      <w:lvlJc w:val="right"/>
-      <w:pPr>
-        <w:ind w:left="4320" w:hanging="180"/>
-      </w:pPr>
-    </w:lvl>
-    <w:lvl w:ilvl="6" w:tplc="0409000F" w:tentative="1">
-      <w:start w:val="1"/>
-      <w:numFmt w:val="decimal"/>
-      <w:lvlText w:val="%7."/>
-      <w:lvlJc w:val="left"/>
-      <w:pPr>
-        <w:ind w:left="5040" w:hanging="360"/>
-      </w:pPr>
-    </w:lvl>
-    <w:lvl w:ilvl="7" w:tplc="04090019" w:tentative="1">
-      <w:start w:val="1"/>
-      <w:numFmt w:val="lowerLetter"/>
-      <w:lvlText w:val="%8."/>
-      <w:lvlJc w:val="left"/>
-      <w:pPr>
-        <w:ind w:left="5760" w:hanging="360"/>
-      </w:pPr>
-    </w:lvl>
-    <w:lvl w:ilvl="8" w:tplc="0409001B" w:tentative="1">
-      <w:start w:val="1"/>
-      <w:numFmt w:val="lowerRoman"/>
-      <w:lvlText w:val="%9."/>
-      <w:lvlJc w:val="right"/>
-      <w:pPr>
-        <w:ind w:left="6480" w:hanging="180"/>
-      </w:pPr>
-    </w:lvl>
-  </w:abstractNum>
   <w:abstractNum w:abstractNumId="8" w15:restartNumberingAfterBreak="0">
-    <w:nsid w:val="19BD0F15"/>
-    <w:multiLevelType w:val="hybridMultilevel"/>
-    <w:tmpl w:val="8312D6E2"/>
-    <w:lvl w:ilvl="0" w:tplc="04090001">
-      <w:start w:val="1"/>
-      <w:numFmt w:val="bullet"/>
-      <w:lvlText w:val=""/>
-      <w:lvlJc w:val="left"/>
-      <w:pPr>
-        <w:ind w:left="720" w:hanging="360"/>
-      </w:pPr>
-      <w:rPr>
-        <w:rFonts w:ascii="Symbol" w:hAnsi="Symbol" w:hint="default"/>
-      </w:rPr>
-    </w:lvl>
-    <w:lvl w:ilvl="1" w:tplc="04090003">
-      <w:start w:val="1"/>
-      <w:numFmt w:val="bullet"/>
-      <w:lvlText w:val="o"/>
-      <w:lvlJc w:val="left"/>
-      <w:pPr>
-        <w:ind w:left="1440" w:hanging="360"/>
-      </w:pPr>
-      <w:rPr>
-        <w:rFonts w:ascii="Courier New" w:hAnsi="Courier New" w:cs="Courier New" w:hint="default"/>
-      </w:rPr>
-    </w:lvl>
-    <w:lvl w:ilvl="2" w:tplc="04090005" w:tentative="1">
-      <w:start w:val="1"/>
-      <w:numFmt w:val="bullet"/>
-      <w:lvlText w:val=""/>
-      <w:lvlJc w:val="left"/>
-      <w:pPr>
-        <w:ind w:left="2160" w:hanging="360"/>
-      </w:pPr>
-      <w:rPr>
-        <w:rFonts w:ascii="Wingdings" w:hAnsi="Wingdings" w:hint="default"/>
-      </w:rPr>
-    </w:lvl>
-    <w:lvl w:ilvl="3" w:tplc="04090001" w:tentative="1">
-      <w:start w:val="1"/>
-      <w:numFmt w:val="bullet"/>
-      <w:lvlText w:val=""/>
-      <w:lvlJc w:val="left"/>
-      <w:pPr>
-        <w:ind w:left="2880" w:hanging="360"/>
-      </w:pPr>
-      <w:rPr>
-        <w:rFonts w:ascii="Symbol" w:hAnsi="Symbol" w:hint="default"/>
-      </w:rPr>
-    </w:lvl>
-    <w:lvl w:ilvl="4" w:tplc="04090003" w:tentative="1">
-      <w:start w:val="1"/>
-      <w:numFmt w:val="bullet"/>
-      <w:lvlText w:val="o"/>
-      <w:lvlJc w:val="left"/>
-      <w:pPr>
-        <w:ind w:left="3600" w:hanging="360"/>
-      </w:pPr>
-      <w:rPr>
-        <w:rFonts w:ascii="Courier New" w:hAnsi="Courier New" w:cs="Courier New" w:hint="default"/>
-      </w:rPr>
-    </w:lvl>
-    <w:lvl w:ilvl="5" w:tplc="04090005" w:tentative="1">
-      <w:start w:val="1"/>
-      <w:numFmt w:val="bullet"/>
-      <w:lvlText w:val=""/>
-      <w:lvlJc w:val="left"/>
-      <w:pPr>
-        <w:ind w:left="4320" w:hanging="360"/>
-      </w:pPr>
-      <w:rPr>
-        <w:rFonts w:ascii="Wingdings" w:hAnsi="Wingdings" w:hint="default"/>
-      </w:rPr>
-    </w:lvl>
-    <w:lvl w:ilvl="6" w:tplc="04090001" w:tentative="1">
-      <w:start w:val="1"/>
-      <w:numFmt w:val="bullet"/>
-      <w:lvlText w:val=""/>
-      <w:lvlJc w:val="left"/>
-      <w:pPr>
-        <w:ind w:left="5040" w:hanging="360"/>
-      </w:pPr>
-      <w:rPr>
-        <w:rFonts w:ascii="Symbol" w:hAnsi="Symbol" w:hint="default"/>
-      </w:rPr>
-    </w:lvl>
-    <w:lvl w:ilvl="7" w:tplc="04090003" w:tentative="1">
-      <w:start w:val="1"/>
-      <w:numFmt w:val="bullet"/>
-      <w:lvlText w:val="o"/>
-      <w:lvlJc w:val="left"/>
-      <w:pPr>
-        <w:ind w:left="5760" w:hanging="360"/>
-      </w:pPr>
-      <w:rPr>
-        <w:rFonts w:ascii="Courier New" w:hAnsi="Courier New" w:cs="Courier New" w:hint="default"/>
-      </w:rPr>
-    </w:lvl>
-    <w:lvl w:ilvl="8" w:tplc="04090005" w:tentative="1">
-      <w:start w:val="1"/>
-      <w:numFmt w:val="bullet"/>
-      <w:lvlText w:val=""/>
-      <w:lvlJc w:val="left"/>
-      <w:pPr>
-        <w:ind w:left="6480" w:hanging="360"/>
-      </w:pPr>
-      <w:rPr>
-        <w:rFonts w:ascii="Wingdings" w:hAnsi="Wingdings" w:hint="default"/>
-      </w:rPr>
-    </w:lvl>
-  </w:abstractNum>
-  <w:abstractNum w:abstractNumId="9" w15:restartNumberingAfterBreak="0">
-    <w:nsid w:val="1B1D4E7D"/>
-    <w:multiLevelType w:val="hybridMultilevel"/>
-    <w:tmpl w:val="87C66014"/>
-    <w:lvl w:ilvl="0" w:tplc="F0BA9D28">
-      <w:start w:val="5"/>
-      <w:numFmt w:val="bullet"/>
-      <w:lvlText w:val="-"/>
-      <w:lvlJc w:val="left"/>
-      <w:pPr>
-        <w:ind w:left="720" w:hanging="360"/>
-      </w:pPr>
-      <w:rPr>
-        <w:rFonts w:ascii="Times New Roman" w:eastAsia="Calibri" w:hAnsi="Times New Roman" w:cs="Times New Roman" w:hint="default"/>
-      </w:rPr>
-    </w:lvl>
-    <w:lvl w:ilvl="1" w:tplc="041A0003">
-      <w:start w:val="1"/>
-      <w:numFmt w:val="bullet"/>
-      <w:lvlText w:val="o"/>
-      <w:lvlJc w:val="left"/>
-      <w:pPr>
-        <w:ind w:left="1440" w:hanging="360"/>
-      </w:pPr>
-      <w:rPr>
-        <w:rFonts w:ascii="Courier New" w:hAnsi="Courier New" w:cs="Courier New" w:hint="default"/>
-      </w:rPr>
-    </w:lvl>
-    <w:lvl w:ilvl="2" w:tplc="041A0005">
-      <w:start w:val="1"/>
-      <w:numFmt w:val="bullet"/>
-      <w:lvlText w:val=""/>
-      <w:lvlJc w:val="left"/>
-      <w:pPr>
-        <w:ind w:left="2160" w:hanging="360"/>
-      </w:pPr>
-      <w:rPr>
-        <w:rFonts w:ascii="Wingdings" w:hAnsi="Wingdings" w:hint="default"/>
-      </w:rPr>
-    </w:lvl>
-    <w:lvl w:ilvl="3" w:tplc="041A0001" w:tentative="1">
-      <w:start w:val="1"/>
-      <w:numFmt w:val="bullet"/>
-      <w:lvlText w:val=""/>
-      <w:lvlJc w:val="left"/>
-      <w:pPr>
-        <w:ind w:left="2880" w:hanging="360"/>
-      </w:pPr>
-      <w:rPr>
-        <w:rFonts w:ascii="Symbol" w:hAnsi="Symbol" w:hint="default"/>
-      </w:rPr>
-    </w:lvl>
-    <w:lvl w:ilvl="4" w:tplc="041A0003" w:tentative="1">
-      <w:start w:val="1"/>
-      <w:numFmt w:val="bullet"/>
-      <w:lvlText w:val="o"/>
-      <w:lvlJc w:val="left"/>
-      <w:pPr>
-        <w:ind w:left="3600" w:hanging="360"/>
-      </w:pPr>
-      <w:rPr>
-        <w:rFonts w:ascii="Courier New" w:hAnsi="Courier New" w:cs="Courier New" w:hint="default"/>
-      </w:rPr>
-    </w:lvl>
-    <w:lvl w:ilvl="5" w:tplc="041A0005" w:tentative="1">
-      <w:start w:val="1"/>
-      <w:numFmt w:val="bullet"/>
-      <w:lvlText w:val=""/>
-      <w:lvlJc w:val="left"/>
-      <w:pPr>
-        <w:ind w:left="4320" w:hanging="360"/>
-      </w:pPr>
-      <w:rPr>
-        <w:rFonts w:ascii="Wingdings" w:hAnsi="Wingdings" w:hint="default"/>
-      </w:rPr>
-    </w:lvl>
-    <w:lvl w:ilvl="6" w:tplc="041A0001" w:tentative="1">
-      <w:start w:val="1"/>
-      <w:numFmt w:val="bullet"/>
-      <w:lvlText w:val=""/>
-      <w:lvlJc w:val="left"/>
-      <w:pPr>
-        <w:ind w:left="5040" w:hanging="360"/>
-      </w:pPr>
-      <w:rPr>
-        <w:rFonts w:ascii="Symbol" w:hAnsi="Symbol" w:hint="default"/>
-      </w:rPr>
-    </w:lvl>
-    <w:lvl w:ilvl="7" w:tplc="041A0003" w:tentative="1">
-      <w:start w:val="1"/>
-      <w:numFmt w:val="bullet"/>
-      <w:lvlText w:val="o"/>
-      <w:lvlJc w:val="left"/>
-      <w:pPr>
-        <w:ind w:left="5760" w:hanging="360"/>
-      </w:pPr>
-      <w:rPr>
-        <w:rFonts w:ascii="Courier New" w:hAnsi="Courier New" w:cs="Courier New" w:hint="default"/>
-      </w:rPr>
-    </w:lvl>
-    <w:lvl w:ilvl="8" w:tplc="041A0005" w:tentative="1">
-      <w:start w:val="1"/>
-      <w:numFmt w:val="bullet"/>
-      <w:lvlText w:val=""/>
-      <w:lvlJc w:val="left"/>
-      <w:pPr>
-        <w:ind w:left="6480" w:hanging="360"/>
-      </w:pPr>
-      <w:rPr>
-        <w:rFonts w:ascii="Wingdings" w:hAnsi="Wingdings" w:hint="default"/>
-      </w:rPr>
-    </w:lvl>
-  </w:abstractNum>
-  <w:abstractNum w:abstractNumId="10" w15:restartNumberingAfterBreak="0">
-    <w:nsid w:val="1D5E50C6"/>
-    <w:multiLevelType w:val="hybridMultilevel"/>
-    <w:tmpl w:val="0B843EC0"/>
-    <w:lvl w:ilvl="0" w:tplc="041A0001">
-      <w:start w:val="1"/>
-      <w:numFmt w:val="bullet"/>
-      <w:lvlText w:val=""/>
-      <w:lvlJc w:val="left"/>
-      <w:pPr>
-        <w:ind w:left="720" w:hanging="360"/>
-      </w:pPr>
-      <w:rPr>
-        <w:rFonts w:ascii="Symbol" w:hAnsi="Symbol" w:hint="default"/>
-      </w:rPr>
-    </w:lvl>
-    <w:lvl w:ilvl="1" w:tplc="041A0003" w:tentative="1">
-      <w:start w:val="1"/>
-      <w:numFmt w:val="bullet"/>
-      <w:lvlText w:val="o"/>
-      <w:lvlJc w:val="left"/>
-      <w:pPr>
-        <w:ind w:left="1440" w:hanging="360"/>
-      </w:pPr>
-      <w:rPr>
-        <w:rFonts w:ascii="Courier New" w:hAnsi="Courier New" w:cs="Courier New" w:hint="default"/>
-      </w:rPr>
-    </w:lvl>
-    <w:lvl w:ilvl="2" w:tplc="041A0005" w:tentative="1">
-      <w:start w:val="1"/>
-      <w:numFmt w:val="bullet"/>
-      <w:lvlText w:val=""/>
-      <w:lvlJc w:val="left"/>
-      <w:pPr>
-        <w:ind w:left="2160" w:hanging="360"/>
-      </w:pPr>
-      <w:rPr>
-        <w:rFonts w:ascii="Wingdings" w:hAnsi="Wingdings" w:hint="default"/>
-      </w:rPr>
-    </w:lvl>
-    <w:lvl w:ilvl="3" w:tplc="041A0001" w:tentative="1">
-      <w:start w:val="1"/>
-      <w:numFmt w:val="bullet"/>
-      <w:lvlText w:val=""/>
-      <w:lvlJc w:val="left"/>
-      <w:pPr>
-        <w:ind w:left="2880" w:hanging="360"/>
-      </w:pPr>
-      <w:rPr>
-        <w:rFonts w:ascii="Symbol" w:hAnsi="Symbol" w:hint="default"/>
-      </w:rPr>
-    </w:lvl>
-    <w:lvl w:ilvl="4" w:tplc="041A0003" w:tentative="1">
-      <w:start w:val="1"/>
-      <w:numFmt w:val="bullet"/>
-      <w:lvlText w:val="o"/>
-      <w:lvlJc w:val="left"/>
-      <w:pPr>
-        <w:ind w:left="3600" w:hanging="360"/>
-      </w:pPr>
-      <w:rPr>
-        <w:rFonts w:ascii="Courier New" w:hAnsi="Courier New" w:cs="Courier New" w:hint="default"/>
-      </w:rPr>
-    </w:lvl>
-    <w:lvl w:ilvl="5" w:tplc="041A0005" w:tentative="1">
-      <w:start w:val="1"/>
-      <w:numFmt w:val="bullet"/>
-      <w:lvlText w:val=""/>
-      <w:lvlJc w:val="left"/>
-      <w:pPr>
-        <w:ind w:left="4320" w:hanging="360"/>
-      </w:pPr>
-      <w:rPr>
-        <w:rFonts w:ascii="Wingdings" w:hAnsi="Wingdings" w:hint="default"/>
-      </w:rPr>
-    </w:lvl>
-    <w:lvl w:ilvl="6" w:tplc="041A0001" w:tentative="1">
-      <w:start w:val="1"/>
-      <w:numFmt w:val="bullet"/>
-      <w:lvlText w:val=""/>
-      <w:lvlJc w:val="left"/>
-      <w:pPr>
-        <w:ind w:left="5040" w:hanging="360"/>
-      </w:pPr>
-      <w:rPr>
-        <w:rFonts w:ascii="Symbol" w:hAnsi="Symbol" w:hint="default"/>
-      </w:rPr>
-    </w:lvl>
-    <w:lvl w:ilvl="7" w:tplc="041A0003" w:tentative="1">
-      <w:start w:val="1"/>
-      <w:numFmt w:val="bullet"/>
-      <w:lvlText w:val="o"/>
-      <w:lvlJc w:val="left"/>
-      <w:pPr>
-        <w:ind w:left="5760" w:hanging="360"/>
-      </w:pPr>
-      <w:rPr>
-        <w:rFonts w:ascii="Courier New" w:hAnsi="Courier New" w:cs="Courier New" w:hint="default"/>
-      </w:rPr>
-    </w:lvl>
-    <w:lvl w:ilvl="8" w:tplc="041A0005" w:tentative="1">
-      <w:start w:val="1"/>
-      <w:numFmt w:val="bullet"/>
-      <w:lvlText w:val=""/>
-      <w:lvlJc w:val="left"/>
-      <w:pPr>
-        <w:ind w:left="6480" w:hanging="360"/>
-      </w:pPr>
-      <w:rPr>
-        <w:rFonts w:ascii="Wingdings" w:hAnsi="Wingdings" w:hint="default"/>
-      </w:rPr>
-    </w:lvl>
-  </w:abstractNum>
-  <w:abstractNum w:abstractNumId="11" w15:restartNumberingAfterBreak="0">
-    <w:nsid w:val="23E41DF7"/>
-    <w:multiLevelType w:val="multilevel"/>
-    <w:tmpl w:val="E76EFC86"/>
-    <w:lvl w:ilvl="0">
-      <w:start w:val="1"/>
-      <w:numFmt w:val="decimal"/>
-      <w:lvlText w:val="%1."/>
-      <w:lvlJc w:val="left"/>
-      <w:pPr>
-        <w:tabs>
-          <w:tab w:val="num" w:pos="432"/>
-        </w:tabs>
-        <w:ind w:left="432" w:hanging="432"/>
-      </w:pPr>
-      <w:rPr>
-        <w:rFonts w:hint="default"/>
-      </w:rPr>
-    </w:lvl>
-    <w:lvl w:ilvl="1">
-      <w:start w:val="1"/>
-      <w:numFmt w:val="decimal"/>
-      <w:lvlText w:val="%1.%2."/>
-      <w:lvlJc w:val="left"/>
-      <w:pPr>
-        <w:tabs>
-          <w:tab w:val="num" w:pos="576"/>
-        </w:tabs>
-        <w:ind w:left="576" w:hanging="576"/>
-      </w:pPr>
-      <w:rPr>
-        <w:rFonts w:hint="default"/>
-      </w:rPr>
-    </w:lvl>
-    <w:lvl w:ilvl="2">
-      <w:start w:val="1"/>
-      <w:numFmt w:val="decimal"/>
-      <w:lvlText w:val="%1.%2.%3."/>
-      <w:lvlJc w:val="left"/>
-      <w:pPr>
-        <w:tabs>
-          <w:tab w:val="num" w:pos="720"/>
-        </w:tabs>
-        <w:ind w:left="720" w:hanging="720"/>
-      </w:pPr>
-      <w:rPr>
-        <w:rFonts w:hint="default"/>
-      </w:rPr>
-    </w:lvl>
-    <w:lvl w:ilvl="3">
-      <w:start w:val="1"/>
-      <w:numFmt w:val="decimal"/>
-      <w:lvlText w:val="%1.%2.%3.%4."/>
-      <w:lvlJc w:val="left"/>
-      <w:pPr>
-        <w:tabs>
-          <w:tab w:val="num" w:pos="864"/>
-        </w:tabs>
-        <w:ind w:left="864" w:hanging="864"/>
-      </w:pPr>
-      <w:rPr>
-        <w:rFonts w:hint="default"/>
-      </w:rPr>
-    </w:lvl>
-    <w:lvl w:ilvl="4">
-      <w:start w:val="1"/>
-      <w:numFmt w:val="decimal"/>
-      <w:lvlText w:val="%1.%2.%3.%4.%5"/>
-      <w:lvlJc w:val="left"/>
-      <w:pPr>
-        <w:tabs>
-          <w:tab w:val="num" w:pos="1008"/>
-        </w:tabs>
-        <w:ind w:left="1008" w:hanging="1008"/>
-      </w:pPr>
-      <w:rPr>
-        <w:rFonts w:hint="default"/>
-      </w:rPr>
-    </w:lvl>
-    <w:lvl w:ilvl="5">
-      <w:start w:val="1"/>
-      <w:numFmt w:val="decimal"/>
-      <w:lvlText w:val="%1.%2.%3.%4.%5.%6"/>
-      <w:lvlJc w:val="left"/>
-      <w:pPr>
-        <w:tabs>
-          <w:tab w:val="num" w:pos="1152"/>
-        </w:tabs>
-        <w:ind w:left="1152" w:hanging="1152"/>
-      </w:pPr>
-      <w:rPr>
-        <w:rFonts w:hint="default"/>
-      </w:rPr>
-    </w:lvl>
-    <w:lvl w:ilvl="6">
-      <w:start w:val="1"/>
-      <w:numFmt w:val="decimal"/>
-      <w:lvlText w:val="%1.%2.%3.%4.%5.%6.%7"/>
-      <w:lvlJc w:val="left"/>
-      <w:pPr>
-        <w:tabs>
-          <w:tab w:val="num" w:pos="1296"/>
-        </w:tabs>
-        <w:ind w:left="1296" w:hanging="1296"/>
-      </w:pPr>
-      <w:rPr>
-        <w:rFonts w:hint="default"/>
-      </w:rPr>
-    </w:lvl>
-    <w:lvl w:ilvl="7">
-      <w:start w:val="1"/>
-      <w:numFmt w:val="decimal"/>
-      <w:lvlText w:val="%1.%2.%3.%4.%5.%6.%7.%8"/>
-      <w:lvlJc w:val="left"/>
-      <w:pPr>
-        <w:tabs>
-          <w:tab w:val="num" w:pos="1440"/>
-        </w:tabs>
-        <w:ind w:left="1440" w:hanging="1440"/>
-      </w:pPr>
-      <w:rPr>
-        <w:rFonts w:hint="default"/>
-      </w:rPr>
-    </w:lvl>
-    <w:lvl w:ilvl="8">
-      <w:start w:val="1"/>
-      <w:numFmt w:val="decimal"/>
-      <w:lvlText w:val="%1.%2.%3.%4.%5.%6.%7.%8.%9"/>
-      <w:lvlJc w:val="left"/>
-      <w:pPr>
-        <w:tabs>
-          <w:tab w:val="num" w:pos="1584"/>
-        </w:tabs>
-        <w:ind w:left="1584" w:hanging="1584"/>
-      </w:pPr>
-      <w:rPr>
-        <w:rFonts w:hint="default"/>
-      </w:rPr>
-    </w:lvl>
-  </w:abstractNum>
-  <w:abstractNum w:abstractNumId="12" w15:restartNumberingAfterBreak="0">
-    <w:nsid w:val="26DE58C0"/>
-    <w:multiLevelType w:val="hybridMultilevel"/>
-    <w:tmpl w:val="FEFC99FE"/>
-    <w:lvl w:ilvl="0" w:tplc="12C2E27C">
-      <w:start w:val="1"/>
-      <w:numFmt w:val="bullet"/>
-      <w:lvlText w:val=""/>
-      <w:lvlJc w:val="left"/>
-      <w:pPr>
-        <w:tabs>
-          <w:tab w:val="num" w:pos="720"/>
-        </w:tabs>
-        <w:ind w:left="720" w:hanging="360"/>
-      </w:pPr>
-      <w:rPr>
-        <w:rFonts w:ascii="Wingdings" w:hAnsi="Wingdings" w:hint="default"/>
-      </w:rPr>
-    </w:lvl>
-    <w:lvl w:ilvl="1" w:tplc="5268B4D6">
-      <w:start w:val="1"/>
-      <w:numFmt w:val="bullet"/>
-      <w:lvlText w:val=""/>
-      <w:lvlJc w:val="left"/>
-      <w:pPr>
-        <w:tabs>
-          <w:tab w:val="num" w:pos="1440"/>
-        </w:tabs>
-        <w:ind w:left="1440" w:hanging="360"/>
-      </w:pPr>
-      <w:rPr>
-        <w:rFonts w:ascii="Wingdings" w:hAnsi="Wingdings" w:hint="default"/>
-      </w:rPr>
-    </w:lvl>
-    <w:lvl w:ilvl="2" w:tplc="151E974C" w:tentative="1">
-      <w:start w:val="1"/>
-      <w:numFmt w:val="bullet"/>
-      <w:lvlText w:val=""/>
-      <w:lvlJc w:val="left"/>
-      <w:pPr>
-        <w:tabs>
-          <w:tab w:val="num" w:pos="2160"/>
-        </w:tabs>
-        <w:ind w:left="2160" w:hanging="360"/>
-      </w:pPr>
-      <w:rPr>
-        <w:rFonts w:ascii="Wingdings" w:hAnsi="Wingdings" w:hint="default"/>
-      </w:rPr>
-    </w:lvl>
-    <w:lvl w:ilvl="3" w:tplc="C00CFFC4" w:tentative="1">
-      <w:start w:val="1"/>
-      <w:numFmt w:val="bullet"/>
-      <w:lvlText w:val=""/>
-      <w:lvlJc w:val="left"/>
-      <w:pPr>
-        <w:tabs>
-          <w:tab w:val="num" w:pos="2880"/>
-        </w:tabs>
-        <w:ind w:left="2880" w:hanging="360"/>
-      </w:pPr>
-      <w:rPr>
-        <w:rFonts w:ascii="Wingdings" w:hAnsi="Wingdings" w:hint="default"/>
-      </w:rPr>
-    </w:lvl>
-    <w:lvl w:ilvl="4" w:tplc="C5247D72" w:tentative="1">
-      <w:start w:val="1"/>
-      <w:numFmt w:val="bullet"/>
-      <w:lvlText w:val=""/>
-      <w:lvlJc w:val="left"/>
-      <w:pPr>
-        <w:tabs>
-          <w:tab w:val="num" w:pos="3600"/>
-        </w:tabs>
-        <w:ind w:left="3600" w:hanging="360"/>
-      </w:pPr>
-      <w:rPr>
-        <w:rFonts w:ascii="Wingdings" w:hAnsi="Wingdings" w:hint="default"/>
-      </w:rPr>
-    </w:lvl>
-    <w:lvl w:ilvl="5" w:tplc="1F5C61AC" w:tentative="1">
-      <w:start w:val="1"/>
-      <w:numFmt w:val="bullet"/>
-      <w:lvlText w:val=""/>
-      <w:lvlJc w:val="left"/>
-      <w:pPr>
-        <w:tabs>
-          <w:tab w:val="num" w:pos="4320"/>
-        </w:tabs>
-        <w:ind w:left="4320" w:hanging="360"/>
-      </w:pPr>
-      <w:rPr>
-        <w:rFonts w:ascii="Wingdings" w:hAnsi="Wingdings" w:hint="default"/>
-      </w:rPr>
-    </w:lvl>
-    <w:lvl w:ilvl="6" w:tplc="78E21744" w:tentative="1">
-      <w:start w:val="1"/>
-      <w:numFmt w:val="bullet"/>
-      <w:lvlText w:val=""/>
-      <w:lvlJc w:val="left"/>
-      <w:pPr>
-        <w:tabs>
-          <w:tab w:val="num" w:pos="5040"/>
-        </w:tabs>
-        <w:ind w:left="5040" w:hanging="360"/>
-      </w:pPr>
-      <w:rPr>
-        <w:rFonts w:ascii="Wingdings" w:hAnsi="Wingdings" w:hint="default"/>
-      </w:rPr>
-    </w:lvl>
-    <w:lvl w:ilvl="7" w:tplc="ED2C3B46" w:tentative="1">
-      <w:start w:val="1"/>
-      <w:numFmt w:val="bullet"/>
-      <w:lvlText w:val=""/>
-      <w:lvlJc w:val="left"/>
-      <w:pPr>
-        <w:tabs>
-          <w:tab w:val="num" w:pos="5760"/>
-        </w:tabs>
-        <w:ind w:left="5760" w:hanging="360"/>
-      </w:pPr>
-      <w:rPr>
-        <w:rFonts w:ascii="Wingdings" w:hAnsi="Wingdings" w:hint="default"/>
-      </w:rPr>
-    </w:lvl>
-    <w:lvl w:ilvl="8" w:tplc="6346FD78" w:tentative="1">
-      <w:start w:val="1"/>
-      <w:numFmt w:val="bullet"/>
-      <w:lvlText w:val=""/>
-      <w:lvlJc w:val="left"/>
-      <w:pPr>
-        <w:tabs>
-          <w:tab w:val="num" w:pos="6480"/>
-        </w:tabs>
-        <w:ind w:left="6480" w:hanging="360"/>
-      </w:pPr>
-      <w:rPr>
-        <w:rFonts w:ascii="Wingdings" w:hAnsi="Wingdings" w:hint="default"/>
-      </w:rPr>
-    </w:lvl>
-  </w:abstractNum>
-  <w:abstractNum w:abstractNumId="13" w15:restartNumberingAfterBreak="0">
-    <w:nsid w:val="2CB55346"/>
-    <w:multiLevelType w:val="hybridMultilevel"/>
-    <w:tmpl w:val="EB0A9CCC"/>
-    <w:lvl w:ilvl="0" w:tplc="0409000F">
-      <w:start w:val="1"/>
-      <w:numFmt w:val="decimal"/>
-      <w:lvlText w:val="%1."/>
-      <w:lvlJc w:val="left"/>
-      <w:pPr>
-        <w:ind w:left="720" w:hanging="360"/>
-      </w:pPr>
-    </w:lvl>
-    <w:lvl w:ilvl="1" w:tplc="04090019" w:tentative="1">
-      <w:start w:val="1"/>
-      <w:numFmt w:val="lowerLetter"/>
-      <w:lvlText w:val="%2."/>
-      <w:lvlJc w:val="left"/>
-      <w:pPr>
-        <w:ind w:left="1440" w:hanging="360"/>
-      </w:pPr>
-    </w:lvl>
-    <w:lvl w:ilvl="2" w:tplc="0409001B" w:tentative="1">
-      <w:start w:val="1"/>
-      <w:numFmt w:val="lowerRoman"/>
-      <w:lvlText w:val="%3."/>
-      <w:lvlJc w:val="right"/>
-      <w:pPr>
-        <w:ind w:left="2160" w:hanging="180"/>
-      </w:pPr>
-    </w:lvl>
-    <w:lvl w:ilvl="3" w:tplc="0409000F" w:tentative="1">
-      <w:start w:val="1"/>
-      <w:numFmt w:val="decimal"/>
-      <w:lvlText w:val="%4."/>
-      <w:lvlJc w:val="left"/>
-      <w:pPr>
-        <w:ind w:left="2880" w:hanging="360"/>
-      </w:pPr>
-    </w:lvl>
-    <w:lvl w:ilvl="4" w:tplc="04090019" w:tentative="1">
-      <w:start w:val="1"/>
-      <w:numFmt w:val="lowerLetter"/>
-      <w:lvlText w:val="%5."/>
-      <w:lvlJc w:val="left"/>
-      <w:pPr>
-        <w:ind w:left="3600" w:hanging="360"/>
-      </w:pPr>
-    </w:lvl>
-    <w:lvl w:ilvl="5" w:tplc="0409001B" w:tentative="1">
-      <w:start w:val="1"/>
-      <w:numFmt w:val="lowerRoman"/>
-      <w:lvlText w:val="%6."/>
-      <w:lvlJc w:val="right"/>
-      <w:pPr>
-        <w:ind w:left="4320" w:hanging="180"/>
-      </w:pPr>
-    </w:lvl>
-    <w:lvl w:ilvl="6" w:tplc="0409000F" w:tentative="1">
-      <w:start w:val="1"/>
-      <w:numFmt w:val="decimal"/>
-      <w:lvlText w:val="%7."/>
-      <w:lvlJc w:val="left"/>
-      <w:pPr>
-        <w:ind w:left="5040" w:hanging="360"/>
-      </w:pPr>
-    </w:lvl>
-    <w:lvl w:ilvl="7" w:tplc="04090019" w:tentative="1">
-      <w:start w:val="1"/>
-      <w:numFmt w:val="lowerLetter"/>
-      <w:lvlText w:val="%8."/>
-      <w:lvlJc w:val="left"/>
-      <w:pPr>
-        <w:ind w:left="5760" w:hanging="360"/>
-      </w:pPr>
-    </w:lvl>
-    <w:lvl w:ilvl="8" w:tplc="0409001B" w:tentative="1">
-      <w:start w:val="1"/>
-      <w:numFmt w:val="lowerRoman"/>
-      <w:lvlText w:val="%9."/>
-      <w:lvlJc w:val="right"/>
-      <w:pPr>
-        <w:ind w:left="6480" w:hanging="180"/>
-      </w:pPr>
-    </w:lvl>
-  </w:abstractNum>
-  <w:abstractNum w:abstractNumId="14" w15:restartNumberingAfterBreak="0">
-    <w:nsid w:val="314D0B36"/>
-    <w:multiLevelType w:val="multilevel"/>
-    <w:tmpl w:val="04090021"/>
-    <w:lvl w:ilvl="0">
-      <w:start w:val="1"/>
-      <w:numFmt w:val="bullet"/>
-      <w:lvlText w:val=""/>
-      <w:lvlJc w:val="left"/>
-      <w:pPr>
-        <w:ind w:left="360" w:hanging="360"/>
-      </w:pPr>
-      <w:rPr>
-        <w:rFonts w:ascii="Wingdings" w:hAnsi="Wingdings" w:hint="default"/>
-      </w:rPr>
-    </w:lvl>
-    <w:lvl w:ilvl="1">
-      <w:start w:val="1"/>
-      <w:numFmt w:val="bullet"/>
-      <w:lvlText w:val=""/>
-      <w:lvlJc w:val="left"/>
-      <w:pPr>
-        <w:ind w:left="720" w:hanging="360"/>
-      </w:pPr>
-      <w:rPr>
-        <w:rFonts w:ascii="Wingdings" w:hAnsi="Wingdings" w:hint="default"/>
-      </w:rPr>
-    </w:lvl>
-    <w:lvl w:ilvl="2">
-      <w:start w:val="1"/>
-      <w:numFmt w:val="bullet"/>
-      <w:lvlText w:val=""/>
-      <w:lvlJc w:val="left"/>
-      <w:pPr>
-        <w:ind w:left="1080" w:hanging="360"/>
-      </w:pPr>
-      <w:rPr>
-        <w:rFonts w:ascii="Wingdings" w:hAnsi="Wingdings" w:hint="default"/>
-      </w:rPr>
-    </w:lvl>
-    <w:lvl w:ilvl="3">
-      <w:start w:val="1"/>
-      <w:numFmt w:val="bullet"/>
-      <w:lvlText w:val=""/>
-      <w:lvlJc w:val="left"/>
-      <w:pPr>
-        <w:ind w:left="1440" w:hanging="360"/>
-      </w:pPr>
-      <w:rPr>
-        <w:rFonts w:ascii="Symbol" w:hAnsi="Symbol" w:hint="default"/>
-      </w:rPr>
-    </w:lvl>
-    <w:lvl w:ilvl="4">
-      <w:start w:val="1"/>
-      <w:numFmt w:val="bullet"/>
-      <w:lvlText w:val=""/>
-      <w:lvlJc w:val="left"/>
-      <w:pPr>
-        <w:ind w:left="1800" w:hanging="360"/>
-      </w:pPr>
-      <w:rPr>
-        <w:rFonts w:ascii="Symbol" w:hAnsi="Symbol" w:hint="default"/>
-      </w:rPr>
-    </w:lvl>
-    <w:lvl w:ilvl="5">
-      <w:start w:val="1"/>
-      <w:numFmt w:val="bullet"/>
-      <w:lvlText w:val=""/>
-      <w:lvlJc w:val="left"/>
-      <w:pPr>
-        <w:ind w:left="2160" w:hanging="360"/>
-      </w:pPr>
-      <w:rPr>
-        <w:rFonts w:ascii="Wingdings" w:hAnsi="Wingdings" w:hint="default"/>
-      </w:rPr>
-    </w:lvl>
-    <w:lvl w:ilvl="6">
-      <w:start w:val="1"/>
-      <w:numFmt w:val="bullet"/>
-      <w:lvlText w:val=""/>
-      <w:lvlJc w:val="left"/>
-      <w:pPr>
-        <w:ind w:left="2520" w:hanging="360"/>
-      </w:pPr>
-      <w:rPr>
-        <w:rFonts w:ascii="Wingdings" w:hAnsi="Wingdings" w:hint="default"/>
-      </w:rPr>
-    </w:lvl>
-    <w:lvl w:ilvl="7">
-      <w:start w:val="1"/>
-      <w:numFmt w:val="bullet"/>
-      <w:lvlText w:val=""/>
-      <w:lvlJc w:val="left"/>
-      <w:pPr>
-        <w:ind w:left="2880" w:hanging="360"/>
-      </w:pPr>
-      <w:rPr>
-        <w:rFonts w:ascii="Symbol" w:hAnsi="Symbol" w:hint="default"/>
-      </w:rPr>
-    </w:lvl>
-    <w:lvl w:ilvl="8">
-      <w:start w:val="1"/>
-      <w:numFmt w:val="bullet"/>
-      <w:lvlText w:val=""/>
-      <w:lvlJc w:val="left"/>
-      <w:pPr>
-        <w:ind w:left="3240" w:hanging="360"/>
-      </w:pPr>
-      <w:rPr>
-        <w:rFonts w:ascii="Symbol" w:hAnsi="Symbol" w:hint="default"/>
-      </w:rPr>
-    </w:lvl>
-  </w:abstractNum>
-  <w:abstractNum w:abstractNumId="15" w15:restartNumberingAfterBreak="0">
-    <w:nsid w:val="362F76ED"/>
-    <w:multiLevelType w:val="multilevel"/>
-    <w:tmpl w:val="04090021"/>
-    <w:lvl w:ilvl="0">
-      <w:start w:val="1"/>
-      <w:numFmt w:val="bullet"/>
-      <w:lvlText w:val=""/>
-      <w:lvlJc w:val="left"/>
-      <w:pPr>
-        <w:ind w:left="360" w:hanging="360"/>
-      </w:pPr>
-      <w:rPr>
-        <w:rFonts w:ascii="Wingdings" w:hAnsi="Wingdings" w:hint="default"/>
-      </w:rPr>
-    </w:lvl>
-    <w:lvl w:ilvl="1">
-      <w:start w:val="1"/>
-      <w:numFmt w:val="bullet"/>
-      <w:lvlText w:val=""/>
-      <w:lvlJc w:val="left"/>
-      <w:pPr>
-        <w:ind w:left="720" w:hanging="360"/>
-      </w:pPr>
-      <w:rPr>
-        <w:rFonts w:ascii="Wingdings" w:hAnsi="Wingdings" w:hint="default"/>
-      </w:rPr>
-    </w:lvl>
-    <w:lvl w:ilvl="2">
-      <w:start w:val="1"/>
-      <w:numFmt w:val="bullet"/>
-      <w:lvlText w:val=""/>
-      <w:lvlJc w:val="left"/>
-      <w:pPr>
-        <w:ind w:left="1080" w:hanging="360"/>
-      </w:pPr>
-      <w:rPr>
-        <w:rFonts w:ascii="Wingdings" w:hAnsi="Wingdings" w:hint="default"/>
-      </w:rPr>
-    </w:lvl>
-    <w:lvl w:ilvl="3">
-      <w:start w:val="1"/>
-      <w:numFmt w:val="bullet"/>
-      <w:lvlText w:val=""/>
-      <w:lvlJc w:val="left"/>
-      <w:pPr>
-        <w:ind w:left="1440" w:hanging="360"/>
-      </w:pPr>
-      <w:rPr>
-        <w:rFonts w:ascii="Symbol" w:hAnsi="Symbol" w:hint="default"/>
-      </w:rPr>
-    </w:lvl>
-    <w:lvl w:ilvl="4">
-      <w:start w:val="1"/>
-      <w:numFmt w:val="bullet"/>
-      <w:lvlText w:val=""/>
-      <w:lvlJc w:val="left"/>
-      <w:pPr>
-        <w:ind w:left="1800" w:hanging="360"/>
-      </w:pPr>
-      <w:rPr>
-        <w:rFonts w:ascii="Symbol" w:hAnsi="Symbol" w:hint="default"/>
-      </w:rPr>
-    </w:lvl>
-    <w:lvl w:ilvl="5">
-      <w:start w:val="1"/>
-      <w:numFmt w:val="bullet"/>
-      <w:lvlText w:val=""/>
-      <w:lvlJc w:val="left"/>
-      <w:pPr>
-        <w:ind w:left="2160" w:hanging="360"/>
-      </w:pPr>
-      <w:rPr>
-        <w:rFonts w:ascii="Wingdings" w:hAnsi="Wingdings" w:hint="default"/>
-      </w:rPr>
-    </w:lvl>
-    <w:lvl w:ilvl="6">
-      <w:start w:val="1"/>
-      <w:numFmt w:val="bullet"/>
-      <w:lvlText w:val=""/>
-      <w:lvlJc w:val="left"/>
-      <w:pPr>
-        <w:ind w:left="2520" w:hanging="360"/>
-      </w:pPr>
-      <w:rPr>
-        <w:rFonts w:ascii="Wingdings" w:hAnsi="Wingdings" w:hint="default"/>
-      </w:rPr>
-    </w:lvl>
-    <w:lvl w:ilvl="7">
-      <w:start w:val="1"/>
-      <w:numFmt w:val="bullet"/>
-      <w:lvlText w:val=""/>
-      <w:lvlJc w:val="left"/>
-      <w:pPr>
-        <w:ind w:left="2880" w:hanging="360"/>
-      </w:pPr>
-      <w:rPr>
-        <w:rFonts w:ascii="Symbol" w:hAnsi="Symbol" w:hint="default"/>
-      </w:rPr>
-    </w:lvl>
-    <w:lvl w:ilvl="8">
-      <w:start w:val="1"/>
-      <w:numFmt w:val="bullet"/>
-      <w:lvlText w:val=""/>
-      <w:lvlJc w:val="left"/>
-      <w:pPr>
-        <w:ind w:left="3240" w:hanging="360"/>
-      </w:pPr>
-      <w:rPr>
-        <w:rFonts w:ascii="Symbol" w:hAnsi="Symbol" w:hint="default"/>
-      </w:rPr>
-    </w:lvl>
-  </w:abstractNum>
-  <w:abstractNum w:abstractNumId="16" w15:restartNumberingAfterBreak="0">
-    <w:nsid w:val="3CD20363"/>
-    <w:multiLevelType w:val="hybridMultilevel"/>
-    <w:tmpl w:val="4184B8F6"/>
-    <w:lvl w:ilvl="0" w:tplc="041A0001">
-      <w:start w:val="1"/>
-      <w:numFmt w:val="bullet"/>
-      <w:lvlText w:val=""/>
-      <w:lvlJc w:val="left"/>
-      <w:pPr>
-        <w:ind w:left="720" w:hanging="360"/>
-      </w:pPr>
-      <w:rPr>
-        <w:rFonts w:ascii="Symbol" w:hAnsi="Symbol" w:hint="default"/>
-      </w:rPr>
-    </w:lvl>
-    <w:lvl w:ilvl="1" w:tplc="041A0003" w:tentative="1">
-      <w:start w:val="1"/>
-      <w:numFmt w:val="bullet"/>
-      <w:lvlText w:val="o"/>
-      <w:lvlJc w:val="left"/>
-      <w:pPr>
-        <w:ind w:left="1440" w:hanging="360"/>
-      </w:pPr>
-      <w:rPr>
-        <w:rFonts w:ascii="Courier New" w:hAnsi="Courier New" w:cs="Courier New" w:hint="default"/>
-      </w:rPr>
-    </w:lvl>
-    <w:lvl w:ilvl="2" w:tplc="041A0005" w:tentative="1">
-      <w:start w:val="1"/>
-      <w:numFmt w:val="bullet"/>
-      <w:lvlText w:val=""/>
-      <w:lvlJc w:val="left"/>
-      <w:pPr>
-        <w:ind w:left="2160" w:hanging="360"/>
-      </w:pPr>
-      <w:rPr>
-        <w:rFonts w:ascii="Wingdings" w:hAnsi="Wingdings" w:hint="default"/>
-      </w:rPr>
-    </w:lvl>
-    <w:lvl w:ilvl="3" w:tplc="041A0001" w:tentative="1">
-      <w:start w:val="1"/>
-      <w:numFmt w:val="bullet"/>
-      <w:lvlText w:val=""/>
-      <w:lvlJc w:val="left"/>
-      <w:pPr>
-        <w:ind w:left="2880" w:hanging="360"/>
-      </w:pPr>
-      <w:rPr>
-        <w:rFonts w:ascii="Symbol" w:hAnsi="Symbol" w:hint="default"/>
-      </w:rPr>
-    </w:lvl>
-    <w:lvl w:ilvl="4" w:tplc="041A0003" w:tentative="1">
-      <w:start w:val="1"/>
-      <w:numFmt w:val="bullet"/>
-      <w:lvlText w:val="o"/>
-      <w:lvlJc w:val="left"/>
-      <w:pPr>
-        <w:ind w:left="3600" w:hanging="360"/>
-      </w:pPr>
-      <w:rPr>
-        <w:rFonts w:ascii="Courier New" w:hAnsi="Courier New" w:cs="Courier New" w:hint="default"/>
-      </w:rPr>
-    </w:lvl>
-    <w:lvl w:ilvl="5" w:tplc="041A0005" w:tentative="1">
-      <w:start w:val="1"/>
-      <w:numFmt w:val="bullet"/>
-      <w:lvlText w:val=""/>
-      <w:lvlJc w:val="left"/>
-      <w:pPr>
-        <w:ind w:left="4320" w:hanging="360"/>
-      </w:pPr>
-      <w:rPr>
-        <w:rFonts w:ascii="Wingdings" w:hAnsi="Wingdings" w:hint="default"/>
-      </w:rPr>
-    </w:lvl>
-    <w:lvl w:ilvl="6" w:tplc="041A0001" w:tentative="1">
-      <w:start w:val="1"/>
-      <w:numFmt w:val="bullet"/>
-      <w:lvlText w:val=""/>
-      <w:lvlJc w:val="left"/>
-      <w:pPr>
-        <w:ind w:left="5040" w:hanging="360"/>
-      </w:pPr>
-      <w:rPr>
-        <w:rFonts w:ascii="Symbol" w:hAnsi="Symbol" w:hint="default"/>
-      </w:rPr>
-    </w:lvl>
-    <w:lvl w:ilvl="7" w:tplc="041A0003" w:tentative="1">
-      <w:start w:val="1"/>
-      <w:numFmt w:val="bullet"/>
-      <w:lvlText w:val="o"/>
-      <w:lvlJc w:val="left"/>
-      <w:pPr>
-        <w:ind w:left="5760" w:hanging="360"/>
-      </w:pPr>
-      <w:rPr>
-        <w:rFonts w:ascii="Courier New" w:hAnsi="Courier New" w:cs="Courier New" w:hint="default"/>
-      </w:rPr>
-    </w:lvl>
-    <w:lvl w:ilvl="8" w:tplc="041A0005" w:tentative="1">
-      <w:start w:val="1"/>
-      <w:numFmt w:val="bullet"/>
-      <w:lvlText w:val=""/>
-      <w:lvlJc w:val="left"/>
-      <w:pPr>
-        <w:ind w:left="6480" w:hanging="360"/>
-      </w:pPr>
-      <w:rPr>
-        <w:rFonts w:ascii="Wingdings" w:hAnsi="Wingdings" w:hint="default"/>
-      </w:rPr>
-    </w:lvl>
-  </w:abstractNum>
-  <w:abstractNum w:abstractNumId="17" w15:restartNumberingAfterBreak="0">
     <w:nsid w:val="3D09409F"/>
     <w:multiLevelType w:val="hybridMultilevel"/>
     <w:tmpl w:val="DFE878CC"/>
@@ -13889,421 +13899,124 @@
       </w:pPr>
     </w:lvl>
   </w:abstractNum>
-  <w:abstractNum w:abstractNumId="18" w15:restartNumberingAfterBreak="0">
-    <w:nsid w:val="3F770B3C"/>
+  <w:abstractNum w:abstractNumId="9" w15:restartNumberingAfterBreak="0">
+    <w:nsid w:val="3D8C6D34"/>
     <w:multiLevelType w:val="multilevel"/>
-    <w:tmpl w:val="6AC2044A"/>
+    <w:tmpl w:val="F6B04536"/>
     <w:lvl w:ilvl="0">
       <w:start w:val="1"/>
       <w:numFmt w:val="decimal"/>
-      <w:lvlText w:val="%1"/>
+      <w:lvlText w:val="%1."/>
       <w:lvlJc w:val="left"/>
       <w:pPr>
         <w:tabs>
-          <w:tab w:val="num" w:pos="432"/>
+          <w:tab w:val="num" w:pos="720"/>
         </w:tabs>
-        <w:ind w:left="432" w:hanging="432"/>
-      </w:pPr>
-      <w:rPr>
-        <w:rFonts w:ascii="Times New Roman" w:hAnsi="Times New Roman" w:hint="default"/>
-        <w:b/>
-        <w:i w:val="0"/>
-        <w:sz w:val="28"/>
-      </w:rPr>
+        <w:ind w:left="720" w:hanging="360"/>
+      </w:pPr>
     </w:lvl>
     <w:lvl w:ilvl="1">
       <w:start w:val="1"/>
-      <w:numFmt w:val="decimal"/>
-      <w:lvlText w:val="%1.%2"/>
+      <w:numFmt w:val="bullet"/>
+      <w:lvlText w:val="o"/>
       <w:lvlJc w:val="left"/>
       <w:pPr>
         <w:tabs>
-          <w:tab w:val="num" w:pos="576"/>
+          <w:tab w:val="num" w:pos="1440"/>
         </w:tabs>
-        <w:ind w:left="576" w:hanging="576"/>
+        <w:ind w:left="1440" w:hanging="360"/>
       </w:pPr>
       <w:rPr>
-        <w:rFonts w:ascii="Times New Roman" w:hAnsi="Times New Roman" w:hint="default"/>
-        <w:b/>
-        <w:i w:val="0"/>
-        <w:sz w:val="24"/>
+        <w:rFonts w:ascii="Courier New" w:hAnsi="Courier New" w:hint="default"/>
+        <w:sz w:val="20"/>
       </w:rPr>
     </w:lvl>
-    <w:lvl w:ilvl="2">
+    <w:lvl w:ilvl="2" w:tentative="1">
       <w:start w:val="1"/>
       <w:numFmt w:val="decimal"/>
-      <w:lvlText w:val="%1.%2.%3"/>
+      <w:lvlText w:val="%3."/>
       <w:lvlJc w:val="left"/>
       <w:pPr>
         <w:tabs>
-          <w:tab w:val="num" w:pos="720"/>
+          <w:tab w:val="num" w:pos="2160"/>
         </w:tabs>
-        <w:ind w:left="720" w:hanging="720"/>
-      </w:pPr>
-      <w:rPr>
-        <w:rFonts w:ascii="Times New Roman" w:hAnsi="Times New Roman" w:hint="default"/>
-        <w:b w:val="0"/>
-        <w:i w:val="0"/>
-        <w:sz w:val="24"/>
-      </w:rPr>
+        <w:ind w:left="2160" w:hanging="360"/>
+      </w:pPr>
     </w:lvl>
-    <w:lvl w:ilvl="3">
+    <w:lvl w:ilvl="3" w:tentative="1">
       <w:start w:val="1"/>
       <w:numFmt w:val="decimal"/>
-      <w:lvlText w:val="%1.%2.%3.%4"/>
+      <w:lvlText w:val="%4."/>
       <w:lvlJc w:val="left"/>
       <w:pPr>
         <w:tabs>
-          <w:tab w:val="num" w:pos="864"/>
+          <w:tab w:val="num" w:pos="2880"/>
         </w:tabs>
-        <w:ind w:left="864" w:hanging="864"/>
-      </w:pPr>
-      <w:rPr>
-        <w:rFonts w:ascii="Arial Narrow" w:hAnsi="Arial Narrow" w:hint="default"/>
-        <w:b/>
-        <w:i/>
-        <w:sz w:val="24"/>
-      </w:rPr>
+        <w:ind w:left="2880" w:hanging="360"/>
+      </w:pPr>
     </w:lvl>
-    <w:lvl w:ilvl="4">
+    <w:lvl w:ilvl="4" w:tentative="1">
       <w:start w:val="1"/>
       <w:numFmt w:val="decimal"/>
       <w:lvlText w:val="%5."/>
       <w:lvlJc w:val="left"/>
       <w:pPr>
         <w:tabs>
-          <w:tab w:val="num" w:pos="1008"/>
+          <w:tab w:val="num" w:pos="3600"/>
         </w:tabs>
-        <w:ind w:left="1008" w:hanging="1008"/>
+        <w:ind w:left="3600" w:hanging="360"/>
       </w:pPr>
     </w:lvl>
-    <w:lvl w:ilvl="5">
+    <w:lvl w:ilvl="5" w:tentative="1">
       <w:start w:val="1"/>
       <w:numFmt w:val="decimal"/>
-      <w:lvlText w:val="%1.%2.%3.%4.%5.%6"/>
+      <w:lvlText w:val="%6."/>
       <w:lvlJc w:val="left"/>
       <w:pPr>
         <w:tabs>
-          <w:tab w:val="num" w:pos="1152"/>
+          <w:tab w:val="num" w:pos="4320"/>
         </w:tabs>
-        <w:ind w:left="1152" w:hanging="1152"/>
+        <w:ind w:left="4320" w:hanging="360"/>
       </w:pPr>
     </w:lvl>
-    <w:lvl w:ilvl="6">
+    <w:lvl w:ilvl="6" w:tentative="1">
       <w:start w:val="1"/>
       <w:numFmt w:val="decimal"/>
-      <w:lvlText w:val="%1.%2.%3.%4.%5.%6.%7"/>
+      <w:lvlText w:val="%7."/>
       <w:lvlJc w:val="left"/>
       <w:pPr>
         <w:tabs>
-          <w:tab w:val="num" w:pos="1296"/>
+          <w:tab w:val="num" w:pos="5040"/>
         </w:tabs>
-        <w:ind w:left="1296" w:hanging="1296"/>
+        <w:ind w:left="5040" w:hanging="360"/>
       </w:pPr>
     </w:lvl>
-    <w:lvl w:ilvl="7">
+    <w:lvl w:ilvl="7" w:tentative="1">
       <w:start w:val="1"/>
       <w:numFmt w:val="decimal"/>
-      <w:lvlText w:val="%1.%2.%3.%4.%5.%6.%7.%8"/>
+      <w:lvlText w:val="%8."/>
       <w:lvlJc w:val="left"/>
       <w:pPr>
         <w:tabs>
-          <w:tab w:val="num" w:pos="1440"/>
+          <w:tab w:val="num" w:pos="5760"/>
         </w:tabs>
-        <w:ind w:left="1440" w:hanging="1440"/>
+        <w:ind w:left="5760" w:hanging="360"/>
       </w:pPr>
     </w:lvl>
-    <w:lvl w:ilvl="8">
+    <w:lvl w:ilvl="8" w:tentative="1">
       <w:start w:val="1"/>
       <w:numFmt w:val="decimal"/>
-      <w:lvlText w:val="%1.%2.%3.%4.%5.%6.%7.%8.%9"/>
+      <w:lvlText w:val="%9."/>
       <w:lvlJc w:val="left"/>
       <w:pPr>
         <w:tabs>
-          <w:tab w:val="num" w:pos="1584"/>
+          <w:tab w:val="num" w:pos="6480"/>
         </w:tabs>
-        <w:ind w:left="1584" w:hanging="1584"/>
+        <w:ind w:left="6480" w:hanging="360"/>
       </w:pPr>
     </w:lvl>
   </w:abstractNum>
-  <w:abstractNum w:abstractNumId="19" w15:restartNumberingAfterBreak="0">
-    <w:nsid w:val="44717800"/>
-    <w:multiLevelType w:val="hybridMultilevel"/>
-    <w:tmpl w:val="F3CEA68C"/>
-    <w:lvl w:ilvl="0" w:tplc="B5260046">
-      <w:start w:val="1"/>
-      <w:numFmt w:val="bullet"/>
-      <w:lvlText w:val=""/>
-      <w:lvlJc w:val="left"/>
-      <w:pPr>
-        <w:tabs>
-          <w:tab w:val="num" w:pos="360"/>
-        </w:tabs>
-        <w:ind w:left="360" w:hanging="360"/>
-      </w:pPr>
-      <w:rPr>
-        <w:rFonts w:ascii="Wingdings" w:hAnsi="Wingdings" w:hint="default"/>
-      </w:rPr>
-    </w:lvl>
-    <w:lvl w:ilvl="1" w:tplc="E4ECF38A">
-      <w:start w:val="1"/>
-      <w:numFmt w:val="bullet"/>
-      <w:lvlText w:val=""/>
-      <w:lvlJc w:val="left"/>
-      <w:pPr>
-        <w:tabs>
-          <w:tab w:val="num" w:pos="1080"/>
-        </w:tabs>
-        <w:ind w:left="1080" w:hanging="360"/>
-      </w:pPr>
-      <w:rPr>
-        <w:rFonts w:ascii="Wingdings" w:hAnsi="Wingdings" w:hint="default"/>
-      </w:rPr>
-    </w:lvl>
-    <w:lvl w:ilvl="2" w:tplc="763E8D4C" w:tentative="1">
-      <w:start w:val="1"/>
-      <w:numFmt w:val="bullet"/>
-      <w:lvlText w:val=""/>
-      <w:lvlJc w:val="left"/>
-      <w:pPr>
-        <w:tabs>
-          <w:tab w:val="num" w:pos="1800"/>
-        </w:tabs>
-        <w:ind w:left="1800" w:hanging="360"/>
-      </w:pPr>
-      <w:rPr>
-        <w:rFonts w:ascii="Wingdings" w:hAnsi="Wingdings" w:hint="default"/>
-      </w:rPr>
-    </w:lvl>
-    <w:lvl w:ilvl="3" w:tplc="35126754" w:tentative="1">
-      <w:start w:val="1"/>
-      <w:numFmt w:val="bullet"/>
-      <w:lvlText w:val=""/>
-      <w:lvlJc w:val="left"/>
-      <w:pPr>
-        <w:tabs>
-          <w:tab w:val="num" w:pos="2520"/>
-        </w:tabs>
-        <w:ind w:left="2520" w:hanging="360"/>
-      </w:pPr>
-      <w:rPr>
-        <w:rFonts w:ascii="Wingdings" w:hAnsi="Wingdings" w:hint="default"/>
-      </w:rPr>
-    </w:lvl>
-    <w:lvl w:ilvl="4" w:tplc="89A26CD2" w:tentative="1">
-      <w:start w:val="1"/>
-      <w:numFmt w:val="bullet"/>
-      <w:lvlText w:val=""/>
-      <w:lvlJc w:val="left"/>
-      <w:pPr>
-        <w:tabs>
-          <w:tab w:val="num" w:pos="3240"/>
-        </w:tabs>
-        <w:ind w:left="3240" w:hanging="360"/>
-      </w:pPr>
-      <w:rPr>
-        <w:rFonts w:ascii="Wingdings" w:hAnsi="Wingdings" w:hint="default"/>
-      </w:rPr>
-    </w:lvl>
-    <w:lvl w:ilvl="5" w:tplc="390002BE" w:tentative="1">
-      <w:start w:val="1"/>
-      <w:numFmt w:val="bullet"/>
-      <w:lvlText w:val=""/>
-      <w:lvlJc w:val="left"/>
-      <w:pPr>
-        <w:tabs>
-          <w:tab w:val="num" w:pos="3960"/>
-        </w:tabs>
-        <w:ind w:left="3960" w:hanging="360"/>
-      </w:pPr>
-      <w:rPr>
-        <w:rFonts w:ascii="Wingdings" w:hAnsi="Wingdings" w:hint="default"/>
-      </w:rPr>
-    </w:lvl>
-    <w:lvl w:ilvl="6" w:tplc="A1FA87AC" w:tentative="1">
-      <w:start w:val="1"/>
-      <w:numFmt w:val="bullet"/>
-      <w:lvlText w:val=""/>
-      <w:lvlJc w:val="left"/>
-      <w:pPr>
-        <w:tabs>
-          <w:tab w:val="num" w:pos="4680"/>
-        </w:tabs>
-        <w:ind w:left="4680" w:hanging="360"/>
-      </w:pPr>
-      <w:rPr>
-        <w:rFonts w:ascii="Wingdings" w:hAnsi="Wingdings" w:hint="default"/>
-      </w:rPr>
-    </w:lvl>
-    <w:lvl w:ilvl="7" w:tplc="45CC17B0" w:tentative="1">
-      <w:start w:val="1"/>
-      <w:numFmt w:val="bullet"/>
-      <w:lvlText w:val=""/>
-      <w:lvlJc w:val="left"/>
-      <w:pPr>
-        <w:tabs>
-          <w:tab w:val="num" w:pos="5400"/>
-        </w:tabs>
-        <w:ind w:left="5400" w:hanging="360"/>
-      </w:pPr>
-      <w:rPr>
-        <w:rFonts w:ascii="Wingdings" w:hAnsi="Wingdings" w:hint="default"/>
-      </w:rPr>
-    </w:lvl>
-    <w:lvl w:ilvl="8" w:tplc="F93870D0" w:tentative="1">
-      <w:start w:val="1"/>
-      <w:numFmt w:val="bullet"/>
-      <w:lvlText w:val=""/>
-      <w:lvlJc w:val="left"/>
-      <w:pPr>
-        <w:tabs>
-          <w:tab w:val="num" w:pos="6120"/>
-        </w:tabs>
-        <w:ind w:left="6120" w:hanging="360"/>
-      </w:pPr>
-      <w:rPr>
-        <w:rFonts w:ascii="Wingdings" w:hAnsi="Wingdings" w:hint="default"/>
-      </w:rPr>
-    </w:lvl>
-  </w:abstractNum>
-  <w:abstractNum w:abstractNumId="20" w15:restartNumberingAfterBreak="0">
-    <w:nsid w:val="46B136E2"/>
-    <w:multiLevelType w:val="multilevel"/>
-    <w:tmpl w:val="F186555E"/>
-    <w:lvl w:ilvl="0">
-      <w:start w:val="1"/>
-      <w:numFmt w:val="decimal"/>
-      <w:lvlText w:val="%1"/>
-      <w:lvlJc w:val="left"/>
-      <w:pPr>
-        <w:tabs>
-          <w:tab w:val="num" w:pos="432"/>
-        </w:tabs>
-        <w:ind w:left="432" w:hanging="432"/>
-      </w:pPr>
-      <w:rPr>
-        <w:rFonts w:ascii="Times New Roman" w:hAnsi="Times New Roman" w:hint="default"/>
-        <w:b/>
-        <w:i w:val="0"/>
-        <w:sz w:val="28"/>
-      </w:rPr>
-    </w:lvl>
-    <w:lvl w:ilvl="1">
-      <w:start w:val="1"/>
-      <w:numFmt w:val="decimal"/>
-      <w:lvlText w:val="%1.%2"/>
-      <w:lvlJc w:val="left"/>
-      <w:pPr>
-        <w:tabs>
-          <w:tab w:val="num" w:pos="576"/>
-        </w:tabs>
-        <w:ind w:left="576" w:hanging="576"/>
-      </w:pPr>
-      <w:rPr>
-        <w:rFonts w:ascii="Times New Roman" w:hAnsi="Times New Roman" w:hint="default"/>
-        <w:b/>
-        <w:i w:val="0"/>
-        <w:sz w:val="24"/>
-      </w:rPr>
-    </w:lvl>
-    <w:lvl w:ilvl="2">
-      <w:start w:val="1"/>
-      <w:numFmt w:val="decimal"/>
-      <w:lvlText w:val="%1.%2.%3"/>
-      <w:lvlJc w:val="left"/>
-      <w:pPr>
-        <w:tabs>
-          <w:tab w:val="num" w:pos="720"/>
-        </w:tabs>
-        <w:ind w:left="720" w:hanging="720"/>
-      </w:pPr>
-      <w:rPr>
-        <w:rFonts w:ascii="Times New Roman" w:hAnsi="Times New Roman" w:hint="default"/>
-        <w:b w:val="0"/>
-        <w:i w:val="0"/>
-        <w:sz w:val="24"/>
-      </w:rPr>
-    </w:lvl>
-    <w:lvl w:ilvl="3">
-      <w:start w:val="1"/>
-      <w:numFmt w:val="decimal"/>
-      <w:lvlText w:val="%1.%2.%3.%4"/>
-      <w:lvlJc w:val="left"/>
-      <w:pPr>
-        <w:tabs>
-          <w:tab w:val="num" w:pos="864"/>
-        </w:tabs>
-        <w:ind w:left="864" w:hanging="864"/>
-      </w:pPr>
-      <w:rPr>
-        <w:rFonts w:ascii="Arial Narrow" w:hAnsi="Arial Narrow" w:hint="default"/>
-        <w:b/>
-        <w:i/>
-        <w:sz w:val="24"/>
-      </w:rPr>
-    </w:lvl>
-    <w:lvl w:ilvl="4">
-      <w:start w:val="1"/>
-      <w:numFmt w:val="decimal"/>
-      <w:lvlText w:val="%1.%2.%3.%4.%5"/>
-      <w:lvlJc w:val="left"/>
-      <w:pPr>
-        <w:tabs>
-          <w:tab w:val="num" w:pos="1008"/>
-        </w:tabs>
-        <w:ind w:left="1008" w:hanging="1008"/>
-      </w:pPr>
-    </w:lvl>
-    <w:lvl w:ilvl="5">
-      <w:start w:val="1"/>
-      <w:numFmt w:val="decimal"/>
-      <w:lvlText w:val="%1.%2.%3.%4.%5.%6"/>
-      <w:lvlJc w:val="left"/>
-      <w:pPr>
-        <w:tabs>
-          <w:tab w:val="num" w:pos="1152"/>
-        </w:tabs>
-        <w:ind w:left="1152" w:hanging="1152"/>
-      </w:pPr>
-    </w:lvl>
-    <w:lvl w:ilvl="6">
-      <w:start w:val="1"/>
-      <w:numFmt w:val="decimal"/>
-      <w:lvlText w:val="%1.%2.%3.%4.%5.%6.%7"/>
-      <w:lvlJc w:val="left"/>
-      <w:pPr>
-        <w:tabs>
-          <w:tab w:val="num" w:pos="1296"/>
-        </w:tabs>
-        <w:ind w:left="1296" w:hanging="1296"/>
-      </w:pPr>
-    </w:lvl>
-    <w:lvl w:ilvl="7">
-      <w:start w:val="1"/>
-      <w:numFmt w:val="decimal"/>
-      <w:lvlText w:val="%1.%2.%3.%4.%5.%6.%7.%8"/>
-      <w:lvlJc w:val="left"/>
-      <w:pPr>
-        <w:tabs>
-          <w:tab w:val="num" w:pos="1440"/>
-        </w:tabs>
-        <w:ind w:left="1440" w:hanging="1440"/>
-      </w:pPr>
-    </w:lvl>
-    <w:lvl w:ilvl="8">
-      <w:start w:val="1"/>
-      <w:numFmt w:val="decimal"/>
-      <w:lvlText w:val="%1.%2.%3.%4.%5.%6.%7.%8.%9"/>
-      <w:lvlJc w:val="left"/>
-      <w:pPr>
-        <w:tabs>
-          <w:tab w:val="num" w:pos="1584"/>
-        </w:tabs>
-        <w:ind w:left="1584" w:hanging="1584"/>
-      </w:pPr>
-    </w:lvl>
-  </w:abstractNum>
-  <w:abstractNum w:abstractNumId="21" w15:restartNumberingAfterBreak="0">
+  <w:abstractNum w:abstractNumId="10" w15:restartNumberingAfterBreak="0">
     <w:nsid w:val="4B3A46A8"/>
     <w:multiLevelType w:val="hybridMultilevel"/>
     <w:tmpl w:val="F71A42B2"/>
@@ -14394,257 +14107,7 @@
       </w:pPr>
     </w:lvl>
   </w:abstractNum>
-  <w:abstractNum w:abstractNumId="22" w15:restartNumberingAfterBreak="0">
-    <w:nsid w:val="4D266AF1"/>
-    <w:multiLevelType w:val="hybridMultilevel"/>
-    <w:tmpl w:val="01F0A4F0"/>
-    <w:lvl w:ilvl="0" w:tplc="041A0001">
-      <w:start w:val="1"/>
-      <w:numFmt w:val="bullet"/>
-      <w:lvlText w:val=""/>
-      <w:lvlJc w:val="left"/>
-      <w:pPr>
-        <w:ind w:left="720" w:hanging="360"/>
-      </w:pPr>
-      <w:rPr>
-        <w:rFonts w:ascii="Symbol" w:hAnsi="Symbol" w:hint="default"/>
-      </w:rPr>
-    </w:lvl>
-    <w:lvl w:ilvl="1" w:tplc="041A0003">
-      <w:start w:val="1"/>
-      <w:numFmt w:val="bullet"/>
-      <w:lvlText w:val="o"/>
-      <w:lvlJc w:val="left"/>
-      <w:pPr>
-        <w:ind w:left="1440" w:hanging="360"/>
-      </w:pPr>
-      <w:rPr>
-        <w:rFonts w:ascii="Courier New" w:hAnsi="Courier New" w:cs="Courier New" w:hint="default"/>
-      </w:rPr>
-    </w:lvl>
-    <w:lvl w:ilvl="2" w:tplc="041A0005" w:tentative="1">
-      <w:start w:val="1"/>
-      <w:numFmt w:val="bullet"/>
-      <w:lvlText w:val=""/>
-      <w:lvlJc w:val="left"/>
-      <w:pPr>
-        <w:ind w:left="2160" w:hanging="360"/>
-      </w:pPr>
-      <w:rPr>
-        <w:rFonts w:ascii="Wingdings" w:hAnsi="Wingdings" w:hint="default"/>
-      </w:rPr>
-    </w:lvl>
-    <w:lvl w:ilvl="3" w:tplc="041A0001" w:tentative="1">
-      <w:start w:val="1"/>
-      <w:numFmt w:val="bullet"/>
-      <w:lvlText w:val=""/>
-      <w:lvlJc w:val="left"/>
-      <w:pPr>
-        <w:ind w:left="2880" w:hanging="360"/>
-      </w:pPr>
-      <w:rPr>
-        <w:rFonts w:ascii="Symbol" w:hAnsi="Symbol" w:hint="default"/>
-      </w:rPr>
-    </w:lvl>
-    <w:lvl w:ilvl="4" w:tplc="041A0003" w:tentative="1">
-      <w:start w:val="1"/>
-      <w:numFmt w:val="bullet"/>
-      <w:lvlText w:val="o"/>
-      <w:lvlJc w:val="left"/>
-      <w:pPr>
-        <w:ind w:left="3600" w:hanging="360"/>
-      </w:pPr>
-      <w:rPr>
-        <w:rFonts w:ascii="Courier New" w:hAnsi="Courier New" w:cs="Courier New" w:hint="default"/>
-      </w:rPr>
-    </w:lvl>
-    <w:lvl w:ilvl="5" w:tplc="041A0005" w:tentative="1">
-      <w:start w:val="1"/>
-      <w:numFmt w:val="bullet"/>
-      <w:lvlText w:val=""/>
-      <w:lvlJc w:val="left"/>
-      <w:pPr>
-        <w:ind w:left="4320" w:hanging="360"/>
-      </w:pPr>
-      <w:rPr>
-        <w:rFonts w:ascii="Wingdings" w:hAnsi="Wingdings" w:hint="default"/>
-      </w:rPr>
-    </w:lvl>
-    <w:lvl w:ilvl="6" w:tplc="041A0001" w:tentative="1">
-      <w:start w:val="1"/>
-      <w:numFmt w:val="bullet"/>
-      <w:lvlText w:val=""/>
-      <w:lvlJc w:val="left"/>
-      <w:pPr>
-        <w:ind w:left="5040" w:hanging="360"/>
-      </w:pPr>
-      <w:rPr>
-        <w:rFonts w:ascii="Symbol" w:hAnsi="Symbol" w:hint="default"/>
-      </w:rPr>
-    </w:lvl>
-    <w:lvl w:ilvl="7" w:tplc="041A0003" w:tentative="1">
-      <w:start w:val="1"/>
-      <w:numFmt w:val="bullet"/>
-      <w:lvlText w:val="o"/>
-      <w:lvlJc w:val="left"/>
-      <w:pPr>
-        <w:ind w:left="5760" w:hanging="360"/>
-      </w:pPr>
-      <w:rPr>
-        <w:rFonts w:ascii="Courier New" w:hAnsi="Courier New" w:cs="Courier New" w:hint="default"/>
-      </w:rPr>
-    </w:lvl>
-    <w:lvl w:ilvl="8" w:tplc="041A0005" w:tentative="1">
-      <w:start w:val="1"/>
-      <w:numFmt w:val="bullet"/>
-      <w:lvlText w:val=""/>
-      <w:lvlJc w:val="left"/>
-      <w:pPr>
-        <w:ind w:left="6480" w:hanging="360"/>
-      </w:pPr>
-      <w:rPr>
-        <w:rFonts w:ascii="Wingdings" w:hAnsi="Wingdings" w:hint="default"/>
-      </w:rPr>
-    </w:lvl>
-  </w:abstractNum>
-  <w:abstractNum w:abstractNumId="23" w15:restartNumberingAfterBreak="0">
-    <w:nsid w:val="50C83F7E"/>
-    <w:multiLevelType w:val="multilevel"/>
-    <w:tmpl w:val="6AC2044A"/>
-    <w:lvl w:ilvl="0">
-      <w:start w:val="1"/>
-      <w:numFmt w:val="decimal"/>
-      <w:lvlText w:val="%1"/>
-      <w:lvlJc w:val="left"/>
-      <w:pPr>
-        <w:tabs>
-          <w:tab w:val="num" w:pos="432"/>
-        </w:tabs>
-        <w:ind w:left="432" w:hanging="432"/>
-      </w:pPr>
-      <w:rPr>
-        <w:rFonts w:ascii="Times New Roman" w:hAnsi="Times New Roman" w:hint="default"/>
-        <w:b/>
-        <w:i w:val="0"/>
-        <w:sz w:val="28"/>
-      </w:rPr>
-    </w:lvl>
-    <w:lvl w:ilvl="1">
-      <w:start w:val="1"/>
-      <w:numFmt w:val="decimal"/>
-      <w:lvlText w:val="%1.%2"/>
-      <w:lvlJc w:val="left"/>
-      <w:pPr>
-        <w:tabs>
-          <w:tab w:val="num" w:pos="576"/>
-        </w:tabs>
-        <w:ind w:left="576" w:hanging="576"/>
-      </w:pPr>
-      <w:rPr>
-        <w:rFonts w:ascii="Times New Roman" w:hAnsi="Times New Roman" w:hint="default"/>
-        <w:b/>
-        <w:i w:val="0"/>
-        <w:sz w:val="24"/>
-      </w:rPr>
-    </w:lvl>
-    <w:lvl w:ilvl="2">
-      <w:start w:val="1"/>
-      <w:numFmt w:val="decimal"/>
-      <w:lvlText w:val="%1.%2.%3"/>
-      <w:lvlJc w:val="left"/>
-      <w:pPr>
-        <w:tabs>
-          <w:tab w:val="num" w:pos="720"/>
-        </w:tabs>
-        <w:ind w:left="720" w:hanging="720"/>
-      </w:pPr>
-      <w:rPr>
-        <w:rFonts w:ascii="Times New Roman" w:hAnsi="Times New Roman" w:hint="default"/>
-        <w:b w:val="0"/>
-        <w:i w:val="0"/>
-        <w:sz w:val="24"/>
-      </w:rPr>
-    </w:lvl>
-    <w:lvl w:ilvl="3">
-      <w:start w:val="1"/>
-      <w:numFmt w:val="decimal"/>
-      <w:lvlText w:val="%1.%2.%3.%4"/>
-      <w:lvlJc w:val="left"/>
-      <w:pPr>
-        <w:tabs>
-          <w:tab w:val="num" w:pos="864"/>
-        </w:tabs>
-        <w:ind w:left="864" w:hanging="864"/>
-      </w:pPr>
-      <w:rPr>
-        <w:rFonts w:ascii="Arial Narrow" w:hAnsi="Arial Narrow" w:hint="default"/>
-        <w:b/>
-        <w:i/>
-        <w:sz w:val="24"/>
-      </w:rPr>
-    </w:lvl>
-    <w:lvl w:ilvl="4">
-      <w:start w:val="1"/>
-      <w:numFmt w:val="decimal"/>
-      <w:lvlText w:val="%5."/>
-      <w:lvlJc w:val="left"/>
-      <w:pPr>
-        <w:tabs>
-          <w:tab w:val="num" w:pos="1008"/>
-        </w:tabs>
-        <w:ind w:left="1008" w:hanging="1008"/>
-      </w:pPr>
-    </w:lvl>
-    <w:lvl w:ilvl="5">
-      <w:start w:val="1"/>
-      <w:numFmt w:val="decimal"/>
-      <w:lvlText w:val="%1.%2.%3.%4.%5.%6"/>
-      <w:lvlJc w:val="left"/>
-      <w:pPr>
-        <w:tabs>
-          <w:tab w:val="num" w:pos="1152"/>
-        </w:tabs>
-        <w:ind w:left="1152" w:hanging="1152"/>
-      </w:pPr>
-    </w:lvl>
-    <w:lvl w:ilvl="6">
-      <w:start w:val="1"/>
-      <w:numFmt w:val="decimal"/>
-      <w:lvlText w:val="%1.%2.%3.%4.%5.%6.%7"/>
-      <w:lvlJc w:val="left"/>
-      <w:pPr>
-        <w:tabs>
-          <w:tab w:val="num" w:pos="1296"/>
-        </w:tabs>
-        <w:ind w:left="1296" w:hanging="1296"/>
-      </w:pPr>
-    </w:lvl>
-    <w:lvl w:ilvl="7">
-      <w:start w:val="1"/>
-      <w:numFmt w:val="decimal"/>
-      <w:lvlText w:val="%1.%2.%3.%4.%5.%6.%7.%8"/>
-      <w:lvlJc w:val="left"/>
-      <w:pPr>
-        <w:tabs>
-          <w:tab w:val="num" w:pos="1440"/>
-        </w:tabs>
-        <w:ind w:left="1440" w:hanging="1440"/>
-      </w:pPr>
-    </w:lvl>
-    <w:lvl w:ilvl="8">
-      <w:start w:val="1"/>
-      <w:numFmt w:val="decimal"/>
-      <w:lvlText w:val="%1.%2.%3.%4.%5.%6.%7.%8.%9"/>
-      <w:lvlJc w:val="left"/>
-      <w:pPr>
-        <w:tabs>
-          <w:tab w:val="num" w:pos="1584"/>
-        </w:tabs>
-        <w:ind w:left="1584" w:hanging="1584"/>
-      </w:pPr>
-    </w:lvl>
-  </w:abstractNum>
-  <w:abstractNum w:abstractNumId="24" w15:restartNumberingAfterBreak="0">
+  <w:abstractNum w:abstractNumId="11" w15:restartNumberingAfterBreak="0">
     <w:nsid w:val="57C02D22"/>
     <w:multiLevelType w:val="multilevel"/>
     <w:tmpl w:val="09182262"/>
@@ -14784,120 +14247,7 @@
       </w:pPr>
     </w:lvl>
   </w:abstractNum>
-  <w:abstractNum w:abstractNumId="25" w15:restartNumberingAfterBreak="0">
-    <w:nsid w:val="583C3770"/>
-    <w:multiLevelType w:val="hybridMultilevel"/>
-    <w:tmpl w:val="180A8808"/>
-    <w:lvl w:ilvl="0" w:tplc="04090001">
-      <w:start w:val="1"/>
-      <w:numFmt w:val="bullet"/>
-      <w:lvlText w:val=""/>
-      <w:lvlJc w:val="left"/>
-      <w:pPr>
-        <w:ind w:left="720" w:hanging="360"/>
-      </w:pPr>
-      <w:rPr>
-        <w:rFonts w:ascii="Symbol" w:hAnsi="Symbol" w:hint="default"/>
-      </w:rPr>
-    </w:lvl>
-    <w:lvl w:ilvl="1" w:tplc="04090003" w:tentative="1">
-      <w:start w:val="1"/>
-      <w:numFmt w:val="bullet"/>
-      <w:lvlText w:val="o"/>
-      <w:lvlJc w:val="left"/>
-      <w:pPr>
-        <w:ind w:left="1440" w:hanging="360"/>
-      </w:pPr>
-      <w:rPr>
-        <w:rFonts w:ascii="Courier New" w:hAnsi="Courier New" w:cs="Courier New" w:hint="default"/>
-      </w:rPr>
-    </w:lvl>
-    <w:lvl w:ilvl="2" w:tplc="04090005" w:tentative="1">
-      <w:start w:val="1"/>
-      <w:numFmt w:val="bullet"/>
-      <w:lvlText w:val=""/>
-      <w:lvlJc w:val="left"/>
-      <w:pPr>
-        <w:ind w:left="2160" w:hanging="360"/>
-      </w:pPr>
-      <w:rPr>
-        <w:rFonts w:ascii="Wingdings" w:hAnsi="Wingdings" w:hint="default"/>
-      </w:rPr>
-    </w:lvl>
-    <w:lvl w:ilvl="3" w:tplc="04090001" w:tentative="1">
-      <w:start w:val="1"/>
-      <w:numFmt w:val="bullet"/>
-      <w:lvlText w:val=""/>
-      <w:lvlJc w:val="left"/>
-      <w:pPr>
-        <w:ind w:left="2880" w:hanging="360"/>
-      </w:pPr>
-      <w:rPr>
-        <w:rFonts w:ascii="Symbol" w:hAnsi="Symbol" w:hint="default"/>
-      </w:rPr>
-    </w:lvl>
-    <w:lvl w:ilvl="4" w:tplc="04090003" w:tentative="1">
-      <w:start w:val="1"/>
-      <w:numFmt w:val="bullet"/>
-      <w:lvlText w:val="o"/>
-      <w:lvlJc w:val="left"/>
-      <w:pPr>
-        <w:ind w:left="3600" w:hanging="360"/>
-      </w:pPr>
-      <w:rPr>
-        <w:rFonts w:ascii="Courier New" w:hAnsi="Courier New" w:cs="Courier New" w:hint="default"/>
-      </w:rPr>
-    </w:lvl>
-    <w:lvl w:ilvl="5" w:tplc="04090005" w:tentative="1">
-      <w:start w:val="1"/>
-      <w:numFmt w:val="bullet"/>
-      <w:lvlText w:val=""/>
-      <w:lvlJc w:val="left"/>
-      <w:pPr>
-        <w:ind w:left="4320" w:hanging="360"/>
-      </w:pPr>
-      <w:rPr>
-        <w:rFonts w:ascii="Wingdings" w:hAnsi="Wingdings" w:hint="default"/>
-      </w:rPr>
-    </w:lvl>
-    <w:lvl w:ilvl="6" w:tplc="04090001" w:tentative="1">
-      <w:start w:val="1"/>
-      <w:numFmt w:val="bullet"/>
-      <w:lvlText w:val=""/>
-      <w:lvlJc w:val="left"/>
-      <w:pPr>
-        <w:ind w:left="5040" w:hanging="360"/>
-      </w:pPr>
-      <w:rPr>
-        <w:rFonts w:ascii="Symbol" w:hAnsi="Symbol" w:hint="default"/>
-      </w:rPr>
-    </w:lvl>
-    <w:lvl w:ilvl="7" w:tplc="04090003" w:tentative="1">
-      <w:start w:val="1"/>
-      <w:numFmt w:val="bullet"/>
-      <w:lvlText w:val="o"/>
-      <w:lvlJc w:val="left"/>
-      <w:pPr>
-        <w:ind w:left="5760" w:hanging="360"/>
-      </w:pPr>
-      <w:rPr>
-        <w:rFonts w:ascii="Courier New" w:hAnsi="Courier New" w:cs="Courier New" w:hint="default"/>
-      </w:rPr>
-    </w:lvl>
-    <w:lvl w:ilvl="8" w:tplc="04090005" w:tentative="1">
-      <w:start w:val="1"/>
-      <w:numFmt w:val="bullet"/>
-      <w:lvlText w:val=""/>
-      <w:lvlJc w:val="left"/>
-      <w:pPr>
-        <w:ind w:left="6480" w:hanging="360"/>
-      </w:pPr>
-      <w:rPr>
-        <w:rFonts w:ascii="Wingdings" w:hAnsi="Wingdings" w:hint="default"/>
-      </w:rPr>
-    </w:lvl>
-  </w:abstractNum>
-  <w:abstractNum w:abstractNumId="26" w15:restartNumberingAfterBreak="0">
+  <w:abstractNum w:abstractNumId="12" w15:restartNumberingAfterBreak="0">
     <w:nsid w:val="587303C4"/>
     <w:multiLevelType w:val="hybridMultilevel"/>
     <w:tmpl w:val="83EA4126"/>
@@ -15011,10 +14361,10 @@
       </w:rPr>
     </w:lvl>
   </w:abstractNum>
-  <w:abstractNum w:abstractNumId="27" w15:restartNumberingAfterBreak="0">
-    <w:nsid w:val="5CE62262"/>
+  <w:abstractNum w:abstractNumId="13" w15:restartNumberingAfterBreak="0">
+    <w:nsid w:val="755D3B9B"/>
     <w:multiLevelType w:val="hybridMultilevel"/>
-    <w:tmpl w:val="7D9AF9A4"/>
+    <w:tmpl w:val="C73AAFA2"/>
     <w:lvl w:ilvl="0" w:tplc="041A0001">
       <w:start w:val="1"/>
       <w:numFmt w:val="bullet"/>
@@ -15124,871 +14474,55 @@
       </w:rPr>
     </w:lvl>
   </w:abstractNum>
-  <w:abstractNum w:abstractNumId="28" w15:restartNumberingAfterBreak="0">
-    <w:nsid w:val="62192F37"/>
-    <w:multiLevelType w:val="hybridMultilevel"/>
-    <w:tmpl w:val="26C2364A"/>
-    <w:lvl w:ilvl="0" w:tplc="041A0001">
-      <w:start w:val="1"/>
-      <w:numFmt w:val="bullet"/>
-      <w:lvlText w:val=""/>
-      <w:lvlJc w:val="left"/>
-      <w:pPr>
-        <w:ind w:left="720" w:hanging="360"/>
-      </w:pPr>
-      <w:rPr>
-        <w:rFonts w:ascii="Symbol" w:hAnsi="Symbol" w:hint="default"/>
-      </w:rPr>
-    </w:lvl>
-    <w:lvl w:ilvl="1" w:tplc="041A0003" w:tentative="1">
-      <w:start w:val="1"/>
-      <w:numFmt w:val="bullet"/>
-      <w:lvlText w:val="o"/>
-      <w:lvlJc w:val="left"/>
-      <w:pPr>
-        <w:ind w:left="1440" w:hanging="360"/>
-      </w:pPr>
-      <w:rPr>
-        <w:rFonts w:ascii="Courier New" w:hAnsi="Courier New" w:cs="Courier New" w:hint="default"/>
-      </w:rPr>
-    </w:lvl>
-    <w:lvl w:ilvl="2" w:tplc="041A0005" w:tentative="1">
-      <w:start w:val="1"/>
-      <w:numFmt w:val="bullet"/>
-      <w:lvlText w:val=""/>
-      <w:lvlJc w:val="left"/>
-      <w:pPr>
-        <w:ind w:left="2160" w:hanging="360"/>
-      </w:pPr>
-      <w:rPr>
-        <w:rFonts w:ascii="Wingdings" w:hAnsi="Wingdings" w:hint="default"/>
-      </w:rPr>
-    </w:lvl>
-    <w:lvl w:ilvl="3" w:tplc="041A0001" w:tentative="1">
-      <w:start w:val="1"/>
-      <w:numFmt w:val="bullet"/>
-      <w:lvlText w:val=""/>
-      <w:lvlJc w:val="left"/>
-      <w:pPr>
-        <w:ind w:left="2880" w:hanging="360"/>
-      </w:pPr>
-      <w:rPr>
-        <w:rFonts w:ascii="Symbol" w:hAnsi="Symbol" w:hint="default"/>
-      </w:rPr>
-    </w:lvl>
-    <w:lvl w:ilvl="4" w:tplc="041A0003" w:tentative="1">
-      <w:start w:val="1"/>
-      <w:numFmt w:val="bullet"/>
-      <w:lvlText w:val="o"/>
-      <w:lvlJc w:val="left"/>
-      <w:pPr>
-        <w:ind w:left="3600" w:hanging="360"/>
-      </w:pPr>
-      <w:rPr>
-        <w:rFonts w:ascii="Courier New" w:hAnsi="Courier New" w:cs="Courier New" w:hint="default"/>
-      </w:rPr>
-    </w:lvl>
-    <w:lvl w:ilvl="5" w:tplc="041A0005" w:tentative="1">
-      <w:start w:val="1"/>
-      <w:numFmt w:val="bullet"/>
-      <w:lvlText w:val=""/>
-      <w:lvlJc w:val="left"/>
-      <w:pPr>
-        <w:ind w:left="4320" w:hanging="360"/>
-      </w:pPr>
-      <w:rPr>
-        <w:rFonts w:ascii="Wingdings" w:hAnsi="Wingdings" w:hint="default"/>
-      </w:rPr>
-    </w:lvl>
-    <w:lvl w:ilvl="6" w:tplc="041A0001" w:tentative="1">
-      <w:start w:val="1"/>
-      <w:numFmt w:val="bullet"/>
-      <w:lvlText w:val=""/>
-      <w:lvlJc w:val="left"/>
-      <w:pPr>
-        <w:ind w:left="5040" w:hanging="360"/>
-      </w:pPr>
-      <w:rPr>
-        <w:rFonts w:ascii="Symbol" w:hAnsi="Symbol" w:hint="default"/>
-      </w:rPr>
-    </w:lvl>
-    <w:lvl w:ilvl="7" w:tplc="041A0003" w:tentative="1">
-      <w:start w:val="1"/>
-      <w:numFmt w:val="bullet"/>
-      <w:lvlText w:val="o"/>
-      <w:lvlJc w:val="left"/>
-      <w:pPr>
-        <w:ind w:left="5760" w:hanging="360"/>
-      </w:pPr>
-      <w:rPr>
-        <w:rFonts w:ascii="Courier New" w:hAnsi="Courier New" w:cs="Courier New" w:hint="default"/>
-      </w:rPr>
-    </w:lvl>
-    <w:lvl w:ilvl="8" w:tplc="041A0005" w:tentative="1">
-      <w:start w:val="1"/>
-      <w:numFmt w:val="bullet"/>
-      <w:lvlText w:val=""/>
-      <w:lvlJc w:val="left"/>
-      <w:pPr>
-        <w:ind w:left="6480" w:hanging="360"/>
-      </w:pPr>
-      <w:rPr>
-        <w:rFonts w:ascii="Wingdings" w:hAnsi="Wingdings" w:hint="default"/>
-      </w:rPr>
-    </w:lvl>
-  </w:abstractNum>
-  <w:abstractNum w:abstractNumId="29" w15:restartNumberingAfterBreak="0">
-    <w:nsid w:val="6D6E5282"/>
-    <w:multiLevelType w:val="hybridMultilevel"/>
-    <w:tmpl w:val="376A475E"/>
-    <w:lvl w:ilvl="0" w:tplc="041A000F">
-      <w:start w:val="1"/>
-      <w:numFmt w:val="decimal"/>
-      <w:lvlText w:val="%1."/>
-      <w:lvlJc w:val="left"/>
-      <w:pPr>
-        <w:ind w:left="720" w:hanging="360"/>
-      </w:pPr>
-    </w:lvl>
-    <w:lvl w:ilvl="1" w:tplc="041A0019" w:tentative="1">
-      <w:start w:val="1"/>
-      <w:numFmt w:val="lowerLetter"/>
-      <w:lvlText w:val="%2."/>
-      <w:lvlJc w:val="left"/>
-      <w:pPr>
-        <w:ind w:left="1440" w:hanging="360"/>
-      </w:pPr>
-    </w:lvl>
-    <w:lvl w:ilvl="2" w:tplc="041A001B" w:tentative="1">
-      <w:start w:val="1"/>
-      <w:numFmt w:val="lowerRoman"/>
-      <w:lvlText w:val="%3."/>
-      <w:lvlJc w:val="right"/>
-      <w:pPr>
-        <w:ind w:left="2160" w:hanging="180"/>
-      </w:pPr>
-    </w:lvl>
-    <w:lvl w:ilvl="3" w:tplc="041A000F" w:tentative="1">
-      <w:start w:val="1"/>
-      <w:numFmt w:val="decimal"/>
-      <w:lvlText w:val="%4."/>
-      <w:lvlJc w:val="left"/>
-      <w:pPr>
-        <w:ind w:left="2880" w:hanging="360"/>
-      </w:pPr>
-    </w:lvl>
-    <w:lvl w:ilvl="4" w:tplc="041A0019" w:tentative="1">
-      <w:start w:val="1"/>
-      <w:numFmt w:val="lowerLetter"/>
-      <w:lvlText w:val="%5."/>
-      <w:lvlJc w:val="left"/>
-      <w:pPr>
-        <w:ind w:left="3600" w:hanging="360"/>
-      </w:pPr>
-    </w:lvl>
-    <w:lvl w:ilvl="5" w:tplc="041A001B" w:tentative="1">
-      <w:start w:val="1"/>
-      <w:numFmt w:val="lowerRoman"/>
-      <w:lvlText w:val="%6."/>
-      <w:lvlJc w:val="right"/>
-      <w:pPr>
-        <w:ind w:left="4320" w:hanging="180"/>
-      </w:pPr>
-    </w:lvl>
-    <w:lvl w:ilvl="6" w:tplc="041A000F" w:tentative="1">
-      <w:start w:val="1"/>
-      <w:numFmt w:val="decimal"/>
-      <w:lvlText w:val="%7."/>
-      <w:lvlJc w:val="left"/>
-      <w:pPr>
-        <w:ind w:left="5040" w:hanging="360"/>
-      </w:pPr>
-    </w:lvl>
-    <w:lvl w:ilvl="7" w:tplc="041A0019" w:tentative="1">
-      <w:start w:val="1"/>
-      <w:numFmt w:val="lowerLetter"/>
-      <w:lvlText w:val="%8."/>
-      <w:lvlJc w:val="left"/>
-      <w:pPr>
-        <w:ind w:left="5760" w:hanging="360"/>
-      </w:pPr>
-    </w:lvl>
-    <w:lvl w:ilvl="8" w:tplc="041A001B" w:tentative="1">
-      <w:start w:val="1"/>
-      <w:numFmt w:val="lowerRoman"/>
-      <w:lvlText w:val="%9."/>
-      <w:lvlJc w:val="right"/>
-      <w:pPr>
-        <w:ind w:left="6480" w:hanging="180"/>
-      </w:pPr>
-    </w:lvl>
-  </w:abstractNum>
-  <w:abstractNum w:abstractNumId="30" w15:restartNumberingAfterBreak="0">
-    <w:nsid w:val="7B1C2FA7"/>
-    <w:multiLevelType w:val="hybridMultilevel"/>
-    <w:tmpl w:val="91CCB86C"/>
-    <w:lvl w:ilvl="0" w:tplc="041A0001">
-      <w:start w:val="1"/>
-      <w:numFmt w:val="bullet"/>
-      <w:lvlText w:val=""/>
-      <w:lvlJc w:val="left"/>
-      <w:pPr>
-        <w:ind w:left="720" w:hanging="360"/>
-      </w:pPr>
-      <w:rPr>
-        <w:rFonts w:ascii="Symbol" w:hAnsi="Symbol" w:hint="default"/>
-      </w:rPr>
-    </w:lvl>
-    <w:lvl w:ilvl="1" w:tplc="041A0003" w:tentative="1">
-      <w:start w:val="1"/>
-      <w:numFmt w:val="bullet"/>
-      <w:lvlText w:val="o"/>
-      <w:lvlJc w:val="left"/>
-      <w:pPr>
-        <w:ind w:left="1440" w:hanging="360"/>
-      </w:pPr>
-      <w:rPr>
-        <w:rFonts w:ascii="Courier New" w:hAnsi="Courier New" w:cs="Courier New" w:hint="default"/>
-      </w:rPr>
-    </w:lvl>
-    <w:lvl w:ilvl="2" w:tplc="041A0005" w:tentative="1">
-      <w:start w:val="1"/>
-      <w:numFmt w:val="bullet"/>
-      <w:lvlText w:val=""/>
-      <w:lvlJc w:val="left"/>
-      <w:pPr>
-        <w:ind w:left="2160" w:hanging="360"/>
-      </w:pPr>
-      <w:rPr>
-        <w:rFonts w:ascii="Wingdings" w:hAnsi="Wingdings" w:hint="default"/>
-      </w:rPr>
-    </w:lvl>
-    <w:lvl w:ilvl="3" w:tplc="041A0001" w:tentative="1">
-      <w:start w:val="1"/>
-      <w:numFmt w:val="bullet"/>
-      <w:lvlText w:val=""/>
-      <w:lvlJc w:val="left"/>
-      <w:pPr>
-        <w:ind w:left="2880" w:hanging="360"/>
-      </w:pPr>
-      <w:rPr>
-        <w:rFonts w:ascii="Symbol" w:hAnsi="Symbol" w:hint="default"/>
-      </w:rPr>
-    </w:lvl>
-    <w:lvl w:ilvl="4" w:tplc="041A0003" w:tentative="1">
-      <w:start w:val="1"/>
-      <w:numFmt w:val="bullet"/>
-      <w:lvlText w:val="o"/>
-      <w:lvlJc w:val="left"/>
-      <w:pPr>
-        <w:ind w:left="3600" w:hanging="360"/>
-      </w:pPr>
-      <w:rPr>
-        <w:rFonts w:ascii="Courier New" w:hAnsi="Courier New" w:cs="Courier New" w:hint="default"/>
-      </w:rPr>
-    </w:lvl>
-    <w:lvl w:ilvl="5" w:tplc="041A0005" w:tentative="1">
-      <w:start w:val="1"/>
-      <w:numFmt w:val="bullet"/>
-      <w:lvlText w:val=""/>
-      <w:lvlJc w:val="left"/>
-      <w:pPr>
-        <w:ind w:left="4320" w:hanging="360"/>
-      </w:pPr>
-      <w:rPr>
-        <w:rFonts w:ascii="Wingdings" w:hAnsi="Wingdings" w:hint="default"/>
-      </w:rPr>
-    </w:lvl>
-    <w:lvl w:ilvl="6" w:tplc="041A0001" w:tentative="1">
-      <w:start w:val="1"/>
-      <w:numFmt w:val="bullet"/>
-      <w:lvlText w:val=""/>
-      <w:lvlJc w:val="left"/>
-      <w:pPr>
-        <w:ind w:left="5040" w:hanging="360"/>
-      </w:pPr>
-      <w:rPr>
-        <w:rFonts w:ascii="Symbol" w:hAnsi="Symbol" w:hint="default"/>
-      </w:rPr>
-    </w:lvl>
-    <w:lvl w:ilvl="7" w:tplc="041A0003" w:tentative="1">
-      <w:start w:val="1"/>
-      <w:numFmt w:val="bullet"/>
-      <w:lvlText w:val="o"/>
-      <w:lvlJc w:val="left"/>
-      <w:pPr>
-        <w:ind w:left="5760" w:hanging="360"/>
-      </w:pPr>
-      <w:rPr>
-        <w:rFonts w:ascii="Courier New" w:hAnsi="Courier New" w:cs="Courier New" w:hint="default"/>
-      </w:rPr>
-    </w:lvl>
-    <w:lvl w:ilvl="8" w:tplc="041A0005" w:tentative="1">
-      <w:start w:val="1"/>
-      <w:numFmt w:val="bullet"/>
-      <w:lvlText w:val=""/>
-      <w:lvlJc w:val="left"/>
-      <w:pPr>
-        <w:ind w:left="6480" w:hanging="360"/>
-      </w:pPr>
-      <w:rPr>
-        <w:rFonts w:ascii="Wingdings" w:hAnsi="Wingdings" w:hint="default"/>
-      </w:rPr>
-    </w:lvl>
-  </w:abstractNum>
-  <w:abstractNum w:abstractNumId="31" w15:restartNumberingAfterBreak="0">
-    <w:nsid w:val="7C675C25"/>
-    <w:multiLevelType w:val="hybridMultilevel"/>
-    <w:tmpl w:val="99B67D4C"/>
-    <w:lvl w:ilvl="0" w:tplc="041A0001">
-      <w:start w:val="1"/>
-      <w:numFmt w:val="bullet"/>
-      <w:lvlText w:val=""/>
-      <w:lvlJc w:val="left"/>
-      <w:pPr>
-        <w:ind w:left="720" w:hanging="360"/>
-      </w:pPr>
-      <w:rPr>
-        <w:rFonts w:ascii="Symbol" w:hAnsi="Symbol" w:hint="default"/>
-      </w:rPr>
-    </w:lvl>
-    <w:lvl w:ilvl="1" w:tplc="041A0003" w:tentative="1">
-      <w:start w:val="1"/>
-      <w:numFmt w:val="bullet"/>
-      <w:lvlText w:val="o"/>
-      <w:lvlJc w:val="left"/>
-      <w:pPr>
-        <w:ind w:left="1440" w:hanging="360"/>
-      </w:pPr>
-      <w:rPr>
-        <w:rFonts w:ascii="Courier New" w:hAnsi="Courier New" w:cs="Courier New" w:hint="default"/>
-      </w:rPr>
-    </w:lvl>
-    <w:lvl w:ilvl="2" w:tplc="041A0005" w:tentative="1">
-      <w:start w:val="1"/>
-      <w:numFmt w:val="bullet"/>
-      <w:lvlText w:val=""/>
-      <w:lvlJc w:val="left"/>
-      <w:pPr>
-        <w:ind w:left="2160" w:hanging="360"/>
-      </w:pPr>
-      <w:rPr>
-        <w:rFonts w:ascii="Wingdings" w:hAnsi="Wingdings" w:hint="default"/>
-      </w:rPr>
-    </w:lvl>
-    <w:lvl w:ilvl="3" w:tplc="041A0001" w:tentative="1">
-      <w:start w:val="1"/>
-      <w:numFmt w:val="bullet"/>
-      <w:lvlText w:val=""/>
-      <w:lvlJc w:val="left"/>
-      <w:pPr>
-        <w:ind w:left="2880" w:hanging="360"/>
-      </w:pPr>
-      <w:rPr>
-        <w:rFonts w:ascii="Symbol" w:hAnsi="Symbol" w:hint="default"/>
-      </w:rPr>
-    </w:lvl>
-    <w:lvl w:ilvl="4" w:tplc="041A0003" w:tentative="1">
-      <w:start w:val="1"/>
-      <w:numFmt w:val="bullet"/>
-      <w:lvlText w:val="o"/>
-      <w:lvlJc w:val="left"/>
-      <w:pPr>
-        <w:ind w:left="3600" w:hanging="360"/>
-      </w:pPr>
-      <w:rPr>
-        <w:rFonts w:ascii="Courier New" w:hAnsi="Courier New" w:cs="Courier New" w:hint="default"/>
-      </w:rPr>
-    </w:lvl>
-    <w:lvl w:ilvl="5" w:tplc="041A0005" w:tentative="1">
-      <w:start w:val="1"/>
-      <w:numFmt w:val="bullet"/>
-      <w:lvlText w:val=""/>
-      <w:lvlJc w:val="left"/>
-      <w:pPr>
-        <w:ind w:left="4320" w:hanging="360"/>
-      </w:pPr>
-      <w:rPr>
-        <w:rFonts w:ascii="Wingdings" w:hAnsi="Wingdings" w:hint="default"/>
-      </w:rPr>
-    </w:lvl>
-    <w:lvl w:ilvl="6" w:tplc="041A0001" w:tentative="1">
-      <w:start w:val="1"/>
-      <w:numFmt w:val="bullet"/>
-      <w:lvlText w:val=""/>
-      <w:lvlJc w:val="left"/>
-      <w:pPr>
-        <w:ind w:left="5040" w:hanging="360"/>
-      </w:pPr>
-      <w:rPr>
-        <w:rFonts w:ascii="Symbol" w:hAnsi="Symbol" w:hint="default"/>
-      </w:rPr>
-    </w:lvl>
-    <w:lvl w:ilvl="7" w:tplc="041A0003" w:tentative="1">
-      <w:start w:val="1"/>
-      <w:numFmt w:val="bullet"/>
-      <w:lvlText w:val="o"/>
-      <w:lvlJc w:val="left"/>
-      <w:pPr>
-        <w:ind w:left="5760" w:hanging="360"/>
-      </w:pPr>
-      <w:rPr>
-        <w:rFonts w:ascii="Courier New" w:hAnsi="Courier New" w:cs="Courier New" w:hint="default"/>
-      </w:rPr>
-    </w:lvl>
-    <w:lvl w:ilvl="8" w:tplc="041A0005" w:tentative="1">
-      <w:start w:val="1"/>
-      <w:numFmt w:val="bullet"/>
-      <w:lvlText w:val=""/>
-      <w:lvlJc w:val="left"/>
-      <w:pPr>
-        <w:ind w:left="6480" w:hanging="360"/>
-      </w:pPr>
-      <w:rPr>
-        <w:rFonts w:ascii="Wingdings" w:hAnsi="Wingdings" w:hint="default"/>
-      </w:rPr>
-    </w:lvl>
-  </w:abstractNum>
-  <w:abstractNum w:abstractNumId="32" w15:restartNumberingAfterBreak="0">
-    <w:nsid w:val="7D8932DF"/>
-    <w:multiLevelType w:val="hybridMultilevel"/>
-    <w:tmpl w:val="71009876"/>
-    <w:lvl w:ilvl="0" w:tplc="B94E62C4">
-      <w:start w:val="1"/>
-      <w:numFmt w:val="bullet"/>
-      <w:lvlText w:val=""/>
-      <w:lvlJc w:val="left"/>
-      <w:pPr>
-        <w:tabs>
-          <w:tab w:val="num" w:pos="720"/>
-        </w:tabs>
-        <w:ind w:left="720" w:hanging="360"/>
-      </w:pPr>
-      <w:rPr>
-        <w:rFonts w:ascii="Wingdings" w:hAnsi="Wingdings" w:hint="default"/>
-      </w:rPr>
-    </w:lvl>
-    <w:lvl w:ilvl="1" w:tplc="69902FDC">
-      <w:start w:val="1022"/>
-      <w:numFmt w:val="bullet"/>
-      <w:lvlText w:val=""/>
-      <w:lvlJc w:val="left"/>
-      <w:pPr>
-        <w:tabs>
-          <w:tab w:val="num" w:pos="1440"/>
-        </w:tabs>
-        <w:ind w:left="1440" w:hanging="360"/>
-      </w:pPr>
-      <w:rPr>
-        <w:rFonts w:ascii="Wingdings" w:hAnsi="Wingdings" w:hint="default"/>
-      </w:rPr>
-    </w:lvl>
-    <w:lvl w:ilvl="2" w:tplc="60F0497A">
-      <w:start w:val="1022"/>
-      <w:numFmt w:val="bullet"/>
-      <w:lvlText w:val=""/>
-      <w:lvlJc w:val="left"/>
-      <w:pPr>
-        <w:tabs>
-          <w:tab w:val="num" w:pos="2160"/>
-        </w:tabs>
-        <w:ind w:left="2160" w:hanging="360"/>
-      </w:pPr>
-      <w:rPr>
-        <w:rFonts w:ascii="Wingdings" w:hAnsi="Wingdings" w:hint="default"/>
-      </w:rPr>
-    </w:lvl>
-    <w:lvl w:ilvl="3" w:tplc="1BD299DA">
-      <w:start w:val="1"/>
-      <w:numFmt w:val="bullet"/>
-      <w:lvlText w:val=""/>
-      <w:lvlJc w:val="left"/>
-      <w:pPr>
-        <w:tabs>
-          <w:tab w:val="num" w:pos="2880"/>
-        </w:tabs>
-        <w:ind w:left="2880" w:hanging="360"/>
-      </w:pPr>
-      <w:rPr>
-        <w:rFonts w:ascii="Wingdings" w:hAnsi="Wingdings" w:hint="default"/>
-      </w:rPr>
-    </w:lvl>
-    <w:lvl w:ilvl="4" w:tplc="91F850C8">
-      <w:numFmt w:val="bullet"/>
-      <w:lvlText w:val="-"/>
-      <w:lvlJc w:val="left"/>
-      <w:pPr>
-        <w:ind w:left="3600" w:hanging="360"/>
-      </w:pPr>
-      <w:rPr>
-        <w:rFonts w:ascii="Times New Roman" w:eastAsia="Calibri" w:hAnsi="Times New Roman" w:cs="Times New Roman" w:hint="default"/>
-      </w:rPr>
-    </w:lvl>
-    <w:lvl w:ilvl="5" w:tplc="0998542A" w:tentative="1">
-      <w:start w:val="1"/>
-      <w:numFmt w:val="bullet"/>
-      <w:lvlText w:val=""/>
-      <w:lvlJc w:val="left"/>
-      <w:pPr>
-        <w:tabs>
-          <w:tab w:val="num" w:pos="4320"/>
-        </w:tabs>
-        <w:ind w:left="4320" w:hanging="360"/>
-      </w:pPr>
-      <w:rPr>
-        <w:rFonts w:ascii="Wingdings" w:hAnsi="Wingdings" w:hint="default"/>
-      </w:rPr>
-    </w:lvl>
-    <w:lvl w:ilvl="6" w:tplc="3CEC9E54" w:tentative="1">
-      <w:start w:val="1"/>
-      <w:numFmt w:val="bullet"/>
-      <w:lvlText w:val=""/>
-      <w:lvlJc w:val="left"/>
-      <w:pPr>
-        <w:tabs>
-          <w:tab w:val="num" w:pos="5040"/>
-        </w:tabs>
-        <w:ind w:left="5040" w:hanging="360"/>
-      </w:pPr>
-      <w:rPr>
-        <w:rFonts w:ascii="Wingdings" w:hAnsi="Wingdings" w:hint="default"/>
-      </w:rPr>
-    </w:lvl>
-    <w:lvl w:ilvl="7" w:tplc="66A89DAC" w:tentative="1">
-      <w:start w:val="1"/>
-      <w:numFmt w:val="bullet"/>
-      <w:lvlText w:val=""/>
-      <w:lvlJc w:val="left"/>
-      <w:pPr>
-        <w:tabs>
-          <w:tab w:val="num" w:pos="5760"/>
-        </w:tabs>
-        <w:ind w:left="5760" w:hanging="360"/>
-      </w:pPr>
-      <w:rPr>
-        <w:rFonts w:ascii="Wingdings" w:hAnsi="Wingdings" w:hint="default"/>
-      </w:rPr>
-    </w:lvl>
-    <w:lvl w:ilvl="8" w:tplc="65F25E7A" w:tentative="1">
-      <w:start w:val="1"/>
-      <w:numFmt w:val="bullet"/>
-      <w:lvlText w:val=""/>
-      <w:lvlJc w:val="left"/>
-      <w:pPr>
-        <w:tabs>
-          <w:tab w:val="num" w:pos="6480"/>
-        </w:tabs>
-        <w:ind w:left="6480" w:hanging="360"/>
-      </w:pPr>
-      <w:rPr>
-        <w:rFonts w:ascii="Wingdings" w:hAnsi="Wingdings" w:hint="default"/>
-      </w:rPr>
-    </w:lvl>
-  </w:abstractNum>
-  <w:abstractNum w:abstractNumId="33" w15:restartNumberingAfterBreak="0">
-    <w:nsid w:val="7EA84CB7"/>
-    <w:multiLevelType w:val="hybridMultilevel"/>
-    <w:tmpl w:val="C8F056B4"/>
-    <w:lvl w:ilvl="0" w:tplc="8E54D32C">
-      <w:numFmt w:val="bullet"/>
-      <w:lvlText w:val="-"/>
-      <w:lvlJc w:val="left"/>
-      <w:pPr>
-        <w:ind w:left="720" w:hanging="360"/>
-      </w:pPr>
-      <w:rPr>
-        <w:rFonts w:ascii="Times New Roman" w:eastAsia="Calibri" w:hAnsi="Times New Roman" w:cs="Times New Roman" w:hint="default"/>
-      </w:rPr>
-    </w:lvl>
-    <w:lvl w:ilvl="1" w:tplc="041A0003" w:tentative="1">
-      <w:start w:val="1"/>
-      <w:numFmt w:val="bullet"/>
-      <w:lvlText w:val="o"/>
-      <w:lvlJc w:val="left"/>
-      <w:pPr>
-        <w:ind w:left="1440" w:hanging="360"/>
-      </w:pPr>
-      <w:rPr>
-        <w:rFonts w:ascii="Courier New" w:hAnsi="Courier New" w:cs="Courier New" w:hint="default"/>
-      </w:rPr>
-    </w:lvl>
-    <w:lvl w:ilvl="2" w:tplc="041A0005" w:tentative="1">
-      <w:start w:val="1"/>
-      <w:numFmt w:val="bullet"/>
-      <w:lvlText w:val=""/>
-      <w:lvlJc w:val="left"/>
-      <w:pPr>
-        <w:ind w:left="2160" w:hanging="360"/>
-      </w:pPr>
-      <w:rPr>
-        <w:rFonts w:ascii="Wingdings" w:hAnsi="Wingdings" w:hint="default"/>
-      </w:rPr>
-    </w:lvl>
-    <w:lvl w:ilvl="3" w:tplc="041A0001" w:tentative="1">
-      <w:start w:val="1"/>
-      <w:numFmt w:val="bullet"/>
-      <w:lvlText w:val=""/>
-      <w:lvlJc w:val="left"/>
-      <w:pPr>
-        <w:ind w:left="2880" w:hanging="360"/>
-      </w:pPr>
-      <w:rPr>
-        <w:rFonts w:ascii="Symbol" w:hAnsi="Symbol" w:hint="default"/>
-      </w:rPr>
-    </w:lvl>
-    <w:lvl w:ilvl="4" w:tplc="041A0003" w:tentative="1">
-      <w:start w:val="1"/>
-      <w:numFmt w:val="bullet"/>
-      <w:lvlText w:val="o"/>
-      <w:lvlJc w:val="left"/>
-      <w:pPr>
-        <w:ind w:left="3600" w:hanging="360"/>
-      </w:pPr>
-      <w:rPr>
-        <w:rFonts w:ascii="Courier New" w:hAnsi="Courier New" w:cs="Courier New" w:hint="default"/>
-      </w:rPr>
-    </w:lvl>
-    <w:lvl w:ilvl="5" w:tplc="041A0005" w:tentative="1">
-      <w:start w:val="1"/>
-      <w:numFmt w:val="bullet"/>
-      <w:lvlText w:val=""/>
-      <w:lvlJc w:val="left"/>
-      <w:pPr>
-        <w:ind w:left="4320" w:hanging="360"/>
-      </w:pPr>
-      <w:rPr>
-        <w:rFonts w:ascii="Wingdings" w:hAnsi="Wingdings" w:hint="default"/>
-      </w:rPr>
-    </w:lvl>
-    <w:lvl w:ilvl="6" w:tplc="041A0001" w:tentative="1">
-      <w:start w:val="1"/>
-      <w:numFmt w:val="bullet"/>
-      <w:lvlText w:val=""/>
-      <w:lvlJc w:val="left"/>
-      <w:pPr>
-        <w:ind w:left="5040" w:hanging="360"/>
-      </w:pPr>
-      <w:rPr>
-        <w:rFonts w:ascii="Symbol" w:hAnsi="Symbol" w:hint="default"/>
-      </w:rPr>
-    </w:lvl>
-    <w:lvl w:ilvl="7" w:tplc="041A0003" w:tentative="1">
-      <w:start w:val="1"/>
-      <w:numFmt w:val="bullet"/>
-      <w:lvlText w:val="o"/>
-      <w:lvlJc w:val="left"/>
-      <w:pPr>
-        <w:ind w:left="5760" w:hanging="360"/>
-      </w:pPr>
-      <w:rPr>
-        <w:rFonts w:ascii="Courier New" w:hAnsi="Courier New" w:cs="Courier New" w:hint="default"/>
-      </w:rPr>
-    </w:lvl>
-    <w:lvl w:ilvl="8" w:tplc="041A0005" w:tentative="1">
-      <w:start w:val="1"/>
-      <w:numFmt w:val="bullet"/>
-      <w:lvlText w:val=""/>
-      <w:lvlJc w:val="left"/>
-      <w:pPr>
-        <w:ind w:left="6480" w:hanging="360"/>
-      </w:pPr>
-      <w:rPr>
-        <w:rFonts w:ascii="Wingdings" w:hAnsi="Wingdings" w:hint="default"/>
-      </w:rPr>
-    </w:lvl>
-  </w:abstractNum>
   <w:num w:numId="1">
-    <w:abstractNumId w:val="26"/>
+    <w:abstractNumId w:val="12"/>
   </w:num>
   <w:num w:numId="2">
-    <w:abstractNumId w:val="24"/>
+    <w:abstractNumId w:val="11"/>
   </w:num>
   <w:num w:numId="3">
     <w:abstractNumId w:val="0"/>
   </w:num>
   <w:num w:numId="4">
-    <w:abstractNumId w:val="21"/>
+    <w:abstractNumId w:val="10"/>
   </w:num>
   <w:num w:numId="5">
-    <w:abstractNumId w:val="25"/>
+    <w:abstractNumId w:val="3"/>
   </w:num>
   <w:num w:numId="6">
+    <w:abstractNumId w:val="5"/>
+  </w:num>
+  <w:num w:numId="7">
+    <w:abstractNumId w:val="2"/>
+  </w:num>
+  <w:num w:numId="8">
     <w:abstractNumId w:val="8"/>
   </w:num>
-  <w:num w:numId="7">
-    <w:abstractNumId w:val="7"/>
-  </w:num>
-  <w:num w:numId="8">
-    <w:abstractNumId w:val="14"/>
-  </w:num>
   <w:num w:numId="9">
-    <w:abstractNumId w:val="15"/>
+    <w:abstractNumId w:val="2"/>
+    <w:lvlOverride w:ilvl="0">
+      <w:startOverride w:val="1"/>
+    </w:lvlOverride>
   </w:num>
   <w:num w:numId="10">
-    <w:abstractNumId w:val="20"/>
+    <w:abstractNumId w:val="7"/>
   </w:num>
   <w:num w:numId="11">
     <w:abstractNumId w:val="13"/>
   </w:num>
   <w:num w:numId="12">
-    <w:abstractNumId w:val="32"/>
+    <w:abstractNumId w:val="9"/>
   </w:num>
   <w:num w:numId="13">
-    <w:abstractNumId w:val="12"/>
+    <w:abstractNumId w:val="4"/>
   </w:num>
   <w:num w:numId="14">
-    <w:abstractNumId w:val="19"/>
+    <w:abstractNumId w:val="6"/>
   </w:num>
   <w:num w:numId="15">
-    <w:abstractNumId w:val="31"/>
-  </w:num>
-  <w:num w:numId="16">
-    <w:abstractNumId w:val="27"/>
-  </w:num>
-  <w:num w:numId="17">
-    <w:abstractNumId w:val="28"/>
-  </w:num>
-  <w:num w:numId="18">
-    <w:abstractNumId w:val="18"/>
-  </w:num>
-  <w:num w:numId="19">
-    <w:abstractNumId w:val="23"/>
-  </w:num>
-  <w:num w:numId="20">
-    <w:abstractNumId w:val="22"/>
-  </w:num>
-  <w:num w:numId="21">
-    <w:abstractNumId w:val="16"/>
-  </w:num>
-  <w:num w:numId="22">
-    <w:abstractNumId w:val="6"/>
-  </w:num>
-  <w:num w:numId="23">
-    <w:abstractNumId w:val="9"/>
-  </w:num>
-  <w:num w:numId="24">
-    <w:abstractNumId w:val="2"/>
-    <w:lvlOverride w:ilvl="0"/>
-    <w:lvlOverride w:ilvl="1"/>
-    <w:lvlOverride w:ilvl="2">
-      <w:startOverride w:val="1"/>
-    </w:lvlOverride>
-    <w:lvlOverride w:ilvl="3">
-      <w:startOverride w:val="1"/>
-    </w:lvlOverride>
-    <w:lvlOverride w:ilvl="4">
-      <w:startOverride w:val="1"/>
-    </w:lvlOverride>
-    <w:lvlOverride w:ilvl="5">
-      <w:startOverride w:val="1"/>
-    </w:lvlOverride>
-    <w:lvlOverride w:ilvl="6">
-      <w:startOverride w:val="1"/>
-    </w:lvlOverride>
-    <w:lvlOverride w:ilvl="7">
-      <w:startOverride w:val="1"/>
-    </w:lvlOverride>
-    <w:lvlOverride w:ilvl="8">
-      <w:startOverride w:val="1"/>
-    </w:lvlOverride>
-  </w:num>
-  <w:num w:numId="25">
-    <w:abstractNumId w:val="5"/>
-  </w:num>
-  <w:num w:numId="26">
-    <w:abstractNumId w:val="1"/>
-    <w:lvlOverride w:ilvl="0"/>
-    <w:lvlOverride w:ilvl="1">
-      <w:startOverride w:val="1"/>
-    </w:lvlOverride>
-    <w:lvlOverride w:ilvl="2">
-      <w:startOverride w:val="1"/>
-    </w:lvlOverride>
-    <w:lvlOverride w:ilvl="3">
-      <w:startOverride w:val="1"/>
-    </w:lvlOverride>
-    <w:lvlOverride w:ilvl="4">
-      <w:startOverride w:val="1"/>
-    </w:lvlOverride>
-    <w:lvlOverride w:ilvl="5">
-      <w:startOverride w:val="1"/>
-    </w:lvlOverride>
-    <w:lvlOverride w:ilvl="6">
-      <w:startOverride w:val="1"/>
-    </w:lvlOverride>
-    <w:lvlOverride w:ilvl="7">
-      <w:startOverride w:val="1"/>
-    </w:lvlOverride>
-    <w:lvlOverride w:ilvl="8">
-      <w:startOverride w:val="1"/>
-    </w:lvlOverride>
-  </w:num>
-  <w:num w:numId="27">
     <w:abstractNumId w:val="1"/>
   </w:num>
-  <w:num w:numId="28">
-    <w:abstractNumId w:val="29"/>
-  </w:num>
-  <w:num w:numId="29">
-    <w:abstractNumId w:val="3"/>
-  </w:num>
-  <w:num w:numId="30">
-    <w:abstractNumId w:val="10"/>
-  </w:num>
-  <w:num w:numId="31">
-    <w:abstractNumId w:val="30"/>
-  </w:num>
-  <w:num w:numId="32">
-    <w:abstractNumId w:val="17"/>
-  </w:num>
-  <w:num w:numId="33">
-    <w:abstractNumId w:val="11"/>
-  </w:num>
-  <w:num w:numId="34">
-    <w:abstractNumId w:val="24"/>
-    <w:lvlOverride w:ilvl="0">
-      <w:startOverride w:val="1"/>
-    </w:lvlOverride>
-    <w:lvlOverride w:ilvl="1">
-      <w:startOverride w:val="1"/>
-    </w:lvlOverride>
-    <w:lvlOverride w:ilvl="2">
-      <w:startOverride w:val="1"/>
-    </w:lvlOverride>
-    <w:lvlOverride w:ilvl="3">
-      <w:startOverride w:val="1"/>
-    </w:lvlOverride>
-    <w:lvlOverride w:ilvl="4">
-      <w:startOverride w:val="1"/>
-    </w:lvlOverride>
-    <w:lvlOverride w:ilvl="5">
-      <w:startOverride w:val="1"/>
-    </w:lvlOverride>
-    <w:lvlOverride w:ilvl="6">
-      <w:startOverride w:val="1"/>
-    </w:lvlOverride>
-    <w:lvlOverride w:ilvl="7">
-      <w:startOverride w:val="1"/>
-    </w:lvlOverride>
-    <w:lvlOverride w:ilvl="8">
-      <w:startOverride w:val="1"/>
-    </w:lvlOverride>
-  </w:num>
-  <w:num w:numId="35">
-    <w:abstractNumId w:val="33"/>
-  </w:num>
-  <w:num w:numId="36">
-    <w:abstractNumId w:val="3"/>
-    <w:lvlOverride w:ilvl="0">
-      <w:startOverride w:val="1"/>
-    </w:lvlOverride>
-  </w:num>
-  <w:num w:numId="37">
-    <w:abstractNumId w:val="24"/>
-  </w:num>
-  <w:num w:numId="38">
-    <w:abstractNumId w:val="4"/>
-  </w:num>
+  <w:numIdMacAtCleanup w:val="15"/>
 </w:numbering>
 </file>
 
@@ -17596,14 +16130,14 @@
     <w:rsid w:val="00F07CBC"/>
     <w:rPr>
       <w:rFonts w:ascii="Times New Roman" w:eastAsia="Times New Roman" w:hAnsi="Times New Roman" w:cs="Times New Roman"/>
-      <w:b/>
+      <w:b w:val="0"/>
       <w:bCs/>
       <w:i/>
       <w:iCs/>
       <w:color w:val="4F81BD"/>
       <w:sz w:val="24"/>
       <w:szCs w:val="24"/>
-      <w:lang w:val="hr-HR"/>
+      <w:lang w:val="en-US" w:eastAsia="en-US"/>
     </w:rPr>
   </w:style>
   <w:style w:type="character" w:styleId="Emphasis">
@@ -18190,7 +16724,7 @@
     <w:rsid w:val="00BE09E3"/>
     <w:pPr>
       <w:numPr>
-        <w:numId w:val="29"/>
+        <w:numId w:val="7"/>
       </w:numPr>
       <w:ind w:left="709" w:hanging="482"/>
     </w:pPr>
@@ -18342,7 +16876,7 @@
     <w:rsid w:val="00D56696"/>
     <w:pPr>
       <w:numPr>
-        <w:numId w:val="32"/>
+        <w:numId w:val="8"/>
       </w:numPr>
       <w:spacing w:after="120"/>
       <w:jc w:val="left"/>
@@ -18884,7 +17418,7 @@
 </file>
 
 <file path=customXml/itemProps1.xml><?xml version="1.0" encoding="utf-8"?>
-<ds:datastoreItem xmlns:ds="http://schemas.openxmlformats.org/officeDocument/2006/customXml" ds:itemID="{2CD17BAB-A0E9-47F7-B5EF-11D508D96016}">
+<ds:datastoreItem xmlns:ds="http://schemas.openxmlformats.org/officeDocument/2006/customXml" ds:itemID="{79CF3C85-367C-42AB-BCC4-0626FA9CF5D2}">
   <ds:schemaRefs>
     <ds:schemaRef ds:uri="http://schemas.openxmlformats.org/officeDocument/2006/bibliography"/>
   </ds:schemaRefs>

--- a/HOTEL_Documents/HotelManagment_IvaPleic.docx
+++ b/HOTEL_Documents/HotelManagment_IvaPleic.docx
@@ -1543,10 +1543,7 @@
         <w:br w:type="page"/>
       </w:r>
     </w:p>
-    <w:p>
-      <w:bookmarkStart w:id="0" w:name="_GoBack"/>
-      <w:bookmarkEnd w:id="0"/>
-    </w:p>
+    <w:p/>
     <w:p>
       <w:pPr>
         <w:rPr>
@@ -4852,12 +4849,12 @@
       <w:pPr>
         <w:pStyle w:val="Heading1"/>
       </w:pPr>
-      <w:bookmarkStart w:id="1" w:name="_Toc175782379"/>
+      <w:bookmarkStart w:id="0" w:name="_Toc175782379"/>
       <w:r>
         <w:lastRenderedPageBreak/>
         <w:t>UVOD</w:t>
       </w:r>
-      <w:bookmarkEnd w:id="1"/>
+      <w:bookmarkEnd w:id="0"/>
     </w:p>
     <w:p>
       <w:pPr>
@@ -5017,25 +5014,25 @@
       <w:pPr>
         <w:pStyle w:val="Heading1"/>
       </w:pPr>
-      <w:bookmarkStart w:id="2" w:name="_Toc175782380"/>
+      <w:bookmarkStart w:id="1" w:name="_Toc175782380"/>
       <w:r>
         <w:lastRenderedPageBreak/>
         <w:t>OPIS APLIKACIJE</w:t>
       </w:r>
+      <w:bookmarkEnd w:id="1"/>
+    </w:p>
+    <w:p>
+      <w:pPr>
+        <w:pStyle w:val="Heading2"/>
+      </w:pPr>
+      <w:bookmarkStart w:id="2" w:name="_Toc175782381"/>
+      <w:r>
+        <w:t>Osnovne funkcionalnosti aplikacije</w:t>
+      </w:r>
       <w:bookmarkEnd w:id="2"/>
     </w:p>
     <w:p>
       <w:pPr>
-        <w:pStyle w:val="Heading2"/>
-      </w:pPr>
-      <w:bookmarkStart w:id="3" w:name="_Toc175782381"/>
-      <w:r>
-        <w:t>Osnovne funkcionalnosti aplikacije</w:t>
-      </w:r>
-      <w:bookmarkEnd w:id="3"/>
-    </w:p>
-    <w:p>
-      <w:pPr>
         <w:ind w:firstLine="567"/>
       </w:pPr>
       <w:r>
@@ -5047,7 +5044,13 @@
         <w:ind w:firstLine="360"/>
       </w:pPr>
       <w:r>
-        <w:t>Glavne funkcionalnosti aplikacije obuhvaćaju tri osnovne komponente: upravljanje rezervacijama, upravljanje gostima i upravljanje sobama. Ove funkcionalnosti omogućuju hotelima da učinkovito organiziraju i optimiziraju svoje operacije, osiguravajući da svaki gost ima besprijekorno iskustvo boravka.</w:t>
+        <w:t xml:space="preserve">Glavne funkcionalnosti aplikacije obuhvaćaju tri osnovne komponente: </w:t>
+      </w:r>
+      <w:r>
+        <w:t>upravljanje rezervacijama, upravljanje gostima i upravljanje sobama.</w:t>
+      </w:r>
+      <w:r>
+        <w:t xml:space="preserve"> Ove funkcionalnosti omogućuju hotelima da učinkovito organiziraju i optimiziraju svoje operacije, osiguravajući da svaki gost ima besprijekorno iskustvo boravka.</w:t>
       </w:r>
     </w:p>
     <w:p>
@@ -5235,14 +5238,14 @@
       <w:pPr>
         <w:pStyle w:val="Heading2"/>
       </w:pPr>
-      <w:bookmarkStart w:id="4" w:name="_Toc175782382"/>
+      <w:bookmarkStart w:id="3" w:name="_Toc175782382"/>
       <w:r>
         <w:t>Glavni dijelovi aplikacij</w:t>
       </w:r>
       <w:r>
         <w:t>e</w:t>
       </w:r>
-      <w:bookmarkEnd w:id="4"/>
+      <w:bookmarkEnd w:id="3"/>
     </w:p>
     <w:p>
       <w:pPr>
@@ -5488,11 +5491,11 @@
       <w:pPr>
         <w:pStyle w:val="Heading2"/>
       </w:pPr>
-      <w:bookmarkStart w:id="5" w:name="_Toc175782383"/>
+      <w:bookmarkStart w:id="4" w:name="_Toc175782383"/>
       <w:r>
         <w:t>Dizajn korisničkog sučelja</w:t>
       </w:r>
-      <w:bookmarkEnd w:id="5"/>
+      <w:bookmarkEnd w:id="4"/>
     </w:p>
     <w:p>
       <w:pPr>
@@ -5565,11 +5568,11 @@
       <w:pPr>
         <w:pStyle w:val="Heading2"/>
       </w:pPr>
-      <w:bookmarkStart w:id="6" w:name="_Toc175782384"/>
+      <w:bookmarkStart w:id="5" w:name="_Toc175782384"/>
       <w:r>
         <w:t>Plan razvoja</w:t>
       </w:r>
-      <w:bookmarkEnd w:id="6"/>
+      <w:bookmarkEnd w:id="5"/>
     </w:p>
     <w:p>
       <w:pPr>
@@ -5653,22 +5656,22 @@
       <w:pPr>
         <w:pStyle w:val="Heading1"/>
       </w:pPr>
-      <w:bookmarkStart w:id="7" w:name="_Toc175782385"/>
+      <w:bookmarkStart w:id="6" w:name="_Toc175782385"/>
       <w:r>
         <w:lastRenderedPageBreak/>
         <w:t>ZAHTJEVI APLIKACIJE</w:t>
       </w:r>
+      <w:bookmarkEnd w:id="6"/>
+    </w:p>
+    <w:p>
+      <w:pPr>
+        <w:pStyle w:val="Heading2"/>
+      </w:pPr>
+      <w:bookmarkStart w:id="7" w:name="_Toc175782386"/>
+      <w:r>
+        <w:t>Funkcionalni zahtjevi</w:t>
+      </w:r>
       <w:bookmarkEnd w:id="7"/>
-    </w:p>
-    <w:p>
-      <w:pPr>
-        <w:pStyle w:val="Heading2"/>
-      </w:pPr>
-      <w:bookmarkStart w:id="8" w:name="_Toc175782386"/>
-      <w:r>
-        <w:t>Funkcionalni zahtjevi</w:t>
-      </w:r>
-      <w:bookmarkEnd w:id="8"/>
     </w:p>
     <w:p>
       <w:pPr>
@@ -5688,7 +5691,7 @@
           <w:b w:val="0"/>
         </w:rPr>
       </w:pPr>
-      <w:bookmarkStart w:id="9" w:name="_Toc175782387"/>
+      <w:bookmarkStart w:id="8" w:name="_Toc175782387"/>
       <w:r>
         <w:rPr>
           <w:rStyle w:val="Strong"/>
@@ -5696,7 +5699,7 @@
         </w:rPr>
         <w:t>Upravljanje hotelom i resursima</w:t>
       </w:r>
-      <w:bookmarkEnd w:id="9"/>
+      <w:bookmarkEnd w:id="8"/>
     </w:p>
     <w:p>
       <w:pPr>
@@ -5865,29 +5868,26 @@
       <w:pPr>
         <w:pStyle w:val="Heading3"/>
       </w:pPr>
-      <w:bookmarkStart w:id="10" w:name="_Toc175782388"/>
+      <w:bookmarkStart w:id="9" w:name="_Toc175782388"/>
       <w:r>
         <w:t>Rezervacije i poslovanje hotela</w:t>
       </w:r>
+      <w:bookmarkEnd w:id="9"/>
+    </w:p>
+    <w:p/>
+    <w:p>
+      <w:pPr>
+        <w:pStyle w:val="Heading2"/>
+      </w:pPr>
+      <w:bookmarkStart w:id="10" w:name="_Toc175782389"/>
+      <w:r>
+        <w:t>Nefunkcionalni zahtjevi</w:t>
+      </w:r>
       <w:bookmarkEnd w:id="10"/>
     </w:p>
-    <w:p/>
-    <w:p>
-      <w:pPr>
-        <w:pStyle w:val="Heading2"/>
-      </w:pPr>
-      <w:bookmarkStart w:id="11" w:name="_Toc175782389"/>
-      <w:r>
-        <w:t>Nefunkcionalni zahtjevi</w:t>
-      </w:r>
-      <w:bookmarkEnd w:id="11"/>
-    </w:p>
-    <w:p>
-      <w:r>
-        <w:t>Ova skupina funkcionalnih zahtjeva odnosi se na procese vezane uz rezervacije i svakodnevno poslovanje hotela. Klj</w:t>
-      </w:r>
-      <w:r>
-        <w:t>učne funkcionalnosti uključuju:</w:t>
+    <w:p>
+      <w:r>
+        <w:t>Ova skupina funkcionalnih zahtjeva odnosi se na procese vezane uz rezervacije i svakodnevno poslovanje hotela. Ključne funkcionalnosti uključuju:</w:t>
       </w:r>
     </w:p>
     <w:p>
@@ -6113,23 +6113,23 @@
       <w:pPr>
         <w:pStyle w:val="Heading1"/>
       </w:pPr>
-      <w:bookmarkStart w:id="12" w:name="_Toc175782390"/>
+      <w:bookmarkStart w:id="11" w:name="_Toc175782390"/>
       <w:r>
         <w:lastRenderedPageBreak/>
         <w:t>MODELIRANJE SUSTAVA</w:t>
       </w:r>
+      <w:bookmarkEnd w:id="11"/>
+    </w:p>
+    <w:p/>
+    <w:p>
+      <w:pPr>
+        <w:pStyle w:val="Heading2"/>
+      </w:pPr>
+      <w:bookmarkStart w:id="12" w:name="_Toc175782391"/>
+      <w:r>
+        <w:t>ER diagram</w:t>
+      </w:r>
       <w:bookmarkEnd w:id="12"/>
-    </w:p>
-    <w:p/>
-    <w:p>
-      <w:pPr>
-        <w:pStyle w:val="Heading2"/>
-      </w:pPr>
-      <w:bookmarkStart w:id="13" w:name="_Toc175782391"/>
-      <w:r>
-        <w:t>ER diagram</w:t>
-      </w:r>
-      <w:bookmarkEnd w:id="13"/>
     </w:p>
     <w:p>
       <w:r>
@@ -6184,40 +6184,61 @@
       <w:pPr>
         <w:pStyle w:val="Heading2"/>
       </w:pPr>
-      <w:bookmarkStart w:id="14" w:name="_Toc175782392"/>
+      <w:bookmarkStart w:id="13" w:name="_Toc175782392"/>
       <w:r>
         <w:t>Black-box model</w:t>
       </w:r>
+      <w:bookmarkEnd w:id="13"/>
+    </w:p>
+    <w:p>
+      <w:pPr>
+        <w:pStyle w:val="Heading2"/>
+      </w:pPr>
+      <w:bookmarkStart w:id="14" w:name="_Toc175782393"/>
+      <w:r>
+        <w:t>White-box model</w:t>
+      </w:r>
       <w:bookmarkEnd w:id="14"/>
     </w:p>
     <w:p>
-      <w:pPr>
-        <w:pStyle w:val="Heading2"/>
-      </w:pPr>
-      <w:bookmarkStart w:id="15" w:name="_Toc175782393"/>
-      <w:r>
-        <w:t>White-box model</w:t>
-      </w:r>
-      <w:bookmarkEnd w:id="15"/>
+      <w:r>
+        <w:t xml:space="preserve">-moduli </w:t>
+      </w:r>
     </w:p>
     <w:p>
       <w:pPr>
         <w:pStyle w:val="Heading1"/>
       </w:pPr>
-      <w:bookmarkStart w:id="16" w:name="_Toc175782394"/>
+      <w:bookmarkStart w:id="15" w:name="_Toc175782394"/>
       <w:r>
         <w:lastRenderedPageBreak/>
         <w:t>DIZAJN SUSTAVA</w:t>
       </w:r>
+      <w:bookmarkEnd w:id="15"/>
+    </w:p>
+    <w:p>
+      <w:pPr>
+        <w:pStyle w:val="Heading2"/>
+      </w:pPr>
+      <w:bookmarkStart w:id="16" w:name="_Toc175782395"/>
+      <w:r>
+        <w:t>Dizajn arhitekture sustava</w:t>
+      </w:r>
       <w:bookmarkEnd w:id="16"/>
     </w:p>
     <w:p>
+      <w:r>
+        <w:t>.</w:t>
+      </w:r>
+    </w:p>
+    <w:p/>
+    <w:p>
       <w:pPr>
         <w:pStyle w:val="Heading2"/>
       </w:pPr>
-      <w:bookmarkStart w:id="17" w:name="_Toc175782395"/>
-      <w:r>
-        <w:t>Dizajn arhitekture sustava</w:t>
+      <w:bookmarkStart w:id="17" w:name="_Toc175782396"/>
+      <w:r>
+        <w:t>Arhitektura aplikacije</w:t>
       </w:r>
       <w:bookmarkEnd w:id="17"/>
     </w:p>
@@ -6226,79 +6247,109 @@
         <w:t>.</w:t>
       </w:r>
     </w:p>
-    <w:p/>
     <w:p>
       <w:pPr>
         <w:pStyle w:val="Heading2"/>
       </w:pPr>
-      <w:bookmarkStart w:id="18" w:name="_Toc175782396"/>
-      <w:r>
-        <w:t>Arhitektura aplikacije</w:t>
+      <w:bookmarkStart w:id="18" w:name="_Toc175782397"/>
+      <w:r>
+        <w:t>B</w:t>
+      </w:r>
+      <w:r>
+        <w:t xml:space="preserve">aza podataka i upravljanje </w:t>
+      </w:r>
+      <w:r>
+        <w:t>podacima</w:t>
       </w:r>
       <w:bookmarkEnd w:id="18"/>
     </w:p>
     <w:p>
       <w:r>
-        <w:t>.</w:t>
+        <w:t>-popis svih tablica u bazi</w:t>
+      </w:r>
+    </w:p>
+    <w:p>
+      <w:r>
+        <w:t>-relacije medu njima</w:t>
+      </w:r>
+    </w:p>
+    <w:p>
+      <w:r>
+        <w:t>-storane procedure</w:t>
+      </w:r>
+    </w:p>
+    <w:p>
+      <w:r>
+        <w:t>-nacin kako pozivam storane procedure u bazi</w:t>
       </w:r>
     </w:p>
     <w:p>
       <w:pPr>
         <w:pStyle w:val="Heading2"/>
       </w:pPr>
-      <w:bookmarkStart w:id="19" w:name="_Toc175782397"/>
-      <w:r>
-        <w:t>B</w:t>
-      </w:r>
-      <w:r>
-        <w:t xml:space="preserve">aza podataka i upravljanje </w:t>
-      </w:r>
-      <w:r>
-        <w:t>podacima</w:t>
+      <w:bookmarkStart w:id="19" w:name="_Toc175782398"/>
+      <w:r>
+        <w:t>Detaljni prikaz sučelja aplikacije</w:t>
       </w:r>
       <w:bookmarkEnd w:id="19"/>
     </w:p>
     <w:p>
-      <w:pPr>
-        <w:pStyle w:val="Heading2"/>
-      </w:pPr>
-      <w:bookmarkStart w:id="20" w:name="_Toc175782398"/>
-      <w:r>
-        <w:t>Detaljni prikaz sučelja aplikacije</w:t>
-      </w:r>
-      <w:bookmarkEnd w:id="20"/>
+      <w:r>
+        <w:t>-prikaz glavnih formi rezervacije.sobe.goste, dashboard, i neki primjer malih formi za crud operacije</w:t>
+      </w:r>
     </w:p>
     <w:p>
       <w:pPr>
         <w:pStyle w:val="Heading1"/>
       </w:pPr>
-      <w:bookmarkStart w:id="21" w:name="_Toc175782399"/>
+      <w:bookmarkStart w:id="20" w:name="_Toc175782399"/>
       <w:r>
         <w:lastRenderedPageBreak/>
         <w:t>IMPLEMENTACIJA APLIKACIJE</w:t>
       </w:r>
+      <w:bookmarkEnd w:id="20"/>
+    </w:p>
+    <w:p>
+      <w:pPr>
+        <w:pStyle w:val="Heading2"/>
+      </w:pPr>
+      <w:bookmarkStart w:id="21" w:name="_Toc175782400"/>
+      <w:r>
+        <w:t>Korištene tehnologije</w:t>
+      </w:r>
       <w:bookmarkEnd w:id="21"/>
     </w:p>
     <w:p>
+      <w:r>
+        <w:t>-WinForms.Microsoft SQL Server, .net</w:t>
+      </w:r>
+    </w:p>
+    <w:p>
       <w:pPr>
         <w:pStyle w:val="Heading2"/>
       </w:pPr>
-      <w:bookmarkStart w:id="22" w:name="_Toc175782400"/>
-      <w:r>
-        <w:t>Korištene tehnologije</w:t>
+      <w:bookmarkStart w:id="22" w:name="_Toc175782401"/>
+      <w:r>
+        <w:t>Struktura aplikacije i kod</w:t>
       </w:r>
       <w:bookmarkEnd w:id="22"/>
     </w:p>
     <w:p>
-      <w:pPr>
-        <w:pStyle w:val="Heading2"/>
-      </w:pPr>
-      <w:bookmarkStart w:id="23" w:name="_Toc175782401"/>
-      <w:r>
-        <w:t>Struktura aplikacije i kod</w:t>
-      </w:r>
+      <w:r>
+        <w:t>-</w:t>
+      </w:r>
+      <w:r>
+        <w:t>SCREENSHOT SOULUTION EXPLORERA</w:t>
+      </w:r>
+    </w:p>
+    <w:p>
+      <w:r>
+        <w:t>-pocetna tocka programa</w:t>
+      </w:r>
+      <w:bookmarkStart w:id="23" w:name="_GoBack"/>
       <w:bookmarkEnd w:id="23"/>
     </w:p>
+    <w:p/>
     <w:p>
       <w:pPr>
         <w:pStyle w:val="Heading2"/>
@@ -12961,7 +13012,7 @@
       <w:rPr>
         <w:noProof/>
       </w:rPr>
-      <w:t>15</w:t>
+      <w:t>17</w:t>
     </w:r>
     <w:r>
       <w:rPr>
@@ -17418,7 +17469,7 @@
 </file>
 
 <file path=customXml/itemProps1.xml><?xml version="1.0" encoding="utf-8"?>
-<ds:datastoreItem xmlns:ds="http://schemas.openxmlformats.org/officeDocument/2006/customXml" ds:itemID="{79CF3C85-367C-42AB-BCC4-0626FA9CF5D2}">
+<ds:datastoreItem xmlns:ds="http://schemas.openxmlformats.org/officeDocument/2006/customXml" ds:itemID="{6A8D05D4-06C1-44FD-B8AF-8665FF375A51}">
   <ds:schemaRefs>
     <ds:schemaRef ds:uri="http://schemas.openxmlformats.org/officeDocument/2006/bibliography"/>
   </ds:schemaRefs>

--- a/HOTEL_Documents/HotelManagment_IvaPleic.docx
+++ b/HOTEL_Documents/HotelManagment_IvaPleic.docx
@@ -1586,7 +1586,7 @@
         </w:rPr>
         <w:fldChar w:fldCharType="separate"/>
       </w:r>
-      <w:hyperlink w:anchor="_Toc176086066" w:history="1">
+      <w:hyperlink w:anchor="_Toc176203448" w:history="1">
         <w:r>
           <w:rPr>
             <w:rStyle w:val="Hyperlink"/>
@@ -1630,7 +1630,7 @@
             <w:noProof/>
             <w:webHidden/>
           </w:rPr>
-          <w:instrText xml:space="preserve"> PAGEREF _Toc176086066 \h </w:instrText>
+          <w:instrText xml:space="preserve"> PAGEREF _Toc176203448 \h </w:instrText>
         </w:r>
         <w:r>
           <w:rPr>
@@ -1672,7 +1672,7 @@
           <w:lang w:eastAsia="hr-HR"/>
         </w:rPr>
       </w:pPr>
-      <w:hyperlink w:anchor="_Toc176086067" w:history="1">
+      <w:hyperlink w:anchor="_Toc176203449" w:history="1">
         <w:r>
           <w:rPr>
             <w:rStyle w:val="Hyperlink"/>
@@ -1716,7 +1716,7 @@
             <w:noProof/>
             <w:webHidden/>
           </w:rPr>
-          <w:instrText xml:space="preserve"> PAGEREF _Toc176086067 \h </w:instrText>
+          <w:instrText xml:space="preserve"> PAGEREF _Toc176203449 \h </w:instrText>
         </w:r>
         <w:r>
           <w:rPr>
@@ -1758,7 +1758,7 @@
           <w:lang w:eastAsia="hr-HR"/>
         </w:rPr>
       </w:pPr>
-      <w:hyperlink w:anchor="_Toc176086068" w:history="1">
+      <w:hyperlink w:anchor="_Toc176203450" w:history="1">
         <w:r>
           <w:rPr>
             <w:rStyle w:val="Hyperlink"/>
@@ -1802,7 +1802,7 @@
             <w:noProof/>
             <w:webHidden/>
           </w:rPr>
-          <w:instrText xml:space="preserve"> PAGEREF _Toc176086068 \h </w:instrText>
+          <w:instrText xml:space="preserve"> PAGEREF _Toc176203450 \h </w:instrText>
         </w:r>
         <w:r>
           <w:rPr>
@@ -1844,7 +1844,7 @@
           <w:lang w:eastAsia="hr-HR"/>
         </w:rPr>
       </w:pPr>
-      <w:hyperlink w:anchor="_Toc176086069" w:history="1">
+      <w:hyperlink w:anchor="_Toc176203451" w:history="1">
         <w:r>
           <w:rPr>
             <w:rStyle w:val="Hyperlink"/>
@@ -1888,7 +1888,7 @@
             <w:noProof/>
             <w:webHidden/>
           </w:rPr>
-          <w:instrText xml:space="preserve"> PAGEREF _Toc176086069 \h </w:instrText>
+          <w:instrText xml:space="preserve"> PAGEREF _Toc176203451 \h </w:instrText>
         </w:r>
         <w:r>
           <w:rPr>
@@ -1930,7 +1930,7 @@
           <w:lang w:eastAsia="hr-HR"/>
         </w:rPr>
       </w:pPr>
-      <w:hyperlink w:anchor="_Toc176086070" w:history="1">
+      <w:hyperlink w:anchor="_Toc176203452" w:history="1">
         <w:r>
           <w:rPr>
             <w:rStyle w:val="Hyperlink"/>
@@ -1974,7 +1974,7 @@
             <w:noProof/>
             <w:webHidden/>
           </w:rPr>
-          <w:instrText xml:space="preserve"> PAGEREF _Toc176086070 \h </w:instrText>
+          <w:instrText xml:space="preserve"> PAGEREF _Toc176203452 \h </w:instrText>
         </w:r>
         <w:r>
           <w:rPr>
@@ -2016,7 +2016,7 @@
           <w:lang w:eastAsia="hr-HR"/>
         </w:rPr>
       </w:pPr>
-      <w:hyperlink w:anchor="_Toc176086071" w:history="1">
+      <w:hyperlink w:anchor="_Toc176203453" w:history="1">
         <w:r>
           <w:rPr>
             <w:rStyle w:val="Hyperlink"/>
@@ -2060,7 +2060,7 @@
             <w:noProof/>
             <w:webHidden/>
           </w:rPr>
-          <w:instrText xml:space="preserve"> PAGEREF _Toc176086071 \h </w:instrText>
+          <w:instrText xml:space="preserve"> PAGEREF _Toc176203453 \h </w:instrText>
         </w:r>
         <w:r>
           <w:rPr>
@@ -2102,7 +2102,7 @@
           <w:lang w:eastAsia="hr-HR"/>
         </w:rPr>
       </w:pPr>
-      <w:hyperlink w:anchor="_Toc176086072" w:history="1">
+      <w:hyperlink w:anchor="_Toc176203454" w:history="1">
         <w:r>
           <w:rPr>
             <w:rStyle w:val="Hyperlink"/>
@@ -2146,7 +2146,7 @@
             <w:noProof/>
             <w:webHidden/>
           </w:rPr>
-          <w:instrText xml:space="preserve"> PAGEREF _Toc176086072 \h </w:instrText>
+          <w:instrText xml:space="preserve"> PAGEREF _Toc176203454 \h </w:instrText>
         </w:r>
         <w:r>
           <w:rPr>
@@ -2188,7 +2188,7 @@
           <w:lang w:eastAsia="hr-HR"/>
         </w:rPr>
       </w:pPr>
-      <w:hyperlink w:anchor="_Toc176086073" w:history="1">
+      <w:hyperlink w:anchor="_Toc176203455" w:history="1">
         <w:r>
           <w:rPr>
             <w:rStyle w:val="Hyperlink"/>
@@ -2232,7 +2232,7 @@
             <w:noProof/>
             <w:webHidden/>
           </w:rPr>
-          <w:instrText xml:space="preserve"> PAGEREF _Toc176086073 \h </w:instrText>
+          <w:instrText xml:space="preserve"> PAGEREF _Toc176203455 \h </w:instrText>
         </w:r>
         <w:r>
           <w:rPr>
@@ -2274,7 +2274,7 @@
           <w:lang w:eastAsia="hr-HR"/>
         </w:rPr>
       </w:pPr>
-      <w:hyperlink w:anchor="_Toc176086074" w:history="1">
+      <w:hyperlink w:anchor="_Toc176203456" w:history="1">
         <w:r>
           <w:rPr>
             <w:rStyle w:val="Hyperlink"/>
@@ -2318,7 +2318,7 @@
             <w:noProof/>
             <w:webHidden/>
           </w:rPr>
-          <w:instrText xml:space="preserve"> PAGEREF _Toc176086074 \h </w:instrText>
+          <w:instrText xml:space="preserve"> PAGEREF _Toc176203456 \h </w:instrText>
         </w:r>
         <w:r>
           <w:rPr>
@@ -2360,7 +2360,7 @@
           <w:lang w:eastAsia="hr-HR"/>
         </w:rPr>
       </w:pPr>
-      <w:hyperlink w:anchor="_Toc176086075" w:history="1">
+      <w:hyperlink w:anchor="_Toc176203457" w:history="1">
         <w:r>
           <w:rPr>
             <w:rStyle w:val="Hyperlink"/>
@@ -2404,7 +2404,7 @@
             <w:noProof/>
             <w:webHidden/>
           </w:rPr>
-          <w:instrText xml:space="preserve"> PAGEREF _Toc176086075 \h </w:instrText>
+          <w:instrText xml:space="preserve"> PAGEREF _Toc176203457 \h </w:instrText>
         </w:r>
         <w:r>
           <w:rPr>
@@ -2446,7 +2446,7 @@
           <w:lang w:eastAsia="hr-HR"/>
         </w:rPr>
       </w:pPr>
-      <w:hyperlink w:anchor="_Toc176086076" w:history="1">
+      <w:hyperlink w:anchor="_Toc176203458" w:history="1">
         <w:r>
           <w:rPr>
             <w:rStyle w:val="Hyperlink"/>
@@ -2490,7 +2490,7 @@
             <w:noProof/>
             <w:webHidden/>
           </w:rPr>
-          <w:instrText xml:space="preserve"> PAGEREF _Toc176086076 \h </w:instrText>
+          <w:instrText xml:space="preserve"> PAGEREF _Toc176203458 \h </w:instrText>
         </w:r>
         <w:r>
           <w:rPr>
@@ -2532,7 +2532,7 @@
           <w:lang w:eastAsia="hr-HR"/>
         </w:rPr>
       </w:pPr>
-      <w:hyperlink w:anchor="_Toc176086077" w:history="1">
+      <w:hyperlink w:anchor="_Toc176203459" w:history="1">
         <w:r>
           <w:rPr>
             <w:rStyle w:val="Hyperlink"/>
@@ -2576,7 +2576,7 @@
             <w:noProof/>
             <w:webHidden/>
           </w:rPr>
-          <w:instrText xml:space="preserve"> PAGEREF _Toc176086077 \h </w:instrText>
+          <w:instrText xml:space="preserve"> PAGEREF _Toc176203459 \h </w:instrText>
         </w:r>
         <w:r>
           <w:rPr>
@@ -2618,7 +2618,7 @@
           <w:lang w:eastAsia="hr-HR"/>
         </w:rPr>
       </w:pPr>
-      <w:hyperlink w:anchor="_Toc176086078" w:history="1">
+      <w:hyperlink w:anchor="_Toc176203460" w:history="1">
         <w:r>
           <w:rPr>
             <w:rStyle w:val="Hyperlink"/>
@@ -2662,7 +2662,7 @@
             <w:noProof/>
             <w:webHidden/>
           </w:rPr>
-          <w:instrText xml:space="preserve"> PAGEREF _Toc176086078 \h </w:instrText>
+          <w:instrText xml:space="preserve"> PAGEREF _Toc176203460 \h </w:instrText>
         </w:r>
         <w:r>
           <w:rPr>
@@ -2704,7 +2704,7 @@
           <w:lang w:eastAsia="hr-HR"/>
         </w:rPr>
       </w:pPr>
-      <w:hyperlink w:anchor="_Toc176086079" w:history="1">
+      <w:hyperlink w:anchor="_Toc176203461" w:history="1">
         <w:r>
           <w:rPr>
             <w:rStyle w:val="Hyperlink"/>
@@ -2756,7 +2756,7 @@
             <w:noProof/>
             <w:webHidden/>
           </w:rPr>
-          <w:instrText xml:space="preserve"> PAGEREF _Toc176086079 \h </w:instrText>
+          <w:instrText xml:space="preserve"> PAGEREF _Toc176203461 \h </w:instrText>
         </w:r>
         <w:r>
           <w:rPr>
@@ -2798,7 +2798,7 @@
           <w:lang w:eastAsia="hr-HR"/>
         </w:rPr>
       </w:pPr>
-      <w:hyperlink w:anchor="_Toc176086080" w:history="1">
+      <w:hyperlink w:anchor="_Toc176203462" w:history="1">
         <w:r>
           <w:rPr>
             <w:rStyle w:val="Hyperlink"/>
@@ -2850,7 +2850,7 @@
             <w:noProof/>
             <w:webHidden/>
           </w:rPr>
-          <w:instrText xml:space="preserve"> PAGEREF _Toc176086080 \h </w:instrText>
+          <w:instrText xml:space="preserve"> PAGEREF _Toc176203462 \h </w:instrText>
         </w:r>
         <w:r>
           <w:rPr>
@@ -2892,7 +2892,7 @@
           <w:lang w:eastAsia="hr-HR"/>
         </w:rPr>
       </w:pPr>
-      <w:hyperlink w:anchor="_Toc176086081" w:history="1">
+      <w:hyperlink w:anchor="_Toc176203463" w:history="1">
         <w:r>
           <w:rPr>
             <w:rStyle w:val="Hyperlink"/>
@@ -2936,7 +2936,7 @@
             <w:noProof/>
             <w:webHidden/>
           </w:rPr>
-          <w:instrText xml:space="preserve"> PAGEREF _Toc176086081 \h </w:instrText>
+          <w:instrText xml:space="preserve"> PAGEREF _Toc176203463 \h </w:instrText>
         </w:r>
         <w:r>
           <w:rPr>
@@ -2978,7 +2978,7 @@
           <w:lang w:eastAsia="hr-HR"/>
         </w:rPr>
       </w:pPr>
-      <w:hyperlink w:anchor="_Toc176086082" w:history="1">
+      <w:hyperlink w:anchor="_Toc176203464" w:history="1">
         <w:r>
           <w:rPr>
             <w:rStyle w:val="Hyperlink"/>
@@ -3022,7 +3022,7 @@
             <w:noProof/>
             <w:webHidden/>
           </w:rPr>
-          <w:instrText xml:space="preserve"> PAGEREF _Toc176086082 \h </w:instrText>
+          <w:instrText xml:space="preserve"> PAGEREF _Toc176203464 \h </w:instrText>
         </w:r>
         <w:r>
           <w:rPr>
@@ -3064,7 +3064,7 @@
           <w:lang w:eastAsia="hr-HR"/>
         </w:rPr>
       </w:pPr>
-      <w:hyperlink w:anchor="_Toc176086083" w:history="1">
+      <w:hyperlink w:anchor="_Toc176203465" w:history="1">
         <w:r>
           <w:rPr>
             <w:rStyle w:val="Hyperlink"/>
@@ -3108,7 +3108,7 @@
             <w:noProof/>
             <w:webHidden/>
           </w:rPr>
-          <w:instrText xml:space="preserve"> PAGEREF _Toc176086083 \h </w:instrText>
+          <w:instrText xml:space="preserve"> PAGEREF _Toc176203465 \h </w:instrText>
         </w:r>
         <w:r>
           <w:rPr>
@@ -3150,7 +3150,7 @@
           <w:lang w:eastAsia="hr-HR"/>
         </w:rPr>
       </w:pPr>
-      <w:hyperlink w:anchor="_Toc176086084" w:history="1">
+      <w:hyperlink w:anchor="_Toc176203466" w:history="1">
         <w:r>
           <w:rPr>
             <w:rStyle w:val="Hyperlink"/>
@@ -3194,7 +3194,7 @@
             <w:noProof/>
             <w:webHidden/>
           </w:rPr>
-          <w:instrText xml:space="preserve"> PAGEREF _Toc176086084 \h </w:instrText>
+          <w:instrText xml:space="preserve"> PAGEREF _Toc176203466 \h </w:instrText>
         </w:r>
         <w:r>
           <w:rPr>
@@ -3214,7 +3214,7 @@
             <w:noProof/>
             <w:webHidden/>
           </w:rPr>
-          <w:t>20</w:t>
+          <w:t>22</w:t>
         </w:r>
         <w:r>
           <w:rPr>
@@ -3236,7 +3236,7 @@
           <w:lang w:eastAsia="hr-HR"/>
         </w:rPr>
       </w:pPr>
-      <w:hyperlink w:anchor="_Toc176086085" w:history="1">
+      <w:hyperlink w:anchor="_Toc176203467" w:history="1">
         <w:r>
           <w:rPr>
             <w:rStyle w:val="Hyperlink"/>
@@ -3280,7 +3280,7 @@
             <w:noProof/>
             <w:webHidden/>
           </w:rPr>
-          <w:instrText xml:space="preserve"> PAGEREF _Toc176086085 \h </w:instrText>
+          <w:instrText xml:space="preserve"> PAGEREF _Toc176203467 \h </w:instrText>
         </w:r>
         <w:r>
           <w:rPr>
@@ -3300,7 +3300,7 @@
             <w:noProof/>
             <w:webHidden/>
           </w:rPr>
-          <w:t>21</w:t>
+          <w:t>27</w:t>
         </w:r>
         <w:r>
           <w:rPr>
@@ -3322,7 +3322,7 @@
           <w:lang w:eastAsia="hr-HR"/>
         </w:rPr>
       </w:pPr>
-      <w:hyperlink w:anchor="_Toc176086086" w:history="1">
+      <w:hyperlink w:anchor="_Toc176203468" w:history="1">
         <w:r>
           <w:rPr>
             <w:rStyle w:val="Hyperlink"/>
@@ -3366,7 +3366,7 @@
             <w:noProof/>
             <w:webHidden/>
           </w:rPr>
-          <w:instrText xml:space="preserve"> PAGEREF _Toc176086086 \h </w:instrText>
+          <w:instrText xml:space="preserve"> PAGEREF _Toc176203468 \h </w:instrText>
         </w:r>
         <w:r>
           <w:rPr>
@@ -3386,7 +3386,7 @@
             <w:noProof/>
             <w:webHidden/>
           </w:rPr>
-          <w:t>22</w:t>
+          <w:t>32</w:t>
         </w:r>
         <w:r>
           <w:rPr>
@@ -3408,7 +3408,7 @@
           <w:lang w:eastAsia="hr-HR"/>
         </w:rPr>
       </w:pPr>
-      <w:hyperlink w:anchor="_Toc176086087" w:history="1">
+      <w:hyperlink w:anchor="_Toc176203469" w:history="1">
         <w:r>
           <w:rPr>
             <w:rStyle w:val="Hyperlink"/>
@@ -3452,7 +3452,7 @@
             <w:noProof/>
             <w:webHidden/>
           </w:rPr>
-          <w:instrText xml:space="preserve"> PAGEREF _Toc176086087 \h </w:instrText>
+          <w:instrText xml:space="preserve"> PAGEREF _Toc176203469 \h </w:instrText>
         </w:r>
         <w:r>
           <w:rPr>
@@ -3472,7 +3472,7 @@
             <w:noProof/>
             <w:webHidden/>
           </w:rPr>
-          <w:t>22</w:t>
+          <w:t>32</w:t>
         </w:r>
         <w:r>
           <w:rPr>
@@ -3485,7 +3485,7 @@
     </w:p>
     <w:p>
       <w:pPr>
-        <w:pStyle w:val="TOC1"/>
+        <w:pStyle w:val="TOC3"/>
         <w:rPr>
           <w:rFonts w:asciiTheme="minorHAnsi" w:eastAsiaTheme="minorEastAsia" w:hAnsiTheme="minorHAnsi" w:cstheme="minorBidi"/>
           <w:noProof/>
@@ -3494,13 +3494,13 @@
           <w:lang w:eastAsia="hr-HR"/>
         </w:rPr>
       </w:pPr>
-      <w:hyperlink w:anchor="_Toc176086088" w:history="1">
+      <w:hyperlink w:anchor="_Toc176203470" w:history="1">
         <w:r>
           <w:rPr>
             <w:rStyle w:val="Hyperlink"/>
             <w:noProof/>
           </w:rPr>
-          <w:t>7</w:t>
+          <w:t>6.1.1</w:t>
         </w:r>
         <w:r>
           <w:rPr>
@@ -3517,7 +3517,7 @@
             <w:rStyle w:val="Hyperlink"/>
             <w:noProof/>
           </w:rPr>
-          <w:t>ZAKLJUČAK</w:t>
+          <w:t>Windows Forms</w:t>
         </w:r>
         <w:r>
           <w:rPr>
@@ -3538,7 +3538,7 @@
             <w:noProof/>
             <w:webHidden/>
           </w:rPr>
-          <w:instrText xml:space="preserve"> PAGEREF _Toc176086088 \h </w:instrText>
+          <w:instrText xml:space="preserve"> PAGEREF _Toc176203470 \h </w:instrText>
         </w:r>
         <w:r>
           <w:rPr>
@@ -3558,7 +3558,7 @@
             <w:noProof/>
             <w:webHidden/>
           </w:rPr>
-          <w:t>23</w:t>
+          <w:t>32</w:t>
         </w:r>
         <w:r>
           <w:rPr>
@@ -3571,7 +3571,7 @@
     </w:p>
     <w:p>
       <w:pPr>
-        <w:pStyle w:val="TOC1"/>
+        <w:pStyle w:val="TOC3"/>
         <w:rPr>
           <w:rFonts w:asciiTheme="minorHAnsi" w:eastAsiaTheme="minorEastAsia" w:hAnsiTheme="minorHAnsi" w:cstheme="minorBidi"/>
           <w:noProof/>
@@ -3580,23 +3580,40 @@
           <w:lang w:eastAsia="hr-HR"/>
         </w:rPr>
       </w:pPr>
-      <w:hyperlink w:anchor="_Toc176086089" w:history="1">
+      <w:hyperlink w:anchor="_Toc176203471" w:history="1">
         <w:r>
           <w:rPr>
             <w:rStyle w:val="Hyperlink"/>
             <w:noProof/>
           </w:rPr>
-          <w:t>LITERATURA</w:t>
-        </w:r>
-        <w:r>
-          <w:rPr>
-            <w:noProof/>
-            <w:webHidden/>
+          <w:t>6.1.2</w:t>
+        </w:r>
+        <w:r>
+          <w:rPr>
+            <w:rFonts w:asciiTheme="minorHAnsi" w:eastAsiaTheme="minorEastAsia" w:hAnsiTheme="minorHAnsi" w:cstheme="minorBidi"/>
+            <w:noProof/>
+            <w:sz w:val="22"/>
+            <w:szCs w:val="22"/>
+            <w:lang w:eastAsia="hr-HR"/>
           </w:rPr>
           <w:tab/>
         </w:r>
         <w:r>
           <w:rPr>
+            <w:rStyle w:val="Hyperlink"/>
+            <w:noProof/>
+          </w:rPr>
+          <w:t>.NET i C#</w:t>
+        </w:r>
+        <w:r>
+          <w:rPr>
+            <w:noProof/>
+            <w:webHidden/>
+          </w:rPr>
+          <w:tab/>
+        </w:r>
+        <w:r>
+          <w:rPr>
             <w:noProof/>
             <w:webHidden/>
           </w:rPr>
@@ -3607,7 +3624,7 @@
             <w:noProof/>
             <w:webHidden/>
           </w:rPr>
-          <w:instrText xml:space="preserve"> PAGEREF _Toc176086089 \h </w:instrText>
+          <w:instrText xml:space="preserve"> PAGEREF _Toc176203471 \h </w:instrText>
         </w:r>
         <w:r>
           <w:rPr>
@@ -3627,7 +3644,7 @@
             <w:noProof/>
             <w:webHidden/>
           </w:rPr>
-          <w:t>24</w:t>
+          <w:t>32</w:t>
         </w:r>
         <w:r>
           <w:rPr>
@@ -3640,7 +3657,7 @@
     </w:p>
     <w:p>
       <w:pPr>
-        <w:pStyle w:val="TOC1"/>
+        <w:pStyle w:val="TOC3"/>
         <w:rPr>
           <w:rFonts w:asciiTheme="minorHAnsi" w:eastAsiaTheme="minorEastAsia" w:hAnsiTheme="minorHAnsi" w:cstheme="minorBidi"/>
           <w:noProof/>
@@ -3649,23 +3666,40 @@
           <w:lang w:eastAsia="hr-HR"/>
         </w:rPr>
       </w:pPr>
-      <w:hyperlink w:anchor="_Toc176086090" w:history="1">
+      <w:hyperlink w:anchor="_Toc176203472" w:history="1">
         <w:r>
           <w:rPr>
             <w:rStyle w:val="Hyperlink"/>
             <w:noProof/>
           </w:rPr>
-          <w:t>PRILOZI</w:t>
-        </w:r>
-        <w:r>
-          <w:rPr>
-            <w:noProof/>
-            <w:webHidden/>
+          <w:t>6.1.3</w:t>
+        </w:r>
+        <w:r>
+          <w:rPr>
+            <w:rFonts w:asciiTheme="minorHAnsi" w:eastAsiaTheme="minorEastAsia" w:hAnsiTheme="minorHAnsi" w:cstheme="minorBidi"/>
+            <w:noProof/>
+            <w:sz w:val="22"/>
+            <w:szCs w:val="22"/>
+            <w:lang w:eastAsia="hr-HR"/>
           </w:rPr>
           <w:tab/>
         </w:r>
         <w:r>
           <w:rPr>
+            <w:rStyle w:val="Hyperlink"/>
+            <w:noProof/>
+          </w:rPr>
+          <w:t>Microsoft SQL Server</w:t>
+        </w:r>
+        <w:r>
+          <w:rPr>
+            <w:noProof/>
+            <w:webHidden/>
+          </w:rPr>
+          <w:tab/>
+        </w:r>
+        <w:r>
+          <w:rPr>
             <w:noProof/>
             <w:webHidden/>
           </w:rPr>
@@ -3676,7 +3710,7 @@
             <w:noProof/>
             <w:webHidden/>
           </w:rPr>
-          <w:instrText xml:space="preserve"> PAGEREF _Toc176086090 \h </w:instrText>
+          <w:instrText xml:space="preserve"> PAGEREF _Toc176203472 \h </w:instrText>
         </w:r>
         <w:r>
           <w:rPr>
@@ -3696,7 +3730,7 @@
             <w:noProof/>
             <w:webHidden/>
           </w:rPr>
-          <w:t>25</w:t>
+          <w:t>32</w:t>
         </w:r>
         <w:r>
           <w:rPr>
@@ -3709,7 +3743,7 @@
     </w:p>
     <w:p>
       <w:pPr>
-        <w:pStyle w:val="TOC2"/>
+        <w:pStyle w:val="TOC1"/>
         <w:rPr>
           <w:rFonts w:asciiTheme="minorHAnsi" w:eastAsiaTheme="minorEastAsia" w:hAnsiTheme="minorHAnsi" w:cstheme="minorBidi"/>
           <w:noProof/>
@@ -3718,23 +3752,40 @@
           <w:lang w:eastAsia="hr-HR"/>
         </w:rPr>
       </w:pPr>
-      <w:hyperlink w:anchor="_Toc176086091" w:history="1">
+      <w:hyperlink w:anchor="_Toc176203473" w:history="1">
         <w:r>
           <w:rPr>
             <w:rStyle w:val="Hyperlink"/>
             <w:noProof/>
           </w:rPr>
-          <w:t>Kazalo slika, tablica i kodova</w:t>
-        </w:r>
-        <w:r>
-          <w:rPr>
-            <w:noProof/>
-            <w:webHidden/>
+          <w:t>7</w:t>
+        </w:r>
+        <w:r>
+          <w:rPr>
+            <w:rFonts w:asciiTheme="minorHAnsi" w:eastAsiaTheme="minorEastAsia" w:hAnsiTheme="minorHAnsi" w:cstheme="minorBidi"/>
+            <w:noProof/>
+            <w:sz w:val="22"/>
+            <w:szCs w:val="22"/>
+            <w:lang w:eastAsia="hr-HR"/>
           </w:rPr>
           <w:tab/>
         </w:r>
         <w:r>
           <w:rPr>
+            <w:rStyle w:val="Hyperlink"/>
+            <w:noProof/>
+          </w:rPr>
+          <w:t>ZAKLJUČAK</w:t>
+        </w:r>
+        <w:r>
+          <w:rPr>
+            <w:noProof/>
+            <w:webHidden/>
+          </w:rPr>
+          <w:tab/>
+        </w:r>
+        <w:r>
+          <w:rPr>
             <w:noProof/>
             <w:webHidden/>
           </w:rPr>
@@ -3745,7 +3796,7 @@
             <w:noProof/>
             <w:webHidden/>
           </w:rPr>
-          <w:instrText xml:space="preserve"> PAGEREF _Toc176086091 \h </w:instrText>
+          <w:instrText xml:space="preserve"> PAGEREF _Toc176203473 \h </w:instrText>
         </w:r>
         <w:r>
           <w:rPr>
@@ -3765,7 +3816,7 @@
             <w:noProof/>
             <w:webHidden/>
           </w:rPr>
-          <w:t>25</w:t>
+          <w:t>33</w:t>
         </w:r>
         <w:r>
           <w:rPr>
@@ -3778,7 +3829,7 @@
     </w:p>
     <w:p>
       <w:pPr>
-        <w:pStyle w:val="TOC3"/>
+        <w:pStyle w:val="TOC1"/>
         <w:rPr>
           <w:rFonts w:asciiTheme="minorHAnsi" w:eastAsiaTheme="minorEastAsia" w:hAnsiTheme="minorHAnsi" w:cstheme="minorBidi"/>
           <w:noProof/>
@@ -3787,13 +3838,13 @@
           <w:lang w:eastAsia="hr-HR"/>
         </w:rPr>
       </w:pPr>
-      <w:hyperlink w:anchor="_Toc176086092" w:history="1">
+      <w:hyperlink w:anchor="_Toc176203474" w:history="1">
         <w:r>
           <w:rPr>
             <w:rStyle w:val="Hyperlink"/>
             <w:noProof/>
           </w:rPr>
-          <w:t>Kazalo slika</w:t>
+          <w:t>LITERATURA</w:t>
         </w:r>
         <w:r>
           <w:rPr>
@@ -3814,7 +3865,7 @@
             <w:noProof/>
             <w:webHidden/>
           </w:rPr>
-          <w:instrText xml:space="preserve"> PAGEREF _Toc176086092 \h </w:instrText>
+          <w:instrText xml:space="preserve"> PAGEREF _Toc176203474 \h </w:instrText>
         </w:r>
         <w:r>
           <w:rPr>
@@ -3834,7 +3885,7 @@
             <w:noProof/>
             <w:webHidden/>
           </w:rPr>
-          <w:t>25</w:t>
+          <w:t>34</w:t>
         </w:r>
         <w:r>
           <w:rPr>
@@ -3847,7 +3898,7 @@
     </w:p>
     <w:p>
       <w:pPr>
-        <w:pStyle w:val="TOC3"/>
+        <w:pStyle w:val="TOC1"/>
         <w:rPr>
           <w:rFonts w:asciiTheme="minorHAnsi" w:eastAsiaTheme="minorEastAsia" w:hAnsiTheme="minorHAnsi" w:cstheme="minorBidi"/>
           <w:noProof/>
@@ -3856,13 +3907,13 @@
           <w:lang w:eastAsia="hr-HR"/>
         </w:rPr>
       </w:pPr>
-      <w:hyperlink w:anchor="_Toc176086093" w:history="1">
+      <w:hyperlink w:anchor="_Toc176203475" w:history="1">
         <w:r>
           <w:rPr>
             <w:rStyle w:val="Hyperlink"/>
             <w:noProof/>
           </w:rPr>
-          <w:t>Kazalo tablica</w:t>
+          <w:t>PRILOZI</w:t>
         </w:r>
         <w:r>
           <w:rPr>
@@ -3883,7 +3934,7 @@
             <w:noProof/>
             <w:webHidden/>
           </w:rPr>
-          <w:instrText xml:space="preserve"> PAGEREF _Toc176086093 \h </w:instrText>
+          <w:instrText xml:space="preserve"> PAGEREF _Toc176203475 \h </w:instrText>
         </w:r>
         <w:r>
           <w:rPr>
@@ -3903,7 +3954,7 @@
             <w:noProof/>
             <w:webHidden/>
           </w:rPr>
-          <w:t>25</w:t>
+          <w:t>35</w:t>
         </w:r>
         <w:r>
           <w:rPr>
@@ -3916,7 +3967,7 @@
     </w:p>
     <w:p>
       <w:pPr>
-        <w:pStyle w:val="TOC3"/>
+        <w:pStyle w:val="TOC2"/>
         <w:rPr>
           <w:rFonts w:asciiTheme="minorHAnsi" w:eastAsiaTheme="minorEastAsia" w:hAnsiTheme="minorHAnsi" w:cstheme="minorBidi"/>
           <w:noProof/>
@@ -3925,13 +3976,13 @@
           <w:lang w:eastAsia="hr-HR"/>
         </w:rPr>
       </w:pPr>
-      <w:hyperlink w:anchor="_Toc176086094" w:history="1">
+      <w:hyperlink w:anchor="_Toc176203476" w:history="1">
         <w:r>
           <w:rPr>
             <w:rStyle w:val="Hyperlink"/>
             <w:noProof/>
           </w:rPr>
-          <w:t>Kazalo kodova</w:t>
+          <w:t>Kazalo slika, tablica i kodova</w:t>
         </w:r>
         <w:r>
           <w:rPr>
@@ -3952,7 +4003,7 @@
             <w:noProof/>
             <w:webHidden/>
           </w:rPr>
-          <w:instrText xml:space="preserve"> PAGEREF _Toc176086094 \h </w:instrText>
+          <w:instrText xml:space="preserve"> PAGEREF _Toc176203476 \h </w:instrText>
         </w:r>
         <w:r>
           <w:rPr>
@@ -3972,7 +4023,7 @@
             <w:noProof/>
             <w:webHidden/>
           </w:rPr>
-          <w:t>25</w:t>
+          <w:t>35</w:t>
         </w:r>
         <w:r>
           <w:rPr>
@@ -3985,7 +4036,7 @@
     </w:p>
     <w:p>
       <w:pPr>
-        <w:pStyle w:val="TOC2"/>
+        <w:pStyle w:val="TOC3"/>
         <w:rPr>
           <w:rFonts w:asciiTheme="minorHAnsi" w:eastAsiaTheme="minorEastAsia" w:hAnsiTheme="minorHAnsi" w:cstheme="minorBidi"/>
           <w:noProof/>
@@ -3994,13 +4045,13 @@
           <w:lang w:eastAsia="hr-HR"/>
         </w:rPr>
       </w:pPr>
-      <w:hyperlink w:anchor="_Toc176086095" w:history="1">
+      <w:hyperlink w:anchor="_Toc176203477" w:history="1">
         <w:r>
           <w:rPr>
             <w:rStyle w:val="Hyperlink"/>
             <w:noProof/>
           </w:rPr>
-          <w:t>Popis oznaka i kratica</w:t>
+          <w:t>Kazalo slika</w:t>
         </w:r>
         <w:r>
           <w:rPr>
@@ -4021,7 +4072,7 @@
             <w:noProof/>
             <w:webHidden/>
           </w:rPr>
-          <w:instrText xml:space="preserve"> PAGEREF _Toc176086095 \h </w:instrText>
+          <w:instrText xml:space="preserve"> PAGEREF _Toc176203477 \h </w:instrText>
         </w:r>
         <w:r>
           <w:rPr>
@@ -4041,7 +4092,7 @@
             <w:noProof/>
             <w:webHidden/>
           </w:rPr>
-          <w:t>25</w:t>
+          <w:t>35</w:t>
         </w:r>
         <w:r>
           <w:rPr>
@@ -4054,7 +4105,7 @@
     </w:p>
     <w:p>
       <w:pPr>
-        <w:pStyle w:val="TOC2"/>
+        <w:pStyle w:val="TOC3"/>
         <w:rPr>
           <w:rFonts w:asciiTheme="minorHAnsi" w:eastAsiaTheme="minorEastAsia" w:hAnsiTheme="minorHAnsi" w:cstheme="minorBidi"/>
           <w:noProof/>
@@ -4063,13 +4114,13 @@
           <w:lang w:eastAsia="hr-HR"/>
         </w:rPr>
       </w:pPr>
-      <w:hyperlink w:anchor="_Toc176086096" w:history="1">
+      <w:hyperlink w:anchor="_Toc176203478" w:history="1">
         <w:r>
           <w:rPr>
             <w:rStyle w:val="Hyperlink"/>
             <w:noProof/>
           </w:rPr>
-          <w:t>Ostali prilozi i dokumentacija</w:t>
+          <w:t>Kazalo tablica</w:t>
         </w:r>
         <w:r>
           <w:rPr>
@@ -4090,7 +4141,7 @@
             <w:noProof/>
             <w:webHidden/>
           </w:rPr>
-          <w:instrText xml:space="preserve"> PAGEREF _Toc176086096 \h </w:instrText>
+          <w:instrText xml:space="preserve"> PAGEREF _Toc176203478 \h </w:instrText>
         </w:r>
         <w:r>
           <w:rPr>
@@ -4110,7 +4161,7 @@
             <w:noProof/>
             <w:webHidden/>
           </w:rPr>
-          <w:t>25</w:t>
+          <w:t>35</w:t>
         </w:r>
         <w:r>
           <w:rPr>
@@ -4132,13 +4183,13 @@
           <w:lang w:eastAsia="hr-HR"/>
         </w:rPr>
       </w:pPr>
-      <w:hyperlink w:anchor="_Toc176086097" w:history="1">
+      <w:hyperlink w:anchor="_Toc176203479" w:history="1">
         <w:r>
           <w:rPr>
             <w:rStyle w:val="Hyperlink"/>
             <w:noProof/>
           </w:rPr>
-          <w:t>Kazalo profesorovih napomena</w:t>
+          <w:t>Kazalo kodova</w:t>
         </w:r>
         <w:r>
           <w:rPr>
@@ -4159,7 +4210,7 @@
             <w:noProof/>
             <w:webHidden/>
           </w:rPr>
-          <w:instrText xml:space="preserve"> PAGEREF _Toc176086097 \h </w:instrText>
+          <w:instrText xml:space="preserve"> PAGEREF _Toc176203479 \h </w:instrText>
         </w:r>
         <w:r>
           <w:rPr>
@@ -4179,7 +4230,7 @@
             <w:noProof/>
             <w:webHidden/>
           </w:rPr>
-          <w:t>25</w:t>
+          <w:t>35</w:t>
         </w:r>
         <w:r>
           <w:rPr>
@@ -4192,7 +4243,7 @@
     </w:p>
     <w:p>
       <w:pPr>
-        <w:pStyle w:val="TOC3"/>
+        <w:pStyle w:val="TOC2"/>
         <w:rPr>
           <w:rFonts w:asciiTheme="minorHAnsi" w:eastAsiaTheme="minorEastAsia" w:hAnsiTheme="minorHAnsi" w:cstheme="minorBidi"/>
           <w:noProof/>
@@ -4201,13 +4252,13 @@
           <w:lang w:eastAsia="hr-HR"/>
         </w:rPr>
       </w:pPr>
-      <w:hyperlink w:anchor="_Toc176086098" w:history="1">
+      <w:hyperlink w:anchor="_Toc176203480" w:history="1">
         <w:r>
           <w:rPr>
             <w:rStyle w:val="Hyperlink"/>
             <w:noProof/>
           </w:rPr>
-          <w:t>Upravljanje izmjenama</w:t>
+          <w:t>Popis oznaka i kratica</w:t>
         </w:r>
         <w:r>
           <w:rPr>
@@ -4228,7 +4279,7 @@
             <w:noProof/>
             <w:webHidden/>
           </w:rPr>
-          <w:instrText xml:space="preserve"> PAGEREF _Toc176086098 \h </w:instrText>
+          <w:instrText xml:space="preserve"> PAGEREF _Toc176203480 \h </w:instrText>
         </w:r>
         <w:r>
           <w:rPr>
@@ -4248,7 +4299,7 @@
             <w:noProof/>
             <w:webHidden/>
           </w:rPr>
-          <w:t>26</w:t>
+          <w:t>35</w:t>
         </w:r>
         <w:r>
           <w:rPr>
@@ -4261,7 +4312,7 @@
     </w:p>
     <w:p>
       <w:pPr>
-        <w:pStyle w:val="TOC1"/>
+        <w:pStyle w:val="TOC2"/>
         <w:rPr>
           <w:rFonts w:asciiTheme="minorHAnsi" w:eastAsiaTheme="minorEastAsia" w:hAnsiTheme="minorHAnsi" w:cstheme="minorBidi"/>
           <w:noProof/>
@@ -4270,12 +4321,219 @@
           <w:lang w:eastAsia="hr-HR"/>
         </w:rPr>
       </w:pPr>
-      <w:hyperlink w:anchor="_Toc176086099" w:history="1">
+      <w:hyperlink w:anchor="_Toc176203481" w:history="1">
         <w:r>
           <w:rPr>
             <w:rStyle w:val="Hyperlink"/>
             <w:noProof/>
           </w:rPr>
+          <w:t>Ostali prilozi i dokumentacija</w:t>
+        </w:r>
+        <w:r>
+          <w:rPr>
+            <w:noProof/>
+            <w:webHidden/>
+          </w:rPr>
+          <w:tab/>
+        </w:r>
+        <w:r>
+          <w:rPr>
+            <w:noProof/>
+            <w:webHidden/>
+          </w:rPr>
+          <w:fldChar w:fldCharType="begin"/>
+        </w:r>
+        <w:r>
+          <w:rPr>
+            <w:noProof/>
+            <w:webHidden/>
+          </w:rPr>
+          <w:instrText xml:space="preserve"> PAGEREF _Toc176203481 \h </w:instrText>
+        </w:r>
+        <w:r>
+          <w:rPr>
+            <w:noProof/>
+            <w:webHidden/>
+          </w:rPr>
+        </w:r>
+        <w:r>
+          <w:rPr>
+            <w:noProof/>
+            <w:webHidden/>
+          </w:rPr>
+          <w:fldChar w:fldCharType="separate"/>
+        </w:r>
+        <w:r>
+          <w:rPr>
+            <w:noProof/>
+            <w:webHidden/>
+          </w:rPr>
+          <w:t>36</w:t>
+        </w:r>
+        <w:r>
+          <w:rPr>
+            <w:noProof/>
+            <w:webHidden/>
+          </w:rPr>
+          <w:fldChar w:fldCharType="end"/>
+        </w:r>
+      </w:hyperlink>
+    </w:p>
+    <w:p>
+      <w:pPr>
+        <w:pStyle w:val="TOC3"/>
+        <w:rPr>
+          <w:rFonts w:asciiTheme="minorHAnsi" w:eastAsiaTheme="minorEastAsia" w:hAnsiTheme="minorHAnsi" w:cstheme="minorBidi"/>
+          <w:noProof/>
+          <w:sz w:val="22"/>
+          <w:szCs w:val="22"/>
+          <w:lang w:eastAsia="hr-HR"/>
+        </w:rPr>
+      </w:pPr>
+      <w:hyperlink w:anchor="_Toc176203482" w:history="1">
+        <w:r>
+          <w:rPr>
+            <w:rStyle w:val="Hyperlink"/>
+            <w:noProof/>
+          </w:rPr>
+          <w:t>Kazalo profesorovih napomena</w:t>
+        </w:r>
+        <w:r>
+          <w:rPr>
+            <w:noProof/>
+            <w:webHidden/>
+          </w:rPr>
+          <w:tab/>
+        </w:r>
+        <w:r>
+          <w:rPr>
+            <w:noProof/>
+            <w:webHidden/>
+          </w:rPr>
+          <w:fldChar w:fldCharType="begin"/>
+        </w:r>
+        <w:r>
+          <w:rPr>
+            <w:noProof/>
+            <w:webHidden/>
+          </w:rPr>
+          <w:instrText xml:space="preserve"> PAGEREF _Toc176203482 \h </w:instrText>
+        </w:r>
+        <w:r>
+          <w:rPr>
+            <w:noProof/>
+            <w:webHidden/>
+          </w:rPr>
+        </w:r>
+        <w:r>
+          <w:rPr>
+            <w:noProof/>
+            <w:webHidden/>
+          </w:rPr>
+          <w:fldChar w:fldCharType="separate"/>
+        </w:r>
+        <w:r>
+          <w:rPr>
+            <w:noProof/>
+            <w:webHidden/>
+          </w:rPr>
+          <w:t>36</w:t>
+        </w:r>
+        <w:r>
+          <w:rPr>
+            <w:noProof/>
+            <w:webHidden/>
+          </w:rPr>
+          <w:fldChar w:fldCharType="end"/>
+        </w:r>
+      </w:hyperlink>
+    </w:p>
+    <w:p>
+      <w:pPr>
+        <w:pStyle w:val="TOC3"/>
+        <w:rPr>
+          <w:rFonts w:asciiTheme="minorHAnsi" w:eastAsiaTheme="minorEastAsia" w:hAnsiTheme="minorHAnsi" w:cstheme="minorBidi"/>
+          <w:noProof/>
+          <w:sz w:val="22"/>
+          <w:szCs w:val="22"/>
+          <w:lang w:eastAsia="hr-HR"/>
+        </w:rPr>
+      </w:pPr>
+      <w:hyperlink w:anchor="_Toc176203483" w:history="1">
+        <w:r>
+          <w:rPr>
+            <w:rStyle w:val="Hyperlink"/>
+            <w:noProof/>
+          </w:rPr>
+          <w:t>Upravljanje izmjenama</w:t>
+        </w:r>
+        <w:r>
+          <w:rPr>
+            <w:noProof/>
+            <w:webHidden/>
+          </w:rPr>
+          <w:tab/>
+        </w:r>
+        <w:r>
+          <w:rPr>
+            <w:noProof/>
+            <w:webHidden/>
+          </w:rPr>
+          <w:fldChar w:fldCharType="begin"/>
+        </w:r>
+        <w:r>
+          <w:rPr>
+            <w:noProof/>
+            <w:webHidden/>
+          </w:rPr>
+          <w:instrText xml:space="preserve"> PAGEREF _Toc176203483 \h </w:instrText>
+        </w:r>
+        <w:r>
+          <w:rPr>
+            <w:noProof/>
+            <w:webHidden/>
+          </w:rPr>
+        </w:r>
+        <w:r>
+          <w:rPr>
+            <w:noProof/>
+            <w:webHidden/>
+          </w:rPr>
+          <w:fldChar w:fldCharType="separate"/>
+        </w:r>
+        <w:r>
+          <w:rPr>
+            <w:noProof/>
+            <w:webHidden/>
+          </w:rPr>
+          <w:t>36</w:t>
+        </w:r>
+        <w:r>
+          <w:rPr>
+            <w:noProof/>
+            <w:webHidden/>
+          </w:rPr>
+          <w:fldChar w:fldCharType="end"/>
+        </w:r>
+      </w:hyperlink>
+    </w:p>
+    <w:p>
+      <w:pPr>
+        <w:pStyle w:val="TOC1"/>
+        <w:rPr>
+          <w:rFonts w:asciiTheme="minorHAnsi" w:eastAsiaTheme="minorEastAsia" w:hAnsiTheme="minorHAnsi" w:cstheme="minorBidi"/>
+          <w:noProof/>
+          <w:sz w:val="22"/>
+          <w:szCs w:val="22"/>
+          <w:lang w:eastAsia="hr-HR"/>
+        </w:rPr>
+      </w:pPr>
+      <w:hyperlink w:anchor="_Toc176203484" w:history="1">
+        <w:r>
+          <w:rPr>
+            <w:rStyle w:val="Hyperlink"/>
+            <w:noProof/>
+          </w:rPr>
           <w:t>SAŽETAK/ABSTRACT I KLJUČNE RIJEČI/KEYWORDS</w:t>
         </w:r>
         <w:r>
@@ -4297,7 +4555,7 @@
             <w:noProof/>
             <w:webHidden/>
           </w:rPr>
-          <w:instrText xml:space="preserve"> PAGEREF _Toc176086099 \h </w:instrText>
+          <w:instrText xml:space="preserve"> PAGEREF _Toc176203484 \h </w:instrText>
         </w:r>
         <w:r>
           <w:rPr>
@@ -4317,7 +4575,7 @@
             <w:noProof/>
             <w:webHidden/>
           </w:rPr>
-          <w:t>29</w:t>
+          <w:t>40</w:t>
         </w:r>
         <w:r>
           <w:rPr>
@@ -4348,7 +4606,7 @@
       <w:pPr>
         <w:pStyle w:val="Heading1"/>
       </w:pPr>
-      <w:bookmarkStart w:id="0" w:name="_Toc176086066"/>
+      <w:bookmarkStart w:id="0" w:name="_Toc176203448"/>
       <w:r>
         <w:lastRenderedPageBreak/>
         <w:t>UVOD</w:t>
@@ -4513,7 +4771,7 @@
       <w:pPr>
         <w:pStyle w:val="Heading1"/>
       </w:pPr>
-      <w:bookmarkStart w:id="1" w:name="_Toc176086067"/>
+      <w:bookmarkStart w:id="1" w:name="_Toc176203449"/>
       <w:r>
         <w:lastRenderedPageBreak/>
         <w:t>OPIS APLIKACIJE</w:t>
@@ -4524,7 +4782,7 @@
       <w:pPr>
         <w:pStyle w:val="Heading2"/>
       </w:pPr>
-      <w:bookmarkStart w:id="2" w:name="_Toc176086068"/>
+      <w:bookmarkStart w:id="2" w:name="_Toc176203450"/>
       <w:r>
         <w:t>Osnovne funkcionalnosti aplikacije</w:t>
       </w:r>
@@ -4756,7 +5014,7 @@
         <w:pStyle w:val="Heading2"/>
       </w:pPr>
       <w:bookmarkStart w:id="3" w:name="_Ref176086038"/>
-      <w:bookmarkStart w:id="4" w:name="_Toc176086069"/>
+      <w:bookmarkStart w:id="4" w:name="_Toc176203451"/>
       <w:r>
         <w:t>Glavni dijelovi aplikacij</w:t>
       </w:r>
@@ -5010,7 +5268,7 @@
       <w:pPr>
         <w:pStyle w:val="Heading2"/>
       </w:pPr>
-      <w:bookmarkStart w:id="5" w:name="_Toc176086070"/>
+      <w:bookmarkStart w:id="5" w:name="_Toc176203452"/>
       <w:r>
         <w:t>Dizajn korisničkog sučelja</w:t>
       </w:r>
@@ -5087,7 +5345,7 @@
       <w:pPr>
         <w:pStyle w:val="Heading2"/>
       </w:pPr>
-      <w:bookmarkStart w:id="6" w:name="_Toc176086071"/>
+      <w:bookmarkStart w:id="6" w:name="_Toc176203453"/>
       <w:r>
         <w:t>Plan razvoja</w:t>
       </w:r>
@@ -5175,7 +5433,7 @@
       <w:pPr>
         <w:pStyle w:val="Heading1"/>
       </w:pPr>
-      <w:bookmarkStart w:id="7" w:name="_Toc176086072"/>
+      <w:bookmarkStart w:id="7" w:name="_Toc176203454"/>
       <w:r>
         <w:lastRenderedPageBreak/>
         <w:t>ZAHTJEVI APLIKACIJE</w:t>
@@ -5186,7 +5444,7 @@
       <w:pPr>
         <w:pStyle w:val="Heading2"/>
       </w:pPr>
-      <w:bookmarkStart w:id="8" w:name="_Toc176086073"/>
+      <w:bookmarkStart w:id="8" w:name="_Toc176203455"/>
       <w:r>
         <w:t>Funkcionalni zahtjevi</w:t>
       </w:r>
@@ -5210,7 +5468,7 @@
           <w:b w:val="0"/>
         </w:rPr>
       </w:pPr>
-      <w:bookmarkStart w:id="9" w:name="_Toc176086074"/>
+      <w:bookmarkStart w:id="9" w:name="_Toc176203456"/>
       <w:r>
         <w:rPr>
           <w:rStyle w:val="Strong"/>
@@ -5387,7 +5645,7 @@
       <w:pPr>
         <w:pStyle w:val="Heading3"/>
       </w:pPr>
-      <w:bookmarkStart w:id="10" w:name="_Toc176086075"/>
+      <w:bookmarkStart w:id="10" w:name="_Toc176203457"/>
       <w:r>
         <w:t>Rezervacije i poslovanje hotela</w:t>
       </w:r>
@@ -5603,7 +5861,7 @@
         <w:pStyle w:val="Caption"/>
       </w:pPr>
       <w:bookmarkStart w:id="11" w:name="_Ref176079585"/>
-      <w:bookmarkStart w:id="12" w:name="_Toc176087771"/>
+      <w:bookmarkStart w:id="12" w:name="_Toc176204080"/>
       <w:r>
         <w:t xml:space="preserve">Slika </w:t>
       </w:r>
@@ -5664,7 +5922,7 @@
           <w:numId w:val="17"/>
         </w:numPr>
       </w:pPr>
-      <w:bookmarkStart w:id="13" w:name="_Toc176086076"/>
+      <w:bookmarkStart w:id="13" w:name="_Toc176203458"/>
       <w:r>
         <w:t>Nefunkcionalni zahtjevi</w:t>
       </w:r>
@@ -5765,7 +6023,7 @@
         <w:pStyle w:val="Heading1"/>
         <w:jc w:val="left"/>
       </w:pPr>
-      <w:bookmarkStart w:id="14" w:name="_Toc176086077"/>
+      <w:bookmarkStart w:id="14" w:name="_Toc176203459"/>
       <w:r>
         <w:lastRenderedPageBreak/>
         <w:t>MODELIRANJE SUSTAV</w:t>
@@ -5806,7 +6064,7 @@
       <w:pPr>
         <w:pStyle w:val="Heading2"/>
       </w:pPr>
-      <w:bookmarkStart w:id="15" w:name="_Toc176086078"/>
+      <w:bookmarkStart w:id="15" w:name="_Toc176203460"/>
       <w:r>
         <w:t>Model podataka</w:t>
       </w:r>
@@ -6124,7 +6382,7 @@
       <w:pPr>
         <w:pStyle w:val="Caption"/>
       </w:pPr>
-      <w:bookmarkStart w:id="16" w:name="_Toc176087772"/>
+      <w:bookmarkStart w:id="16" w:name="_Toc176204081"/>
       <w:r>
         <w:t xml:space="preserve">Slika </w:t>
       </w:r>
@@ -6518,8 +6776,8 @@
       <w:pPr>
         <w:pStyle w:val="Caption"/>
       </w:pPr>
-      <w:bookmarkStart w:id="17" w:name="_Toc176087773"/>
-      <w:bookmarkStart w:id="18" w:name="_Ref176089938"/>
+      <w:bookmarkStart w:id="17" w:name="_Ref176089938"/>
+      <w:bookmarkStart w:id="18" w:name="_Toc176204082"/>
       <w:r>
         <w:t xml:space="preserve">Slika </w:t>
       </w:r>
@@ -6562,17 +6820,17 @@
       <w:r>
         <w:fldChar w:fldCharType="end"/>
       </w:r>
+      <w:bookmarkEnd w:id="17"/>
+      <w:r>
+        <w:t xml:space="preserve"> – ER dijagram za sustav hotelskog poslovanja</w:t>
+      </w:r>
       <w:bookmarkEnd w:id="18"/>
-      <w:r>
-        <w:t xml:space="preserve"> – ER dijagram za sustav hotelskog poslovanja</w:t>
-      </w:r>
-      <w:bookmarkEnd w:id="17"/>
     </w:p>
     <w:p>
       <w:pPr>
         <w:pStyle w:val="Heading2"/>
       </w:pPr>
-      <w:bookmarkStart w:id="19" w:name="_Toc176086079"/>
+      <w:bookmarkStart w:id="19" w:name="_Toc176203461"/>
       <w:r>
         <w:rPr>
           <w:i/>
@@ -6751,7 +7009,7 @@
       <w:pPr>
         <w:pStyle w:val="Caption"/>
       </w:pPr>
-      <w:bookmarkStart w:id="20" w:name="_Toc176087774"/>
+      <w:bookmarkStart w:id="20" w:name="_Toc176204083"/>
       <w:r>
         <w:t xml:space="preserve">Slika </w:t>
       </w:r>
@@ -6803,7 +7061,7 @@
       <w:pPr>
         <w:pStyle w:val="Heading2"/>
       </w:pPr>
-      <w:bookmarkStart w:id="21" w:name="_Toc176086080"/>
+      <w:bookmarkStart w:id="21" w:name="_Toc176203462"/>
       <w:r>
         <w:rPr>
           <w:i/>
@@ -7262,7 +7520,7 @@
       <w:pPr>
         <w:pStyle w:val="Heading1"/>
       </w:pPr>
-      <w:bookmarkStart w:id="22" w:name="_Toc176086081"/>
+      <w:bookmarkStart w:id="22" w:name="_Toc176203463"/>
       <w:r>
         <w:lastRenderedPageBreak/>
         <w:t>DIZAJN SUSTAVA</w:t>
@@ -7273,7 +7531,7 @@
       <w:pPr>
         <w:pStyle w:val="Heading2"/>
       </w:pPr>
-      <w:bookmarkStart w:id="23" w:name="_Toc176086082"/>
+      <w:bookmarkStart w:id="23" w:name="_Toc176203464"/>
       <w:r>
         <w:t>Dizajn arhitekture sustava</w:t>
       </w:r>
@@ -7511,7 +7769,7 @@
         <w:pStyle w:val="Caption"/>
       </w:pPr>
       <w:bookmarkStart w:id="24" w:name="_Ref176079550"/>
-      <w:bookmarkStart w:id="25" w:name="_Toc176087775"/>
+      <w:bookmarkStart w:id="25" w:name="_Toc176204084"/>
       <w:r>
         <w:t xml:space="preserve">Slika </w:t>
       </w:r>
@@ -7564,7 +7822,7 @@
       <w:pPr>
         <w:pStyle w:val="Heading2"/>
       </w:pPr>
-      <w:bookmarkStart w:id="26" w:name="_Toc176086083"/>
+      <w:bookmarkStart w:id="26" w:name="_Toc176203465"/>
       <w:r>
         <w:t>Struktura aplikacije i kod</w:t>
       </w:r>
@@ -7668,7 +7926,7 @@
         <w:pStyle w:val="Caption"/>
       </w:pPr>
       <w:bookmarkStart w:id="27" w:name="_Ref176082527"/>
-      <w:bookmarkStart w:id="28" w:name="_Toc176087776"/>
+      <w:bookmarkStart w:id="28" w:name="_Toc176204085"/>
       <w:r>
         <w:t xml:space="preserve">Slika </w:t>
       </w:r>
@@ -7809,7 +8067,13 @@
         <w:t xml:space="preserve">„DBConnection“ klasa </w:t>
       </w:r>
       <w:r>
-        <w:t xml:space="preserve">– Ova klasa upravlja uspostavljanjem veze s bazom podataka koristeći </w:t>
+        <w:t xml:space="preserve">– </w:t>
+      </w:r>
+      <w:r>
+        <w:t>Upravlja</w:t>
+      </w:r>
+      <w:r>
+        <w:t xml:space="preserve"> uspostavljanjem veze s bazom podataka koristeći </w:t>
       </w:r>
       <w:r>
         <w:rPr>
@@ -7841,9 +8105,9 @@
           <w:lang w:eastAsia="hr-HR"/>
         </w:rPr>
         <w:drawing>
-          <wp:inline distT="0" distB="0" distL="0" distR="0" wp14:anchorId="686D24F8" wp14:editId="7E1DD4FA">
-            <wp:extent cx="4741477" cy="2129742"/>
-            <wp:effectExtent l="0" t="0" r="2540" b="4445"/>
+          <wp:inline distT="0" distB="0" distL="0" distR="0" wp14:anchorId="686D24F8" wp14:editId="6C846394">
+            <wp:extent cx="4970352" cy="2232546"/>
+            <wp:effectExtent l="0" t="0" r="1905" b="0"/>
             <wp:docPr id="10" name="Picture 10"/>
             <wp:cNvGraphicFramePr>
               <a:graphicFrameLocks xmlns:a="http://schemas.openxmlformats.org/drawingml/2006/main" noChangeAspect="1"/>
@@ -7870,7 +8134,7 @@
                   <pic:spPr>
                     <a:xfrm>
                       <a:off x="0" y="0"/>
-                      <a:ext cx="4796712" cy="2154552"/>
+                      <a:ext cx="5037079" cy="2262518"/>
                     </a:xfrm>
                     <a:prstGeom prst="rect">
                       <a:avLst/>
@@ -7887,7 +8151,7 @@
       <w:pPr>
         <w:pStyle w:val="Caption"/>
       </w:pPr>
-      <w:bookmarkStart w:id="29" w:name="_Toc176091332"/>
+      <w:bookmarkStart w:id="29" w:name="_Toc176204099"/>
       <w:r>
         <w:t xml:space="preserve">Kod </w:t>
       </w:r>
@@ -8045,7 +8309,7 @@
       <w:pPr>
         <w:pStyle w:val="Caption"/>
       </w:pPr>
-      <w:bookmarkStart w:id="30" w:name="_Toc176087777"/>
+      <w:bookmarkStart w:id="30" w:name="_Toc176204086"/>
       <w:r>
         <w:t xml:space="preserve">Slika </w:t>
       </w:r>
@@ -8151,7 +8415,7 @@
       <w:pPr>
         <w:pStyle w:val="Caption"/>
       </w:pPr>
-      <w:bookmarkStart w:id="31" w:name="_Toc176087778"/>
+      <w:bookmarkStart w:id="31" w:name="_Toc176204087"/>
       <w:r>
         <w:t xml:space="preserve">Slika </w:t>
       </w:r>
@@ -8206,8 +8470,14 @@
           <w:ilvl w:val="1"/>
           <w:numId w:val="19"/>
         </w:numPr>
-      </w:pPr>
-      <w:r>
+        <w:rPr>
+          <w:b/>
+        </w:rPr>
+      </w:pPr>
+      <w:r>
+        <w:rPr>
+          <w:b/>
+        </w:rPr>
         <w:t>„Forms main“</w:t>
       </w:r>
     </w:p>
@@ -8250,59 +8520,59 @@
         <w:rPr>
           <w:b/>
         </w:rPr>
+        <w:instrText xml:space="preserve"> \* MERGEFORMAT </w:instrText>
       </w:r>
       <w:r>
         <w:rPr>
           <w:b/>
         </w:rPr>
+      </w:r>
+      <w:r>
+        <w:rPr>
+          <w:b/>
+        </w:rPr>
+        <w:fldChar w:fldCharType="separate"/>
+      </w:r>
+      <w:r>
+        <w:rPr>
+          <w:b/>
+        </w:rPr>
+        <w:t>2.2</w:t>
+      </w:r>
+      <w:r>
+        <w:rPr>
+          <w:b/>
+        </w:rPr>
+        <w:fldChar w:fldCharType="end"/>
+      </w:r>
+      <w:r>
+        <w:rPr>
+          <w:b/>
+        </w:rPr>
+        <w:t xml:space="preserve"> (</w:t>
+      </w:r>
+      <w:r>
+        <w:rPr>
+          <w:b/>
+        </w:rPr>
+        <w:fldChar w:fldCharType="begin"/>
+      </w:r>
+      <w:r>
+        <w:rPr>
+          <w:b/>
+        </w:rPr>
+        <w:instrText xml:space="preserve"> REF _Ref176086038 \h </w:instrText>
+      </w:r>
+      <w:r>
+        <w:rPr>
+          <w:b/>
+        </w:rPr>
         <w:instrText xml:space="preserve"> \* MERGEFORMAT </w:instrText>
       </w:r>
       <w:r>
         <w:rPr>
           <w:b/>
         </w:rPr>
-        <w:fldChar w:fldCharType="separate"/>
-      </w:r>
-      <w:r>
-        <w:rPr>
-          <w:b/>
-        </w:rPr>
-        <w:t>2.2</w:t>
-      </w:r>
-      <w:r>
-        <w:rPr>
-          <w:b/>
-        </w:rPr>
-        <w:fldChar w:fldCharType="end"/>
-      </w:r>
-      <w:r>
-        <w:rPr>
-          <w:b/>
-        </w:rPr>
-        <w:t xml:space="preserve"> (</w:t>
-      </w:r>
-      <w:r>
-        <w:rPr>
-          <w:b/>
-        </w:rPr>
-        <w:fldChar w:fldCharType="begin"/>
-      </w:r>
-      <w:r>
-        <w:rPr>
-          <w:b/>
-        </w:rPr>
-        <w:instrText xml:space="preserve"> REF _Ref176086038 \h </w:instrText>
-      </w:r>
-      <w:r>
-        <w:rPr>
-          <w:b/>
-        </w:rPr>
-      </w:r>
-      <w:r>
-        <w:rPr>
-          <w:b/>
-        </w:rPr>
-        <w:instrText xml:space="preserve"> \* MERGEFORMAT </w:instrText>
       </w:r>
       <w:r>
         <w:rPr>
@@ -8459,7 +8729,7 @@
       <w:pPr>
         <w:pStyle w:val="Caption"/>
       </w:pPr>
-      <w:bookmarkStart w:id="32" w:name="_Toc176087779"/>
+      <w:bookmarkStart w:id="32" w:name="_Toc176204088"/>
       <w:r>
         <w:t xml:space="preserve">Slika </w:t>
       </w:r>
@@ -8616,7 +8886,7 @@
       <w:pPr>
         <w:pStyle w:val="Caption"/>
       </w:pPr>
-      <w:bookmarkStart w:id="33" w:name="_Toc176087780"/>
+      <w:bookmarkStart w:id="33" w:name="_Toc176204089"/>
       <w:r>
         <w:t xml:space="preserve">Slika </w:t>
       </w:r>
@@ -8770,7 +9040,7 @@
       <w:pPr>
         <w:pStyle w:val="Caption"/>
       </w:pPr>
-      <w:bookmarkStart w:id="34" w:name="_Toc176087781"/>
+      <w:bookmarkStart w:id="34" w:name="_Toc176204090"/>
       <w:r>
         <w:t xml:space="preserve">Slika </w:t>
       </w:r>
@@ -8822,7 +9092,7 @@
       <w:pPr>
         <w:pStyle w:val="Heading2"/>
       </w:pPr>
-      <w:bookmarkStart w:id="35" w:name="_Toc176086084"/>
+      <w:bookmarkStart w:id="35" w:name="_Toc176203466"/>
       <w:r>
         <w:t>B</w:t>
       </w:r>
@@ -9241,7 +9511,7 @@
       <w:pPr>
         <w:pStyle w:val="Caption"/>
       </w:pPr>
-      <w:bookmarkStart w:id="36" w:name="_Toc176091333"/>
+      <w:bookmarkStart w:id="36" w:name="_Toc176204100"/>
       <w:r>
         <w:t xml:space="preserve">Kod </w:t>
       </w:r>
@@ -9285,9 +9555,12 @@
         <w:fldChar w:fldCharType="end"/>
       </w:r>
       <w:r>
-        <w:t xml:space="preserve"> – Spremljena procedura za dovaćanje svih soba </w:t>
+        <w:t xml:space="preserve"> – Spremljena procedura za dovaćanje svih soba</w:t>
       </w:r>
       <w:bookmarkEnd w:id="36"/>
+      <w:r>
+        <w:t xml:space="preserve"> </w:t>
+      </w:r>
     </w:p>
     <w:p>
       <w:pPr>
@@ -9346,7 +9619,7 @@
       <w:pPr>
         <w:pStyle w:val="Caption"/>
       </w:pPr>
-      <w:bookmarkStart w:id="37" w:name="_Toc176091334"/>
+      <w:bookmarkStart w:id="37" w:name="_Toc176204101"/>
       <w:r>
         <w:t xml:space="preserve">Kod </w:t>
       </w:r>
@@ -9452,7 +9725,7 @@
       <w:pPr>
         <w:pStyle w:val="Caption"/>
       </w:pPr>
-      <w:bookmarkStart w:id="38" w:name="_Toc176091335"/>
+      <w:bookmarkStart w:id="38" w:name="_Toc176204102"/>
       <w:r>
         <w:t xml:space="preserve">Kod </w:t>
       </w:r>
@@ -9557,7 +9830,7 @@
       <w:pPr>
         <w:pStyle w:val="Caption"/>
       </w:pPr>
-      <w:bookmarkStart w:id="39" w:name="_Toc176091336"/>
+      <w:bookmarkStart w:id="39" w:name="_Toc176204103"/>
       <w:r>
         <w:t xml:space="preserve">Kod </w:t>
       </w:r>
@@ -9709,6 +9982,7 @@
       <w:pPr>
         <w:pStyle w:val="Caption"/>
       </w:pPr>
+      <w:bookmarkStart w:id="40" w:name="_Toc176204104"/>
       <w:r>
         <w:t xml:space="preserve">Kod </w:t>
       </w:r>
@@ -9757,6 +10031,7 @@
       <w:r>
         <w:t>ExecuteStoredProcedures()</w:t>
       </w:r>
+      <w:bookmarkEnd w:id="40"/>
     </w:p>
     <w:p>
       <w:r>
@@ -9820,6 +10095,7 @@
       <w:pPr>
         <w:pStyle w:val="Caption"/>
       </w:pPr>
+      <w:bookmarkStart w:id="41" w:name="_Toc176204105"/>
       <w:r>
         <w:t xml:space="preserve">Kod </w:t>
       </w:r>
@@ -9865,18 +10141,19 @@
       <w:r>
         <w:t xml:space="preserve"> – Funkcija ExecureQuery()</w:t>
       </w:r>
+      <w:bookmarkEnd w:id="41"/>
     </w:p>
     <w:p/>
     <w:p>
       <w:pPr>
         <w:pStyle w:val="Heading2"/>
       </w:pPr>
-      <w:bookmarkStart w:id="40" w:name="_Toc176086085"/>
+      <w:bookmarkStart w:id="42" w:name="_Toc176203467"/>
       <w:r>
         <w:lastRenderedPageBreak/>
         <w:t>Detaljni prikaz sučelja aplikacije</w:t>
       </w:r>
-      <w:bookmarkEnd w:id="40"/>
+      <w:bookmarkEnd w:id="42"/>
     </w:p>
     <w:p>
       <w:pPr>
@@ -9889,7 +10166,7 @@
         <w:t xml:space="preserve"> kako bi se</w:t>
       </w:r>
       <w:r>
-        <w:t xml:space="preserve"> olakšao pristup ključnim funkcionalnostima.</w:t>
+        <w:t xml:space="preserve"> olakšao pristup funkcionalnostima.</w:t>
       </w:r>
     </w:p>
     <w:p>
@@ -9905,7 +10182,28 @@
         <w:ind w:firstLine="432"/>
       </w:pPr>
       <w:r>
-        <w:t>Pri pokretanju aplikacije prva forma koja se prikaže je forma za prijavu korisnika. Njen izgled je prikazan na slici ispod te je vidljivo da se od korisnika traži da upiše svoje korisničko imei lozinku na temelju kojih se izvršava proced autentifikacije u bazi podataka.</w:t>
+        <w:t>Pri</w:t>
+      </w:r>
+      <w:r>
+        <w:t>likom</w:t>
+      </w:r>
+      <w:r>
+        <w:t xml:space="preserve"> pokretanj</w:t>
+      </w:r>
+      <w:r>
+        <w:t>a</w:t>
+      </w:r>
+      <w:r>
+        <w:t xml:space="preserve"> aplikacije prva forma koja se prikaže je</w:t>
+      </w:r>
+      <w:r>
+        <w:t>st</w:t>
+      </w:r>
+      <w:r>
+        <w:t xml:space="preserve"> forma za prijavu korisnika. </w:t>
+      </w:r>
+      <w:r>
+        <w:t>Izgled forme prikazan je na slici ispod, gdje je vidljivo da se od korisnika traži unos korisničkog imena i lozinke, na temelju kojih se provodi postupak autentifikacije u bazi podataka.</w:t>
       </w:r>
     </w:p>
     <w:p>
@@ -9966,6 +10264,7 @@
       <w:pPr>
         <w:pStyle w:val="Caption"/>
       </w:pPr>
+      <w:bookmarkStart w:id="43" w:name="_Toc176204091"/>
       <w:r>
         <w:t xml:space="preserve">Slika </w:t>
       </w:r>
@@ -10011,11 +10310,14 @@
       <w:r>
         <w:t xml:space="preserve"> – Forma za prijavu korisnika u sustav</w:t>
       </w:r>
+      <w:bookmarkEnd w:id="43"/>
     </w:p>
     <w:p>
       <w:r>
         <w:tab/>
-        <w:t xml:space="preserve">Ako korisnik unese točnu lozinku i prijavi se kao zaposlenik otvara se glavna forma </w:t>
+      </w:r>
+      <w:r>
+        <w:t xml:space="preserve">Ako korisnik unese točnu lozinku i prijavi se kao zaposlenik, otvara se glavna forma </w:t>
       </w:r>
       <w:r>
         <w:rPr>
@@ -10025,17 +10327,7 @@
         <w:t>UserForm</w:t>
       </w:r>
       <w:r>
-        <w:rPr>
-          <w:b/>
-          <w:i/>
-        </w:rPr>
-        <w:t xml:space="preserve"> </w:t>
-      </w:r>
-      <w:r>
-        <w:t>koja je pr</w:t>
-      </w:r>
-      <w:r>
-        <w:t>ikazana na slici ispod.</w:t>
+        <w:t>, koja je prikazana na slici ispod.</w:t>
       </w:r>
     </w:p>
     <w:p>
@@ -10096,6 +10388,7 @@
       <w:pPr>
         <w:pStyle w:val="Caption"/>
       </w:pPr>
+      <w:bookmarkStart w:id="44" w:name="_Toc176204092"/>
       <w:r>
         <w:t xml:space="preserve">Slika </w:t>
       </w:r>
@@ -10141,19 +10434,30 @@
       <w:r>
         <w:t xml:space="preserve"> – Početna stranica aplikacije</w:t>
       </w:r>
-    </w:p>
-    <w:p>
-      <w:r>
-        <w:t>Sa lijeve strane se nalazi alatna traka ili „sidebar“ gdje se nalaze neke opcije koje sadržavaju dodatne pod-opcije.</w:t>
-      </w:r>
-      <w:r>
-        <w:t xml:space="preserve"> Kao primjer prikazane su forme za entitet Soba. Ispod su na slikama prikazane funkcionalnosti dohvaćanja, dodavanja, ažuriranja i brisanja sobe.</w:t>
-      </w:r>
+      <w:bookmarkEnd w:id="44"/>
     </w:p>
     <w:p>
       <w:pPr>
         <w:keepNext/>
-        <w:jc w:val="center"/>
+        <w:jc w:val="left"/>
+      </w:pPr>
+      <w:r>
+        <w:t xml:space="preserve">S lijeve strane nalazi se alatna traka ili "sidebar" s nekim opcijama koje sadrže dodatne podopcije. Kao primjer prikazane su forme za entitet </w:t>
+      </w:r>
+      <w:r>
+        <w:rPr>
+          <w:b/>
+        </w:rPr>
+        <w:t>Soba</w:t>
+      </w:r>
+      <w:r>
+        <w:t>. Na slikama ispod prikazane su funkcionalnosti dohvaćanja, dodavanja, ažuriranja i brisanja sobe.</w:t>
+      </w:r>
+    </w:p>
+    <w:p>
+      <w:pPr>
+        <w:keepNext/>
+        <w:jc w:val="left"/>
       </w:pPr>
       <w:r>
         <w:rPr>
@@ -10207,6 +10511,7 @@
       <w:pPr>
         <w:pStyle w:val="Caption"/>
       </w:pPr>
+      <w:bookmarkStart w:id="45" w:name="_Toc176204093"/>
       <w:r>
         <w:t xml:space="preserve">Slika </w:t>
       </w:r>
@@ -10252,6 +10557,7 @@
       <w:r>
         <w:t xml:space="preserve"> – Forma za prikaz soba</w:t>
       </w:r>
+      <w:bookmarkEnd w:id="45"/>
     </w:p>
     <w:p/>
     <w:p>
@@ -10312,6 +10618,7 @@
       <w:pPr>
         <w:pStyle w:val="Caption"/>
       </w:pPr>
+      <w:bookmarkStart w:id="46" w:name="_Toc176204094"/>
       <w:r>
         <w:t xml:space="preserve">Slika </w:t>
       </w:r>
@@ -10357,6 +10664,7 @@
       <w:r>
         <w:t xml:space="preserve"> – Forma za prikaz detalja o sobi</w:t>
       </w:r>
+      <w:bookmarkEnd w:id="46"/>
     </w:p>
     <w:p>
       <w:pPr>
@@ -10369,9 +10677,9 @@
           <w:lang w:eastAsia="hr-HR"/>
         </w:rPr>
         <w:drawing>
-          <wp:inline distT="0" distB="0" distL="0" distR="0" wp14:anchorId="2396F97B" wp14:editId="476A1C94">
-            <wp:extent cx="5473700" cy="3747894"/>
-            <wp:effectExtent l="0" t="0" r="0" b="5080"/>
+          <wp:inline distT="0" distB="0" distL="0" distR="0" wp14:anchorId="2396F97B" wp14:editId="625DA3FA">
+            <wp:extent cx="5219297" cy="3611302"/>
+            <wp:effectExtent l="0" t="0" r="635" b="8255"/>
             <wp:docPr id="30" name="Picture 30"/>
             <wp:cNvGraphicFramePr>
               <a:graphicFrameLocks xmlns:a="http://schemas.openxmlformats.org/drawingml/2006/main" noChangeAspect="1"/>
@@ -10398,7 +10706,7 @@
                   <pic:spPr>
                     <a:xfrm>
                       <a:off x="0" y="0"/>
-                      <a:ext cx="5475961" cy="3749442"/>
+                      <a:ext cx="5238522" cy="3624604"/>
                     </a:xfrm>
                     <a:prstGeom prst="rect">
                       <a:avLst/>
@@ -10415,6 +10723,7 @@
       <w:pPr>
         <w:pStyle w:val="Caption"/>
       </w:pPr>
+      <w:bookmarkStart w:id="47" w:name="_Toc176204095"/>
       <w:r>
         <w:t xml:space="preserve">Slika </w:t>
       </w:r>
@@ -10460,12 +10769,22 @@
       <w:r>
         <w:t xml:space="preserve"> – Forma za unos nove sobe</w:t>
       </w:r>
+      <w:bookmarkEnd w:id="47"/>
     </w:p>
     <w:p/>
     <w:p>
       <w:r>
         <w:lastRenderedPageBreak/>
-        <w:t>Forma za upravljanje rezervacijama sadrži popis svih rezrervacija te se može kliknuti na određenu rezervaciju. Za tu odabranu rezervacij mogu se vidjeti detalji koji nisu prikazati u tablici rezervacija, može se izmijeniti i izbrisati.</w:t>
+        <w:t>Forma za upravljanje reze</w:t>
+      </w:r>
+      <w:r>
+        <w:t xml:space="preserve">rvacijama sadrži popis svih </w:t>
+      </w:r>
+      <w:r>
+        <w:t>pri čemu je moguće kl</w:t>
+      </w:r>
+      <w:r>
+        <w:t xml:space="preserve">iknuti na određenu rezervaciju. </w:t>
       </w:r>
     </w:p>
     <w:p>
@@ -10479,9 +10798,9 @@
           <w:lang w:eastAsia="hr-HR"/>
         </w:rPr>
         <w:drawing>
-          <wp:inline distT="0" distB="0" distL="0" distR="0" wp14:anchorId="45EF8D47" wp14:editId="50FF5314">
-            <wp:extent cx="5760085" cy="3054350"/>
-            <wp:effectExtent l="0" t="0" r="0" b="0"/>
+          <wp:inline distT="0" distB="0" distL="0" distR="0" wp14:anchorId="45EF8D47" wp14:editId="41AB6027">
+            <wp:extent cx="5245100" cy="2781273"/>
+            <wp:effectExtent l="0" t="0" r="0" b="635"/>
             <wp:docPr id="31" name="Picture 31"/>
             <wp:cNvGraphicFramePr>
               <a:graphicFrameLocks xmlns:a="http://schemas.openxmlformats.org/drawingml/2006/main" noChangeAspect="1"/>
@@ -10508,7 +10827,7 @@
                   <pic:spPr>
                     <a:xfrm>
                       <a:off x="0" y="0"/>
-                      <a:ext cx="5760085" cy="3054350"/>
+                      <a:ext cx="5252026" cy="2784946"/>
                     </a:xfrm>
                     <a:prstGeom prst="rect">
                       <a:avLst/>
@@ -10525,6 +10844,7 @@
       <w:pPr>
         <w:pStyle w:val="Caption"/>
       </w:pPr>
+      <w:bookmarkStart w:id="48" w:name="_Toc176204096"/>
       <w:r>
         <w:t xml:space="preserve">Slika </w:t>
       </w:r>
@@ -10570,47 +10890,993 @@
       <w:r>
         <w:t xml:space="preserve"> – Forma za  prikaz rezervacija</w:t>
       </w:r>
-    </w:p>
-    <w:p>
-      <w:bookmarkStart w:id="41" w:name="_GoBack"/>
-      <w:bookmarkEnd w:id="41"/>
-    </w:p>
+      <w:bookmarkEnd w:id="48"/>
+    </w:p>
+    <w:p>
+      <w:r>
+        <w:t>Za odabranu rezervaciju mogu se vidjeti detalji koji nisu prikazani u tablici rezervacija, kao i izmijeniti ili izbrisati rezervacija.</w:t>
+      </w:r>
+    </w:p>
+    <w:p>
+      <w:r>
+        <w:t>Forme za kreiranje i ažuriranje rezervacija izgledaju vrlo slično, ali se umjesto prikaza podataka nalaze polja za unos ili izmjenu podataka.</w:t>
+      </w:r>
+    </w:p>
+    <w:p>
+      <w:pPr>
+        <w:keepNext/>
+        <w:jc w:val="center"/>
+      </w:pPr>
+      <w:r>
+        <w:rPr>
+          <w:noProof/>
+          <w:lang w:eastAsia="hr-HR"/>
+        </w:rPr>
+        <w:drawing>
+          <wp:inline distT="0" distB="0" distL="0" distR="0" wp14:anchorId="0F13E77D" wp14:editId="6688C032">
+            <wp:extent cx="4864100" cy="2917603"/>
+            <wp:effectExtent l="0" t="0" r="0" b="0"/>
+            <wp:docPr id="7" name="Picture 7"/>
+            <wp:cNvGraphicFramePr>
+              <a:graphicFrameLocks xmlns:a="http://schemas.openxmlformats.org/drawingml/2006/main" noChangeAspect="1"/>
+            </wp:cNvGraphicFramePr>
+            <a:graphic xmlns:a="http://schemas.openxmlformats.org/drawingml/2006/main">
+              <a:graphicData uri="http://schemas.openxmlformats.org/drawingml/2006/picture">
+                <pic:pic xmlns:pic="http://schemas.openxmlformats.org/drawingml/2006/picture">
+                  <pic:nvPicPr>
+                    <pic:cNvPr id="7" name="RESERVATION_DETAILS.png"/>
+                    <pic:cNvPicPr/>
+                  </pic:nvPicPr>
+                  <pic:blipFill>
+                    <a:blip r:embed="rId33" cstate="print">
+                      <a:extLst>
+                        <a:ext uri="{28A0092B-C50C-407E-A947-70E740481C1C}">
+                          <a14:useLocalDpi xmlns:a14="http://schemas.microsoft.com/office/drawing/2010/main" val="0"/>
+                        </a:ext>
+                      </a:extLst>
+                    </a:blip>
+                    <a:stretch>
+                      <a:fillRect/>
+                    </a:stretch>
+                  </pic:blipFill>
+                  <pic:spPr>
+                    <a:xfrm>
+                      <a:off x="0" y="0"/>
+                      <a:ext cx="4901179" cy="2939844"/>
+                    </a:xfrm>
+                    <a:prstGeom prst="rect">
+                      <a:avLst/>
+                    </a:prstGeom>
+                  </pic:spPr>
+                </pic:pic>
+              </a:graphicData>
+            </a:graphic>
+          </wp:inline>
+        </w:drawing>
+      </w:r>
+    </w:p>
+    <w:p>
+      <w:pPr>
+        <w:pStyle w:val="Caption"/>
+      </w:pPr>
+      <w:bookmarkStart w:id="49" w:name="_Toc176204097"/>
+      <w:r>
+        <w:t xml:space="preserve">Slika </w:t>
+      </w:r>
+      <w:r>
+        <w:fldChar w:fldCharType="begin"/>
+      </w:r>
+      <w:r>
+        <w:instrText xml:space="preserve"> STYLEREF 1 \s </w:instrText>
+      </w:r>
+      <w:r>
+        <w:fldChar w:fldCharType="separate"/>
+      </w:r>
+      <w:r>
+        <w:rPr>
+          <w:noProof/>
+        </w:rPr>
+        <w:t>5</w:t>
+      </w:r>
+      <w:r>
+        <w:fldChar w:fldCharType="end"/>
+      </w:r>
+      <w:r>
+        <w:noBreakHyphen/>
+      </w:r>
+      <w:r>
+        <w:fldChar w:fldCharType="begin"/>
+      </w:r>
+      <w:r>
+        <w:instrText xml:space="preserve"> SEQ Slika \* ARABIC \s 1 </w:instrText>
+      </w:r>
+      <w:r>
+        <w:fldChar w:fldCharType="separate"/>
+      </w:r>
+      <w:r>
+        <w:rPr>
+          <w:noProof/>
+        </w:rPr>
+        <w:t>14</w:t>
+      </w:r>
+      <w:r>
+        <w:fldChar w:fldCharType="end"/>
+      </w:r>
+      <w:r>
+        <w:t xml:space="preserve"> – Forma za prikaz detalja o rezervaciji</w:t>
+      </w:r>
+      <w:bookmarkEnd w:id="49"/>
+    </w:p>
+    <w:p>
+      <w:r>
+        <w:lastRenderedPageBreak/>
+        <w:t>Unos gostiju vrši se prilikom kreiranja rezervacije, gdje se dodaju gosti povezani s tom rezervacijom. Gost se može odabrati s već postojeće liste gostiju ili se može kreirati novi unosom osobnih podataka te identifikacijskih podataka poput broja osobne iskaznice, OIB-a i slično.</w:t>
+      </w:r>
+      <w:r>
+        <w:t xml:space="preserve">. </w:t>
+      </w:r>
+    </w:p>
+    <w:p>
+      <w:pPr>
+        <w:keepNext/>
+      </w:pPr>
+      <w:r>
+        <w:rPr>
+          <w:noProof/>
+          <w:lang w:eastAsia="hr-HR"/>
+        </w:rPr>
+        <w:drawing>
+          <wp:inline distT="0" distB="0" distL="0" distR="0" wp14:anchorId="4F66DF23" wp14:editId="4705B063">
+            <wp:extent cx="5760085" cy="4286885"/>
+            <wp:effectExtent l="0" t="0" r="0" b="0"/>
+            <wp:docPr id="9" name="Picture 9"/>
+            <wp:cNvGraphicFramePr>
+              <a:graphicFrameLocks xmlns:a="http://schemas.openxmlformats.org/drawingml/2006/main" noChangeAspect="1"/>
+            </wp:cNvGraphicFramePr>
+            <a:graphic xmlns:a="http://schemas.openxmlformats.org/drawingml/2006/main">
+              <a:graphicData uri="http://schemas.openxmlformats.org/drawingml/2006/picture">
+                <pic:pic xmlns:pic="http://schemas.openxmlformats.org/drawingml/2006/picture">
+                  <pic:nvPicPr>
+                    <pic:cNvPr id="9" name="GUEST FORM.png"/>
+                    <pic:cNvPicPr/>
+                  </pic:nvPicPr>
+                  <pic:blipFill>
+                    <a:blip r:embed="rId34">
+                      <a:extLst>
+                        <a:ext uri="{28A0092B-C50C-407E-A947-70E740481C1C}">
+                          <a14:useLocalDpi xmlns:a14="http://schemas.microsoft.com/office/drawing/2010/main" val="0"/>
+                        </a:ext>
+                      </a:extLst>
+                    </a:blip>
+                    <a:stretch>
+                      <a:fillRect/>
+                    </a:stretch>
+                  </pic:blipFill>
+                  <pic:spPr>
+                    <a:xfrm>
+                      <a:off x="0" y="0"/>
+                      <a:ext cx="5760085" cy="4286885"/>
+                    </a:xfrm>
+                    <a:prstGeom prst="rect">
+                      <a:avLst/>
+                    </a:prstGeom>
+                  </pic:spPr>
+                </pic:pic>
+              </a:graphicData>
+            </a:graphic>
+          </wp:inline>
+        </w:drawing>
+      </w:r>
+    </w:p>
+    <w:p>
+      <w:pPr>
+        <w:pStyle w:val="Caption"/>
+      </w:pPr>
+      <w:bookmarkStart w:id="50" w:name="_Toc176204098"/>
+      <w:r>
+        <w:t xml:space="preserve">Slika </w:t>
+      </w:r>
+      <w:r>
+        <w:fldChar w:fldCharType="begin"/>
+      </w:r>
+      <w:r>
+        <w:instrText xml:space="preserve"> STYLEREF 1 \s </w:instrText>
+      </w:r>
+      <w:r>
+        <w:fldChar w:fldCharType="separate"/>
+      </w:r>
+      <w:r>
+        <w:rPr>
+          <w:noProof/>
+        </w:rPr>
+        <w:t>5</w:t>
+      </w:r>
+      <w:r>
+        <w:fldChar w:fldCharType="end"/>
+      </w:r>
+      <w:r>
+        <w:noBreakHyphen/>
+      </w:r>
+      <w:r>
+        <w:fldChar w:fldCharType="begin"/>
+      </w:r>
+      <w:r>
+        <w:instrText xml:space="preserve"> SEQ Slika \* ARABIC \s 1 </w:instrText>
+      </w:r>
+      <w:r>
+        <w:fldChar w:fldCharType="separate"/>
+      </w:r>
+      <w:r>
+        <w:rPr>
+          <w:noProof/>
+        </w:rPr>
+        <w:t>15</w:t>
+      </w:r>
+      <w:r>
+        <w:fldChar w:fldCharType="end"/>
+      </w:r>
+      <w:r>
+        <w:t xml:space="preserve"> – Forma za prikaz gostiju</w:t>
+      </w:r>
+      <w:bookmarkEnd w:id="50"/>
+    </w:p>
+    <w:p/>
     <w:p>
       <w:pPr>
         <w:pStyle w:val="Heading1"/>
       </w:pPr>
-      <w:bookmarkStart w:id="42" w:name="_Toc176086086"/>
+      <w:bookmarkStart w:id="51" w:name="_Toc176203468"/>
       <w:r>
         <w:lastRenderedPageBreak/>
         <w:t>IMPLEMENTACIJA APLIKACIJE</w:t>
       </w:r>
-      <w:bookmarkEnd w:id="42"/>
+      <w:bookmarkEnd w:id="51"/>
     </w:p>
     <w:p>
       <w:pPr>
         <w:pStyle w:val="Heading2"/>
       </w:pPr>
-      <w:bookmarkStart w:id="43" w:name="_Toc176086087"/>
+      <w:bookmarkStart w:id="52" w:name="_Toc176203469"/>
       <w:r>
         <w:t>Korištene tehnologije</w:t>
       </w:r>
-      <w:bookmarkEnd w:id="43"/>
-    </w:p>
-    <w:p>
-      <w:r>
-        <w:t>-WinForms.Microsoft SQL Server, .net</w:t>
+      <w:bookmarkEnd w:id="52"/>
+    </w:p>
+    <w:p>
+      <w:pPr>
+        <w:pStyle w:val="Heading3"/>
+      </w:pPr>
+      <w:bookmarkStart w:id="53" w:name="_Toc176203470"/>
+      <w:r>
+        <w:t>Windows Forms</w:t>
+      </w:r>
+      <w:bookmarkEnd w:id="53"/>
+    </w:p>
+    <w:p>
+      <w:pPr>
+        <w:ind w:firstLine="708"/>
+      </w:pPr>
+      <w:r>
+        <w:rPr>
+          <w:b/>
+          <w:i/>
+        </w:rPr>
+        <w:t>Windows Forms</w:t>
+      </w:r>
+      <w:r>
+        <w:t xml:space="preserve">, također poznat kao </w:t>
+      </w:r>
+      <w:r>
+        <w:rPr>
+          <w:b/>
+          <w:i/>
+        </w:rPr>
+        <w:t>WinForms</w:t>
+      </w:r>
+      <w:r>
+        <w:t>, je okvir za izradu grafičkih korisničkih sučelja (</w:t>
+      </w:r>
+      <w:r>
+        <w:rPr>
+          <w:i/>
+        </w:rPr>
+        <w:t>GUI</w:t>
+      </w:r>
+      <w:r>
+        <w:t xml:space="preserve">) na </w:t>
+      </w:r>
+      <w:r>
+        <w:rPr>
+          <w:i/>
+        </w:rPr>
+        <w:t>Windows</w:t>
+      </w:r>
+      <w:r>
+        <w:t xml:space="preserve"> platformi. Predstavljen je kao dio .</w:t>
+      </w:r>
+      <w:r>
+        <w:rPr>
+          <w:i/>
+        </w:rPr>
+        <w:t>NET</w:t>
+      </w:r>
+      <w:r>
+        <w:t xml:space="preserve"> </w:t>
+      </w:r>
+      <w:r>
+        <w:rPr>
+          <w:i/>
+        </w:rPr>
+        <w:t>Frameworka</w:t>
+      </w:r>
+      <w:r>
+        <w:t xml:space="preserve"> 2002. godine, zajedno s prvom verzijom </w:t>
+      </w:r>
+      <w:r>
+        <w:rPr>
+          <w:i/>
+        </w:rPr>
+        <w:t>Visual Studio .NET</w:t>
+      </w:r>
+      <w:r>
+        <w:t xml:space="preserve"> alata. </w:t>
+      </w:r>
+      <w:r>
+        <w:rPr>
+          <w:i/>
+        </w:rPr>
+        <w:t>WinForms</w:t>
+      </w:r>
+      <w:r>
+        <w:t xml:space="preserve"> omogućava razvoj </w:t>
+      </w:r>
+      <w:r>
+        <w:rPr>
+          <w:i/>
+        </w:rPr>
+        <w:t>desktop</w:t>
+      </w:r>
+      <w:r>
+        <w:t xml:space="preserve"> aplikacija s kontrolama poput gumba, tekstualnih okvira, padajućih izbornika i drugih grafičkih elemenata.</w:t>
+      </w:r>
+      <w:r>
+        <w:t xml:space="preserve"> </w:t>
+      </w:r>
+      <w:r>
+        <w:fldChar w:fldCharType="begin"/>
+      </w:r>
+      <w:r>
+        <w:instrText xml:space="preserve"> REF _Ref175490935 \r \h </w:instrText>
+      </w:r>
+      <w:r>
+        <w:fldChar w:fldCharType="separate"/>
+      </w:r>
+      <w:r>
+        <w:t>[2]</w:t>
+      </w:r>
+      <w:r>
+        <w:fldChar w:fldCharType="end"/>
+      </w:r>
+    </w:p>
+    <w:p>
+      <w:pPr>
+        <w:ind w:firstLine="708"/>
+      </w:pPr>
+      <w:r>
+        <w:t xml:space="preserve">Kroz godine, </w:t>
+      </w:r>
+      <w:r>
+        <w:rPr>
+          <w:i/>
+        </w:rPr>
+        <w:t>Windows Forms</w:t>
+      </w:r>
+      <w:r>
+        <w:t xml:space="preserve"> se pokazao kao stabilna i pouzdana tehnologija za razvoj poslovnih aplikacija, pružajući mogućnosti brzog razvoja uz minimalnu složenost. Iako su s vremenom predstavljene novije tehnologije kao što su </w:t>
+      </w:r>
+      <w:r>
+        <w:rPr>
+          <w:i/>
+        </w:rPr>
+        <w:t>WPF (Windows Presentation Foundation)</w:t>
+      </w:r>
+      <w:r>
+        <w:t xml:space="preserve"> i </w:t>
+      </w:r>
+      <w:r>
+        <w:rPr>
+          <w:i/>
+        </w:rPr>
+        <w:t>UWP (Universal Windows Platform)</w:t>
+      </w:r>
+      <w:r>
+        <w:t xml:space="preserve">, </w:t>
+      </w:r>
+      <w:r>
+        <w:rPr>
+          <w:i/>
+        </w:rPr>
+        <w:t>Windows Forms</w:t>
+      </w:r>
+      <w:r>
+        <w:t xml:space="preserve"> je ostao popularan zbog svoje jednostavnosti, lakoće učenja, i kompatibilnosti sa starijim verzijama Windowsa.</w:t>
+      </w:r>
+      <w:r>
+        <w:fldChar w:fldCharType="begin"/>
+      </w:r>
+      <w:r>
+        <w:instrText xml:space="preserve"> REF _Ref176204564 \r \h </w:instrText>
+      </w:r>
+      <w:r>
+        <w:fldChar w:fldCharType="separate"/>
+      </w:r>
+      <w:r>
+        <w:t>[2]</w:t>
+      </w:r>
+      <w:r>
+        <w:fldChar w:fldCharType="end"/>
+      </w:r>
+    </w:p>
+    <w:p>
+      <w:pPr>
+        <w:ind w:firstLine="708"/>
+      </w:pPr>
+      <w:r>
+        <w:t>Windows Forms je korišten za izradu korisničkog sučelja aplikacije jer omogućava brzu i jednostavnu izradu sučelja uz minimalan napor. Fokus ovog projekta bio je na manipulaciji podacima i implementaciji poslovne logike, a ne na složenosti samog korisničkog sučelja. Windows Forms se pokazao kao idealan izbor zbog svoje jednostavnosti, kompatibilnosti i mogućnosti brze implementa</w:t>
+      </w:r>
+      <w:r>
+        <w:t>cije potrebnih funkcionalnosti.</w:t>
+      </w:r>
+    </w:p>
+    <w:p>
+      <w:pPr>
+        <w:ind w:firstLine="708"/>
+      </w:pPr>
+      <w:r>
+        <w:t>U ovom projektu, WinForms je omogućio efikasnu izradu svih potrebnih elemenata sučelja, kao što su obrasci za unos podataka, prikaz informacija i navigaciju između različitih dijelova aplikacije. Zbog svega navedenog, Windows Forms se pokazao kao najbolje rješenje za razvoj ove vrste aplikacije.</w:t>
+      </w:r>
+    </w:p>
+    <w:p>
+      <w:pPr>
+        <w:tabs>
+          <w:tab w:val="left" w:pos="2395"/>
+        </w:tabs>
+        <w:ind w:firstLine="708"/>
+      </w:pPr>
+      <w:r>
+        <w:tab/>
+      </w:r>
+    </w:p>
+    <w:p>
+      <w:pPr>
+        <w:pStyle w:val="Heading3"/>
+      </w:pPr>
+      <w:bookmarkStart w:id="54" w:name="_Toc176203471"/>
+      <w:r>
+        <w:t>.NET i C#</w:t>
+      </w:r>
+      <w:bookmarkEnd w:id="54"/>
+    </w:p>
+    <w:p>
+      <w:pPr>
+        <w:ind w:firstLine="708"/>
+      </w:pPr>
+      <w:r>
+        <w:t>.NET je razvojna platforma koju je razvila tvrtka Microsoft. To je skup alata i okvira koji pomažu programerima da kreiraju različite vrste aplikacija, kao što su desktop aplikacije, web stranice i mobilne aplikacije. Prvi put je predstavljen 2002. godine kao dio .NET Frameworka, a s vre</w:t>
+      </w:r>
+      <w:r>
+        <w:t>menom je proširen i unaprijeđen.</w:t>
+      </w:r>
+    </w:p>
+    <w:p>
+      <w:pPr>
+        <w:ind w:firstLine="708"/>
+      </w:pPr>
+      <w:r>
+        <w:lastRenderedPageBreak/>
+        <w:t>.NET je razvojna platforma koju možete zamisliti kao veliku "kutiju" koja sadrži brojne alate i resurse za programiranje. Ova platforma omogućuje programerima da pišu kod za različite vrste aplikacija koristeći različite programske jezike, kao što su C#, F# i VB.NET.</w:t>
+      </w:r>
+      <w:r>
+        <w:t xml:space="preserve"> </w:t>
+      </w:r>
+      <w:r>
+        <w:fldChar w:fldCharType="begin"/>
+      </w:r>
+      <w:r>
+        <w:instrText xml:space="preserve"> REF _Ref176205351 \r \h </w:instrText>
+      </w:r>
+      <w:r>
+        <w:fldChar w:fldCharType="separate"/>
+      </w:r>
+      <w:r>
+        <w:t>[3]</w:t>
+      </w:r>
+      <w:r>
+        <w:fldChar w:fldCharType="end"/>
+      </w:r>
+    </w:p>
+    <w:p>
+      <w:pPr>
+        <w:ind w:firstLine="708"/>
+      </w:pPr>
+      <w:r>
+        <w:t>Platforma uključuje razne komponente:</w:t>
+      </w:r>
+    </w:p>
+    <w:p>
+      <w:pPr>
+        <w:pStyle w:val="ListParagraph"/>
+        <w:numPr>
+          <w:ilvl w:val="0"/>
+          <w:numId w:val="24"/>
+        </w:numPr>
+      </w:pPr>
+      <w:r>
+        <w:rPr>
+          <w:b/>
+        </w:rPr>
+        <w:t>Razvojne alate:</w:t>
+      </w:r>
+      <w:r>
+        <w:t xml:space="preserve"> Ovi alati pomažu programerima u pisanju, testiranju i ispravljanju koda. Najpoznatiji alat za rad s .NET-om je Visual Studio, koji pruža sve potrebne funkcije za razvoj aplikacija.</w:t>
+      </w:r>
+    </w:p>
+    <w:p>
+      <w:pPr>
+        <w:pStyle w:val="ListParagraph"/>
+        <w:numPr>
+          <w:ilvl w:val="0"/>
+          <w:numId w:val="24"/>
+        </w:numPr>
+      </w:pPr>
+      <w:r>
+        <w:rPr>
+          <w:b/>
+        </w:rPr>
+        <w:t>Biblioteke i okviri</w:t>
+      </w:r>
+      <w:r>
+        <w:t>: .NET dolazi s brojnim unaprijed pripremljenim komponentama koje olakšavaju rad s podacima, korisničkim sučeljem i mrežnim funkcionalnostima. Na primjer, nudi biblioteke za rad s bazama podataka, slanje e-pošte i izgradnju web stranica.</w:t>
+      </w:r>
+    </w:p>
+    <w:p>
+      <w:pPr>
+        <w:pStyle w:val="ListParagraph"/>
+        <w:numPr>
+          <w:ilvl w:val="0"/>
+          <w:numId w:val="24"/>
+        </w:numPr>
+      </w:pPr>
+      <w:r>
+        <w:rPr>
+          <w:b/>
+        </w:rPr>
+        <w:t>Pokretač aplikacija:</w:t>
+      </w:r>
+      <w:r>
+        <w:t xml:space="preserve"> .NET upravlja kako se aplikacija pokreće i kako komunicira s operativnim sustavom, čime omogućava da aplikacije rade glatko i efikasno.</w:t>
+      </w:r>
+    </w:p>
+    <w:p>
+      <w:pPr>
+        <w:pStyle w:val="ListParagraph"/>
+        <w:numPr>
+          <w:ilvl w:val="0"/>
+          <w:numId w:val="0"/>
+        </w:numPr>
+        <w:ind w:left="1428"/>
+      </w:pPr>
+    </w:p>
+    <w:p>
+      <w:pPr>
+        <w:ind w:firstLine="708"/>
+      </w:pPr>
+      <w:r>
+        <w:rPr>
+          <w:rStyle w:val="Strong"/>
+          <w:i/>
+        </w:rPr>
+        <w:t>C#</w:t>
+      </w:r>
+      <w:r>
+        <w:t xml:space="preserve"> je programski jezik razvijen od strane </w:t>
+      </w:r>
+      <w:r>
+        <w:rPr>
+          <w:i/>
+        </w:rPr>
+        <w:t>Microsofta</w:t>
+      </w:r>
+      <w:r>
+        <w:t xml:space="preserve"> kao dio </w:t>
+      </w:r>
+      <w:r>
+        <w:rPr>
+          <w:i/>
+        </w:rPr>
+        <w:t xml:space="preserve">.NET </w:t>
+      </w:r>
+      <w:r>
+        <w:rPr>
+          <w:i/>
+        </w:rPr>
+        <w:t>Frameworka</w:t>
+      </w:r>
+      <w:r>
+        <w:t>. Predstavljen je 2000. godine i dizajniran je za pružanje jednostavnog, sigurnog i visoko produktivnog programskog iskustva. C# je objektno orijentiran, statički tipiziran jezik.</w:t>
+      </w:r>
+      <w:r>
+        <w:t xml:space="preserve"> </w:t>
+      </w:r>
+      <w:r>
+        <w:t>C# ima korijene u obitelji jezika C i vrlo je sličan drugim popularnim jezicima poput C++ i Jave.</w:t>
+      </w:r>
+      <w:r>
+        <w:t xml:space="preserve"> </w:t>
+      </w:r>
+      <w:r>
+        <w:fldChar w:fldCharType="begin"/>
+      </w:r>
+      <w:r>
+        <w:instrText xml:space="preserve"> REF _Ref176206102 \r \h </w:instrText>
+      </w:r>
+      <w:r>
+        <w:fldChar w:fldCharType="separate"/>
+      </w:r>
+      <w:r>
+        <w:t>[4]</w:t>
+      </w:r>
+      <w:r>
+        <w:fldChar w:fldCharType="end"/>
+      </w:r>
+    </w:p>
+    <w:p>
+      <w:pPr>
+        <w:ind w:firstLine="708"/>
+      </w:pPr>
+      <w:r>
+        <w:t xml:space="preserve">C# je svestran jezik koji se koristi za razvoj različitih </w:t>
+      </w:r>
+      <w:r>
+        <w:t>vrsta aplikacija. To uključuje:</w:t>
+      </w:r>
+    </w:p>
+    <w:p>
+      <w:pPr>
+        <w:pStyle w:val="ListParagraph"/>
+        <w:numPr>
+          <w:ilvl w:val="0"/>
+          <w:numId w:val="26"/>
+        </w:numPr>
+      </w:pPr>
+      <w:r>
+        <w:t>Mobilne aplikacije</w:t>
+      </w:r>
+    </w:p>
+    <w:p>
+      <w:pPr>
+        <w:pStyle w:val="ListParagraph"/>
+        <w:numPr>
+          <w:ilvl w:val="0"/>
+          <w:numId w:val="26"/>
+        </w:numPr>
+      </w:pPr>
+      <w:r>
+        <w:t>Desktop aplikacije</w:t>
+      </w:r>
+    </w:p>
+    <w:p>
+      <w:pPr>
+        <w:pStyle w:val="ListParagraph"/>
+        <w:numPr>
+          <w:ilvl w:val="0"/>
+          <w:numId w:val="26"/>
+        </w:numPr>
+      </w:pPr>
+      <w:r>
+        <w:t>Web aplikacije</w:t>
+      </w:r>
+    </w:p>
+    <w:p>
+      <w:pPr>
+        <w:pStyle w:val="ListParagraph"/>
+        <w:numPr>
+          <w:ilvl w:val="0"/>
+          <w:numId w:val="26"/>
+        </w:numPr>
+      </w:pPr>
+      <w:r>
+        <w:t>Web usluge</w:t>
+      </w:r>
+    </w:p>
+    <w:p>
+      <w:pPr>
+        <w:pStyle w:val="ListParagraph"/>
+        <w:numPr>
+          <w:ilvl w:val="0"/>
+          <w:numId w:val="26"/>
+        </w:numPr>
+      </w:pPr>
+      <w:r>
+        <w:t>Web stranice</w:t>
+      </w:r>
+    </w:p>
+    <w:p>
+      <w:pPr>
+        <w:pStyle w:val="ListParagraph"/>
+        <w:numPr>
+          <w:ilvl w:val="0"/>
+          <w:numId w:val="26"/>
+        </w:numPr>
+      </w:pPr>
+      <w:r>
+        <w:t>Igre</w:t>
+      </w:r>
+    </w:p>
+    <w:p>
+      <w:pPr>
+        <w:pStyle w:val="ListParagraph"/>
+        <w:numPr>
+          <w:ilvl w:val="0"/>
+          <w:numId w:val="26"/>
+        </w:numPr>
+      </w:pPr>
+      <w:r>
+        <w:t>Virtualnu stvarnost (VR)</w:t>
+      </w:r>
+    </w:p>
+    <w:p>
+      <w:pPr>
+        <w:pStyle w:val="ListParagraph"/>
+        <w:numPr>
+          <w:ilvl w:val="0"/>
+          <w:numId w:val="26"/>
+        </w:numPr>
+      </w:pPr>
+      <w:r>
+        <w:t>Aplikacije za baze podataka</w:t>
+      </w:r>
+    </w:p>
+    <w:p>
+      <w:pPr>
+        <w:pStyle w:val="ListParagraph"/>
+        <w:numPr>
+          <w:ilvl w:val="0"/>
+          <w:numId w:val="0"/>
+        </w:numPr>
+        <w:ind w:left="1428"/>
+      </w:pPr>
+    </w:p>
+    <w:p>
+      <w:pPr>
+        <w:ind w:firstLine="708"/>
+      </w:pPr>
+      <w:r>
+        <w:lastRenderedPageBreak/>
+        <w:t>U ovom projektu korišteni su .NET i C# zbog njihovih robusnih mogućnosti i podrške za razvoj poslovne logike aplikacije. .NET platforma pruža opsežan okvir za rad s podacima, upravljanje korisničkim interakcijama i komunikaciju s bazom podataka. C# je odabran zbog svoje jednostavnosti i bogatstva značajki koje omogućavaju brzu i učinkovitu implementaciju funkcionalnosti.</w:t>
+      </w:r>
+    </w:p>
+    <w:p>
+      <w:pPr>
+        <w:ind w:firstLine="708"/>
+      </w:pPr>
+      <w:r>
+        <w:t>Prema podacima iz različitih anketa i istraživanja, .NET i C# ostaju vrlo popularni među programerima. Prema Stack Overflow Developer Survey iz 2023. godine, više od 30% programera koristi .NET za razvoj svojih aplikacija, dok je C# među prvih deset najpopularnijih programskih jezika s udjelom od približno 27%. Uz to, Windows operacijski sustavi su i dalje dominantni u programerskom okruženju, s udjelom od oko 60%, što dodatno potvrđuje važnost korištenja tehnologija kao što su .NET i C# koje pružaju nativnu podršku za razvoj na Windows platformi.</w:t>
+      </w:r>
+      <w:r>
+        <w:t xml:space="preserve">   </w:t>
+      </w:r>
+      <w:r>
+        <w:sym w:font="Wingdings" w:char="F0E0"/>
+      </w:r>
+      <w:r>
+        <w:t xml:space="preserve"> provjerit ove postotke!!!!</w:t>
+      </w:r>
+    </w:p>
+    <w:p>
+      <w:pPr>
+        <w:ind w:firstLine="708"/>
+      </w:pPr>
+      <w:r>
+        <w:t>Iz tih razloga, .NET i C# su se pokazali kao idealan izbor za razvoj ove aplikacije, jer omogućuju brzu izradu funkcionalnog i pouzdanog softvera uz minimalan napor.</w:t>
+      </w:r>
+    </w:p>
+    <w:p>
+      <w:pPr>
+        <w:ind w:firstLine="708"/>
+      </w:pPr>
+    </w:p>
+    <w:p>
+      <w:pPr>
+        <w:pStyle w:val="Heading3"/>
+      </w:pPr>
+      <w:bookmarkStart w:id="55" w:name="_Toc176203472"/>
+      <w:r>
+        <w:t>Microsoft SQL Server</w:t>
+      </w:r>
+      <w:bookmarkEnd w:id="55"/>
+    </w:p>
+    <w:p>
+      <w:pPr>
+        <w:ind w:firstLine="432"/>
+      </w:pPr>
+      <w:r>
+        <w:t xml:space="preserve">Kao i prethodne dvije tehnologije Microsoft SQL Server je također razvija korporacija Microsoft. </w:t>
+      </w:r>
+      <w:r>
+        <w:rPr>
+          <w:rStyle w:val="Strong"/>
+          <w:b w:val="0"/>
+        </w:rPr>
+        <w:t>To</w:t>
+      </w:r>
+      <w:r>
+        <w:t xml:space="preserve"> je sustav za upravljanje relacijskim bazama podataka (RDBMS</w:t>
+      </w:r>
+      <w:r>
+        <w:t>).</w:t>
+      </w:r>
+      <w:r>
+        <w:t xml:space="preserve"> </w:t>
+      </w:r>
+      <w:r>
+        <w:t>Prvi put je predstavljen 1989. godine</w:t>
+      </w:r>
+      <w:r>
+        <w:t>, a od tada je redovito unapređivan novim značajkama i tehnologijama. Ovaj sustav omogućuje pohranu, upravljanje i dohvat podataka uz visok stupanj sigurnosti, pouzdanosti i performansi.</w:t>
+      </w:r>
+      <w:r>
+        <w:t xml:space="preserve"> </w:t>
+      </w:r>
+      <w:r>
+        <w:fldChar w:fldCharType="begin"/>
+      </w:r>
+      <w:r>
+        <w:instrText xml:space="preserve"> REF _Ref176207582 \r \h </w:instrText>
+      </w:r>
+      <w:r>
+        <w:fldChar w:fldCharType="separate"/>
+      </w:r>
+      <w:r>
+        <w:t>[5]</w:t>
+      </w:r>
+      <w:r>
+        <w:fldChar w:fldCharType="end"/>
+      </w:r>
+    </w:p>
+    <w:p>
+      <w:pPr>
+        <w:ind w:firstLine="432"/>
+      </w:pPr>
+      <w:r>
+        <w:t>SQL Server je poznat po svojoj skalabilnosti i fleksibilnosti te se može koristiti u različitim okruženjima – od malih aplikacija do velikih poslovnih sustava. Podržava različite oblike podataka, uključujući relacijske, prostorne i grafičke podatke, čime se omogućuje sveobuhvatno upravljanje podacima. Zahvaljujući svojoj integraciji s drugim Microsoft alatima i jednostavnosti korištenja, često ga biraju tvrtke i organizacije diljem svijeta.</w:t>
+      </w:r>
+    </w:p>
+    <w:p>
+      <w:pPr>
+        <w:ind w:firstLine="432"/>
+      </w:pPr>
+      <w:r>
+        <w:t xml:space="preserve">U ovom projektu, SQL Server je odabran zbog visoke razine sigurnosti i integriteta podataka, što je ključno za pouzdano upravljanje poslovnim informacijama. Njegova kompatibilnost s .NET okvirom i jezikom C# omogućila je jednostavnu integraciju s aplikacijom, olakšavajući pristup i manipulaciju podacima. Osim toga, bogat skup alata za </w:t>
+      </w:r>
+      <w:r>
+        <w:lastRenderedPageBreak/>
+        <w:t>administraciju i analizu podataka čini ga izvrsnim izborom za upravljanje složenim poslovnim podacima.</w:t>
+      </w:r>
+    </w:p>
+    <w:p>
+      <w:pPr>
+        <w:ind w:firstLine="432"/>
+        <w:jc w:val="center"/>
+      </w:pPr>
+      <w:r>
+        <w:rPr>
+          <w:noProof/>
+          <w:lang w:eastAsia="hr-HR"/>
+        </w:rPr>
+        <w:drawing>
+          <wp:inline distT="0" distB="0" distL="0" distR="0" wp14:anchorId="30E57803" wp14:editId="6FBB9005">
+            <wp:extent cx="5760085" cy="3131355"/>
+            <wp:effectExtent l="0" t="0" r="0" b="0"/>
+            <wp:docPr id="12" name="Picture 12"/>
+            <wp:cNvGraphicFramePr>
+              <a:graphicFrameLocks xmlns:a="http://schemas.openxmlformats.org/drawingml/2006/main" noChangeAspect="1"/>
+            </wp:cNvGraphicFramePr>
+            <a:graphic xmlns:a="http://schemas.openxmlformats.org/drawingml/2006/main">
+              <a:graphicData uri="http://schemas.openxmlformats.org/drawingml/2006/picture">
+                <pic:pic xmlns:pic="http://schemas.openxmlformats.org/drawingml/2006/picture">
+                  <pic:nvPicPr>
+                    <pic:cNvPr id="12" name="SQL SERVEEER.png"/>
+                    <pic:cNvPicPr/>
+                  </pic:nvPicPr>
+                  <pic:blipFill>
+                    <a:blip r:embed="rId35" cstate="print">
+                      <a:extLst>
+                        <a:ext uri="{28A0092B-C50C-407E-A947-70E740481C1C}">
+                          <a14:useLocalDpi xmlns:a14="http://schemas.microsoft.com/office/drawing/2010/main" val="0"/>
+                        </a:ext>
+                      </a:extLst>
+                    </a:blip>
+                    <a:stretch>
+                      <a:fillRect/>
+                    </a:stretch>
+                  </pic:blipFill>
+                  <pic:spPr>
+                    <a:xfrm>
+                      <a:off x="0" y="0"/>
+                      <a:ext cx="5760085" cy="3131355"/>
+                    </a:xfrm>
+                    <a:prstGeom prst="rect">
+                      <a:avLst/>
+                    </a:prstGeom>
+                  </pic:spPr>
+                </pic:pic>
+              </a:graphicData>
+            </a:graphic>
+          </wp:inline>
+        </w:drawing>
+      </w:r>
+    </w:p>
+    <w:p>
+      <w:pPr>
+        <w:pStyle w:val="Caption"/>
+      </w:pPr>
+      <w:r>
+        <w:t xml:space="preserve">Slika </w:t>
+      </w:r>
+      <w:r>
+        <w:fldChar w:fldCharType="begin"/>
+      </w:r>
+      <w:r>
+        <w:instrText xml:space="preserve"> STYLEREF 1 \s </w:instrText>
+      </w:r>
+      <w:r>
+        <w:fldChar w:fldCharType="separate"/>
+      </w:r>
+      <w:r>
+        <w:rPr>
+          <w:noProof/>
+        </w:rPr>
+        <w:t>6</w:t>
+      </w:r>
+      <w:r>
+        <w:fldChar w:fldCharType="end"/>
+      </w:r>
+      <w:r>
+        <w:noBreakHyphen/>
+      </w:r>
+      <w:r>
+        <w:fldChar w:fldCharType="begin"/>
+      </w:r>
+      <w:r>
+        <w:instrText xml:space="preserve"> SEQ Slika \* ARABIC \s 1 </w:instrText>
+      </w:r>
+      <w:r>
+        <w:fldChar w:fldCharType="separate"/>
+      </w:r>
+      <w:r>
+        <w:rPr>
+          <w:noProof/>
+        </w:rPr>
+        <w:t>1</w:t>
+      </w:r>
+      <w:r>
+        <w:fldChar w:fldCharType="end"/>
+      </w:r>
+      <w:r>
+        <w:t xml:space="preserve"> – Microsoft SQL Server Management Studio</w:t>
       </w:r>
     </w:p>
     <w:p>
       <w:pPr>
         <w:pStyle w:val="Heading1"/>
       </w:pPr>
-      <w:bookmarkStart w:id="44" w:name="_Toc176086088"/>
+      <w:bookmarkStart w:id="56" w:name="_Toc176203473"/>
       <w:r>
         <w:lastRenderedPageBreak/>
         <w:t>ZAKLJUČAK</w:t>
       </w:r>
-      <w:bookmarkEnd w:id="44"/>
+      <w:bookmarkEnd w:id="56"/>
     </w:p>
     <w:p>
       <w:r>
@@ -10636,12 +11902,12 @@
       <w:pPr>
         <w:pStyle w:val="Prilog1"/>
       </w:pPr>
-      <w:bookmarkStart w:id="45" w:name="_Toc176086089"/>
+      <w:bookmarkStart w:id="57" w:name="_Toc176203474"/>
       <w:r>
         <w:lastRenderedPageBreak/>
         <w:t>LITERATURA</w:t>
       </w:r>
-      <w:bookmarkEnd w:id="45"/>
+      <w:bookmarkEnd w:id="57"/>
     </w:p>
     <w:p>
       <w:pPr>
@@ -10654,8 +11920,8 @@
           <w:color w:val="000000" w:themeColor="text1"/>
         </w:rPr>
       </w:pPr>
-      <w:bookmarkStart w:id="46" w:name="_Ref527066917"/>
-      <w:bookmarkStart w:id="47" w:name="_Ref175485670"/>
+      <w:bookmarkStart w:id="58" w:name="_Ref527066917"/>
+      <w:bookmarkStart w:id="59" w:name="_Ref175485670"/>
       <w:r>
         <w:rPr>
           <w:color w:val="000000" w:themeColor="text1"/>
@@ -10674,21 +11940,29 @@
         </w:rPr>
         <w:t xml:space="preserve"> s Interneta:</w:t>
       </w:r>
-      <w:bookmarkEnd w:id="46"/>
+      <w:bookmarkEnd w:id="58"/>
       <w:r>
         <w:t xml:space="preserve"> </w:t>
       </w:r>
+      <w:hyperlink r:id="rId36" w:history="1">
+        <w:r>
+          <w:rPr>
+            <w:rStyle w:val="Hyperlink"/>
+          </w:rPr>
+          <w:t>https://www.simplilearn.com/tutorials/sql-tutorial/stored-procedure-in-sql</w:t>
+        </w:r>
+      </w:hyperlink>
       <w:r>
         <w:rPr>
           <w:color w:val="000000" w:themeColor="text1"/>
         </w:rPr>
-        <w:t>https://www.simplilearn.com/tutorials/sql-tutorial/stored-procedure-in-sql</w:t>
+        <w:t>,</w:t>
       </w:r>
       <w:r>
         <w:rPr>
           <w:color w:val="000000" w:themeColor="text1"/>
         </w:rPr>
-        <w:t>,</w:t>
+        <w:t xml:space="preserve"> </w:t>
       </w:r>
       <w:r>
         <w:rPr>
@@ -10708,7 +11982,7 @@
         </w:rPr>
         <w:t>.2024.</w:t>
       </w:r>
-      <w:bookmarkEnd w:id="47"/>
+      <w:bookmarkEnd w:id="59"/>
     </w:p>
     <w:p>
       <w:pPr>
@@ -10721,31 +11995,241 @@
           <w:color w:val="000000" w:themeColor="text1"/>
         </w:rPr>
       </w:pPr>
-      <w:bookmarkStart w:id="48" w:name="_Ref175490935"/>
-      <w:bookmarkStart w:id="49" w:name="_Ref526806254"/>
-      <w:bookmarkStart w:id="50" w:name="_Ref536624473"/>
-      <w:bookmarkStart w:id="51" w:name="_Ref527059161"/>
+      <w:bookmarkStart w:id="60" w:name="_Ref526806254"/>
+      <w:bookmarkStart w:id="61" w:name="_Ref536624473"/>
+      <w:bookmarkStart w:id="62" w:name="_Ref527059161"/>
+      <w:bookmarkStart w:id="63" w:name="_Ref175490935"/>
       <w:r>
         <w:rPr>
           <w:color w:val="000000" w:themeColor="text1"/>
         </w:rPr>
-        <w:t xml:space="preserve">Architecture of .NET Framework s Interneta: </w:t>
-      </w:r>
-      <w:hyperlink r:id="rId33" w:history="1">
+        <w:t xml:space="preserve"> </w:t>
+      </w:r>
+      <w:bookmarkStart w:id="64" w:name="_Ref176204564"/>
+      <w:r>
+        <w:rPr>
+          <w:color w:val="000000" w:themeColor="text1"/>
+        </w:rPr>
+        <w:t>Desktop Guide (Windows Forms .NET)</w:t>
+      </w:r>
+      <w:r>
+        <w:rPr>
+          <w:color w:val="000000" w:themeColor="text1"/>
+        </w:rPr>
+        <w:t xml:space="preserve"> </w:t>
+      </w:r>
+      <w:r>
+        <w:rPr>
+          <w:color w:val="000000" w:themeColor="text1"/>
+        </w:rPr>
+        <w:t xml:space="preserve">s Interneta: </w:t>
+      </w:r>
+      <w:hyperlink r:id="rId37" w:history="1">
         <w:r>
           <w:rPr>
             <w:rStyle w:val="Hyperlink"/>
           </w:rPr>
-          <w:t>https://dotnet.microsoft.com/en-us/learn/dotnet/what-is-dotnet-framework</w:t>
+          <w:t>https://learn.microsoft.com/en-us/dotnet/desktop/winforms/overview/?view=netdesktop-8.0&amp;viewFallbackFrom=netdesktopdesktop-6.0</w:t>
         </w:r>
       </w:hyperlink>
       <w:r>
         <w:rPr>
+          <w:rStyle w:val="Hyperlink"/>
+        </w:rPr>
+        <w:t xml:space="preserve"> </w:t>
+      </w:r>
+      <w:r>
+        <w:rPr>
           <w:color w:val="000000" w:themeColor="text1"/>
         </w:rPr>
-        <w:t>,zadnji pristup: 25.08.2024</w:t>
-      </w:r>
-      <w:bookmarkEnd w:id="48"/>
+        <w:t>,</w:t>
+      </w:r>
+      <w:r>
+        <w:rPr>
+          <w:color w:val="000000" w:themeColor="text1"/>
+        </w:rPr>
+        <w:t xml:space="preserve"> </w:t>
+      </w:r>
+      <w:r>
+        <w:rPr>
+          <w:color w:val="000000" w:themeColor="text1"/>
+        </w:rPr>
+        <w:t>zadnji pristup: 02.09</w:t>
+      </w:r>
+      <w:r>
+        <w:rPr>
+          <w:color w:val="000000" w:themeColor="text1"/>
+        </w:rPr>
+        <w:t>.2024</w:t>
+      </w:r>
+      <w:bookmarkEnd w:id="63"/>
+      <w:bookmarkEnd w:id="64"/>
+    </w:p>
+    <w:p>
+      <w:pPr>
+        <w:pStyle w:val="Literatura-radnja"/>
+        <w:numPr>
+          <w:ilvl w:val="0"/>
+          <w:numId w:val="9"/>
+        </w:numPr>
+        <w:rPr>
+          <w:color w:val="000000" w:themeColor="text1"/>
+        </w:rPr>
+      </w:pPr>
+      <w:bookmarkStart w:id="65" w:name="_Ref176205351"/>
+      <w:bookmarkEnd w:id="60"/>
+      <w:bookmarkEnd w:id="61"/>
+      <w:r>
+        <w:rPr>
+          <w:color w:val="000000" w:themeColor="text1"/>
+        </w:rPr>
+        <w:t xml:space="preserve"> C# Introduction</w:t>
+      </w:r>
+      <w:r>
+        <w:rPr>
+          <w:color w:val="000000" w:themeColor="text1"/>
+        </w:rPr>
+        <w:t xml:space="preserve"> </w:t>
+      </w:r>
+      <w:r>
+        <w:rPr>
+          <w:color w:val="000000" w:themeColor="text1"/>
+        </w:rPr>
+        <w:t xml:space="preserve">: </w:t>
+      </w:r>
+      <w:hyperlink r:id="rId38" w:history="1">
+        <w:r>
+          <w:rPr>
+            <w:rStyle w:val="Hyperlink"/>
+          </w:rPr>
+          <w:t>https://learn.microsoft.com/en-us/dotnet/fundamentals/</w:t>
+        </w:r>
+      </w:hyperlink>
+      <w:r>
+        <w:rPr>
+          <w:color w:val="000000" w:themeColor="text1"/>
+        </w:rPr>
+        <w:t>,</w:t>
+      </w:r>
+      <w:r>
+        <w:rPr>
+          <w:color w:val="000000" w:themeColor="text1"/>
+        </w:rPr>
+        <w:t xml:space="preserve"> </w:t>
+      </w:r>
+      <w:r>
+        <w:rPr>
+          <w:color w:val="000000" w:themeColor="text1"/>
+        </w:rPr>
+        <w:t>zadnji pristup: 02.09.2024</w:t>
+      </w:r>
+      <w:bookmarkEnd w:id="65"/>
+    </w:p>
+    <w:p>
+      <w:pPr>
+        <w:pStyle w:val="Literatura-radnja"/>
+        <w:numPr>
+          <w:ilvl w:val="0"/>
+          <w:numId w:val="9"/>
+        </w:numPr>
+        <w:rPr>
+          <w:color w:val="000000" w:themeColor="text1"/>
+        </w:rPr>
+      </w:pPr>
+      <w:bookmarkStart w:id="66" w:name="_Ref1814953"/>
+      <w:r>
+        <w:rPr>
+          <w:color w:val="000000" w:themeColor="text1"/>
+        </w:rPr>
+        <w:t xml:space="preserve"> </w:t>
+      </w:r>
+      <w:bookmarkStart w:id="67" w:name="_Ref176206102"/>
+      <w:r>
+        <w:rPr>
+          <w:color w:val="000000" w:themeColor="text1"/>
+        </w:rPr>
+        <w:t xml:space="preserve">.NET fundamentals documentation s Interneta: </w:t>
+      </w:r>
+      <w:hyperlink r:id="rId39" w:history="1">
+        <w:r>
+          <w:rPr>
+            <w:rStyle w:val="Hyperlink"/>
+          </w:rPr>
+          <w:t>https://www.w3schools.com/cs/index.php</w:t>
+        </w:r>
+      </w:hyperlink>
+      <w:r>
+        <w:rPr>
+          <w:color w:val="000000" w:themeColor="text1"/>
+        </w:rPr>
+        <w:t>,</w:t>
+      </w:r>
+      <w:r>
+        <w:rPr>
+          <w:color w:val="000000" w:themeColor="text1"/>
+        </w:rPr>
+        <w:t xml:space="preserve"> </w:t>
+      </w:r>
+      <w:r>
+        <w:rPr>
+          <w:color w:val="000000" w:themeColor="text1"/>
+        </w:rPr>
+        <w:t>zadnji pristup: 02.09.2024</w:t>
+      </w:r>
+      <w:bookmarkEnd w:id="67"/>
+    </w:p>
+    <w:p>
+      <w:pPr>
+        <w:pStyle w:val="Literatura-radnja"/>
+        <w:numPr>
+          <w:ilvl w:val="0"/>
+          <w:numId w:val="9"/>
+        </w:numPr>
+        <w:rPr>
+          <w:color w:val="000000" w:themeColor="text1"/>
+        </w:rPr>
+      </w:pPr>
+      <w:bookmarkStart w:id="68" w:name="_Ref528701074"/>
+      <w:bookmarkEnd w:id="62"/>
+      <w:bookmarkEnd w:id="66"/>
+      <w:r>
+        <w:rPr>
+          <w:color w:val="000000" w:themeColor="text1"/>
+        </w:rPr>
+        <w:t xml:space="preserve"> </w:t>
+      </w:r>
+      <w:bookmarkStart w:id="69" w:name="_Ref176207582"/>
+      <w:r>
+        <w:rPr>
+          <w:color w:val="000000" w:themeColor="text1"/>
+        </w:rPr>
+        <w:t>What is SQL Server</w:t>
+      </w:r>
+      <w:r>
+        <w:rPr>
+          <w:color w:val="000000" w:themeColor="text1"/>
+        </w:rPr>
+        <w:t>?</w:t>
+      </w:r>
+      <w:r>
+        <w:rPr>
+          <w:color w:val="000000" w:themeColor="text1"/>
+        </w:rPr>
+        <w:t xml:space="preserve"> s Interneta: </w:t>
+      </w:r>
+      <w:r>
+        <w:rPr>
+          <w:rStyle w:val="Hyperlink"/>
+        </w:rPr>
+        <w:t>https://www.databasejournal.com/ms-sql/what-is-sql-server/</w:t>
+      </w:r>
+      <w:r>
+        <w:rPr>
+          <w:color w:val="000000" w:themeColor="text1"/>
+        </w:rPr>
+        <w:t>, zadnji pristup: 02.09.2024</w:t>
+      </w:r>
+      <w:bookmarkEnd w:id="69"/>
     </w:p>
     <w:p>
       <w:pPr>
@@ -10763,59 +12247,23 @@
         <w:rPr>
           <w:color w:val="000000" w:themeColor="text1"/>
         </w:rPr>
-        <w:t xml:space="preserve">Plattner, H. (2014). </w:t>
-      </w:r>
-      <w:r>
-        <w:rPr>
-          <w:i/>
+        <w:t xml:space="preserve">Alehmad, A.; Hadi, A. &amp; Rahgozar, M. (2006). Main Memory Databases vs Disk-Resident Databases, Tehran, s Interneta: </w:t>
+      </w:r>
+      <w:hyperlink r:id="rId40" w:history="1">
+        <w:r>
+          <w:rPr>
+            <w:color w:val="000000" w:themeColor="text1"/>
+          </w:rPr>
+          <w:t>http://pages.cs.wisc.edu/~jhuang/qual/main-memory-db-overview.pdf</w:t>
+        </w:r>
+      </w:hyperlink>
+      <w:bookmarkEnd w:id="68"/>
+      <w:r>
+        <w:rPr>
           <w:color w:val="000000" w:themeColor="text1"/>
         </w:rPr>
-        <w:t>A Course in In-Memory Data Management – The Inner Mechanics</w:t>
-      </w:r>
-      <w:r>
-        <w:rPr>
-          <w:color w:val="000000" w:themeColor="text1"/>
-        </w:rPr>
-        <w:t>, Springer, ISBN 978-3-642-55270-0, Berlin</w:t>
-      </w:r>
-      <w:bookmarkEnd w:id="49"/>
-      <w:bookmarkEnd w:id="50"/>
-      <w:r>
-        <w:rPr>
-          <w:color w:val="000000" w:themeColor="text1"/>
-        </w:rPr>
-        <w:t xml:space="preserve"> </w:t>
-      </w:r>
-    </w:p>
-    <w:p>
-      <w:pPr>
-        <w:pStyle w:val="Literatura-radnja"/>
-        <w:ind w:left="567" w:hanging="567"/>
-        <w:rPr>
-          <w:color w:val="000000" w:themeColor="text1"/>
-        </w:rPr>
-      </w:pPr>
-      <w:bookmarkStart w:id="52" w:name="_Ref526805062"/>
-      <w:r>
-        <w:rPr>
-          <w:color w:val="000000" w:themeColor="text1"/>
-        </w:rPr>
-        <w:t xml:space="preserve">Plattner, H. (2012). </w:t>
-      </w:r>
-      <w:r>
-        <w:rPr>
-          <w:i/>
-          <w:color w:val="000000" w:themeColor="text1"/>
-        </w:rPr>
-        <w:t>In-Memory Data Management – Technology and Applications,</w:t>
-      </w:r>
-      <w:r>
-        <w:rPr>
-          <w:color w:val="000000" w:themeColor="text1"/>
-        </w:rPr>
-        <w:t xml:space="preserve"> Springer, ISBN 978-3-642-29575-1, Berlin</w:t>
-      </w:r>
-      <w:bookmarkEnd w:id="52"/>
+        <w:t>, zadnji pristup: 17.02.2019.</w:t>
+      </w:r>
     </w:p>
     <w:p>
       <w:pPr>
@@ -10829,15 +12277,28 @@
           <w:color w:val="000000" w:themeColor="text1"/>
         </w:rPr>
       </w:pPr>
-      <w:bookmarkStart w:id="53" w:name="_Ref1814953"/>
+      <w:bookmarkStart w:id="70" w:name="_Ref526939035"/>
       <w:r>
         <w:rPr>
           <w:color w:val="000000" w:themeColor="text1"/>
         </w:rPr>
-        <w:t>Hadži-Milosavljević, D. &amp; Aničić N. (2016). Primena memorijske baze podataka u funkciji izveštavanja bankarskog informacionog sistema, Beograd</w:t>
-      </w:r>
-      <w:bookmarkEnd w:id="51"/>
-      <w:bookmarkEnd w:id="53"/>
+        <w:t xml:space="preserve">Mozucha, J. (2014). In-Memory databases, Brno, s Interneta: </w:t>
+      </w:r>
+      <w:hyperlink r:id="rId41" w:history="1">
+        <w:r>
+          <w:rPr>
+            <w:color w:val="000000" w:themeColor="text1"/>
+          </w:rPr>
+          <w:t>https://www.vutbr.cz/www_base/zav_prace_soubor_verejne.php?file_id=119199</w:t>
+        </w:r>
+      </w:hyperlink>
+      <w:bookmarkEnd w:id="70"/>
+      <w:r>
+        <w:rPr>
+          <w:color w:val="000000" w:themeColor="text1"/>
+        </w:rPr>
+        <w:t>, zadnji pristup: 17.02.2019.</w:t>
+      </w:r>
     </w:p>
     <w:p>
       <w:pPr>
@@ -10851,22 +12312,22 @@
           <w:color w:val="000000" w:themeColor="text1"/>
         </w:rPr>
       </w:pPr>
-      <w:bookmarkStart w:id="54" w:name="_Ref528701074"/>
+      <w:bookmarkStart w:id="71" w:name="_Ref535683448"/>
       <w:r>
         <w:rPr>
           <w:color w:val="000000" w:themeColor="text1"/>
         </w:rPr>
-        <w:t xml:space="preserve">Alehmad, A.; Hadi, A. &amp; Rahgozar, M. (2006). Main Memory Databases vs Disk-Resident Databases, Tehran, s Interneta: </w:t>
-      </w:r>
-      <w:hyperlink r:id="rId34" w:history="1">
+        <w:t xml:space="preserve">Microsoft: In-memory OLTP, s Interneta: </w:t>
+      </w:r>
+      <w:hyperlink r:id="rId42" w:history="1">
         <w:r>
           <w:rPr>
             <w:color w:val="000000" w:themeColor="text1"/>
           </w:rPr>
-          <w:t>http://pages.cs.wisc.edu/~jhuang/qual/main-memory-db-overview.pdf</w:t>
+          <w:t>https://docs.microsoft.com/en-us/sql/relational-databases/in-memory-oltp</w:t>
         </w:r>
       </w:hyperlink>
-      <w:bookmarkEnd w:id="54"/>
+      <w:bookmarkEnd w:id="71"/>
       <w:r>
         <w:rPr>
           <w:color w:val="000000" w:themeColor="text1"/>
@@ -10886,27 +12347,19 @@
           <w:color w:val="000000" w:themeColor="text1"/>
         </w:rPr>
       </w:pPr>
-      <w:bookmarkStart w:id="55" w:name="_Ref526939035"/>
+      <w:bookmarkStart w:id="72" w:name="_Ref526948466"/>
       <w:r>
         <w:rPr>
           <w:color w:val="000000" w:themeColor="text1"/>
         </w:rPr>
-        <w:t xml:space="preserve">Mozucha, J. (2014). In-Memory databases, Brno, s Interneta: </w:t>
-      </w:r>
-      <w:hyperlink r:id="rId35" w:history="1">
-        <w:r>
-          <w:rPr>
-            <w:color w:val="000000" w:themeColor="text1"/>
-          </w:rPr>
-          <w:t>https://www.vutbr.cz/www_base/zav_prace_soubor_verejne.php?file_id=119199</w:t>
-        </w:r>
-      </w:hyperlink>
-      <w:bookmarkEnd w:id="55"/>
+        <w:t>Zorman, T. (2016). Prehod na bazo podatkov v pomninilku – študija primera SAP HANA, Kranj</w:t>
+      </w:r>
+      <w:bookmarkEnd w:id="72"/>
       <w:r>
         <w:rPr>
           <w:color w:val="000000" w:themeColor="text1"/>
         </w:rPr>
-        <w:t>, zadnji pristup: 17.02.2019.</w:t>
+        <w:t xml:space="preserve"> </w:t>
       </w:r>
     </w:p>
     <w:p>
@@ -10921,22 +12374,22 @@
           <w:color w:val="000000" w:themeColor="text1"/>
         </w:rPr>
       </w:pPr>
-      <w:bookmarkStart w:id="56" w:name="_Ref535683448"/>
+      <w:bookmarkStart w:id="73" w:name="_Ref528253687"/>
       <w:r>
         <w:rPr>
           <w:color w:val="000000" w:themeColor="text1"/>
         </w:rPr>
-        <w:t xml:space="preserve">Microsoft: In-memory OLTP, s Interneta: </w:t>
-      </w:r>
-      <w:hyperlink r:id="rId36" w:history="1">
+        <w:t xml:space="preserve">Wen, Ju Lu, A. (2015). A study o fan In-memory database system for real-time analytics on semi-structured data streams, Toronto, s Interneta: </w:t>
+      </w:r>
+      <w:hyperlink r:id="rId43" w:history="1">
         <w:r>
           <w:rPr>
             <w:color w:val="000000" w:themeColor="text1"/>
           </w:rPr>
-          <w:t>https://docs.microsoft.com/en-us/sql/relational-databases/in-memory-oltp</w:t>
+          <w:t>https://tspace.library.utoronto.ca/bitstream/1807/70493/1/Lu_Wen_J_201511_MAS_thesis.pdf</w:t>
         </w:r>
       </w:hyperlink>
-      <w:bookmarkEnd w:id="56"/>
+      <w:bookmarkEnd w:id="73"/>
       <w:r>
         <w:rPr>
           <w:color w:val="000000" w:themeColor="text1"/>
@@ -10946,96 +12399,22 @@
     </w:p>
     <w:p>
       <w:pPr>
-        <w:pStyle w:val="Literatura-radnja"/>
-        <w:numPr>
-          <w:ilvl w:val="0"/>
-          <w:numId w:val="9"/>
-        </w:numPr>
-        <w:ind w:left="587" w:hanging="587"/>
-        <w:rPr>
-          <w:color w:val="000000" w:themeColor="text1"/>
-        </w:rPr>
-      </w:pPr>
-      <w:bookmarkStart w:id="57" w:name="_Ref526948466"/>
-      <w:r>
-        <w:rPr>
-          <w:color w:val="000000" w:themeColor="text1"/>
-        </w:rPr>
-        <w:t>Zorman, T. (2016). Prehod na bazo podatkov v pomninilku – študija primera SAP HANA, Kranj</w:t>
-      </w:r>
-      <w:bookmarkEnd w:id="57"/>
-      <w:r>
-        <w:rPr>
-          <w:color w:val="000000" w:themeColor="text1"/>
-        </w:rPr>
-        <w:t xml:space="preserve"> </w:t>
-      </w:r>
-    </w:p>
-    <w:p>
-      <w:pPr>
-        <w:pStyle w:val="Literatura-radnja"/>
-        <w:numPr>
-          <w:ilvl w:val="0"/>
-          <w:numId w:val="9"/>
-        </w:numPr>
-        <w:ind w:left="587" w:hanging="587"/>
-        <w:rPr>
-          <w:color w:val="000000" w:themeColor="text1"/>
-        </w:rPr>
-      </w:pPr>
-      <w:bookmarkStart w:id="58" w:name="_Ref528253687"/>
-      <w:r>
-        <w:rPr>
-          <w:color w:val="000000" w:themeColor="text1"/>
-        </w:rPr>
-        <w:t xml:space="preserve">Wen, Ju Lu, A. (2015). A study o fan In-memory database system for real-time analytics on semi-structured data streams, Toronto, s Interneta: </w:t>
-      </w:r>
-      <w:hyperlink r:id="rId37" w:history="1">
-        <w:r>
-          <w:rPr>
-            <w:color w:val="000000" w:themeColor="text1"/>
-          </w:rPr>
-          <w:t>https://tspace.library.utoronto.ca/bitstream/1807/70493/1/Lu_Wen_J_201511_MAS_thesis.pdf</w:t>
-        </w:r>
-      </w:hyperlink>
-      <w:bookmarkEnd w:id="58"/>
-      <w:r>
-        <w:rPr>
-          <w:color w:val="000000" w:themeColor="text1"/>
-        </w:rPr>
-        <w:t>, zadnji pristup: 17.02.2019.</w:t>
-      </w:r>
-    </w:p>
-    <w:p>
-      <w:r>
-        <w:t>Svaka stavka</w:t>
-      </w:r>
-      <w:r>
-        <w:t xml:space="preserve"> literature, navedena u gornjem popisu, mora u radu biti referencirana </w:t>
-      </w:r>
-      <w:r>
-        <w:t xml:space="preserve">najmanje jednom. Stavke se </w:t>
-      </w:r>
-      <w:r>
-        <w:t>ulistavaju u popis onim redoslijedom kojim se pojavljuju u radnji.</w:t>
-      </w:r>
-    </w:p>
-    <w:p>
-      <w:pPr>
         <w:pStyle w:val="Prilog1"/>
       </w:pPr>
-      <w:bookmarkStart w:id="59" w:name="_Toc176086090"/>
+      <w:bookmarkStart w:id="74" w:name="_Toc176203475"/>
+      <w:bookmarkStart w:id="75" w:name="_GoBack"/>
+      <w:bookmarkEnd w:id="75"/>
       <w:r>
         <w:lastRenderedPageBreak/>
         <w:t>PRILOZI</w:t>
       </w:r>
-      <w:bookmarkEnd w:id="59"/>
+      <w:bookmarkEnd w:id="74"/>
     </w:p>
     <w:p>
       <w:pPr>
         <w:pStyle w:val="Prilog2"/>
       </w:pPr>
-      <w:bookmarkStart w:id="60" w:name="_Toc176086091"/>
+      <w:bookmarkStart w:id="76" w:name="_Toc176203476"/>
       <w:r>
         <w:t>Kazalo slika</w:t>
       </w:r>
@@ -11048,17 +12427,17 @@
       <w:r>
         <w:t xml:space="preserve"> i kodova</w:t>
       </w:r>
-      <w:bookmarkEnd w:id="60"/>
+      <w:bookmarkEnd w:id="76"/>
     </w:p>
     <w:p>
       <w:pPr>
         <w:pStyle w:val="Prilog3"/>
       </w:pPr>
-      <w:bookmarkStart w:id="61" w:name="_Toc176086092"/>
+      <w:bookmarkStart w:id="77" w:name="_Toc176203477"/>
       <w:r>
         <w:t>Kazalo slika</w:t>
       </w:r>
-      <w:bookmarkEnd w:id="61"/>
+      <w:bookmarkEnd w:id="77"/>
     </w:p>
     <w:p>
       <w:pPr>
@@ -11083,7 +12462,7 @@
       <w:r>
         <w:fldChar w:fldCharType="separate"/>
       </w:r>
-      <w:hyperlink w:anchor="_Toc176087771" w:history="1">
+      <w:hyperlink w:anchor="_Toc176204080" w:history="1">
         <w:r>
           <w:rPr>
             <w:rStyle w:val="Hyperlink"/>
@@ -11118,7 +12497,7 @@
             <w:noProof/>
             <w:webHidden/>
           </w:rPr>
-          <w:instrText xml:space="preserve"> PAGEREF _Toc176087771 \h </w:instrText>
+          <w:instrText xml:space="preserve"> PAGEREF _Toc176204080 \h </w:instrText>
         </w:r>
         <w:r>
           <w:rPr>
@@ -11163,7 +12542,7 @@
           <w:lang w:eastAsia="hr-HR"/>
         </w:rPr>
       </w:pPr>
-      <w:hyperlink w:anchor="_Toc176087772" w:history="1">
+      <w:hyperlink w:anchor="_Toc176204081" w:history="1">
         <w:r>
           <w:rPr>
             <w:rStyle w:val="Hyperlink"/>
@@ -11198,7 +12577,7 @@
             <w:noProof/>
             <w:webHidden/>
           </w:rPr>
-          <w:instrText xml:space="preserve"> PAGEREF _Toc176087772 \h </w:instrText>
+          <w:instrText xml:space="preserve"> PAGEREF _Toc176204081 \h </w:instrText>
         </w:r>
         <w:r>
           <w:rPr>
@@ -11243,7 +12622,7 @@
           <w:lang w:eastAsia="hr-HR"/>
         </w:rPr>
       </w:pPr>
-      <w:hyperlink w:anchor="_Toc176087773" w:history="1">
+      <w:hyperlink w:anchor="_Toc176204082" w:history="1">
         <w:r>
           <w:rPr>
             <w:rStyle w:val="Hyperlink"/>
@@ -11278,7 +12657,7 @@
             <w:noProof/>
             <w:webHidden/>
           </w:rPr>
-          <w:instrText xml:space="preserve"> PAGEREF _Toc176087773 \h </w:instrText>
+          <w:instrText xml:space="preserve"> PAGEREF _Toc176204082 \h </w:instrText>
         </w:r>
         <w:r>
           <w:rPr>
@@ -11323,7 +12702,7 @@
           <w:lang w:eastAsia="hr-HR"/>
         </w:rPr>
       </w:pPr>
-      <w:hyperlink w:anchor="_Toc176087774" w:history="1">
+      <w:hyperlink w:anchor="_Toc176204083" w:history="1">
         <w:r>
           <w:rPr>
             <w:rStyle w:val="Hyperlink"/>
@@ -11358,7 +12737,7 @@
             <w:noProof/>
             <w:webHidden/>
           </w:rPr>
-          <w:instrText xml:space="preserve"> PAGEREF _Toc176087774 \h </w:instrText>
+          <w:instrText xml:space="preserve"> PAGEREF _Toc176204083 \h </w:instrText>
         </w:r>
         <w:r>
           <w:rPr>
@@ -11403,7 +12782,7 @@
           <w:lang w:eastAsia="hr-HR"/>
         </w:rPr>
       </w:pPr>
-      <w:hyperlink w:anchor="_Toc176087775" w:history="1">
+      <w:hyperlink w:anchor="_Toc176204084" w:history="1">
         <w:r>
           <w:rPr>
             <w:rStyle w:val="Hyperlink"/>
@@ -11438,7 +12817,7 @@
             <w:noProof/>
             <w:webHidden/>
           </w:rPr>
-          <w:instrText xml:space="preserve"> PAGEREF _Toc176087775 \h </w:instrText>
+          <w:instrText xml:space="preserve"> PAGEREF _Toc176204084 \h </w:instrText>
         </w:r>
         <w:r>
           <w:rPr>
@@ -11483,7 +12862,7 @@
           <w:lang w:eastAsia="hr-HR"/>
         </w:rPr>
       </w:pPr>
-      <w:hyperlink w:anchor="_Toc176087776" w:history="1">
+      <w:hyperlink w:anchor="_Toc176204085" w:history="1">
         <w:r>
           <w:rPr>
             <w:rStyle w:val="Hyperlink"/>
@@ -11518,7 +12897,7 @@
             <w:noProof/>
             <w:webHidden/>
           </w:rPr>
-          <w:instrText xml:space="preserve"> PAGEREF _Toc176087776 \h </w:instrText>
+          <w:instrText xml:space="preserve"> PAGEREF _Toc176204085 \h </w:instrText>
         </w:r>
         <w:r>
           <w:rPr>
@@ -11563,7 +12942,7 @@
           <w:lang w:eastAsia="hr-HR"/>
         </w:rPr>
       </w:pPr>
-      <w:hyperlink w:anchor="_Toc176087777" w:history="1">
+      <w:hyperlink w:anchor="_Toc176204086" w:history="1">
         <w:r>
           <w:rPr>
             <w:rStyle w:val="Hyperlink"/>
@@ -11598,7 +12977,7 @@
             <w:noProof/>
             <w:webHidden/>
           </w:rPr>
-          <w:instrText xml:space="preserve"> PAGEREF _Toc176087777 \h </w:instrText>
+          <w:instrText xml:space="preserve"> PAGEREF _Toc176204086 \h </w:instrText>
         </w:r>
         <w:r>
           <w:rPr>
@@ -11643,7 +13022,7 @@
           <w:lang w:eastAsia="hr-HR"/>
         </w:rPr>
       </w:pPr>
-      <w:hyperlink w:anchor="_Toc176087778" w:history="1">
+      <w:hyperlink w:anchor="_Toc176204087" w:history="1">
         <w:r>
           <w:rPr>
             <w:rStyle w:val="Hyperlink"/>
@@ -11678,7 +13057,7 @@
             <w:noProof/>
             <w:webHidden/>
           </w:rPr>
-          <w:instrText xml:space="preserve"> PAGEREF _Toc176087778 \h </w:instrText>
+          <w:instrText xml:space="preserve"> PAGEREF _Toc176204087 \h </w:instrText>
         </w:r>
         <w:r>
           <w:rPr>
@@ -11723,7 +13102,7 @@
           <w:lang w:eastAsia="hr-HR"/>
         </w:rPr>
       </w:pPr>
-      <w:hyperlink w:anchor="_Toc176087779" w:history="1">
+      <w:hyperlink w:anchor="_Toc176204088" w:history="1">
         <w:r>
           <w:rPr>
             <w:rStyle w:val="Hyperlink"/>
@@ -11758,7 +13137,7 @@
             <w:noProof/>
             <w:webHidden/>
           </w:rPr>
-          <w:instrText xml:space="preserve"> PAGEREF _Toc176087779 \h </w:instrText>
+          <w:instrText xml:space="preserve"> PAGEREF _Toc176204088 \h </w:instrText>
         </w:r>
         <w:r>
           <w:rPr>
@@ -11803,7 +13182,7 @@
           <w:lang w:eastAsia="hr-HR"/>
         </w:rPr>
       </w:pPr>
-      <w:hyperlink w:anchor="_Toc176087780" w:history="1">
+      <w:hyperlink w:anchor="_Toc176204089" w:history="1">
         <w:r>
           <w:rPr>
             <w:rStyle w:val="Hyperlink"/>
@@ -11838,7 +13217,7 @@
             <w:noProof/>
             <w:webHidden/>
           </w:rPr>
-          <w:instrText xml:space="preserve"> PAGEREF _Toc176087780 \h </w:instrText>
+          <w:instrText xml:space="preserve"> PAGEREF _Toc176204089 \h </w:instrText>
         </w:r>
         <w:r>
           <w:rPr>
@@ -11883,7 +13262,7 @@
           <w:lang w:eastAsia="hr-HR"/>
         </w:rPr>
       </w:pPr>
-      <w:hyperlink w:anchor="_Toc176087781" w:history="1">
+      <w:hyperlink w:anchor="_Toc176204090" w:history="1">
         <w:r>
           <w:rPr>
             <w:rStyle w:val="Hyperlink"/>
@@ -11918,7 +13297,7 @@
             <w:noProof/>
             <w:webHidden/>
           </w:rPr>
-          <w:instrText xml:space="preserve"> PAGEREF _Toc176087781 \h </w:instrText>
+          <w:instrText xml:space="preserve"> PAGEREF _Toc176204090 \h </w:instrText>
         </w:r>
         <w:r>
           <w:rPr>
@@ -11950,6 +13329,646 @@
       </w:hyperlink>
     </w:p>
     <w:p>
+      <w:pPr>
+        <w:pStyle w:val="TableofFigures"/>
+        <w:tabs>
+          <w:tab w:val="right" w:leader="dot" w:pos="9061"/>
+        </w:tabs>
+        <w:rPr>
+          <w:rFonts w:asciiTheme="minorHAnsi" w:eastAsiaTheme="minorEastAsia" w:hAnsiTheme="minorHAnsi" w:cstheme="minorBidi"/>
+          <w:noProof/>
+          <w:sz w:val="22"/>
+          <w:szCs w:val="22"/>
+          <w:lang w:eastAsia="hr-HR"/>
+        </w:rPr>
+      </w:pPr>
+      <w:hyperlink w:anchor="_Toc176204091" w:history="1">
+        <w:r>
+          <w:rPr>
+            <w:rStyle w:val="Hyperlink"/>
+            <w:noProof/>
+          </w:rPr>
+          <w:t>Slika 5</w:t>
+        </w:r>
+        <w:r>
+          <w:rPr>
+            <w:rStyle w:val="Hyperlink"/>
+            <w:noProof/>
+          </w:rPr>
+          <w:noBreakHyphen/>
+          <w:t>8 – Forma za prijavu korisnika u sustav</w:t>
+        </w:r>
+        <w:r>
+          <w:rPr>
+            <w:noProof/>
+            <w:webHidden/>
+          </w:rPr>
+          <w:tab/>
+        </w:r>
+        <w:r>
+          <w:rPr>
+            <w:noProof/>
+            <w:webHidden/>
+          </w:rPr>
+          <w:fldChar w:fldCharType="begin"/>
+        </w:r>
+        <w:r>
+          <w:rPr>
+            <w:noProof/>
+            <w:webHidden/>
+          </w:rPr>
+          <w:instrText xml:space="preserve"> PAGEREF _Toc176204091 \h </w:instrText>
+        </w:r>
+        <w:r>
+          <w:rPr>
+            <w:noProof/>
+            <w:webHidden/>
+          </w:rPr>
+        </w:r>
+        <w:r>
+          <w:rPr>
+            <w:noProof/>
+            <w:webHidden/>
+          </w:rPr>
+          <w:fldChar w:fldCharType="separate"/>
+        </w:r>
+        <w:r>
+          <w:rPr>
+            <w:noProof/>
+            <w:webHidden/>
+          </w:rPr>
+          <w:t>27</w:t>
+        </w:r>
+        <w:r>
+          <w:rPr>
+            <w:noProof/>
+            <w:webHidden/>
+          </w:rPr>
+          <w:fldChar w:fldCharType="end"/>
+        </w:r>
+      </w:hyperlink>
+    </w:p>
+    <w:p>
+      <w:pPr>
+        <w:pStyle w:val="TableofFigures"/>
+        <w:tabs>
+          <w:tab w:val="right" w:leader="dot" w:pos="9061"/>
+        </w:tabs>
+        <w:rPr>
+          <w:rFonts w:asciiTheme="minorHAnsi" w:eastAsiaTheme="minorEastAsia" w:hAnsiTheme="minorHAnsi" w:cstheme="minorBidi"/>
+          <w:noProof/>
+          <w:sz w:val="22"/>
+          <w:szCs w:val="22"/>
+          <w:lang w:eastAsia="hr-HR"/>
+        </w:rPr>
+      </w:pPr>
+      <w:hyperlink w:anchor="_Toc176204092" w:history="1">
+        <w:r>
+          <w:rPr>
+            <w:rStyle w:val="Hyperlink"/>
+            <w:noProof/>
+          </w:rPr>
+          <w:t>Slika 5</w:t>
+        </w:r>
+        <w:r>
+          <w:rPr>
+            <w:rStyle w:val="Hyperlink"/>
+            <w:noProof/>
+          </w:rPr>
+          <w:noBreakHyphen/>
+          <w:t>9 – Početna stranica aplikacije</w:t>
+        </w:r>
+        <w:r>
+          <w:rPr>
+            <w:noProof/>
+            <w:webHidden/>
+          </w:rPr>
+          <w:tab/>
+        </w:r>
+        <w:r>
+          <w:rPr>
+            <w:noProof/>
+            <w:webHidden/>
+          </w:rPr>
+          <w:fldChar w:fldCharType="begin"/>
+        </w:r>
+        <w:r>
+          <w:rPr>
+            <w:noProof/>
+            <w:webHidden/>
+          </w:rPr>
+          <w:instrText xml:space="preserve"> PAGEREF _Toc176204092 \h </w:instrText>
+        </w:r>
+        <w:r>
+          <w:rPr>
+            <w:noProof/>
+            <w:webHidden/>
+          </w:rPr>
+        </w:r>
+        <w:r>
+          <w:rPr>
+            <w:noProof/>
+            <w:webHidden/>
+          </w:rPr>
+          <w:fldChar w:fldCharType="separate"/>
+        </w:r>
+        <w:r>
+          <w:rPr>
+            <w:noProof/>
+            <w:webHidden/>
+          </w:rPr>
+          <w:t>28</w:t>
+        </w:r>
+        <w:r>
+          <w:rPr>
+            <w:noProof/>
+            <w:webHidden/>
+          </w:rPr>
+          <w:fldChar w:fldCharType="end"/>
+        </w:r>
+      </w:hyperlink>
+    </w:p>
+    <w:p>
+      <w:pPr>
+        <w:pStyle w:val="TableofFigures"/>
+        <w:tabs>
+          <w:tab w:val="right" w:leader="dot" w:pos="9061"/>
+        </w:tabs>
+        <w:rPr>
+          <w:rFonts w:asciiTheme="minorHAnsi" w:eastAsiaTheme="minorEastAsia" w:hAnsiTheme="minorHAnsi" w:cstheme="minorBidi"/>
+          <w:noProof/>
+          <w:sz w:val="22"/>
+          <w:szCs w:val="22"/>
+          <w:lang w:eastAsia="hr-HR"/>
+        </w:rPr>
+      </w:pPr>
+      <w:hyperlink w:anchor="_Toc176204093" w:history="1">
+        <w:r>
+          <w:rPr>
+            <w:rStyle w:val="Hyperlink"/>
+            <w:noProof/>
+          </w:rPr>
+          <w:t>Slika 5</w:t>
+        </w:r>
+        <w:r>
+          <w:rPr>
+            <w:rStyle w:val="Hyperlink"/>
+            <w:noProof/>
+          </w:rPr>
+          <w:noBreakHyphen/>
+          <w:t>10 – Forma za prikaz soba</w:t>
+        </w:r>
+        <w:r>
+          <w:rPr>
+            <w:noProof/>
+            <w:webHidden/>
+          </w:rPr>
+          <w:tab/>
+        </w:r>
+        <w:r>
+          <w:rPr>
+            <w:noProof/>
+            <w:webHidden/>
+          </w:rPr>
+          <w:fldChar w:fldCharType="begin"/>
+        </w:r>
+        <w:r>
+          <w:rPr>
+            <w:noProof/>
+            <w:webHidden/>
+          </w:rPr>
+          <w:instrText xml:space="preserve"> PAGEREF _Toc176204093 \h </w:instrText>
+        </w:r>
+        <w:r>
+          <w:rPr>
+            <w:noProof/>
+            <w:webHidden/>
+          </w:rPr>
+        </w:r>
+        <w:r>
+          <w:rPr>
+            <w:noProof/>
+            <w:webHidden/>
+          </w:rPr>
+          <w:fldChar w:fldCharType="separate"/>
+        </w:r>
+        <w:r>
+          <w:rPr>
+            <w:noProof/>
+            <w:webHidden/>
+          </w:rPr>
+          <w:t>28</w:t>
+        </w:r>
+        <w:r>
+          <w:rPr>
+            <w:noProof/>
+            <w:webHidden/>
+          </w:rPr>
+          <w:fldChar w:fldCharType="end"/>
+        </w:r>
+      </w:hyperlink>
+    </w:p>
+    <w:p>
+      <w:pPr>
+        <w:pStyle w:val="TableofFigures"/>
+        <w:tabs>
+          <w:tab w:val="right" w:leader="dot" w:pos="9061"/>
+        </w:tabs>
+        <w:rPr>
+          <w:rFonts w:asciiTheme="minorHAnsi" w:eastAsiaTheme="minorEastAsia" w:hAnsiTheme="minorHAnsi" w:cstheme="minorBidi"/>
+          <w:noProof/>
+          <w:sz w:val="22"/>
+          <w:szCs w:val="22"/>
+          <w:lang w:eastAsia="hr-HR"/>
+        </w:rPr>
+      </w:pPr>
+      <w:hyperlink w:anchor="_Toc176204094" w:history="1">
+        <w:r>
+          <w:rPr>
+            <w:rStyle w:val="Hyperlink"/>
+            <w:noProof/>
+          </w:rPr>
+          <w:t>Slika 5</w:t>
+        </w:r>
+        <w:r>
+          <w:rPr>
+            <w:rStyle w:val="Hyperlink"/>
+            <w:noProof/>
+          </w:rPr>
+          <w:noBreakHyphen/>
+          <w:t>11 – Forma za prikaz detalja o sobi</w:t>
+        </w:r>
+        <w:r>
+          <w:rPr>
+            <w:noProof/>
+            <w:webHidden/>
+          </w:rPr>
+          <w:tab/>
+        </w:r>
+        <w:r>
+          <w:rPr>
+            <w:noProof/>
+            <w:webHidden/>
+          </w:rPr>
+          <w:fldChar w:fldCharType="begin"/>
+        </w:r>
+        <w:r>
+          <w:rPr>
+            <w:noProof/>
+            <w:webHidden/>
+          </w:rPr>
+          <w:instrText xml:space="preserve"> PAGEREF _Toc176204094 \h </w:instrText>
+        </w:r>
+        <w:r>
+          <w:rPr>
+            <w:noProof/>
+            <w:webHidden/>
+          </w:rPr>
+        </w:r>
+        <w:r>
+          <w:rPr>
+            <w:noProof/>
+            <w:webHidden/>
+          </w:rPr>
+          <w:fldChar w:fldCharType="separate"/>
+        </w:r>
+        <w:r>
+          <w:rPr>
+            <w:noProof/>
+            <w:webHidden/>
+          </w:rPr>
+          <w:t>29</w:t>
+        </w:r>
+        <w:r>
+          <w:rPr>
+            <w:noProof/>
+            <w:webHidden/>
+          </w:rPr>
+          <w:fldChar w:fldCharType="end"/>
+        </w:r>
+      </w:hyperlink>
+    </w:p>
+    <w:p>
+      <w:pPr>
+        <w:pStyle w:val="TableofFigures"/>
+        <w:tabs>
+          <w:tab w:val="right" w:leader="dot" w:pos="9061"/>
+        </w:tabs>
+        <w:rPr>
+          <w:rFonts w:asciiTheme="minorHAnsi" w:eastAsiaTheme="minorEastAsia" w:hAnsiTheme="minorHAnsi" w:cstheme="minorBidi"/>
+          <w:noProof/>
+          <w:sz w:val="22"/>
+          <w:szCs w:val="22"/>
+          <w:lang w:eastAsia="hr-HR"/>
+        </w:rPr>
+      </w:pPr>
+      <w:hyperlink w:anchor="_Toc176204095" w:history="1">
+        <w:r>
+          <w:rPr>
+            <w:rStyle w:val="Hyperlink"/>
+            <w:noProof/>
+          </w:rPr>
+          <w:t>Slika 5</w:t>
+        </w:r>
+        <w:r>
+          <w:rPr>
+            <w:rStyle w:val="Hyperlink"/>
+            <w:noProof/>
+          </w:rPr>
+          <w:noBreakHyphen/>
+          <w:t>12 – Forma za unos nove sobe</w:t>
+        </w:r>
+        <w:r>
+          <w:rPr>
+            <w:noProof/>
+            <w:webHidden/>
+          </w:rPr>
+          <w:tab/>
+        </w:r>
+        <w:r>
+          <w:rPr>
+            <w:noProof/>
+            <w:webHidden/>
+          </w:rPr>
+          <w:fldChar w:fldCharType="begin"/>
+        </w:r>
+        <w:r>
+          <w:rPr>
+            <w:noProof/>
+            <w:webHidden/>
+          </w:rPr>
+          <w:instrText xml:space="preserve"> PAGEREF _Toc176204095 \h </w:instrText>
+        </w:r>
+        <w:r>
+          <w:rPr>
+            <w:noProof/>
+            <w:webHidden/>
+          </w:rPr>
+        </w:r>
+        <w:r>
+          <w:rPr>
+            <w:noProof/>
+            <w:webHidden/>
+          </w:rPr>
+          <w:fldChar w:fldCharType="separate"/>
+        </w:r>
+        <w:r>
+          <w:rPr>
+            <w:noProof/>
+            <w:webHidden/>
+          </w:rPr>
+          <w:t>29</w:t>
+        </w:r>
+        <w:r>
+          <w:rPr>
+            <w:noProof/>
+            <w:webHidden/>
+          </w:rPr>
+          <w:fldChar w:fldCharType="end"/>
+        </w:r>
+      </w:hyperlink>
+    </w:p>
+    <w:p>
+      <w:pPr>
+        <w:pStyle w:val="TableofFigures"/>
+        <w:tabs>
+          <w:tab w:val="right" w:leader="dot" w:pos="9061"/>
+        </w:tabs>
+        <w:rPr>
+          <w:rFonts w:asciiTheme="minorHAnsi" w:eastAsiaTheme="minorEastAsia" w:hAnsiTheme="minorHAnsi" w:cstheme="minorBidi"/>
+          <w:noProof/>
+          <w:sz w:val="22"/>
+          <w:szCs w:val="22"/>
+          <w:lang w:eastAsia="hr-HR"/>
+        </w:rPr>
+      </w:pPr>
+      <w:hyperlink w:anchor="_Toc176204096" w:history="1">
+        <w:r>
+          <w:rPr>
+            <w:rStyle w:val="Hyperlink"/>
+            <w:noProof/>
+          </w:rPr>
+          <w:t>Slika 5</w:t>
+        </w:r>
+        <w:r>
+          <w:rPr>
+            <w:rStyle w:val="Hyperlink"/>
+            <w:noProof/>
+          </w:rPr>
+          <w:noBreakHyphen/>
+          <w:t>13 – Forma za  prikaz rezervacija</w:t>
+        </w:r>
+        <w:r>
+          <w:rPr>
+            <w:noProof/>
+            <w:webHidden/>
+          </w:rPr>
+          <w:tab/>
+        </w:r>
+        <w:r>
+          <w:rPr>
+            <w:noProof/>
+            <w:webHidden/>
+          </w:rPr>
+          <w:fldChar w:fldCharType="begin"/>
+        </w:r>
+        <w:r>
+          <w:rPr>
+            <w:noProof/>
+            <w:webHidden/>
+          </w:rPr>
+          <w:instrText xml:space="preserve"> PAGEREF _Toc176204096 \h </w:instrText>
+        </w:r>
+        <w:r>
+          <w:rPr>
+            <w:noProof/>
+            <w:webHidden/>
+          </w:rPr>
+        </w:r>
+        <w:r>
+          <w:rPr>
+            <w:noProof/>
+            <w:webHidden/>
+          </w:rPr>
+          <w:fldChar w:fldCharType="separate"/>
+        </w:r>
+        <w:r>
+          <w:rPr>
+            <w:noProof/>
+            <w:webHidden/>
+          </w:rPr>
+          <w:t>30</w:t>
+        </w:r>
+        <w:r>
+          <w:rPr>
+            <w:noProof/>
+            <w:webHidden/>
+          </w:rPr>
+          <w:fldChar w:fldCharType="end"/>
+        </w:r>
+      </w:hyperlink>
+    </w:p>
+    <w:p>
+      <w:pPr>
+        <w:pStyle w:val="TableofFigures"/>
+        <w:tabs>
+          <w:tab w:val="right" w:leader="dot" w:pos="9061"/>
+        </w:tabs>
+        <w:rPr>
+          <w:rFonts w:asciiTheme="minorHAnsi" w:eastAsiaTheme="minorEastAsia" w:hAnsiTheme="minorHAnsi" w:cstheme="minorBidi"/>
+          <w:noProof/>
+          <w:sz w:val="22"/>
+          <w:szCs w:val="22"/>
+          <w:lang w:eastAsia="hr-HR"/>
+        </w:rPr>
+      </w:pPr>
+      <w:hyperlink w:anchor="_Toc176204097" w:history="1">
+        <w:r>
+          <w:rPr>
+            <w:rStyle w:val="Hyperlink"/>
+            <w:noProof/>
+          </w:rPr>
+          <w:t>Slika 5</w:t>
+        </w:r>
+        <w:r>
+          <w:rPr>
+            <w:rStyle w:val="Hyperlink"/>
+            <w:noProof/>
+          </w:rPr>
+          <w:noBreakHyphen/>
+          <w:t>14 – Forma za prikaz detalja o rezervaciji</w:t>
+        </w:r>
+        <w:r>
+          <w:rPr>
+            <w:noProof/>
+            <w:webHidden/>
+          </w:rPr>
+          <w:tab/>
+        </w:r>
+        <w:r>
+          <w:rPr>
+            <w:noProof/>
+            <w:webHidden/>
+          </w:rPr>
+          <w:fldChar w:fldCharType="begin"/>
+        </w:r>
+        <w:r>
+          <w:rPr>
+            <w:noProof/>
+            <w:webHidden/>
+          </w:rPr>
+          <w:instrText xml:space="preserve"> PAGEREF _Toc176204097 \h </w:instrText>
+        </w:r>
+        <w:r>
+          <w:rPr>
+            <w:noProof/>
+            <w:webHidden/>
+          </w:rPr>
+        </w:r>
+        <w:r>
+          <w:rPr>
+            <w:noProof/>
+            <w:webHidden/>
+          </w:rPr>
+          <w:fldChar w:fldCharType="separate"/>
+        </w:r>
+        <w:r>
+          <w:rPr>
+            <w:noProof/>
+            <w:webHidden/>
+          </w:rPr>
+          <w:t>30</w:t>
+        </w:r>
+        <w:r>
+          <w:rPr>
+            <w:noProof/>
+            <w:webHidden/>
+          </w:rPr>
+          <w:fldChar w:fldCharType="end"/>
+        </w:r>
+      </w:hyperlink>
+    </w:p>
+    <w:p>
+      <w:pPr>
+        <w:pStyle w:val="TableofFigures"/>
+        <w:tabs>
+          <w:tab w:val="right" w:leader="dot" w:pos="9061"/>
+        </w:tabs>
+        <w:rPr>
+          <w:rFonts w:asciiTheme="minorHAnsi" w:eastAsiaTheme="minorEastAsia" w:hAnsiTheme="minorHAnsi" w:cstheme="minorBidi"/>
+          <w:noProof/>
+          <w:sz w:val="22"/>
+          <w:szCs w:val="22"/>
+          <w:lang w:eastAsia="hr-HR"/>
+        </w:rPr>
+      </w:pPr>
+      <w:hyperlink w:anchor="_Toc176204098" w:history="1">
+        <w:r>
+          <w:rPr>
+            <w:rStyle w:val="Hyperlink"/>
+            <w:noProof/>
+          </w:rPr>
+          <w:t>Slika 5</w:t>
+        </w:r>
+        <w:r>
+          <w:rPr>
+            <w:rStyle w:val="Hyperlink"/>
+            <w:noProof/>
+          </w:rPr>
+          <w:noBreakHyphen/>
+          <w:t>15 – Forma za prikaz gostiju</w:t>
+        </w:r>
+        <w:r>
+          <w:rPr>
+            <w:noProof/>
+            <w:webHidden/>
+          </w:rPr>
+          <w:tab/>
+        </w:r>
+        <w:r>
+          <w:rPr>
+            <w:noProof/>
+            <w:webHidden/>
+          </w:rPr>
+          <w:fldChar w:fldCharType="begin"/>
+        </w:r>
+        <w:r>
+          <w:rPr>
+            <w:noProof/>
+            <w:webHidden/>
+          </w:rPr>
+          <w:instrText xml:space="preserve"> PAGEREF _Toc176204098 \h </w:instrText>
+        </w:r>
+        <w:r>
+          <w:rPr>
+            <w:noProof/>
+            <w:webHidden/>
+          </w:rPr>
+        </w:r>
+        <w:r>
+          <w:rPr>
+            <w:noProof/>
+            <w:webHidden/>
+          </w:rPr>
+          <w:fldChar w:fldCharType="separate"/>
+        </w:r>
+        <w:r>
+          <w:rPr>
+            <w:noProof/>
+            <w:webHidden/>
+          </w:rPr>
+          <w:t>31</w:t>
+        </w:r>
+        <w:r>
+          <w:rPr>
+            <w:noProof/>
+            <w:webHidden/>
+          </w:rPr>
+          <w:fldChar w:fldCharType="end"/>
+        </w:r>
+      </w:hyperlink>
+    </w:p>
+    <w:p>
       <w:r>
         <w:fldChar w:fldCharType="end"/>
       </w:r>
@@ -11958,11 +13977,11 @@
       <w:pPr>
         <w:pStyle w:val="Prilog3"/>
       </w:pPr>
-      <w:bookmarkStart w:id="62" w:name="_Toc176086093"/>
+      <w:bookmarkStart w:id="78" w:name="_Toc176203478"/>
       <w:r>
         <w:t>Kazalo tablica</w:t>
       </w:r>
-      <w:bookmarkEnd w:id="62"/>
+      <w:bookmarkEnd w:id="78"/>
     </w:p>
     <w:p>
       <w:pPr>
@@ -12302,14 +14321,14 @@
       <w:pPr>
         <w:pStyle w:val="Prilog3"/>
       </w:pPr>
-      <w:bookmarkStart w:id="63" w:name="_Toc176086094"/>
+      <w:bookmarkStart w:id="79" w:name="_Toc176203479"/>
       <w:r>
         <w:t xml:space="preserve">Kazalo </w:t>
       </w:r>
       <w:r>
         <w:t>kodova</w:t>
       </w:r>
-      <w:bookmarkEnd w:id="63"/>
+      <w:bookmarkEnd w:id="79"/>
     </w:p>
     <w:p>
       <w:pPr>
@@ -12334,7 +14353,7 @@
       <w:r>
         <w:fldChar w:fldCharType="separate"/>
       </w:r>
-      <w:hyperlink w:anchor="_Toc176091332" w:history="1">
+      <w:hyperlink w:anchor="_Toc176204099" w:history="1">
         <w:r>
           <w:rPr>
             <w:rStyle w:val="Hyperlink"/>
@@ -12369,7 +14388,7 @@
             <w:noProof/>
             <w:webHidden/>
           </w:rPr>
-          <w:instrText xml:space="preserve"> PAGEREF _Toc176091332 \h </w:instrText>
+          <w:instrText xml:space="preserve"> PAGEREF _Toc176204099 \h </w:instrText>
         </w:r>
         <w:r>
           <w:rPr>
@@ -12414,7 +14433,7 @@
           <w:lang w:eastAsia="hr-HR"/>
         </w:rPr>
       </w:pPr>
-      <w:hyperlink w:anchor="_Toc176091333" w:history="1">
+      <w:hyperlink w:anchor="_Toc176204100" w:history="1">
         <w:r>
           <w:rPr>
             <w:rStyle w:val="Hyperlink"/>
@@ -12428,7 +14447,7 @@
             <w:noProof/>
           </w:rPr>
           <w:noBreakHyphen/>
-          <w:t>2 – Spremljena procedura za dovaćanje svih soba koje postoje u bazi podataka</w:t>
+          <w:t>2 – Spremljena procedura za dovaćanje svih soba</w:t>
         </w:r>
         <w:r>
           <w:rPr>
@@ -12449,7 +14468,7 @@
             <w:noProof/>
             <w:webHidden/>
           </w:rPr>
-          <w:instrText xml:space="preserve"> PAGEREF _Toc176091333 \h </w:instrText>
+          <w:instrText xml:space="preserve"> PAGEREF _Toc176204100 \h </w:instrText>
         </w:r>
         <w:r>
           <w:rPr>
@@ -12494,7 +14513,7 @@
           <w:lang w:eastAsia="hr-HR"/>
         </w:rPr>
       </w:pPr>
-      <w:hyperlink w:anchor="_Toc176091334" w:history="1">
+      <w:hyperlink w:anchor="_Toc176204101" w:history="1">
         <w:r>
           <w:rPr>
             <w:rStyle w:val="Hyperlink"/>
@@ -12529,7 +14548,7 @@
             <w:noProof/>
             <w:webHidden/>
           </w:rPr>
-          <w:instrText xml:space="preserve"> PAGEREF _Toc176091334 \h </w:instrText>
+          <w:instrText xml:space="preserve"> PAGEREF _Toc176204101 \h </w:instrText>
         </w:r>
         <w:r>
           <w:rPr>
@@ -12574,7 +14593,7 @@
           <w:lang w:eastAsia="hr-HR"/>
         </w:rPr>
       </w:pPr>
-      <w:hyperlink w:anchor="_Toc176091335" w:history="1">
+      <w:hyperlink w:anchor="_Toc176204102" w:history="1">
         <w:r>
           <w:rPr>
             <w:rStyle w:val="Hyperlink"/>
@@ -12609,7 +14628,7 @@
             <w:noProof/>
             <w:webHidden/>
           </w:rPr>
-          <w:instrText xml:space="preserve"> PAGEREF _Toc176091335 \h </w:instrText>
+          <w:instrText xml:space="preserve"> PAGEREF _Toc176204102 \h </w:instrText>
         </w:r>
         <w:r>
           <w:rPr>
@@ -12654,7 +14673,7 @@
           <w:lang w:eastAsia="hr-HR"/>
         </w:rPr>
       </w:pPr>
-      <w:hyperlink w:anchor="_Toc176091336" w:history="1">
+      <w:hyperlink w:anchor="_Toc176204103" w:history="1">
         <w:r>
           <w:rPr>
             <w:rStyle w:val="Hyperlink"/>
@@ -12689,7 +14708,7 @@
             <w:noProof/>
             <w:webHidden/>
           </w:rPr>
-          <w:instrText xml:space="preserve"> PAGEREF _Toc176091336 \h </w:instrText>
+          <w:instrText xml:space="preserve"> PAGEREF _Toc176204103 \h </w:instrText>
         </w:r>
         <w:r>
           <w:rPr>
@@ -12721,6 +14740,166 @@
       </w:hyperlink>
     </w:p>
     <w:p>
+      <w:pPr>
+        <w:pStyle w:val="TableofFigures"/>
+        <w:tabs>
+          <w:tab w:val="right" w:leader="dot" w:pos="9061"/>
+        </w:tabs>
+        <w:rPr>
+          <w:rFonts w:asciiTheme="minorHAnsi" w:eastAsiaTheme="minorEastAsia" w:hAnsiTheme="minorHAnsi" w:cstheme="minorBidi"/>
+          <w:noProof/>
+          <w:sz w:val="22"/>
+          <w:szCs w:val="22"/>
+          <w:lang w:eastAsia="hr-HR"/>
+        </w:rPr>
+      </w:pPr>
+      <w:hyperlink w:anchor="_Toc176204104" w:history="1">
+        <w:r>
+          <w:rPr>
+            <w:rStyle w:val="Hyperlink"/>
+            <w:noProof/>
+          </w:rPr>
+          <w:t>Kod 5</w:t>
+        </w:r>
+        <w:r>
+          <w:rPr>
+            <w:rStyle w:val="Hyperlink"/>
+            <w:noProof/>
+          </w:rPr>
+          <w:noBreakHyphen/>
+          <w:t>6 – Metoda ExecuteStoredProcedures()</w:t>
+        </w:r>
+        <w:r>
+          <w:rPr>
+            <w:noProof/>
+            <w:webHidden/>
+          </w:rPr>
+          <w:tab/>
+        </w:r>
+        <w:r>
+          <w:rPr>
+            <w:noProof/>
+            <w:webHidden/>
+          </w:rPr>
+          <w:fldChar w:fldCharType="begin"/>
+        </w:r>
+        <w:r>
+          <w:rPr>
+            <w:noProof/>
+            <w:webHidden/>
+          </w:rPr>
+          <w:instrText xml:space="preserve"> PAGEREF _Toc176204104 \h </w:instrText>
+        </w:r>
+        <w:r>
+          <w:rPr>
+            <w:noProof/>
+            <w:webHidden/>
+          </w:rPr>
+        </w:r>
+        <w:r>
+          <w:rPr>
+            <w:noProof/>
+            <w:webHidden/>
+          </w:rPr>
+          <w:fldChar w:fldCharType="separate"/>
+        </w:r>
+        <w:r>
+          <w:rPr>
+            <w:noProof/>
+            <w:webHidden/>
+          </w:rPr>
+          <w:t>26</w:t>
+        </w:r>
+        <w:r>
+          <w:rPr>
+            <w:noProof/>
+            <w:webHidden/>
+          </w:rPr>
+          <w:fldChar w:fldCharType="end"/>
+        </w:r>
+      </w:hyperlink>
+    </w:p>
+    <w:p>
+      <w:pPr>
+        <w:pStyle w:val="TableofFigures"/>
+        <w:tabs>
+          <w:tab w:val="right" w:leader="dot" w:pos="9061"/>
+        </w:tabs>
+        <w:rPr>
+          <w:rFonts w:asciiTheme="minorHAnsi" w:eastAsiaTheme="minorEastAsia" w:hAnsiTheme="minorHAnsi" w:cstheme="minorBidi"/>
+          <w:noProof/>
+          <w:sz w:val="22"/>
+          <w:szCs w:val="22"/>
+          <w:lang w:eastAsia="hr-HR"/>
+        </w:rPr>
+      </w:pPr>
+      <w:hyperlink w:anchor="_Toc176204105" w:history="1">
+        <w:r>
+          <w:rPr>
+            <w:rStyle w:val="Hyperlink"/>
+            <w:noProof/>
+          </w:rPr>
+          <w:t>Kod 5</w:t>
+        </w:r>
+        <w:r>
+          <w:rPr>
+            <w:rStyle w:val="Hyperlink"/>
+            <w:noProof/>
+          </w:rPr>
+          <w:noBreakHyphen/>
+          <w:t>7 – Funkcija ExecureQuery()</w:t>
+        </w:r>
+        <w:r>
+          <w:rPr>
+            <w:noProof/>
+            <w:webHidden/>
+          </w:rPr>
+          <w:tab/>
+        </w:r>
+        <w:r>
+          <w:rPr>
+            <w:noProof/>
+            <w:webHidden/>
+          </w:rPr>
+          <w:fldChar w:fldCharType="begin"/>
+        </w:r>
+        <w:r>
+          <w:rPr>
+            <w:noProof/>
+            <w:webHidden/>
+          </w:rPr>
+          <w:instrText xml:space="preserve"> PAGEREF _Toc176204105 \h </w:instrText>
+        </w:r>
+        <w:r>
+          <w:rPr>
+            <w:noProof/>
+            <w:webHidden/>
+          </w:rPr>
+        </w:r>
+        <w:r>
+          <w:rPr>
+            <w:noProof/>
+            <w:webHidden/>
+          </w:rPr>
+          <w:fldChar w:fldCharType="separate"/>
+        </w:r>
+        <w:r>
+          <w:rPr>
+            <w:noProof/>
+            <w:webHidden/>
+          </w:rPr>
+          <w:t>26</w:t>
+        </w:r>
+        <w:r>
+          <w:rPr>
+            <w:noProof/>
+            <w:webHidden/>
+          </w:rPr>
+          <w:fldChar w:fldCharType="end"/>
+        </w:r>
+      </w:hyperlink>
+    </w:p>
+    <w:p>
       <w:r>
         <w:fldChar w:fldCharType="end"/>
       </w:r>
@@ -12729,15 +14908,15 @@
       <w:pPr>
         <w:pStyle w:val="Prilog2"/>
       </w:pPr>
-      <w:bookmarkStart w:id="64" w:name="_Toc176086095"/>
+      <w:bookmarkStart w:id="80" w:name="_Toc176203480"/>
       <w:r>
         <w:t>Popis oznaka i kratica</w:t>
       </w:r>
-      <w:bookmarkEnd w:id="64"/>
-    </w:p>
-    <w:p>
-      <w:r>
-        <w:t>IDE</w:t>
+      <w:bookmarkEnd w:id="80"/>
+    </w:p>
+    <w:p>
+      <w:r>
+        <w:t>SQL</w:t>
       </w:r>
       <w:r>
         <w:tab/>
@@ -12746,13 +14925,12 @@
         <w:tab/>
       </w:r>
       <w:r>
-        <w:t>engl. Integrated development environment</w:t>
-      </w:r>
-    </w:p>
-    <w:p>
-      <w:r>
-        <w:lastRenderedPageBreak/>
-        <w:t>SQL</w:t>
+        <w:t>Structured Query Language</w:t>
+      </w:r>
+    </w:p>
+    <w:p>
+      <w:r>
+        <w:t>WPF</w:t>
       </w:r>
       <w:r>
         <w:tab/>
@@ -12761,21 +14939,28 @@
         <w:tab/>
       </w:r>
       <w:r>
-        <w:t>Structured Query Language</w:t>
-      </w:r>
-    </w:p>
-    <w:p>
-      <w:r>
-        <w:t>CLR</w:t>
+        <w:t>Windows Presentation Foundation</w:t>
+      </w:r>
+    </w:p>
+    <w:p>
+      <w:r>
+        <w:t>WinForms</w:t>
       </w:r>
       <w:r>
         <w:tab/>
+        <w:t>Windows Forms</w:t>
+      </w:r>
+    </w:p>
+    <w:p>
+      <w:r>
+        <w:t>UWP</w:t>
       </w:r>
       <w:r>
         <w:tab/>
       </w:r>
       <w:r>
-        <w:t>Common Language Runtime</w:t>
+        <w:tab/>
+        <w:t>Universal Windows Platform</w:t>
       </w:r>
     </w:p>
     <w:p/>
@@ -12783,24 +14968,24 @@
       <w:pPr>
         <w:pStyle w:val="Prilog2"/>
       </w:pPr>
-      <w:bookmarkStart w:id="65" w:name="_Toc176086096"/>
+      <w:bookmarkStart w:id="81" w:name="_Toc176203481"/>
       <w:r>
         <w:t>Ostali prilozi i dokumentacija</w:t>
       </w:r>
-      <w:bookmarkEnd w:id="65"/>
+      <w:bookmarkEnd w:id="81"/>
     </w:p>
     <w:p>
       <w:pPr>
         <w:pStyle w:val="Prilog3"/>
       </w:pPr>
-      <w:bookmarkStart w:id="66" w:name="_Toc176086097"/>
+      <w:bookmarkStart w:id="82" w:name="_Toc176203482"/>
       <w:r>
         <w:t xml:space="preserve">Kazalo </w:t>
       </w:r>
       <w:r>
         <w:t>profesorovih napomena</w:t>
       </w:r>
-      <w:bookmarkEnd w:id="66"/>
+      <w:bookmarkEnd w:id="82"/>
     </w:p>
     <w:p>
       <w:pPr>
@@ -13181,11 +15366,11 @@
       <w:pPr>
         <w:pStyle w:val="Prilog3"/>
       </w:pPr>
-      <w:bookmarkStart w:id="67" w:name="_Toc176086098"/>
+      <w:bookmarkStart w:id="83" w:name="_Toc176203483"/>
       <w:r>
         <w:t>Upravljanje izmjenama</w:t>
       </w:r>
-      <w:bookmarkEnd w:id="67"/>
+      <w:bookmarkEnd w:id="83"/>
     </w:p>
     <w:tbl>
       <w:tblPr>
@@ -13394,6 +15579,7 @@
                 <w:sz w:val="20"/>
                 <w:lang w:val="de-DE"/>
               </w:rPr>
+              <w:lastRenderedPageBreak/>
               <w:t>7.3</w:t>
             </w:r>
           </w:p>
@@ -13854,7 +16040,6 @@
                 <w:sz w:val="20"/>
                 <w:lang w:val="de-DE"/>
               </w:rPr>
-              <w:lastRenderedPageBreak/>
               <w:t>7.1</w:t>
             </w:r>
           </w:p>
@@ -14895,6 +17080,7 @@
                 <w:sz w:val="20"/>
                 <w:lang w:val="de-DE"/>
               </w:rPr>
+              <w:lastRenderedPageBreak/>
               <w:t>6.56</w:t>
             </w:r>
           </w:p>
@@ -15755,7 +17941,6 @@
                 <w:sz w:val="20"/>
                 <w:lang w:val="de-DE"/>
               </w:rPr>
-              <w:lastRenderedPageBreak/>
               <w:t>6.5</w:t>
             </w:r>
           </w:p>
@@ -17394,6 +19579,7 @@
     <w:p/>
     <w:p>
       <w:r>
+        <w:lastRenderedPageBreak/>
         <w:t>U svojoj radnji napravite ovakvu tablicu sve do zadnje verzije – do printanja. Tada ovo stavite kao jedan od priloga (ako mislite da vam je to bitno) ili ga izbrišite.</w:t>
       </w:r>
     </w:p>
@@ -17466,7 +19652,6 @@
         <w:spacing w:line="240" w:lineRule="auto"/>
       </w:pPr>
       <w:r>
-        <w:lastRenderedPageBreak/>
         <w:t>projektna izvješća</w:t>
       </w:r>
     </w:p>
@@ -17487,12 +19672,12 @@
       <w:pPr>
         <w:pStyle w:val="Prilog1"/>
       </w:pPr>
-      <w:bookmarkStart w:id="68" w:name="_Toc176086099"/>
+      <w:bookmarkStart w:id="84" w:name="_Toc176203484"/>
       <w:r>
         <w:lastRenderedPageBreak/>
         <w:t>SAŽETAK/ABSTRACT I KLJUČNE RIJEČI/KEYWORDS</w:t>
       </w:r>
-      <w:bookmarkEnd w:id="68"/>
+      <w:bookmarkEnd w:id="84"/>
     </w:p>
     <w:p/>
     <w:p>
@@ -17990,7 +20175,7 @@
       </w:pPr>
     </w:p>
     <w:sectPr>
-      <w:footerReference w:type="default" r:id="rId38"/>
+      <w:footerReference w:type="default" r:id="rId44"/>
       <w:pgSz w:w="11907" w:h="16839" w:code="9"/>
       <w:pgMar w:top="1418" w:right="1418" w:bottom="1418" w:left="1418" w:header="720" w:footer="720" w:gutter="0"/>
       <w:pgNumType w:start="1"/>
@@ -18057,7 +20242,7 @@
       <w:rPr>
         <w:noProof/>
       </w:rPr>
-      <w:t>32</w:t>
+      <w:t>38</w:t>
     </w:r>
     <w:r>
       <w:rPr>
@@ -18211,7 +20396,7 @@
         <w:rFonts w:hint="default"/>
       </w:rPr>
     </w:lvl>
-    <w:lvl w:ilvl="1" w:tplc="041A0019" w:tentative="1">
+    <w:lvl w:ilvl="1" w:tplc="041A0019">
       <w:start w:val="1"/>
       <w:numFmt w:val="lowerLetter"/>
       <w:lvlText w:val="%2."/>
@@ -18512,6 +20697,119 @@
     </w:lvl>
   </w:abstractNum>
   <w:abstractNum w:abstractNumId="5" w15:restartNumberingAfterBreak="0">
+    <w:nsid w:val="19CD121D"/>
+    <w:multiLevelType w:val="hybridMultilevel"/>
+    <w:tmpl w:val="2C480F24"/>
+    <w:lvl w:ilvl="0" w:tplc="041A0001">
+      <w:start w:val="1"/>
+      <w:numFmt w:val="bullet"/>
+      <w:lvlText w:val=""/>
+      <w:lvlJc w:val="left"/>
+      <w:pPr>
+        <w:ind w:left="1428" w:hanging="360"/>
+      </w:pPr>
+      <w:rPr>
+        <w:rFonts w:ascii="Symbol" w:hAnsi="Symbol" w:hint="default"/>
+      </w:rPr>
+    </w:lvl>
+    <w:lvl w:ilvl="1" w:tplc="041A0003" w:tentative="1">
+      <w:start w:val="1"/>
+      <w:numFmt w:val="bullet"/>
+      <w:lvlText w:val="o"/>
+      <w:lvlJc w:val="left"/>
+      <w:pPr>
+        <w:ind w:left="2148" w:hanging="360"/>
+      </w:pPr>
+      <w:rPr>
+        <w:rFonts w:ascii="Courier New" w:hAnsi="Courier New" w:cs="Courier New" w:hint="default"/>
+      </w:rPr>
+    </w:lvl>
+    <w:lvl w:ilvl="2" w:tplc="041A0005" w:tentative="1">
+      <w:start w:val="1"/>
+      <w:numFmt w:val="bullet"/>
+      <w:lvlText w:val=""/>
+      <w:lvlJc w:val="left"/>
+      <w:pPr>
+        <w:ind w:left="2868" w:hanging="360"/>
+      </w:pPr>
+      <w:rPr>
+        <w:rFonts w:ascii="Wingdings" w:hAnsi="Wingdings" w:hint="default"/>
+      </w:rPr>
+    </w:lvl>
+    <w:lvl w:ilvl="3" w:tplc="041A0001" w:tentative="1">
+      <w:start w:val="1"/>
+      <w:numFmt w:val="bullet"/>
+      <w:lvlText w:val=""/>
+      <w:lvlJc w:val="left"/>
+      <w:pPr>
+        <w:ind w:left="3588" w:hanging="360"/>
+      </w:pPr>
+      <w:rPr>
+        <w:rFonts w:ascii="Symbol" w:hAnsi="Symbol" w:hint="default"/>
+      </w:rPr>
+    </w:lvl>
+    <w:lvl w:ilvl="4" w:tplc="041A0003" w:tentative="1">
+      <w:start w:val="1"/>
+      <w:numFmt w:val="bullet"/>
+      <w:lvlText w:val="o"/>
+      <w:lvlJc w:val="left"/>
+      <w:pPr>
+        <w:ind w:left="4308" w:hanging="360"/>
+      </w:pPr>
+      <w:rPr>
+        <w:rFonts w:ascii="Courier New" w:hAnsi="Courier New" w:cs="Courier New" w:hint="default"/>
+      </w:rPr>
+    </w:lvl>
+    <w:lvl w:ilvl="5" w:tplc="041A0005" w:tentative="1">
+      <w:start w:val="1"/>
+      <w:numFmt w:val="bullet"/>
+      <w:lvlText w:val=""/>
+      <w:lvlJc w:val="left"/>
+      <w:pPr>
+        <w:ind w:left="5028" w:hanging="360"/>
+      </w:pPr>
+      <w:rPr>
+        <w:rFonts w:ascii="Wingdings" w:hAnsi="Wingdings" w:hint="default"/>
+      </w:rPr>
+    </w:lvl>
+    <w:lvl w:ilvl="6" w:tplc="041A0001" w:tentative="1">
+      <w:start w:val="1"/>
+      <w:numFmt w:val="bullet"/>
+      <w:lvlText w:val=""/>
+      <w:lvlJc w:val="left"/>
+      <w:pPr>
+        <w:ind w:left="5748" w:hanging="360"/>
+      </w:pPr>
+      <w:rPr>
+        <w:rFonts w:ascii="Symbol" w:hAnsi="Symbol" w:hint="default"/>
+      </w:rPr>
+    </w:lvl>
+    <w:lvl w:ilvl="7" w:tplc="041A0003" w:tentative="1">
+      <w:start w:val="1"/>
+      <w:numFmt w:val="bullet"/>
+      <w:lvlText w:val="o"/>
+      <w:lvlJc w:val="left"/>
+      <w:pPr>
+        <w:ind w:left="6468" w:hanging="360"/>
+      </w:pPr>
+      <w:rPr>
+        <w:rFonts w:ascii="Courier New" w:hAnsi="Courier New" w:cs="Courier New" w:hint="default"/>
+      </w:rPr>
+    </w:lvl>
+    <w:lvl w:ilvl="8" w:tplc="041A0005" w:tentative="1">
+      <w:start w:val="1"/>
+      <w:numFmt w:val="bullet"/>
+      <w:lvlText w:val=""/>
+      <w:lvlJc w:val="left"/>
+      <w:pPr>
+        <w:ind w:left="7188" w:hanging="360"/>
+      </w:pPr>
+      <w:rPr>
+        <w:rFonts w:ascii="Wingdings" w:hAnsi="Wingdings" w:hint="default"/>
+      </w:rPr>
+    </w:lvl>
+  </w:abstractNum>
+  <w:abstractNum w:abstractNumId="6" w15:restartNumberingAfterBreak="0">
     <w:nsid w:val="19D12784"/>
     <w:multiLevelType w:val="hybridMultilevel"/>
     <w:tmpl w:val="5BCAAFEC"/>
@@ -18597,7 +20895,7 @@
       </w:pPr>
     </w:lvl>
   </w:abstractNum>
-  <w:abstractNum w:abstractNumId="6" w15:restartNumberingAfterBreak="0">
+  <w:abstractNum w:abstractNumId="7" w15:restartNumberingAfterBreak="0">
     <w:nsid w:val="1B1D4E7D"/>
     <w:multiLevelType w:val="hybridMultilevel"/>
     <w:tmpl w:val="87C66014"/>
@@ -18710,7 +21008,7 @@
       </w:rPr>
     </w:lvl>
   </w:abstractNum>
-  <w:abstractNum w:abstractNumId="7" w15:restartNumberingAfterBreak="0">
+  <w:abstractNum w:abstractNumId="8" w15:restartNumberingAfterBreak="0">
     <w:nsid w:val="1D475535"/>
     <w:multiLevelType w:val="hybridMultilevel"/>
     <w:tmpl w:val="071AEF6E"/>
@@ -18823,7 +21121,7 @@
       </w:rPr>
     </w:lvl>
   </w:abstractNum>
-  <w:abstractNum w:abstractNumId="8" w15:restartNumberingAfterBreak="0">
+  <w:abstractNum w:abstractNumId="9" w15:restartNumberingAfterBreak="0">
     <w:nsid w:val="1E5A1434"/>
     <w:multiLevelType w:val="multilevel"/>
     <w:tmpl w:val="C3262380"/>
@@ -18964,7 +21262,7 @@
       </w:rPr>
     </w:lvl>
   </w:abstractNum>
-  <w:abstractNum w:abstractNumId="9" w15:restartNumberingAfterBreak="0">
+  <w:abstractNum w:abstractNumId="10" w15:restartNumberingAfterBreak="0">
     <w:nsid w:val="2CD1786E"/>
     <w:multiLevelType w:val="hybridMultilevel"/>
     <w:tmpl w:val="DFF69ED0"/>
@@ -19077,7 +21375,7 @@
       </w:rPr>
     </w:lvl>
   </w:abstractNum>
-  <w:abstractNum w:abstractNumId="10" w15:restartNumberingAfterBreak="0">
+  <w:abstractNum w:abstractNumId="11" w15:restartNumberingAfterBreak="0">
     <w:nsid w:val="39ED72AA"/>
     <w:multiLevelType w:val="hybridMultilevel"/>
     <w:tmpl w:val="C9E0153A"/>
@@ -19190,7 +21488,7 @@
       </w:rPr>
     </w:lvl>
   </w:abstractNum>
-  <w:abstractNum w:abstractNumId="11" w15:restartNumberingAfterBreak="0">
+  <w:abstractNum w:abstractNumId="12" w15:restartNumberingAfterBreak="0">
     <w:nsid w:val="3D09409F"/>
     <w:multiLevelType w:val="hybridMultilevel"/>
     <w:tmpl w:val="DFE878CC"/>
@@ -19307,7 +21605,7 @@
       </w:pPr>
     </w:lvl>
   </w:abstractNum>
-  <w:abstractNum w:abstractNumId="12" w15:restartNumberingAfterBreak="0">
+  <w:abstractNum w:abstractNumId="13" w15:restartNumberingAfterBreak="0">
     <w:nsid w:val="3D8C6D34"/>
     <w:multiLevelType w:val="multilevel"/>
     <w:tmpl w:val="F6B04536"/>
@@ -19424,7 +21722,7 @@
       </w:pPr>
     </w:lvl>
   </w:abstractNum>
-  <w:abstractNum w:abstractNumId="13" w15:restartNumberingAfterBreak="0">
+  <w:abstractNum w:abstractNumId="14" w15:restartNumberingAfterBreak="0">
     <w:nsid w:val="466B43E2"/>
     <w:multiLevelType w:val="hybridMultilevel"/>
     <w:tmpl w:val="A646372A"/>
@@ -19537,7 +21835,7 @@
       </w:rPr>
     </w:lvl>
   </w:abstractNum>
-  <w:abstractNum w:abstractNumId="14" w15:restartNumberingAfterBreak="0">
+  <w:abstractNum w:abstractNumId="15" w15:restartNumberingAfterBreak="0">
     <w:nsid w:val="4B3A46A8"/>
     <w:multiLevelType w:val="hybridMultilevel"/>
     <w:tmpl w:val="F71A42B2"/>
@@ -19628,7 +21926,233 @@
       </w:pPr>
     </w:lvl>
   </w:abstractNum>
-  <w:abstractNum w:abstractNumId="15" w15:restartNumberingAfterBreak="0">
+  <w:abstractNum w:abstractNumId="16" w15:restartNumberingAfterBreak="0">
+    <w:nsid w:val="4DA20130"/>
+    <w:multiLevelType w:val="hybridMultilevel"/>
+    <w:tmpl w:val="6846C0DA"/>
+    <w:lvl w:ilvl="0" w:tplc="041A0001">
+      <w:start w:val="1"/>
+      <w:numFmt w:val="bullet"/>
+      <w:lvlText w:val=""/>
+      <w:lvlJc w:val="left"/>
+      <w:pPr>
+        <w:ind w:left="1428" w:hanging="360"/>
+      </w:pPr>
+      <w:rPr>
+        <w:rFonts w:ascii="Symbol" w:hAnsi="Symbol" w:hint="default"/>
+      </w:rPr>
+    </w:lvl>
+    <w:lvl w:ilvl="1" w:tplc="041A0003" w:tentative="1">
+      <w:start w:val="1"/>
+      <w:numFmt w:val="bullet"/>
+      <w:lvlText w:val="o"/>
+      <w:lvlJc w:val="left"/>
+      <w:pPr>
+        <w:ind w:left="2148" w:hanging="360"/>
+      </w:pPr>
+      <w:rPr>
+        <w:rFonts w:ascii="Courier New" w:hAnsi="Courier New" w:cs="Courier New" w:hint="default"/>
+      </w:rPr>
+    </w:lvl>
+    <w:lvl w:ilvl="2" w:tplc="041A0005" w:tentative="1">
+      <w:start w:val="1"/>
+      <w:numFmt w:val="bullet"/>
+      <w:lvlText w:val=""/>
+      <w:lvlJc w:val="left"/>
+      <w:pPr>
+        <w:ind w:left="2868" w:hanging="360"/>
+      </w:pPr>
+      <w:rPr>
+        <w:rFonts w:ascii="Wingdings" w:hAnsi="Wingdings" w:hint="default"/>
+      </w:rPr>
+    </w:lvl>
+    <w:lvl w:ilvl="3" w:tplc="041A0001" w:tentative="1">
+      <w:start w:val="1"/>
+      <w:numFmt w:val="bullet"/>
+      <w:lvlText w:val=""/>
+      <w:lvlJc w:val="left"/>
+      <w:pPr>
+        <w:ind w:left="3588" w:hanging="360"/>
+      </w:pPr>
+      <w:rPr>
+        <w:rFonts w:ascii="Symbol" w:hAnsi="Symbol" w:hint="default"/>
+      </w:rPr>
+    </w:lvl>
+    <w:lvl w:ilvl="4" w:tplc="041A0003" w:tentative="1">
+      <w:start w:val="1"/>
+      <w:numFmt w:val="bullet"/>
+      <w:lvlText w:val="o"/>
+      <w:lvlJc w:val="left"/>
+      <w:pPr>
+        <w:ind w:left="4308" w:hanging="360"/>
+      </w:pPr>
+      <w:rPr>
+        <w:rFonts w:ascii="Courier New" w:hAnsi="Courier New" w:cs="Courier New" w:hint="default"/>
+      </w:rPr>
+    </w:lvl>
+    <w:lvl w:ilvl="5" w:tplc="041A0005" w:tentative="1">
+      <w:start w:val="1"/>
+      <w:numFmt w:val="bullet"/>
+      <w:lvlText w:val=""/>
+      <w:lvlJc w:val="left"/>
+      <w:pPr>
+        <w:ind w:left="5028" w:hanging="360"/>
+      </w:pPr>
+      <w:rPr>
+        <w:rFonts w:ascii="Wingdings" w:hAnsi="Wingdings" w:hint="default"/>
+      </w:rPr>
+    </w:lvl>
+    <w:lvl w:ilvl="6" w:tplc="041A0001" w:tentative="1">
+      <w:start w:val="1"/>
+      <w:numFmt w:val="bullet"/>
+      <w:lvlText w:val=""/>
+      <w:lvlJc w:val="left"/>
+      <w:pPr>
+        <w:ind w:left="5748" w:hanging="360"/>
+      </w:pPr>
+      <w:rPr>
+        <w:rFonts w:ascii="Symbol" w:hAnsi="Symbol" w:hint="default"/>
+      </w:rPr>
+    </w:lvl>
+    <w:lvl w:ilvl="7" w:tplc="041A0003" w:tentative="1">
+      <w:start w:val="1"/>
+      <w:numFmt w:val="bullet"/>
+      <w:lvlText w:val="o"/>
+      <w:lvlJc w:val="left"/>
+      <w:pPr>
+        <w:ind w:left="6468" w:hanging="360"/>
+      </w:pPr>
+      <w:rPr>
+        <w:rFonts w:ascii="Courier New" w:hAnsi="Courier New" w:cs="Courier New" w:hint="default"/>
+      </w:rPr>
+    </w:lvl>
+    <w:lvl w:ilvl="8" w:tplc="041A0005" w:tentative="1">
+      <w:start w:val="1"/>
+      <w:numFmt w:val="bullet"/>
+      <w:lvlText w:val=""/>
+      <w:lvlJc w:val="left"/>
+      <w:pPr>
+        <w:ind w:left="7188" w:hanging="360"/>
+      </w:pPr>
+      <w:rPr>
+        <w:rFonts w:ascii="Wingdings" w:hAnsi="Wingdings" w:hint="default"/>
+      </w:rPr>
+    </w:lvl>
+  </w:abstractNum>
+  <w:abstractNum w:abstractNumId="17" w15:restartNumberingAfterBreak="0">
+    <w:nsid w:val="553E7B83"/>
+    <w:multiLevelType w:val="hybridMultilevel"/>
+    <w:tmpl w:val="FB06C4F0"/>
+    <w:lvl w:ilvl="0" w:tplc="041A0001">
+      <w:start w:val="1"/>
+      <w:numFmt w:val="bullet"/>
+      <w:lvlText w:val=""/>
+      <w:lvlJc w:val="left"/>
+      <w:pPr>
+        <w:ind w:left="1428" w:hanging="360"/>
+      </w:pPr>
+      <w:rPr>
+        <w:rFonts w:ascii="Symbol" w:hAnsi="Symbol" w:hint="default"/>
+      </w:rPr>
+    </w:lvl>
+    <w:lvl w:ilvl="1" w:tplc="041A0003" w:tentative="1">
+      <w:start w:val="1"/>
+      <w:numFmt w:val="bullet"/>
+      <w:lvlText w:val="o"/>
+      <w:lvlJc w:val="left"/>
+      <w:pPr>
+        <w:ind w:left="2148" w:hanging="360"/>
+      </w:pPr>
+      <w:rPr>
+        <w:rFonts w:ascii="Courier New" w:hAnsi="Courier New" w:cs="Courier New" w:hint="default"/>
+      </w:rPr>
+    </w:lvl>
+    <w:lvl w:ilvl="2" w:tplc="041A0005" w:tentative="1">
+      <w:start w:val="1"/>
+      <w:numFmt w:val="bullet"/>
+      <w:lvlText w:val=""/>
+      <w:lvlJc w:val="left"/>
+      <w:pPr>
+        <w:ind w:left="2868" w:hanging="360"/>
+      </w:pPr>
+      <w:rPr>
+        <w:rFonts w:ascii="Wingdings" w:hAnsi="Wingdings" w:hint="default"/>
+      </w:rPr>
+    </w:lvl>
+    <w:lvl w:ilvl="3" w:tplc="041A0001" w:tentative="1">
+      <w:start w:val="1"/>
+      <w:numFmt w:val="bullet"/>
+      <w:lvlText w:val=""/>
+      <w:lvlJc w:val="left"/>
+      <w:pPr>
+        <w:ind w:left="3588" w:hanging="360"/>
+      </w:pPr>
+      <w:rPr>
+        <w:rFonts w:ascii="Symbol" w:hAnsi="Symbol" w:hint="default"/>
+      </w:rPr>
+    </w:lvl>
+    <w:lvl w:ilvl="4" w:tplc="041A0003" w:tentative="1">
+      <w:start w:val="1"/>
+      <w:numFmt w:val="bullet"/>
+      <w:lvlText w:val="o"/>
+      <w:lvlJc w:val="left"/>
+      <w:pPr>
+        <w:ind w:left="4308" w:hanging="360"/>
+      </w:pPr>
+      <w:rPr>
+        <w:rFonts w:ascii="Courier New" w:hAnsi="Courier New" w:cs="Courier New" w:hint="default"/>
+      </w:rPr>
+    </w:lvl>
+    <w:lvl w:ilvl="5" w:tplc="041A0005" w:tentative="1">
+      <w:start w:val="1"/>
+      <w:numFmt w:val="bullet"/>
+      <w:lvlText w:val=""/>
+      <w:lvlJc w:val="left"/>
+      <w:pPr>
+        <w:ind w:left="5028" w:hanging="360"/>
+      </w:pPr>
+      <w:rPr>
+        <w:rFonts w:ascii="Wingdings" w:hAnsi="Wingdings" w:hint="default"/>
+      </w:rPr>
+    </w:lvl>
+    <w:lvl w:ilvl="6" w:tplc="041A0001" w:tentative="1">
+      <w:start w:val="1"/>
+      <w:numFmt w:val="bullet"/>
+      <w:lvlText w:val=""/>
+      <w:lvlJc w:val="left"/>
+      <w:pPr>
+        <w:ind w:left="5748" w:hanging="360"/>
+      </w:pPr>
+      <w:rPr>
+        <w:rFonts w:ascii="Symbol" w:hAnsi="Symbol" w:hint="default"/>
+      </w:rPr>
+    </w:lvl>
+    <w:lvl w:ilvl="7" w:tplc="041A0003" w:tentative="1">
+      <w:start w:val="1"/>
+      <w:numFmt w:val="bullet"/>
+      <w:lvlText w:val="o"/>
+      <w:lvlJc w:val="left"/>
+      <w:pPr>
+        <w:ind w:left="6468" w:hanging="360"/>
+      </w:pPr>
+      <w:rPr>
+        <w:rFonts w:ascii="Courier New" w:hAnsi="Courier New" w:cs="Courier New" w:hint="default"/>
+      </w:rPr>
+    </w:lvl>
+    <w:lvl w:ilvl="8" w:tplc="041A0005" w:tentative="1">
+      <w:start w:val="1"/>
+      <w:numFmt w:val="bullet"/>
+      <w:lvlText w:val=""/>
+      <w:lvlJc w:val="left"/>
+      <w:pPr>
+        <w:ind w:left="7188" w:hanging="360"/>
+      </w:pPr>
+      <w:rPr>
+        <w:rFonts w:ascii="Wingdings" w:hAnsi="Wingdings" w:hint="default"/>
+      </w:rPr>
+    </w:lvl>
+  </w:abstractNum>
+  <w:abstractNum w:abstractNumId="18" w15:restartNumberingAfterBreak="0">
     <w:nsid w:val="55E44729"/>
     <w:multiLevelType w:val="hybridMultilevel"/>
     <w:tmpl w:val="9BE29F86"/>
@@ -19741,7 +22265,7 @@
       </w:rPr>
     </w:lvl>
   </w:abstractNum>
-  <w:abstractNum w:abstractNumId="16" w15:restartNumberingAfterBreak="0">
+  <w:abstractNum w:abstractNumId="19" w15:restartNumberingAfterBreak="0">
     <w:nsid w:val="57C02D22"/>
     <w:multiLevelType w:val="multilevel"/>
     <w:tmpl w:val="09182262"/>
@@ -19881,7 +22405,7 @@
       </w:pPr>
     </w:lvl>
   </w:abstractNum>
-  <w:abstractNum w:abstractNumId="17" w15:restartNumberingAfterBreak="0">
+  <w:abstractNum w:abstractNumId="20" w15:restartNumberingAfterBreak="0">
     <w:nsid w:val="587303C4"/>
     <w:multiLevelType w:val="hybridMultilevel"/>
     <w:tmpl w:val="83EA4126"/>
@@ -19995,7 +22519,7 @@
       </w:rPr>
     </w:lvl>
   </w:abstractNum>
-  <w:abstractNum w:abstractNumId="18" w15:restartNumberingAfterBreak="0">
+  <w:abstractNum w:abstractNumId="21" w15:restartNumberingAfterBreak="0">
     <w:nsid w:val="732A6532"/>
     <w:multiLevelType w:val="hybridMultilevel"/>
     <w:tmpl w:val="F67A4CFA"/>
@@ -20108,7 +22632,7 @@
       </w:rPr>
     </w:lvl>
   </w:abstractNum>
-  <w:abstractNum w:abstractNumId="19" w15:restartNumberingAfterBreak="0">
+  <w:abstractNum w:abstractNumId="22" w15:restartNumberingAfterBreak="0">
     <w:nsid w:val="746A4613"/>
     <w:multiLevelType w:val="hybridMultilevel"/>
     <w:tmpl w:val="0AC47DC0"/>
@@ -20220,7 +22744,7 @@
       </w:rPr>
     </w:lvl>
   </w:abstractNum>
-  <w:abstractNum w:abstractNumId="20" w15:restartNumberingAfterBreak="0">
+  <w:abstractNum w:abstractNumId="23" w15:restartNumberingAfterBreak="0">
     <w:nsid w:val="755D3B9B"/>
     <w:multiLevelType w:val="hybridMultilevel"/>
     <w:tmpl w:val="C73AAFA2"/>
@@ -20334,28 +22858,28 @@
     </w:lvl>
   </w:abstractNum>
   <w:num w:numId="1">
-    <w:abstractNumId w:val="17"/>
+    <w:abstractNumId w:val="20"/>
   </w:num>
   <w:num w:numId="2">
-    <w:abstractNumId w:val="16"/>
+    <w:abstractNumId w:val="19"/>
   </w:num>
   <w:num w:numId="3">
     <w:abstractNumId w:val="0"/>
   </w:num>
   <w:num w:numId="4">
-    <w:abstractNumId w:val="14"/>
+    <w:abstractNumId w:val="15"/>
   </w:num>
   <w:num w:numId="5">
     <w:abstractNumId w:val="3"/>
   </w:num>
   <w:num w:numId="6">
-    <w:abstractNumId w:val="6"/>
+    <w:abstractNumId w:val="7"/>
   </w:num>
   <w:num w:numId="7">
     <w:abstractNumId w:val="2"/>
   </w:num>
   <w:num w:numId="8">
-    <w:abstractNumId w:val="11"/>
+    <w:abstractNumId w:val="12"/>
   </w:num>
   <w:num w:numId="9">
     <w:abstractNumId w:val="2"/>
@@ -20364,28 +22888,28 @@
     </w:lvlOverride>
   </w:num>
   <w:num w:numId="10">
-    <w:abstractNumId w:val="10"/>
+    <w:abstractNumId w:val="11"/>
   </w:num>
   <w:num w:numId="11">
-    <w:abstractNumId w:val="20"/>
+    <w:abstractNumId w:val="23"/>
   </w:num>
   <w:num w:numId="12">
-    <w:abstractNumId w:val="12"/>
+    <w:abstractNumId w:val="13"/>
   </w:num>
   <w:num w:numId="13">
     <w:abstractNumId w:val="4"/>
   </w:num>
   <w:num w:numId="14">
-    <w:abstractNumId w:val="8"/>
+    <w:abstractNumId w:val="9"/>
   </w:num>
   <w:num w:numId="15">
     <w:abstractNumId w:val="1"/>
   </w:num>
   <w:num w:numId="16">
-    <w:abstractNumId w:val="5"/>
+    <w:abstractNumId w:val="6"/>
   </w:num>
   <w:num w:numId="17">
-    <w:abstractNumId w:val="16"/>
+    <w:abstractNumId w:val="19"/>
     <w:lvlOverride w:ilvl="0">
       <w:startOverride w:val="1"/>
     </w:lvlOverride>
@@ -20415,22 +22939,31 @@
     </w:lvlOverride>
   </w:num>
   <w:num w:numId="18">
-    <w:abstractNumId w:val="7"/>
+    <w:abstractNumId w:val="8"/>
   </w:num>
   <w:num w:numId="19">
-    <w:abstractNumId w:val="13"/>
+    <w:abstractNumId w:val="14"/>
   </w:num>
   <w:num w:numId="20">
-    <w:abstractNumId w:val="19"/>
+    <w:abstractNumId w:val="22"/>
   </w:num>
   <w:num w:numId="21">
-    <w:abstractNumId w:val="9"/>
+    <w:abstractNumId w:val="10"/>
   </w:num>
   <w:num w:numId="22">
+    <w:abstractNumId w:val="21"/>
+  </w:num>
+  <w:num w:numId="23">
     <w:abstractNumId w:val="18"/>
   </w:num>
-  <w:num w:numId="23">
-    <w:abstractNumId w:val="15"/>
+  <w:num w:numId="24">
+    <w:abstractNumId w:val="17"/>
+  </w:num>
+  <w:num w:numId="25">
+    <w:abstractNumId w:val="5"/>
+  </w:num>
+  <w:num w:numId="26">
+    <w:abstractNumId w:val="16"/>
   </w:num>
   <w:numIdMacAtCleanup w:val="15"/>
 </w:numbering>
@@ -23356,7 +25889,7 @@
 </file>
 
 <file path=customXml/itemProps1.xml><?xml version="1.0" encoding="utf-8"?>
-<ds:datastoreItem xmlns:ds="http://schemas.openxmlformats.org/officeDocument/2006/customXml" ds:itemID="{C6145CA3-72FA-41EF-98BA-30FE7FB335CE}">
+<ds:datastoreItem xmlns:ds="http://schemas.openxmlformats.org/officeDocument/2006/customXml" ds:itemID="{9FEDC93E-DCE0-4E0F-96EE-B840EA5E1B7C}">
   <ds:schemaRefs>
     <ds:schemaRef ds:uri="http://schemas.openxmlformats.org/officeDocument/2006/bibliography"/>
   </ds:schemaRefs>

--- a/HOTEL_Documents/HotelManagment_IvaPleic.docx
+++ b/HOTEL_Documents/HotelManagment_IvaPleic.docx
@@ -132,6 +132,7 @@
         <w:spacing w:after="120"/>
         <w:ind w:firstLine="0"/>
         <w:rPr>
+          <w:rFonts w:ascii="Arial" w:hAnsi="Arial"/>
           <w:color w:val="000000"/>
           <w:sz w:val="44"/>
           <w:szCs w:val="44"/>
@@ -139,6 +140,7 @@
       </w:pPr>
       <w:r>
         <w:rPr>
+          <w:rFonts w:ascii="Arial" w:hAnsi="Arial"/>
           <w:color w:val="000000"/>
           <w:sz w:val="44"/>
           <w:szCs w:val="44"/>
@@ -250,7 +252,39 @@
           <w:sz w:val="32"/>
           <w:szCs w:val="32"/>
         </w:rPr>
-        <w:t>Split, mjesec godina.</w:t>
+        <w:t xml:space="preserve">Split, </w:t>
+      </w:r>
+      <w:r>
+        <w:rPr>
+          <w:rFonts w:ascii="Arial" w:hAnsi="Arial"/>
+          <w:sz w:val="32"/>
+          <w:szCs w:val="32"/>
+        </w:rPr>
+        <w:t>rujan</w:t>
+      </w:r>
+      <w:r>
+        <w:rPr>
+          <w:rFonts w:ascii="Arial" w:hAnsi="Arial"/>
+          <w:sz w:val="32"/>
+          <w:szCs w:val="32"/>
+        </w:rPr>
+        <w:t xml:space="preserve"> </w:t>
+      </w:r>
+      <w:r>
+        <w:rPr>
+          <w:rFonts w:ascii="Arial" w:hAnsi="Arial"/>
+          <w:sz w:val="32"/>
+          <w:szCs w:val="32"/>
+        </w:rPr>
+        <w:t>2024</w:t>
+      </w:r>
+      <w:r>
+        <w:rPr>
+          <w:rFonts w:ascii="Arial" w:hAnsi="Arial"/>
+          <w:sz w:val="32"/>
+          <w:szCs w:val="32"/>
+        </w:rPr>
+        <w:t>.</w:t>
       </w:r>
     </w:p>
     <w:p>
@@ -497,7 +531,13 @@
         <w:rPr>
           <w:lang w:val="sv-SE"/>
         </w:rPr>
-        <w:t>Sveučilišni preddiplomski</w:t>
+        <w:t>Sveučilišni prije</w:t>
+      </w:r>
+      <w:r>
+        <w:rPr>
+          <w:lang w:val="sv-SE"/>
+        </w:rPr>
+        <w:t>diplomski</w:t>
       </w:r>
       <w:r>
         <w:rPr>
@@ -865,7 +905,23 @@
           <w:sz w:val="27"/>
           <w:szCs w:val="27"/>
         </w:rPr>
-        <w:t>Razviti desktop aplikaciju za holističko upravljanje hotelskim poslovanjem, koristeći tehnologije .NET, C# i Microsoft SQL Server. Implementirati ključne funkcionalnosti koje obuhvaćaju dinamičko dodavanje, izmjenu i prikaz rezervacija, praćenje check-in/check-out procesa, prikaz raspoloživosti soba te praćenje troškova i prihoda kroz vremenske periode. Projekt pruža priliku za stjecanje dubljeg razumijevanja rada s Microsoft SQL Server bazom podataka, implementaciju CRUD operacija, te osnaživanje vještina u okviru .NET i C#</w:t>
+        <w:t>Razviti desktop aplikaciju za holističko upravljanje hotelskim poslovanjem, koristeći tehnologije .NET, C# i Microsoft SQL Server. Implementirati ključne funkcionalnosti koje obuhvaćaju dinamičko dodavanje, izmjenu i prikaz rezervacija, praće</w:t>
+      </w:r>
+      <w:r>
+        <w:rPr>
+          <w:color w:val="000000"/>
+          <w:sz w:val="27"/>
+          <w:szCs w:val="27"/>
+        </w:rPr>
+        <w:t xml:space="preserve">nje check-in/check-out procesa te </w:t>
+      </w:r>
+      <w:r>
+        <w:rPr>
+          <w:color w:val="000000"/>
+          <w:sz w:val="27"/>
+          <w:szCs w:val="27"/>
+        </w:rPr>
+        <w:t>prikaz raspoloživosti soba. Projekt pruža priliku za stjecanje dubljeg razumijevanja rada s Microsoft SQL Server bazom podataka, implementaciju CRUD operacija, te osnaživanje vještina u okviru .NET i C#</w:t>
       </w:r>
       <w:r>
         <w:rPr>
@@ -950,7 +1006,7 @@
           <w:lang w:val="sv-SE"/>
         </w:rPr>
         <w:tab/>
-        <w:t>16.02.2024</w:t>
+        <w:t>dd.mm.yyyy</w:t>
       </w:r>
     </w:p>
     <w:p>
@@ -966,6 +1022,7 @@
     </w:p>
     <w:p>
       <w:pPr>
+        <w:shd w:val="clear" w:color="auto" w:fill="FFFFFF" w:themeFill="background1"/>
         <w:tabs>
           <w:tab w:val="left" w:pos="2268"/>
           <w:tab w:val="left" w:pos="2835"/>
@@ -989,25 +1046,10 @@
       </w:r>
       <w:r>
         <w:rPr>
-          <w:highlight w:val="yellow"/>
-          <w:shd w:val="clear" w:color="auto" w:fill="CCCCCC"/>
+          <w:shd w:val="clear" w:color="auto" w:fill="FFFFFF" w:themeFill="background1"/>
           <w:lang w:val="sv-SE"/>
         </w:rPr>
-        <w:t>dd.mm.yyyy</w:t>
-      </w:r>
-      <w:r>
-        <w:rPr>
-          <w:shd w:val="clear" w:color="auto" w:fill="CCCCCC"/>
-          <w:lang w:val="sv-SE"/>
-        </w:rPr>
-        <w:t>.</w:t>
-      </w:r>
-      <w:r>
-        <w:rPr>
-          <w:shd w:val="clear" w:color="auto" w:fill="CCCCCC"/>
-          <w:lang w:val="sv-SE"/>
-        </w:rPr>
-        <w:t xml:space="preserve"> (deset dana prije završetka semestra u kojem je rad prijavljen)</w:t>
+        <w:t>13.09.2024</w:t>
       </w:r>
     </w:p>
     <w:p>
@@ -1586,7 +1628,7 @@
         </w:rPr>
         <w:fldChar w:fldCharType="separate"/>
       </w:r>
-      <w:hyperlink w:anchor="_Toc176203448" w:history="1">
+      <w:hyperlink w:anchor="_Toc176299288" w:history="1">
         <w:r>
           <w:rPr>
             <w:rStyle w:val="Hyperlink"/>
@@ -1630,7 +1672,7 @@
             <w:noProof/>
             <w:webHidden/>
           </w:rPr>
-          <w:instrText xml:space="preserve"> PAGEREF _Toc176203448 \h </w:instrText>
+          <w:instrText xml:space="preserve"> PAGEREF _Toc176299288 \h </w:instrText>
         </w:r>
         <w:r>
           <w:rPr>
@@ -1672,7 +1714,7 @@
           <w:lang w:eastAsia="hr-HR"/>
         </w:rPr>
       </w:pPr>
-      <w:hyperlink w:anchor="_Toc176203449" w:history="1">
+      <w:hyperlink w:anchor="_Toc176299289" w:history="1">
         <w:r>
           <w:rPr>
             <w:rStyle w:val="Hyperlink"/>
@@ -1716,7 +1758,7 @@
             <w:noProof/>
             <w:webHidden/>
           </w:rPr>
-          <w:instrText xml:space="preserve"> PAGEREF _Toc176203449 \h </w:instrText>
+          <w:instrText xml:space="preserve"> PAGEREF _Toc176299289 \h </w:instrText>
         </w:r>
         <w:r>
           <w:rPr>
@@ -1758,7 +1800,7 @@
           <w:lang w:eastAsia="hr-HR"/>
         </w:rPr>
       </w:pPr>
-      <w:hyperlink w:anchor="_Toc176203450" w:history="1">
+      <w:hyperlink w:anchor="_Toc176299290" w:history="1">
         <w:r>
           <w:rPr>
             <w:rStyle w:val="Hyperlink"/>
@@ -1802,7 +1844,7 @@
             <w:noProof/>
             <w:webHidden/>
           </w:rPr>
-          <w:instrText xml:space="preserve"> PAGEREF _Toc176203450 \h </w:instrText>
+          <w:instrText xml:space="preserve"> PAGEREF _Toc176299290 \h </w:instrText>
         </w:r>
         <w:r>
           <w:rPr>
@@ -1844,7 +1886,7 @@
           <w:lang w:eastAsia="hr-HR"/>
         </w:rPr>
       </w:pPr>
-      <w:hyperlink w:anchor="_Toc176203451" w:history="1">
+      <w:hyperlink w:anchor="_Toc176299291" w:history="1">
         <w:r>
           <w:rPr>
             <w:rStyle w:val="Hyperlink"/>
@@ -1888,7 +1930,7 @@
             <w:noProof/>
             <w:webHidden/>
           </w:rPr>
-          <w:instrText xml:space="preserve"> PAGEREF _Toc176203451 \h </w:instrText>
+          <w:instrText xml:space="preserve"> PAGEREF _Toc176299291 \h </w:instrText>
         </w:r>
         <w:r>
           <w:rPr>
@@ -1930,7 +1972,7 @@
           <w:lang w:eastAsia="hr-HR"/>
         </w:rPr>
       </w:pPr>
-      <w:hyperlink w:anchor="_Toc176203452" w:history="1">
+      <w:hyperlink w:anchor="_Toc176299292" w:history="1">
         <w:r>
           <w:rPr>
             <w:rStyle w:val="Hyperlink"/>
@@ -1974,7 +2016,7 @@
             <w:noProof/>
             <w:webHidden/>
           </w:rPr>
-          <w:instrText xml:space="preserve"> PAGEREF _Toc176203452 \h </w:instrText>
+          <w:instrText xml:space="preserve"> PAGEREF _Toc176299292 \h </w:instrText>
         </w:r>
         <w:r>
           <w:rPr>
@@ -2016,7 +2058,7 @@
           <w:lang w:eastAsia="hr-HR"/>
         </w:rPr>
       </w:pPr>
-      <w:hyperlink w:anchor="_Toc176203453" w:history="1">
+      <w:hyperlink w:anchor="_Toc176299293" w:history="1">
         <w:r>
           <w:rPr>
             <w:rStyle w:val="Hyperlink"/>
@@ -2060,7 +2102,7 @@
             <w:noProof/>
             <w:webHidden/>
           </w:rPr>
-          <w:instrText xml:space="preserve"> PAGEREF _Toc176203453 \h </w:instrText>
+          <w:instrText xml:space="preserve"> PAGEREF _Toc176299293 \h </w:instrText>
         </w:r>
         <w:r>
           <w:rPr>
@@ -2102,7 +2144,7 @@
           <w:lang w:eastAsia="hr-HR"/>
         </w:rPr>
       </w:pPr>
-      <w:hyperlink w:anchor="_Toc176203454" w:history="1">
+      <w:hyperlink w:anchor="_Toc176299294" w:history="1">
         <w:r>
           <w:rPr>
             <w:rStyle w:val="Hyperlink"/>
@@ -2146,7 +2188,7 @@
             <w:noProof/>
             <w:webHidden/>
           </w:rPr>
-          <w:instrText xml:space="preserve"> PAGEREF _Toc176203454 \h </w:instrText>
+          <w:instrText xml:space="preserve"> PAGEREF _Toc176299294 \h </w:instrText>
         </w:r>
         <w:r>
           <w:rPr>
@@ -2188,7 +2230,7 @@
           <w:lang w:eastAsia="hr-HR"/>
         </w:rPr>
       </w:pPr>
-      <w:hyperlink w:anchor="_Toc176203455" w:history="1">
+      <w:hyperlink w:anchor="_Toc176299295" w:history="1">
         <w:r>
           <w:rPr>
             <w:rStyle w:val="Hyperlink"/>
@@ -2232,7 +2274,7 @@
             <w:noProof/>
             <w:webHidden/>
           </w:rPr>
-          <w:instrText xml:space="preserve"> PAGEREF _Toc176203455 \h </w:instrText>
+          <w:instrText xml:space="preserve"> PAGEREF _Toc176299295 \h </w:instrText>
         </w:r>
         <w:r>
           <w:rPr>
@@ -2274,7 +2316,7 @@
           <w:lang w:eastAsia="hr-HR"/>
         </w:rPr>
       </w:pPr>
-      <w:hyperlink w:anchor="_Toc176203456" w:history="1">
+      <w:hyperlink w:anchor="_Toc176299296" w:history="1">
         <w:r>
           <w:rPr>
             <w:rStyle w:val="Hyperlink"/>
@@ -2318,7 +2360,7 @@
             <w:noProof/>
             <w:webHidden/>
           </w:rPr>
-          <w:instrText xml:space="preserve"> PAGEREF _Toc176203456 \h </w:instrText>
+          <w:instrText xml:space="preserve"> PAGEREF _Toc176299296 \h </w:instrText>
         </w:r>
         <w:r>
           <w:rPr>
@@ -2360,7 +2402,7 @@
           <w:lang w:eastAsia="hr-HR"/>
         </w:rPr>
       </w:pPr>
-      <w:hyperlink w:anchor="_Toc176203457" w:history="1">
+      <w:hyperlink w:anchor="_Toc176299297" w:history="1">
         <w:r>
           <w:rPr>
             <w:rStyle w:val="Hyperlink"/>
@@ -2404,7 +2446,7 @@
             <w:noProof/>
             <w:webHidden/>
           </w:rPr>
-          <w:instrText xml:space="preserve"> PAGEREF _Toc176203457 \h </w:instrText>
+          <w:instrText xml:space="preserve"> PAGEREF _Toc176299297 \h </w:instrText>
         </w:r>
         <w:r>
           <w:rPr>
@@ -2446,7 +2488,7 @@
           <w:lang w:eastAsia="hr-HR"/>
         </w:rPr>
       </w:pPr>
-      <w:hyperlink w:anchor="_Toc176203458" w:history="1">
+      <w:hyperlink w:anchor="_Toc176299298" w:history="1">
         <w:r>
           <w:rPr>
             <w:rStyle w:val="Hyperlink"/>
@@ -2490,7 +2532,7 @@
             <w:noProof/>
             <w:webHidden/>
           </w:rPr>
-          <w:instrText xml:space="preserve"> PAGEREF _Toc176203458 \h </w:instrText>
+          <w:instrText xml:space="preserve"> PAGEREF _Toc176299298 \h </w:instrText>
         </w:r>
         <w:r>
           <w:rPr>
@@ -2532,7 +2574,7 @@
           <w:lang w:eastAsia="hr-HR"/>
         </w:rPr>
       </w:pPr>
-      <w:hyperlink w:anchor="_Toc176203459" w:history="1">
+      <w:hyperlink w:anchor="_Toc176299299" w:history="1">
         <w:r>
           <w:rPr>
             <w:rStyle w:val="Hyperlink"/>
@@ -2576,7 +2618,7 @@
             <w:noProof/>
             <w:webHidden/>
           </w:rPr>
-          <w:instrText xml:space="preserve"> PAGEREF _Toc176203459 \h </w:instrText>
+          <w:instrText xml:space="preserve"> PAGEREF _Toc176299299 \h </w:instrText>
         </w:r>
         <w:r>
           <w:rPr>
@@ -2618,7 +2660,7 @@
           <w:lang w:eastAsia="hr-HR"/>
         </w:rPr>
       </w:pPr>
-      <w:hyperlink w:anchor="_Toc176203460" w:history="1">
+      <w:hyperlink w:anchor="_Toc176299300" w:history="1">
         <w:r>
           <w:rPr>
             <w:rStyle w:val="Hyperlink"/>
@@ -2662,7 +2704,7 @@
             <w:noProof/>
             <w:webHidden/>
           </w:rPr>
-          <w:instrText xml:space="preserve"> PAGEREF _Toc176203460 \h </w:instrText>
+          <w:instrText xml:space="preserve"> PAGEREF _Toc176299300 \h </w:instrText>
         </w:r>
         <w:r>
           <w:rPr>
@@ -2704,7 +2746,7 @@
           <w:lang w:eastAsia="hr-HR"/>
         </w:rPr>
       </w:pPr>
-      <w:hyperlink w:anchor="_Toc176203461" w:history="1">
+      <w:hyperlink w:anchor="_Toc176299301" w:history="1">
         <w:r>
           <w:rPr>
             <w:rStyle w:val="Hyperlink"/>
@@ -2756,7 +2798,7 @@
             <w:noProof/>
             <w:webHidden/>
           </w:rPr>
-          <w:instrText xml:space="preserve"> PAGEREF _Toc176203461 \h </w:instrText>
+          <w:instrText xml:space="preserve"> PAGEREF _Toc176299301 \h </w:instrText>
         </w:r>
         <w:r>
           <w:rPr>
@@ -2798,7 +2840,7 @@
           <w:lang w:eastAsia="hr-HR"/>
         </w:rPr>
       </w:pPr>
-      <w:hyperlink w:anchor="_Toc176203462" w:history="1">
+      <w:hyperlink w:anchor="_Toc176299302" w:history="1">
         <w:r>
           <w:rPr>
             <w:rStyle w:val="Hyperlink"/>
@@ -2850,7 +2892,7 @@
             <w:noProof/>
             <w:webHidden/>
           </w:rPr>
-          <w:instrText xml:space="preserve"> PAGEREF _Toc176203462 \h </w:instrText>
+          <w:instrText xml:space="preserve"> PAGEREF _Toc176299302 \h </w:instrText>
         </w:r>
         <w:r>
           <w:rPr>
@@ -2892,7 +2934,7 @@
           <w:lang w:eastAsia="hr-HR"/>
         </w:rPr>
       </w:pPr>
-      <w:hyperlink w:anchor="_Toc176203463" w:history="1">
+      <w:hyperlink w:anchor="_Toc176299303" w:history="1">
         <w:r>
           <w:rPr>
             <w:rStyle w:val="Hyperlink"/>
@@ -2936,7 +2978,7 @@
             <w:noProof/>
             <w:webHidden/>
           </w:rPr>
-          <w:instrText xml:space="preserve"> PAGEREF _Toc176203463 \h </w:instrText>
+          <w:instrText xml:space="preserve"> PAGEREF _Toc176299303 \h </w:instrText>
         </w:r>
         <w:r>
           <w:rPr>
@@ -2978,7 +3020,7 @@
           <w:lang w:eastAsia="hr-HR"/>
         </w:rPr>
       </w:pPr>
-      <w:hyperlink w:anchor="_Toc176203464" w:history="1">
+      <w:hyperlink w:anchor="_Toc176299304" w:history="1">
         <w:r>
           <w:rPr>
             <w:rStyle w:val="Hyperlink"/>
@@ -3022,7 +3064,7 @@
             <w:noProof/>
             <w:webHidden/>
           </w:rPr>
-          <w:instrText xml:space="preserve"> PAGEREF _Toc176203464 \h </w:instrText>
+          <w:instrText xml:space="preserve"> PAGEREF _Toc176299304 \h </w:instrText>
         </w:r>
         <w:r>
           <w:rPr>
@@ -3064,7 +3106,7 @@
           <w:lang w:eastAsia="hr-HR"/>
         </w:rPr>
       </w:pPr>
-      <w:hyperlink w:anchor="_Toc176203465" w:history="1">
+      <w:hyperlink w:anchor="_Toc176299305" w:history="1">
         <w:r>
           <w:rPr>
             <w:rStyle w:val="Hyperlink"/>
@@ -3108,7 +3150,7 @@
             <w:noProof/>
             <w:webHidden/>
           </w:rPr>
-          <w:instrText xml:space="preserve"> PAGEREF _Toc176203465 \h </w:instrText>
+          <w:instrText xml:space="preserve"> PAGEREF _Toc176299305 \h </w:instrText>
         </w:r>
         <w:r>
           <w:rPr>
@@ -3150,7 +3192,7 @@
           <w:lang w:eastAsia="hr-HR"/>
         </w:rPr>
       </w:pPr>
-      <w:hyperlink w:anchor="_Toc176203466" w:history="1">
+      <w:hyperlink w:anchor="_Toc176299306" w:history="1">
         <w:r>
           <w:rPr>
             <w:rStyle w:val="Hyperlink"/>
@@ -3194,7 +3236,7 @@
             <w:noProof/>
             <w:webHidden/>
           </w:rPr>
-          <w:instrText xml:space="preserve"> PAGEREF _Toc176203466 \h </w:instrText>
+          <w:instrText xml:space="preserve"> PAGEREF _Toc176299306 \h </w:instrText>
         </w:r>
         <w:r>
           <w:rPr>
@@ -3236,7 +3278,7 @@
           <w:lang w:eastAsia="hr-HR"/>
         </w:rPr>
       </w:pPr>
-      <w:hyperlink w:anchor="_Toc176203467" w:history="1">
+      <w:hyperlink w:anchor="_Toc176299307" w:history="1">
         <w:r>
           <w:rPr>
             <w:rStyle w:val="Hyperlink"/>
@@ -3280,7 +3322,7 @@
             <w:noProof/>
             <w:webHidden/>
           </w:rPr>
-          <w:instrText xml:space="preserve"> PAGEREF _Toc176203467 \h </w:instrText>
+          <w:instrText xml:space="preserve"> PAGEREF _Toc176299307 \h </w:instrText>
         </w:r>
         <w:r>
           <w:rPr>
@@ -3322,7 +3364,7 @@
           <w:lang w:eastAsia="hr-HR"/>
         </w:rPr>
       </w:pPr>
-      <w:hyperlink w:anchor="_Toc176203468" w:history="1">
+      <w:hyperlink w:anchor="_Toc176299308" w:history="1">
         <w:r>
           <w:rPr>
             <w:rStyle w:val="Hyperlink"/>
@@ -3366,7 +3408,7 @@
             <w:noProof/>
             <w:webHidden/>
           </w:rPr>
-          <w:instrText xml:space="preserve"> PAGEREF _Toc176203468 \h </w:instrText>
+          <w:instrText xml:space="preserve"> PAGEREF _Toc176299308 \h </w:instrText>
         </w:r>
         <w:r>
           <w:rPr>
@@ -3408,7 +3450,7 @@
           <w:lang w:eastAsia="hr-HR"/>
         </w:rPr>
       </w:pPr>
-      <w:hyperlink w:anchor="_Toc176203469" w:history="1">
+      <w:hyperlink w:anchor="_Toc176299309" w:history="1">
         <w:r>
           <w:rPr>
             <w:rStyle w:val="Hyperlink"/>
@@ -3452,7 +3494,7 @@
             <w:noProof/>
             <w:webHidden/>
           </w:rPr>
-          <w:instrText xml:space="preserve"> PAGEREF _Toc176203469 \h </w:instrText>
+          <w:instrText xml:space="preserve"> PAGEREF _Toc176299309 \h </w:instrText>
         </w:r>
         <w:r>
           <w:rPr>
@@ -3494,7 +3536,7 @@
           <w:lang w:eastAsia="hr-HR"/>
         </w:rPr>
       </w:pPr>
-      <w:hyperlink w:anchor="_Toc176203470" w:history="1">
+      <w:hyperlink w:anchor="_Toc176299310" w:history="1">
         <w:r>
           <w:rPr>
             <w:rStyle w:val="Hyperlink"/>
@@ -3538,7 +3580,7 @@
             <w:noProof/>
             <w:webHidden/>
           </w:rPr>
-          <w:instrText xml:space="preserve"> PAGEREF _Toc176203470 \h </w:instrText>
+          <w:instrText xml:space="preserve"> PAGEREF _Toc176299310 \h </w:instrText>
         </w:r>
         <w:r>
           <w:rPr>
@@ -3580,7 +3622,7 @@
           <w:lang w:eastAsia="hr-HR"/>
         </w:rPr>
       </w:pPr>
-      <w:hyperlink w:anchor="_Toc176203471" w:history="1">
+      <w:hyperlink w:anchor="_Toc176299311" w:history="1">
         <w:r>
           <w:rPr>
             <w:rStyle w:val="Hyperlink"/>
@@ -3624,7 +3666,7 @@
             <w:noProof/>
             <w:webHidden/>
           </w:rPr>
-          <w:instrText xml:space="preserve"> PAGEREF _Toc176203471 \h </w:instrText>
+          <w:instrText xml:space="preserve"> PAGEREF _Toc176299311 \h </w:instrText>
         </w:r>
         <w:r>
           <w:rPr>
@@ -3666,7 +3708,7 @@
           <w:lang w:eastAsia="hr-HR"/>
         </w:rPr>
       </w:pPr>
-      <w:hyperlink w:anchor="_Toc176203472" w:history="1">
+      <w:hyperlink w:anchor="_Toc176299312" w:history="1">
         <w:r>
           <w:rPr>
             <w:rStyle w:val="Hyperlink"/>
@@ -3710,7 +3752,7 @@
             <w:noProof/>
             <w:webHidden/>
           </w:rPr>
-          <w:instrText xml:space="preserve"> PAGEREF _Toc176203472 \h </w:instrText>
+          <w:instrText xml:space="preserve"> PAGEREF _Toc176299312 \h </w:instrText>
         </w:r>
         <w:r>
           <w:rPr>
@@ -3730,7 +3772,7 @@
             <w:noProof/>
             <w:webHidden/>
           </w:rPr>
-          <w:t>32</w:t>
+          <w:t>34</w:t>
         </w:r>
         <w:r>
           <w:rPr>
@@ -3752,7 +3794,7 @@
           <w:lang w:eastAsia="hr-HR"/>
         </w:rPr>
       </w:pPr>
-      <w:hyperlink w:anchor="_Toc176203473" w:history="1">
+      <w:hyperlink w:anchor="_Toc176299313" w:history="1">
         <w:r>
           <w:rPr>
             <w:rStyle w:val="Hyperlink"/>
@@ -3796,7 +3838,7 @@
             <w:noProof/>
             <w:webHidden/>
           </w:rPr>
-          <w:instrText xml:space="preserve"> PAGEREF _Toc176203473 \h </w:instrText>
+          <w:instrText xml:space="preserve"> PAGEREF _Toc176299313 \h </w:instrText>
         </w:r>
         <w:r>
           <w:rPr>
@@ -3816,7 +3858,7 @@
             <w:noProof/>
             <w:webHidden/>
           </w:rPr>
-          <w:t>33</w:t>
+          <w:t>36</w:t>
         </w:r>
         <w:r>
           <w:rPr>
@@ -3838,7 +3880,7 @@
           <w:lang w:eastAsia="hr-HR"/>
         </w:rPr>
       </w:pPr>
-      <w:hyperlink w:anchor="_Toc176203474" w:history="1">
+      <w:hyperlink w:anchor="_Toc176299314" w:history="1">
         <w:r>
           <w:rPr>
             <w:rStyle w:val="Hyperlink"/>
@@ -3865,7 +3907,7 @@
             <w:noProof/>
             <w:webHidden/>
           </w:rPr>
-          <w:instrText xml:space="preserve"> PAGEREF _Toc176203474 \h </w:instrText>
+          <w:instrText xml:space="preserve"> PAGEREF _Toc176299314 \h </w:instrText>
         </w:r>
         <w:r>
           <w:rPr>
@@ -3885,7 +3927,7 @@
             <w:noProof/>
             <w:webHidden/>
           </w:rPr>
-          <w:t>34</w:t>
+          <w:t>37</w:t>
         </w:r>
         <w:r>
           <w:rPr>
@@ -3907,7 +3949,7 @@
           <w:lang w:eastAsia="hr-HR"/>
         </w:rPr>
       </w:pPr>
-      <w:hyperlink w:anchor="_Toc176203475" w:history="1">
+      <w:hyperlink w:anchor="_Toc176299315" w:history="1">
         <w:r>
           <w:rPr>
             <w:rStyle w:val="Hyperlink"/>
@@ -3934,7 +3976,7 @@
             <w:noProof/>
             <w:webHidden/>
           </w:rPr>
-          <w:instrText xml:space="preserve"> PAGEREF _Toc176203475 \h </w:instrText>
+          <w:instrText xml:space="preserve"> PAGEREF _Toc176299315 \h </w:instrText>
         </w:r>
         <w:r>
           <w:rPr>
@@ -3954,7 +3996,7 @@
             <w:noProof/>
             <w:webHidden/>
           </w:rPr>
-          <w:t>35</w:t>
+          <w:t>38</w:t>
         </w:r>
         <w:r>
           <w:rPr>
@@ -3976,7 +4018,7 @@
           <w:lang w:eastAsia="hr-HR"/>
         </w:rPr>
       </w:pPr>
-      <w:hyperlink w:anchor="_Toc176203476" w:history="1">
+      <w:hyperlink w:anchor="_Toc176299316" w:history="1">
         <w:r>
           <w:rPr>
             <w:rStyle w:val="Hyperlink"/>
@@ -4003,7 +4045,7 @@
             <w:noProof/>
             <w:webHidden/>
           </w:rPr>
-          <w:instrText xml:space="preserve"> PAGEREF _Toc176203476 \h </w:instrText>
+          <w:instrText xml:space="preserve"> PAGEREF _Toc176299316 \h </w:instrText>
         </w:r>
         <w:r>
           <w:rPr>
@@ -4023,7 +4065,7 @@
             <w:noProof/>
             <w:webHidden/>
           </w:rPr>
-          <w:t>35</w:t>
+          <w:t>38</w:t>
         </w:r>
         <w:r>
           <w:rPr>
@@ -4045,7 +4087,7 @@
           <w:lang w:eastAsia="hr-HR"/>
         </w:rPr>
       </w:pPr>
-      <w:hyperlink w:anchor="_Toc176203477" w:history="1">
+      <w:hyperlink w:anchor="_Toc176299317" w:history="1">
         <w:r>
           <w:rPr>
             <w:rStyle w:val="Hyperlink"/>
@@ -4072,7 +4114,7 @@
             <w:noProof/>
             <w:webHidden/>
           </w:rPr>
-          <w:instrText xml:space="preserve"> PAGEREF _Toc176203477 \h </w:instrText>
+          <w:instrText xml:space="preserve"> PAGEREF _Toc176299317 \h </w:instrText>
         </w:r>
         <w:r>
           <w:rPr>
@@ -4092,7 +4134,7 @@
             <w:noProof/>
             <w:webHidden/>
           </w:rPr>
-          <w:t>35</w:t>
+          <w:t>38</w:t>
         </w:r>
         <w:r>
           <w:rPr>
@@ -4114,7 +4156,7 @@
           <w:lang w:eastAsia="hr-HR"/>
         </w:rPr>
       </w:pPr>
-      <w:hyperlink w:anchor="_Toc176203478" w:history="1">
+      <w:hyperlink w:anchor="_Toc176299318" w:history="1">
         <w:r>
           <w:rPr>
             <w:rStyle w:val="Hyperlink"/>
@@ -4141,7 +4183,7 @@
             <w:noProof/>
             <w:webHidden/>
           </w:rPr>
-          <w:instrText xml:space="preserve"> PAGEREF _Toc176203478 \h </w:instrText>
+          <w:instrText xml:space="preserve"> PAGEREF _Toc176299318 \h </w:instrText>
         </w:r>
         <w:r>
           <w:rPr>
@@ -4161,7 +4203,7 @@
             <w:noProof/>
             <w:webHidden/>
           </w:rPr>
-          <w:t>35</w:t>
+          <w:t>38</w:t>
         </w:r>
         <w:r>
           <w:rPr>
@@ -4183,7 +4225,7 @@
           <w:lang w:eastAsia="hr-HR"/>
         </w:rPr>
       </w:pPr>
-      <w:hyperlink w:anchor="_Toc176203479" w:history="1">
+      <w:hyperlink w:anchor="_Toc176299319" w:history="1">
         <w:r>
           <w:rPr>
             <w:rStyle w:val="Hyperlink"/>
@@ -4210,7 +4252,7 @@
             <w:noProof/>
             <w:webHidden/>
           </w:rPr>
-          <w:instrText xml:space="preserve"> PAGEREF _Toc176203479 \h </w:instrText>
+          <w:instrText xml:space="preserve"> PAGEREF _Toc176299319 \h </w:instrText>
         </w:r>
         <w:r>
           <w:rPr>
@@ -4230,7 +4272,7 @@
             <w:noProof/>
             <w:webHidden/>
           </w:rPr>
-          <w:t>35</w:t>
+          <w:t>38</w:t>
         </w:r>
         <w:r>
           <w:rPr>
@@ -4252,7 +4294,7 @@
           <w:lang w:eastAsia="hr-HR"/>
         </w:rPr>
       </w:pPr>
-      <w:hyperlink w:anchor="_Toc176203480" w:history="1">
+      <w:hyperlink w:anchor="_Toc176299320" w:history="1">
         <w:r>
           <w:rPr>
             <w:rStyle w:val="Hyperlink"/>
@@ -4279,7 +4321,7 @@
             <w:noProof/>
             <w:webHidden/>
           </w:rPr>
-          <w:instrText xml:space="preserve"> PAGEREF _Toc176203480 \h </w:instrText>
+          <w:instrText xml:space="preserve"> PAGEREF _Toc176299320 \h </w:instrText>
         </w:r>
         <w:r>
           <w:rPr>
@@ -4299,7 +4341,7 @@
             <w:noProof/>
             <w:webHidden/>
           </w:rPr>
-          <w:t>35</w:t>
+          <w:t>39</w:t>
         </w:r>
         <w:r>
           <w:rPr>
@@ -4321,7 +4363,7 @@
           <w:lang w:eastAsia="hr-HR"/>
         </w:rPr>
       </w:pPr>
-      <w:hyperlink w:anchor="_Toc176203481" w:history="1">
+      <w:hyperlink w:anchor="_Toc176299321" w:history="1">
         <w:r>
           <w:rPr>
             <w:rStyle w:val="Hyperlink"/>
@@ -4348,7 +4390,7 @@
             <w:noProof/>
             <w:webHidden/>
           </w:rPr>
-          <w:instrText xml:space="preserve"> PAGEREF _Toc176203481 \h </w:instrText>
+          <w:instrText xml:space="preserve"> PAGEREF _Toc176299321 \h </w:instrText>
         </w:r>
         <w:r>
           <w:rPr>
@@ -4368,7 +4410,7 @@
             <w:noProof/>
             <w:webHidden/>
           </w:rPr>
-          <w:t>36</w:t>
+          <w:t>39</w:t>
         </w:r>
         <w:r>
           <w:rPr>
@@ -4390,7 +4432,7 @@
           <w:lang w:eastAsia="hr-HR"/>
         </w:rPr>
       </w:pPr>
-      <w:hyperlink w:anchor="_Toc176203482" w:history="1">
+      <w:hyperlink w:anchor="_Toc176299322" w:history="1">
         <w:r>
           <w:rPr>
             <w:rStyle w:val="Hyperlink"/>
@@ -4417,7 +4459,7 @@
             <w:noProof/>
             <w:webHidden/>
           </w:rPr>
-          <w:instrText xml:space="preserve"> PAGEREF _Toc176203482 \h </w:instrText>
+          <w:instrText xml:space="preserve"> PAGEREF _Toc176299322 \h </w:instrText>
         </w:r>
         <w:r>
           <w:rPr>
@@ -4437,7 +4479,7 @@
             <w:noProof/>
             <w:webHidden/>
           </w:rPr>
-          <w:t>36</w:t>
+          <w:t>39</w:t>
         </w:r>
         <w:r>
           <w:rPr>
@@ -4459,7 +4501,7 @@
           <w:lang w:eastAsia="hr-HR"/>
         </w:rPr>
       </w:pPr>
-      <w:hyperlink w:anchor="_Toc176203483" w:history="1">
+      <w:hyperlink w:anchor="_Toc176299323" w:history="1">
         <w:r>
           <w:rPr>
             <w:rStyle w:val="Hyperlink"/>
@@ -4486,7 +4528,7 @@
             <w:noProof/>
             <w:webHidden/>
           </w:rPr>
-          <w:instrText xml:space="preserve"> PAGEREF _Toc176203483 \h </w:instrText>
+          <w:instrText xml:space="preserve"> PAGEREF _Toc176299323 \h </w:instrText>
         </w:r>
         <w:r>
           <w:rPr>
@@ -4506,7 +4548,7 @@
             <w:noProof/>
             <w:webHidden/>
           </w:rPr>
-          <w:t>36</w:t>
+          <w:t>39</w:t>
         </w:r>
         <w:r>
           <w:rPr>
@@ -4528,7 +4570,7 @@
           <w:lang w:eastAsia="hr-HR"/>
         </w:rPr>
       </w:pPr>
-      <w:hyperlink w:anchor="_Toc176203484" w:history="1">
+      <w:hyperlink w:anchor="_Toc176299324" w:history="1">
         <w:r>
           <w:rPr>
             <w:rStyle w:val="Hyperlink"/>
@@ -4555,7 +4597,7 @@
             <w:noProof/>
             <w:webHidden/>
           </w:rPr>
-          <w:instrText xml:space="preserve"> PAGEREF _Toc176203484 \h </w:instrText>
+          <w:instrText xml:space="preserve"> PAGEREF _Toc176299324 \h </w:instrText>
         </w:r>
         <w:r>
           <w:rPr>
@@ -4575,7 +4617,7 @@
             <w:noProof/>
             <w:webHidden/>
           </w:rPr>
-          <w:t>40</w:t>
+          <w:t>43</w:t>
         </w:r>
         <w:r>
           <w:rPr>
@@ -4606,7 +4648,7 @@
       <w:pPr>
         <w:pStyle w:val="Heading1"/>
       </w:pPr>
-      <w:bookmarkStart w:id="0" w:name="_Toc176203448"/>
+      <w:bookmarkStart w:id="0" w:name="_Toc176299288"/>
       <w:r>
         <w:lastRenderedPageBreak/>
         <w:t>UVOD</w:t>
@@ -4621,28 +4663,40 @@
         <w:ind w:firstLine="432"/>
       </w:pPr>
       <w:r>
-        <w:t xml:space="preserve">Hotelska industrija suočava se s brojnim izazovima u svakodnevnom poslovanju, uključujući upravljanje rezervacijama, evidenciju gostiju i praćenje raspoloživosti soba. S obzirom na </w:t>
-      </w:r>
-      <w:r>
-        <w:t>brz</w:t>
-      </w:r>
-      <w:r>
-        <w:t xml:space="preserve"> razvoj tehnologije i </w:t>
-      </w:r>
-      <w:r>
-        <w:t>rasteće</w:t>
-      </w:r>
-      <w:r>
-        <w:t xml:space="preserve"> online platforme poput Booking.com i Airbnb, od hotelskih </w:t>
-      </w:r>
-      <w:r>
-        <w:t>sustava</w:t>
-      </w:r>
-      <w:r>
-        <w:t xml:space="preserve"> se očekuje visoka razina preciznosti i prilagodljivosti. Moderni hoteli moraju se uskladiti s tim platformama, kako bi se učinkovito natjecali na tržištu i zadovoljili sve zahtjeve gostiju.</w:t>
-      </w:r>
-      <w:r>
-        <w:t xml:space="preserve"> </w:t>
+        <w:t xml:space="preserve">Hotelska industrija danas se suočava s brojnim izazovima, uključujući brz razvoj tehnologije i rast </w:t>
+      </w:r>
+      <w:r>
+        <w:rPr>
+          <w:i/>
+        </w:rPr>
+        <w:t>online</w:t>
+      </w:r>
+      <w:r>
+        <w:t xml:space="preserve"> platformi pop</w:t>
+      </w:r>
+      <w:r>
+        <w:t xml:space="preserve">ut Booking.com i Airbnb, koje su postale </w:t>
+      </w:r>
+      <w:r>
+        <w:t>glavni</w:t>
+      </w:r>
+      <w:r>
+        <w:t xml:space="preserve"> sustavi za rezervacije i komunikaciju sa gostima.</w:t>
+      </w:r>
+      <w:r>
+        <w:t xml:space="preserve"> Stoga se od hotelskih sustava očekuje visoka </w:t>
+      </w:r>
+      <w:r>
+        <w:t>preciznost i prilagodljivost</w:t>
+      </w:r>
+      <w:r>
+        <w:t xml:space="preserve"> kako bi se zadržala konkurentnost na tržištu. Suvremeni hoteli moraju se prilagoditi ovim platformama te optimizirati s</w:t>
+      </w:r>
+      <w:r>
+        <w:t xml:space="preserve">voje operacije i usluge kako bi </w:t>
+      </w:r>
+      <w:r>
+        <w:t>ispunili zahtjeve i očekivanja gostiju te ostali konkurentni na tržištu.</w:t>
       </w:r>
     </w:p>
     <w:p>
@@ -4653,16 +4707,25 @@
         <w:ind w:firstLine="432"/>
       </w:pPr>
       <w:r>
-        <w:t>Neki</w:t>
-      </w:r>
-      <w:r>
-        <w:t xml:space="preserve"> od ključnih </w:t>
-      </w:r>
-      <w:r>
-        <w:t>izazova</w:t>
-      </w:r>
-      <w:r>
-        <w:t xml:space="preserve"> s kojima se hoteli suočavaju je potreba za preciznim praćenjem rezervacija, prijava i odjava gostiju, te upravljanjem operativnim troškovima i logistikom. Nedostatak točnosti u ovim procesima može dovesti do nezadovoljstva gostiju, smanjenja ugleda hotela i čak financijskih gubitaka. Stoga je važno razviti učinkovita softverska rješenja koja omogućuju uspješno upravljanje svim tim zadacima.</w:t>
+        <w:t>Digitalna transformacija donosi nove prilike, ali i izazove, uključujući potrebu za precizni</w:t>
+      </w:r>
+      <w:r>
+        <w:t>m praćenjem rezervacija, prijave</w:t>
+      </w:r>
+      <w:r>
+        <w:t xml:space="preserve"> i odjav</w:t>
+      </w:r>
+      <w:r>
+        <w:t>e</w:t>
+      </w:r>
+      <w:r>
+        <w:t xml:space="preserve"> gostiju, te upravljanjem operativnim troškovima i logistikom.</w:t>
+      </w:r>
+      <w:r>
+        <w:t xml:space="preserve"> </w:t>
+      </w:r>
+      <w:r>
+        <w:t>Nedostatak preciznosti u ovim procesima može rezultirati nezadovoljstvom gostiju, narušavanjem ugleda hotela i potencijalnim financijskim gubicima.  Zbog toga je vrlo bitno razviti softverska rješenja koja omogućuju učinkovito upravljanje svim ovim zadacima.</w:t>
       </w:r>
     </w:p>
     <w:p>
@@ -4673,10 +4736,63 @@
         <w:ind w:firstLine="432"/>
       </w:pPr>
       <w:r>
-        <w:t>Cilj ovog rada bio je razviti desktop aplikaciju koja će pomoći hotelskom osoblju u obavljanju svakodnevnih zadataka. Aplikacija je dizajnirana da bude jednostavna za korištenje, čak i za korisnike s osnov</w:t>
-      </w:r>
-      <w:r>
-        <w:t>nim računalnim vještinama.</w:t>
+        <w:t>Ovaj rad je usmjeren na razvoj</w:t>
+      </w:r>
+      <w:r>
+        <w:t xml:space="preserve"> </w:t>
+      </w:r>
+      <w:r>
+        <w:rPr>
+          <w:i/>
+        </w:rPr>
+        <w:t>desktop</w:t>
+      </w:r>
+      <w:r>
+        <w:t xml:space="preserve"> aplikaciju koja će hotelskom osoblju</w:t>
+      </w:r>
+      <w:r>
+        <w:t xml:space="preserve"> </w:t>
+      </w:r>
+      <w:r>
+        <w:t>pomoći</w:t>
+      </w:r>
+      <w:r>
+        <w:t xml:space="preserve"> u obavljanju svakodnevnih zadataka</w:t>
+      </w:r>
+      <w:r>
+        <w:t>, poput upravljanja rezervacijama,vođenja evidencije gostiju i praćenja prihoda i rashoda</w:t>
+      </w:r>
+      <w:r>
+        <w:t xml:space="preserve">. </w:t>
+      </w:r>
+      <w:r>
+        <w:t>Aplikacija omogućuje jednostavno spremanje podataka i praćenje hotelskih operacija, doprinoseći digitalizaciji poslovanja. Iako postoji širok spektar funkcionalnosti koje bi se mogle implementirati, fokus je stavljen na glavne značajke koje su klj</w:t>
+      </w:r>
+      <w:r>
+        <w:t>učne za učinkovit rad hotela. Sučelje je dizajnirano da bude jednostavno</w:t>
+      </w:r>
+      <w:r>
+        <w:t xml:space="preserve"> za korištenje, čak i za </w:t>
+      </w:r>
+      <w:r>
+        <w:t>korisnike s</w:t>
+      </w:r>
+      <w:r>
+        <w:t xml:space="preserve"> osnovnim znanjima o računalima.</w:t>
+      </w:r>
+    </w:p>
+    <w:p>
+      <w:pPr>
+        <w:ind w:firstLine="432"/>
+      </w:pPr>
+      <w:r>
+        <w:t xml:space="preserve">Ostatak rada strukturiran je </w:t>
+      </w:r>
+      <w:r>
+        <w:t>na sljedeći način</w:t>
+      </w:r>
+      <w:r>
+        <w:t>: Poglavlje 2 pruža detaljan opis glavnih funkcionalnosti aplikacije, dok Poglavlje 3 razmatra funkcionalne zahtjeve sustava. Poglavlje 4 fokusira se na dizajn sustava, a Poglavlje 5 detaljno opisuje implementaciju aplikacije i korištene tehnologije. Na kraju, u Poglavlju 6 nalaze se zaključci i smjernice za budući razvoj aplikacije.</w:t>
       </w:r>
     </w:p>
     <w:p>
@@ -4686,92 +4802,12 @@
         </w:tabs>
         <w:ind w:firstLine="432"/>
       </w:pPr>
-      <w:r>
-        <w:t>U ovom radu, za učinkovito upravljanje bazom podataka</w:t>
-      </w:r>
-      <w:r>
-        <w:t xml:space="preserve"> se koristi </w:t>
-      </w:r>
-      <w:r>
-        <w:rPr>
-          <w:i/>
-        </w:rPr>
-        <w:t>Microsoft SQL Server</w:t>
-      </w:r>
-      <w:r>
-        <w:t xml:space="preserve">, dok se za izradu korisničkog sučelja koriste </w:t>
-      </w:r>
-      <w:r>
-        <w:rPr>
-          <w:i/>
-        </w:rPr>
-        <w:t>Windows Forme</w:t>
-      </w:r>
-      <w:r>
-        <w:t xml:space="preserve"> unutar </w:t>
-      </w:r>
-      <w:r>
-        <w:rPr>
-          <w:i/>
-        </w:rPr>
-        <w:t>.NET okvira</w:t>
-      </w:r>
-      <w:r>
-        <w:t xml:space="preserve">. Iako </w:t>
-      </w:r>
-      <w:r>
-        <w:rPr>
-          <w:i/>
-        </w:rPr>
-        <w:t>Windows Forme</w:t>
-      </w:r>
-      <w:r>
-        <w:t xml:space="preserve"> predstavljaju najjednostavniji način za izradu korisničkih sučelja, ovd</w:t>
-      </w:r>
-      <w:r>
-        <w:t>je sam</w:t>
-      </w:r>
-      <w:r>
-        <w:t xml:space="preserve"> se </w:t>
-      </w:r>
-      <w:r>
-        <w:t>fokusirala</w:t>
-      </w:r>
-      <w:r>
-        <w:t xml:space="preserve"> na preciznu manipulaciju podacima i optimizaciju funkcionalnosti aplikacije, a ne na kompleksnost dizajna sučelja.</w:t>
-      </w:r>
-    </w:p>
-    <w:p>
-      <w:pPr>
-        <w:tabs>
-          <w:tab w:val="left" w:pos="3261"/>
-        </w:tabs>
-        <w:ind w:firstLine="432"/>
-      </w:pPr>
-      <w:r>
-        <w:t xml:space="preserve">Ostatak rada organiziran je na sljedeći način: Poglavlje 2 </w:t>
-      </w:r>
-      <w:r>
-        <w:t>pruža uvod u desktop aplikacije,</w:t>
-      </w:r>
-      <w:r>
-        <w:t xml:space="preserve"> Poglavlje 3 opisuje </w:t>
-      </w:r>
-      <w:r>
-        <w:t>tehnolologije koje su korištene tijekom razvoja aplikacije,</w:t>
-      </w:r>
-      <w:r>
-        <w:t xml:space="preserve"> Poglavlje 4 detaljno objašnjava implementaciju aplikacije i testiranje njenih funkcionalnosti. Na kraju, Poglavlje 5 donosi zaključke i razmatra mogućnosti za buduće prošir</w:t>
-      </w:r>
-      <w:r>
-        <w:t>enje funkcionalnosti aplikacije.</w:t>
-      </w:r>
     </w:p>
     <w:p>
       <w:pPr>
         <w:pStyle w:val="Heading1"/>
       </w:pPr>
-      <w:bookmarkStart w:id="1" w:name="_Toc176203449"/>
+      <w:bookmarkStart w:id="1" w:name="_Toc176299289"/>
       <w:r>
         <w:lastRenderedPageBreak/>
         <w:t>OPIS APLIKACIJE</w:t>
@@ -4782,7 +4818,7 @@
       <w:pPr>
         <w:pStyle w:val="Heading2"/>
       </w:pPr>
-      <w:bookmarkStart w:id="2" w:name="_Toc176203450"/>
+      <w:bookmarkStart w:id="2" w:name="_Toc176299290"/>
       <w:r>
         <w:t>Osnovne funkcionalnosti aplikacije</w:t>
       </w:r>
@@ -4796,10 +4832,22 @@
         <w:t>Iako hoteli svakodnevno dodaju razne dodatke i usluge kako bi unaprijedili iskustvo svojih gostiju, osnovni elementi hotelskog poslovanja ostaju nepromijenj</w:t>
       </w:r>
       <w:r>
-        <w:t>eni: gost, soba i rezervacija. Opisana a</w:t>
-      </w:r>
-      <w:r>
-        <w:t>plikacija za upravljanje hotelom fokusira se na ove ključne aspekte, dok istovremeno uključuje dodatne funkcionalnosti koje poboljšavaju udobnost boravka</w:t>
+        <w:t>eni: gos</w:t>
+      </w:r>
+      <w:r>
+        <w:t>t, soba i rezervacija. A</w:t>
+      </w:r>
+      <w:r>
+        <w:t>plikacija za upravljanje hotelskim poslovanjem</w:t>
+      </w:r>
+      <w:r>
+        <w:t xml:space="preserve"> fokusira se na ove ključne </w:t>
+      </w:r>
+      <w:r>
+        <w:t>elemente</w:t>
+      </w:r>
+      <w:r>
+        <w:t>, dok istovremeno uključuje dodatne funkcionalnosti koje poboljšavaju udobnost boravka</w:t>
       </w:r>
       <w:r>
         <w:t xml:space="preserve"> gosta</w:t>
@@ -4837,10 +4885,19 @@
         <w:t>Upravljanje rezervacijama:</w:t>
       </w:r>
       <w:r>
-        <w:t xml:space="preserve"> Rezervacij</w:t>
-      </w:r>
-      <w:r>
-        <w:t>e su srž svake hotelske usluge te ova</w:t>
+        <w:t xml:space="preserve"> </w:t>
+      </w:r>
+      <w:r>
+        <w:t>Rezervacij</w:t>
+      </w:r>
+      <w:r>
+        <w:t xml:space="preserve">e su </w:t>
+      </w:r>
+      <w:r>
+        <w:t>temelj</w:t>
+      </w:r>
+      <w:r>
+        <w:t xml:space="preserve"> svake hotelske usluge te ova</w:t>
       </w:r>
       <w:r>
         <w:t xml:space="preserve"> aplikacija omogućava:</w:t>
@@ -4855,7 +4912,13 @@
         </w:numPr>
       </w:pPr>
       <w:r>
-        <w:t>Kreiranje rezervacija: Korisnici mogu unositi nove rezervacije, odabirući sobe i definirajući datume boravka.</w:t>
+        <w:rPr>
+          <w:b/>
+        </w:rPr>
+        <w:t>Kreiranje rezervacija:</w:t>
+      </w:r>
+      <w:r>
+        <w:t xml:space="preserve"> Korisnici mogu unositi nove rezervacije, odabirući sobe i definirajući datume boravka.</w:t>
       </w:r>
     </w:p>
     <w:p>
@@ -4867,7 +4930,13 @@
         </w:numPr>
       </w:pPr>
       <w:r>
-        <w:t xml:space="preserve">Praćenje rezervacija: Omogućava pregled svih detalja o rezervacijama, uključujući različite statuse kao što su rezervirana, plaćena, otkazana, check-in, check-out (plaćeno i neplaćeno). </w:t>
+        <w:rPr>
+          <w:b/>
+        </w:rPr>
+        <w:t>Praćenje rezervacija:</w:t>
+      </w:r>
+      <w:r>
+        <w:t xml:space="preserve"> Omogućava pregled svih detalja o rezervacijama, uključujući različite statuse kao što su rezervirana, plaćena, otkazana, check-in, check-out (plaćeno i neplaćeno). </w:t>
       </w:r>
     </w:p>
     <w:p>
@@ -4879,7 +4948,13 @@
         </w:numPr>
       </w:pPr>
       <w:r>
-        <w:t>Ažuriranje rezervacija: Omogućava korisnicima da mijenjaju postojeće rezervacije, poput promjena u datumima boravka ili vrsti sobe.</w:t>
+        <w:rPr>
+          <w:b/>
+        </w:rPr>
+        <w:t>Ažuriranje rezervacija:</w:t>
+      </w:r>
+      <w:r>
+        <w:t xml:space="preserve"> Omogućava korisnicima da mijenjaju postojeće rezervacije, poput promjena u datumima boravka ili vrsti sobe.</w:t>
       </w:r>
     </w:p>
     <w:p>
@@ -4891,7 +4966,13 @@
         </w:numPr>
       </w:pPr>
       <w:r>
-        <w:t>Brisanje rezervacija: Kada rezervacija više nije potrebna, korisnici mogu označiti rezervacije kao zaključane.</w:t>
+        <w:rPr>
+          <w:b/>
+        </w:rPr>
+        <w:t>Brisanje rezervacija:</w:t>
+      </w:r>
+      <w:r>
+        <w:t xml:space="preserve"> Kada rezervacija više nije potrebna, korisnici mogu označiti rezervacije kao zaključane.</w:t>
       </w:r>
     </w:p>
     <w:p>
@@ -4931,7 +5012,43 @@
         </w:numPr>
       </w:pPr>
       <w:r>
-        <w:t>Unos podataka o gostima: Evidentiranje osnovnih informacija o gostima, poput imena, kontakata i preferencija, omogućuje bolju personalizaciju usluga.</w:t>
+        <w:rPr>
+          <w:b/>
+        </w:rPr>
+        <w:t>Unos podataka o gostima:</w:t>
+      </w:r>
+      <w:r>
+        <w:t xml:space="preserve"> Evidentiranje osnovnih informacija o </w:t>
+      </w:r>
+      <w:r>
+        <w:t>gostima,</w:t>
+      </w:r>
+      <w:r>
+        <w:t xml:space="preserve"> </w:t>
+      </w:r>
+      <w:r>
+        <w:t>kao što su osobni podaci</w:t>
+      </w:r>
+      <w:r>
+        <w:t xml:space="preserve"> i služben</w:t>
+      </w:r>
+      <w:r>
+        <w:t xml:space="preserve">i </w:t>
+      </w:r>
+      <w:r>
+        <w:t>identifikacijsk</w:t>
+      </w:r>
+      <w:r>
+        <w:t>i</w:t>
+      </w:r>
+      <w:r>
+        <w:t xml:space="preserve"> poda</w:t>
+      </w:r>
+      <w:r>
+        <w:t>ci</w:t>
+      </w:r>
+      <w:r>
+        <w:t>.</w:t>
       </w:r>
     </w:p>
     <w:p>
@@ -4943,7 +5060,13 @@
         </w:numPr>
       </w:pPr>
       <w:r>
-        <w:t>Praćenje boravka: Bilježenje informacija o dolascima, odlascima i specifičnim zahtjevima gostiju pomaže u pružanju bolje usluge i upravljanju njihovim iskustvom u hotelu.</w:t>
+        <w:rPr>
+          <w:b/>
+        </w:rPr>
+        <w:t>Praćenje boravka:</w:t>
+      </w:r>
+      <w:r>
+        <w:t xml:space="preserve"> Bilježenje informacija o dolascima, odlascima i specifičnim zahtjevima gostiju pomaže u pružanju bolje usluge i upravljanju njihovim iskustvom u hotelu.</w:t>
       </w:r>
     </w:p>
     <w:p>
@@ -4978,7 +5101,6 @@
         <w:rPr>
           <w:b/>
         </w:rPr>
-        <w:lastRenderedPageBreak/>
         <w:t>Upravljanje sobama</w:t>
       </w:r>
       <w:r>
@@ -4994,7 +5116,13 @@
         </w:numPr>
       </w:pPr>
       <w:r>
-        <w:t>Unos i ažuriranje podataka o sobama: Dodavanje novih soba, ažuriranje informacija o postojećim sobama i praćenje njihovih statusa.</w:t>
+        <w:rPr>
+          <w:b/>
+        </w:rPr>
+        <w:t>Unos i ažuriranje podataka o sobama:</w:t>
+      </w:r>
+      <w:r>
+        <w:t xml:space="preserve"> Dodavanje novih soba, ažuriranje informacija o postojećim sobama i praćenje njihovih statusa.</w:t>
       </w:r>
     </w:p>
     <w:p>
@@ -5006,7 +5134,13 @@
         </w:numPr>
       </w:pPr>
       <w:r>
-        <w:t>Praćenje dostupnosti soba: Praćenje zauzetosti soba i usklađivanje sa rezervacijama kako bi se osigurala optimalna iskorištenost kapaciteta hotela.</w:t>
+        <w:rPr>
+          <w:b/>
+        </w:rPr>
+        <w:t>Praćenje dostupnosti soba:</w:t>
+      </w:r>
+      <w:r>
+        <w:t xml:space="preserve"> Praćenje zauzetosti soba i usklađivanje sa rezervacijama kako bi se osigurala optimalna iskorištenost kapaciteta hotela.</w:t>
       </w:r>
     </w:p>
     <w:p>
@@ -5014,7 +5148,7 @@
         <w:pStyle w:val="Heading2"/>
       </w:pPr>
       <w:bookmarkStart w:id="3" w:name="_Ref176086038"/>
-      <w:bookmarkStart w:id="4" w:name="_Toc176203451"/>
+      <w:bookmarkStart w:id="4" w:name="_Toc176299291"/>
       <w:r>
         <w:t>Glavni dijelovi aplikacij</w:t>
       </w:r>
@@ -5052,45 +5186,13 @@
         <w:tab/>
       </w:r>
       <w:r>
-        <w:rPr>
-          <w:rFonts w:eastAsia="Times New Roman"/>
-          <w:bCs/>
-          <w:lang w:eastAsia="hr-HR"/>
-        </w:rPr>
-        <w:t xml:space="preserve">Funkcionalnosti aplikacije su podijeljene u </w:t>
-      </w:r>
-      <w:r>
-        <w:rPr>
-          <w:rFonts w:eastAsia="Times New Roman"/>
-          <w:b/>
-          <w:bCs/>
-          <w:lang w:eastAsia="hr-HR"/>
-        </w:rPr>
-        <w:t>četiri vrste formi</w:t>
-      </w:r>
-      <w:r>
-        <w:rPr>
-          <w:rFonts w:eastAsia="Times New Roman"/>
-          <w:bCs/>
-          <w:lang w:eastAsia="hr-HR"/>
-        </w:rPr>
-        <w:t>, koje su strukturirane kako bi omogućile učinkovit pristup svim ključni</w:t>
-      </w:r>
-      <w:r>
-        <w:rPr>
-          <w:rFonts w:eastAsia="Times New Roman"/>
-          <w:bCs/>
-          <w:lang w:eastAsia="hr-HR"/>
-        </w:rPr>
-        <w:t>m</w:t>
-      </w:r>
-      <w:r>
-        <w:rPr>
-          <w:rFonts w:eastAsia="Times New Roman"/>
-          <w:bCs/>
-          <w:lang w:eastAsia="hr-HR"/>
-        </w:rPr>
-        <w:t xml:space="preserve"> aspektima upravljanja hotelom:</w:t>
+        <w:t xml:space="preserve">Sve funkcionalnosti aplikacije mogu se prikazati kroz četiri </w:t>
+      </w:r>
+      <w:r>
+        <w:t>vrste formi</w:t>
+      </w:r>
+      <w:r>
+        <w:t>:</w:t>
       </w:r>
     </w:p>
     <w:p>
@@ -5131,7 +5233,13 @@
         </w:rPr>
       </w:pPr>
       <w:r>
-        <w:t>Prva forma koju korisnici susreću prilikom pokretanja aplikacije. Omogućuje korisnicima prijavu u sustav pomoću vjerodajnica, čime se osigurava pristup svim funkcionalnostima aplikacije.</w:t>
+        <w:t>Ovo je prva</w:t>
+      </w:r>
+      <w:r>
+        <w:t xml:space="preserve"> forma koju korisnik vidi</w:t>
+      </w:r>
+      <w:r>
+        <w:t xml:space="preserve"> prilikom pokretanja aplikacije. Omogućuje korisnicima prijavu u sustav pomoću vjerodajnica, čime se osigurava pristup svim funkcionalnostima aplikacije.</w:t>
       </w:r>
     </w:p>
     <w:p>
@@ -5155,7 +5263,26 @@
           <w:bCs/>
           <w:lang w:eastAsia="hr-HR"/>
         </w:rPr>
-        <w:t>Glavna forma - „Dashboard“</w:t>
+        <w:t>Glavna forma – „</w:t>
+      </w:r>
+      <w:r>
+        <w:rPr>
+          <w:rFonts w:eastAsia="Times New Roman"/>
+          <w:b/>
+          <w:bCs/>
+          <w:i/>
+          <w:lang w:eastAsia="hr-HR"/>
+        </w:rPr>
+        <w:t>Dashboard</w:t>
+      </w:r>
+      <w:r>
+        <w:rPr>
+          <w:rFonts w:eastAsia="Times New Roman"/>
+          <w:b/>
+          <w:bCs/>
+          <w:lang w:eastAsia="hr-HR"/>
+        </w:rPr>
+        <w:t>“</w:t>
       </w:r>
     </w:p>
     <w:p>
@@ -5173,7 +5300,10 @@
         </w:rPr>
       </w:pPr>
       <w:r>
-        <w:t>Nakon prijave, korisnici ulaze u glavnu formu koja služi kao središnje sučelje. Ova forma pruža pregled svih dostupnih funkcionalnosti i omogućuje navigaciju do specifičnih područja aplikacije.</w:t>
+        <w:t>Nakon prijave, korisnik ulazi</w:t>
+      </w:r>
+      <w:r>
+        <w:t xml:space="preserve"> u glavnu formu koja služi kao središnje sučelje. Ova forma pruža pregled svih dostupnih funkcionalnosti i omogućuje navigaciju do specifičnih područja aplikacije.</w:t>
       </w:r>
     </w:p>
     <w:p>
@@ -5199,6 +5329,15 @@
         </w:rPr>
         <w:t>Podforme za specifične funkcionalnost</w:t>
       </w:r>
+      <w:r>
+        <w:rPr>
+          <w:rFonts w:eastAsia="Times New Roman"/>
+          <w:b/>
+          <w:bCs/>
+          <w:lang w:eastAsia="hr-HR"/>
+        </w:rPr>
+        <w:t>i</w:t>
+      </w:r>
     </w:p>
     <w:p>
       <w:pPr>
@@ -5215,7 +5354,13 @@
         </w:rPr>
       </w:pPr>
       <w:r>
-        <w:t>Ovisno o odabiru iz glavne forme, otvaraju se podforme za različite funkcionalnosti. Ove podforme omogućuju korisnicima da upravljaju rezervacijama, gostima i sobama, te obavljaju specifične zadatke unutar tih područja.</w:t>
+        <w:t>Ovisno o odabiru iz glavne forme, otvaraju se podforme za različite funkcionalnosti. Ove podforme omogućuju korisni</w:t>
+      </w:r>
+      <w:r>
+        <w:t xml:space="preserve">ku da upravlja </w:t>
+      </w:r>
+      <w:r>
+        <w:t>rezervacijama, gostima i sobama, te obavlja specifične zadatke unutar tih područja.</w:t>
       </w:r>
     </w:p>
     <w:p>
@@ -5257,19 +5402,22 @@
         </w:rPr>
       </w:pPr>
       <w:r>
-        <w:t xml:space="preserve">Unutar podformi, postoje manje forme koje omogućuju CRUD operacije (kreiranje, čitanje, ažuriranje, brisanje) nad određenim klasama ili tablicama u </w:t>
-      </w:r>
+        <w:t>Unutar podformi, postoje manje forme koje omogućuju CRUD operacije (kreiranje, čitanje, ažur</w:t>
+      </w:r>
+      <w:r>
+        <w:t xml:space="preserve">iranje, brisanje) nad određenim </w:t>
+      </w:r>
+      <w:r>
+        <w:t>tablicama u bazi podataka.</w:t>
+      </w:r>
+    </w:p>
+    <w:p>
+      <w:pPr>
+        <w:pStyle w:val="Heading2"/>
+      </w:pPr>
+      <w:bookmarkStart w:id="5" w:name="_Toc176299292"/>
       <w:r>
         <w:lastRenderedPageBreak/>
-        <w:t>bazi podataka. Ove male forme omogućuju detaljno upravljanje podacima i njihovim statusima.</w:t>
-      </w:r>
-    </w:p>
-    <w:p>
-      <w:pPr>
-        <w:pStyle w:val="Heading2"/>
-      </w:pPr>
-      <w:bookmarkStart w:id="5" w:name="_Toc176203452"/>
-      <w:r>
         <w:t>Dizajn korisničkog sučelja</w:t>
       </w:r>
       <w:bookmarkEnd w:id="5"/>
@@ -5287,7 +5435,19 @@
         <w:rPr>
           <w:i/>
         </w:rPr>
-        <w:t>WinForms</w:t>
+        <w:t>Win</w:t>
+      </w:r>
+      <w:r>
+        <w:rPr>
+          <w:i/>
+        </w:rPr>
+        <w:t xml:space="preserve">dows </w:t>
+      </w:r>
+      <w:r>
+        <w:rPr>
+          <w:i/>
+        </w:rPr>
+        <w:t>Forms</w:t>
       </w:r>
       <w:r>
         <w:t xml:space="preserve"> tehnologiji, koja pruža jednostavan i učinkovit način za izgradnju </w:t>
@@ -5299,7 +5459,13 @@
         <w:t>desktop</w:t>
       </w:r>
       <w:r>
-        <w:t xml:space="preserve"> aplikacija s grafičkim korisničkim sučeljem. Ključne karakteristike dizajna uključuju</w:t>
+        <w:t xml:space="preserve"> aplikacija s grafičkim korisničkim sučeljem. </w:t>
+      </w:r>
+      <w:r>
+        <w:t>Bitne karakteristike</w:t>
+      </w:r>
+      <w:r>
+        <w:t xml:space="preserve"> dizajna uključuju</w:t>
       </w:r>
       <w:r>
         <w:t xml:space="preserve"> </w:t>
@@ -5345,7 +5511,7 @@
       <w:pPr>
         <w:pStyle w:val="Heading2"/>
       </w:pPr>
-      <w:bookmarkStart w:id="6" w:name="_Toc176203453"/>
+      <w:bookmarkStart w:id="6" w:name="_Toc176299293"/>
       <w:r>
         <w:t>Plan razvoja</w:t>
       </w:r>
@@ -5356,7 +5522,19 @@
         <w:ind w:firstLine="567"/>
       </w:pPr>
       <w:r>
-        <w:t>Razvoj aplikacije pristupio je postepeno kako bi se osigurala ispravnost i učinkovitost svih ključnih funkcionalnosti. Krenulo se od osnovnih elemenata potrebnih za cjelokupno funkcioniranje aplikacije, s naglaskom na postupno dodavanje složenijih komponenti.</w:t>
+        <w:t>Razvoj aplikacije</w:t>
+      </w:r>
+      <w:r>
+        <w:t xml:space="preserve"> krenio </w:t>
+      </w:r>
+      <w:r>
+        <w:t xml:space="preserve"> je postepeno kako bi se osigurala</w:t>
+      </w:r>
+      <w:r>
+        <w:t xml:space="preserve"> ispravnost i učinkovitost svih</w:t>
+      </w:r>
+      <w:r>
+        <w:t xml:space="preserve"> funkcionalnosti. Krenulo se od osnovnih elemenata potrebnih za cjelokupno funkcioniranje aplikacije, s naglaskom na postupno dodavanje složenijih komponenti.</w:t>
       </w:r>
     </w:p>
     <w:p>
@@ -5376,7 +5554,28 @@
         <w:t xml:space="preserve"> upravljanje sobama</w:t>
       </w:r>
       <w:r>
-        <w:t>, kao što su informacije o tipovima soba, njihovim karakteristikama i cijenama. Ove komponente omogućuju pravilno pohranjivanje i upravljanje ključnim podacima.</w:t>
+        <w:t xml:space="preserve">, kao što su informacije o tipovima soba, njihovim karakteristikama i cijenama. Ove komponente omogućuju pravilno pohranjivanje </w:t>
+      </w:r>
+      <w:r>
+        <w:t xml:space="preserve">soba i podataka vezanih za </w:t>
+      </w:r>
+      <w:r>
+        <w:t xml:space="preserve">njih </w:t>
+      </w:r>
+      <w:r>
+        <w:t xml:space="preserve">kao što su dodaci u sobi, </w:t>
+      </w:r>
+      <w:r>
+        <w:t xml:space="preserve">tipovi soba koje mogu postojati te </w:t>
+      </w:r>
+      <w:r>
+        <w:t xml:space="preserve"> kat na kojem se nalazi </w:t>
+      </w:r>
+      <w:r>
+        <w:t>soba</w:t>
+      </w:r>
+      <w:r>
+        <w:t>.</w:t>
       </w:r>
     </w:p>
     <w:p>
@@ -5396,12 +5595,21 @@
         <w:t>upravljanje gostima</w:t>
       </w:r>
       <w:r>
-        <w:t>. Ova faza obuhvatila je implementaciju sustava za unos i ažuriranje informacija o gostima, uključujući njihove kontaktne podatke i preferencije.</w:t>
-      </w:r>
-    </w:p>
-    <w:p>
-      <w:r>
-        <w:t xml:space="preserve">S razvojem funkcionalnosti za sobe i goste, sljedeći korak bio je integracija </w:t>
+        <w:t xml:space="preserve">. Ova faza obuhvatila je implementaciju sustava za unos i ažuriranje informacija o gostima, uključujući njihove </w:t>
+      </w:r>
+      <w:r>
+        <w:t>osobne i službene identifikacijske podatke</w:t>
+      </w:r>
+      <w:r>
+        <w:t>.</w:t>
+      </w:r>
+    </w:p>
+    <w:p>
+      <w:r>
+        <w:t xml:space="preserve">S razvojem funkcionalnosti za sobe i goste, sljedeći korak bio je </w:t>
+      </w:r>
+      <w:r>
+        <w:t xml:space="preserve">kreiranje </w:t>
       </w:r>
       <w:r>
         <w:t>funkcionalnosti rezervacija</w:t>
@@ -5421,19 +5629,10 @@
     </w:p>
     <w:p/>
     <w:p>
-      <w:r>
-        <w:lastRenderedPageBreak/>
-        <w:t>Svaka faza razvoja testirana je kako bi se osigurala ispravnost i učinkovitost aplikacije. Ovaj strukturirani pristup omogućuje postupno dodavanje složenijih funkcionalnosti, čime se osigurava kvalitetno i funkcionalno r</w:t>
-      </w:r>
-      <w:r>
-        <w:t>ješenje za upravljanje hotelom.</w:t>
-      </w:r>
-    </w:p>
-    <w:p>
       <w:pPr>
         <w:pStyle w:val="Heading1"/>
       </w:pPr>
-      <w:bookmarkStart w:id="7" w:name="_Toc176203454"/>
+      <w:bookmarkStart w:id="7" w:name="_Toc176299294"/>
       <w:r>
         <w:lastRenderedPageBreak/>
         <w:t>ZAHTJEVI APLIKACIJE</w:t>
@@ -5444,7 +5643,7 @@
       <w:pPr>
         <w:pStyle w:val="Heading2"/>
       </w:pPr>
-      <w:bookmarkStart w:id="8" w:name="_Toc176203455"/>
+      <w:bookmarkStart w:id="8" w:name="_Toc176299295"/>
       <w:r>
         <w:t>Funkcionalni zahtjevi</w:t>
       </w:r>
@@ -5457,7 +5656,31 @@
         <w:jc w:val="left"/>
       </w:pPr>
       <w:r>
-        <w:t>U hotelskom poslovanju, funkcionalni zahtjevi su važni za učinkovito upravljanje hotelom i pružanje dobre usluge gostima. Ovi zahtjevi se mogu podijeliti u dvije glavne skupine:</w:t>
+        <w:t xml:space="preserve">Bitno je definirati funkcionalne zahtjeve kako bi se jasno </w:t>
+      </w:r>
+      <w:r>
+        <w:t xml:space="preserve">definiralo </w:t>
+      </w:r>
+      <w:r>
+        <w:t>što gosti očekuju od hotela i kako bi se osigurala visoka razina usluge. U hotelskom poslovanju, ovi zahtjevi pomažu u utvrđivanju standarda potrebnih za zadovoljavanje očekivanja gostiju. Funkcionalni zahtjevi</w:t>
+      </w:r>
+      <w:r>
+        <w:t>,</w:t>
+      </w:r>
+      <w:r>
+        <w:t xml:space="preserve"> </w:t>
+      </w:r>
+      <w:r>
+        <w:t xml:space="preserve">aplikacije za hotelsko poslovanje, </w:t>
+      </w:r>
+      <w:r>
+        <w:t xml:space="preserve">se mogu klasificirati </w:t>
+      </w:r>
+      <w:r>
+        <w:t>u dvije glavne skupine, ovisno na koji dio poslovanja hotela se fokusiraju</w:t>
+      </w:r>
+      <w:r>
+        <w:t>:</w:t>
       </w:r>
     </w:p>
     <w:p>
@@ -5468,7 +5691,7 @@
           <w:b w:val="0"/>
         </w:rPr>
       </w:pPr>
-      <w:bookmarkStart w:id="9" w:name="_Toc176203456"/>
+      <w:bookmarkStart w:id="9" w:name="_Toc176299296"/>
       <w:r>
         <w:rPr>
           <w:rStyle w:val="Strong"/>
@@ -5498,7 +5721,19 @@
         </w:numPr>
       </w:pPr>
       <w:r>
-        <w:t>Upravljanje sobama: Ova funkcionalnost omogućava unos i ažuriranje informacija o sobama, uključujući vrste soba, njihovu dostupnost i opremu. Pomaže u praćenju stanja soba i pripremi za goste, osiguravajući da svaka soba bude pravilno postavljena i spremna za korištenje.</w:t>
+        <w:rPr>
+          <w:b/>
+        </w:rPr>
+        <w:t xml:space="preserve">Upravljanje sobama: </w:t>
+      </w:r>
+      <w:r>
+        <w:t xml:space="preserve">Ova funkcionalnost omogućava unos i ažuriranje informacija o sobama, uključujući vrste soba, njihovu dostupnost i </w:t>
+      </w:r>
+      <w:r>
+        <w:t>dodatke</w:t>
+      </w:r>
+      <w:r>
+        <w:t>. Pomaže u praćenju stanja soba i pripremi za goste, osiguravajući da svaka soba bude pravilno postavljena i spremna za korištenje.</w:t>
       </w:r>
     </w:p>
     <w:p>
@@ -5522,14 +5757,10 @@
       <w:r>
         <w:rPr>
           <w:rStyle w:val="Strong"/>
-          <w:b w:val="0"/>
         </w:rPr>
         <w:t>Upravljanje tipovima soba</w:t>
       </w:r>
       <w:r>
-        <w:rPr>
-          <w:b/>
-        </w:rPr>
         <w:t>:</w:t>
       </w:r>
       <w:r>
@@ -5557,18 +5788,14 @@
       <w:r>
         <w:rPr>
           <w:rStyle w:val="Strong"/>
-          <w:b w:val="0"/>
         </w:rPr>
         <w:t>Upravljanje dodacima u sobama i dodatnim uslugama</w:t>
       </w:r>
       <w:r>
-        <w:rPr>
-          <w:b/>
-        </w:rPr>
-        <w:t>:</w:t>
-      </w:r>
-      <w:r>
-        <w:t xml:space="preserve"> Omogućava unos i ažuriranje informacija o dodatnim sadržajima u sobama, kao što su minibar, Wi-Fi, televizija, te dodatnim uslugama kao što su pranje rublja ili spa usluge. Pomaže u pružanju sveobuhvatne ponude usluga i dodataka koji povećavaju udobnost gostiju.</w:t>
+        <w:t xml:space="preserve">: </w:t>
+      </w:r>
+      <w:r>
+        <w:t>Omogućava unos i ažuriranje informacija o dodatnim sadržajima u sobama, kao što su minibar, Wi-Fi, televizija, te dodatnim uslugama kao što su pranje rublja ili spa usluge. Pomaže u pružanju sveobuhvatne ponude usluga i dodataka koji povećavaju udobnost gostiju.</w:t>
       </w:r>
     </w:p>
     <w:p>
@@ -5590,7 +5817,16 @@
         </w:numPr>
       </w:pPr>
       <w:r>
-        <w:t>Upravljanje katovima: Pruža mogućnost vođenja evidencije o različitim katovima u hotelu te povezivanje soba s određenim katovima. Ova funkcionalnost pomaže u boljoj organizaciji prostora i rasporedu soba, čime se poboljšava funkcionalnost hotela.</w:t>
+        <w:rPr>
+          <w:b/>
+        </w:rPr>
+        <w:t>Upravljanje katovima:</w:t>
+      </w:r>
+      <w:r>
+        <w:t xml:space="preserve"> Pruža mogućnost vođenja evidencije o različitim katovima u hotelu te povezivanje soba s određenim katovima. Ova funkcionalnost pomaže u boljoj organizaciji prostora i rasporedu soba</w:t>
+      </w:r>
+      <w:r>
+        <w:t>.</w:t>
       </w:r>
     </w:p>
     <w:p>
@@ -5617,18 +5853,72 @@
       <w:r>
         <w:rPr>
           <w:rStyle w:val="Strong"/>
-          <w:b w:val="0"/>
-        </w:rPr>
+        </w:rPr>
+        <w:lastRenderedPageBreak/>
         <w:t>Prilagodba cijena</w:t>
       </w:r>
       <w:r>
+        <w:t>:</w:t>
+      </w:r>
+      <w:r>
+        <w:t xml:space="preserve"> Omogućava prilagodbu cijena soba prema sezoni, praznicima i drugim faktorima. Pomaže u optimizaciji prihoda hotela i prilagodbi cjenovne politike u skladu s tržišnim uvjetima.</w:t>
+      </w:r>
+    </w:p>
+    <w:p>
+      <w:pPr>
+        <w:pStyle w:val="Heading3"/>
+      </w:pPr>
+      <w:bookmarkStart w:id="10" w:name="_Toc176299297"/>
+      <w:r>
+        <w:t>Rezervacije i poslovanje hotela</w:t>
+      </w:r>
+      <w:bookmarkEnd w:id="10"/>
+    </w:p>
+    <w:p>
+      <w:pPr>
+        <w:ind w:firstLine="360"/>
+      </w:pPr>
+      <w:r>
+        <w:t xml:space="preserve">Ova skupina funkcionalnih zahtjeva odnosi se na procese svakodnevnog poslovanja hotela, koji uključuju upravljanje gostima, kreiranje i praćenje rezervacija te osiguravanje </w:t>
+      </w:r>
+      <w:r>
+        <w:t>jednostavn</w:t>
+      </w:r>
+      <w:r>
+        <w:t xml:space="preserve">e prijave </w:t>
+      </w:r>
+      <w:r>
+        <w:t xml:space="preserve">i odjave gostiju. Učinkovito upravljanje ovim </w:t>
+      </w:r>
+      <w:r>
+        <w:t>operacijama</w:t>
+      </w:r>
+      <w:r>
+        <w:t xml:space="preserve"> poslovanja osigurava visoku kvalitetu usluge i</w:t>
+      </w:r>
+      <w:r>
+        <w:t xml:space="preserve"> na kraju i</w:t>
+      </w:r>
+      <w:r>
+        <w:t xml:space="preserve"> zadovoljstvo gostiju.</w:t>
+      </w:r>
+    </w:p>
+    <w:p>
+      <w:pPr>
+        <w:pStyle w:val="ListParagraph"/>
+        <w:numPr>
+          <w:ilvl w:val="0"/>
+          <w:numId w:val="16"/>
+        </w:numPr>
+      </w:pPr>
+      <w:r>
         <w:rPr>
           <w:b/>
         </w:rPr>
-        <w:t>:</w:t>
-      </w:r>
-      <w:r>
-        <w:t xml:space="preserve"> Omogućava prilagodbu cijena soba prema sezoni, praznicima i drugim faktorima. Pomaže u optimizaciji prihoda hotela i prilagodbi cjenovne politike u skladu s tržišnim uvjetima.</w:t>
+        <w:t>Upravljanje gostima</w:t>
+      </w:r>
+      <w:r>
+        <w:t xml:space="preserve"> - Ova funkcionalnost omogućuje unos i ažuriranje podataka o gostima. To uključuje i evidenciju o povijesti boravka gostiju, što pomaže u pružanju personalizirane usluge i poboljšanju iskustva gostiju tijekom njihovog boravka.</w:t>
       </w:r>
     </w:p>
     <w:p>
@@ -5643,42 +5933,6 @@
     </w:p>
     <w:p>
       <w:pPr>
-        <w:pStyle w:val="Heading3"/>
-      </w:pPr>
-      <w:bookmarkStart w:id="10" w:name="_Toc176203457"/>
-      <w:r>
-        <w:t>Rezervacije i poslovanje hotela</w:t>
-      </w:r>
-      <w:bookmarkEnd w:id="10"/>
-    </w:p>
-    <w:p>
-      <w:pPr>
-        <w:ind w:firstLine="360"/>
-      </w:pPr>
-      <w:r>
-        <w:t xml:space="preserve">Ova skupina funkcionalnih zahtjeva odnosi se na procese svakodnevnog poslovanja hotela, koji uključuju upravljanje gostima, kreiranje i praćenje rezervacija te osiguravanje </w:t>
-      </w:r>
-      <w:r>
-        <w:t>jednostavnog</w:t>
-      </w:r>
-      <w:r>
-        <w:t xml:space="preserve"> prijema i odjave gostiju. Učinkovito upravljanje ovim </w:t>
-      </w:r>
-      <w:r>
-        <w:t>operacijama</w:t>
-      </w:r>
-      <w:r>
-        <w:t xml:space="preserve"> poslovanja osigurava visoku kvalitetu usluge i</w:t>
-      </w:r>
-      <w:r>
-        <w:t xml:space="preserve"> na kraju i</w:t>
-      </w:r>
-      <w:r>
-        <w:t xml:space="preserve"> zadovoljstvo gostiju.</w:t>
-      </w:r>
-    </w:p>
-    <w:p>
-      <w:pPr>
         <w:pStyle w:val="ListParagraph"/>
         <w:numPr>
           <w:ilvl w:val="0"/>
@@ -5689,10 +5943,16 @@
         <w:rPr>
           <w:b/>
         </w:rPr>
-        <w:t>Upravljanje gostima</w:t>
-      </w:r>
-      <w:r>
-        <w:t xml:space="preserve"> - Ova funkcionalnost omogućuje unos i ažuriranje podataka o gostima, kao što su imena, kontakt informacije i specifične preferencije. To uključuje i evidenciju o povijesti boravka gostiju, što pomaže u pružanju personalizirane usluge i poboljšanju iskustva gostiju tijekom njihovog boravka.</w:t>
+        <w:t>Upravljanje rezervacijama</w:t>
+      </w:r>
+      <w:r>
+        <w:t xml:space="preserve"> - Ova funkcionalnost omogućuje kreiranje</w:t>
+      </w:r>
+      <w:r>
+        <w:t xml:space="preserve"> i </w:t>
+      </w:r>
+      <w:r>
+        <w:t>pregled rezervacija. Također uključuje praćenje statusa rezervacija, od inicijalne prijave do završetka boravka, čime se osigurava optimalna popunjenost soba i učinkovito planiranje hotelskih resursa.</w:t>
       </w:r>
     </w:p>
     <w:p>
@@ -5717,10 +5977,25 @@
         <w:rPr>
           <w:b/>
         </w:rPr>
-        <w:t>Upravljanje rezervacijama</w:t>
-      </w:r>
-      <w:r>
-        <w:t xml:space="preserve"> - Ova funkcionalnost omogućuje kreiranje, ažuriranje, pregled i otkazivanje rezervacija u skladu s potrebama gostiju. Također uključuje praćenje statusa rezervacija, od inicijalne prijave do završetka boravka, čime se osigurava optimalna popunjenost soba i učinkovito planiranje hotelskih resursa.</w:t>
+        <w:t>Identifikacija gostiju</w:t>
+      </w:r>
+      <w:r>
+        <w:t xml:space="preserve"> </w:t>
+      </w:r>
+      <w:r>
+        <w:t xml:space="preserve">– </w:t>
+      </w:r>
+      <w:r>
+        <w:t xml:space="preserve">Proces identifikacije gosta provodi se prilikom </w:t>
+      </w:r>
+      <w:r>
+        <w:rPr>
+          <w:i/>
+        </w:rPr>
+        <w:t>check-ina</w:t>
+      </w:r>
+      <w:r>
+        <w:t xml:space="preserve"> u hotel. Zaposlenik prikuplja osobne podatke gosta i unosi ih u sustav.</w:t>
       </w:r>
     </w:p>
     <w:p>
@@ -5744,34 +6019,7 @@
       <w:r>
         <w:rPr>
           <w:b/>
-        </w:rPr>
-        <w:t>Identifikacija gostiju</w:t>
-      </w:r>
-      <w:r>
-        <w:t xml:space="preserve"> - Ova funkcionalnost omogućuje kreiranje, ažuriranje, pregled i otkazivanje rezervacija u skladu s potrebama gostiju. Također uključuje praćenje statusa rezervacija, od inicijalne prijave do završetka boravka, čime se osigurava optimalna popunjenost soba i učinkovito planiranje hotelskih resursa.</w:t>
-      </w:r>
-    </w:p>
-    <w:p>
-      <w:pPr>
-        <w:pStyle w:val="ListParagraph"/>
-        <w:numPr>
-          <w:ilvl w:val="0"/>
-          <w:numId w:val="0"/>
-        </w:numPr>
-        <w:ind w:left="720"/>
-      </w:pPr>
-    </w:p>
-    <w:p>
-      <w:pPr>
-        <w:pStyle w:val="ListParagraph"/>
-        <w:numPr>
-          <w:ilvl w:val="0"/>
-          <w:numId w:val="16"/>
-        </w:numPr>
-      </w:pPr>
-      <w:r>
-        <w:rPr>
-          <w:b/>
+          <w:i/>
         </w:rPr>
         <w:t>Check-in / check-out</w:t>
       </w:r>
@@ -5909,11 +6157,16 @@
         <w:t xml:space="preserve"> </w:t>
       </w:r>
       <w:r>
-        <w:t>– Funkcionalnosti aplikacije za hotelski menadžment</w:t>
+        <w:t xml:space="preserve">– Funkcionalni zahtjevi </w:t>
+      </w:r>
+      <w:r>
+        <w:t xml:space="preserve"> aplikacije za </w:t>
       </w:r>
       <w:bookmarkEnd w:id="12"/>
-    </w:p>
-    <w:p/>
+      <w:r>
+        <w:t>upravljanje hotelskim poslovanjem</w:t>
+      </w:r>
+    </w:p>
     <w:p>
       <w:pPr>
         <w:pStyle w:val="Heading2"/>
@@ -5922,7 +6175,7 @@
           <w:numId w:val="17"/>
         </w:numPr>
       </w:pPr>
-      <w:bookmarkStart w:id="13" w:name="_Toc176203458"/>
+      <w:bookmarkStart w:id="13" w:name="_Toc176299298"/>
       <w:r>
         <w:t>Nefunkcionalni zahtjevi</w:t>
       </w:r>
@@ -5934,7 +6187,19 @@
         <w:ind w:firstLine="432"/>
       </w:pPr>
       <w:r>
-        <w:t>Nefunkcionalni zahtjevi osiguravaju da aplikacija radi pouzdano, sigurno i učinkovito, čak i u različitim uvjetima i s različitim uređajima. Iako nisu direktno povezani s funkcionalnostima aplikacije, ova ograničenja su ključna za kvalitetno korisničko iskustvo. Ograničenja koja se odnose na rad Hotel aplikacije</w:t>
+        <w:t xml:space="preserve">Nefunkcionalni zahtjevi osiguravaju da aplikacija radi pouzdano, sigurno i učinkovito, čak i u različitim uvjetima i s različitim uređajima. Iako nisu direktno povezani s funkcionalnostima aplikacije, ova ograničenja su </w:t>
+      </w:r>
+      <w:r>
+        <w:t>vrlo bitna</w:t>
+      </w:r>
+      <w:r>
+        <w:t xml:space="preserve"> za </w:t>
+      </w:r>
+      <w:r>
+        <w:t>dobro</w:t>
+      </w:r>
+      <w:r>
+        <w:t xml:space="preserve"> korisničko iskustvo. Ograničenja koja se odnose na rad Hotel aplikacije</w:t>
       </w:r>
       <w:r>
         <w:t xml:space="preserve"> :</w:t>
@@ -5956,7 +6221,13 @@
         <w:t>Sigurnost pristupa:</w:t>
       </w:r>
       <w:r>
-        <w:t xml:space="preserve"> Sigurnosne mjere, poput lozinki i enkripcije podataka, moraju spriječiti neovlašteni pristup podacima gostiju i rezervacija. Sesijski kolačići se koriste za autentifikaciju korisnika, s ograničenim trajanjem sesije kako bi se povećala sigurnost.</w:t>
+        <w:t xml:space="preserve"> </w:t>
+      </w:r>
+      <w:r>
+        <w:t xml:space="preserve">Aplikacija mora implementirati </w:t>
+      </w:r>
+      <w:r>
+        <w:t>sigurnosne mjere, kao što su autentifikacija korisnika putem lozinki i enkripcija podataka, kako bi se spriječio neovlašteni pristup osjetljivim informacijama o gostima i rezervacijama.</w:t>
       </w:r>
     </w:p>
     <w:p>
@@ -5975,7 +6246,10 @@
         <w:t>Prilagodljivost</w:t>
       </w:r>
       <w:r>
-        <w:t>: Aplikacija mora omogućiti lako dodavanje novih funkcija i prilagodbu postojećih bez većih promjena.</w:t>
+        <w:t xml:space="preserve">: </w:t>
+      </w:r>
+      <w:r>
+        <w:t>Sustav treba biti dizajniran tako da omogućava jednostavno dodavanje novih funkcionalnosti i prilagodbu postojećih bez potrebe za velikim promjenama u osnovnoj strukturi aplikacije.</w:t>
       </w:r>
     </w:p>
     <w:p>
@@ -5994,7 +6268,16 @@
         <w:t>Jednostavnost korištenja</w:t>
       </w:r>
       <w:r>
-        <w:t>: Korisničko sučelje mora biti jednostavno za razumijevanje i korištenje, čak i za korisnike s manje tehničkog znanja.</w:t>
+        <w:t xml:space="preserve">: </w:t>
+      </w:r>
+      <w:r>
+        <w:t xml:space="preserve">Korisničko sučelje mora biti intuitivno i lako razumljivo, tako da i korisnici s osnovnim znanjem </w:t>
+      </w:r>
+      <w:r>
+        <w:t xml:space="preserve">o računalima </w:t>
+      </w:r>
+      <w:r>
+        <w:t>mogu koristiti aplikaciju bez poteškoća.</w:t>
       </w:r>
     </w:p>
     <w:p>
@@ -6015,7 +6298,13 @@
         <w:t>Performanse aplikacije</w:t>
       </w:r>
       <w:r>
-        <w:t>: Aplikacija mora brzo i učinkovito izvršavati sve zadatke, bez obzira na količinu podataka, kako bi korisničko iskustvo bilo glatko i bez zastoja.</w:t>
+        <w:t xml:space="preserve">: </w:t>
+      </w:r>
+      <w:r>
+        <w:t>Aplikacija mora biti optimizirana za brzo i učinkovito izvođenje svih zadataka, neovisno o količini podataka, kako bi se osiguralo glatko i neprekidno korisničko iskustvo.</w:t>
+      </w:r>
+      <w:r>
+        <w:t xml:space="preserve"> </w:t>
       </w:r>
     </w:p>
     <w:p>
@@ -6023,7 +6312,7 @@
         <w:pStyle w:val="Heading1"/>
         <w:jc w:val="left"/>
       </w:pPr>
-      <w:bookmarkStart w:id="14" w:name="_Toc176203459"/>
+      <w:bookmarkStart w:id="14" w:name="_Toc176299299"/>
       <w:r>
         <w:lastRenderedPageBreak/>
         <w:t>MODELIRANJE SUSTAV</w:t>
@@ -6064,7 +6353,7 @@
       <w:pPr>
         <w:pStyle w:val="Heading2"/>
       </w:pPr>
-      <w:bookmarkStart w:id="15" w:name="_Toc176203460"/>
+      <w:bookmarkStart w:id="15" w:name="_Toc176299300"/>
       <w:r>
         <w:t>Model podataka</w:t>
       </w:r>
@@ -6830,7 +7119,7 @@
       <w:pPr>
         <w:pStyle w:val="Heading2"/>
       </w:pPr>
-      <w:bookmarkStart w:id="19" w:name="_Toc176203461"/>
+      <w:bookmarkStart w:id="19" w:name="_Toc176299301"/>
       <w:r>
         <w:rPr>
           <w:i/>
@@ -7061,7 +7350,7 @@
       <w:pPr>
         <w:pStyle w:val="Heading2"/>
       </w:pPr>
-      <w:bookmarkStart w:id="21" w:name="_Toc176203462"/>
+      <w:bookmarkStart w:id="21" w:name="_Toc176299302"/>
       <w:r>
         <w:rPr>
           <w:i/>
@@ -7520,7 +7809,7 @@
       <w:pPr>
         <w:pStyle w:val="Heading1"/>
       </w:pPr>
-      <w:bookmarkStart w:id="22" w:name="_Toc176203463"/>
+      <w:bookmarkStart w:id="22" w:name="_Toc176299303"/>
       <w:r>
         <w:lastRenderedPageBreak/>
         <w:t>DIZAJN SUSTAVA</w:t>
@@ -7531,7 +7820,7 @@
       <w:pPr>
         <w:pStyle w:val="Heading2"/>
       </w:pPr>
-      <w:bookmarkStart w:id="23" w:name="_Toc176203464"/>
+      <w:bookmarkStart w:id="23" w:name="_Toc176299304"/>
       <w:r>
         <w:t>Dizajn arhitekture sustava</w:t>
       </w:r>
@@ -7822,7 +8111,7 @@
       <w:pPr>
         <w:pStyle w:val="Heading2"/>
       </w:pPr>
-      <w:bookmarkStart w:id="26" w:name="_Toc176203465"/>
+      <w:bookmarkStart w:id="26" w:name="_Toc176299305"/>
       <w:r>
         <w:t>Struktura aplikacije i kod</w:t>
       </w:r>
@@ -9092,7 +9381,7 @@
       <w:pPr>
         <w:pStyle w:val="Heading2"/>
       </w:pPr>
-      <w:bookmarkStart w:id="35" w:name="_Toc176203466"/>
+      <w:bookmarkStart w:id="35" w:name="_Toc176299306"/>
       <w:r>
         <w:t>B</w:t>
       </w:r>
@@ -10148,7 +10437,7 @@
       <w:pPr>
         <w:pStyle w:val="Heading2"/>
       </w:pPr>
-      <w:bookmarkStart w:id="42" w:name="_Toc176203467"/>
+      <w:bookmarkStart w:id="42" w:name="_Toc176299307"/>
       <w:r>
         <w:lastRenderedPageBreak/>
         <w:t>Detaljni prikaz sučelja aplikacije</w:t>
@@ -11125,7 +11414,7 @@
       <w:pPr>
         <w:pStyle w:val="Heading1"/>
       </w:pPr>
-      <w:bookmarkStart w:id="51" w:name="_Toc176203468"/>
+      <w:bookmarkStart w:id="51" w:name="_Toc176299308"/>
       <w:r>
         <w:lastRenderedPageBreak/>
         <w:t>IMPLEMENTACIJA APLIKACIJE</w:t>
@@ -11136,7 +11425,7 @@
       <w:pPr>
         <w:pStyle w:val="Heading2"/>
       </w:pPr>
-      <w:bookmarkStart w:id="52" w:name="_Toc176203469"/>
+      <w:bookmarkStart w:id="52" w:name="_Toc176299309"/>
       <w:r>
         <w:t>Korištene tehnologije</w:t>
       </w:r>
@@ -11146,7 +11435,7 @@
       <w:pPr>
         <w:pStyle w:val="Heading3"/>
       </w:pPr>
-      <w:bookmarkStart w:id="53" w:name="_Toc176203470"/>
+      <w:bookmarkStart w:id="53" w:name="_Toc176299310"/>
       <w:r>
         <w:t>Windows Forms</w:t>
       </w:r>
@@ -11322,10 +11611,7 @@
         <w:ind w:firstLine="708"/>
       </w:pPr>
       <w:r>
-        <w:t>Windows Forms je korišten za izradu korisničkog sučelja aplikacije jer omogućava brzu i jednostavnu izradu sučelja uz minimalan napor. Fokus ovog projekta bio je na manipulaciji podacima i implementaciji poslovne logike, a ne na složenosti samog korisničkog sučelja. Windows Forms se pokazao kao idealan izbor zbog svoje jednostavnosti, kompatibilnosti i mogućnosti brze implementa</w:t>
-      </w:r>
-      <w:r>
-        <w:t>cije potrebnih funkcionalnosti.</w:t>
+        <w:t>Windows Forms je korišten za izradu korisničkog sučelja aplikacije jer omogućava brzu i jednostavnu izradu sučelja uz minimalan napor. Fokus ovog projekta bio je na manipulaciji podacima i implementaciji poslovne logike, a ne na složenosti samog korisničkog sučelja. Windows Forms se pokazao kao idealan izbor zbog svoje jednostavnosti, kompatibilnosti i mogućnosti brze implementacije potrebnih funkcionalnosti.</w:t>
       </w:r>
     </w:p>
     <w:p>
@@ -11351,7 +11637,7 @@
       <w:pPr>
         <w:pStyle w:val="Heading3"/>
       </w:pPr>
-      <w:bookmarkStart w:id="54" w:name="_Toc176203471"/>
+      <w:bookmarkStart w:id="54" w:name="_Toc176299311"/>
       <w:r>
         <w:t>.NET i C#</w:t>
       </w:r>
@@ -11362,10 +11648,7 @@
         <w:ind w:firstLine="708"/>
       </w:pPr>
       <w:r>
-        <w:t>.NET je razvojna platforma koju je razvila tvrtka Microsoft. To je skup alata i okvira koji pomažu programerima da kreiraju različite vrste aplikacija, kao što su desktop aplikacije, web stranice i mobilne aplikacije. Prvi put je predstavljen 2002. godine kao dio .NET Frameworka, a s vre</w:t>
-      </w:r>
-      <w:r>
-        <w:t>menom je proširen i unaprijeđen.</w:t>
+        <w:t>.NET je razvojna platforma koju je razvila tvrtka Microsoft. To je skup alata i okvira koji pomažu programerima da kreiraju različite vrste aplikacija, kao što su desktop aplikacije, web stranice i mobilne aplikacije. Prvi put je predstavljen 2002. godine kao dio .NET Frameworka, a s vremenom je proširen i unaprijeđen.</w:t>
       </w:r>
     </w:p>
     <w:p>
@@ -11506,15 +11789,12 @@
         <w:t>. Predstavljen je 2000. godine i dizajniran je za pružanje jednostavnog, sigurnog i visoko produktivnog programskog iskustva. C# je objektno orijentiran, statički tipiziran jezik.</w:t>
       </w:r>
       <w:r>
+        <w:t xml:space="preserve"> C# ima korijene u obitelji jezika C i vrlo je sličan drugim popularnim jezicima poput C++ i Jave.</w:t>
+      </w:r>
+      <w:r>
         <w:t xml:space="preserve"> </w:t>
       </w:r>
       <w:r>
-        <w:t>C# ima korijene u obitelji jezika C i vrlo je sličan drugim popularnim jezicima poput C++ i Jave.</w:t>
-      </w:r>
-      <w:r>
-        <w:t xml:space="preserve"> </w:t>
-      </w:r>
-      <w:r>
         <w:fldChar w:fldCharType="begin"/>
       </w:r>
       <w:r>
@@ -11535,10 +11815,7 @@
         <w:ind w:firstLine="708"/>
       </w:pPr>
       <w:r>
-        <w:t xml:space="preserve">C# je svestran jezik koji se koristi za razvoj različitih </w:t>
-      </w:r>
-      <w:r>
-        <w:t>vrsta aplikacija. To uključuje:</w:t>
+        <w:t>C# je svestran jezik koji se koristi za razvoj različitih vrsta aplikacija. To uključuje:</w:t>
       </w:r>
     </w:p>
     <w:p>
@@ -11690,7 +11967,7 @@
       <w:pPr>
         <w:pStyle w:val="Heading3"/>
       </w:pPr>
-      <w:bookmarkStart w:id="55" w:name="_Toc176203472"/>
+      <w:bookmarkStart w:id="55" w:name="_Toc176299312"/>
       <w:r>
         <w:t>Microsoft SQL Server</w:t>
       </w:r>
@@ -11871,7 +12148,7 @@
       <w:pPr>
         <w:pStyle w:val="Heading1"/>
       </w:pPr>
-      <w:bookmarkStart w:id="56" w:name="_Toc176203473"/>
+      <w:bookmarkStart w:id="56" w:name="_Toc176299313"/>
       <w:r>
         <w:lastRenderedPageBreak/>
         <w:t>ZAKLJUČAK</w:t>
@@ -11902,7 +12179,7 @@
       <w:pPr>
         <w:pStyle w:val="Prilog1"/>
       </w:pPr>
-      <w:bookmarkStart w:id="57" w:name="_Toc176203474"/>
+      <w:bookmarkStart w:id="57" w:name="_Toc176299314"/>
       <w:r>
         <w:lastRenderedPageBreak/>
         <w:t>LITERATURA</w:t>
@@ -11995,10 +12272,10 @@
           <w:color w:val="000000" w:themeColor="text1"/>
         </w:rPr>
       </w:pPr>
-      <w:bookmarkStart w:id="60" w:name="_Ref526806254"/>
-      <w:bookmarkStart w:id="61" w:name="_Ref536624473"/>
-      <w:bookmarkStart w:id="62" w:name="_Ref527059161"/>
-      <w:bookmarkStart w:id="63" w:name="_Ref175490935"/>
+      <w:bookmarkStart w:id="60" w:name="_Ref175490935"/>
+      <w:bookmarkStart w:id="61" w:name="_Ref526806254"/>
+      <w:bookmarkStart w:id="62" w:name="_Ref536624473"/>
+      <w:bookmarkStart w:id="63" w:name="_Ref527059161"/>
       <w:r>
         <w:rPr>
           <w:color w:val="000000" w:themeColor="text1"/>
@@ -12062,7 +12339,7 @@
         </w:rPr>
         <w:t>.2024</w:t>
       </w:r>
-      <w:bookmarkEnd w:id="63"/>
+      <w:bookmarkEnd w:id="60"/>
       <w:bookmarkEnd w:id="64"/>
     </w:p>
     <w:p>
@@ -12077,8 +12354,8 @@
         </w:rPr>
       </w:pPr>
       <w:bookmarkStart w:id="65" w:name="_Ref176205351"/>
-      <w:bookmarkEnd w:id="60"/>
       <w:bookmarkEnd w:id="61"/>
+      <w:bookmarkEnd w:id="62"/>
       <w:r>
         <w:rPr>
           <w:color w:val="000000" w:themeColor="text1"/>
@@ -12190,7 +12467,7 @@
         </w:rPr>
       </w:pPr>
       <w:bookmarkStart w:id="68" w:name="_Ref528701074"/>
-      <w:bookmarkEnd w:id="62"/>
+      <w:bookmarkEnd w:id="63"/>
       <w:bookmarkEnd w:id="66"/>
       <w:r>
         <w:rPr>
@@ -12401,9 +12678,7 @@
       <w:pPr>
         <w:pStyle w:val="Prilog1"/>
       </w:pPr>
-      <w:bookmarkStart w:id="74" w:name="_Toc176203475"/>
-      <w:bookmarkStart w:id="75" w:name="_GoBack"/>
-      <w:bookmarkEnd w:id="75"/>
+      <w:bookmarkStart w:id="74" w:name="_Toc176299315"/>
       <w:r>
         <w:lastRenderedPageBreak/>
         <w:t>PRILOZI</w:t>
@@ -12414,7 +12689,7 @@
       <w:pPr>
         <w:pStyle w:val="Prilog2"/>
       </w:pPr>
-      <w:bookmarkStart w:id="76" w:name="_Toc176203476"/>
+      <w:bookmarkStart w:id="75" w:name="_Toc176299316"/>
       <w:r>
         <w:t>Kazalo slika</w:t>
       </w:r>
@@ -12427,17 +12702,17 @@
       <w:r>
         <w:t xml:space="preserve"> i kodova</w:t>
       </w:r>
+      <w:bookmarkEnd w:id="75"/>
+    </w:p>
+    <w:p>
+      <w:pPr>
+        <w:pStyle w:val="Prilog3"/>
+      </w:pPr>
+      <w:bookmarkStart w:id="76" w:name="_Toc176299317"/>
+      <w:r>
+        <w:t>Kazalo slika</w:t>
+      </w:r>
       <w:bookmarkEnd w:id="76"/>
-    </w:p>
-    <w:p>
-      <w:pPr>
-        <w:pStyle w:val="Prilog3"/>
-      </w:pPr>
-      <w:bookmarkStart w:id="77" w:name="_Toc176203477"/>
-      <w:r>
-        <w:t>Kazalo slika</w:t>
-      </w:r>
-      <w:bookmarkEnd w:id="77"/>
     </w:p>
     <w:p>
       <w:pPr>
@@ -13977,11 +14252,11 @@
       <w:pPr>
         <w:pStyle w:val="Prilog3"/>
       </w:pPr>
-      <w:bookmarkStart w:id="78" w:name="_Toc176203478"/>
+      <w:bookmarkStart w:id="77" w:name="_Toc176299318"/>
       <w:r>
         <w:t>Kazalo tablica</w:t>
       </w:r>
-      <w:bookmarkEnd w:id="78"/>
+      <w:bookmarkEnd w:id="77"/>
     </w:p>
     <w:p>
       <w:pPr>
@@ -14321,14 +14596,14 @@
       <w:pPr>
         <w:pStyle w:val="Prilog3"/>
       </w:pPr>
-      <w:bookmarkStart w:id="79" w:name="_Toc176203479"/>
+      <w:bookmarkStart w:id="78" w:name="_Toc176299319"/>
       <w:r>
         <w:t xml:space="preserve">Kazalo </w:t>
       </w:r>
       <w:r>
         <w:t>kodova</w:t>
       </w:r>
-      <w:bookmarkEnd w:id="79"/>
+      <w:bookmarkEnd w:id="78"/>
     </w:p>
     <w:p>
       <w:pPr>
@@ -14908,11 +15183,11 @@
       <w:pPr>
         <w:pStyle w:val="Prilog2"/>
       </w:pPr>
-      <w:bookmarkStart w:id="80" w:name="_Toc176203480"/>
+      <w:bookmarkStart w:id="79" w:name="_Toc176299320"/>
       <w:r>
         <w:t>Popis oznaka i kratica</w:t>
       </w:r>
-      <w:bookmarkEnd w:id="80"/>
+      <w:bookmarkEnd w:id="79"/>
     </w:p>
     <w:p>
       <w:r>
@@ -14968,23 +15243,25 @@
       <w:pPr>
         <w:pStyle w:val="Prilog2"/>
       </w:pPr>
-      <w:bookmarkStart w:id="81" w:name="_Toc176203481"/>
+      <w:bookmarkStart w:id="80" w:name="_Toc176299321"/>
       <w:r>
         <w:t>Ostali prilozi i dokumentacija</w:t>
       </w:r>
+      <w:bookmarkEnd w:id="80"/>
+    </w:p>
+    <w:p>
+      <w:pPr>
+        <w:pStyle w:val="Prilog3"/>
+      </w:pPr>
+      <w:bookmarkStart w:id="81" w:name="_Toc176299322"/>
+      <w:r>
+        <w:t xml:space="preserve">Kazalo </w:t>
+      </w:r>
+      <w:r>
+        <w:t>profesorovih napomena</w:t>
+      </w:r>
+      <w:bookmarkStart w:id="82" w:name="_GoBack"/>
       <w:bookmarkEnd w:id="81"/>
-    </w:p>
-    <w:p>
-      <w:pPr>
-        <w:pStyle w:val="Prilog3"/>
-      </w:pPr>
-      <w:bookmarkStart w:id="82" w:name="_Toc176203482"/>
-      <w:r>
-        <w:t xml:space="preserve">Kazalo </w:t>
-      </w:r>
-      <w:r>
-        <w:t>profesorovih napomena</w:t>
-      </w:r>
       <w:bookmarkEnd w:id="82"/>
     </w:p>
     <w:p>
@@ -15366,7 +15643,7 @@
       <w:pPr>
         <w:pStyle w:val="Prilog3"/>
       </w:pPr>
-      <w:bookmarkStart w:id="83" w:name="_Toc176203483"/>
+      <w:bookmarkStart w:id="83" w:name="_Toc176299323"/>
       <w:r>
         <w:t>Upravljanje izmjenama</w:t>
       </w:r>
@@ -19672,7 +19949,7 @@
       <w:pPr>
         <w:pStyle w:val="Prilog1"/>
       </w:pPr>
-      <w:bookmarkStart w:id="84" w:name="_Toc176203484"/>
+      <w:bookmarkStart w:id="84" w:name="_Toc176299324"/>
       <w:r>
         <w:lastRenderedPageBreak/>
         <w:t>SAŽETAK/ABSTRACT I KLJUČNE RIJEČI/KEYWORDS</w:t>
@@ -20242,7 +20519,7 @@
       <w:rPr>
         <w:noProof/>
       </w:rPr>
-      <w:t>38</w:t>
+      <w:t>41</w:t>
     </w:r>
     <w:r>
       <w:rPr>
@@ -25889,7 +26166,7 @@
 </file>
 
 <file path=customXml/itemProps1.xml><?xml version="1.0" encoding="utf-8"?>
-<ds:datastoreItem xmlns:ds="http://schemas.openxmlformats.org/officeDocument/2006/customXml" ds:itemID="{9FEDC93E-DCE0-4E0F-96EE-B840EA5E1B7C}">
+<ds:datastoreItem xmlns:ds="http://schemas.openxmlformats.org/officeDocument/2006/customXml" ds:itemID="{A4514D9D-27F0-4568-BFF8-2603DB67CB0B}">
   <ds:schemaRefs>
     <ds:schemaRef ds:uri="http://schemas.openxmlformats.org/officeDocument/2006/bibliography"/>
   </ds:schemaRefs>

--- a/HOTEL_Documents/HotelManagment_IvaPleic.docx
+++ b/HOTEL_Documents/HotelManagment_IvaPleic.docx
@@ -15238,4723 +15238,20 @@
         <w:t>Universal Windows Platform</w:t>
       </w:r>
     </w:p>
-    <w:p/>
-    <w:p>
-      <w:pPr>
-        <w:pStyle w:val="Prilog2"/>
-      </w:pPr>
-      <w:bookmarkStart w:id="80" w:name="_Toc176299321"/>
-      <w:r>
-        <w:t>Ostali prilozi i dokumentacija</w:t>
-      </w:r>
+    <w:p>
+      <w:bookmarkStart w:id="80" w:name="_GoBack"/>
       <w:bookmarkEnd w:id="80"/>
     </w:p>
     <w:p>
       <w:pPr>
-        <w:pStyle w:val="Prilog3"/>
-      </w:pPr>
-      <w:bookmarkStart w:id="81" w:name="_Toc176299322"/>
-      <w:r>
-        <w:t xml:space="preserve">Kazalo </w:t>
-      </w:r>
-      <w:r>
-        <w:t>profesorovih napomena</w:t>
-      </w:r>
-      <w:bookmarkStart w:id="82" w:name="_GoBack"/>
-      <w:bookmarkEnd w:id="81"/>
-      <w:bookmarkEnd w:id="82"/>
-    </w:p>
-    <w:p>
-      <w:pPr>
-        <w:pStyle w:val="TableofFigures"/>
-        <w:tabs>
-          <w:tab w:val="right" w:leader="dot" w:pos="9061"/>
-        </w:tabs>
-        <w:rPr>
-          <w:rFonts w:asciiTheme="minorHAnsi" w:eastAsiaTheme="minorEastAsia" w:hAnsiTheme="minorHAnsi" w:cstheme="minorBidi"/>
-          <w:noProof/>
-          <w:sz w:val="22"/>
-          <w:szCs w:val="22"/>
-          <w:lang w:val="en-US"/>
-        </w:rPr>
-      </w:pPr>
-      <w:r>
-        <w:fldChar w:fldCharType="begin"/>
-      </w:r>
-      <w:r>
-        <w:instrText xml:space="preserve"> TOC \h \z \c "prof" </w:instrText>
-      </w:r>
-      <w:r>
-        <w:fldChar w:fldCharType="separate"/>
-      </w:r>
-      <w:hyperlink w:anchor="_Toc161996533" w:history="1">
-        <w:r>
-          <w:rPr>
-            <w:rStyle w:val="Hyperlink"/>
-            <w:noProof/>
-          </w:rPr>
-          <w:t>prof 1 Ova stranica se PRINTA BEZ potpisa a onda se POTPIŠE PLAVOM bojom (tako da potpis bude samo u pdf-verziji)</w:t>
-        </w:r>
-        <w:r>
-          <w:rPr>
-            <w:noProof/>
-            <w:webHidden/>
-          </w:rPr>
-          <w:tab/>
-        </w:r>
-        <w:r>
-          <w:rPr>
-            <w:noProof/>
-            <w:webHidden/>
-          </w:rPr>
-          <w:fldChar w:fldCharType="begin"/>
-        </w:r>
-        <w:r>
-          <w:rPr>
-            <w:noProof/>
-            <w:webHidden/>
-          </w:rPr>
-          <w:instrText xml:space="preserve"> PAGEREF _Toc161996533 \h </w:instrText>
-        </w:r>
-        <w:r>
-          <w:rPr>
-            <w:noProof/>
-            <w:webHidden/>
-          </w:rPr>
-        </w:r>
-        <w:r>
-          <w:rPr>
-            <w:noProof/>
-            <w:webHidden/>
-          </w:rPr>
-          <w:fldChar w:fldCharType="separate"/>
-        </w:r>
-        <w:r>
-          <w:rPr>
-            <w:noProof/>
-            <w:webHidden/>
-          </w:rPr>
-          <w:t>1</w:t>
-        </w:r>
-        <w:r>
-          <w:rPr>
-            <w:noProof/>
-            <w:webHidden/>
-          </w:rPr>
-          <w:fldChar w:fldCharType="end"/>
-        </w:r>
-      </w:hyperlink>
-    </w:p>
-    <w:p>
-      <w:pPr>
-        <w:pStyle w:val="TableofFigures"/>
-        <w:tabs>
-          <w:tab w:val="right" w:leader="dot" w:pos="9061"/>
-        </w:tabs>
-        <w:rPr>
-          <w:rFonts w:asciiTheme="minorHAnsi" w:eastAsiaTheme="minorEastAsia" w:hAnsiTheme="minorHAnsi" w:cstheme="minorBidi"/>
-          <w:noProof/>
-          <w:sz w:val="22"/>
-          <w:szCs w:val="22"/>
-          <w:lang w:val="en-US"/>
-        </w:rPr>
-      </w:pPr>
-      <w:hyperlink w:anchor="_Toc161996534" w:history="1">
-        <w:r>
-          <w:rPr>
-            <w:rStyle w:val="Hyperlink"/>
-            <w:noProof/>
-          </w:rPr>
-          <w:t>prof 2 I ova stranica se PRINTA BEZ potpisa a onda se POTPIŠE PLAVOM bojom (tako da potpis bude samo u pdf-verziji)</w:t>
-        </w:r>
-        <w:r>
-          <w:rPr>
-            <w:noProof/>
-            <w:webHidden/>
-          </w:rPr>
-          <w:tab/>
-        </w:r>
-        <w:r>
-          <w:rPr>
-            <w:noProof/>
-            <w:webHidden/>
-          </w:rPr>
-          <w:fldChar w:fldCharType="begin"/>
-        </w:r>
-        <w:r>
-          <w:rPr>
-            <w:noProof/>
-            <w:webHidden/>
-          </w:rPr>
-          <w:instrText xml:space="preserve"> PAGEREF _Toc161996534 \h </w:instrText>
-        </w:r>
-        <w:r>
-          <w:rPr>
-            <w:noProof/>
-            <w:webHidden/>
-          </w:rPr>
-        </w:r>
-        <w:r>
-          <w:rPr>
-            <w:noProof/>
-            <w:webHidden/>
-          </w:rPr>
-          <w:fldChar w:fldCharType="separate"/>
-        </w:r>
-        <w:r>
-          <w:rPr>
-            <w:noProof/>
-            <w:webHidden/>
-          </w:rPr>
-          <w:t>2</w:t>
-        </w:r>
-        <w:r>
-          <w:rPr>
-            <w:noProof/>
-            <w:webHidden/>
-          </w:rPr>
-          <w:fldChar w:fldCharType="end"/>
-        </w:r>
-      </w:hyperlink>
-    </w:p>
-    <w:p>
-      <w:pPr>
-        <w:pStyle w:val="TableofFigures"/>
-        <w:tabs>
-          <w:tab w:val="right" w:leader="dot" w:pos="9061"/>
-        </w:tabs>
-        <w:rPr>
-          <w:rFonts w:asciiTheme="minorHAnsi" w:eastAsiaTheme="minorEastAsia" w:hAnsiTheme="minorHAnsi" w:cstheme="minorBidi"/>
-          <w:noProof/>
-          <w:sz w:val="22"/>
-          <w:szCs w:val="22"/>
-          <w:lang w:val="en-US"/>
-        </w:rPr>
-      </w:pPr>
-      <w:hyperlink w:anchor="_Toc161996535" w:history="1">
-        <w:r>
-          <w:rPr>
-            <w:rStyle w:val="Hyperlink"/>
-            <w:noProof/>
-          </w:rPr>
-          <w:t>prof 3 Žutom bojom označeni tekst treba uskladiti (ILI je 'završni' ILI je 'diplomski' i skinuti boju)</w:t>
-        </w:r>
-        <w:r>
-          <w:rPr>
-            <w:noProof/>
-            <w:webHidden/>
-          </w:rPr>
-          <w:tab/>
-        </w:r>
-        <w:r>
-          <w:rPr>
-            <w:noProof/>
-            <w:webHidden/>
-          </w:rPr>
-          <w:fldChar w:fldCharType="begin"/>
-        </w:r>
-        <w:r>
-          <w:rPr>
-            <w:noProof/>
-            <w:webHidden/>
-          </w:rPr>
-          <w:instrText xml:space="preserve"> PAGEREF _Toc161996535 \h </w:instrText>
-        </w:r>
-        <w:r>
-          <w:rPr>
-            <w:noProof/>
-            <w:webHidden/>
-          </w:rPr>
-        </w:r>
-        <w:r>
-          <w:rPr>
-            <w:noProof/>
-            <w:webHidden/>
-          </w:rPr>
-          <w:fldChar w:fldCharType="separate"/>
-        </w:r>
-        <w:r>
-          <w:rPr>
-            <w:noProof/>
-            <w:webHidden/>
-          </w:rPr>
-          <w:t>2</w:t>
-        </w:r>
-        <w:r>
-          <w:rPr>
-            <w:noProof/>
-            <w:webHidden/>
-          </w:rPr>
-          <w:fldChar w:fldCharType="end"/>
-        </w:r>
-      </w:hyperlink>
-    </w:p>
-    <w:p>
-      <w:pPr>
-        <w:pStyle w:val="TableofFigures"/>
-        <w:tabs>
-          <w:tab w:val="right" w:leader="dot" w:pos="9061"/>
-        </w:tabs>
-        <w:rPr>
-          <w:rFonts w:asciiTheme="minorHAnsi" w:eastAsiaTheme="minorEastAsia" w:hAnsiTheme="minorHAnsi" w:cstheme="minorBidi"/>
-          <w:noProof/>
-          <w:sz w:val="22"/>
-          <w:szCs w:val="22"/>
-          <w:lang w:val="en-US"/>
-        </w:rPr>
-      </w:pPr>
-      <w:hyperlink w:anchor="_Toc161996536" w:history="1">
-        <w:r>
-          <w:rPr>
-            <w:rStyle w:val="Hyperlink"/>
-            <w:noProof/>
-          </w:rPr>
-          <w:t>prof 4 Komentar koji se odnosi na gornji paragraf, sliku, tablicu i sl.</w:t>
-        </w:r>
-        <w:r>
-          <w:rPr>
-            <w:noProof/>
-            <w:webHidden/>
-          </w:rPr>
-          <w:tab/>
-        </w:r>
-        <w:r>
-          <w:rPr>
-            <w:noProof/>
-            <w:webHidden/>
-          </w:rPr>
-          <w:fldChar w:fldCharType="begin"/>
-        </w:r>
-        <w:r>
-          <w:rPr>
-            <w:noProof/>
-            <w:webHidden/>
-          </w:rPr>
-          <w:instrText xml:space="preserve"> PAGEREF _Toc161996536 \h </w:instrText>
-        </w:r>
-        <w:r>
-          <w:rPr>
-            <w:noProof/>
-            <w:webHidden/>
-          </w:rPr>
-        </w:r>
-        <w:r>
-          <w:rPr>
-            <w:noProof/>
-            <w:webHidden/>
-          </w:rPr>
-          <w:fldChar w:fldCharType="separate"/>
-        </w:r>
-        <w:r>
-          <w:rPr>
-            <w:noProof/>
-            <w:webHidden/>
-          </w:rPr>
-          <w:t>23</w:t>
-        </w:r>
-        <w:r>
-          <w:rPr>
-            <w:noProof/>
-            <w:webHidden/>
-          </w:rPr>
-          <w:fldChar w:fldCharType="end"/>
-        </w:r>
-      </w:hyperlink>
-    </w:p>
-    <w:p>
-      <w:pPr>
-        <w:pStyle w:val="TableofFigures"/>
-        <w:tabs>
-          <w:tab w:val="right" w:leader="dot" w:pos="9061"/>
-        </w:tabs>
-        <w:rPr>
-          <w:rFonts w:asciiTheme="minorHAnsi" w:eastAsiaTheme="minorEastAsia" w:hAnsiTheme="minorHAnsi" w:cstheme="minorBidi"/>
-          <w:noProof/>
-          <w:sz w:val="22"/>
-          <w:szCs w:val="22"/>
-          <w:lang w:val="en-US"/>
-        </w:rPr>
-      </w:pPr>
-      <w:hyperlink w:anchor="_Toc161996537" w:history="1">
-        <w:r>
-          <w:rPr>
-            <w:rStyle w:val="Hyperlink"/>
-            <w:strike/>
-            <w:noProof/>
-          </w:rPr>
-          <w:t>prof 5 Komentar profesorov koji je student riješio</w:t>
-        </w:r>
-        <w:r>
-          <w:rPr>
-            <w:noProof/>
-            <w:webHidden/>
-          </w:rPr>
-          <w:tab/>
-        </w:r>
-        <w:r>
-          <w:rPr>
-            <w:noProof/>
-            <w:webHidden/>
-          </w:rPr>
-          <w:fldChar w:fldCharType="begin"/>
-        </w:r>
-        <w:r>
-          <w:rPr>
-            <w:noProof/>
-            <w:webHidden/>
-          </w:rPr>
-          <w:instrText xml:space="preserve"> PAGEREF _Toc161996537 \h </w:instrText>
-        </w:r>
-        <w:r>
-          <w:rPr>
-            <w:noProof/>
-            <w:webHidden/>
-          </w:rPr>
-        </w:r>
-        <w:r>
-          <w:rPr>
-            <w:noProof/>
-            <w:webHidden/>
-          </w:rPr>
-          <w:fldChar w:fldCharType="separate"/>
-        </w:r>
-        <w:r>
-          <w:rPr>
-            <w:noProof/>
-            <w:webHidden/>
-          </w:rPr>
-          <w:t>23</w:t>
-        </w:r>
-        <w:r>
-          <w:rPr>
-            <w:noProof/>
-            <w:webHidden/>
-          </w:rPr>
-          <w:fldChar w:fldCharType="end"/>
-        </w:r>
-      </w:hyperlink>
-    </w:p>
-    <w:p>
-      <w:r>
-        <w:fldChar w:fldCharType="end"/>
-      </w:r>
-    </w:p>
-    <w:p>
-      <w:pPr>
-        <w:pStyle w:val="Prilog3"/>
-      </w:pPr>
-      <w:bookmarkStart w:id="83" w:name="_Toc176299323"/>
-      <w:r>
-        <w:t>Upravljanje izmjenama</w:t>
-      </w:r>
-      <w:bookmarkEnd w:id="83"/>
-    </w:p>
-    <w:tbl>
-      <w:tblPr>
-        <w:tblW w:w="9648" w:type="dxa"/>
-        <w:tblLayout w:type="fixed"/>
-        <w:tblLook w:val="0000" w:firstRow="0" w:lastRow="0" w:firstColumn="0" w:lastColumn="0" w:noHBand="0" w:noVBand="0"/>
-      </w:tblPr>
-      <w:tblGrid>
-        <w:gridCol w:w="1242"/>
-        <w:gridCol w:w="1418"/>
-        <w:gridCol w:w="1565"/>
-        <w:gridCol w:w="1643"/>
-        <w:gridCol w:w="3780"/>
-      </w:tblGrid>
-      <w:tr>
-        <w:trPr>
-          <w:cantSplit/>
-        </w:trPr>
-        <w:tc>
-          <w:tcPr>
-            <w:tcW w:w="1242" w:type="dxa"/>
-            <w:tcBorders>
-              <w:bottom w:val="double" w:sz="6" w:space="0" w:color="auto"/>
-              <w:right w:val="single" w:sz="6" w:space="0" w:color="000000"/>
-            </w:tcBorders>
-          </w:tcPr>
-          <w:p>
-            <w:pPr>
-              <w:spacing w:after="0" w:line="240" w:lineRule="auto"/>
-              <w:jc w:val="center"/>
-              <w:rPr>
-                <w:sz w:val="20"/>
-                <w:lang w:val="de-DE"/>
-              </w:rPr>
-            </w:pPr>
-            <w:r>
-              <w:rPr>
-                <w:sz w:val="20"/>
-                <w:lang w:val="de-DE"/>
-              </w:rPr>
-              <w:t>OZNAKA</w:t>
-            </w:r>
-          </w:p>
-          <w:p>
-            <w:pPr>
-              <w:spacing w:after="0" w:line="240" w:lineRule="auto"/>
-              <w:jc w:val="center"/>
-              <w:rPr>
-                <w:sz w:val="20"/>
-                <w:lang w:val="de-DE"/>
-              </w:rPr>
-            </w:pPr>
-            <w:r>
-              <w:rPr>
-                <w:sz w:val="20"/>
-                <w:lang w:val="de-DE"/>
-              </w:rPr>
-              <w:t>VERZIJE</w:t>
-            </w:r>
-          </w:p>
-        </w:tc>
-        <w:tc>
-          <w:tcPr>
-            <w:tcW w:w="1418" w:type="dxa"/>
-            <w:tcBorders>
-              <w:left w:val="single" w:sz="6" w:space="0" w:color="000000"/>
-              <w:bottom w:val="double" w:sz="6" w:space="0" w:color="auto"/>
-              <w:right w:val="single" w:sz="6" w:space="0" w:color="000000"/>
-            </w:tcBorders>
-          </w:tcPr>
-          <w:p>
-            <w:pPr>
-              <w:spacing w:after="0" w:line="240" w:lineRule="auto"/>
-              <w:jc w:val="center"/>
-              <w:rPr>
-                <w:sz w:val="20"/>
-                <w:lang w:val="de-DE"/>
-              </w:rPr>
-            </w:pPr>
-            <w:r>
-              <w:rPr>
-                <w:sz w:val="20"/>
-                <w:lang w:val="de-DE"/>
-              </w:rPr>
-              <w:t>DATUM</w:t>
-            </w:r>
-          </w:p>
-        </w:tc>
-        <w:tc>
-          <w:tcPr>
-            <w:tcW w:w="1565" w:type="dxa"/>
-            <w:tcBorders>
-              <w:left w:val="single" w:sz="6" w:space="0" w:color="000000"/>
-              <w:bottom w:val="double" w:sz="6" w:space="0" w:color="auto"/>
-              <w:right w:val="single" w:sz="6" w:space="0" w:color="000000"/>
-            </w:tcBorders>
-          </w:tcPr>
-          <w:p>
-            <w:pPr>
-              <w:spacing w:after="0" w:line="240" w:lineRule="auto"/>
-              <w:jc w:val="center"/>
-              <w:rPr>
-                <w:sz w:val="20"/>
-                <w:lang w:val="de-DE"/>
-              </w:rPr>
-            </w:pPr>
-            <w:r>
-              <w:rPr>
-                <w:sz w:val="20"/>
-                <w:lang w:val="de-DE"/>
-              </w:rPr>
-              <w:t>PRIPREMIO</w:t>
-            </w:r>
-          </w:p>
-        </w:tc>
-        <w:tc>
-          <w:tcPr>
-            <w:tcW w:w="1643" w:type="dxa"/>
-            <w:tcBorders>
-              <w:left w:val="single" w:sz="6" w:space="0" w:color="000000"/>
-              <w:bottom w:val="double" w:sz="6" w:space="0" w:color="auto"/>
-              <w:right w:val="single" w:sz="6" w:space="0" w:color="000000"/>
-            </w:tcBorders>
-          </w:tcPr>
-          <w:p>
-            <w:pPr>
-              <w:spacing w:after="0" w:line="240" w:lineRule="auto"/>
-              <w:jc w:val="center"/>
-              <w:rPr>
-                <w:sz w:val="20"/>
-                <w:lang w:val="de-DE"/>
-              </w:rPr>
-            </w:pPr>
-            <w:r>
-              <w:rPr>
-                <w:sz w:val="20"/>
-                <w:lang w:val="de-DE"/>
-              </w:rPr>
-              <w:t>ODOBRIO</w:t>
-            </w:r>
-          </w:p>
-          <w:p>
-            <w:pPr>
-              <w:spacing w:after="0" w:line="240" w:lineRule="auto"/>
-              <w:jc w:val="center"/>
-              <w:rPr>
-                <w:sz w:val="20"/>
-                <w:lang w:val="de-DE"/>
-              </w:rPr>
-            </w:pPr>
-          </w:p>
-        </w:tc>
-        <w:tc>
-          <w:tcPr>
-            <w:tcW w:w="3780" w:type="dxa"/>
-            <w:tcBorders>
-              <w:left w:val="single" w:sz="6" w:space="0" w:color="000000"/>
-              <w:bottom w:val="double" w:sz="6" w:space="0" w:color="auto"/>
-            </w:tcBorders>
-          </w:tcPr>
-          <w:p>
-            <w:pPr>
-              <w:tabs>
-                <w:tab w:val="left" w:pos="5097"/>
-              </w:tabs>
-              <w:spacing w:after="0" w:line="240" w:lineRule="auto"/>
-              <w:ind w:right="72"/>
-              <w:jc w:val="center"/>
-              <w:rPr>
-                <w:sz w:val="20"/>
-                <w:lang w:val="de-DE"/>
-              </w:rPr>
-            </w:pPr>
-            <w:r>
-              <w:rPr>
-                <w:sz w:val="20"/>
-                <w:lang w:val="de-DE"/>
-              </w:rPr>
-              <w:t>KRATKI OPIS IZMJENA</w:t>
-            </w:r>
-          </w:p>
-        </w:tc>
-      </w:tr>
-      <w:tr>
-        <w:trPr>
-          <w:cantSplit/>
-        </w:trPr>
-        <w:tc>
-          <w:tcPr>
-            <w:tcW w:w="1242" w:type="dxa"/>
-            <w:tcBorders>
-              <w:right w:val="single" w:sz="6" w:space="0" w:color="000000"/>
-            </w:tcBorders>
-          </w:tcPr>
-          <w:p>
-            <w:pPr>
-              <w:spacing w:line="240" w:lineRule="auto"/>
-              <w:jc w:val="center"/>
-              <w:rPr>
-                <w:sz w:val="20"/>
-                <w:lang w:val="de-DE"/>
-              </w:rPr>
-            </w:pPr>
-            <w:r>
-              <w:rPr>
-                <w:sz w:val="20"/>
-                <w:lang w:val="de-DE"/>
-              </w:rPr>
-              <w:lastRenderedPageBreak/>
-              <w:t>7.3</w:t>
-            </w:r>
-          </w:p>
-        </w:tc>
-        <w:tc>
-          <w:tcPr>
-            <w:tcW w:w="1418" w:type="dxa"/>
-            <w:tcBorders>
-              <w:left w:val="single" w:sz="6" w:space="0" w:color="000000"/>
-              <w:right w:val="single" w:sz="6" w:space="0" w:color="000000"/>
-            </w:tcBorders>
-          </w:tcPr>
-          <w:p>
-            <w:pPr>
-              <w:spacing w:line="240" w:lineRule="auto"/>
-              <w:jc w:val="center"/>
-              <w:rPr>
-                <w:sz w:val="20"/>
-                <w:lang w:val="de-DE"/>
-              </w:rPr>
-            </w:pPr>
-            <w:r>
-              <w:rPr>
-                <w:sz w:val="20"/>
-                <w:lang w:val="de-DE"/>
-              </w:rPr>
-              <w:t>202</w:t>
-            </w:r>
-            <w:r>
-              <w:rPr>
-                <w:sz w:val="20"/>
-                <w:lang w:val="de-DE"/>
-              </w:rPr>
-              <w:t>4</w:t>
-            </w:r>
-            <w:r>
-              <w:rPr>
-                <w:sz w:val="20"/>
-                <w:lang w:val="de-DE"/>
-              </w:rPr>
-              <w:t>-0</w:t>
-            </w:r>
-            <w:r>
-              <w:rPr>
-                <w:sz w:val="20"/>
-                <w:lang w:val="de-DE"/>
-              </w:rPr>
-              <w:t>3</w:t>
-            </w:r>
-            <w:r>
-              <w:rPr>
-                <w:sz w:val="20"/>
-                <w:lang w:val="de-DE"/>
-              </w:rPr>
-              <w:t>-2</w:t>
-            </w:r>
-            <w:r>
-              <w:rPr>
-                <w:sz w:val="20"/>
-                <w:lang w:val="de-DE"/>
-              </w:rPr>
-              <w:t>2</w:t>
-            </w:r>
-          </w:p>
-        </w:tc>
-        <w:tc>
-          <w:tcPr>
-            <w:tcW w:w="1565" w:type="dxa"/>
-            <w:tcBorders>
-              <w:left w:val="single" w:sz="6" w:space="0" w:color="000000"/>
-              <w:right w:val="single" w:sz="6" w:space="0" w:color="000000"/>
-            </w:tcBorders>
-          </w:tcPr>
-          <w:p>
-            <w:pPr>
-              <w:spacing w:line="240" w:lineRule="auto"/>
-              <w:jc w:val="center"/>
-              <w:rPr>
-                <w:sz w:val="20"/>
-                <w:lang w:val="de-DE"/>
-              </w:rPr>
-            </w:pPr>
-            <w:r>
-              <w:rPr>
-                <w:sz w:val="20"/>
-                <w:lang w:val="de-DE"/>
-              </w:rPr>
-              <w:t>Stipe Čelar</w:t>
-            </w:r>
-          </w:p>
-        </w:tc>
-        <w:tc>
-          <w:tcPr>
-            <w:tcW w:w="1643" w:type="dxa"/>
-            <w:tcBorders>
-              <w:left w:val="single" w:sz="6" w:space="0" w:color="000000"/>
-              <w:right w:val="single" w:sz="6" w:space="0" w:color="000000"/>
-            </w:tcBorders>
-          </w:tcPr>
-          <w:p>
-            <w:pPr>
-              <w:spacing w:line="240" w:lineRule="auto"/>
-              <w:jc w:val="center"/>
-              <w:rPr>
-                <w:sz w:val="20"/>
-                <w:lang w:val="de-DE"/>
-              </w:rPr>
-            </w:pPr>
-            <w:r>
-              <w:rPr>
-                <w:sz w:val="20"/>
-                <w:lang w:val="de-DE"/>
-              </w:rPr>
-              <w:t>Stipe Čelar</w:t>
-            </w:r>
-          </w:p>
-        </w:tc>
-        <w:tc>
-          <w:tcPr>
-            <w:tcW w:w="3780" w:type="dxa"/>
-            <w:tcBorders>
-              <w:left w:val="single" w:sz="6" w:space="0" w:color="000000"/>
-            </w:tcBorders>
-          </w:tcPr>
-          <w:p>
-            <w:pPr>
-              <w:spacing w:line="240" w:lineRule="auto"/>
-              <w:jc w:val="left"/>
-              <w:rPr>
-                <w:sz w:val="20"/>
-                <w:lang w:val="pl-PL"/>
-              </w:rPr>
-            </w:pPr>
-            <w:r>
-              <w:rPr>
-                <w:sz w:val="20"/>
-                <w:lang w:val="pl-PL"/>
-              </w:rPr>
-              <w:t>Razine</w:t>
-            </w:r>
-            <w:r>
-              <w:rPr>
-                <w:sz w:val="20"/>
-                <w:lang w:val="pl-PL"/>
-              </w:rPr>
-              <w:t xml:space="preserve"> studijâ </w:t>
-            </w:r>
-            <w:r>
-              <w:rPr>
-                <w:sz w:val="20"/>
-                <w:lang w:val="pl-PL"/>
-              </w:rPr>
-              <w:t xml:space="preserve">na </w:t>
-            </w:r>
-            <w:r>
-              <w:rPr>
-                <w:sz w:val="20"/>
-                <w:lang w:val="pl-PL"/>
-              </w:rPr>
-              <w:t xml:space="preserve">obrascu ZADATAK </w:t>
-            </w:r>
-            <w:r>
-              <w:rPr>
-                <w:sz w:val="20"/>
-                <w:lang w:val="pl-PL"/>
-              </w:rPr>
-              <w:t>usklađen</w:t>
-            </w:r>
-            <w:r>
-              <w:rPr>
-                <w:sz w:val="20"/>
-                <w:lang w:val="pl-PL"/>
-              </w:rPr>
-              <w:t>e</w:t>
-            </w:r>
-            <w:r>
-              <w:rPr>
-                <w:sz w:val="20"/>
-                <w:lang w:val="pl-PL"/>
-              </w:rPr>
-              <w:t xml:space="preserve"> s novim ZVOZD-om</w:t>
-            </w:r>
-            <w:r>
-              <w:rPr>
-                <w:sz w:val="20"/>
-                <w:lang w:val="pl-PL"/>
-              </w:rPr>
-              <w:t xml:space="preserve"> (</w:t>
-            </w:r>
-            <w:r>
-              <w:rPr>
-                <w:sz w:val="20"/>
-                <w:lang w:val="pl-PL"/>
-              </w:rPr>
-              <w:t>‘sveučilišni prijediplomski’ i sveučilišni diplomski’)</w:t>
-            </w:r>
-            <w:r>
-              <w:rPr>
-                <w:sz w:val="20"/>
-                <w:lang w:val="pl-PL"/>
-              </w:rPr>
-              <w:t>.</w:t>
-            </w:r>
-          </w:p>
-          <w:p>
-            <w:pPr>
-              <w:spacing w:line="240" w:lineRule="auto"/>
-              <w:jc w:val="left"/>
-              <w:rPr>
-                <w:sz w:val="20"/>
-                <w:lang w:val="pl-PL"/>
-              </w:rPr>
-            </w:pPr>
-            <w:r>
-              <w:rPr>
-                <w:sz w:val="20"/>
-                <w:lang w:val="pl-PL"/>
-              </w:rPr>
-              <w:t>Iz galerije stilova o</w:t>
-            </w:r>
-            <w:r>
-              <w:rPr>
-                <w:sz w:val="20"/>
-                <w:lang w:val="pl-PL"/>
-              </w:rPr>
-              <w:t>brisani</w:t>
-            </w:r>
-            <w:r>
-              <w:rPr>
-                <w:sz w:val="20"/>
-                <w:lang w:val="pl-PL"/>
-              </w:rPr>
-              <w:t xml:space="preserve"> nepotrebni stilovi</w:t>
-            </w:r>
-          </w:p>
-          <w:p>
-            <w:pPr>
-              <w:spacing w:line="240" w:lineRule="auto"/>
-              <w:jc w:val="left"/>
-              <w:rPr>
-                <w:sz w:val="20"/>
-                <w:lang w:val="pl-PL"/>
-              </w:rPr>
-            </w:pPr>
-            <w:r>
-              <w:rPr>
-                <w:sz w:val="20"/>
-                <w:lang w:val="pl-PL"/>
-              </w:rPr>
-              <w:t>Pojašnjen</w:t>
-            </w:r>
-            <w:r>
-              <w:rPr>
-                <w:sz w:val="20"/>
-                <w:lang w:val="pl-PL"/>
-              </w:rPr>
-              <w:t xml:space="preserve"> način pisanja poglavja UVOD.</w:t>
-            </w:r>
-          </w:p>
-          <w:p>
-            <w:pPr>
-              <w:spacing w:line="240" w:lineRule="auto"/>
-              <w:jc w:val="left"/>
-              <w:rPr>
-                <w:sz w:val="20"/>
-                <w:lang w:val="pl-PL"/>
-              </w:rPr>
-            </w:pPr>
-            <w:r>
-              <w:rPr>
-                <w:sz w:val="20"/>
-                <w:lang w:val="pl-PL"/>
-              </w:rPr>
-              <w:t>Isključeno potpisivanje elektroničke verzije rada.</w:t>
-            </w:r>
-          </w:p>
-          <w:p>
-            <w:pPr>
-              <w:spacing w:line="240" w:lineRule="auto"/>
-              <w:jc w:val="left"/>
-              <w:rPr>
-                <w:sz w:val="20"/>
-                <w:lang w:val="pl-PL"/>
-              </w:rPr>
-            </w:pPr>
-            <w:r>
-              <w:rPr>
-                <w:sz w:val="20"/>
-                <w:lang w:val="pl-PL"/>
-              </w:rPr>
-              <w:t xml:space="preserve">Isključen </w:t>
-            </w:r>
-            <w:r>
-              <w:rPr>
-                <w:sz w:val="20"/>
-                <w:lang w:val="pl-PL"/>
-              </w:rPr>
-              <w:t>dio koji je tražio dostavljanje materijala na CD-u.</w:t>
-            </w:r>
-          </w:p>
-        </w:tc>
-      </w:tr>
-      <w:tr>
-        <w:trPr>
-          <w:cantSplit/>
-        </w:trPr>
-        <w:tc>
-          <w:tcPr>
-            <w:tcW w:w="1242" w:type="dxa"/>
-            <w:tcBorders>
-              <w:right w:val="single" w:sz="6" w:space="0" w:color="000000"/>
-            </w:tcBorders>
-          </w:tcPr>
-          <w:p>
-            <w:pPr>
-              <w:spacing w:line="240" w:lineRule="auto"/>
-              <w:jc w:val="center"/>
-              <w:rPr>
-                <w:sz w:val="20"/>
-                <w:lang w:val="de-DE"/>
-              </w:rPr>
-            </w:pPr>
-            <w:r>
-              <w:rPr>
-                <w:sz w:val="20"/>
-                <w:lang w:val="de-DE"/>
-              </w:rPr>
-              <w:t>7.2</w:t>
-            </w:r>
-          </w:p>
-        </w:tc>
-        <w:tc>
-          <w:tcPr>
-            <w:tcW w:w="1418" w:type="dxa"/>
-            <w:tcBorders>
-              <w:left w:val="single" w:sz="6" w:space="0" w:color="000000"/>
-              <w:right w:val="single" w:sz="6" w:space="0" w:color="000000"/>
-            </w:tcBorders>
-          </w:tcPr>
-          <w:p>
-            <w:pPr>
-              <w:spacing w:line="240" w:lineRule="auto"/>
-              <w:jc w:val="center"/>
-              <w:rPr>
-                <w:sz w:val="20"/>
-                <w:lang w:val="de-DE"/>
-              </w:rPr>
-            </w:pPr>
-            <w:r>
-              <w:rPr>
-                <w:sz w:val="20"/>
-                <w:lang w:val="de-DE"/>
-              </w:rPr>
-              <w:t>2023-03-01</w:t>
-            </w:r>
-          </w:p>
-        </w:tc>
-        <w:tc>
-          <w:tcPr>
-            <w:tcW w:w="1565" w:type="dxa"/>
-            <w:tcBorders>
-              <w:left w:val="single" w:sz="6" w:space="0" w:color="000000"/>
-              <w:right w:val="single" w:sz="6" w:space="0" w:color="000000"/>
-            </w:tcBorders>
-          </w:tcPr>
-          <w:p>
-            <w:pPr>
-              <w:spacing w:line="240" w:lineRule="auto"/>
-              <w:jc w:val="center"/>
-              <w:rPr>
-                <w:sz w:val="20"/>
-                <w:lang w:val="de-DE"/>
-              </w:rPr>
-            </w:pPr>
-            <w:r>
-              <w:rPr>
-                <w:sz w:val="20"/>
-                <w:lang w:val="de-DE"/>
-              </w:rPr>
-              <w:t>Stipe Čelar</w:t>
-            </w:r>
-          </w:p>
-        </w:tc>
-        <w:tc>
-          <w:tcPr>
-            <w:tcW w:w="1643" w:type="dxa"/>
-            <w:tcBorders>
-              <w:left w:val="single" w:sz="6" w:space="0" w:color="000000"/>
-              <w:right w:val="single" w:sz="6" w:space="0" w:color="000000"/>
-            </w:tcBorders>
-          </w:tcPr>
-          <w:p>
-            <w:pPr>
-              <w:spacing w:line="240" w:lineRule="auto"/>
-              <w:jc w:val="center"/>
-              <w:rPr>
-                <w:sz w:val="20"/>
-                <w:lang w:val="de-DE"/>
-              </w:rPr>
-            </w:pPr>
-            <w:r>
-              <w:rPr>
-                <w:sz w:val="20"/>
-                <w:lang w:val="de-DE"/>
-              </w:rPr>
-              <w:t>Stipe Čelar</w:t>
-            </w:r>
-          </w:p>
-        </w:tc>
-        <w:tc>
-          <w:tcPr>
-            <w:tcW w:w="3780" w:type="dxa"/>
-            <w:tcBorders>
-              <w:left w:val="single" w:sz="6" w:space="0" w:color="000000"/>
-            </w:tcBorders>
-          </w:tcPr>
-          <w:p>
-            <w:pPr>
-              <w:spacing w:line="240" w:lineRule="auto"/>
-              <w:jc w:val="left"/>
-              <w:rPr>
-                <w:sz w:val="20"/>
-                <w:lang w:val="pl-PL"/>
-              </w:rPr>
-            </w:pPr>
-            <w:r>
-              <w:rPr>
-                <w:sz w:val="20"/>
-                <w:lang w:val="pl-PL"/>
-              </w:rPr>
-              <w:t>Stari logo Sveučilišta je zamijenjen novim</w:t>
-            </w:r>
-          </w:p>
-        </w:tc>
-      </w:tr>
-      <w:tr>
-        <w:trPr>
-          <w:cantSplit/>
-        </w:trPr>
-        <w:tc>
-          <w:tcPr>
-            <w:tcW w:w="1242" w:type="dxa"/>
-            <w:tcBorders>
-              <w:right w:val="single" w:sz="6" w:space="0" w:color="000000"/>
-            </w:tcBorders>
-          </w:tcPr>
-          <w:p>
-            <w:pPr>
-              <w:spacing w:line="240" w:lineRule="auto"/>
-              <w:jc w:val="center"/>
-              <w:rPr>
-                <w:sz w:val="20"/>
-                <w:lang w:val="de-DE"/>
-              </w:rPr>
-            </w:pPr>
-            <w:r>
-              <w:rPr>
-                <w:sz w:val="20"/>
-                <w:lang w:val="de-DE"/>
-              </w:rPr>
-              <w:t>7.1</w:t>
-            </w:r>
-          </w:p>
-        </w:tc>
-        <w:tc>
-          <w:tcPr>
-            <w:tcW w:w="1418" w:type="dxa"/>
-            <w:tcBorders>
-              <w:left w:val="single" w:sz="6" w:space="0" w:color="000000"/>
-              <w:right w:val="single" w:sz="6" w:space="0" w:color="000000"/>
-            </w:tcBorders>
-          </w:tcPr>
-          <w:p>
-            <w:pPr>
-              <w:spacing w:line="240" w:lineRule="auto"/>
-              <w:jc w:val="center"/>
-              <w:rPr>
-                <w:sz w:val="20"/>
-                <w:lang w:val="de-DE"/>
-              </w:rPr>
-            </w:pPr>
-            <w:r>
-              <w:rPr>
-                <w:sz w:val="20"/>
-                <w:lang w:val="de-DE"/>
-              </w:rPr>
-              <w:t>2022-08-20</w:t>
-            </w:r>
-          </w:p>
-        </w:tc>
-        <w:tc>
-          <w:tcPr>
-            <w:tcW w:w="1565" w:type="dxa"/>
-            <w:tcBorders>
-              <w:left w:val="single" w:sz="6" w:space="0" w:color="000000"/>
-              <w:right w:val="single" w:sz="6" w:space="0" w:color="000000"/>
-            </w:tcBorders>
-          </w:tcPr>
-          <w:p>
-            <w:pPr>
-              <w:spacing w:line="240" w:lineRule="auto"/>
-              <w:jc w:val="center"/>
-              <w:rPr>
-                <w:sz w:val="20"/>
-                <w:lang w:val="de-DE"/>
-              </w:rPr>
-            </w:pPr>
-            <w:r>
-              <w:rPr>
-                <w:sz w:val="20"/>
-                <w:lang w:val="de-DE"/>
-              </w:rPr>
-              <w:t>Stipe Čelar</w:t>
-            </w:r>
-          </w:p>
-        </w:tc>
-        <w:tc>
-          <w:tcPr>
-            <w:tcW w:w="1643" w:type="dxa"/>
-            <w:tcBorders>
-              <w:left w:val="single" w:sz="6" w:space="0" w:color="000000"/>
-              <w:right w:val="single" w:sz="6" w:space="0" w:color="000000"/>
-            </w:tcBorders>
-          </w:tcPr>
-          <w:p>
-            <w:pPr>
-              <w:spacing w:line="240" w:lineRule="auto"/>
-              <w:jc w:val="center"/>
-              <w:rPr>
-                <w:sz w:val="20"/>
-                <w:lang w:val="de-DE"/>
-              </w:rPr>
-            </w:pPr>
-            <w:r>
-              <w:rPr>
-                <w:sz w:val="20"/>
-                <w:lang w:val="de-DE"/>
-              </w:rPr>
-              <w:t>Stipe Čelar</w:t>
-            </w:r>
-          </w:p>
-        </w:tc>
-        <w:tc>
-          <w:tcPr>
-            <w:tcW w:w="3780" w:type="dxa"/>
-            <w:tcBorders>
-              <w:left w:val="single" w:sz="6" w:space="0" w:color="000000"/>
-            </w:tcBorders>
-          </w:tcPr>
-          <w:p>
-            <w:pPr>
-              <w:spacing w:line="240" w:lineRule="auto"/>
-              <w:jc w:val="left"/>
-              <w:rPr>
-                <w:sz w:val="20"/>
-                <w:lang w:val="pl-PL"/>
-              </w:rPr>
-            </w:pPr>
-            <w:r>
-              <w:rPr>
-                <w:sz w:val="20"/>
-                <w:lang w:val="pl-PL"/>
-              </w:rPr>
-              <w:t>U IZJAVI su naglašene riječi u ženskom i muškom rodu (</w:t>
-            </w:r>
-            <w:r>
-              <w:rPr>
-                <w:sz w:val="20"/>
-                <w:highlight w:val="yellow"/>
-                <w:lang w:val="pl-PL"/>
-              </w:rPr>
-              <w:t>žutom bojom</w:t>
-            </w:r>
-            <w:r>
-              <w:rPr>
-                <w:sz w:val="20"/>
-                <w:lang w:val="pl-PL"/>
-              </w:rPr>
-              <w:t>) – potrebno je odabrati odgovarajući;</w:t>
-            </w:r>
-            <w:r>
-              <w:rPr>
-                <w:sz w:val="20"/>
-                <w:lang w:val="pl-PL"/>
-              </w:rPr>
-              <w:br/>
-              <w:t>U naslovnici i ZADATKU su naglašene riječi ZAVRŠNI i DIPLOMSKI (</w:t>
-            </w:r>
-            <w:r>
-              <w:rPr>
-                <w:sz w:val="20"/>
-                <w:highlight w:val="yellow"/>
-                <w:lang w:val="pl-PL"/>
-              </w:rPr>
-              <w:t>žutom bojom</w:t>
-            </w:r>
-            <w:r>
-              <w:rPr>
-                <w:sz w:val="20"/>
-                <w:lang w:val="pl-PL"/>
-              </w:rPr>
-              <w:t>) – potrebno je eventualno odabrati odgovarajuću</w:t>
-            </w:r>
-            <w:r>
-              <w:rPr>
-                <w:sz w:val="20"/>
-                <w:lang w:val="pl-PL"/>
-              </w:rPr>
-              <w:br/>
-              <w:t xml:space="preserve">Istaknute su napomene za pisanje </w:t>
-            </w:r>
-            <w:r>
-              <w:rPr>
-                <w:i/>
-                <w:sz w:val="20"/>
-                <w:lang w:val="pl-PL"/>
-              </w:rPr>
-              <w:t>sažetka</w:t>
-            </w:r>
-            <w:r>
-              <w:rPr>
-                <w:sz w:val="20"/>
-                <w:lang w:val="pl-PL"/>
-              </w:rPr>
-              <w:t xml:space="preserve"> i </w:t>
-            </w:r>
-            <w:r>
-              <w:rPr>
-                <w:i/>
-                <w:sz w:val="20"/>
-                <w:lang w:val="pl-PL"/>
-              </w:rPr>
-              <w:t>ključnih riječi</w:t>
-            </w:r>
-          </w:p>
-        </w:tc>
-      </w:tr>
-      <w:tr>
-        <w:trPr>
-          <w:cantSplit/>
-        </w:trPr>
-        <w:tc>
-          <w:tcPr>
-            <w:tcW w:w="1242" w:type="dxa"/>
-            <w:tcBorders>
-              <w:right w:val="single" w:sz="6" w:space="0" w:color="000000"/>
-            </w:tcBorders>
-          </w:tcPr>
-          <w:p>
-            <w:pPr>
-              <w:spacing w:line="240" w:lineRule="auto"/>
-              <w:jc w:val="center"/>
-              <w:rPr>
-                <w:sz w:val="20"/>
-                <w:lang w:val="de-DE"/>
-              </w:rPr>
-            </w:pPr>
-            <w:r>
-              <w:rPr>
-                <w:sz w:val="20"/>
-                <w:lang w:val="de-DE"/>
-              </w:rPr>
-              <w:t>7.0</w:t>
-            </w:r>
-          </w:p>
-        </w:tc>
-        <w:tc>
-          <w:tcPr>
-            <w:tcW w:w="1418" w:type="dxa"/>
-            <w:tcBorders>
-              <w:left w:val="single" w:sz="6" w:space="0" w:color="000000"/>
-              <w:right w:val="single" w:sz="6" w:space="0" w:color="000000"/>
-            </w:tcBorders>
-          </w:tcPr>
-          <w:p>
-            <w:pPr>
-              <w:spacing w:line="240" w:lineRule="auto"/>
-              <w:jc w:val="center"/>
-              <w:rPr>
-                <w:sz w:val="20"/>
-                <w:lang w:val="de-DE"/>
-              </w:rPr>
-            </w:pPr>
-            <w:r>
-              <w:rPr>
-                <w:sz w:val="20"/>
-                <w:lang w:val="de-DE"/>
-              </w:rPr>
-              <w:t>2022-03-18</w:t>
-            </w:r>
-          </w:p>
-        </w:tc>
-        <w:tc>
-          <w:tcPr>
-            <w:tcW w:w="1565" w:type="dxa"/>
-            <w:tcBorders>
-              <w:left w:val="single" w:sz="6" w:space="0" w:color="000000"/>
-              <w:right w:val="single" w:sz="6" w:space="0" w:color="000000"/>
-            </w:tcBorders>
-          </w:tcPr>
-          <w:p>
-            <w:pPr>
-              <w:spacing w:line="240" w:lineRule="auto"/>
-              <w:jc w:val="center"/>
-              <w:rPr>
-                <w:sz w:val="20"/>
-                <w:lang w:val="de-DE"/>
-              </w:rPr>
-            </w:pPr>
-            <w:r>
-              <w:rPr>
-                <w:sz w:val="20"/>
-                <w:lang w:val="de-DE"/>
-              </w:rPr>
-              <w:t>Stipe Čelar</w:t>
-            </w:r>
-          </w:p>
-        </w:tc>
-        <w:tc>
-          <w:tcPr>
-            <w:tcW w:w="1643" w:type="dxa"/>
-            <w:tcBorders>
-              <w:left w:val="single" w:sz="6" w:space="0" w:color="000000"/>
-              <w:right w:val="single" w:sz="6" w:space="0" w:color="000000"/>
-            </w:tcBorders>
-          </w:tcPr>
-          <w:p>
-            <w:pPr>
-              <w:spacing w:line="240" w:lineRule="auto"/>
-              <w:jc w:val="center"/>
-              <w:rPr>
-                <w:sz w:val="20"/>
-                <w:lang w:val="de-DE"/>
-              </w:rPr>
-            </w:pPr>
-            <w:r>
-              <w:rPr>
-                <w:sz w:val="20"/>
-                <w:lang w:val="de-DE"/>
-              </w:rPr>
-              <w:t>Stipe Čelar</w:t>
-            </w:r>
-          </w:p>
-        </w:tc>
-        <w:tc>
-          <w:tcPr>
-            <w:tcW w:w="3780" w:type="dxa"/>
-            <w:tcBorders>
-              <w:left w:val="single" w:sz="6" w:space="0" w:color="000000"/>
-            </w:tcBorders>
-          </w:tcPr>
-          <w:p>
-            <w:pPr>
-              <w:spacing w:line="240" w:lineRule="auto"/>
-              <w:jc w:val="left"/>
-              <w:rPr>
-                <w:sz w:val="20"/>
-                <w:lang w:val="pl-PL"/>
-              </w:rPr>
-            </w:pPr>
-            <w:r>
-              <w:rPr>
-                <w:sz w:val="20"/>
-                <w:lang w:val="pl-PL"/>
-              </w:rPr>
-              <w:t>Numeriranje počinje tek od poglavlja UVOD;</w:t>
-            </w:r>
-            <w:r>
-              <w:rPr>
-                <w:sz w:val="20"/>
-                <w:lang w:val="pl-PL"/>
-              </w:rPr>
-              <w:br/>
-              <w:t>U IZJAVI su naglašene riječi ZAVRŠNI i  DIPLOMSKI (</w:t>
-            </w:r>
-            <w:r>
-              <w:rPr>
-                <w:sz w:val="20"/>
-                <w:highlight w:val="yellow"/>
-                <w:lang w:val="pl-PL"/>
-              </w:rPr>
-              <w:t>žutom bojom</w:t>
-            </w:r>
-            <w:r>
-              <w:rPr>
-                <w:sz w:val="20"/>
-                <w:lang w:val="pl-PL"/>
-              </w:rPr>
-              <w:t>) – potrebno je odabrati odgovarajuću</w:t>
-            </w:r>
-          </w:p>
-        </w:tc>
-      </w:tr>
-      <w:tr>
-        <w:trPr>
-          <w:cantSplit/>
-        </w:trPr>
-        <w:tc>
-          <w:tcPr>
-            <w:tcW w:w="1242" w:type="dxa"/>
-            <w:tcBorders>
-              <w:right w:val="single" w:sz="6" w:space="0" w:color="000000"/>
-            </w:tcBorders>
-          </w:tcPr>
-          <w:p>
-            <w:pPr>
-              <w:spacing w:line="240" w:lineRule="auto"/>
-              <w:jc w:val="center"/>
-              <w:rPr>
-                <w:sz w:val="20"/>
-                <w:lang w:val="de-DE"/>
-              </w:rPr>
-            </w:pPr>
-            <w:r>
-              <w:rPr>
-                <w:sz w:val="20"/>
-                <w:lang w:val="de-DE"/>
-              </w:rPr>
-              <w:t>6.9</w:t>
-            </w:r>
-          </w:p>
-        </w:tc>
-        <w:tc>
-          <w:tcPr>
-            <w:tcW w:w="1418" w:type="dxa"/>
-            <w:tcBorders>
-              <w:left w:val="single" w:sz="6" w:space="0" w:color="000000"/>
-              <w:right w:val="single" w:sz="6" w:space="0" w:color="000000"/>
-            </w:tcBorders>
-          </w:tcPr>
-          <w:p>
-            <w:pPr>
-              <w:spacing w:line="240" w:lineRule="auto"/>
-              <w:jc w:val="center"/>
-              <w:rPr>
-                <w:sz w:val="20"/>
-                <w:lang w:val="de-DE"/>
-              </w:rPr>
-            </w:pPr>
-            <w:r>
-              <w:rPr>
-                <w:sz w:val="20"/>
-                <w:lang w:val="de-DE"/>
-              </w:rPr>
-              <w:t>2021-06-23</w:t>
-            </w:r>
-          </w:p>
-        </w:tc>
-        <w:tc>
-          <w:tcPr>
-            <w:tcW w:w="1565" w:type="dxa"/>
-            <w:tcBorders>
-              <w:left w:val="single" w:sz="6" w:space="0" w:color="000000"/>
-              <w:right w:val="single" w:sz="6" w:space="0" w:color="000000"/>
-            </w:tcBorders>
-          </w:tcPr>
-          <w:p>
-            <w:pPr>
-              <w:spacing w:line="240" w:lineRule="auto"/>
-              <w:jc w:val="center"/>
-              <w:rPr>
-                <w:sz w:val="20"/>
-                <w:lang w:val="de-DE"/>
-              </w:rPr>
-            </w:pPr>
-            <w:r>
-              <w:rPr>
-                <w:sz w:val="20"/>
-                <w:lang w:val="de-DE"/>
-              </w:rPr>
-              <w:t>Stipe Čelar</w:t>
-            </w:r>
-          </w:p>
-        </w:tc>
-        <w:tc>
-          <w:tcPr>
-            <w:tcW w:w="1643" w:type="dxa"/>
-            <w:tcBorders>
-              <w:left w:val="single" w:sz="6" w:space="0" w:color="000000"/>
-              <w:right w:val="single" w:sz="6" w:space="0" w:color="000000"/>
-            </w:tcBorders>
-          </w:tcPr>
-          <w:p>
-            <w:pPr>
-              <w:spacing w:line="240" w:lineRule="auto"/>
-              <w:jc w:val="center"/>
-              <w:rPr>
-                <w:sz w:val="20"/>
-                <w:lang w:val="de-DE"/>
-              </w:rPr>
-            </w:pPr>
-            <w:r>
-              <w:rPr>
-                <w:sz w:val="20"/>
-                <w:lang w:val="de-DE"/>
-              </w:rPr>
-              <w:t>Stipe Čelar</w:t>
-            </w:r>
-          </w:p>
-        </w:tc>
-        <w:tc>
-          <w:tcPr>
-            <w:tcW w:w="3780" w:type="dxa"/>
-            <w:tcBorders>
-              <w:left w:val="single" w:sz="6" w:space="0" w:color="000000"/>
-            </w:tcBorders>
-          </w:tcPr>
-          <w:p>
-            <w:pPr>
-              <w:spacing w:line="240" w:lineRule="auto"/>
-              <w:jc w:val="left"/>
-              <w:rPr>
-                <w:sz w:val="20"/>
-                <w:lang w:val="pl-PL"/>
-              </w:rPr>
-            </w:pPr>
-            <w:r>
-              <w:rPr>
-                <w:sz w:val="20"/>
-                <w:lang w:val="pl-PL"/>
-              </w:rPr>
-              <w:t>Dodano poglavlje ZAKLJUČAK (razina 1); poglavlja ‘Upravljanje izmjenama’ i ‘Kazalo profeosorvih napomena’ stavljeni kao potpoglavlja u ‘Ostale priloge i dokumentaciju’</w:t>
-            </w:r>
-          </w:p>
-        </w:tc>
-      </w:tr>
-      <w:tr>
-        <w:trPr>
-          <w:cantSplit/>
-        </w:trPr>
-        <w:tc>
-          <w:tcPr>
-            <w:tcW w:w="1242" w:type="dxa"/>
-            <w:tcBorders>
-              <w:right w:val="single" w:sz="6" w:space="0" w:color="000000"/>
-            </w:tcBorders>
-          </w:tcPr>
-          <w:p>
-            <w:pPr>
-              <w:spacing w:line="240" w:lineRule="auto"/>
-              <w:jc w:val="center"/>
-              <w:rPr>
-                <w:sz w:val="20"/>
-                <w:lang w:val="de-DE"/>
-              </w:rPr>
-            </w:pPr>
-            <w:r>
-              <w:rPr>
-                <w:sz w:val="20"/>
-                <w:lang w:val="de-DE"/>
-              </w:rPr>
-              <w:t>6.8</w:t>
-            </w:r>
-          </w:p>
-        </w:tc>
-        <w:tc>
-          <w:tcPr>
-            <w:tcW w:w="1418" w:type="dxa"/>
-            <w:tcBorders>
-              <w:left w:val="single" w:sz="6" w:space="0" w:color="000000"/>
-              <w:right w:val="single" w:sz="6" w:space="0" w:color="000000"/>
-            </w:tcBorders>
-          </w:tcPr>
-          <w:p>
-            <w:pPr>
-              <w:spacing w:line="240" w:lineRule="auto"/>
-              <w:jc w:val="center"/>
-              <w:rPr>
-                <w:sz w:val="20"/>
-                <w:lang w:val="de-DE"/>
-              </w:rPr>
-            </w:pPr>
-            <w:r>
-              <w:rPr>
-                <w:sz w:val="20"/>
-                <w:lang w:val="de-DE"/>
-              </w:rPr>
-              <w:t>2020-07-27</w:t>
-            </w:r>
-          </w:p>
-        </w:tc>
-        <w:tc>
-          <w:tcPr>
-            <w:tcW w:w="1565" w:type="dxa"/>
-            <w:tcBorders>
-              <w:left w:val="single" w:sz="6" w:space="0" w:color="000000"/>
-              <w:right w:val="single" w:sz="6" w:space="0" w:color="000000"/>
-            </w:tcBorders>
-          </w:tcPr>
-          <w:p>
-            <w:pPr>
-              <w:spacing w:line="240" w:lineRule="auto"/>
-              <w:jc w:val="center"/>
-              <w:rPr>
-                <w:sz w:val="20"/>
-                <w:lang w:val="de-DE"/>
-              </w:rPr>
-            </w:pPr>
-            <w:r>
-              <w:rPr>
-                <w:sz w:val="20"/>
-                <w:lang w:val="de-DE"/>
-              </w:rPr>
-              <w:t>Stipe Čelar</w:t>
-            </w:r>
-          </w:p>
-        </w:tc>
-        <w:tc>
-          <w:tcPr>
-            <w:tcW w:w="1643" w:type="dxa"/>
-            <w:tcBorders>
-              <w:left w:val="single" w:sz="6" w:space="0" w:color="000000"/>
-              <w:right w:val="single" w:sz="6" w:space="0" w:color="000000"/>
-            </w:tcBorders>
-          </w:tcPr>
-          <w:p>
-            <w:pPr>
-              <w:spacing w:line="240" w:lineRule="auto"/>
-              <w:jc w:val="center"/>
-              <w:rPr>
-                <w:sz w:val="20"/>
-                <w:lang w:val="de-DE"/>
-              </w:rPr>
-            </w:pPr>
-            <w:r>
-              <w:rPr>
-                <w:sz w:val="20"/>
-                <w:lang w:val="de-DE"/>
-              </w:rPr>
-              <w:t>Stipe Čelar</w:t>
-            </w:r>
-          </w:p>
-        </w:tc>
-        <w:tc>
-          <w:tcPr>
-            <w:tcW w:w="3780" w:type="dxa"/>
-            <w:tcBorders>
-              <w:left w:val="single" w:sz="6" w:space="0" w:color="000000"/>
-            </w:tcBorders>
-          </w:tcPr>
-          <w:p>
-            <w:pPr>
-              <w:spacing w:line="240" w:lineRule="auto"/>
-              <w:jc w:val="left"/>
-              <w:rPr>
-                <w:sz w:val="20"/>
-                <w:lang w:val="pl-PL"/>
-              </w:rPr>
-            </w:pPr>
-            <w:r>
-              <w:rPr>
-                <w:sz w:val="20"/>
-                <w:lang w:val="pl-PL"/>
-              </w:rPr>
-              <w:t>Uključene napomene za printanje sa i bez potpisa na ZADATKU i IZJAVI</w:t>
-            </w:r>
-          </w:p>
-        </w:tc>
-      </w:tr>
-      <w:tr>
-        <w:trPr>
-          <w:cantSplit/>
-        </w:trPr>
-        <w:tc>
-          <w:tcPr>
-            <w:tcW w:w="1242" w:type="dxa"/>
-            <w:tcBorders>
-              <w:right w:val="single" w:sz="6" w:space="0" w:color="000000"/>
-            </w:tcBorders>
-          </w:tcPr>
-          <w:p>
-            <w:pPr>
-              <w:spacing w:line="240" w:lineRule="auto"/>
-              <w:jc w:val="center"/>
-              <w:rPr>
-                <w:sz w:val="20"/>
-                <w:lang w:val="de-DE"/>
-              </w:rPr>
-            </w:pPr>
-            <w:r>
-              <w:rPr>
-                <w:sz w:val="20"/>
-                <w:lang w:val="de-DE"/>
-              </w:rPr>
-              <w:t>6.7</w:t>
-            </w:r>
-          </w:p>
-        </w:tc>
-        <w:tc>
-          <w:tcPr>
-            <w:tcW w:w="1418" w:type="dxa"/>
-            <w:tcBorders>
-              <w:left w:val="single" w:sz="6" w:space="0" w:color="000000"/>
-              <w:right w:val="single" w:sz="6" w:space="0" w:color="000000"/>
-            </w:tcBorders>
-          </w:tcPr>
-          <w:p>
-            <w:pPr>
-              <w:spacing w:line="240" w:lineRule="auto"/>
-              <w:jc w:val="center"/>
-              <w:rPr>
-                <w:sz w:val="20"/>
-                <w:lang w:val="de-DE"/>
-              </w:rPr>
-            </w:pPr>
-            <w:r>
-              <w:rPr>
-                <w:sz w:val="20"/>
-                <w:lang w:val="de-DE"/>
-              </w:rPr>
-              <w:t>2020-05-11</w:t>
-            </w:r>
-          </w:p>
-        </w:tc>
-        <w:tc>
-          <w:tcPr>
-            <w:tcW w:w="1565" w:type="dxa"/>
-            <w:tcBorders>
-              <w:left w:val="single" w:sz="6" w:space="0" w:color="000000"/>
-              <w:right w:val="single" w:sz="6" w:space="0" w:color="000000"/>
-            </w:tcBorders>
-          </w:tcPr>
-          <w:p>
-            <w:pPr>
-              <w:spacing w:line="240" w:lineRule="auto"/>
-              <w:jc w:val="center"/>
-              <w:rPr>
-                <w:sz w:val="20"/>
-                <w:lang w:val="de-DE"/>
-              </w:rPr>
-            </w:pPr>
-            <w:r>
-              <w:rPr>
-                <w:sz w:val="20"/>
-                <w:lang w:val="de-DE"/>
-              </w:rPr>
-              <w:t>Stipe Čelar</w:t>
-            </w:r>
-          </w:p>
-        </w:tc>
-        <w:tc>
-          <w:tcPr>
-            <w:tcW w:w="1643" w:type="dxa"/>
-            <w:tcBorders>
-              <w:left w:val="single" w:sz="6" w:space="0" w:color="000000"/>
-              <w:right w:val="single" w:sz="6" w:space="0" w:color="000000"/>
-            </w:tcBorders>
-          </w:tcPr>
-          <w:p>
-            <w:pPr>
-              <w:spacing w:line="240" w:lineRule="auto"/>
-              <w:jc w:val="center"/>
-              <w:rPr>
-                <w:sz w:val="20"/>
-                <w:lang w:val="de-DE"/>
-              </w:rPr>
-            </w:pPr>
-            <w:r>
-              <w:rPr>
-                <w:sz w:val="20"/>
-                <w:lang w:val="de-DE"/>
-              </w:rPr>
-              <w:t>Stipe Čelar</w:t>
-            </w:r>
-          </w:p>
-        </w:tc>
-        <w:tc>
-          <w:tcPr>
-            <w:tcW w:w="3780" w:type="dxa"/>
-            <w:tcBorders>
-              <w:left w:val="single" w:sz="6" w:space="0" w:color="000000"/>
-            </w:tcBorders>
-          </w:tcPr>
-          <w:p>
-            <w:pPr>
-              <w:spacing w:line="240" w:lineRule="auto"/>
-              <w:jc w:val="left"/>
-              <w:rPr>
-                <w:sz w:val="20"/>
-                <w:lang w:val="pl-PL"/>
-              </w:rPr>
-            </w:pPr>
-            <w:r>
-              <w:rPr>
-                <w:sz w:val="20"/>
-                <w:lang w:val="pl-PL"/>
-              </w:rPr>
-              <w:t>Korigirano poravnanje na naslovnici i prof. zvanja</w:t>
-            </w:r>
-          </w:p>
-        </w:tc>
-      </w:tr>
-      <w:tr>
-        <w:trPr>
-          <w:cantSplit/>
-        </w:trPr>
-        <w:tc>
-          <w:tcPr>
-            <w:tcW w:w="1242" w:type="dxa"/>
-            <w:tcBorders>
-              <w:right w:val="single" w:sz="6" w:space="0" w:color="000000"/>
-            </w:tcBorders>
-          </w:tcPr>
-          <w:p>
-            <w:pPr>
-              <w:spacing w:line="240" w:lineRule="auto"/>
-              <w:jc w:val="center"/>
-              <w:rPr>
-                <w:sz w:val="20"/>
-                <w:lang w:val="de-DE"/>
-              </w:rPr>
-            </w:pPr>
-            <w:r>
-              <w:rPr>
-                <w:sz w:val="20"/>
-                <w:lang w:val="de-DE"/>
-              </w:rPr>
-              <w:t>6.6</w:t>
-            </w:r>
-          </w:p>
-        </w:tc>
-        <w:tc>
-          <w:tcPr>
-            <w:tcW w:w="1418" w:type="dxa"/>
-            <w:tcBorders>
-              <w:left w:val="single" w:sz="6" w:space="0" w:color="000000"/>
-              <w:right w:val="single" w:sz="6" w:space="0" w:color="000000"/>
-            </w:tcBorders>
-          </w:tcPr>
-          <w:p>
-            <w:pPr>
-              <w:spacing w:line="240" w:lineRule="auto"/>
-              <w:jc w:val="center"/>
-              <w:rPr>
-                <w:sz w:val="20"/>
-                <w:lang w:val="de-DE"/>
-              </w:rPr>
-            </w:pPr>
-            <w:r>
-              <w:rPr>
-                <w:sz w:val="20"/>
-                <w:lang w:val="de-DE"/>
-              </w:rPr>
-              <w:t>2020-01-27</w:t>
-            </w:r>
-          </w:p>
-        </w:tc>
-        <w:tc>
-          <w:tcPr>
-            <w:tcW w:w="1565" w:type="dxa"/>
-            <w:tcBorders>
-              <w:left w:val="single" w:sz="6" w:space="0" w:color="000000"/>
-              <w:right w:val="single" w:sz="6" w:space="0" w:color="000000"/>
-            </w:tcBorders>
-          </w:tcPr>
-          <w:p>
-            <w:pPr>
-              <w:spacing w:line="240" w:lineRule="auto"/>
-              <w:jc w:val="center"/>
-              <w:rPr>
-                <w:sz w:val="20"/>
-                <w:lang w:val="de-DE"/>
-              </w:rPr>
-            </w:pPr>
-            <w:r>
-              <w:rPr>
-                <w:sz w:val="20"/>
-                <w:lang w:val="de-DE"/>
-              </w:rPr>
-              <w:t>Stipe Čelar</w:t>
-            </w:r>
-          </w:p>
-        </w:tc>
-        <w:tc>
-          <w:tcPr>
-            <w:tcW w:w="1643" w:type="dxa"/>
-            <w:tcBorders>
-              <w:left w:val="single" w:sz="6" w:space="0" w:color="000000"/>
-              <w:right w:val="single" w:sz="6" w:space="0" w:color="000000"/>
-            </w:tcBorders>
-          </w:tcPr>
-          <w:p>
-            <w:pPr>
-              <w:spacing w:line="240" w:lineRule="auto"/>
-              <w:jc w:val="center"/>
-              <w:rPr>
-                <w:sz w:val="20"/>
-                <w:lang w:val="de-DE"/>
-              </w:rPr>
-            </w:pPr>
-            <w:r>
-              <w:rPr>
-                <w:sz w:val="20"/>
-                <w:lang w:val="de-DE"/>
-              </w:rPr>
-              <w:t>Stipe Čelar</w:t>
-            </w:r>
-          </w:p>
-        </w:tc>
-        <w:tc>
-          <w:tcPr>
-            <w:tcW w:w="3780" w:type="dxa"/>
-            <w:tcBorders>
-              <w:left w:val="single" w:sz="6" w:space="0" w:color="000000"/>
-            </w:tcBorders>
-          </w:tcPr>
-          <w:p>
-            <w:pPr>
-              <w:spacing w:line="240" w:lineRule="auto"/>
-              <w:jc w:val="left"/>
-              <w:rPr>
-                <w:sz w:val="20"/>
-                <w:lang w:val="pl-PL"/>
-              </w:rPr>
-            </w:pPr>
-            <w:r>
-              <w:rPr>
-                <w:sz w:val="20"/>
-                <w:lang w:val="pl-PL"/>
-              </w:rPr>
-              <w:t>Napravljena zasebna hijerarhija oznaka za literaturu, priloge i sažetak – bez brojeva</w:t>
-            </w:r>
-          </w:p>
-        </w:tc>
-      </w:tr>
-      <w:tr>
-        <w:trPr>
-          <w:cantSplit/>
-        </w:trPr>
-        <w:tc>
-          <w:tcPr>
-            <w:tcW w:w="1242" w:type="dxa"/>
-            <w:tcBorders>
-              <w:right w:val="single" w:sz="6" w:space="0" w:color="000000"/>
-            </w:tcBorders>
-          </w:tcPr>
-          <w:p>
-            <w:pPr>
-              <w:spacing w:line="240" w:lineRule="auto"/>
-              <w:jc w:val="center"/>
-              <w:rPr>
-                <w:sz w:val="20"/>
-                <w:lang w:val="de-DE"/>
-              </w:rPr>
-            </w:pPr>
-            <w:r>
-              <w:rPr>
-                <w:sz w:val="20"/>
-                <w:lang w:val="de-DE"/>
-              </w:rPr>
-              <w:t>6.57</w:t>
-            </w:r>
-          </w:p>
-        </w:tc>
-        <w:tc>
-          <w:tcPr>
-            <w:tcW w:w="1418" w:type="dxa"/>
-            <w:tcBorders>
-              <w:left w:val="single" w:sz="6" w:space="0" w:color="000000"/>
-              <w:right w:val="single" w:sz="6" w:space="0" w:color="000000"/>
-            </w:tcBorders>
-          </w:tcPr>
-          <w:p>
-            <w:pPr>
-              <w:spacing w:line="240" w:lineRule="auto"/>
-              <w:jc w:val="center"/>
-              <w:rPr>
-                <w:sz w:val="20"/>
-                <w:lang w:val="de-DE"/>
-              </w:rPr>
-            </w:pPr>
-            <w:r>
-              <w:rPr>
-                <w:sz w:val="20"/>
-                <w:lang w:val="de-DE"/>
-              </w:rPr>
-              <w:t>2019-01-16</w:t>
-            </w:r>
-          </w:p>
-        </w:tc>
-        <w:tc>
-          <w:tcPr>
-            <w:tcW w:w="1565" w:type="dxa"/>
-            <w:tcBorders>
-              <w:left w:val="single" w:sz="6" w:space="0" w:color="000000"/>
-              <w:right w:val="single" w:sz="6" w:space="0" w:color="000000"/>
-            </w:tcBorders>
-          </w:tcPr>
-          <w:p>
-            <w:pPr>
-              <w:spacing w:line="240" w:lineRule="auto"/>
-              <w:jc w:val="center"/>
-              <w:rPr>
-                <w:sz w:val="20"/>
-                <w:lang w:val="de-DE"/>
-              </w:rPr>
-            </w:pPr>
-            <w:r>
-              <w:rPr>
-                <w:sz w:val="20"/>
-                <w:lang w:val="de-DE"/>
-              </w:rPr>
-              <w:t>Stipe Čelar</w:t>
-            </w:r>
-          </w:p>
-        </w:tc>
-        <w:tc>
-          <w:tcPr>
-            <w:tcW w:w="1643" w:type="dxa"/>
-            <w:tcBorders>
-              <w:left w:val="single" w:sz="6" w:space="0" w:color="000000"/>
-              <w:right w:val="single" w:sz="6" w:space="0" w:color="000000"/>
-            </w:tcBorders>
-          </w:tcPr>
-          <w:p>
-            <w:pPr>
-              <w:spacing w:line="240" w:lineRule="auto"/>
-              <w:jc w:val="center"/>
-              <w:rPr>
-                <w:sz w:val="20"/>
-                <w:lang w:val="de-DE"/>
-              </w:rPr>
-            </w:pPr>
-            <w:r>
-              <w:rPr>
-                <w:sz w:val="20"/>
-                <w:lang w:val="de-DE"/>
-              </w:rPr>
-              <w:t>Stipe Čelar</w:t>
-            </w:r>
-          </w:p>
-        </w:tc>
-        <w:tc>
-          <w:tcPr>
-            <w:tcW w:w="3780" w:type="dxa"/>
-            <w:tcBorders>
-              <w:left w:val="single" w:sz="6" w:space="0" w:color="000000"/>
-            </w:tcBorders>
-          </w:tcPr>
-          <w:p>
-            <w:pPr>
-              <w:spacing w:line="240" w:lineRule="auto"/>
-              <w:jc w:val="left"/>
-              <w:rPr>
-                <w:sz w:val="20"/>
-                <w:lang w:val="pl-PL"/>
-              </w:rPr>
-            </w:pPr>
-            <w:r>
-              <w:rPr>
-                <w:sz w:val="20"/>
-                <w:lang w:val="pl-PL"/>
-              </w:rPr>
-              <w:t>Napomene za ručno upisane informacije na CD-u</w:t>
-            </w:r>
-          </w:p>
-          <w:p>
-            <w:pPr>
-              <w:spacing w:line="240" w:lineRule="auto"/>
-              <w:jc w:val="left"/>
-              <w:rPr>
-                <w:sz w:val="20"/>
-                <w:lang w:val="pl-PL"/>
-              </w:rPr>
-            </w:pPr>
-            <w:r>
-              <w:rPr>
-                <w:sz w:val="20"/>
-                <w:lang w:val="pl-PL"/>
-              </w:rPr>
-              <w:t>Dodao poglavlje o profesorovim komentarima</w:t>
-            </w:r>
-          </w:p>
-        </w:tc>
-      </w:tr>
-      <w:tr>
-        <w:trPr>
-          <w:cantSplit/>
-        </w:trPr>
-        <w:tc>
-          <w:tcPr>
-            <w:tcW w:w="1242" w:type="dxa"/>
-            <w:tcBorders>
-              <w:right w:val="single" w:sz="6" w:space="0" w:color="000000"/>
-            </w:tcBorders>
-          </w:tcPr>
-          <w:p>
-            <w:pPr>
-              <w:spacing w:line="240" w:lineRule="auto"/>
-              <w:jc w:val="center"/>
-              <w:rPr>
-                <w:sz w:val="20"/>
-                <w:lang w:val="de-DE"/>
-              </w:rPr>
-            </w:pPr>
-            <w:r>
-              <w:rPr>
-                <w:sz w:val="20"/>
-                <w:lang w:val="de-DE"/>
-              </w:rPr>
-              <w:lastRenderedPageBreak/>
-              <w:t>6.56</w:t>
-            </w:r>
-          </w:p>
-        </w:tc>
-        <w:tc>
-          <w:tcPr>
-            <w:tcW w:w="1418" w:type="dxa"/>
-            <w:tcBorders>
-              <w:left w:val="single" w:sz="6" w:space="0" w:color="000000"/>
-              <w:right w:val="single" w:sz="6" w:space="0" w:color="000000"/>
-            </w:tcBorders>
-          </w:tcPr>
-          <w:p>
-            <w:pPr>
-              <w:spacing w:line="240" w:lineRule="auto"/>
-              <w:jc w:val="center"/>
-              <w:rPr>
-                <w:sz w:val="20"/>
-                <w:lang w:val="de-DE"/>
-              </w:rPr>
-            </w:pPr>
-            <w:r>
-              <w:rPr>
-                <w:sz w:val="20"/>
-                <w:lang w:val="de-DE"/>
-              </w:rPr>
-              <w:t>2018-02-20</w:t>
-            </w:r>
-          </w:p>
-        </w:tc>
-        <w:tc>
-          <w:tcPr>
-            <w:tcW w:w="1565" w:type="dxa"/>
-            <w:tcBorders>
-              <w:left w:val="single" w:sz="6" w:space="0" w:color="000000"/>
-              <w:right w:val="single" w:sz="6" w:space="0" w:color="000000"/>
-            </w:tcBorders>
-          </w:tcPr>
-          <w:p>
-            <w:pPr>
-              <w:spacing w:line="240" w:lineRule="auto"/>
-              <w:jc w:val="center"/>
-              <w:rPr>
-                <w:sz w:val="20"/>
-                <w:lang w:val="de-DE"/>
-              </w:rPr>
-            </w:pPr>
-            <w:r>
-              <w:rPr>
-                <w:sz w:val="20"/>
-                <w:lang w:val="de-DE"/>
-              </w:rPr>
-              <w:t>Stipe Čelar</w:t>
-            </w:r>
-          </w:p>
-        </w:tc>
-        <w:tc>
-          <w:tcPr>
-            <w:tcW w:w="1643" w:type="dxa"/>
-            <w:tcBorders>
-              <w:left w:val="single" w:sz="6" w:space="0" w:color="000000"/>
-              <w:right w:val="single" w:sz="6" w:space="0" w:color="000000"/>
-            </w:tcBorders>
-          </w:tcPr>
-          <w:p>
-            <w:pPr>
-              <w:spacing w:line="240" w:lineRule="auto"/>
-              <w:jc w:val="center"/>
-              <w:rPr>
-                <w:sz w:val="20"/>
-                <w:lang w:val="de-DE"/>
-              </w:rPr>
-            </w:pPr>
-            <w:r>
-              <w:rPr>
-                <w:sz w:val="20"/>
-                <w:lang w:val="de-DE"/>
-              </w:rPr>
-              <w:t>Stipe Čelar</w:t>
-            </w:r>
-          </w:p>
-        </w:tc>
-        <w:tc>
-          <w:tcPr>
-            <w:tcW w:w="3780" w:type="dxa"/>
-            <w:tcBorders>
-              <w:left w:val="single" w:sz="6" w:space="0" w:color="000000"/>
-            </w:tcBorders>
-          </w:tcPr>
-          <w:p>
-            <w:pPr>
-              <w:spacing w:line="240" w:lineRule="auto"/>
-              <w:jc w:val="left"/>
-              <w:rPr>
-                <w:sz w:val="20"/>
-                <w:lang w:val="pl-PL"/>
-              </w:rPr>
-            </w:pPr>
-            <w:r>
-              <w:rPr>
-                <w:sz w:val="20"/>
-                <w:lang w:val="pl-PL"/>
-              </w:rPr>
-              <w:t>Stavljena IZJAVA student/ice o samostalnom radu;</w:t>
-            </w:r>
-            <w:r>
-              <w:rPr>
-                <w:sz w:val="20"/>
-                <w:lang w:val="pl-PL"/>
-              </w:rPr>
-              <w:br/>
-              <w:t xml:space="preserve">odvajanje ključnih riječi </w:t>
-            </w:r>
-            <w:r>
-              <w:rPr>
-                <w:b/>
-                <w:sz w:val="20"/>
-                <w:lang w:val="pl-PL"/>
-              </w:rPr>
-              <w:t xml:space="preserve">zarezom </w:t>
-            </w:r>
-            <w:r>
-              <w:rPr>
-                <w:sz w:val="20"/>
-                <w:lang w:val="pl-PL"/>
-              </w:rPr>
-              <w:t xml:space="preserve">(,) umjesto </w:t>
-            </w:r>
-            <w:r>
-              <w:rPr>
-                <w:b/>
-                <w:sz w:val="20"/>
-                <w:lang w:val="pl-PL"/>
-              </w:rPr>
-              <w:t>točka-zarez</w:t>
-            </w:r>
-            <w:r>
-              <w:rPr>
-                <w:b/>
-                <w:sz w:val="20"/>
-                <w:lang w:val="pl-PL"/>
-              </w:rPr>
-              <w:t>om</w:t>
-            </w:r>
-            <w:r>
-              <w:rPr>
-                <w:sz w:val="20"/>
-                <w:lang w:val="pl-PL"/>
-              </w:rPr>
-              <w:t xml:space="preserve"> (;)</w:t>
-            </w:r>
-            <w:r>
-              <w:rPr>
-                <w:sz w:val="20"/>
-                <w:lang w:val="pl-PL"/>
-              </w:rPr>
-              <w:br/>
-              <w:t xml:space="preserve">uključen je naslov radnje na engleskom na stranici s </w:t>
-            </w:r>
-            <w:r>
-              <w:rPr>
-                <w:b/>
-                <w:sz w:val="20"/>
-                <w:lang w:val="pl-PL"/>
-              </w:rPr>
-              <w:t>abstractom</w:t>
-            </w:r>
-          </w:p>
-        </w:tc>
-      </w:tr>
-      <w:tr>
-        <w:trPr>
-          <w:cantSplit/>
-        </w:trPr>
-        <w:tc>
-          <w:tcPr>
-            <w:tcW w:w="1242" w:type="dxa"/>
-            <w:tcBorders>
-              <w:right w:val="single" w:sz="6" w:space="0" w:color="000000"/>
-            </w:tcBorders>
-          </w:tcPr>
-          <w:p>
-            <w:pPr>
-              <w:spacing w:line="240" w:lineRule="auto"/>
-              <w:jc w:val="center"/>
-              <w:rPr>
-                <w:sz w:val="20"/>
-                <w:lang w:val="de-DE"/>
-              </w:rPr>
-            </w:pPr>
-            <w:r>
-              <w:rPr>
-                <w:sz w:val="20"/>
-                <w:lang w:val="de-DE"/>
-              </w:rPr>
-              <w:t>6.55</w:t>
-            </w:r>
-          </w:p>
-        </w:tc>
-        <w:tc>
-          <w:tcPr>
-            <w:tcW w:w="1418" w:type="dxa"/>
-            <w:tcBorders>
-              <w:left w:val="single" w:sz="6" w:space="0" w:color="000000"/>
-              <w:right w:val="single" w:sz="6" w:space="0" w:color="000000"/>
-            </w:tcBorders>
-          </w:tcPr>
-          <w:p>
-            <w:pPr>
-              <w:spacing w:line="240" w:lineRule="auto"/>
-              <w:jc w:val="center"/>
-              <w:rPr>
-                <w:sz w:val="20"/>
-                <w:lang w:val="de-DE"/>
-              </w:rPr>
-            </w:pPr>
-            <w:r>
-              <w:rPr>
-                <w:sz w:val="20"/>
-                <w:lang w:val="de-DE"/>
-              </w:rPr>
-              <w:t>2015-03-05</w:t>
-            </w:r>
-          </w:p>
-        </w:tc>
-        <w:tc>
-          <w:tcPr>
-            <w:tcW w:w="1565" w:type="dxa"/>
-            <w:tcBorders>
-              <w:left w:val="single" w:sz="6" w:space="0" w:color="000000"/>
-              <w:right w:val="single" w:sz="6" w:space="0" w:color="000000"/>
-            </w:tcBorders>
-          </w:tcPr>
-          <w:p>
-            <w:pPr>
-              <w:spacing w:line="240" w:lineRule="auto"/>
-              <w:jc w:val="center"/>
-              <w:rPr>
-                <w:sz w:val="20"/>
-                <w:lang w:val="de-DE"/>
-              </w:rPr>
-            </w:pPr>
-            <w:r>
-              <w:rPr>
-                <w:sz w:val="20"/>
-                <w:lang w:val="de-DE"/>
-              </w:rPr>
-              <w:t>Stipe Čelar</w:t>
-            </w:r>
-          </w:p>
-        </w:tc>
-        <w:tc>
-          <w:tcPr>
-            <w:tcW w:w="1643" w:type="dxa"/>
-            <w:tcBorders>
-              <w:left w:val="single" w:sz="6" w:space="0" w:color="000000"/>
-              <w:right w:val="single" w:sz="6" w:space="0" w:color="000000"/>
-            </w:tcBorders>
-          </w:tcPr>
-          <w:p>
-            <w:pPr>
-              <w:spacing w:line="240" w:lineRule="auto"/>
-              <w:jc w:val="center"/>
-              <w:rPr>
-                <w:sz w:val="20"/>
-                <w:lang w:val="de-DE"/>
-              </w:rPr>
-            </w:pPr>
-            <w:r>
-              <w:rPr>
-                <w:sz w:val="20"/>
-                <w:lang w:val="de-DE"/>
-              </w:rPr>
-              <w:t>Stipe Čelar</w:t>
-            </w:r>
-          </w:p>
-        </w:tc>
-        <w:tc>
-          <w:tcPr>
-            <w:tcW w:w="3780" w:type="dxa"/>
-            <w:tcBorders>
-              <w:left w:val="single" w:sz="6" w:space="0" w:color="000000"/>
-            </w:tcBorders>
-          </w:tcPr>
-          <w:p>
-            <w:pPr>
-              <w:spacing w:line="240" w:lineRule="auto"/>
-              <w:jc w:val="left"/>
-              <w:rPr>
-                <w:sz w:val="20"/>
-                <w:lang w:val="pl-PL"/>
-              </w:rPr>
-            </w:pPr>
-            <w:r>
-              <w:rPr>
-                <w:sz w:val="20"/>
-                <w:lang w:val="pl-PL"/>
-              </w:rPr>
-              <w:t>Stavljena adresa popisa diplomiranih studenata po mentorima i studijima</w:t>
-            </w:r>
-          </w:p>
-        </w:tc>
-      </w:tr>
-      <w:tr>
-        <w:trPr>
-          <w:cantSplit/>
-        </w:trPr>
-        <w:tc>
-          <w:tcPr>
-            <w:tcW w:w="1242" w:type="dxa"/>
-            <w:tcBorders>
-              <w:right w:val="single" w:sz="6" w:space="0" w:color="000000"/>
-            </w:tcBorders>
-          </w:tcPr>
-          <w:p>
-            <w:pPr>
-              <w:spacing w:line="240" w:lineRule="auto"/>
-              <w:jc w:val="center"/>
-              <w:rPr>
-                <w:sz w:val="20"/>
-                <w:lang w:val="de-DE"/>
-              </w:rPr>
-            </w:pPr>
-            <w:r>
-              <w:rPr>
-                <w:sz w:val="20"/>
-                <w:lang w:val="de-DE"/>
-              </w:rPr>
-              <w:t>6.54</w:t>
-            </w:r>
-          </w:p>
-        </w:tc>
-        <w:tc>
-          <w:tcPr>
-            <w:tcW w:w="1418" w:type="dxa"/>
-            <w:tcBorders>
-              <w:left w:val="single" w:sz="6" w:space="0" w:color="000000"/>
-              <w:right w:val="single" w:sz="6" w:space="0" w:color="000000"/>
-            </w:tcBorders>
-          </w:tcPr>
-          <w:p>
-            <w:pPr>
-              <w:spacing w:line="240" w:lineRule="auto"/>
-              <w:jc w:val="center"/>
-              <w:rPr>
-                <w:sz w:val="20"/>
-                <w:lang w:val="de-DE"/>
-              </w:rPr>
-            </w:pPr>
-            <w:r>
-              <w:rPr>
-                <w:sz w:val="20"/>
-                <w:lang w:val="de-DE"/>
-              </w:rPr>
-              <w:t>2014-10-07</w:t>
-            </w:r>
-          </w:p>
-        </w:tc>
-        <w:tc>
-          <w:tcPr>
-            <w:tcW w:w="1565" w:type="dxa"/>
-            <w:tcBorders>
-              <w:left w:val="single" w:sz="6" w:space="0" w:color="000000"/>
-              <w:right w:val="single" w:sz="6" w:space="0" w:color="000000"/>
-            </w:tcBorders>
-          </w:tcPr>
-          <w:p>
-            <w:pPr>
-              <w:spacing w:line="240" w:lineRule="auto"/>
-              <w:jc w:val="center"/>
-              <w:rPr>
-                <w:sz w:val="20"/>
-                <w:lang w:val="de-DE"/>
-              </w:rPr>
-            </w:pPr>
-            <w:r>
-              <w:rPr>
-                <w:sz w:val="20"/>
-                <w:lang w:val="de-DE"/>
-              </w:rPr>
-              <w:t>Stipe Čelar</w:t>
-            </w:r>
-          </w:p>
-        </w:tc>
-        <w:tc>
-          <w:tcPr>
-            <w:tcW w:w="1643" w:type="dxa"/>
-            <w:tcBorders>
-              <w:left w:val="single" w:sz="6" w:space="0" w:color="000000"/>
-              <w:right w:val="single" w:sz="6" w:space="0" w:color="000000"/>
-            </w:tcBorders>
-          </w:tcPr>
-          <w:p>
-            <w:pPr>
-              <w:spacing w:line="240" w:lineRule="auto"/>
-              <w:jc w:val="center"/>
-              <w:rPr>
-                <w:sz w:val="20"/>
-                <w:lang w:val="de-DE"/>
-              </w:rPr>
-            </w:pPr>
-            <w:r>
-              <w:rPr>
-                <w:sz w:val="20"/>
-                <w:lang w:val="de-DE"/>
-              </w:rPr>
-              <w:t>Stipe Čelar</w:t>
-            </w:r>
-          </w:p>
-        </w:tc>
-        <w:tc>
-          <w:tcPr>
-            <w:tcW w:w="3780" w:type="dxa"/>
-            <w:tcBorders>
-              <w:left w:val="single" w:sz="6" w:space="0" w:color="000000"/>
-            </w:tcBorders>
-          </w:tcPr>
-          <w:p>
-            <w:pPr>
-              <w:spacing w:line="240" w:lineRule="auto"/>
-              <w:jc w:val="left"/>
-              <w:rPr>
-                <w:sz w:val="20"/>
-                <w:lang w:val="pl-PL"/>
-              </w:rPr>
-            </w:pPr>
-            <w:r>
-              <w:rPr>
-                <w:sz w:val="20"/>
-                <w:lang w:val="pl-PL"/>
-              </w:rPr>
-              <w:t>Na početak ubačena naslovnica, omot CD-a i ZADATAK</w:t>
-            </w:r>
-          </w:p>
-        </w:tc>
-      </w:tr>
-      <w:tr>
-        <w:trPr>
-          <w:cantSplit/>
-        </w:trPr>
-        <w:tc>
-          <w:tcPr>
-            <w:tcW w:w="1242" w:type="dxa"/>
-            <w:tcBorders>
-              <w:right w:val="single" w:sz="6" w:space="0" w:color="000000"/>
-            </w:tcBorders>
-          </w:tcPr>
-          <w:p>
-            <w:pPr>
-              <w:spacing w:line="240" w:lineRule="auto"/>
-              <w:jc w:val="center"/>
-              <w:rPr>
-                <w:sz w:val="20"/>
-                <w:lang w:val="de-DE"/>
-              </w:rPr>
-            </w:pPr>
-            <w:r>
-              <w:rPr>
-                <w:sz w:val="20"/>
-                <w:lang w:val="de-DE"/>
-              </w:rPr>
-              <w:t>6.53</w:t>
-            </w:r>
-          </w:p>
-        </w:tc>
-        <w:tc>
-          <w:tcPr>
-            <w:tcW w:w="1418" w:type="dxa"/>
-            <w:tcBorders>
-              <w:left w:val="single" w:sz="6" w:space="0" w:color="000000"/>
-              <w:right w:val="single" w:sz="6" w:space="0" w:color="000000"/>
-            </w:tcBorders>
-          </w:tcPr>
-          <w:p>
-            <w:pPr>
-              <w:spacing w:line="240" w:lineRule="auto"/>
-              <w:jc w:val="center"/>
-              <w:rPr>
-                <w:sz w:val="20"/>
-                <w:lang w:val="de-DE"/>
-              </w:rPr>
-            </w:pPr>
-            <w:r>
-              <w:rPr>
-                <w:sz w:val="20"/>
-                <w:lang w:val="de-DE"/>
-              </w:rPr>
-              <w:t>2014-09-19</w:t>
-            </w:r>
-          </w:p>
-        </w:tc>
-        <w:tc>
-          <w:tcPr>
-            <w:tcW w:w="1565" w:type="dxa"/>
-            <w:tcBorders>
-              <w:left w:val="single" w:sz="6" w:space="0" w:color="000000"/>
-              <w:right w:val="single" w:sz="6" w:space="0" w:color="000000"/>
-            </w:tcBorders>
-          </w:tcPr>
-          <w:p>
-            <w:pPr>
-              <w:spacing w:line="240" w:lineRule="auto"/>
-              <w:jc w:val="center"/>
-              <w:rPr>
-                <w:sz w:val="20"/>
-                <w:lang w:val="de-DE"/>
-              </w:rPr>
-            </w:pPr>
-            <w:r>
-              <w:rPr>
-                <w:sz w:val="20"/>
-                <w:lang w:val="de-DE"/>
-              </w:rPr>
-              <w:t>Stipe Čelar</w:t>
-            </w:r>
-          </w:p>
-        </w:tc>
-        <w:tc>
-          <w:tcPr>
-            <w:tcW w:w="1643" w:type="dxa"/>
-            <w:tcBorders>
-              <w:left w:val="single" w:sz="6" w:space="0" w:color="000000"/>
-              <w:right w:val="single" w:sz="6" w:space="0" w:color="000000"/>
-            </w:tcBorders>
-          </w:tcPr>
-          <w:p>
-            <w:pPr>
-              <w:spacing w:line="240" w:lineRule="auto"/>
-              <w:jc w:val="center"/>
-              <w:rPr>
-                <w:sz w:val="20"/>
-                <w:lang w:val="de-DE"/>
-              </w:rPr>
-            </w:pPr>
-            <w:r>
-              <w:rPr>
-                <w:sz w:val="20"/>
-                <w:lang w:val="de-DE"/>
-              </w:rPr>
-              <w:t>Stipe Čelar</w:t>
-            </w:r>
-          </w:p>
-        </w:tc>
-        <w:tc>
-          <w:tcPr>
-            <w:tcW w:w="3780" w:type="dxa"/>
-            <w:tcBorders>
-              <w:left w:val="single" w:sz="6" w:space="0" w:color="000000"/>
-            </w:tcBorders>
-          </w:tcPr>
-          <w:p>
-            <w:pPr>
-              <w:spacing w:line="240" w:lineRule="auto"/>
-              <w:jc w:val="left"/>
-              <w:rPr>
-                <w:sz w:val="20"/>
-                <w:lang w:val="pl-PL"/>
-              </w:rPr>
-            </w:pPr>
-            <w:r>
-              <w:rPr>
-                <w:sz w:val="20"/>
-                <w:lang w:val="pl-PL"/>
-              </w:rPr>
-              <w:t>SAŽETAK je stavljen iza PRILOGA</w:t>
-            </w:r>
-          </w:p>
-        </w:tc>
-      </w:tr>
-      <w:tr>
-        <w:trPr>
-          <w:cantSplit/>
-        </w:trPr>
-        <w:tc>
-          <w:tcPr>
-            <w:tcW w:w="1242" w:type="dxa"/>
-            <w:tcBorders>
-              <w:right w:val="single" w:sz="6" w:space="0" w:color="000000"/>
-            </w:tcBorders>
-          </w:tcPr>
-          <w:p>
-            <w:pPr>
-              <w:spacing w:line="240" w:lineRule="auto"/>
-              <w:jc w:val="center"/>
-              <w:rPr>
-                <w:sz w:val="20"/>
-                <w:lang w:val="de-DE"/>
-              </w:rPr>
-            </w:pPr>
-            <w:r>
-              <w:rPr>
-                <w:sz w:val="20"/>
-                <w:lang w:val="de-DE"/>
-              </w:rPr>
-              <w:t>6.52</w:t>
-            </w:r>
-          </w:p>
-        </w:tc>
-        <w:tc>
-          <w:tcPr>
-            <w:tcW w:w="1418" w:type="dxa"/>
-            <w:tcBorders>
-              <w:left w:val="single" w:sz="6" w:space="0" w:color="000000"/>
-              <w:right w:val="single" w:sz="6" w:space="0" w:color="000000"/>
-            </w:tcBorders>
-          </w:tcPr>
-          <w:p>
-            <w:pPr>
-              <w:spacing w:line="240" w:lineRule="auto"/>
-              <w:jc w:val="center"/>
-              <w:rPr>
-                <w:sz w:val="20"/>
-                <w:lang w:val="de-DE"/>
-              </w:rPr>
-            </w:pPr>
-            <w:r>
-              <w:rPr>
-                <w:sz w:val="20"/>
-                <w:lang w:val="de-DE"/>
-              </w:rPr>
-              <w:t>2013-11-29</w:t>
-            </w:r>
-          </w:p>
-        </w:tc>
-        <w:tc>
-          <w:tcPr>
-            <w:tcW w:w="1565" w:type="dxa"/>
-            <w:tcBorders>
-              <w:left w:val="single" w:sz="6" w:space="0" w:color="000000"/>
-              <w:right w:val="single" w:sz="6" w:space="0" w:color="000000"/>
-            </w:tcBorders>
-          </w:tcPr>
-          <w:p>
-            <w:pPr>
-              <w:spacing w:line="240" w:lineRule="auto"/>
-              <w:jc w:val="center"/>
-              <w:rPr>
-                <w:sz w:val="20"/>
-                <w:lang w:val="de-DE"/>
-              </w:rPr>
-            </w:pPr>
-            <w:r>
-              <w:rPr>
-                <w:sz w:val="20"/>
-                <w:lang w:val="de-DE"/>
-              </w:rPr>
-              <w:t>Stipe Čelar</w:t>
-            </w:r>
-          </w:p>
-        </w:tc>
-        <w:tc>
-          <w:tcPr>
-            <w:tcW w:w="1643" w:type="dxa"/>
-            <w:tcBorders>
-              <w:left w:val="single" w:sz="6" w:space="0" w:color="000000"/>
-              <w:right w:val="single" w:sz="6" w:space="0" w:color="000000"/>
-            </w:tcBorders>
-          </w:tcPr>
-          <w:p>
-            <w:pPr>
-              <w:spacing w:line="240" w:lineRule="auto"/>
-              <w:jc w:val="center"/>
-              <w:rPr>
-                <w:sz w:val="20"/>
-                <w:lang w:val="de-DE"/>
-              </w:rPr>
-            </w:pPr>
-            <w:r>
-              <w:rPr>
-                <w:sz w:val="20"/>
-                <w:lang w:val="de-DE"/>
-              </w:rPr>
-              <w:t>Stipe Čelar</w:t>
-            </w:r>
-          </w:p>
-        </w:tc>
-        <w:tc>
-          <w:tcPr>
-            <w:tcW w:w="3780" w:type="dxa"/>
-            <w:tcBorders>
-              <w:left w:val="single" w:sz="6" w:space="0" w:color="000000"/>
-            </w:tcBorders>
-          </w:tcPr>
-          <w:p>
-            <w:pPr>
-              <w:spacing w:line="240" w:lineRule="auto"/>
-              <w:jc w:val="left"/>
-              <w:rPr>
-                <w:sz w:val="20"/>
-                <w:lang w:val="pl-PL"/>
-              </w:rPr>
-            </w:pPr>
-            <w:r>
-              <w:rPr>
-                <w:sz w:val="20"/>
-                <w:lang w:val="pl-PL"/>
-              </w:rPr>
-              <w:t xml:space="preserve">Manje dopune - </w:t>
-            </w:r>
-          </w:p>
-        </w:tc>
-      </w:tr>
-      <w:tr>
-        <w:trPr>
-          <w:cantSplit/>
-        </w:trPr>
-        <w:tc>
-          <w:tcPr>
-            <w:tcW w:w="1242" w:type="dxa"/>
-            <w:tcBorders>
-              <w:right w:val="single" w:sz="6" w:space="0" w:color="000000"/>
-            </w:tcBorders>
-          </w:tcPr>
-          <w:p>
-            <w:pPr>
-              <w:spacing w:line="240" w:lineRule="auto"/>
-              <w:jc w:val="center"/>
-              <w:rPr>
-                <w:sz w:val="20"/>
-                <w:lang w:val="de-DE"/>
-              </w:rPr>
-            </w:pPr>
-            <w:r>
-              <w:rPr>
-                <w:sz w:val="20"/>
-                <w:lang w:val="de-DE"/>
-              </w:rPr>
-              <w:t>6.51</w:t>
-            </w:r>
-          </w:p>
-        </w:tc>
-        <w:tc>
-          <w:tcPr>
-            <w:tcW w:w="1418" w:type="dxa"/>
-            <w:tcBorders>
-              <w:left w:val="single" w:sz="6" w:space="0" w:color="000000"/>
-              <w:right w:val="single" w:sz="6" w:space="0" w:color="000000"/>
-            </w:tcBorders>
-          </w:tcPr>
-          <w:p>
-            <w:pPr>
-              <w:spacing w:line="240" w:lineRule="auto"/>
-              <w:jc w:val="center"/>
-              <w:rPr>
-                <w:sz w:val="20"/>
-                <w:lang w:val="de-DE"/>
-              </w:rPr>
-            </w:pPr>
-            <w:r>
-              <w:rPr>
-                <w:sz w:val="20"/>
-                <w:lang w:val="de-DE"/>
-              </w:rPr>
-              <w:t>2013-07-17</w:t>
-            </w:r>
-          </w:p>
-        </w:tc>
-        <w:tc>
-          <w:tcPr>
-            <w:tcW w:w="1565" w:type="dxa"/>
-            <w:tcBorders>
-              <w:left w:val="single" w:sz="6" w:space="0" w:color="000000"/>
-              <w:right w:val="single" w:sz="6" w:space="0" w:color="000000"/>
-            </w:tcBorders>
-          </w:tcPr>
-          <w:p>
-            <w:pPr>
-              <w:spacing w:line="240" w:lineRule="auto"/>
-              <w:jc w:val="center"/>
-              <w:rPr>
-                <w:sz w:val="20"/>
-                <w:lang w:val="de-DE"/>
-              </w:rPr>
-            </w:pPr>
-            <w:r>
-              <w:rPr>
-                <w:sz w:val="20"/>
-                <w:lang w:val="de-DE"/>
-              </w:rPr>
-              <w:t>Stipe Čelar</w:t>
-            </w:r>
-          </w:p>
-        </w:tc>
-        <w:tc>
-          <w:tcPr>
-            <w:tcW w:w="1643" w:type="dxa"/>
-            <w:tcBorders>
-              <w:left w:val="single" w:sz="6" w:space="0" w:color="000000"/>
-              <w:right w:val="single" w:sz="6" w:space="0" w:color="000000"/>
-            </w:tcBorders>
-          </w:tcPr>
-          <w:p>
-            <w:pPr>
-              <w:spacing w:line="240" w:lineRule="auto"/>
-              <w:jc w:val="center"/>
-              <w:rPr>
-                <w:sz w:val="20"/>
-                <w:lang w:val="de-DE"/>
-              </w:rPr>
-            </w:pPr>
-            <w:r>
-              <w:rPr>
-                <w:sz w:val="20"/>
-                <w:lang w:val="de-DE"/>
-              </w:rPr>
-              <w:t>Stipe Čelar</w:t>
-            </w:r>
-          </w:p>
-        </w:tc>
-        <w:tc>
-          <w:tcPr>
-            <w:tcW w:w="3780" w:type="dxa"/>
-            <w:tcBorders>
-              <w:left w:val="single" w:sz="6" w:space="0" w:color="000000"/>
-            </w:tcBorders>
-          </w:tcPr>
-          <w:p>
-            <w:pPr>
-              <w:spacing w:line="240" w:lineRule="auto"/>
-              <w:jc w:val="left"/>
-              <w:rPr>
-                <w:sz w:val="20"/>
-                <w:lang w:val="pl-PL"/>
-              </w:rPr>
-            </w:pPr>
-            <w:r>
-              <w:rPr>
-                <w:sz w:val="20"/>
-                <w:lang w:val="pl-PL"/>
-              </w:rPr>
-              <w:t>Nazivi DIP i ZAV mijenjani u brojčane oznake studijskih osmjerenja (120, 250,...)</w:t>
-            </w:r>
-          </w:p>
-        </w:tc>
-      </w:tr>
-      <w:tr>
-        <w:trPr>
-          <w:cantSplit/>
-        </w:trPr>
-        <w:tc>
-          <w:tcPr>
-            <w:tcW w:w="1242" w:type="dxa"/>
-            <w:tcBorders>
-              <w:right w:val="single" w:sz="6" w:space="0" w:color="000000"/>
-            </w:tcBorders>
-          </w:tcPr>
-          <w:p>
-            <w:pPr>
-              <w:spacing w:line="240" w:lineRule="auto"/>
-              <w:jc w:val="center"/>
-              <w:rPr>
-                <w:sz w:val="20"/>
-                <w:lang w:val="de-DE"/>
-              </w:rPr>
-            </w:pPr>
-            <w:r>
-              <w:rPr>
-                <w:sz w:val="20"/>
-                <w:lang w:val="de-DE"/>
-              </w:rPr>
-              <w:t>6.5</w:t>
-            </w:r>
-          </w:p>
-        </w:tc>
-        <w:tc>
-          <w:tcPr>
-            <w:tcW w:w="1418" w:type="dxa"/>
-            <w:tcBorders>
-              <w:left w:val="single" w:sz="6" w:space="0" w:color="000000"/>
-              <w:right w:val="single" w:sz="6" w:space="0" w:color="000000"/>
-            </w:tcBorders>
-          </w:tcPr>
-          <w:p>
-            <w:pPr>
-              <w:spacing w:line="240" w:lineRule="auto"/>
-              <w:jc w:val="center"/>
-              <w:rPr>
-                <w:sz w:val="20"/>
-                <w:lang w:val="de-DE"/>
-              </w:rPr>
-            </w:pPr>
-            <w:r>
-              <w:rPr>
-                <w:sz w:val="20"/>
-                <w:lang w:val="de-DE"/>
-              </w:rPr>
-              <w:t>2013-04-17</w:t>
-            </w:r>
-          </w:p>
-        </w:tc>
-        <w:tc>
-          <w:tcPr>
-            <w:tcW w:w="1565" w:type="dxa"/>
-            <w:tcBorders>
-              <w:left w:val="single" w:sz="6" w:space="0" w:color="000000"/>
-              <w:right w:val="single" w:sz="6" w:space="0" w:color="000000"/>
-            </w:tcBorders>
-          </w:tcPr>
-          <w:p>
-            <w:pPr>
-              <w:spacing w:line="240" w:lineRule="auto"/>
-              <w:jc w:val="center"/>
-              <w:rPr>
-                <w:sz w:val="20"/>
-                <w:lang w:val="de-DE"/>
-              </w:rPr>
-            </w:pPr>
-            <w:r>
-              <w:rPr>
-                <w:sz w:val="20"/>
-                <w:lang w:val="de-DE"/>
-              </w:rPr>
-              <w:t>Stipe Čelar</w:t>
-            </w:r>
-          </w:p>
-        </w:tc>
-        <w:tc>
-          <w:tcPr>
-            <w:tcW w:w="1643" w:type="dxa"/>
-            <w:tcBorders>
-              <w:left w:val="single" w:sz="6" w:space="0" w:color="000000"/>
-              <w:right w:val="single" w:sz="6" w:space="0" w:color="000000"/>
-            </w:tcBorders>
-          </w:tcPr>
-          <w:p>
-            <w:pPr>
-              <w:spacing w:line="240" w:lineRule="auto"/>
-              <w:jc w:val="center"/>
-              <w:rPr>
-                <w:sz w:val="20"/>
-                <w:lang w:val="de-DE"/>
-              </w:rPr>
-            </w:pPr>
-            <w:r>
-              <w:rPr>
-                <w:sz w:val="20"/>
-                <w:lang w:val="de-DE"/>
-              </w:rPr>
-              <w:t>Stipe Čelar</w:t>
-            </w:r>
-          </w:p>
-        </w:tc>
-        <w:tc>
-          <w:tcPr>
-            <w:tcW w:w="3780" w:type="dxa"/>
-            <w:tcBorders>
-              <w:left w:val="single" w:sz="6" w:space="0" w:color="000000"/>
-            </w:tcBorders>
-          </w:tcPr>
-          <w:p>
-            <w:pPr>
-              <w:spacing w:line="240" w:lineRule="auto"/>
-              <w:jc w:val="left"/>
-              <w:rPr>
-                <w:sz w:val="20"/>
-                <w:lang w:val="pl-PL"/>
-              </w:rPr>
-            </w:pPr>
-            <w:r>
-              <w:rPr>
-                <w:sz w:val="20"/>
-                <w:lang w:val="pl-PL"/>
-              </w:rPr>
-              <w:t>Napravljen indent kod naslova</w:t>
-            </w:r>
-          </w:p>
-          <w:p>
-            <w:pPr>
-              <w:spacing w:line="240" w:lineRule="auto"/>
-              <w:jc w:val="left"/>
-              <w:rPr>
-                <w:sz w:val="20"/>
-                <w:lang w:val="pl-PL"/>
-              </w:rPr>
-            </w:pPr>
-            <w:r>
-              <w:rPr>
-                <w:sz w:val="20"/>
-                <w:lang w:val="pl-PL"/>
-              </w:rPr>
-              <w:t>Sažetak i ključne riječi prebačeni s početka na kraj radnje</w:t>
-            </w:r>
-          </w:p>
-        </w:tc>
-      </w:tr>
-      <w:tr>
-        <w:trPr>
-          <w:cantSplit/>
-        </w:trPr>
-        <w:tc>
-          <w:tcPr>
-            <w:tcW w:w="1242" w:type="dxa"/>
-            <w:tcBorders>
-              <w:right w:val="single" w:sz="6" w:space="0" w:color="000000"/>
-            </w:tcBorders>
-          </w:tcPr>
-          <w:p>
-            <w:pPr>
-              <w:spacing w:line="240" w:lineRule="auto"/>
-              <w:jc w:val="center"/>
-              <w:rPr>
-                <w:sz w:val="20"/>
-                <w:lang w:val="de-DE"/>
-              </w:rPr>
-            </w:pPr>
-            <w:r>
-              <w:rPr>
-                <w:sz w:val="20"/>
-                <w:lang w:val="de-DE"/>
-              </w:rPr>
-              <w:t>6.4</w:t>
-            </w:r>
-          </w:p>
-        </w:tc>
-        <w:tc>
-          <w:tcPr>
-            <w:tcW w:w="1418" w:type="dxa"/>
-            <w:tcBorders>
-              <w:left w:val="single" w:sz="6" w:space="0" w:color="000000"/>
-              <w:right w:val="single" w:sz="6" w:space="0" w:color="000000"/>
-            </w:tcBorders>
-          </w:tcPr>
-          <w:p>
-            <w:pPr>
-              <w:spacing w:line="240" w:lineRule="auto"/>
-              <w:jc w:val="center"/>
-              <w:rPr>
-                <w:sz w:val="20"/>
-                <w:lang w:val="de-DE"/>
-              </w:rPr>
-            </w:pPr>
-            <w:r>
-              <w:rPr>
-                <w:sz w:val="20"/>
-                <w:lang w:val="de-DE"/>
-              </w:rPr>
-              <w:t>2012-10-10</w:t>
-            </w:r>
-          </w:p>
-        </w:tc>
-        <w:tc>
-          <w:tcPr>
-            <w:tcW w:w="1565" w:type="dxa"/>
-            <w:tcBorders>
-              <w:left w:val="single" w:sz="6" w:space="0" w:color="000000"/>
-              <w:right w:val="single" w:sz="6" w:space="0" w:color="000000"/>
-            </w:tcBorders>
-          </w:tcPr>
-          <w:p>
-            <w:pPr>
-              <w:spacing w:line="240" w:lineRule="auto"/>
-              <w:jc w:val="center"/>
-              <w:rPr>
-                <w:sz w:val="20"/>
-                <w:lang w:val="de-DE"/>
-              </w:rPr>
-            </w:pPr>
-            <w:r>
-              <w:rPr>
-                <w:sz w:val="20"/>
-                <w:lang w:val="de-DE"/>
-              </w:rPr>
-              <w:t>Stipe Čelar</w:t>
-            </w:r>
-          </w:p>
-        </w:tc>
-        <w:tc>
-          <w:tcPr>
-            <w:tcW w:w="1643" w:type="dxa"/>
-            <w:tcBorders>
-              <w:left w:val="single" w:sz="6" w:space="0" w:color="000000"/>
-              <w:right w:val="single" w:sz="6" w:space="0" w:color="000000"/>
-            </w:tcBorders>
-          </w:tcPr>
-          <w:p>
-            <w:pPr>
-              <w:spacing w:line="240" w:lineRule="auto"/>
-              <w:jc w:val="center"/>
-              <w:rPr>
-                <w:sz w:val="20"/>
-                <w:lang w:val="de-DE"/>
-              </w:rPr>
-            </w:pPr>
-            <w:r>
-              <w:rPr>
-                <w:sz w:val="20"/>
-                <w:lang w:val="de-DE"/>
-              </w:rPr>
-              <w:t>Stipe Čelar</w:t>
-            </w:r>
-          </w:p>
-        </w:tc>
-        <w:tc>
-          <w:tcPr>
-            <w:tcW w:w="3780" w:type="dxa"/>
-            <w:tcBorders>
-              <w:left w:val="single" w:sz="6" w:space="0" w:color="000000"/>
-            </w:tcBorders>
-          </w:tcPr>
-          <w:p>
-            <w:pPr>
-              <w:spacing w:line="240" w:lineRule="auto"/>
-              <w:jc w:val="left"/>
-              <w:rPr>
-                <w:sz w:val="20"/>
-                <w:lang w:val="pl-PL"/>
-              </w:rPr>
-            </w:pPr>
-            <w:r>
-              <w:rPr>
-                <w:i/>
-                <w:sz w:val="20"/>
-                <w:lang w:val="pl-PL"/>
-              </w:rPr>
-              <w:t>Pojašnjenje</w:t>
-            </w:r>
-            <w:r>
-              <w:rPr>
-                <w:i/>
-                <w:sz w:val="20"/>
-                <w:lang w:val="pl-PL"/>
-              </w:rPr>
-              <w:t xml:space="preserve"> ranije manje jasnih detalja.</w:t>
-            </w:r>
-          </w:p>
-        </w:tc>
-      </w:tr>
-      <w:tr>
-        <w:trPr>
-          <w:cantSplit/>
-        </w:trPr>
-        <w:tc>
-          <w:tcPr>
-            <w:tcW w:w="1242" w:type="dxa"/>
-            <w:tcBorders>
-              <w:right w:val="single" w:sz="6" w:space="0" w:color="000000"/>
-            </w:tcBorders>
-          </w:tcPr>
-          <w:p>
-            <w:pPr>
-              <w:spacing w:line="240" w:lineRule="auto"/>
-              <w:jc w:val="center"/>
-              <w:rPr>
-                <w:sz w:val="20"/>
-                <w:lang w:val="de-DE"/>
-              </w:rPr>
-            </w:pPr>
-            <w:r>
-              <w:rPr>
-                <w:sz w:val="20"/>
-                <w:lang w:val="de-DE"/>
-              </w:rPr>
-              <w:t>6.3</w:t>
-            </w:r>
-          </w:p>
-        </w:tc>
-        <w:tc>
-          <w:tcPr>
-            <w:tcW w:w="1418" w:type="dxa"/>
-            <w:tcBorders>
-              <w:left w:val="single" w:sz="6" w:space="0" w:color="000000"/>
-              <w:right w:val="single" w:sz="6" w:space="0" w:color="000000"/>
-            </w:tcBorders>
-          </w:tcPr>
-          <w:p>
-            <w:pPr>
-              <w:spacing w:line="240" w:lineRule="auto"/>
-              <w:jc w:val="center"/>
-              <w:rPr>
-                <w:sz w:val="16"/>
-              </w:rPr>
-            </w:pPr>
-            <w:r>
-              <w:rPr>
-                <w:sz w:val="16"/>
-              </w:rPr>
-              <w:t>201</w:t>
-            </w:r>
-            <w:r>
-              <w:rPr>
-                <w:sz w:val="16"/>
-              </w:rPr>
-              <w:t>2</w:t>
-            </w:r>
-            <w:r>
-              <w:rPr>
-                <w:sz w:val="16"/>
-              </w:rPr>
-              <w:t>-03-05</w:t>
-            </w:r>
-          </w:p>
-        </w:tc>
-        <w:tc>
-          <w:tcPr>
-            <w:tcW w:w="1565" w:type="dxa"/>
-            <w:tcBorders>
-              <w:left w:val="single" w:sz="6" w:space="0" w:color="000000"/>
-              <w:right w:val="single" w:sz="6" w:space="0" w:color="000000"/>
-            </w:tcBorders>
-          </w:tcPr>
-          <w:p>
-            <w:pPr>
-              <w:spacing w:line="240" w:lineRule="auto"/>
-              <w:jc w:val="center"/>
-              <w:rPr>
-                <w:sz w:val="20"/>
-                <w:lang w:val="de-DE"/>
-              </w:rPr>
-            </w:pPr>
-            <w:r>
-              <w:rPr>
-                <w:sz w:val="20"/>
-                <w:lang w:val="de-DE"/>
-              </w:rPr>
-              <w:t>Stipe Čelar</w:t>
-            </w:r>
-          </w:p>
-        </w:tc>
-        <w:tc>
-          <w:tcPr>
-            <w:tcW w:w="1643" w:type="dxa"/>
-            <w:tcBorders>
-              <w:left w:val="single" w:sz="6" w:space="0" w:color="000000"/>
-              <w:right w:val="single" w:sz="6" w:space="0" w:color="000000"/>
-            </w:tcBorders>
-          </w:tcPr>
-          <w:p>
-            <w:pPr>
-              <w:spacing w:line="240" w:lineRule="auto"/>
-              <w:jc w:val="center"/>
-              <w:rPr>
-                <w:sz w:val="20"/>
-                <w:lang w:val="de-DE"/>
-              </w:rPr>
-            </w:pPr>
-            <w:r>
-              <w:rPr>
-                <w:sz w:val="20"/>
-                <w:lang w:val="de-DE"/>
-              </w:rPr>
-              <w:t>Stipe Čelar</w:t>
-            </w:r>
-          </w:p>
-        </w:tc>
-        <w:tc>
-          <w:tcPr>
-            <w:tcW w:w="3780" w:type="dxa"/>
-            <w:tcBorders>
-              <w:left w:val="single" w:sz="6" w:space="0" w:color="000000"/>
-            </w:tcBorders>
-          </w:tcPr>
-          <w:p>
-            <w:pPr>
-              <w:spacing w:line="240" w:lineRule="auto"/>
-              <w:jc w:val="left"/>
-              <w:rPr>
-                <w:sz w:val="20"/>
-                <w:lang w:val="pl-PL"/>
-              </w:rPr>
-            </w:pPr>
-            <w:r>
-              <w:rPr>
-                <w:i/>
-                <w:sz w:val="20"/>
-                <w:lang w:val="pl-PL"/>
-              </w:rPr>
-              <w:t>Pojašnjenje</w:t>
-            </w:r>
-            <w:r>
-              <w:rPr>
-                <w:i/>
-                <w:sz w:val="20"/>
-                <w:lang w:val="pl-PL"/>
-              </w:rPr>
-              <w:t xml:space="preserve"> ranije manje jasnih detalja.</w:t>
-            </w:r>
-          </w:p>
-        </w:tc>
-      </w:tr>
-      <w:tr>
-        <w:trPr>
-          <w:cantSplit/>
-        </w:trPr>
-        <w:tc>
-          <w:tcPr>
-            <w:tcW w:w="1242" w:type="dxa"/>
-            <w:tcBorders>
-              <w:right w:val="single" w:sz="6" w:space="0" w:color="000000"/>
-            </w:tcBorders>
-          </w:tcPr>
-          <w:p>
-            <w:pPr>
-              <w:spacing w:line="240" w:lineRule="auto"/>
-              <w:jc w:val="center"/>
-              <w:rPr>
-                <w:sz w:val="20"/>
-                <w:lang w:val="pl-PL"/>
-              </w:rPr>
-            </w:pPr>
-            <w:r>
-              <w:rPr>
-                <w:sz w:val="20"/>
-                <w:lang w:val="pl-PL"/>
-              </w:rPr>
-              <w:t>6.2</w:t>
-            </w:r>
-          </w:p>
-        </w:tc>
-        <w:tc>
-          <w:tcPr>
-            <w:tcW w:w="1418" w:type="dxa"/>
-            <w:tcBorders>
-              <w:left w:val="single" w:sz="6" w:space="0" w:color="000000"/>
-              <w:right w:val="single" w:sz="6" w:space="0" w:color="000000"/>
-            </w:tcBorders>
-          </w:tcPr>
-          <w:p>
-            <w:pPr>
-              <w:spacing w:line="240" w:lineRule="auto"/>
-              <w:jc w:val="center"/>
-              <w:rPr>
-                <w:sz w:val="16"/>
-              </w:rPr>
-            </w:pPr>
-            <w:r>
-              <w:rPr>
-                <w:sz w:val="16"/>
-              </w:rPr>
-              <w:t>2011-10-04</w:t>
-            </w:r>
-          </w:p>
-        </w:tc>
-        <w:tc>
-          <w:tcPr>
-            <w:tcW w:w="1565" w:type="dxa"/>
-            <w:tcBorders>
-              <w:left w:val="single" w:sz="6" w:space="0" w:color="000000"/>
-              <w:right w:val="single" w:sz="6" w:space="0" w:color="000000"/>
-            </w:tcBorders>
-          </w:tcPr>
-          <w:p>
-            <w:pPr>
-              <w:spacing w:line="240" w:lineRule="auto"/>
-              <w:jc w:val="center"/>
-              <w:rPr>
-                <w:sz w:val="20"/>
-                <w:lang w:val="de-DE"/>
-              </w:rPr>
-            </w:pPr>
-            <w:r>
-              <w:rPr>
-                <w:sz w:val="20"/>
-                <w:lang w:val="de-DE"/>
-              </w:rPr>
-              <w:t>Stipe Čelar</w:t>
-            </w:r>
-          </w:p>
-        </w:tc>
-        <w:tc>
-          <w:tcPr>
-            <w:tcW w:w="1643" w:type="dxa"/>
-            <w:tcBorders>
-              <w:left w:val="single" w:sz="6" w:space="0" w:color="000000"/>
-              <w:right w:val="single" w:sz="6" w:space="0" w:color="000000"/>
-            </w:tcBorders>
-          </w:tcPr>
-          <w:p>
-            <w:pPr>
-              <w:spacing w:line="240" w:lineRule="auto"/>
-              <w:jc w:val="center"/>
-              <w:rPr>
-                <w:sz w:val="20"/>
-                <w:lang w:val="de-DE"/>
-              </w:rPr>
-            </w:pPr>
-            <w:r>
-              <w:rPr>
-                <w:sz w:val="20"/>
-                <w:lang w:val="de-DE"/>
-              </w:rPr>
-              <w:t>Stipe Čelar</w:t>
-            </w:r>
-          </w:p>
-        </w:tc>
-        <w:tc>
-          <w:tcPr>
-            <w:tcW w:w="3780" w:type="dxa"/>
-            <w:tcBorders>
-              <w:left w:val="single" w:sz="6" w:space="0" w:color="000000"/>
-            </w:tcBorders>
-          </w:tcPr>
-          <w:p>
-            <w:pPr>
-              <w:spacing w:line="240" w:lineRule="auto"/>
-              <w:jc w:val="left"/>
-              <w:rPr>
-                <w:i/>
-                <w:sz w:val="20"/>
-                <w:lang w:val="pl-PL"/>
-              </w:rPr>
-            </w:pPr>
-            <w:r>
-              <w:rPr>
-                <w:i/>
-                <w:sz w:val="20"/>
-                <w:lang w:val="pl-PL"/>
-              </w:rPr>
-              <w:t>Upute za literaturu – automatsko numeriranje</w:t>
-            </w:r>
-          </w:p>
-        </w:tc>
-      </w:tr>
-      <w:tr>
-        <w:trPr>
-          <w:cantSplit/>
-        </w:trPr>
-        <w:tc>
-          <w:tcPr>
-            <w:tcW w:w="1242" w:type="dxa"/>
-            <w:tcBorders>
-              <w:right w:val="single" w:sz="6" w:space="0" w:color="000000"/>
-            </w:tcBorders>
-          </w:tcPr>
-          <w:p>
-            <w:pPr>
-              <w:spacing w:line="240" w:lineRule="auto"/>
-              <w:jc w:val="center"/>
-              <w:rPr>
-                <w:sz w:val="20"/>
-                <w:lang w:val="pl-PL"/>
-              </w:rPr>
-            </w:pPr>
-            <w:r>
-              <w:rPr>
-                <w:sz w:val="20"/>
-                <w:lang w:val="pl-PL"/>
-              </w:rPr>
-              <w:t>6.1</w:t>
-            </w:r>
-          </w:p>
-        </w:tc>
-        <w:tc>
-          <w:tcPr>
-            <w:tcW w:w="1418" w:type="dxa"/>
-            <w:tcBorders>
-              <w:left w:val="single" w:sz="6" w:space="0" w:color="000000"/>
-              <w:right w:val="single" w:sz="6" w:space="0" w:color="000000"/>
-            </w:tcBorders>
-          </w:tcPr>
-          <w:p>
-            <w:pPr>
-              <w:spacing w:line="240" w:lineRule="auto"/>
-              <w:jc w:val="center"/>
-              <w:rPr>
-                <w:sz w:val="16"/>
-              </w:rPr>
-            </w:pPr>
-            <w:r>
-              <w:rPr>
-                <w:sz w:val="16"/>
-              </w:rPr>
-              <w:t>2011-03-10</w:t>
-            </w:r>
-          </w:p>
-        </w:tc>
-        <w:tc>
-          <w:tcPr>
-            <w:tcW w:w="1565" w:type="dxa"/>
-            <w:tcBorders>
-              <w:left w:val="single" w:sz="6" w:space="0" w:color="000000"/>
-              <w:right w:val="single" w:sz="6" w:space="0" w:color="000000"/>
-            </w:tcBorders>
-          </w:tcPr>
-          <w:p>
-            <w:pPr>
-              <w:spacing w:line="240" w:lineRule="auto"/>
-              <w:jc w:val="center"/>
-              <w:rPr>
-                <w:sz w:val="20"/>
-                <w:lang w:val="de-DE"/>
-              </w:rPr>
-            </w:pPr>
-            <w:r>
-              <w:rPr>
-                <w:sz w:val="20"/>
-                <w:lang w:val="de-DE"/>
-              </w:rPr>
-              <w:t>Stipe Čelar</w:t>
-            </w:r>
-          </w:p>
-        </w:tc>
-        <w:tc>
-          <w:tcPr>
-            <w:tcW w:w="1643" w:type="dxa"/>
-            <w:tcBorders>
-              <w:left w:val="single" w:sz="6" w:space="0" w:color="000000"/>
-              <w:right w:val="single" w:sz="6" w:space="0" w:color="000000"/>
-            </w:tcBorders>
-          </w:tcPr>
-          <w:p>
-            <w:pPr>
-              <w:spacing w:line="240" w:lineRule="auto"/>
-              <w:jc w:val="center"/>
-              <w:rPr>
-                <w:sz w:val="20"/>
-                <w:lang w:val="de-DE"/>
-              </w:rPr>
-            </w:pPr>
-            <w:r>
-              <w:rPr>
-                <w:sz w:val="20"/>
-                <w:lang w:val="de-DE"/>
-              </w:rPr>
-              <w:t>Stipe Čelar</w:t>
-            </w:r>
-          </w:p>
-        </w:tc>
-        <w:tc>
-          <w:tcPr>
-            <w:tcW w:w="3780" w:type="dxa"/>
-            <w:tcBorders>
-              <w:left w:val="single" w:sz="6" w:space="0" w:color="000000"/>
-            </w:tcBorders>
-          </w:tcPr>
-          <w:p>
-            <w:pPr>
-              <w:spacing w:line="240" w:lineRule="auto"/>
-              <w:jc w:val="left"/>
-              <w:rPr>
-                <w:i/>
-                <w:sz w:val="20"/>
-                <w:lang w:val="pl-PL"/>
-              </w:rPr>
-            </w:pPr>
-            <w:r>
-              <w:rPr>
-                <w:i/>
-                <w:sz w:val="20"/>
-                <w:lang w:val="pl-PL"/>
-              </w:rPr>
-              <w:t>Manje izmjene.</w:t>
-            </w:r>
-          </w:p>
-        </w:tc>
-      </w:tr>
-      <w:tr>
-        <w:trPr>
-          <w:cantSplit/>
-        </w:trPr>
-        <w:tc>
-          <w:tcPr>
-            <w:tcW w:w="1242" w:type="dxa"/>
-            <w:tcBorders>
-              <w:right w:val="single" w:sz="6" w:space="0" w:color="000000"/>
-            </w:tcBorders>
-          </w:tcPr>
-          <w:p>
-            <w:pPr>
-              <w:spacing w:line="240" w:lineRule="auto"/>
-              <w:jc w:val="center"/>
-              <w:rPr>
-                <w:sz w:val="20"/>
-                <w:lang w:val="pl-PL"/>
-              </w:rPr>
-            </w:pPr>
-            <w:r>
-              <w:rPr>
-                <w:sz w:val="20"/>
-                <w:lang w:val="pl-PL"/>
-              </w:rPr>
-              <w:t>6</w:t>
-            </w:r>
-          </w:p>
-        </w:tc>
-        <w:tc>
-          <w:tcPr>
-            <w:tcW w:w="1418" w:type="dxa"/>
-            <w:tcBorders>
-              <w:left w:val="single" w:sz="6" w:space="0" w:color="000000"/>
-              <w:right w:val="single" w:sz="6" w:space="0" w:color="000000"/>
-            </w:tcBorders>
-          </w:tcPr>
-          <w:p>
-            <w:pPr>
-              <w:spacing w:line="240" w:lineRule="auto"/>
-              <w:jc w:val="center"/>
-              <w:rPr>
-                <w:sz w:val="16"/>
-              </w:rPr>
-            </w:pPr>
-            <w:r>
-              <w:rPr>
-                <w:sz w:val="16"/>
-              </w:rPr>
-              <w:t>2010-10-04</w:t>
-            </w:r>
-          </w:p>
-        </w:tc>
-        <w:tc>
-          <w:tcPr>
-            <w:tcW w:w="1565" w:type="dxa"/>
-            <w:tcBorders>
-              <w:left w:val="single" w:sz="6" w:space="0" w:color="000000"/>
-              <w:right w:val="single" w:sz="6" w:space="0" w:color="000000"/>
-            </w:tcBorders>
-          </w:tcPr>
-          <w:p>
-            <w:pPr>
-              <w:spacing w:line="240" w:lineRule="auto"/>
-              <w:jc w:val="center"/>
-              <w:rPr>
-                <w:sz w:val="20"/>
-                <w:lang w:val="de-DE"/>
-              </w:rPr>
-            </w:pPr>
-            <w:r>
-              <w:rPr>
-                <w:sz w:val="20"/>
-                <w:lang w:val="de-DE"/>
-              </w:rPr>
-              <w:t>Stipe Čelar</w:t>
-            </w:r>
-          </w:p>
-        </w:tc>
-        <w:tc>
-          <w:tcPr>
-            <w:tcW w:w="1643" w:type="dxa"/>
-            <w:tcBorders>
-              <w:left w:val="single" w:sz="6" w:space="0" w:color="000000"/>
-              <w:right w:val="single" w:sz="6" w:space="0" w:color="000000"/>
-            </w:tcBorders>
-          </w:tcPr>
-          <w:p>
-            <w:pPr>
-              <w:spacing w:line="240" w:lineRule="auto"/>
-              <w:jc w:val="center"/>
-              <w:rPr>
-                <w:sz w:val="20"/>
-                <w:lang w:val="de-DE"/>
-              </w:rPr>
-            </w:pPr>
-            <w:r>
-              <w:rPr>
-                <w:sz w:val="20"/>
-                <w:lang w:val="de-DE"/>
-              </w:rPr>
-              <w:t>Stipe Čelar</w:t>
-            </w:r>
-          </w:p>
-        </w:tc>
-        <w:tc>
-          <w:tcPr>
-            <w:tcW w:w="3780" w:type="dxa"/>
-            <w:tcBorders>
-              <w:left w:val="single" w:sz="6" w:space="0" w:color="000000"/>
-            </w:tcBorders>
-          </w:tcPr>
-          <w:p>
-            <w:pPr>
-              <w:spacing w:line="240" w:lineRule="auto"/>
-              <w:jc w:val="left"/>
-              <w:rPr>
-                <w:i/>
-                <w:sz w:val="20"/>
-                <w:lang w:val="pl-PL"/>
-              </w:rPr>
-            </w:pPr>
-            <w:r>
-              <w:rPr>
-                <w:i/>
-                <w:sz w:val="20"/>
-                <w:lang w:val="pl-PL"/>
-              </w:rPr>
-              <w:t>Unos radnje u bazu podataka (IRB) i pdf-print radnje sa zadatkom</w:t>
-            </w:r>
-          </w:p>
-        </w:tc>
-      </w:tr>
-      <w:tr>
-        <w:trPr>
-          <w:cantSplit/>
-        </w:trPr>
-        <w:tc>
-          <w:tcPr>
-            <w:tcW w:w="1242" w:type="dxa"/>
-            <w:tcBorders>
-              <w:right w:val="single" w:sz="6" w:space="0" w:color="000000"/>
-            </w:tcBorders>
-          </w:tcPr>
-          <w:p>
-            <w:pPr>
-              <w:spacing w:line="240" w:lineRule="auto"/>
-              <w:jc w:val="center"/>
-              <w:rPr>
-                <w:sz w:val="20"/>
-                <w:lang w:val="pl-PL"/>
-              </w:rPr>
-            </w:pPr>
-            <w:r>
-              <w:rPr>
-                <w:sz w:val="20"/>
-                <w:lang w:val="pl-PL"/>
-              </w:rPr>
-              <w:t>5</w:t>
-            </w:r>
-          </w:p>
-        </w:tc>
-        <w:tc>
-          <w:tcPr>
-            <w:tcW w:w="1418" w:type="dxa"/>
-            <w:tcBorders>
-              <w:left w:val="single" w:sz="6" w:space="0" w:color="000000"/>
-              <w:right w:val="single" w:sz="6" w:space="0" w:color="000000"/>
-            </w:tcBorders>
-          </w:tcPr>
-          <w:p>
-            <w:pPr>
-              <w:spacing w:line="240" w:lineRule="auto"/>
-              <w:jc w:val="center"/>
-              <w:rPr>
-                <w:sz w:val="16"/>
-              </w:rPr>
-            </w:pPr>
-            <w:r>
-              <w:rPr>
-                <w:sz w:val="16"/>
-              </w:rPr>
-              <w:t>2010-09-13</w:t>
-            </w:r>
-          </w:p>
-        </w:tc>
-        <w:tc>
-          <w:tcPr>
-            <w:tcW w:w="1565" w:type="dxa"/>
-            <w:tcBorders>
-              <w:left w:val="single" w:sz="6" w:space="0" w:color="000000"/>
-              <w:right w:val="single" w:sz="6" w:space="0" w:color="000000"/>
-            </w:tcBorders>
-          </w:tcPr>
-          <w:p>
-            <w:pPr>
-              <w:spacing w:line="240" w:lineRule="auto"/>
-              <w:jc w:val="center"/>
-              <w:rPr>
-                <w:sz w:val="20"/>
-                <w:lang w:val="de-DE"/>
-              </w:rPr>
-            </w:pPr>
-            <w:r>
-              <w:rPr>
-                <w:sz w:val="20"/>
-                <w:lang w:val="de-DE"/>
-              </w:rPr>
-              <w:t>Stipe Čelar</w:t>
-            </w:r>
-          </w:p>
-        </w:tc>
-        <w:tc>
-          <w:tcPr>
-            <w:tcW w:w="1643" w:type="dxa"/>
-            <w:tcBorders>
-              <w:left w:val="single" w:sz="6" w:space="0" w:color="000000"/>
-              <w:right w:val="single" w:sz="6" w:space="0" w:color="000000"/>
-            </w:tcBorders>
-          </w:tcPr>
-          <w:p>
-            <w:pPr>
-              <w:spacing w:line="240" w:lineRule="auto"/>
-              <w:jc w:val="center"/>
-              <w:rPr>
-                <w:sz w:val="20"/>
-                <w:lang w:val="de-DE"/>
-              </w:rPr>
-            </w:pPr>
-            <w:r>
-              <w:rPr>
-                <w:sz w:val="20"/>
-                <w:lang w:val="de-DE"/>
-              </w:rPr>
-              <w:t>Stipe Čelar</w:t>
-            </w:r>
-          </w:p>
-        </w:tc>
-        <w:tc>
-          <w:tcPr>
-            <w:tcW w:w="3780" w:type="dxa"/>
-            <w:tcBorders>
-              <w:left w:val="single" w:sz="6" w:space="0" w:color="000000"/>
-            </w:tcBorders>
-          </w:tcPr>
-          <w:p>
-            <w:pPr>
-              <w:spacing w:line="240" w:lineRule="auto"/>
-              <w:jc w:val="left"/>
-              <w:rPr>
-                <w:i/>
-                <w:sz w:val="20"/>
-                <w:lang w:val="pl-PL"/>
-              </w:rPr>
-            </w:pPr>
-            <w:r>
-              <w:rPr>
-                <w:i/>
-                <w:sz w:val="20"/>
-                <w:lang w:val="pl-PL"/>
-              </w:rPr>
-              <w:t>Literatura: s interneta i zadnji pristup</w:t>
-            </w:r>
-          </w:p>
-        </w:tc>
-      </w:tr>
-      <w:tr>
-        <w:trPr>
-          <w:cantSplit/>
-        </w:trPr>
-        <w:tc>
-          <w:tcPr>
-            <w:tcW w:w="1242" w:type="dxa"/>
-            <w:tcBorders>
-              <w:right w:val="single" w:sz="6" w:space="0" w:color="000000"/>
-            </w:tcBorders>
-          </w:tcPr>
-          <w:p>
-            <w:pPr>
-              <w:spacing w:line="240" w:lineRule="auto"/>
-              <w:jc w:val="center"/>
-              <w:rPr>
-                <w:sz w:val="20"/>
-                <w:lang w:val="pl-PL"/>
-              </w:rPr>
-            </w:pPr>
-            <w:r>
-              <w:rPr>
-                <w:sz w:val="20"/>
-                <w:lang w:val="pl-PL"/>
-              </w:rPr>
-              <w:t>4</w:t>
-            </w:r>
-          </w:p>
-        </w:tc>
-        <w:tc>
-          <w:tcPr>
-            <w:tcW w:w="1418" w:type="dxa"/>
-            <w:tcBorders>
-              <w:left w:val="single" w:sz="6" w:space="0" w:color="000000"/>
-              <w:right w:val="single" w:sz="6" w:space="0" w:color="000000"/>
-            </w:tcBorders>
-          </w:tcPr>
-          <w:p>
-            <w:pPr>
-              <w:spacing w:line="240" w:lineRule="auto"/>
-              <w:jc w:val="center"/>
-              <w:rPr>
-                <w:sz w:val="16"/>
-              </w:rPr>
-            </w:pPr>
-            <w:r>
-              <w:rPr>
-                <w:sz w:val="16"/>
-              </w:rPr>
-              <w:t>2010-08-25</w:t>
-            </w:r>
-          </w:p>
-        </w:tc>
-        <w:tc>
-          <w:tcPr>
-            <w:tcW w:w="1565" w:type="dxa"/>
-            <w:tcBorders>
-              <w:left w:val="single" w:sz="6" w:space="0" w:color="000000"/>
-              <w:right w:val="single" w:sz="6" w:space="0" w:color="000000"/>
-            </w:tcBorders>
-          </w:tcPr>
-          <w:p>
-            <w:pPr>
-              <w:spacing w:line="240" w:lineRule="auto"/>
-              <w:jc w:val="center"/>
-              <w:rPr>
-                <w:sz w:val="20"/>
-                <w:lang w:val="de-DE"/>
-              </w:rPr>
-            </w:pPr>
-            <w:r>
-              <w:rPr>
-                <w:sz w:val="20"/>
-                <w:lang w:val="de-DE"/>
-              </w:rPr>
-              <w:t>Stipe Čelar</w:t>
-            </w:r>
-          </w:p>
-        </w:tc>
-        <w:tc>
-          <w:tcPr>
-            <w:tcW w:w="1643" w:type="dxa"/>
-            <w:tcBorders>
-              <w:left w:val="single" w:sz="6" w:space="0" w:color="000000"/>
-              <w:right w:val="single" w:sz="6" w:space="0" w:color="000000"/>
-            </w:tcBorders>
-          </w:tcPr>
-          <w:p>
-            <w:pPr>
-              <w:spacing w:line="240" w:lineRule="auto"/>
-              <w:jc w:val="center"/>
-              <w:rPr>
-                <w:sz w:val="20"/>
-                <w:lang w:val="de-DE"/>
-              </w:rPr>
-            </w:pPr>
-            <w:r>
-              <w:rPr>
-                <w:sz w:val="20"/>
-                <w:lang w:val="de-DE"/>
-              </w:rPr>
-              <w:t>Stipe Čelar</w:t>
-            </w:r>
-          </w:p>
-        </w:tc>
-        <w:tc>
-          <w:tcPr>
-            <w:tcW w:w="3780" w:type="dxa"/>
-            <w:tcBorders>
-              <w:left w:val="single" w:sz="6" w:space="0" w:color="000000"/>
-            </w:tcBorders>
-          </w:tcPr>
-          <w:p>
-            <w:pPr>
-              <w:spacing w:line="240" w:lineRule="auto"/>
-              <w:jc w:val="left"/>
-              <w:rPr>
-                <w:i/>
-                <w:sz w:val="20"/>
-                <w:lang w:val="pl-PL"/>
-              </w:rPr>
-            </w:pPr>
-            <w:r>
-              <w:rPr>
-                <w:i/>
-                <w:sz w:val="20"/>
-                <w:lang w:val="pl-PL"/>
-              </w:rPr>
-              <w:t>Primjer završetka uvodnog poglavlja i upute za prezentaciju</w:t>
-            </w:r>
-          </w:p>
-        </w:tc>
-      </w:tr>
-      <w:tr>
-        <w:trPr>
-          <w:cantSplit/>
-        </w:trPr>
-        <w:tc>
-          <w:tcPr>
-            <w:tcW w:w="1242" w:type="dxa"/>
-            <w:tcBorders>
-              <w:right w:val="single" w:sz="6" w:space="0" w:color="000000"/>
-            </w:tcBorders>
-          </w:tcPr>
-          <w:p>
-            <w:pPr>
-              <w:spacing w:line="240" w:lineRule="auto"/>
-              <w:jc w:val="center"/>
-              <w:rPr>
-                <w:sz w:val="20"/>
-                <w:lang w:val="pl-PL"/>
-              </w:rPr>
-            </w:pPr>
-            <w:r>
-              <w:rPr>
-                <w:sz w:val="20"/>
-                <w:lang w:val="pl-PL"/>
-              </w:rPr>
-              <w:t>3</w:t>
-            </w:r>
-          </w:p>
-        </w:tc>
-        <w:tc>
-          <w:tcPr>
-            <w:tcW w:w="1418" w:type="dxa"/>
-            <w:tcBorders>
-              <w:left w:val="single" w:sz="6" w:space="0" w:color="000000"/>
-              <w:right w:val="single" w:sz="6" w:space="0" w:color="000000"/>
-            </w:tcBorders>
-          </w:tcPr>
-          <w:p>
-            <w:pPr>
-              <w:spacing w:line="240" w:lineRule="auto"/>
-              <w:jc w:val="center"/>
-              <w:rPr>
-                <w:sz w:val="16"/>
-              </w:rPr>
-            </w:pPr>
-            <w:r>
-              <w:rPr>
-                <w:sz w:val="16"/>
-              </w:rPr>
-              <w:t>2010-07-28</w:t>
-            </w:r>
-          </w:p>
-        </w:tc>
-        <w:tc>
-          <w:tcPr>
-            <w:tcW w:w="1565" w:type="dxa"/>
-            <w:tcBorders>
-              <w:left w:val="single" w:sz="6" w:space="0" w:color="000000"/>
-              <w:right w:val="single" w:sz="6" w:space="0" w:color="000000"/>
-            </w:tcBorders>
-          </w:tcPr>
-          <w:p>
-            <w:pPr>
-              <w:spacing w:line="240" w:lineRule="auto"/>
-              <w:jc w:val="center"/>
-              <w:rPr>
-                <w:sz w:val="20"/>
-                <w:lang w:val="de-DE"/>
-              </w:rPr>
-            </w:pPr>
-            <w:r>
-              <w:rPr>
-                <w:sz w:val="20"/>
-                <w:lang w:val="de-DE"/>
-              </w:rPr>
-              <w:t>Stipe Čelar</w:t>
-            </w:r>
-          </w:p>
-        </w:tc>
-        <w:tc>
-          <w:tcPr>
-            <w:tcW w:w="1643" w:type="dxa"/>
-            <w:tcBorders>
-              <w:left w:val="single" w:sz="6" w:space="0" w:color="000000"/>
-              <w:right w:val="single" w:sz="6" w:space="0" w:color="000000"/>
-            </w:tcBorders>
-          </w:tcPr>
-          <w:p>
-            <w:pPr>
-              <w:spacing w:line="240" w:lineRule="auto"/>
-              <w:jc w:val="center"/>
-              <w:rPr>
-                <w:sz w:val="20"/>
-                <w:lang w:val="de-DE"/>
-              </w:rPr>
-            </w:pPr>
-            <w:r>
-              <w:rPr>
-                <w:sz w:val="20"/>
-                <w:lang w:val="de-DE"/>
-              </w:rPr>
-              <w:t>Stipe Čelar</w:t>
-            </w:r>
-          </w:p>
-        </w:tc>
-        <w:tc>
-          <w:tcPr>
-            <w:tcW w:w="3780" w:type="dxa"/>
-            <w:tcBorders>
-              <w:left w:val="single" w:sz="6" w:space="0" w:color="000000"/>
-            </w:tcBorders>
-          </w:tcPr>
-          <w:p>
-            <w:pPr>
-              <w:spacing w:line="240" w:lineRule="auto"/>
-              <w:jc w:val="left"/>
-              <w:rPr>
-                <w:i/>
-                <w:sz w:val="20"/>
-                <w:lang w:val="pl-PL"/>
-              </w:rPr>
-            </w:pPr>
-            <w:r>
-              <w:rPr>
-                <w:i/>
-                <w:sz w:val="20"/>
-                <w:lang w:val="pl-PL"/>
-              </w:rPr>
-              <w:t>Sažetak i ključne riječi ostaju kao poglavlje ali bez numeraciju na razini potpoglavlja</w:t>
-            </w:r>
-          </w:p>
-          <w:p>
-            <w:pPr>
-              <w:spacing w:line="240" w:lineRule="auto"/>
-              <w:jc w:val="left"/>
-              <w:rPr>
-                <w:i/>
-                <w:sz w:val="20"/>
-                <w:lang w:val="pl-PL"/>
-              </w:rPr>
-            </w:pPr>
-            <w:r>
-              <w:rPr>
-                <w:i/>
-                <w:sz w:val="20"/>
-                <w:lang w:val="pl-PL"/>
-              </w:rPr>
-              <w:t>Dodano poglavlje o označavanju slika i tablica.</w:t>
-            </w:r>
-          </w:p>
-        </w:tc>
-      </w:tr>
-      <w:tr>
-        <w:trPr>
-          <w:cantSplit/>
-        </w:trPr>
-        <w:tc>
-          <w:tcPr>
-            <w:tcW w:w="1242" w:type="dxa"/>
-            <w:tcBorders>
-              <w:right w:val="single" w:sz="6" w:space="0" w:color="000000"/>
-            </w:tcBorders>
-          </w:tcPr>
-          <w:p>
-            <w:pPr>
-              <w:spacing w:line="240" w:lineRule="auto"/>
-              <w:jc w:val="center"/>
-              <w:rPr>
-                <w:sz w:val="20"/>
-                <w:lang w:val="pl-PL"/>
-              </w:rPr>
-            </w:pPr>
-            <w:r>
-              <w:rPr>
-                <w:sz w:val="20"/>
-                <w:lang w:val="pl-PL"/>
-              </w:rPr>
-              <w:t>2</w:t>
-            </w:r>
-          </w:p>
-        </w:tc>
-        <w:tc>
-          <w:tcPr>
-            <w:tcW w:w="1418" w:type="dxa"/>
-            <w:tcBorders>
-              <w:left w:val="single" w:sz="6" w:space="0" w:color="000000"/>
-              <w:right w:val="single" w:sz="6" w:space="0" w:color="000000"/>
-            </w:tcBorders>
-          </w:tcPr>
-          <w:p>
-            <w:pPr>
-              <w:spacing w:line="240" w:lineRule="auto"/>
-              <w:jc w:val="center"/>
-              <w:rPr>
-                <w:sz w:val="16"/>
-              </w:rPr>
-            </w:pPr>
-            <w:r>
-              <w:rPr>
-                <w:sz w:val="16"/>
-              </w:rPr>
-              <w:t>2010-07-15</w:t>
-            </w:r>
-          </w:p>
-        </w:tc>
-        <w:tc>
-          <w:tcPr>
-            <w:tcW w:w="1565" w:type="dxa"/>
-            <w:tcBorders>
-              <w:left w:val="single" w:sz="6" w:space="0" w:color="000000"/>
-              <w:right w:val="single" w:sz="6" w:space="0" w:color="000000"/>
-            </w:tcBorders>
-          </w:tcPr>
-          <w:p>
-            <w:pPr>
-              <w:spacing w:line="240" w:lineRule="auto"/>
-              <w:jc w:val="center"/>
-              <w:rPr>
-                <w:sz w:val="20"/>
-                <w:lang w:val="de-DE"/>
-              </w:rPr>
-            </w:pPr>
-            <w:r>
-              <w:rPr>
-                <w:sz w:val="20"/>
-                <w:lang w:val="de-DE"/>
-              </w:rPr>
-              <w:t>Stipe Čelar</w:t>
-            </w:r>
-          </w:p>
-        </w:tc>
-        <w:tc>
-          <w:tcPr>
-            <w:tcW w:w="1643" w:type="dxa"/>
-            <w:tcBorders>
-              <w:left w:val="single" w:sz="6" w:space="0" w:color="000000"/>
-              <w:right w:val="single" w:sz="6" w:space="0" w:color="000000"/>
-            </w:tcBorders>
-          </w:tcPr>
-          <w:p>
-            <w:pPr>
-              <w:spacing w:line="240" w:lineRule="auto"/>
-              <w:jc w:val="center"/>
-              <w:rPr>
-                <w:sz w:val="20"/>
-                <w:lang w:val="de-DE"/>
-              </w:rPr>
-            </w:pPr>
-            <w:r>
-              <w:rPr>
-                <w:sz w:val="20"/>
-                <w:lang w:val="de-DE"/>
-              </w:rPr>
-              <w:t>Stipe Čelar</w:t>
-            </w:r>
-          </w:p>
-        </w:tc>
-        <w:tc>
-          <w:tcPr>
-            <w:tcW w:w="3780" w:type="dxa"/>
-            <w:tcBorders>
-              <w:left w:val="single" w:sz="6" w:space="0" w:color="000000"/>
-            </w:tcBorders>
-          </w:tcPr>
-          <w:p>
-            <w:pPr>
-              <w:spacing w:line="240" w:lineRule="auto"/>
-              <w:jc w:val="left"/>
-              <w:rPr>
-                <w:i/>
-                <w:sz w:val="20"/>
-                <w:lang w:val="pl-PL"/>
-              </w:rPr>
-            </w:pPr>
-            <w:r>
-              <w:rPr>
-                <w:i/>
-                <w:sz w:val="20"/>
-                <w:lang w:val="pl-PL"/>
-              </w:rPr>
-              <w:t>Dodano poglavlje o upravljanju promjenama.</w:t>
-            </w:r>
-            <w:r>
-              <w:rPr>
-                <w:i/>
-                <w:sz w:val="20"/>
-                <w:lang w:val="pl-PL"/>
-              </w:rPr>
-              <w:br/>
-              <w:t>Uključena napomena s obrane o izostanku screen shotova app</w:t>
-            </w:r>
-          </w:p>
-        </w:tc>
-      </w:tr>
-      <w:tr>
-        <w:trPr>
-          <w:cantSplit/>
-        </w:trPr>
-        <w:tc>
-          <w:tcPr>
-            <w:tcW w:w="1242" w:type="dxa"/>
-            <w:tcBorders>
-              <w:right w:val="single" w:sz="6" w:space="0" w:color="000000"/>
-            </w:tcBorders>
-          </w:tcPr>
-          <w:p>
-            <w:pPr>
-              <w:spacing w:line="240" w:lineRule="auto"/>
-              <w:jc w:val="center"/>
-              <w:rPr>
-                <w:sz w:val="20"/>
-                <w:lang w:val="de-DE"/>
-              </w:rPr>
-            </w:pPr>
-            <w:r>
-              <w:rPr>
-                <w:sz w:val="20"/>
-                <w:lang w:val="de-DE"/>
-              </w:rPr>
-              <w:t>1</w:t>
-            </w:r>
-          </w:p>
-        </w:tc>
-        <w:tc>
-          <w:tcPr>
-            <w:tcW w:w="1418" w:type="dxa"/>
-            <w:tcBorders>
-              <w:left w:val="single" w:sz="6" w:space="0" w:color="000000"/>
-              <w:right w:val="single" w:sz="6" w:space="0" w:color="000000"/>
-            </w:tcBorders>
-          </w:tcPr>
-          <w:p>
-            <w:pPr>
-              <w:spacing w:line="240" w:lineRule="auto"/>
-              <w:jc w:val="center"/>
-              <w:rPr>
-                <w:sz w:val="20"/>
-                <w:lang w:val="de-DE"/>
-              </w:rPr>
-            </w:pPr>
-            <w:r>
-              <w:rPr>
-                <w:sz w:val="16"/>
-              </w:rPr>
-              <w:t>2010-03-08</w:t>
-            </w:r>
-          </w:p>
-        </w:tc>
-        <w:tc>
-          <w:tcPr>
-            <w:tcW w:w="1565" w:type="dxa"/>
-            <w:tcBorders>
-              <w:left w:val="single" w:sz="6" w:space="0" w:color="000000"/>
-              <w:right w:val="single" w:sz="6" w:space="0" w:color="000000"/>
-            </w:tcBorders>
-          </w:tcPr>
-          <w:p>
-            <w:pPr>
-              <w:spacing w:line="240" w:lineRule="auto"/>
-              <w:jc w:val="center"/>
-              <w:rPr>
-                <w:sz w:val="20"/>
-                <w:lang w:val="de-DE"/>
-              </w:rPr>
-            </w:pPr>
-            <w:r>
-              <w:rPr>
-                <w:sz w:val="20"/>
-                <w:lang w:val="de-DE"/>
-              </w:rPr>
-              <w:t>Stipe Čelar</w:t>
-            </w:r>
-          </w:p>
-        </w:tc>
-        <w:tc>
-          <w:tcPr>
-            <w:tcW w:w="1643" w:type="dxa"/>
-            <w:tcBorders>
-              <w:left w:val="single" w:sz="6" w:space="0" w:color="000000"/>
-              <w:right w:val="single" w:sz="6" w:space="0" w:color="000000"/>
-            </w:tcBorders>
-          </w:tcPr>
-          <w:p>
-            <w:pPr>
-              <w:spacing w:line="240" w:lineRule="auto"/>
-              <w:jc w:val="center"/>
-              <w:rPr>
-                <w:sz w:val="20"/>
-                <w:lang w:val="de-DE"/>
-              </w:rPr>
-            </w:pPr>
-            <w:r>
-              <w:rPr>
-                <w:sz w:val="20"/>
-                <w:lang w:val="de-DE"/>
-              </w:rPr>
-              <w:t>Stipe Čelar</w:t>
-            </w:r>
-          </w:p>
-        </w:tc>
-        <w:tc>
-          <w:tcPr>
-            <w:tcW w:w="3780" w:type="dxa"/>
-            <w:tcBorders>
-              <w:left w:val="single" w:sz="6" w:space="0" w:color="000000"/>
-            </w:tcBorders>
-          </w:tcPr>
-          <w:p>
-            <w:pPr>
-              <w:spacing w:line="240" w:lineRule="auto"/>
-              <w:jc w:val="left"/>
-              <w:rPr>
-                <w:sz w:val="20"/>
-                <w:lang w:val="pl-PL"/>
-              </w:rPr>
-            </w:pPr>
-            <w:r>
-              <w:rPr>
-                <w:sz w:val="20"/>
-                <w:lang w:val="pl-PL"/>
-              </w:rPr>
-              <w:t>Prva verzija poslana svim diplomantima</w:t>
-            </w:r>
-          </w:p>
-        </w:tc>
-      </w:tr>
-      <w:tr>
-        <w:trPr>
-          <w:cantSplit/>
-        </w:trPr>
-        <w:tc>
-          <w:tcPr>
-            <w:tcW w:w="1242" w:type="dxa"/>
-            <w:tcBorders>
-              <w:right w:val="single" w:sz="6" w:space="0" w:color="000000"/>
-            </w:tcBorders>
-          </w:tcPr>
-          <w:p>
-            <w:pPr>
-              <w:spacing w:line="240" w:lineRule="auto"/>
-              <w:jc w:val="center"/>
-              <w:rPr>
-                <w:sz w:val="20"/>
-                <w:lang w:val="de-DE"/>
-              </w:rPr>
-            </w:pPr>
-            <w:r>
-              <w:rPr>
-                <w:sz w:val="20"/>
-                <w:lang w:val="de-DE"/>
-              </w:rPr>
-              <w:t>0</w:t>
-            </w:r>
-          </w:p>
-        </w:tc>
-        <w:tc>
-          <w:tcPr>
-            <w:tcW w:w="1418" w:type="dxa"/>
-            <w:tcBorders>
-              <w:left w:val="single" w:sz="6" w:space="0" w:color="000000"/>
-              <w:right w:val="single" w:sz="6" w:space="0" w:color="000000"/>
-            </w:tcBorders>
-          </w:tcPr>
-          <w:p>
-            <w:pPr>
-              <w:spacing w:line="240" w:lineRule="auto"/>
-              <w:jc w:val="center"/>
-              <w:rPr>
-                <w:sz w:val="16"/>
-              </w:rPr>
-            </w:pPr>
-            <w:r>
-              <w:rPr>
-                <w:sz w:val="16"/>
-              </w:rPr>
-              <w:t>2009</w:t>
-            </w:r>
-          </w:p>
-        </w:tc>
-        <w:tc>
-          <w:tcPr>
-            <w:tcW w:w="1565" w:type="dxa"/>
-            <w:tcBorders>
-              <w:left w:val="single" w:sz="6" w:space="0" w:color="000000"/>
-              <w:right w:val="single" w:sz="6" w:space="0" w:color="000000"/>
-            </w:tcBorders>
-          </w:tcPr>
-          <w:p>
-            <w:pPr>
-              <w:spacing w:line="240" w:lineRule="auto"/>
-              <w:jc w:val="center"/>
-              <w:rPr>
-                <w:sz w:val="20"/>
-                <w:lang w:val="de-DE"/>
-              </w:rPr>
-            </w:pPr>
-            <w:r>
-              <w:rPr>
-                <w:sz w:val="20"/>
-                <w:lang w:val="de-DE"/>
-              </w:rPr>
-              <w:t>Stipe Čelar</w:t>
-            </w:r>
-          </w:p>
-        </w:tc>
-        <w:tc>
-          <w:tcPr>
-            <w:tcW w:w="1643" w:type="dxa"/>
-            <w:tcBorders>
-              <w:left w:val="single" w:sz="6" w:space="0" w:color="000000"/>
-              <w:right w:val="single" w:sz="6" w:space="0" w:color="000000"/>
-            </w:tcBorders>
-          </w:tcPr>
-          <w:p>
-            <w:pPr>
-              <w:spacing w:line="240" w:lineRule="auto"/>
-              <w:jc w:val="center"/>
-              <w:rPr>
-                <w:sz w:val="20"/>
-                <w:lang w:val="de-DE"/>
-              </w:rPr>
-            </w:pPr>
-          </w:p>
-        </w:tc>
-        <w:tc>
-          <w:tcPr>
-            <w:tcW w:w="3780" w:type="dxa"/>
-            <w:tcBorders>
-              <w:left w:val="single" w:sz="6" w:space="0" w:color="000000"/>
-            </w:tcBorders>
-          </w:tcPr>
-          <w:p>
-            <w:pPr>
-              <w:spacing w:line="240" w:lineRule="auto"/>
-              <w:jc w:val="left"/>
-              <w:rPr>
-                <w:sz w:val="20"/>
-                <w:lang w:val="pl-PL"/>
-              </w:rPr>
-            </w:pPr>
-            <w:r>
-              <w:rPr>
-                <w:sz w:val="20"/>
-                <w:lang w:val="pl-PL"/>
-              </w:rPr>
-              <w:t>Inicijalna verzija. Nastala na laboratorijskim vježbama za potrebe seminara.</w:t>
-            </w:r>
-          </w:p>
-        </w:tc>
-      </w:tr>
-    </w:tbl>
-    <w:p/>
-    <w:p>
-      <w:r>
-        <w:lastRenderedPageBreak/>
-        <w:t>U svojoj radnji napravite ovakvu tablicu sve do zadnje verzije – do printanja. Tada ovo stavite kao jedan od priloga (ako mislite da vam je to bitno) ili ga izbrišite.</w:t>
-      </w:r>
-    </w:p>
-    <w:p/>
-    <w:p>
-      <w:r>
-        <w:t>Potrebno je priložiti i primjerke ostale dokumentacije</w:t>
-      </w:r>
-      <w:r>
-        <w:t xml:space="preserve"> (ako postoje)</w:t>
-      </w:r>
-      <w:r>
-        <w:t>:</w:t>
-      </w:r>
-    </w:p>
-    <w:p>
-      <w:pPr>
-        <w:numPr>
-          <w:ilvl w:val="0"/>
-          <w:numId w:val="5"/>
-        </w:numPr>
-        <w:spacing w:line="240" w:lineRule="auto"/>
-      </w:pPr>
-      <w:r>
-        <w:t>plan upravljanja kvalitetom</w:t>
-      </w:r>
-    </w:p>
-    <w:p>
-      <w:pPr>
-        <w:numPr>
-          <w:ilvl w:val="0"/>
-          <w:numId w:val="5"/>
-        </w:numPr>
-        <w:spacing w:line="240" w:lineRule="auto"/>
-      </w:pPr>
-      <w:r>
-        <w:t>projektni planovi</w:t>
-      </w:r>
-    </w:p>
-    <w:p>
-      <w:pPr>
-        <w:numPr>
-          <w:ilvl w:val="0"/>
-          <w:numId w:val="5"/>
-        </w:numPr>
-        <w:spacing w:line="240" w:lineRule="auto"/>
-      </w:pPr>
-      <w:r>
-        <w:t>plan testiranja</w:t>
-      </w:r>
-    </w:p>
-    <w:p>
-      <w:pPr>
-        <w:numPr>
-          <w:ilvl w:val="0"/>
-          <w:numId w:val="5"/>
-        </w:numPr>
-        <w:spacing w:line="240" w:lineRule="auto"/>
-      </w:pPr>
-      <w:r>
-        <w:t>evidencije</w:t>
-      </w:r>
-    </w:p>
-    <w:p>
-      <w:pPr>
-        <w:numPr>
-          <w:ilvl w:val="0"/>
-          <w:numId w:val="5"/>
-        </w:numPr>
-        <w:spacing w:line="240" w:lineRule="auto"/>
-      </w:pPr>
-      <w:r>
-        <w:t>projektna izvješća</w:t>
-      </w:r>
-    </w:p>
-    <w:p>
-      <w:pPr>
-        <w:numPr>
-          <w:ilvl w:val="0"/>
-          <w:numId w:val="5"/>
-        </w:numPr>
-        <w:spacing w:line="240" w:lineRule="auto"/>
-      </w:pPr>
-      <w:r>
-        <w:t>zapisnici</w:t>
-      </w:r>
-    </w:p>
-    <w:p/>
-    <w:p>
-      <w:pPr>
         <w:pStyle w:val="Prilog1"/>
       </w:pPr>
-      <w:bookmarkStart w:id="84" w:name="_Toc176299324"/>
+      <w:bookmarkStart w:id="81" w:name="_Toc176299324"/>
       <w:r>
         <w:lastRenderedPageBreak/>
         <w:t>SAŽETAK/ABSTRACT I KLJUČNE RIJEČI/KEYWORDS</w:t>
       </w:r>
-      <w:bookmarkEnd w:id="84"/>
+      <w:bookmarkEnd w:id="81"/>
     </w:p>
     <w:p/>
     <w:p>
@@ -20519,7 +15816,7 @@
       <w:rPr>
         <w:noProof/>
       </w:rPr>
-      <w:t>41</w:t>
+      <w:t>36</w:t>
     </w:r>
     <w:r>
       <w:rPr>
@@ -26166,7 +21463,7 @@
 </file>
 
 <file path=customXml/itemProps1.xml><?xml version="1.0" encoding="utf-8"?>
-<ds:datastoreItem xmlns:ds="http://schemas.openxmlformats.org/officeDocument/2006/customXml" ds:itemID="{A4514D9D-27F0-4568-BFF8-2603DB67CB0B}">
+<ds:datastoreItem xmlns:ds="http://schemas.openxmlformats.org/officeDocument/2006/customXml" ds:itemID="{D95053A2-84C3-4E0E-A836-955574C78E0D}">
   <ds:schemaRefs>
     <ds:schemaRef ds:uri="http://schemas.openxmlformats.org/officeDocument/2006/bibliography"/>
   </ds:schemaRefs>

--- a/HOTEL_Documents/HotelManagment_IvaPleic.docx
+++ b/HOTEL_Documents/HotelManagment_IvaPleic.docx
@@ -1628,7 +1628,7 @@
         </w:rPr>
         <w:fldChar w:fldCharType="separate"/>
       </w:r>
-      <w:hyperlink w:anchor="_Toc176299288" w:history="1">
+      <w:hyperlink w:anchor="_Toc176380876" w:history="1">
         <w:r>
           <w:rPr>
             <w:rStyle w:val="Hyperlink"/>
@@ -1672,7 +1672,7 @@
             <w:noProof/>
             <w:webHidden/>
           </w:rPr>
-          <w:instrText xml:space="preserve"> PAGEREF _Toc176299288 \h </w:instrText>
+          <w:instrText xml:space="preserve"> PAGEREF _Toc176380876 \h </w:instrText>
         </w:r>
         <w:r>
           <w:rPr>
@@ -1714,7 +1714,7 @@
           <w:lang w:eastAsia="hr-HR"/>
         </w:rPr>
       </w:pPr>
-      <w:hyperlink w:anchor="_Toc176299289" w:history="1">
+      <w:hyperlink w:anchor="_Toc176380877" w:history="1">
         <w:r>
           <w:rPr>
             <w:rStyle w:val="Hyperlink"/>
@@ -1758,7 +1758,7 @@
             <w:noProof/>
             <w:webHidden/>
           </w:rPr>
-          <w:instrText xml:space="preserve"> PAGEREF _Toc176299289 \h </w:instrText>
+          <w:instrText xml:space="preserve"> PAGEREF _Toc176380877 \h </w:instrText>
         </w:r>
         <w:r>
           <w:rPr>
@@ -1800,7 +1800,7 @@
           <w:lang w:eastAsia="hr-HR"/>
         </w:rPr>
       </w:pPr>
-      <w:hyperlink w:anchor="_Toc176299290" w:history="1">
+      <w:hyperlink w:anchor="_Toc176380878" w:history="1">
         <w:r>
           <w:rPr>
             <w:rStyle w:val="Hyperlink"/>
@@ -1844,7 +1844,7 @@
             <w:noProof/>
             <w:webHidden/>
           </w:rPr>
-          <w:instrText xml:space="preserve"> PAGEREF _Toc176299290 \h </w:instrText>
+          <w:instrText xml:space="preserve"> PAGEREF _Toc176380878 \h </w:instrText>
         </w:r>
         <w:r>
           <w:rPr>
@@ -1886,7 +1886,7 @@
           <w:lang w:eastAsia="hr-HR"/>
         </w:rPr>
       </w:pPr>
-      <w:hyperlink w:anchor="_Toc176299291" w:history="1">
+      <w:hyperlink w:anchor="_Toc176380879" w:history="1">
         <w:r>
           <w:rPr>
             <w:rStyle w:val="Hyperlink"/>
@@ -1930,7 +1930,7 @@
             <w:noProof/>
             <w:webHidden/>
           </w:rPr>
-          <w:instrText xml:space="preserve"> PAGEREF _Toc176299291 \h </w:instrText>
+          <w:instrText xml:space="preserve"> PAGEREF _Toc176380879 \h </w:instrText>
         </w:r>
         <w:r>
           <w:rPr>
@@ -1972,7 +1972,7 @@
           <w:lang w:eastAsia="hr-HR"/>
         </w:rPr>
       </w:pPr>
-      <w:hyperlink w:anchor="_Toc176299292" w:history="1">
+      <w:hyperlink w:anchor="_Toc176380880" w:history="1">
         <w:r>
           <w:rPr>
             <w:rStyle w:val="Hyperlink"/>
@@ -2016,7 +2016,7 @@
             <w:noProof/>
             <w:webHidden/>
           </w:rPr>
-          <w:instrText xml:space="preserve"> PAGEREF _Toc176299292 \h </w:instrText>
+          <w:instrText xml:space="preserve"> PAGEREF _Toc176380880 \h </w:instrText>
         </w:r>
         <w:r>
           <w:rPr>
@@ -2058,7 +2058,7 @@
           <w:lang w:eastAsia="hr-HR"/>
         </w:rPr>
       </w:pPr>
-      <w:hyperlink w:anchor="_Toc176299293" w:history="1">
+      <w:hyperlink w:anchor="_Toc176380881" w:history="1">
         <w:r>
           <w:rPr>
             <w:rStyle w:val="Hyperlink"/>
@@ -2102,7 +2102,7 @@
             <w:noProof/>
             <w:webHidden/>
           </w:rPr>
-          <w:instrText xml:space="preserve"> PAGEREF _Toc176299293 \h </w:instrText>
+          <w:instrText xml:space="preserve"> PAGEREF _Toc176380881 \h </w:instrText>
         </w:r>
         <w:r>
           <w:rPr>
@@ -2144,7 +2144,7 @@
           <w:lang w:eastAsia="hr-HR"/>
         </w:rPr>
       </w:pPr>
-      <w:hyperlink w:anchor="_Toc176299294" w:history="1">
+      <w:hyperlink w:anchor="_Toc176380882" w:history="1">
         <w:r>
           <w:rPr>
             <w:rStyle w:val="Hyperlink"/>
@@ -2188,7 +2188,7 @@
             <w:noProof/>
             <w:webHidden/>
           </w:rPr>
-          <w:instrText xml:space="preserve"> PAGEREF _Toc176299294 \h </w:instrText>
+          <w:instrText xml:space="preserve"> PAGEREF _Toc176380882 \h </w:instrText>
         </w:r>
         <w:r>
           <w:rPr>
@@ -2208,7 +2208,7 @@
             <w:noProof/>
             <w:webHidden/>
           </w:rPr>
-          <w:t>6</w:t>
+          <w:t>5</w:t>
         </w:r>
         <w:r>
           <w:rPr>
@@ -2230,7 +2230,7 @@
           <w:lang w:eastAsia="hr-HR"/>
         </w:rPr>
       </w:pPr>
-      <w:hyperlink w:anchor="_Toc176299295" w:history="1">
+      <w:hyperlink w:anchor="_Toc176380883" w:history="1">
         <w:r>
           <w:rPr>
             <w:rStyle w:val="Hyperlink"/>
@@ -2274,7 +2274,7 @@
             <w:noProof/>
             <w:webHidden/>
           </w:rPr>
-          <w:instrText xml:space="preserve"> PAGEREF _Toc176299295 \h </w:instrText>
+          <w:instrText xml:space="preserve"> PAGEREF _Toc176380883 \h </w:instrText>
         </w:r>
         <w:r>
           <w:rPr>
@@ -2294,7 +2294,7 @@
             <w:noProof/>
             <w:webHidden/>
           </w:rPr>
-          <w:t>6</w:t>
+          <w:t>5</w:t>
         </w:r>
         <w:r>
           <w:rPr>
@@ -2316,7 +2316,7 @@
           <w:lang w:eastAsia="hr-HR"/>
         </w:rPr>
       </w:pPr>
-      <w:hyperlink w:anchor="_Toc176299296" w:history="1">
+      <w:hyperlink w:anchor="_Toc176380884" w:history="1">
         <w:r>
           <w:rPr>
             <w:rStyle w:val="Hyperlink"/>
@@ -2360,7 +2360,7 @@
             <w:noProof/>
             <w:webHidden/>
           </w:rPr>
-          <w:instrText xml:space="preserve"> PAGEREF _Toc176299296 \h </w:instrText>
+          <w:instrText xml:space="preserve"> PAGEREF _Toc176380884 \h </w:instrText>
         </w:r>
         <w:r>
           <w:rPr>
@@ -2380,7 +2380,7 @@
             <w:noProof/>
             <w:webHidden/>
           </w:rPr>
-          <w:t>6</w:t>
+          <w:t>5</w:t>
         </w:r>
         <w:r>
           <w:rPr>
@@ -2402,7 +2402,7 @@
           <w:lang w:eastAsia="hr-HR"/>
         </w:rPr>
       </w:pPr>
-      <w:hyperlink w:anchor="_Toc176299297" w:history="1">
+      <w:hyperlink w:anchor="_Toc176380885" w:history="1">
         <w:r>
           <w:rPr>
             <w:rStyle w:val="Hyperlink"/>
@@ -2446,7 +2446,7 @@
             <w:noProof/>
             <w:webHidden/>
           </w:rPr>
-          <w:instrText xml:space="preserve"> PAGEREF _Toc176299297 \h </w:instrText>
+          <w:instrText xml:space="preserve"> PAGEREF _Toc176380885 \h </w:instrText>
         </w:r>
         <w:r>
           <w:rPr>
@@ -2466,7 +2466,7 @@
             <w:noProof/>
             <w:webHidden/>
           </w:rPr>
-          <w:t>7</w:t>
+          <w:t>6</w:t>
         </w:r>
         <w:r>
           <w:rPr>
@@ -2488,7 +2488,7 @@
           <w:lang w:eastAsia="hr-HR"/>
         </w:rPr>
       </w:pPr>
-      <w:hyperlink w:anchor="_Toc176299298" w:history="1">
+      <w:hyperlink w:anchor="_Toc176380886" w:history="1">
         <w:r>
           <w:rPr>
             <w:rStyle w:val="Hyperlink"/>
@@ -2532,7 +2532,7 @@
             <w:noProof/>
             <w:webHidden/>
           </w:rPr>
-          <w:instrText xml:space="preserve"> PAGEREF _Toc176299298 \h </w:instrText>
+          <w:instrText xml:space="preserve"> PAGEREF _Toc176380886 \h </w:instrText>
         </w:r>
         <w:r>
           <w:rPr>
@@ -2552,7 +2552,7 @@
             <w:noProof/>
             <w:webHidden/>
           </w:rPr>
-          <w:t>8</w:t>
+          <w:t>7</w:t>
         </w:r>
         <w:r>
           <w:rPr>
@@ -2574,7 +2574,7 @@
           <w:lang w:eastAsia="hr-HR"/>
         </w:rPr>
       </w:pPr>
-      <w:hyperlink w:anchor="_Toc176299299" w:history="1">
+      <w:hyperlink w:anchor="_Toc176380887" w:history="1">
         <w:r>
           <w:rPr>
             <w:rStyle w:val="Hyperlink"/>
@@ -2618,7 +2618,7 @@
             <w:noProof/>
             <w:webHidden/>
           </w:rPr>
-          <w:instrText xml:space="preserve"> PAGEREF _Toc176299299 \h </w:instrText>
+          <w:instrText xml:space="preserve"> PAGEREF _Toc176380887 \h </w:instrText>
         </w:r>
         <w:r>
           <w:rPr>
@@ -2638,7 +2638,7 @@
             <w:noProof/>
             <w:webHidden/>
           </w:rPr>
-          <w:t>9</w:t>
+          <w:t>8</w:t>
         </w:r>
         <w:r>
           <w:rPr>
@@ -2660,7 +2660,7 @@
           <w:lang w:eastAsia="hr-HR"/>
         </w:rPr>
       </w:pPr>
-      <w:hyperlink w:anchor="_Toc176299300" w:history="1">
+      <w:hyperlink w:anchor="_Toc176380888" w:history="1">
         <w:r>
           <w:rPr>
             <w:rStyle w:val="Hyperlink"/>
@@ -2704,7 +2704,7 @@
             <w:noProof/>
             <w:webHidden/>
           </w:rPr>
-          <w:instrText xml:space="preserve"> PAGEREF _Toc176299300 \h </w:instrText>
+          <w:instrText xml:space="preserve"> PAGEREF _Toc176380888 \h </w:instrText>
         </w:r>
         <w:r>
           <w:rPr>
@@ -2724,7 +2724,7 @@
             <w:noProof/>
             <w:webHidden/>
           </w:rPr>
-          <w:t>9</w:t>
+          <w:t>8</w:t>
         </w:r>
         <w:r>
           <w:rPr>
@@ -2746,7 +2746,7 @@
           <w:lang w:eastAsia="hr-HR"/>
         </w:rPr>
       </w:pPr>
-      <w:hyperlink w:anchor="_Toc176299301" w:history="1">
+      <w:hyperlink w:anchor="_Toc176380889" w:history="1">
         <w:r>
           <w:rPr>
             <w:rStyle w:val="Hyperlink"/>
@@ -2798,7 +2798,7 @@
             <w:noProof/>
             <w:webHidden/>
           </w:rPr>
-          <w:instrText xml:space="preserve"> PAGEREF _Toc176299301 \h </w:instrText>
+          <w:instrText xml:space="preserve"> PAGEREF _Toc176380889 \h </w:instrText>
         </w:r>
         <w:r>
           <w:rPr>
@@ -2818,7 +2818,7 @@
             <w:noProof/>
             <w:webHidden/>
           </w:rPr>
-          <w:t>12</w:t>
+          <w:t>11</w:t>
         </w:r>
         <w:r>
           <w:rPr>
@@ -2840,7 +2840,7 @@
           <w:lang w:eastAsia="hr-HR"/>
         </w:rPr>
       </w:pPr>
-      <w:hyperlink w:anchor="_Toc176299302" w:history="1">
+      <w:hyperlink w:anchor="_Toc176380890" w:history="1">
         <w:r>
           <w:rPr>
             <w:rStyle w:val="Hyperlink"/>
@@ -2892,7 +2892,7 @@
             <w:noProof/>
             <w:webHidden/>
           </w:rPr>
-          <w:instrText xml:space="preserve"> PAGEREF _Toc176299302 \h </w:instrText>
+          <w:instrText xml:space="preserve"> PAGEREF _Toc176380890 \h </w:instrText>
         </w:r>
         <w:r>
           <w:rPr>
@@ -2912,7 +2912,7 @@
             <w:noProof/>
             <w:webHidden/>
           </w:rPr>
-          <w:t>13</w:t>
+          <w:t>12</w:t>
         </w:r>
         <w:r>
           <w:rPr>
@@ -2934,7 +2934,7 @@
           <w:lang w:eastAsia="hr-HR"/>
         </w:rPr>
       </w:pPr>
-      <w:hyperlink w:anchor="_Toc176299303" w:history="1">
+      <w:hyperlink w:anchor="_Toc176380891" w:history="1">
         <w:r>
           <w:rPr>
             <w:rStyle w:val="Hyperlink"/>
@@ -2978,7 +2978,7 @@
             <w:noProof/>
             <w:webHidden/>
           </w:rPr>
-          <w:instrText xml:space="preserve"> PAGEREF _Toc176299303 \h </w:instrText>
+          <w:instrText xml:space="preserve"> PAGEREF _Toc176380891 \h </w:instrText>
         </w:r>
         <w:r>
           <w:rPr>
@@ -2998,7 +2998,7 @@
             <w:noProof/>
             <w:webHidden/>
           </w:rPr>
-          <w:t>16</w:t>
+          <w:t>15</w:t>
         </w:r>
         <w:r>
           <w:rPr>
@@ -3020,7 +3020,7 @@
           <w:lang w:eastAsia="hr-HR"/>
         </w:rPr>
       </w:pPr>
-      <w:hyperlink w:anchor="_Toc176299304" w:history="1">
+      <w:hyperlink w:anchor="_Toc176380892" w:history="1">
         <w:r>
           <w:rPr>
             <w:rStyle w:val="Hyperlink"/>
@@ -3064,7 +3064,7 @@
             <w:noProof/>
             <w:webHidden/>
           </w:rPr>
-          <w:instrText xml:space="preserve"> PAGEREF _Toc176299304 \h </w:instrText>
+          <w:instrText xml:space="preserve"> PAGEREF _Toc176380892 \h </w:instrText>
         </w:r>
         <w:r>
           <w:rPr>
@@ -3084,7 +3084,7 @@
             <w:noProof/>
             <w:webHidden/>
           </w:rPr>
-          <w:t>16</w:t>
+          <w:t>15</w:t>
         </w:r>
         <w:r>
           <w:rPr>
@@ -3106,7 +3106,7 @@
           <w:lang w:eastAsia="hr-HR"/>
         </w:rPr>
       </w:pPr>
-      <w:hyperlink w:anchor="_Toc176299305" w:history="1">
+      <w:hyperlink w:anchor="_Toc176380893" w:history="1">
         <w:r>
           <w:rPr>
             <w:rStyle w:val="Hyperlink"/>
@@ -3129,7 +3129,7 @@
             <w:rStyle w:val="Hyperlink"/>
             <w:noProof/>
           </w:rPr>
-          <w:t>Struktura aplikacije i kod</w:t>
+          <w:t>Struktura aplikacije i kôd</w:t>
         </w:r>
         <w:r>
           <w:rPr>
@@ -3150,7 +3150,7 @@
             <w:noProof/>
             <w:webHidden/>
           </w:rPr>
-          <w:instrText xml:space="preserve"> PAGEREF _Toc176299305 \h </w:instrText>
+          <w:instrText xml:space="preserve"> PAGEREF _Toc176380893 \h </w:instrText>
         </w:r>
         <w:r>
           <w:rPr>
@@ -3170,7 +3170,7 @@
             <w:noProof/>
             <w:webHidden/>
           </w:rPr>
-          <w:t>17</w:t>
+          <w:t>16</w:t>
         </w:r>
         <w:r>
           <w:rPr>
@@ -3183,7 +3183,7 @@
     </w:p>
     <w:p>
       <w:pPr>
-        <w:pStyle w:val="TOC2"/>
+        <w:pStyle w:val="TOC3"/>
         <w:rPr>
           <w:rFonts w:asciiTheme="minorHAnsi" w:eastAsiaTheme="minorEastAsia" w:hAnsiTheme="minorHAnsi" w:cstheme="minorBidi"/>
           <w:noProof/>
@@ -3192,13 +3192,13 @@
           <w:lang w:eastAsia="hr-HR"/>
         </w:rPr>
       </w:pPr>
-      <w:hyperlink w:anchor="_Toc176299306" w:history="1">
+      <w:hyperlink w:anchor="_Toc176380894" w:history="1">
         <w:r>
           <w:rPr>
             <w:rStyle w:val="Hyperlink"/>
             <w:noProof/>
           </w:rPr>
-          <w:t>5.3</w:t>
+          <w:t>5.2.1</w:t>
         </w:r>
         <w:r>
           <w:rPr>
@@ -3215,7 +3215,7 @@
             <w:rStyle w:val="Hyperlink"/>
             <w:noProof/>
           </w:rPr>
-          <w:t>Baza podataka i upravljanje podacima</w:t>
+          <w:t>Organizacija direktorija</w:t>
         </w:r>
         <w:r>
           <w:rPr>
@@ -3236,7 +3236,7 @@
             <w:noProof/>
             <w:webHidden/>
           </w:rPr>
-          <w:instrText xml:space="preserve"> PAGEREF _Toc176299306 \h </w:instrText>
+          <w:instrText xml:space="preserve"> PAGEREF _Toc176380894 \h </w:instrText>
         </w:r>
         <w:r>
           <w:rPr>
@@ -3256,7 +3256,7 @@
             <w:noProof/>
             <w:webHidden/>
           </w:rPr>
-          <w:t>22</w:t>
+          <w:t>17</w:t>
         </w:r>
         <w:r>
           <w:rPr>
@@ -3278,13 +3278,13 @@
           <w:lang w:eastAsia="hr-HR"/>
         </w:rPr>
       </w:pPr>
-      <w:hyperlink w:anchor="_Toc176299307" w:history="1">
+      <w:hyperlink w:anchor="_Toc176380895" w:history="1">
         <w:r>
           <w:rPr>
             <w:rStyle w:val="Hyperlink"/>
             <w:noProof/>
           </w:rPr>
-          <w:t>5.4</w:t>
+          <w:t>5.3</w:t>
         </w:r>
         <w:r>
           <w:rPr>
@@ -3301,7 +3301,7 @@
             <w:rStyle w:val="Hyperlink"/>
             <w:noProof/>
           </w:rPr>
-          <w:t>Detaljni prikaz sučelja aplikacije</w:t>
+          <w:t>Baza podataka i upravljanje podacima</w:t>
         </w:r>
         <w:r>
           <w:rPr>
@@ -3322,7 +3322,7 @@
             <w:noProof/>
             <w:webHidden/>
           </w:rPr>
-          <w:instrText xml:space="preserve"> PAGEREF _Toc176299307 \h </w:instrText>
+          <w:instrText xml:space="preserve"> PAGEREF _Toc176380895 \h </w:instrText>
         </w:r>
         <w:r>
           <w:rPr>
@@ -3342,7 +3342,7 @@
             <w:noProof/>
             <w:webHidden/>
           </w:rPr>
-          <w:t>27</w:t>
+          <w:t>22</w:t>
         </w:r>
         <w:r>
           <w:rPr>
@@ -3355,7 +3355,7 @@
     </w:p>
     <w:p>
       <w:pPr>
-        <w:pStyle w:val="TOC1"/>
+        <w:pStyle w:val="TOC2"/>
         <w:rPr>
           <w:rFonts w:asciiTheme="minorHAnsi" w:eastAsiaTheme="minorEastAsia" w:hAnsiTheme="minorHAnsi" w:cstheme="minorBidi"/>
           <w:noProof/>
@@ -3364,13 +3364,13 @@
           <w:lang w:eastAsia="hr-HR"/>
         </w:rPr>
       </w:pPr>
-      <w:hyperlink w:anchor="_Toc176299308" w:history="1">
+      <w:hyperlink w:anchor="_Toc176380896" w:history="1">
         <w:r>
           <w:rPr>
             <w:rStyle w:val="Hyperlink"/>
             <w:noProof/>
           </w:rPr>
-          <w:t>6</w:t>
+          <w:t>5.4</w:t>
         </w:r>
         <w:r>
           <w:rPr>
@@ -3387,7 +3387,7 @@
             <w:rStyle w:val="Hyperlink"/>
             <w:noProof/>
           </w:rPr>
-          <w:t>IMPLEMENTACIJA APLIKACIJE</w:t>
+          <w:t>Detaljni prikaz sučelja aplikacije</w:t>
         </w:r>
         <w:r>
           <w:rPr>
@@ -3408,7 +3408,7 @@
             <w:noProof/>
             <w:webHidden/>
           </w:rPr>
-          <w:instrText xml:space="preserve"> PAGEREF _Toc176299308 \h </w:instrText>
+          <w:instrText xml:space="preserve"> PAGEREF _Toc176380896 \h </w:instrText>
         </w:r>
         <w:r>
           <w:rPr>
@@ -3428,7 +3428,7 @@
             <w:noProof/>
             <w:webHidden/>
           </w:rPr>
-          <w:t>32</w:t>
+          <w:t>27</w:t>
         </w:r>
         <w:r>
           <w:rPr>
@@ -3441,7 +3441,7 @@
     </w:p>
     <w:p>
       <w:pPr>
-        <w:pStyle w:val="TOC2"/>
+        <w:pStyle w:val="TOC1"/>
         <w:rPr>
           <w:rFonts w:asciiTheme="minorHAnsi" w:eastAsiaTheme="minorEastAsia" w:hAnsiTheme="minorHAnsi" w:cstheme="minorBidi"/>
           <w:noProof/>
@@ -3450,13 +3450,13 @@
           <w:lang w:eastAsia="hr-HR"/>
         </w:rPr>
       </w:pPr>
-      <w:hyperlink w:anchor="_Toc176299309" w:history="1">
+      <w:hyperlink w:anchor="_Toc176380897" w:history="1">
         <w:r>
           <w:rPr>
             <w:rStyle w:val="Hyperlink"/>
             <w:noProof/>
           </w:rPr>
-          <w:t>6.1</w:t>
+          <w:t>6</w:t>
         </w:r>
         <w:r>
           <w:rPr>
@@ -3473,7 +3473,7 @@
             <w:rStyle w:val="Hyperlink"/>
             <w:noProof/>
           </w:rPr>
-          <w:t>Korištene tehnologije</w:t>
+          <w:t>IMPLEMENTACIJA APLIKACIJE</w:t>
         </w:r>
         <w:r>
           <w:rPr>
@@ -3494,7 +3494,7 @@
             <w:noProof/>
             <w:webHidden/>
           </w:rPr>
-          <w:instrText xml:space="preserve"> PAGEREF _Toc176299309 \h </w:instrText>
+          <w:instrText xml:space="preserve"> PAGEREF _Toc176380897 \h </w:instrText>
         </w:r>
         <w:r>
           <w:rPr>
@@ -3527,7 +3527,7 @@
     </w:p>
     <w:p>
       <w:pPr>
-        <w:pStyle w:val="TOC3"/>
+        <w:pStyle w:val="TOC2"/>
         <w:rPr>
           <w:rFonts w:asciiTheme="minorHAnsi" w:eastAsiaTheme="minorEastAsia" w:hAnsiTheme="minorHAnsi" w:cstheme="minorBidi"/>
           <w:noProof/>
@@ -3536,13 +3536,13 @@
           <w:lang w:eastAsia="hr-HR"/>
         </w:rPr>
       </w:pPr>
-      <w:hyperlink w:anchor="_Toc176299310" w:history="1">
+      <w:hyperlink w:anchor="_Toc176380898" w:history="1">
         <w:r>
           <w:rPr>
             <w:rStyle w:val="Hyperlink"/>
             <w:noProof/>
           </w:rPr>
-          <w:t>6.1.1</w:t>
+          <w:t>6.1</w:t>
         </w:r>
         <w:r>
           <w:rPr>
@@ -3559,7 +3559,7 @@
             <w:rStyle w:val="Hyperlink"/>
             <w:noProof/>
           </w:rPr>
-          <w:t>Windows Forms</w:t>
+          <w:t>Korištene tehnologije</w:t>
         </w:r>
         <w:r>
           <w:rPr>
@@ -3580,7 +3580,7 @@
             <w:noProof/>
             <w:webHidden/>
           </w:rPr>
-          <w:instrText xml:space="preserve"> PAGEREF _Toc176299310 \h </w:instrText>
+          <w:instrText xml:space="preserve"> PAGEREF _Toc176380898 \h </w:instrText>
         </w:r>
         <w:r>
           <w:rPr>
@@ -3622,13 +3622,13 @@
           <w:lang w:eastAsia="hr-HR"/>
         </w:rPr>
       </w:pPr>
-      <w:hyperlink w:anchor="_Toc176299311" w:history="1">
+      <w:hyperlink w:anchor="_Toc176380899" w:history="1">
         <w:r>
           <w:rPr>
             <w:rStyle w:val="Hyperlink"/>
             <w:noProof/>
           </w:rPr>
-          <w:t>6.1.2</w:t>
+          <w:t>6.1.1</w:t>
         </w:r>
         <w:r>
           <w:rPr>
@@ -3645,7 +3645,7 @@
             <w:rStyle w:val="Hyperlink"/>
             <w:noProof/>
           </w:rPr>
-          <w:t>.NET i C#</w:t>
+          <w:t>Windows Forms</w:t>
         </w:r>
         <w:r>
           <w:rPr>
@@ -3666,7 +3666,7 @@
             <w:noProof/>
             <w:webHidden/>
           </w:rPr>
-          <w:instrText xml:space="preserve"> PAGEREF _Toc176299311 \h </w:instrText>
+          <w:instrText xml:space="preserve"> PAGEREF _Toc176380899 \h </w:instrText>
         </w:r>
         <w:r>
           <w:rPr>
@@ -3708,13 +3708,13 @@
           <w:lang w:eastAsia="hr-HR"/>
         </w:rPr>
       </w:pPr>
-      <w:hyperlink w:anchor="_Toc176299312" w:history="1">
+      <w:hyperlink w:anchor="_Toc176380900" w:history="1">
         <w:r>
           <w:rPr>
             <w:rStyle w:val="Hyperlink"/>
             <w:noProof/>
           </w:rPr>
-          <w:t>6.1.3</w:t>
+          <w:t>6.1.2</w:t>
         </w:r>
         <w:r>
           <w:rPr>
@@ -3731,7 +3731,7 @@
             <w:rStyle w:val="Hyperlink"/>
             <w:noProof/>
           </w:rPr>
-          <w:t>Microsoft SQL Server</w:t>
+          <w:t>.NET i C#</w:t>
         </w:r>
         <w:r>
           <w:rPr>
@@ -3752,7 +3752,7 @@
             <w:noProof/>
             <w:webHidden/>
           </w:rPr>
-          <w:instrText xml:space="preserve"> PAGEREF _Toc176299312 \h </w:instrText>
+          <w:instrText xml:space="preserve"> PAGEREF _Toc176380900 \h </w:instrText>
         </w:r>
         <w:r>
           <w:rPr>
@@ -3772,7 +3772,7 @@
             <w:noProof/>
             <w:webHidden/>
           </w:rPr>
-          <w:t>34</w:t>
+          <w:t>32</w:t>
         </w:r>
         <w:r>
           <w:rPr>
@@ -3785,7 +3785,7 @@
     </w:p>
     <w:p>
       <w:pPr>
-        <w:pStyle w:val="TOC1"/>
+        <w:pStyle w:val="TOC3"/>
         <w:rPr>
           <w:rFonts w:asciiTheme="minorHAnsi" w:eastAsiaTheme="minorEastAsia" w:hAnsiTheme="minorHAnsi" w:cstheme="minorBidi"/>
           <w:noProof/>
@@ -3794,13 +3794,13 @@
           <w:lang w:eastAsia="hr-HR"/>
         </w:rPr>
       </w:pPr>
-      <w:hyperlink w:anchor="_Toc176299313" w:history="1">
+      <w:hyperlink w:anchor="_Toc176380901" w:history="1">
         <w:r>
           <w:rPr>
             <w:rStyle w:val="Hyperlink"/>
             <w:noProof/>
           </w:rPr>
-          <w:t>7</w:t>
+          <w:t>6.1.3</w:t>
         </w:r>
         <w:r>
           <w:rPr>
@@ -3817,7 +3817,7 @@
             <w:rStyle w:val="Hyperlink"/>
             <w:noProof/>
           </w:rPr>
-          <w:t>ZAKLJUČAK</w:t>
+          <w:t>Microsoft SQL Server</w:t>
         </w:r>
         <w:r>
           <w:rPr>
@@ -3838,7 +3838,7 @@
             <w:noProof/>
             <w:webHidden/>
           </w:rPr>
-          <w:instrText xml:space="preserve"> PAGEREF _Toc176299313 \h </w:instrText>
+          <w:instrText xml:space="preserve"> PAGEREF _Toc176380901 \h </w:instrText>
         </w:r>
         <w:r>
           <w:rPr>
@@ -3858,7 +3858,7 @@
             <w:noProof/>
             <w:webHidden/>
           </w:rPr>
-          <w:t>36</w:t>
+          <w:t>34</w:t>
         </w:r>
         <w:r>
           <w:rPr>
@@ -3880,23 +3880,40 @@
           <w:lang w:eastAsia="hr-HR"/>
         </w:rPr>
       </w:pPr>
-      <w:hyperlink w:anchor="_Toc176299314" w:history="1">
+      <w:hyperlink w:anchor="_Toc176380902" w:history="1">
         <w:r>
           <w:rPr>
             <w:rStyle w:val="Hyperlink"/>
             <w:noProof/>
           </w:rPr>
-          <w:t>LITERATURA</w:t>
-        </w:r>
-        <w:r>
-          <w:rPr>
-            <w:noProof/>
-            <w:webHidden/>
+          <w:t>7</w:t>
+        </w:r>
+        <w:r>
+          <w:rPr>
+            <w:rFonts w:asciiTheme="minorHAnsi" w:eastAsiaTheme="minorEastAsia" w:hAnsiTheme="minorHAnsi" w:cstheme="minorBidi"/>
+            <w:noProof/>
+            <w:sz w:val="22"/>
+            <w:szCs w:val="22"/>
+            <w:lang w:eastAsia="hr-HR"/>
           </w:rPr>
           <w:tab/>
         </w:r>
         <w:r>
           <w:rPr>
+            <w:rStyle w:val="Hyperlink"/>
+            <w:noProof/>
+          </w:rPr>
+          <w:t>ZAKLJUČAK</w:t>
+        </w:r>
+        <w:r>
+          <w:rPr>
+            <w:noProof/>
+            <w:webHidden/>
+          </w:rPr>
+          <w:tab/>
+        </w:r>
+        <w:r>
+          <w:rPr>
             <w:noProof/>
             <w:webHidden/>
           </w:rPr>
@@ -3907,7 +3924,7 @@
             <w:noProof/>
             <w:webHidden/>
           </w:rPr>
-          <w:instrText xml:space="preserve"> PAGEREF _Toc176299314 \h </w:instrText>
+          <w:instrText xml:space="preserve"> PAGEREF _Toc176380902 \h </w:instrText>
         </w:r>
         <w:r>
           <w:rPr>
@@ -3927,7 +3944,7 @@
             <w:noProof/>
             <w:webHidden/>
           </w:rPr>
-          <w:t>37</w:t>
+          <w:t>36</w:t>
         </w:r>
         <w:r>
           <w:rPr>
@@ -3949,13 +3966,13 @@
           <w:lang w:eastAsia="hr-HR"/>
         </w:rPr>
       </w:pPr>
-      <w:hyperlink w:anchor="_Toc176299315" w:history="1">
+      <w:hyperlink w:anchor="_Toc176380903" w:history="1">
         <w:r>
           <w:rPr>
             <w:rStyle w:val="Hyperlink"/>
             <w:noProof/>
           </w:rPr>
-          <w:t>PRILOZI</w:t>
+          <w:t>LITERATURA</w:t>
         </w:r>
         <w:r>
           <w:rPr>
@@ -3976,7 +3993,7 @@
             <w:noProof/>
             <w:webHidden/>
           </w:rPr>
-          <w:instrText xml:space="preserve"> PAGEREF _Toc176299315 \h </w:instrText>
+          <w:instrText xml:space="preserve"> PAGEREF _Toc176380903 \h </w:instrText>
         </w:r>
         <w:r>
           <w:rPr>
@@ -3996,7 +4013,7 @@
             <w:noProof/>
             <w:webHidden/>
           </w:rPr>
-          <w:t>38</w:t>
+          <w:t>37</w:t>
         </w:r>
         <w:r>
           <w:rPr>
@@ -4009,7 +4026,7 @@
     </w:p>
     <w:p>
       <w:pPr>
-        <w:pStyle w:val="TOC2"/>
+        <w:pStyle w:val="TOC1"/>
         <w:rPr>
           <w:rFonts w:asciiTheme="minorHAnsi" w:eastAsiaTheme="minorEastAsia" w:hAnsiTheme="minorHAnsi" w:cstheme="minorBidi"/>
           <w:noProof/>
@@ -4018,13 +4035,13 @@
           <w:lang w:eastAsia="hr-HR"/>
         </w:rPr>
       </w:pPr>
-      <w:hyperlink w:anchor="_Toc176299316" w:history="1">
+      <w:hyperlink w:anchor="_Toc176380904" w:history="1">
         <w:r>
           <w:rPr>
             <w:rStyle w:val="Hyperlink"/>
             <w:noProof/>
           </w:rPr>
-          <w:t>Kazalo slika, tablica i kodova</w:t>
+          <w:t>PRILOZI</w:t>
         </w:r>
         <w:r>
           <w:rPr>
@@ -4045,7 +4062,7 @@
             <w:noProof/>
             <w:webHidden/>
           </w:rPr>
-          <w:instrText xml:space="preserve"> PAGEREF _Toc176299316 \h </w:instrText>
+          <w:instrText xml:space="preserve"> PAGEREF _Toc176380904 \h </w:instrText>
         </w:r>
         <w:r>
           <w:rPr>
@@ -4065,7 +4082,7 @@
             <w:noProof/>
             <w:webHidden/>
           </w:rPr>
-          <w:t>38</w:t>
+          <w:t>39</w:t>
         </w:r>
         <w:r>
           <w:rPr>
@@ -4078,7 +4095,7 @@
     </w:p>
     <w:p>
       <w:pPr>
-        <w:pStyle w:val="TOC3"/>
+        <w:pStyle w:val="TOC2"/>
         <w:rPr>
           <w:rFonts w:asciiTheme="minorHAnsi" w:eastAsiaTheme="minorEastAsia" w:hAnsiTheme="minorHAnsi" w:cstheme="minorBidi"/>
           <w:noProof/>
@@ -4087,13 +4104,13 @@
           <w:lang w:eastAsia="hr-HR"/>
         </w:rPr>
       </w:pPr>
-      <w:hyperlink w:anchor="_Toc176299317" w:history="1">
+      <w:hyperlink w:anchor="_Toc176380905" w:history="1">
         <w:r>
           <w:rPr>
             <w:rStyle w:val="Hyperlink"/>
             <w:noProof/>
           </w:rPr>
-          <w:t>Kazalo slika</w:t>
+          <w:t>Kazalo slika, tablica i kodova</w:t>
         </w:r>
         <w:r>
           <w:rPr>
@@ -4114,7 +4131,7 @@
             <w:noProof/>
             <w:webHidden/>
           </w:rPr>
-          <w:instrText xml:space="preserve"> PAGEREF _Toc176299317 \h </w:instrText>
+          <w:instrText xml:space="preserve"> PAGEREF _Toc176380905 \h </w:instrText>
         </w:r>
         <w:r>
           <w:rPr>
@@ -4134,7 +4151,7 @@
             <w:noProof/>
             <w:webHidden/>
           </w:rPr>
-          <w:t>38</w:t>
+          <w:t>39</w:t>
         </w:r>
         <w:r>
           <w:rPr>
@@ -4156,13 +4173,13 @@
           <w:lang w:eastAsia="hr-HR"/>
         </w:rPr>
       </w:pPr>
-      <w:hyperlink w:anchor="_Toc176299318" w:history="1">
+      <w:hyperlink w:anchor="_Toc176380906" w:history="1">
         <w:r>
           <w:rPr>
             <w:rStyle w:val="Hyperlink"/>
             <w:noProof/>
           </w:rPr>
-          <w:t>Kazalo tablica</w:t>
+          <w:t>Kazalo slika</w:t>
         </w:r>
         <w:r>
           <w:rPr>
@@ -4183,7 +4200,7 @@
             <w:noProof/>
             <w:webHidden/>
           </w:rPr>
-          <w:instrText xml:space="preserve"> PAGEREF _Toc176299318 \h </w:instrText>
+          <w:instrText xml:space="preserve"> PAGEREF _Toc176380906 \h </w:instrText>
         </w:r>
         <w:r>
           <w:rPr>
@@ -4203,7 +4220,7 @@
             <w:noProof/>
             <w:webHidden/>
           </w:rPr>
-          <w:t>38</w:t>
+          <w:t>39</w:t>
         </w:r>
         <w:r>
           <w:rPr>
@@ -4225,13 +4242,13 @@
           <w:lang w:eastAsia="hr-HR"/>
         </w:rPr>
       </w:pPr>
-      <w:hyperlink w:anchor="_Toc176299319" w:history="1">
+      <w:hyperlink w:anchor="_Toc176380907" w:history="1">
         <w:r>
           <w:rPr>
             <w:rStyle w:val="Hyperlink"/>
             <w:noProof/>
           </w:rPr>
-          <w:t>Kazalo kodova</w:t>
+          <w:t>Kazalo tablica</w:t>
         </w:r>
         <w:r>
           <w:rPr>
@@ -4252,7 +4269,7 @@
             <w:noProof/>
             <w:webHidden/>
           </w:rPr>
-          <w:instrText xml:space="preserve"> PAGEREF _Toc176299319 \h </w:instrText>
+          <w:instrText xml:space="preserve"> PAGEREF _Toc176380907 \h </w:instrText>
         </w:r>
         <w:r>
           <w:rPr>
@@ -4272,7 +4289,7 @@
             <w:noProof/>
             <w:webHidden/>
           </w:rPr>
-          <w:t>38</w:t>
+          <w:t>39</w:t>
         </w:r>
         <w:r>
           <w:rPr>
@@ -4285,7 +4302,7 @@
     </w:p>
     <w:p>
       <w:pPr>
-        <w:pStyle w:val="TOC2"/>
+        <w:pStyle w:val="TOC3"/>
         <w:rPr>
           <w:rFonts w:asciiTheme="minorHAnsi" w:eastAsiaTheme="minorEastAsia" w:hAnsiTheme="minorHAnsi" w:cstheme="minorBidi"/>
           <w:noProof/>
@@ -4294,13 +4311,13 @@
           <w:lang w:eastAsia="hr-HR"/>
         </w:rPr>
       </w:pPr>
-      <w:hyperlink w:anchor="_Toc176299320" w:history="1">
+      <w:hyperlink w:anchor="_Toc176380908" w:history="1">
         <w:r>
           <w:rPr>
             <w:rStyle w:val="Hyperlink"/>
             <w:noProof/>
           </w:rPr>
-          <w:t>Popis oznaka i kratica</w:t>
+          <w:t>Kazalo kodova</w:t>
         </w:r>
         <w:r>
           <w:rPr>
@@ -4321,7 +4338,7 @@
             <w:noProof/>
             <w:webHidden/>
           </w:rPr>
-          <w:instrText xml:space="preserve"> PAGEREF _Toc176299320 \h </w:instrText>
+          <w:instrText xml:space="preserve"> PAGEREF _Toc176380908 \h </w:instrText>
         </w:r>
         <w:r>
           <w:rPr>
@@ -4363,13 +4380,13 @@
           <w:lang w:eastAsia="hr-HR"/>
         </w:rPr>
       </w:pPr>
-      <w:hyperlink w:anchor="_Toc176299321" w:history="1">
+      <w:hyperlink w:anchor="_Toc176380909" w:history="1">
         <w:r>
           <w:rPr>
             <w:rStyle w:val="Hyperlink"/>
             <w:noProof/>
           </w:rPr>
-          <w:t>Ostali prilozi i dokumentacija</w:t>
+          <w:t>Popis oznaka i kratica</w:t>
         </w:r>
         <w:r>
           <w:rPr>
@@ -4390,7 +4407,7 @@
             <w:noProof/>
             <w:webHidden/>
           </w:rPr>
-          <w:instrText xml:space="preserve"> PAGEREF _Toc176299321 \h </w:instrText>
+          <w:instrText xml:space="preserve"> PAGEREF _Toc176380909 \h </w:instrText>
         </w:r>
         <w:r>
           <w:rPr>
@@ -4410,7 +4427,7 @@
             <w:noProof/>
             <w:webHidden/>
           </w:rPr>
-          <w:t>39</w:t>
+          <w:t>40</w:t>
         </w:r>
         <w:r>
           <w:rPr>
@@ -4423,7 +4440,7 @@
     </w:p>
     <w:p>
       <w:pPr>
-        <w:pStyle w:val="TOC3"/>
+        <w:pStyle w:val="TOC1"/>
         <w:rPr>
           <w:rFonts w:asciiTheme="minorHAnsi" w:eastAsiaTheme="minorEastAsia" w:hAnsiTheme="minorHAnsi" w:cstheme="minorBidi"/>
           <w:noProof/>
@@ -4432,13 +4449,13 @@
           <w:lang w:eastAsia="hr-HR"/>
         </w:rPr>
       </w:pPr>
-      <w:hyperlink w:anchor="_Toc176299322" w:history="1">
+      <w:hyperlink w:anchor="_Toc176380910" w:history="1">
         <w:r>
           <w:rPr>
             <w:rStyle w:val="Hyperlink"/>
             <w:noProof/>
           </w:rPr>
-          <w:t>Kazalo profesorovih napomena</w:t>
+          <w:t>SAŽETAK/ABSTRACT I KLJUČNE RIJEČI/KEYWORDS</w:t>
         </w:r>
         <w:r>
           <w:rPr>
@@ -4459,7 +4476,7 @@
             <w:noProof/>
             <w:webHidden/>
           </w:rPr>
-          <w:instrText xml:space="preserve"> PAGEREF _Toc176299322 \h </w:instrText>
+          <w:instrText xml:space="preserve"> PAGEREF _Toc176380910 \h </w:instrText>
         </w:r>
         <w:r>
           <w:rPr>
@@ -4479,145 +4496,7 @@
             <w:noProof/>
             <w:webHidden/>
           </w:rPr>
-          <w:t>39</w:t>
-        </w:r>
-        <w:r>
-          <w:rPr>
-            <w:noProof/>
-            <w:webHidden/>
-          </w:rPr>
-          <w:fldChar w:fldCharType="end"/>
-        </w:r>
-      </w:hyperlink>
-    </w:p>
-    <w:p>
-      <w:pPr>
-        <w:pStyle w:val="TOC3"/>
-        <w:rPr>
-          <w:rFonts w:asciiTheme="minorHAnsi" w:eastAsiaTheme="minorEastAsia" w:hAnsiTheme="minorHAnsi" w:cstheme="minorBidi"/>
-          <w:noProof/>
-          <w:sz w:val="22"/>
-          <w:szCs w:val="22"/>
-          <w:lang w:eastAsia="hr-HR"/>
-        </w:rPr>
-      </w:pPr>
-      <w:hyperlink w:anchor="_Toc176299323" w:history="1">
-        <w:r>
-          <w:rPr>
-            <w:rStyle w:val="Hyperlink"/>
-            <w:noProof/>
-          </w:rPr>
-          <w:t>Upravljanje izmjenama</w:t>
-        </w:r>
-        <w:r>
-          <w:rPr>
-            <w:noProof/>
-            <w:webHidden/>
-          </w:rPr>
-          <w:tab/>
-        </w:r>
-        <w:r>
-          <w:rPr>
-            <w:noProof/>
-            <w:webHidden/>
-          </w:rPr>
-          <w:fldChar w:fldCharType="begin"/>
-        </w:r>
-        <w:r>
-          <w:rPr>
-            <w:noProof/>
-            <w:webHidden/>
-          </w:rPr>
-          <w:instrText xml:space="preserve"> PAGEREF _Toc176299323 \h </w:instrText>
-        </w:r>
-        <w:r>
-          <w:rPr>
-            <w:noProof/>
-            <w:webHidden/>
-          </w:rPr>
-        </w:r>
-        <w:r>
-          <w:rPr>
-            <w:noProof/>
-            <w:webHidden/>
-          </w:rPr>
-          <w:fldChar w:fldCharType="separate"/>
-        </w:r>
-        <w:r>
-          <w:rPr>
-            <w:noProof/>
-            <w:webHidden/>
-          </w:rPr>
-          <w:t>39</w:t>
-        </w:r>
-        <w:r>
-          <w:rPr>
-            <w:noProof/>
-            <w:webHidden/>
-          </w:rPr>
-          <w:fldChar w:fldCharType="end"/>
-        </w:r>
-      </w:hyperlink>
-    </w:p>
-    <w:p>
-      <w:pPr>
-        <w:pStyle w:val="TOC1"/>
-        <w:rPr>
-          <w:rFonts w:asciiTheme="minorHAnsi" w:eastAsiaTheme="minorEastAsia" w:hAnsiTheme="minorHAnsi" w:cstheme="minorBidi"/>
-          <w:noProof/>
-          <w:sz w:val="22"/>
-          <w:szCs w:val="22"/>
-          <w:lang w:eastAsia="hr-HR"/>
-        </w:rPr>
-      </w:pPr>
-      <w:hyperlink w:anchor="_Toc176299324" w:history="1">
-        <w:r>
-          <w:rPr>
-            <w:rStyle w:val="Hyperlink"/>
-            <w:noProof/>
-          </w:rPr>
-          <w:t>SAŽETAK/ABSTRACT I KLJUČNE RIJEČI/KEYWORDS</w:t>
-        </w:r>
-        <w:r>
-          <w:rPr>
-            <w:noProof/>
-            <w:webHidden/>
-          </w:rPr>
-          <w:tab/>
-        </w:r>
-        <w:r>
-          <w:rPr>
-            <w:noProof/>
-            <w:webHidden/>
-          </w:rPr>
-          <w:fldChar w:fldCharType="begin"/>
-        </w:r>
-        <w:r>
-          <w:rPr>
-            <w:noProof/>
-            <w:webHidden/>
-          </w:rPr>
-          <w:instrText xml:space="preserve"> PAGEREF _Toc176299324 \h </w:instrText>
-        </w:r>
-        <w:r>
-          <w:rPr>
-            <w:noProof/>
-            <w:webHidden/>
-          </w:rPr>
-        </w:r>
-        <w:r>
-          <w:rPr>
-            <w:noProof/>
-            <w:webHidden/>
-          </w:rPr>
-          <w:fldChar w:fldCharType="separate"/>
-        </w:r>
-        <w:r>
-          <w:rPr>
-            <w:noProof/>
-            <w:webHidden/>
-          </w:rPr>
-          <w:t>43</w:t>
+          <w:t>41</w:t>
         </w:r>
         <w:r>
           <w:rPr>
@@ -4648,7 +4527,7 @@
       <w:pPr>
         <w:pStyle w:val="Heading1"/>
       </w:pPr>
-      <w:bookmarkStart w:id="0" w:name="_Toc176299288"/>
+      <w:bookmarkStart w:id="0" w:name="_Toc176380876"/>
       <w:r>
         <w:lastRenderedPageBreak/>
         <w:t>UVOD</w:t>
@@ -4684,13 +4563,22 @@
         <w:t xml:space="preserve"> sustavi za rezervacije i komunikaciju sa gostima.</w:t>
       </w:r>
       <w:r>
-        <w:t xml:space="preserve"> Stoga se od hotelskih sustava očekuje visoka </w:t>
+        <w:t xml:space="preserve"> Stoga se od hotelskih sustava očekuje </w:t>
       </w:r>
       <w:r>
         <w:t>preciznost i prilagodljivost</w:t>
       </w:r>
       <w:r>
-        <w:t xml:space="preserve"> kako bi se zadržala konkurentnost na tržištu. Suvremeni hoteli moraju se prilagoditi ovim platformama te optimizirati s</w:t>
+        <w:t xml:space="preserve"> kako bi se zad</w:t>
+      </w:r>
+      <w:r>
+        <w:t xml:space="preserve">ržala konkurentnost na tržištu. </w:t>
+      </w:r>
+      <w:r>
+        <w:t>Hoteli se moraju</w:t>
+      </w:r>
+      <w:r>
+        <w:t xml:space="preserve"> prilagoditi ovim platformama te optimizirati s</w:t>
       </w:r>
       <w:r>
         <w:t xml:space="preserve">voje operacije i usluge kako bi </w:t>
@@ -4719,10 +4607,7 @@
         <w:t>e</w:t>
       </w:r>
       <w:r>
-        <w:t xml:space="preserve"> gostiju, te upravljanjem operativnim troškovima i logistikom.</w:t>
-      </w:r>
-      <w:r>
-        <w:t xml:space="preserve"> </w:t>
+        <w:t xml:space="preserve"> gostiju, te upravljanjem operativnim troškovima i logistikom. </w:t>
       </w:r>
       <w:r>
         <w:t>Nedostatak preciznosti u ovim procesima može rezultirati nezadovoljstvom gostiju, narušavanjem ugleda hotela i potencijalnim financijskim gubicima.  Zbog toga je vrlo bitno razviti softverska rješenja koja omogućuju učinkovito upravljanje svim ovim zadacima.</w:t>
@@ -4748,28 +4633,31 @@
         <w:t>desktop</w:t>
       </w:r>
       <w:r>
-        <w:t xml:space="preserve"> aplikaciju koja će hotelskom osoblju</w:t>
+        <w:t xml:space="preserve"> aplikacije</w:t>
+      </w:r>
+      <w:r>
+        <w:t xml:space="preserve"> koja će hotelskom osoblju</w:t>
+      </w:r>
+      <w:r>
+        <w:t xml:space="preserve"> pomoći</w:t>
+      </w:r>
+      <w:r>
+        <w:t xml:space="preserve"> u obavljanju svakodnevnih zadataka</w:t>
+      </w:r>
+      <w:r>
+        <w:t>, poput upravljanja rezervacijama,</w:t>
       </w:r>
       <w:r>
         <w:t xml:space="preserve"> </w:t>
       </w:r>
       <w:r>
-        <w:t>pomoći</w:t>
-      </w:r>
-      <w:r>
-        <w:t xml:space="preserve"> u obavljanju svakodnevnih zadataka</w:t>
-      </w:r>
-      <w:r>
-        <w:t>, poput upravljanja rezervacijama,vođenja evidencije gostiju i praćenja prihoda i rashoda</w:t>
+        <w:t>vođenja evidencije gostiju i praćenja prihoda i rashoda</w:t>
       </w:r>
       <w:r>
         <w:t xml:space="preserve">. </w:t>
       </w:r>
       <w:r>
-        <w:t>Aplikacija omogućuje jednostavno spremanje podataka i praćenje hotelskih operacija, doprinoseći digitalizaciji poslovanja. Iako postoji širok spektar funkcionalnosti koje bi se mogle implementirati, fokus je stavljen na glavne značajke koje su klj</w:t>
-      </w:r>
-      <w:r>
-        <w:t>učne za učinkovit rad hotela. Sučelje je dizajnirano da bude jednostavno</w:t>
+        <w:t>Aplikacija omogućuje jednostavno spremanje podataka i praćenje hotelskih operacija, doprinoseći digitalizaciji poslovanja. Iako postoji širok spektar funkcionalnosti koje bi se mogle implementirati, fokus je stavljen na glavne značajke koje su ključne za učinkovit rad hotela. Sučelje je dizajnirano da bude jednostavno</w:t>
       </w:r>
       <w:r>
         <w:t xml:space="preserve"> za korištenje, čak i za </w:t>
@@ -4807,7 +4695,7 @@
       <w:pPr>
         <w:pStyle w:val="Heading1"/>
       </w:pPr>
-      <w:bookmarkStart w:id="1" w:name="_Toc176299289"/>
+      <w:bookmarkStart w:id="1" w:name="_Toc176380877"/>
       <w:r>
         <w:lastRenderedPageBreak/>
         <w:t>OPIS APLIKACIJE</w:t>
@@ -4818,7 +4706,7 @@
       <w:pPr>
         <w:pStyle w:val="Heading2"/>
       </w:pPr>
-      <w:bookmarkStart w:id="2" w:name="_Toc176299290"/>
+      <w:bookmarkStart w:id="2" w:name="_Toc176380878"/>
       <w:r>
         <w:t>Osnovne funkcionalnosti aplikacije</w:t>
       </w:r>
@@ -5027,10 +4915,7 @@
         <w:t xml:space="preserve"> </w:t>
       </w:r>
       <w:r>
-        <w:t>kao što su osobni podaci</w:t>
-      </w:r>
-      <w:r>
-        <w:t xml:space="preserve"> i služben</w:t>
+        <w:t>kao što su osobni podaci i služben</w:t>
       </w:r>
       <w:r>
         <w:t xml:space="preserve">i </w:t>
@@ -5148,7 +5033,7 @@
         <w:pStyle w:val="Heading2"/>
       </w:pPr>
       <w:bookmarkStart w:id="3" w:name="_Ref176086038"/>
-      <w:bookmarkStart w:id="4" w:name="_Toc176299291"/>
+      <w:bookmarkStart w:id="4" w:name="_Toc176380879"/>
       <w:r>
         <w:t>Glavni dijelovi aplikacij</w:t>
       </w:r>
@@ -5415,7 +5300,7 @@
       <w:pPr>
         <w:pStyle w:val="Heading2"/>
       </w:pPr>
-      <w:bookmarkStart w:id="5" w:name="_Toc176299292"/>
+      <w:bookmarkStart w:id="5" w:name="_Toc176380880"/>
       <w:r>
         <w:lastRenderedPageBreak/>
         <w:t>Dizajn korisničkog sučelja</w:t>
@@ -5511,7 +5396,7 @@
       <w:pPr>
         <w:pStyle w:val="Heading2"/>
       </w:pPr>
-      <w:bookmarkStart w:id="6" w:name="_Toc176299293"/>
+      <w:bookmarkStart w:id="6" w:name="_Toc176380881"/>
       <w:r>
         <w:t>Plan razvoja</w:t>
       </w:r>
@@ -5632,7 +5517,7 @@
       <w:pPr>
         <w:pStyle w:val="Heading1"/>
       </w:pPr>
-      <w:bookmarkStart w:id="7" w:name="_Toc176299294"/>
+      <w:bookmarkStart w:id="7" w:name="_Toc176380882"/>
       <w:r>
         <w:lastRenderedPageBreak/>
         <w:t>ZAHTJEVI APLIKACIJE</w:t>
@@ -5643,7 +5528,7 @@
       <w:pPr>
         <w:pStyle w:val="Heading2"/>
       </w:pPr>
-      <w:bookmarkStart w:id="8" w:name="_Toc176299295"/>
+      <w:bookmarkStart w:id="8" w:name="_Toc176380883"/>
       <w:r>
         <w:t>Funkcionalni zahtjevi</w:t>
       </w:r>
@@ -5656,31 +5541,7 @@
         <w:jc w:val="left"/>
       </w:pPr>
       <w:r>
-        <w:t xml:space="preserve">Bitno je definirati funkcionalne zahtjeve kako bi se jasno </w:t>
-      </w:r>
-      <w:r>
-        <w:t xml:space="preserve">definiralo </w:t>
-      </w:r>
-      <w:r>
-        <w:t>što gosti očekuju od hotela i kako bi se osigurala visoka razina usluge. U hotelskom poslovanju, ovi zahtjevi pomažu u utvrđivanju standarda potrebnih za zadovoljavanje očekivanja gostiju. Funkcionalni zahtjevi</w:t>
-      </w:r>
-      <w:r>
-        <w:t>,</w:t>
-      </w:r>
-      <w:r>
-        <w:t xml:space="preserve"> </w:t>
-      </w:r>
-      <w:r>
-        <w:t xml:space="preserve">aplikacije za hotelsko poslovanje, </w:t>
-      </w:r>
-      <w:r>
-        <w:t xml:space="preserve">se mogu klasificirati </w:t>
-      </w:r>
-      <w:r>
-        <w:t>u dvije glavne skupine, ovisno na koji dio poslovanja hotela se fokusiraju</w:t>
-      </w:r>
-      <w:r>
-        <w:t>:</w:t>
+        <w:t>Bitno je definirati funkcionalne zahtjeve kako bi se jasno definiralo što gosti očekuju od hotela i kako bi se osigurala visoka razina usluge. U hotelskom poslovanju, ovi zahtjevi pomažu u utvrđivanju standarda potrebnih za zadovoljavanje očekivanja gostiju. Funkcionalni zahtjevi, aplikacije za hotelsko poslovanje, se mogu klasificirati u dvije glavne skupine, ovisno na koji dio poslovanja hotela se fokusiraju:</w:t>
       </w:r>
     </w:p>
     <w:p>
@@ -5691,7 +5552,7 @@
           <w:b w:val="0"/>
         </w:rPr>
       </w:pPr>
-      <w:bookmarkStart w:id="9" w:name="_Toc176299296"/>
+      <w:bookmarkStart w:id="9" w:name="_Toc176380884"/>
       <w:r>
         <w:rPr>
           <w:rStyle w:val="Strong"/>
@@ -5868,7 +5729,7 @@
       <w:pPr>
         <w:pStyle w:val="Heading3"/>
       </w:pPr>
-      <w:bookmarkStart w:id="10" w:name="_Toc176299297"/>
+      <w:bookmarkStart w:id="10" w:name="_Toc176380885"/>
       <w:r>
         <w:t>Rezervacije i poslovanje hotela</w:t>
       </w:r>
@@ -5983,10 +5844,7 @@
         <w:t xml:space="preserve"> </w:t>
       </w:r>
       <w:r>
-        <w:t xml:space="preserve">– </w:t>
-      </w:r>
-      <w:r>
-        <w:t xml:space="preserve">Proces identifikacije gosta provodi se prilikom </w:t>
+        <w:t xml:space="preserve">– Proces identifikacije gosta provodi se prilikom </w:t>
       </w:r>
       <w:r>
         <w:rPr>
@@ -6109,7 +5967,7 @@
         <w:pStyle w:val="Caption"/>
       </w:pPr>
       <w:bookmarkStart w:id="11" w:name="_Ref176079585"/>
-      <w:bookmarkStart w:id="12" w:name="_Toc176204080"/>
+      <w:bookmarkStart w:id="12" w:name="_Toc176386464"/>
       <w:r>
         <w:t xml:space="preserve">Slika </w:t>
       </w:r>
@@ -6162,10 +6020,10 @@
       <w:r>
         <w:t xml:space="preserve"> aplikacije za </w:t>
       </w:r>
+      <w:r>
+        <w:t>upravljanje hotelskim poslovanjem</w:t>
+      </w:r>
       <w:bookmarkEnd w:id="12"/>
-      <w:r>
-        <w:t>upravljanje hotelskim poslovanjem</w:t>
-      </w:r>
     </w:p>
     <w:p>
       <w:pPr>
@@ -6175,7 +6033,7 @@
           <w:numId w:val="17"/>
         </w:numPr>
       </w:pPr>
-      <w:bookmarkStart w:id="13" w:name="_Toc176299298"/>
+      <w:bookmarkStart w:id="13" w:name="_Toc176380886"/>
       <w:r>
         <w:t>Nefunkcionalni zahtjevi</w:t>
       </w:r>
@@ -6224,10 +6082,7 @@
         <w:t xml:space="preserve"> </w:t>
       </w:r>
       <w:r>
-        <w:t xml:space="preserve">Aplikacija mora implementirati </w:t>
-      </w:r>
-      <w:r>
-        <w:t>sigurnosne mjere, kao što su autentifikacija korisnika putem lozinki i enkripcija podataka, kako bi se spriječio neovlašteni pristup osjetljivim informacijama o gostima i rezervacijama.</w:t>
+        <w:t>Aplikacija mora implementirati sigurnosne mjere, kao što su autentifikacija korisnika putem lozinki i enkripcija podataka, kako bi se spriječio neovlašteni pristup osjetljivim informacijama o gostima i rezervacijama.</w:t>
       </w:r>
     </w:p>
     <w:p>
@@ -6312,7 +6167,7 @@
         <w:pStyle w:val="Heading1"/>
         <w:jc w:val="left"/>
       </w:pPr>
-      <w:bookmarkStart w:id="14" w:name="_Toc176299299"/>
+      <w:bookmarkStart w:id="14" w:name="_Toc176380887"/>
       <w:r>
         <w:lastRenderedPageBreak/>
         <w:t>MODELIRANJE SUSTAV</w:t>
@@ -6327,7 +6182,43 @@
         <w:ind w:firstLine="432"/>
       </w:pPr>
       <w:r>
-        <w:t>Prije nego što se započne s programiranjem i implementacijom aplikacije, ključno je proći kroz fazu modeliranja sustava. Ovo možemo usporediti s planiranjem gradnje kuće. Prije nego što započnete s radovima, morate imati detaljan nacrt koji će vam pomoći da pravilno izgradite svoju kuću. Ako se ne pridržavate tih planova, mogli biste preskočiti važne korake, što može uzrokovati ozbiljne probleme. Slično tome, u razvoju aplikacija, ako se programeri ne drže dogovorenog modela sustava, može doći do nesporazuma i propuštanja bitnih detalja.</w:t>
+        <w:t xml:space="preserve">Prije nego što se započne s programiranjem i implementacijom aplikacije, </w:t>
+      </w:r>
+      <w:r>
+        <w:t xml:space="preserve">nužno </w:t>
+      </w:r>
+      <w:r>
+        <w:t xml:space="preserve">je proći kroz fazu modeliranja sustava. Ovo možemo usporediti s planiranjem gradnje kuće. Prije nego što </w:t>
+      </w:r>
+      <w:r>
+        <w:t>se započne</w:t>
+      </w:r>
+      <w:r>
+        <w:t xml:space="preserve"> s radovima, mora</w:t>
+      </w:r>
+      <w:r>
+        <w:t xml:space="preserve"> se</w:t>
+      </w:r>
+      <w:r>
+        <w:t xml:space="preserve"> imati detaljan nacrt koji će pomoći da </w:t>
+      </w:r>
+      <w:r>
+        <w:t xml:space="preserve">se pravilno izgradi kuća. </w:t>
+      </w:r>
+      <w:r>
+        <w:t>Ako se ne prid</w:t>
+      </w:r>
+      <w:r>
+        <w:t>ržavaju ti planovi, mogli bi se preskočiti važni</w:t>
+      </w:r>
+      <w:r>
+        <w:t xml:space="preserve"> kora</w:t>
+      </w:r>
+      <w:r>
+        <w:t>ci</w:t>
+      </w:r>
+      <w:r>
+        <w:t>, što može uzrokovati ozbiljne probleme. Slično tome, u razvoju aplikacija, ako se programeri ne drže dogovorenog modela sustava, može doći do nesporazuma i propuštanja bitnih detalja.</w:t>
       </w:r>
     </w:p>
     <w:p>
@@ -6335,7 +6226,13 @@
         <w:ind w:firstLine="432"/>
       </w:pPr>
       <w:r>
-        <w:t>Tijekom faze modeliranja sustava važno je pažljivo razmotriti sve aspekte kao što su ciljevi sustava, zahtjevi, arhitektura i ostali ključni elementi. Ova faza omogućava timu da otkrije i ispravi potencijalne probleme prije nego što dođe do programiranja. Ako se projekt ne planira temeljito, može imati ozbiljne posljedice, bilo da se radi o firmama ili osobnim projektima.</w:t>
+        <w:t>Tijekom faze modeliranja sustava važno je pažljivo razmotriti sve aspekte kao što su ciljevi sustava, zahtjevi,</w:t>
+      </w:r>
+      <w:r>
+        <w:t xml:space="preserve"> arhitektura i sl</w:t>
+      </w:r>
+      <w:r>
+        <w:t>. Ova faza omogućava timu da otkrije i ispravi potencijalne probleme prije nego što dođe do programiranja. Ako se projekt ne planira temeljito, može imati ozbiljne posljedice, bilo da se radi o firmama ili osobnim projektima.</w:t>
       </w:r>
     </w:p>
     <w:p>
@@ -6353,7 +6250,7 @@
       <w:pPr>
         <w:pStyle w:val="Heading2"/>
       </w:pPr>
-      <w:bookmarkStart w:id="15" w:name="_Toc176299300"/>
+      <w:bookmarkStart w:id="15" w:name="_Toc176380888"/>
       <w:r>
         <w:t>Model podataka</w:t>
       </w:r>
@@ -6384,28 +6281,52 @@
         <w:ind w:firstLine="708"/>
       </w:pPr>
       <w:r>
-        <w:t>Jedan od važnih alata u modeliranju podatak je ER Di</w:t>
+        <w:t xml:space="preserve">Jedan od važnih alata u modeliranju podatak je ER </w:t>
+      </w:r>
+      <w:r>
+        <w:t>d</w:t>
+      </w:r>
+      <w:r>
+        <w:t>i</w:t>
       </w:r>
       <w:r>
         <w:t>j</w:t>
       </w:r>
       <w:r>
-        <w:t xml:space="preserve">agram(Entity-relationship </w:t>
-      </w:r>
-      <w:r>
+        <w:t>agram</w:t>
+      </w:r>
+      <w:r>
+        <w:t xml:space="preserve"> </w:t>
+      </w:r>
+      <w:r>
+        <w:t>(</w:t>
+      </w:r>
+      <w:r>
+        <w:rPr>
+          <w:i/>
+        </w:rPr>
+        <w:t xml:space="preserve">Entity-relationship </w:t>
+      </w:r>
+      <w:r>
+        <w:rPr>
+          <w:i/>
+        </w:rPr>
         <w:t>d</w:t>
       </w:r>
       <w:r>
-        <w:t>i</w:t>
-      </w:r>
-      <w:r>
-        <w:t>j</w:t>
-      </w:r>
-      <w:r>
-        <w:t>agram)</w:t>
-      </w:r>
-      <w:r>
-        <w:t>. ER Dijagram je grafički prikaz podataka i njihovih međusobnih odnosa.</w:t>
+        <w:rPr>
+          <w:i/>
+        </w:rPr>
+        <w:t>iagram</w:t>
+      </w:r>
+      <w:r>
+        <w:t>)</w:t>
+      </w:r>
+      <w:r>
+        <w:t>. ER d</w:t>
+      </w:r>
+      <w:r>
+        <w:t>ijagram je grafički prikaz podataka i njihovih međusobnih odnosa.</w:t>
       </w:r>
       <w:r>
         <w:t xml:space="preserve"> To omogućava programerima da bolje r</w:t>
@@ -6416,7 +6337,13 @@
     </w:p>
     <w:p>
       <w:r>
-        <w:t xml:space="preserve">Elementi ER Dijagrama: </w:t>
+        <w:t xml:space="preserve">Elementi ER </w:t>
+      </w:r>
+      <w:r>
+        <w:t>d</w:t>
+      </w:r>
+      <w:r>
+        <w:t xml:space="preserve">ijagrama: </w:t>
       </w:r>
     </w:p>
     <w:p>
@@ -6428,7 +6355,13 @@
         </w:numPr>
       </w:pPr>
       <w:r>
-        <w:t xml:space="preserve">ENTITETI – </w:t>
+        <w:rPr>
+          <w:b/>
+        </w:rPr>
+        <w:t>ENTITETI</w:t>
+      </w:r>
+      <w:r>
+        <w:t xml:space="preserve"> – </w:t>
       </w:r>
       <w:r>
         <w:t>To su osnovni</w:t>
@@ -6443,7 +6376,37 @@
         <w:t xml:space="preserve"> o kojima se podaci prikupljaju.</w:t>
       </w:r>
       <w:r>
-        <w:t xml:space="preserve"> U primjeru hotelskog sustava to bi bili Gost, Soba, Rezervacija, Kat,...</w:t>
+        <w:t xml:space="preserve"> U primjeru hotelskog sustava </w:t>
+      </w:r>
+      <w:r>
+        <w:t>neki od entiteta</w:t>
+      </w:r>
+      <w:r>
+        <w:t xml:space="preserve"> bi bili </w:t>
+      </w:r>
+      <w:r>
+        <w:t>G</w:t>
+      </w:r>
+      <w:r>
+        <w:t xml:space="preserve">ost, </w:t>
+      </w:r>
+      <w:r>
+        <w:t>S</w:t>
+      </w:r>
+      <w:r>
+        <w:t xml:space="preserve">oba, </w:t>
+      </w:r>
+      <w:r>
+        <w:t>R</w:t>
+      </w:r>
+      <w:r>
+        <w:t xml:space="preserve">ezervacija, </w:t>
+      </w:r>
+      <w:r>
+        <w:t>K</w:t>
+      </w:r>
+      <w:r>
+        <w:t>at,...</w:t>
       </w:r>
     </w:p>
     <w:p>
@@ -6465,10 +6428,25 @@
         </w:numPr>
       </w:pPr>
       <w:r>
-        <w:t xml:space="preserve">ATRIBUTI – </w:t>
-      </w:r>
-      <w:r>
-        <w:t>Svaki entitet ima neke atribute koji predstavljaju svojstva i karakteristike entiteta poput ID-a, ime i prezime za gosta,..</w:t>
+        <w:rPr>
+          <w:b/>
+        </w:rPr>
+        <w:t>ATRIBUTI</w:t>
+      </w:r>
+      <w:r>
+        <w:t xml:space="preserve"> – </w:t>
+      </w:r>
+      <w:r>
+        <w:t xml:space="preserve">Svaki entitet ima jedan ili više </w:t>
+      </w:r>
+      <w:r>
+        <w:t>atribut</w:t>
+      </w:r>
+      <w:r>
+        <w:t>a</w:t>
+      </w:r>
+      <w:r>
+        <w:t xml:space="preserve"> koji predstavljaju svojstva i karakteristike entiteta poput ID-a, ime i prezime gosta,..</w:t>
       </w:r>
     </w:p>
     <w:p>
@@ -6490,7 +6468,13 @@
         </w:numPr>
       </w:pPr>
       <w:r>
-        <w:t xml:space="preserve">KLJUČEVI </w:t>
+        <w:rPr>
+          <w:b/>
+        </w:rPr>
+        <w:t>KLJUČEVI</w:t>
+      </w:r>
+      <w:r>
+        <w:t xml:space="preserve"> </w:t>
       </w:r>
       <w:r>
         <w:t xml:space="preserve">– To su posebni atributi koje služe za jedinstvenu identifikaciju </w:t>
@@ -6527,7 +6511,19 @@
         <w:t>Primarni ključ</w:t>
       </w:r>
       <w:r>
-        <w:t xml:space="preserve"> je atribut koji jednoznačno identificira svaki zapis unutar entiteta. Na primjer, ID Gosta može biti primarni ključ za entite Gost. </w:t>
+        <w:t xml:space="preserve"> je atribut koji jednoznačno identificira svaki zapis unutar entiteta. Na primjer, ID </w:t>
+      </w:r>
+      <w:r>
+        <w:t>g</w:t>
+      </w:r>
+      <w:r>
+        <w:t>osta može biti primarni ključ za entite</w:t>
+      </w:r>
+      <w:r>
+        <w:t>t</w:t>
+      </w:r>
+      <w:r>
+        <w:t xml:space="preserve"> Gost. </w:t>
       </w:r>
     </w:p>
     <w:p>
@@ -6582,7 +6578,79 @@
         </w:numPr>
       </w:pPr>
       <w:r>
-        <w:t>RELACIJE – Veze mežu entitetima pokazuju u kakvom su odnosu entiteti.Npr Rezervacija je povezana sa tablicom Gost i Soba.</w:t>
+        <w:rPr>
+          <w:b/>
+        </w:rPr>
+        <w:t>RELACIJE –</w:t>
+      </w:r>
+      <w:r>
+        <w:t xml:space="preserve"> Veze mežu entitetima pokazuju u kakvom su odnosu entiteti.</w:t>
+      </w:r>
+      <w:r>
+        <w:t xml:space="preserve"> Na primjer, </w:t>
+      </w:r>
+      <w:r>
+        <w:t>entitet</w:t>
+      </w:r>
+      <w:r>
+        <w:t xml:space="preserve"> </w:t>
+      </w:r>
+      <w:r>
+        <w:t>Reze</w:t>
+      </w:r>
+      <w:r>
+        <w:t>rvacija je povezan</w:t>
+      </w:r>
+      <w:r>
+        <w:t xml:space="preserve"> sa </w:t>
+      </w:r>
+      <w:r>
+        <w:t xml:space="preserve">entitetom </w:t>
+      </w:r>
+      <w:r>
+        <w:t xml:space="preserve">Soba </w:t>
+      </w:r>
+      <w:r>
+        <w:t xml:space="preserve">tako da se unutar </w:t>
+      </w:r>
+      <w:r>
+        <w:t>entiteta Rezervacija</w:t>
+      </w:r>
+      <w:r>
+        <w:t xml:space="preserve"> nalazi</w:t>
+      </w:r>
+      <w:r>
+        <w:t xml:space="preserve"> atribut </w:t>
+      </w:r>
+      <w:r>
+        <w:t>ID sobe</w:t>
+      </w:r>
+      <w:r>
+        <w:t xml:space="preserve"> </w:t>
+      </w:r>
+      <w:r>
+        <w:t>koja je rezervirana kao strani ključ</w:t>
+      </w:r>
+      <w:r>
+        <w:t>.</w:t>
+      </w:r>
+      <w:r>
+        <w:t xml:space="preserve"> </w:t>
+      </w:r>
+      <w:r>
+        <w:fldChar w:fldCharType="begin"/>
+      </w:r>
+      <w:r>
+        <w:instrText xml:space="preserve"> REF _Ref176372996 \r \h </w:instrText>
+      </w:r>
+      <w:r>
+        <w:fldChar w:fldCharType="separate"/>
+      </w:r>
+      <w:r>
+        <w:t>[1]</w:t>
+      </w:r>
+      <w:r>
+        <w:fldChar w:fldCharType="end"/>
       </w:r>
     </w:p>
     <w:p>
@@ -6605,7 +6673,22 @@
         <w:ind w:left="720"/>
       </w:pPr>
       <w:r>
-        <w:t xml:space="preserve">Na slici vidimo grafički prikaz relacija između entiteta koji se koriste u </w:t>
+        <w:t>Na slici vidimo grafički prikaz</w:t>
+      </w:r>
+      <w:r>
+        <w:t xml:space="preserve"> svih mogućih relacija između entiteta</w:t>
+      </w:r>
+      <w:r>
+        <w:t xml:space="preserve"> koj</w:t>
+      </w:r>
+      <w:r>
+        <w:t>e</w:t>
+      </w:r>
+      <w:r>
+        <w:t xml:space="preserve"> mogu postojati</w:t>
+      </w:r>
+      <w:r>
+        <w:t>.</w:t>
       </w:r>
     </w:p>
     <w:p>
@@ -6625,10 +6708,10 @@
           <w:lang w:eastAsia="hr-HR"/>
         </w:rPr>
         <w:drawing>
-          <wp:inline distT="0" distB="0" distL="0" distR="0" wp14:anchorId="6AAACE0C" wp14:editId="5AE156E6">
-            <wp:extent cx="4001135" cy="2254250"/>
+          <wp:inline distT="0" distB="0" distL="0" distR="0" wp14:anchorId="05F42FA7" wp14:editId="132B5482">
+            <wp:extent cx="4369025" cy="3149762"/>
             <wp:effectExtent l="0" t="0" r="0" b="0"/>
-            <wp:docPr id="5" name="Picture 5"/>
+            <wp:docPr id="11" name="Picture 11"/>
             <wp:cNvGraphicFramePr>
               <a:graphicFrameLocks xmlns:a="http://schemas.openxmlformats.org/drawingml/2006/main" noChangeAspect="1"/>
             </wp:cNvGraphicFramePr>
@@ -6636,7 +6719,7 @@
               <a:graphicData uri="http://schemas.openxmlformats.org/drawingml/2006/picture">
                 <pic:pic xmlns:pic="http://schemas.openxmlformats.org/drawingml/2006/picture">
                   <pic:nvPicPr>
-                    <pic:cNvPr id="5" name="relation_types.png"/>
+                    <pic:cNvPr id="11" name="CARDINALITY.png"/>
                     <pic:cNvPicPr/>
                   </pic:nvPicPr>
                   <pic:blipFill>
@@ -6654,7 +6737,7 @@
                   <pic:spPr>
                     <a:xfrm>
                       <a:off x="0" y="0"/>
-                      <a:ext cx="4001135" cy="2254250"/>
+                      <a:ext cx="4369025" cy="3149762"/>
                     </a:xfrm>
                     <a:prstGeom prst="rect">
                       <a:avLst/>
@@ -6671,7 +6754,7 @@
       <w:pPr>
         <w:pStyle w:val="Caption"/>
       </w:pPr>
-      <w:bookmarkStart w:id="16" w:name="_Toc176204081"/>
+      <w:bookmarkStart w:id="16" w:name="_Toc176386465"/>
       <w:r>
         <w:t xml:space="preserve">Slika </w:t>
       </w:r>
@@ -6715,7 +6798,13 @@
         <w:fldChar w:fldCharType="end"/>
       </w:r>
       <w:r>
-        <w:t xml:space="preserve"> – Tipovi relacija između entiteta u ER Dijagramu</w:t>
+        <w:t xml:space="preserve"> – Tipovi relacija između entiteta u ER </w:t>
+      </w:r>
+      <w:r>
+        <w:t>d</w:t>
+      </w:r>
+      <w:r>
+        <w:t>ijagramu</w:t>
       </w:r>
       <w:bookmarkEnd w:id="16"/>
     </w:p>
@@ -6757,50 +6846,71 @@
           <w:ilvl w:val="0"/>
           <w:numId w:val="0"/>
         </w:numPr>
-        <w:ind w:left="1440" w:firstLine="684"/>
-      </w:pPr>
-      <w:r>
-        <w:t xml:space="preserve">U bazi podataka hotelijerskog sustava, entitet </w:t>
-      </w:r>
+        <w:ind w:left="1440"/>
+      </w:pPr>
       <w:r>
         <w:rPr>
           <w:b/>
-          <w:i/>
-        </w:rPr>
-        <w:t>Guest</w:t>
-      </w:r>
-      <w:r>
-        <w:t xml:space="preserve"> može imati vezu 1:1 s entitetom </w:t>
+        </w:rPr>
+        <w:t>Primjer</w:t>
       </w:r>
       <w:r>
         <w:rPr>
           <w:b/>
-          <w:i/>
-        </w:rPr>
-        <w:t>Identification</w:t>
-      </w:r>
-      <w:r>
-        <w:t xml:space="preserve">. Svaki gost ima točno jedan zapis u </w:t>
+        </w:rPr>
+        <w:t>:</w:t>
       </w:r>
       <w:r>
         <w:rPr>
           <w:b/>
-          <w:i/>
-        </w:rPr>
-        <w:t>Identification</w:t>
-      </w:r>
-      <w:r>
-        <w:t xml:space="preserve"> tablici koji sadrži informacije o njegovom identitetu. Isto tako, svaki zapis u </w:t>
-      </w:r>
-      <w:r>
-        <w:rPr>
-          <w:b/>
-          <w:i/>
-        </w:rPr>
-        <w:t>Identification</w:t>
-      </w:r>
-      <w:r>
-        <w:t xml:space="preserve"> tablici odnosi se na samo jednog gosta. Ova veza osigurava da svaki gost ima jedinstvene identifikacijske podatke koji su povezani samo s njim.</w:t>
+        </w:rPr>
+        <w:t xml:space="preserve"> </w:t>
+      </w:r>
+      <w:r>
+        <w:t>Entitet</w:t>
+      </w:r>
+      <w:r>
+        <w:t xml:space="preserve"> </w:t>
+      </w:r>
+      <w:r>
+        <w:t>Gost</w:t>
+      </w:r>
+      <w:r>
+        <w:t xml:space="preserve"> </w:t>
+      </w:r>
+      <w:r>
+        <w:t>ima</w:t>
+      </w:r>
+      <w:r>
+        <w:t xml:space="preserve"> vezu 1:1 s entitetom </w:t>
+      </w:r>
+      <w:r>
+        <w:t>Identifikacija</w:t>
+      </w:r>
+      <w:r>
+        <w:t xml:space="preserve">. Svaki gost ima točno jedan </w:t>
+      </w:r>
+      <w:r>
+        <w:t>strani ključ</w:t>
+      </w:r>
+      <w:r>
+        <w:t xml:space="preserve"> </w:t>
+      </w:r>
+      <w:r>
+        <w:t xml:space="preserve">koji se povezuje sa entitetom Identifikacija </w:t>
+      </w:r>
+      <w:r>
+        <w:t xml:space="preserve">koji sadrži informacije o njegovom identitetu. Isto tako, svaki </w:t>
+      </w:r>
+      <w:r>
+        <w:t>zapis u entitetu Identifikacija</w:t>
+      </w:r>
+      <w:r>
+        <w:t xml:space="preserve"> </w:t>
+      </w:r>
+      <w:r>
+        <w:lastRenderedPageBreak/>
+        <w:t>odnosi se na samo jednog gosta. Ova veza osigurava da svaki gost ima jedinstvene identifikacijske podatke koji su povezani samo s njim.</w:t>
       </w:r>
     </w:p>
     <w:p>
@@ -6831,7 +6941,6 @@
         <w:ind w:left="1440"/>
       </w:pPr>
       <w:r>
-        <w:lastRenderedPageBreak/>
         <w:t>J</w:t>
       </w:r>
       <w:r>
@@ -6854,24 +6963,23 @@
         <w:t>Primjer</w:t>
       </w:r>
       <w:r>
-        <w:t xml:space="preserve">: Entitet </w:t>
+        <w:t>: Entitet</w:t>
+      </w:r>
+      <w:r>
+        <w:t xml:space="preserve"> Soba</w:t>
+      </w:r>
+      <w:r>
+        <w:t xml:space="preserve"> može biti povezan s više</w:t>
       </w:r>
       <w:r>
         <w:rPr>
           <w:b/>
           <w:i/>
         </w:rPr>
-        <w:t>Room</w:t>
-      </w:r>
-      <w:r>
-        <w:t xml:space="preserve"> može biti povezan s više </w:t>
-      </w:r>
-      <w:r>
-        <w:rPr>
-          <w:b/>
-          <w:i/>
-        </w:rPr>
-        <w:t>Reservations</w:t>
+        <w:t xml:space="preserve"> </w:t>
+      </w:r>
+      <w:r>
+        <w:t>entiteta Rezervacija</w:t>
       </w:r>
       <w:r>
         <w:t>. Svaka soba može imati više rezervacija u različitim vremenskim razdobljima, dok svaka rezervacija može biti povezana samo s jednom sobom.</w:t>
@@ -6924,7 +7032,49 @@
         <w:t>Primjer</w:t>
       </w:r>
       <w:r>
-        <w:t>: Entiteti Reservation i Guest su povezani preko međutablice Reservation_Guest u koju se osim drugih dodatnih atributa spremaju strani ključevi tablice Reservation i Guest. Povezuju se tako jer Rezervacija može imati više gostiju i gost može biti dio više rezervacija.</w:t>
+        <w:t xml:space="preserve">: Entiteti Reservation i Guest su povezani preko međutablice Reservation_Guest u koju se osim drugih dodatnih atributa spremaju strani ključevi </w:t>
+      </w:r>
+      <w:r>
+        <w:t xml:space="preserve">entiteta </w:t>
+      </w:r>
+      <w:r>
+        <w:t>R</w:t>
+      </w:r>
+      <w:r>
+        <w:t xml:space="preserve">eservation i Guest. Povezuju se na taj način </w:t>
+      </w:r>
+      <w:r>
+        <w:t xml:space="preserve">jer </w:t>
+      </w:r>
+      <w:r>
+        <w:t>r</w:t>
+      </w:r>
+      <w:r>
+        <w:t xml:space="preserve">ezervacija može imati više </w:t>
+      </w:r>
+      <w:r>
+        <w:t>g</w:t>
+      </w:r>
+      <w:r>
+        <w:t xml:space="preserve">ostiju i </w:t>
+      </w:r>
+      <w:r>
+        <w:t>g</w:t>
+      </w:r>
+      <w:r>
+        <w:t>ost može biti dio više</w:t>
+      </w:r>
+      <w:r>
+        <w:t xml:space="preserve"> </w:t>
+      </w:r>
+      <w:r>
+        <w:t>r</w:t>
+      </w:r>
+      <w:r>
+        <w:t>ezervacija</w:t>
+      </w:r>
+      <w:r>
+        <w:t>.</w:t>
       </w:r>
     </w:p>
     <w:p>
@@ -6934,9 +7084,27 @@
           <w:ilvl w:val="1"/>
           <w:numId w:val="19"/>
         </w:numPr>
-      </w:pPr>
-      <w:r>
-        <w:t>Veza – N (nula-prema-više)</w:t>
+        <w:rPr>
+          <w:b/>
+        </w:rPr>
+      </w:pPr>
+      <w:r>
+        <w:rPr>
+          <w:b/>
+        </w:rPr>
+        <w:t>Veza</w:t>
+      </w:r>
+      <w:r>
+        <w:rPr>
+          <w:b/>
+        </w:rPr>
+        <w:t xml:space="preserve"> 0 :</w:t>
+      </w:r>
+      <w:r>
+        <w:rPr>
+          <w:b/>
+        </w:rPr>
+        <w:t xml:space="preserve"> N (nula-prema-više)</w:t>
       </w:r>
     </w:p>
     <w:p>
@@ -6968,33 +7136,39 @@
         <w:t>Primjer</w:t>
       </w:r>
       <w:r>
-        <w:t xml:space="preserve">: Entitet </w:t>
-      </w:r>
-      <w:r>
-        <w:rPr>
-          <w:b/>
-        </w:rPr>
-        <w:t>Room</w:t>
-      </w:r>
-      <w:r>
-        <w:t xml:space="preserve"> može imati veze s više </w:t>
-      </w:r>
-      <w:r>
-        <w:rPr>
-          <w:b/>
+        <w:t xml:space="preserve">: </w:t>
+      </w:r>
+      <w:r>
+        <w:t>Entitet</w:t>
+      </w:r>
+      <w:r>
+        <w:t xml:space="preserve"> </w:t>
+      </w:r>
+      <w:r>
+        <w:rPr>
+          <w:rStyle w:val="Strong"/>
+          <w:b w:val="0"/>
+        </w:rPr>
+        <w:t>Soba</w:t>
+      </w:r>
+      <w:r>
+        <w:t xml:space="preserve"> može imati veze s nula ili više entiteta </w:t>
+      </w:r>
+      <w:r>
+        <w:rPr>
+          <w:rStyle w:val="Strong"/>
+          <w:b w:val="0"/>
         </w:rPr>
         <w:t>RoomAccessories</w:t>
       </w:r>
       <w:r>
-        <w:t>, ali neka soba možda neće imati nikakve dodatke.</w:t>
-      </w:r>
-    </w:p>
-    <w:p>
-      <w:r>
-        <w:t>Na slici ispod je prikazan ER Dijagram za susav za menadžment hotelskog poslovanja.</w:t>
-      </w:r>
-      <w:r>
-        <w:t xml:space="preserve"> U njemu su prikazane sve tablice koje baza podataka sadrži.</w:t>
+        <w:rPr>
+          <w:rStyle w:val="Strong"/>
+        </w:rPr>
+        <w:t xml:space="preserve">. </w:t>
+      </w:r>
+      <w:r>
+        <w:t>Dakle, neka soba može imati bilo koji broj dodataka, uključujući i nijedan. S druge strane, dodatak sobe može, ali ne mora biti povezan s bilo kojom sobom.</w:t>
       </w:r>
     </w:p>
     <w:p>
@@ -7009,8 +7183,51 @@
     </w:p>
     <w:p>
       <w:pPr>
+        <w:pStyle w:val="ListParagraph"/>
+        <w:numPr>
+          <w:ilvl w:val="0"/>
+          <w:numId w:val="0"/>
+        </w:numPr>
+        <w:ind w:left="1440"/>
+      </w:pPr>
+      <w:r>
+        <w:t>Na slic</w:t>
+      </w:r>
+      <w:r>
+        <w:t xml:space="preserve">i ispod je prikazan ER Dijagram </w:t>
+      </w:r>
+      <w:r>
+        <w:t>sus</w:t>
+      </w:r>
+      <w:r>
+        <w:t>t</w:t>
+      </w:r>
+      <w:r>
+        <w:t>av</w:t>
+      </w:r>
+      <w:r>
+        <w:t>a</w:t>
+      </w:r>
+      <w:r>
+        <w:t xml:space="preserve"> za menadžment hotelskog poslovanja.</w:t>
+      </w:r>
+      <w:r>
+        <w:t xml:space="preserve"> U njemu su prikazane sve tablice koje baza podataka sadrži.</w:t>
+      </w:r>
+    </w:p>
+    <w:p>
+      <w:pPr>
+        <w:pStyle w:val="ListParagraph"/>
+        <w:numPr>
+          <w:ilvl w:val="0"/>
+          <w:numId w:val="0"/>
+        </w:numPr>
+        <w:ind w:left="1440"/>
+      </w:pPr>
+    </w:p>
+    <w:p>
+      <w:pPr>
         <w:keepNext/>
-        <w:jc w:val="center"/>
       </w:pPr>
       <w:r>
         <w:rPr>
@@ -7019,9 +7236,9 @@
         </w:rPr>
         <w:lastRenderedPageBreak/>
         <w:drawing>
-          <wp:inline distT="0" distB="0" distL="0" distR="0" wp14:anchorId="41779CBA" wp14:editId="791A9D78">
-            <wp:extent cx="6108700" cy="4104640"/>
-            <wp:effectExtent l="0" t="0" r="6350" b="0"/>
+          <wp:inline distT="0" distB="0" distL="0" distR="0" wp14:anchorId="41779CBA" wp14:editId="6336DD6A">
+            <wp:extent cx="5835650" cy="3921169"/>
+            <wp:effectExtent l="0" t="0" r="0" b="3175"/>
             <wp:docPr id="4" name="Picture 4"/>
             <wp:cNvGraphicFramePr>
               <a:graphicFrameLocks xmlns:a="http://schemas.openxmlformats.org/drawingml/2006/main" noChangeAspect="1"/>
@@ -7048,7 +7265,7 @@
                   <pic:spPr>
                     <a:xfrm>
                       <a:off x="0" y="0"/>
-                      <a:ext cx="6108700" cy="4104640"/>
+                      <a:ext cx="5839450" cy="3923722"/>
                     </a:xfrm>
                     <a:prstGeom prst="rect">
                       <a:avLst/>
@@ -7066,7 +7283,7 @@
         <w:pStyle w:val="Caption"/>
       </w:pPr>
       <w:bookmarkStart w:id="17" w:name="_Ref176089938"/>
-      <w:bookmarkStart w:id="18" w:name="_Toc176204082"/>
+      <w:bookmarkStart w:id="18" w:name="_Toc176386466"/>
       <w:r>
         <w:t xml:space="preserve">Slika </w:t>
       </w:r>
@@ -7119,7 +7336,7 @@
       <w:pPr>
         <w:pStyle w:val="Heading2"/>
       </w:pPr>
-      <w:bookmarkStart w:id="19" w:name="_Toc176299301"/>
+      <w:bookmarkStart w:id="19" w:name="_Toc176380889"/>
       <w:r>
         <w:rPr>
           <w:i/>
@@ -7135,47 +7352,71 @@
       <w:pPr>
         <w:rPr>
           <w:bCs/>
-          <w:sz w:val="26"/>
-          <w:szCs w:val="26"/>
         </w:rPr>
       </w:pPr>
       <w:r>
         <w:rPr>
           <w:bCs/>
-          <w:sz w:val="26"/>
-          <w:szCs w:val="26"/>
         </w:rPr>
         <w:t xml:space="preserve">Model „crne kutije“ je pristup u analizi sustava u kojem se fokusira na ulaze i izlaze sustava. Sami sustav se gleda kao jedna crna kutija koja prima parametre i </w:t>
       </w:r>
       <w:r>
         <w:rPr>
           <w:bCs/>
-          <w:sz w:val="26"/>
-          <w:szCs w:val="26"/>
-        </w:rPr>
-        <w:t>generira izlaze tj. R</w:t>
+        </w:rPr>
+        <w:t>generira izlaze</w:t>
       </w:r>
       <w:r>
         <w:rPr>
           <w:bCs/>
-          <w:sz w:val="26"/>
-          <w:szCs w:val="26"/>
+        </w:rPr>
+        <w:t>,</w:t>
+      </w:r>
+      <w:r>
+        <w:rPr>
+          <w:bCs/>
+        </w:rPr>
+        <w:t xml:space="preserve"> tj. </w:t>
+      </w:r>
+      <w:r>
+        <w:rPr>
+          <w:bCs/>
+        </w:rPr>
+        <w:t>r</w:t>
+      </w:r>
+      <w:r>
+        <w:rPr>
+          <w:bCs/>
         </w:rPr>
         <w:t>ezultate</w:t>
       </w:r>
       <w:r>
         <w:rPr>
           <w:bCs/>
-          <w:sz w:val="26"/>
-          <w:szCs w:val="26"/>
-        </w:rPr>
-        <w:t xml:space="preserve"> bez razmatranja na procese i operacije unutar sustava</w:t>
+        </w:rPr>
+        <w:t>,</w:t>
       </w:r>
       <w:r>
         <w:rPr>
           <w:bCs/>
-          <w:sz w:val="26"/>
-          <w:szCs w:val="26"/>
+        </w:rPr>
+        <w:t xml:space="preserve"> bez razmatranja </w:t>
+      </w:r>
+      <w:r>
+        <w:rPr>
+          <w:bCs/>
+        </w:rPr>
+        <w:t>procesa i operacija</w:t>
+      </w:r>
+      <w:r>
+        <w:rPr>
+          <w:bCs/>
+        </w:rPr>
+        <w:t xml:space="preserve"> unutar sustava</w:t>
+      </w:r>
+      <w:r>
+        <w:rPr>
+          <w:bCs/>
         </w:rPr>
         <w:t>.</w:t>
       </w:r>
@@ -7185,59 +7426,10 @@
         <w:ind w:firstLine="708"/>
         <w:rPr>
           <w:bCs/>
-          <w:sz w:val="26"/>
-          <w:szCs w:val="26"/>
-        </w:rPr>
-      </w:pPr>
-      <w:r>
-        <w:rPr>
-          <w:bCs/>
-          <w:sz w:val="26"/>
-          <w:szCs w:val="26"/>
-        </w:rPr>
-        <w:t xml:space="preserve">Ulazi aplikacije za hotelsko poslovanje uključuju podatke o gostima, rezervacijama, sobama, dodatnim uslugama i statusima rezervacija, koje unose korisnici ili osoblje. </w:t>
-      </w:r>
-    </w:p>
-    <w:p>
-      <w:pPr>
-        <w:ind w:firstLine="708"/>
-        <w:rPr>
-          <w:bCs/>
-          <w:sz w:val="26"/>
-          <w:szCs w:val="26"/>
-        </w:rPr>
-      </w:pPr>
-      <w:r>
-        <w:rPr>
-          <w:bCs/>
-          <w:sz w:val="26"/>
-          <w:szCs w:val="26"/>
-        </w:rPr>
-        <w:t>Izlazi apl</w:t>
-      </w:r>
-      <w:r>
-        <w:rPr>
-          <w:bCs/>
-          <w:sz w:val="26"/>
-          <w:szCs w:val="26"/>
-        </w:rPr>
-        <w:t xml:space="preserve">ikacije su potvrde rezervacija i </w:t>
-      </w:r>
-      <w:r>
-        <w:rPr>
-          <w:bCs/>
-          <w:sz w:val="26"/>
-          <w:szCs w:val="26"/>
-        </w:rPr>
-        <w:t>dostupnosti soba</w:t>
-      </w:r>
-      <w:r>
-        <w:rPr>
-          <w:bCs/>
-          <w:sz w:val="26"/>
-          <w:szCs w:val="26"/>
-        </w:rPr>
-        <w:t>.</w:t>
+        </w:rPr>
+      </w:pPr>
+      <w:r>
+        <w:t>Ulazi aplikacije za hotelsko poslovanje obuhvaćaju podatke o gostima, rezervacijama, sobama, dodatnim uslugama i statusima rezervacija, koje unose korisnici ili hotelsko osoblje. Izlazi aplikacije uključuju potvrde rezervacija i informacije o dostupnosti soba.</w:t>
       </w:r>
     </w:p>
     <w:p>
@@ -7252,9 +7444,9 @@
         </w:rPr>
         <w:lastRenderedPageBreak/>
         <w:drawing>
-          <wp:inline distT="0" distB="0" distL="0" distR="0" wp14:anchorId="2EDCD915" wp14:editId="0AE5B274">
-            <wp:extent cx="5714286" cy="2857143"/>
-            <wp:effectExtent l="0" t="0" r="1270" b="635"/>
+          <wp:inline distT="0" distB="0" distL="0" distR="0" wp14:anchorId="2EDCD915" wp14:editId="338D387E">
+            <wp:extent cx="5097780" cy="2548890"/>
+            <wp:effectExtent l="0" t="0" r="7620" b="3810"/>
             <wp:docPr id="6" name="Picture 6"/>
             <wp:cNvGraphicFramePr>
               <a:graphicFrameLocks xmlns:a="http://schemas.openxmlformats.org/drawingml/2006/main" noChangeAspect="1"/>
@@ -7281,7 +7473,7 @@
                   <pic:spPr>
                     <a:xfrm>
                       <a:off x="0" y="0"/>
-                      <a:ext cx="5714286" cy="2857143"/>
+                      <a:ext cx="5098279" cy="2549140"/>
                     </a:xfrm>
                     <a:prstGeom prst="rect">
                       <a:avLst/>
@@ -7298,7 +7490,7 @@
       <w:pPr>
         <w:pStyle w:val="Caption"/>
       </w:pPr>
-      <w:bookmarkStart w:id="20" w:name="_Toc176204083"/>
+      <w:bookmarkStart w:id="20" w:name="_Toc176386467"/>
       <w:r>
         <w:t xml:space="preserve">Slika </w:t>
       </w:r>
@@ -7350,7 +7542,7 @@
       <w:pPr>
         <w:pStyle w:val="Heading2"/>
       </w:pPr>
-      <w:bookmarkStart w:id="21" w:name="_Toc176299302"/>
+      <w:bookmarkStart w:id="21" w:name="_Toc176380890"/>
       <w:r>
         <w:rPr>
           <w:i/>
@@ -7367,7 +7559,25 @@
         <w:ind w:firstLine="432"/>
       </w:pPr>
       <w:r>
-        <w:t>Za razliku od black-box modela aplikacije koji sustav gleda kao crnu kutiju i fokusira se na ulazne i izlazne parametre aplikacije, white-box model definira unutarnju strukturu i ponašanje sustava.</w:t>
+        <w:t xml:space="preserve">Za razliku od </w:t>
+      </w:r>
+      <w:r>
+        <w:rPr>
+          <w:i/>
+        </w:rPr>
+        <w:t>black-box</w:t>
+      </w:r>
+      <w:r>
+        <w:t xml:space="preserve"> modela aplikacije koji sustav gleda kao crnu kutiju i fokusira se na ulazne i izlazne parametre aplikacije, </w:t>
+      </w:r>
+      <w:r>
+        <w:rPr>
+          <w:i/>
+        </w:rPr>
+        <w:t>white-box</w:t>
+      </w:r>
+      <w:r>
+        <w:t xml:space="preserve"> model definira unutarnju strukturu i ponašanje sustava.</w:t>
       </w:r>
       <w:r>
         <w:t xml:space="preserve"> </w:t>
@@ -7404,7 +7614,19 @@
         <w:rPr>
           <w:rStyle w:val="fontstyle01"/>
         </w:rPr>
-        <w:t>od kojih se sastoji hotelska aplikacija prikazani su na slici BROJ te su detaljnije opisani u nastavku</w:t>
+        <w:t>od kojih</w:t>
+      </w:r>
+      <w:r>
+        <w:rPr>
+          <w:rStyle w:val="fontstyle01"/>
+        </w:rPr>
+        <w:t xml:space="preserve"> se sastoji hotelska aplikacija</w:t>
+      </w:r>
+      <w:r>
+        <w:rPr>
+          <w:rStyle w:val="fontstyle01"/>
+        </w:rPr>
+        <w:t xml:space="preserve"> su detaljnije opisani u nastavku</w:t>
       </w:r>
       <w:r>
         <w:rPr>
@@ -7479,7 +7701,13 @@
         <w:ind w:left="1440"/>
       </w:pPr>
       <w:r>
-        <w:t>Modul za autentikaciju služi kao prva linija sigurnosti u aplikaciji. On omogućava prijavu zaposlenika pomoću korisničkog imena i lozinke, čime se osigurava da samo ovlašteni korisnici mogu pristupiti sustavu. Nakon uspješne prijave, korisniku se dodjeljuje odgovarajuća razina pristupa, ovisno o njegovoj ulozi (npr. recepcioner, menadžer). Ovaj modul pomaže u zaštiti osjetljivih podataka i omogućuje kontrolirani pristup različitim dijelovima aplikacije.</w:t>
+        <w:t xml:space="preserve">Modul za autentikaciju služi kao prva linija sigurnosti u aplikaciji. On omogućava prijavu zaposlenika pomoću korisničkog imena i lozinke, čime se osigurava da samo ovlašteni korisnici mogu pristupiti sustavu. Nakon uspješne prijave, korisniku se </w:t>
+      </w:r>
+      <w:r>
+        <w:t>daje pristup sustavu</w:t>
+      </w:r>
+      <w:r>
+        <w:t>. Ovaj modul pomaže u zaštiti osjetljivih podataka i omogućuje kontrolirani pristup različitim dijelovima aplikacije.</w:t>
       </w:r>
     </w:p>
     <w:p>
@@ -7520,8 +7748,23 @@
         <w:ind w:left="1440"/>
       </w:pPr>
       <w:r>
+        <w:t xml:space="preserve">Modul za upravljanje katovima omogućuje administraciju podataka vezanih uz katove hotela. Zaposlenici mogu dodavati nove katove, uređivati postojeće ili brisati katove koji više nisu potrebni. Ovaj modul također omogućuje </w:t>
+      </w:r>
+      <w:r>
         <w:lastRenderedPageBreak/>
-        <w:t>Modul za upravljanje katovima omogućuje administraciju podataka vezanih uz katove hotela. Zaposlenici mogu dodavati nove katove, uređivati postojeće ili brisati katove koji više nisu potrebni. Ovaj modul također omogućuje povezivanje soba s određenim katovima, što olakšava pregled slobodnih soba i upravljanje smještajem gostiju unutar hotela.</w:t>
+        <w:t>povezivanje soba s određenim</w:t>
+      </w:r>
+      <w:r>
+        <w:t xml:space="preserve"> katovima, što olakšava pregled i organizaciju </w:t>
+      </w:r>
+      <w:r>
+        <w:t>soba</w:t>
+      </w:r>
+      <w:r>
+        <w:t xml:space="preserve"> po katovima</w:t>
+      </w:r>
+      <w:r>
+        <w:t>.</w:t>
       </w:r>
     </w:p>
     <w:p>
@@ -7562,7 +7805,22 @@
         <w:ind w:left="1440"/>
       </w:pPr>
       <w:r>
-        <w:t>Modul za upravljanje tipovima soba pomaže u organizaciji i kategorizaciji svih soba u hotelu prema različitim tipovima, poput standardnih, deluxe, apartmana itd. Omogućuje dodavanje novih tipova soba, uređivanje postojećih tipova, te povezivanje soba s odgovarajućim tipovima. Na ovaj način, olakšava se pregled ponude hotela i omogućuje bolje upravljanje rezervacijama.</w:t>
+        <w:t xml:space="preserve">Modul za upravljanje tipovima soba pomaže u organizaciji i kategorizaciji svih soba u hotelu prema različitim tipovima, poput standardnih, </w:t>
+      </w:r>
+      <w:r>
+        <w:rPr>
+          <w:i/>
+        </w:rPr>
+        <w:t>deluxe</w:t>
+      </w:r>
+      <w:r>
+        <w:t>, apartmana itd. Omogućuje dodavanje novih tipova soba, uređivanje postojećih tipova, te povezivanje soba s odgovarajućim tipovima. Na ovaj način, o</w:t>
+      </w:r>
+      <w:r>
+        <w:t>lakšava se pregled ponude hotela</w:t>
+      </w:r>
+      <w:r>
+        <w:t>.</w:t>
       </w:r>
     </w:p>
     <w:p>
@@ -7590,7 +7848,7 @@
         <w:rPr>
           <w:b/>
         </w:rPr>
-        <w:t>Modul za upravljanje sobama</w:t>
+        <w:t>Modul za upravljanje dodatnim sadržajima u sobi</w:t>
       </w:r>
     </w:p>
     <w:p>
@@ -7603,7 +7861,25 @@
         <w:ind w:left="1440"/>
       </w:pPr>
       <w:r>
-        <w:t>Modul za upravljanje sobama služi za administraciju svih soba unutar hotela. Omogućuje dodavanje novih soba, ažuriranje informacija o postojećim sobama, kao i upravljanje njihovim statusima (zauzeta, slobodna, u održavanju, itd.). Zaposlenici mogu vidjeti sve informacije o svakoj sobi, uključujući kat na kojem se nalazi i tip sobe, što pomaže u boljem organiziranju smještaja gostiju.</w:t>
+        <w:t xml:space="preserve">Modul za upravljanje dodatnim sadržajima u sobi omogućuje administraciju različitih dodatnih sadržaja ili usluga koje hotel nudi uz smještaj, kao što su </w:t>
+      </w:r>
+      <w:r>
+        <w:rPr>
+          <w:i/>
+        </w:rPr>
+        <w:t>minibar</w:t>
+      </w:r>
+      <w:r>
+        <w:t xml:space="preserve">, klima uređaj, ili besplatni </w:t>
+      </w:r>
+      <w:r>
+        <w:rPr>
+          <w:i/>
+        </w:rPr>
+        <w:t>Wi-Fi</w:t>
+      </w:r>
+      <w:r>
+        <w:t>. Zaposlenici mogu dodavati nove sadržaje, ažurirati postojeće i povezivati ih sa specifičnim sobama, što omogućuje personalizaciju usluge prema preferencijama gostiju.</w:t>
       </w:r>
     </w:p>
     <w:p>
@@ -7614,9 +7890,6 @@
           <w:numId w:val="0"/>
         </w:numPr>
         <w:ind w:left="1440"/>
-        <w:rPr>
-          <w:b/>
-        </w:rPr>
       </w:pPr>
     </w:p>
     <w:p>
@@ -7634,7 +7907,7 @@
         <w:rPr>
           <w:b/>
         </w:rPr>
-        <w:t>Modul za upravljanje cijenama soba</w:t>
+        <w:t>Modul za upravljanje sobama</w:t>
       </w:r>
     </w:p>
     <w:p>
@@ -7647,7 +7920,13 @@
         <w:ind w:left="1440"/>
       </w:pPr>
       <w:r>
-        <w:t>Modul za upravljanje cijenama soba omogućuje definiranje i upravljanje cijenama za različite tipove soba, uzimajući u obzir sezonske i dnevne varijacije. Ovaj modul omogućuje postavljanje pravila o popustima i posebnim ponudama, što hotelu pomaže u fleksibilnom određivanju cijena kako bi se optimizirali prihodi i zadovoljstvo gostiju.</w:t>
+        <w:t>Modul za upravljanje sobama služi za administraciju svih soba unutar hotela. Omogućuje dodavanje novih soba, ažuriranje informacija o postojećim sobama, kao i upravljanje njihovim statusima (zauzeta, slobodna, u održavanju, itd.). Zaposlenici mogu vidjeti</w:t>
+      </w:r>
+      <w:r>
+        <w:t xml:space="preserve"> sve informacije o svakoj sobi, uključujući tip sobe, kat na kojem se nalazi, dodatke koje soba sadrži, te slike sobe</w:t>
+      </w:r>
+      <w:r>
+        <w:t xml:space="preserve"> što pomaže u boljem organiziranju smještaja gostiju.</w:t>
       </w:r>
     </w:p>
     <w:p>
@@ -7658,6 +7937,9 @@
           <w:numId w:val="0"/>
         </w:numPr>
         <w:ind w:left="1440"/>
+        <w:rPr>
+          <w:b/>
+        </w:rPr>
       </w:pPr>
     </w:p>
     <w:p>
@@ -7675,7 +7957,7 @@
         <w:rPr>
           <w:b/>
         </w:rPr>
-        <w:t>Modul za upravljanje dodatnim sadržajima u sobi</w:t>
+        <w:t>Modul za upravljanje cijenama soba</w:t>
       </w:r>
     </w:p>
     <w:p>
@@ -7688,7 +7970,13 @@
         <w:ind w:left="1440"/>
       </w:pPr>
       <w:r>
-        <w:t>Modul za upravljanje dodatnim sadržajima u sobi omogućuje administraciju različitih dodatnih sadržaja ili usluga koje hotel nudi uz smještaj, kao što su minibar, klima uređaj, ili besplatni Wi-Fi. Zaposlenici mogu dodavati nove sadržaje, ažurirati postojeće i povezivati ih sa specifičnim sobama, što omogućuje personalizaciju usluge prema preferencijama gostiju.</w:t>
+        <w:t xml:space="preserve">Modul za upravljanje cijenama soba omogućuje definiranje i upravljanje cijenama za različite tipove soba, uzimajući u obzir </w:t>
+      </w:r>
+      <w:r>
+        <w:t>period u godini</w:t>
+      </w:r>
+      <w:r>
+        <w:t>. Ovaj modul omogućuje postavljanje pravila o popustima i posebnim ponudama, što hotelu pomaže u fleksibilnom određivanju cijena kako bi se optimizirali prihodi i zadovoljstvo gostiju.</w:t>
       </w:r>
     </w:p>
     <w:p>
@@ -7701,6 +7989,7 @@
         <w:ind w:left="1440"/>
       </w:pPr>
     </w:p>
+    <w:p/>
     <w:p>
       <w:pPr>
         <w:pStyle w:val="ListParagraph"/>
@@ -7716,6 +8005,7 @@
         <w:rPr>
           <w:b/>
         </w:rPr>
+        <w:lastRenderedPageBreak/>
         <w:t>Modul za upravljanje gostima</w:t>
       </w:r>
     </w:p>
@@ -7729,7 +8019,13 @@
         <w:ind w:left="1416"/>
       </w:pPr>
       <w:r>
-        <w:t>Modul za upravljanje gostima omogućuje unos i ažuriranje podataka o gostima hotela. To uključuje osnovne podatke poput imena i prezimena, kontakt informacija, te povijesti rezervacija. Ovaj modul pomaže u održavanju točnih i ažurnih podataka o gostima, što omogućuje bolje praćenje gostiju i personalizaciju usluga koje se nude.</w:t>
+        <w:t>Modul za upravljanje gostima omogućuje unos i ažuriranje podataka o gostima hotela. To uključuje osnovne podatke poput imena i prezimena, kontakt informacij</w:t>
+      </w:r>
+      <w:r>
+        <w:t>a</w:t>
+      </w:r>
+      <w:r>
+        <w:t>, te povijesti rezervacija..</w:t>
       </w:r>
     </w:p>
     <w:p>
@@ -7773,7 +8069,13 @@
         <w:ind w:left="1440"/>
       </w:pPr>
       <w:r>
-        <w:t>Modul za upravljanje rezervacijama omogućuje zaposlenicima upravljanje svim aspektima hotelskih rezervacija. To uključuje kreiranje novih rezervacija, ažuriranje postojećih, pregled i otkazivanje rezervacija, kao i dodavanje dodatnih usluga uz rezervaciju. Ovaj modul pomaže u učinkovitom praćenju i organiziranju smještaja gostiju, osiguravajući da su sve rezervacije točno evidentirane i pravovremeno obrađene.</w:t>
+        <w:t xml:space="preserve">Modul za upravljanje rezervacijama omogućuje zaposlenicima upravljanje svim aspektima hotelskih rezervacija. To uključuje kreiranje novih rezervacija, ažuriranje postojećih, pregled i otkazivanje rezervacija, kao i dodavanje dodatnih usluga uz rezervaciju. Ovaj modul pomaže u učinkovitom praćenju i organiziranju smještaja gostiju, osiguravajući da su sve </w:t>
+      </w:r>
+      <w:r>
+        <w:t>rezervacije točno evidentirane</w:t>
+      </w:r>
+      <w:r>
+        <w:t>.</w:t>
       </w:r>
     </w:p>
     <w:p>
@@ -7799,7 +8101,7 @@
         </w:rPr>
       </w:pPr>
       <w:r>
-        <w:t>Ovaj opis modula obuhvaća sve ključne funkcionalnosti sustava i pokazuje kako svaki modul doprinosi cjelokupnom up</w:t>
+        <w:t>Ovaj opis modula obuhvaća sve funkcionalnosti sustava i pokazuje kako svaki modul doprinosi cjelokupnom up</w:t>
       </w:r>
       <w:r>
         <w:t>ravljanju hotelskim poslovanjem.</w:t>
@@ -7809,7 +8111,7 @@
       <w:pPr>
         <w:pStyle w:val="Heading1"/>
       </w:pPr>
-      <w:bookmarkStart w:id="22" w:name="_Toc176299303"/>
+      <w:bookmarkStart w:id="22" w:name="_Toc176380891"/>
       <w:r>
         <w:lastRenderedPageBreak/>
         <w:t>DIZAJN SUSTAVA</w:t>
@@ -7820,7 +8122,7 @@
       <w:pPr>
         <w:pStyle w:val="Heading2"/>
       </w:pPr>
-      <w:bookmarkStart w:id="23" w:name="_Toc176299304"/>
+      <w:bookmarkStart w:id="23" w:name="_Toc176380892"/>
       <w:r>
         <w:t>Dizajn arhitekture sustava</w:t>
       </w:r>
@@ -7829,189 +8131,59 @@
     <w:p>
       <w:pPr>
         <w:ind w:firstLine="567"/>
-      </w:pPr>
-      <w:r>
-        <w:t>Arhitektura sustava slijedi jednostavan dizajn koj je prilagođen lokalnom okruženju.</w:t>
-      </w:r>
-      <w:r>
-        <w:t xml:space="preserve"> </w:t>
-      </w:r>
-      <w:r>
-        <w:t>Na slici</w:t>
-      </w:r>
-      <w:r>
-        <w:t xml:space="preserve"> </w:t>
-      </w:r>
-      <w:r>
-        <w:fldChar w:fldCharType="begin"/>
-      </w:r>
-      <w:r>
-        <w:instrText xml:space="preserve"> REF _Ref176079585 \h </w:instrText>
-      </w:r>
-      <w:r>
-        <w:fldChar w:fldCharType="separate"/>
-      </w:r>
-      <w:r>
-        <w:t xml:space="preserve">Slika </w:t>
-      </w:r>
-      <w:r>
-        <w:rPr>
-          <w:noProof/>
-        </w:rPr>
-        <w:t>3</w:t>
-      </w:r>
-      <w:r>
-        <w:noBreakHyphen/>
-      </w:r>
-      <w:r>
-        <w:rPr>
-          <w:noProof/>
-        </w:rPr>
-        <w:t>1</w:t>
-      </w:r>
-      <w:r>
-        <w:fldChar w:fldCharType="end"/>
-      </w:r>
-      <w:r>
-        <w:t xml:space="preserve"> </w:t>
-      </w:r>
-      <w:r>
-        <w:t xml:space="preserve"> </w:t>
-      </w:r>
-      <w:r>
-        <w:t>možemo vidjeti</w:t>
-      </w:r>
-      <w:r>
-        <w:t xml:space="preserve"> da se arhitektura sastoji od 3 glavne komponente : baze podataka, programa aplikacije te korisničkog sučelja.</w:t>
-      </w:r>
-    </w:p>
-    <w:p>
-      <w:pPr>
-        <w:ind w:firstLine="567"/>
-      </w:pPr>
-      <w:r>
-        <w:t>Aplikacije koristi Windows Forms sučelje razvijeno u .Net okruženju. Windows forme omogućuju interkaciju korisnika sa</w:t>
-      </w:r>
-      <w:r>
-        <w:t xml:space="preserve"> aplikacijom te unos i pregled podataka. Dizajniran je da bude intuitivan</w:t>
-      </w:r>
-      <w:r>
-        <w:t xml:space="preserve"> i jednostavan za korištenje da olakša svakodnevni </w:t>
-      </w:r>
-      <w:r>
-        <w:t>rad</w:t>
-      </w:r>
-      <w:r>
-        <w:t xml:space="preserve"> zaposlenicima</w:t>
-      </w:r>
-      <w:r>
-        <w:t xml:space="preserve"> hotela</w:t>
-      </w:r>
-      <w:r>
-        <w:t>.</w:t>
-      </w:r>
-      <w:r>
-        <w:t xml:space="preserve"> </w:t>
-      </w:r>
-    </w:p>
-    <w:p>
-      <w:pPr>
-        <w:ind w:firstLine="567"/>
-      </w:pPr>
-      <w:r>
-        <w:t>Aplikacijski sloj također je izgrađen u .Net-u i predstavlja glavni dio poslone logike sustava.</w:t>
-      </w:r>
-      <w:r>
-        <w:t xml:space="preserve"> Ovaj sloj obrađuje zahtjeve korisnika, ima prisup bazi podataka t</w:t>
-      </w:r>
-      <w:r>
-        <w:t>e vrši upite nad bazom podataka i vraća korisniku rezultat njegovog upita.</w:t>
-      </w:r>
-    </w:p>
-    <w:p>
-      <w:pPr>
-        <w:ind w:firstLine="567"/>
-      </w:pPr>
-      <w:r>
-        <w:t>Microsoft SQL Server je baza podataka korištena za pohranu svih podataka potrebih za rad aplikacije.</w:t>
-      </w:r>
-      <w:r>
-        <w:t xml:space="preserve"> Baza podataka je smještena lokalno na istom računalu na kojem je instalirana i aplikacija.</w:t>
-      </w:r>
-      <w:r>
-        <w:t xml:space="preserve"> Unutar baze se nalaze tablice za sve ključne entitete kao što su rezervacija, gost, soba, tip sobe i sl.</w:t>
-      </w:r>
-      <w:r>
-        <w:t xml:space="preserve">  ER Dijagram spomenut i prethodnom poglavlju se koristio kao temelj izgradnje baze podataka.</w:t>
-      </w:r>
-    </w:p>
-    <w:p>
-      <w:pPr>
-        <w:ind w:firstLine="567"/>
-      </w:pPr>
-      <w:r>
-        <w:t>Komunikacija između aplikacije i baze podataka se ostvaruje putem lokalne veze.</w:t>
-      </w:r>
-      <w:r>
-        <w:t xml:space="preserve"> Aplikacija se direktno povezuje sa SQL Serverom koji </w:t>
-      </w:r>
-      <w:r>
-        <w:t>je instaliran na istom računalu, što omogućuje brže dohvaćanje i ažuriranje podataka.</w:t>
-      </w:r>
-    </w:p>
-    <w:p>
-      <w:pPr>
-        <w:ind w:firstLine="567"/>
-      </w:pPr>
-      <w:r>
-        <w:t xml:space="preserve">Ova arhitektura smmanjuje složenost sustava jer eliminira potrebu za komunikacijom preko interneta i omogućava optimalnu brzinu rada </w:t>
-      </w:r>
-      <w:r>
-        <w:t>aplikacije u lokalnom okruženju.</w:t>
-      </w:r>
-    </w:p>
-    <w:p>
-      <w:pPr>
-        <w:ind w:firstLine="567"/>
-      </w:pPr>
-      <w:r>
-        <w:t>Međutim, i ova arhitektura ima određene mane koje je potrebno uzeti u obzir.</w:t>
-      </w:r>
-      <w:r>
-        <w:t xml:space="preserve"> Budući da je aplikacija i baza podataka instalirana lokalno na jednom računalu, pristup je moguć samo s tog uređaja. To ograničava mogućnost udaljenog rada i pristupa informacijama od strane zaposlenika koji nisu fizički prisutni u hotelu ili na toj lokaciji.</w:t>
-      </w:r>
-      <w:r>
-        <w:t xml:space="preserve"> Također sve komponente aplikacije ovise o jednom uređaju. U slučaju kvara računala aplikacija i podaci mogu postati nedostupni, što može dovesti do zastoja u poslovanju.</w:t>
-      </w:r>
-    </w:p>
-    <w:p>
-      <w:pPr>
-        <w:ind w:firstLine="567"/>
-      </w:pPr>
-      <w:r>
-        <w:lastRenderedPageBreak/>
-        <w:t>Ipak, zbog jednostavnosti ove aplikacije i potrebe za učenjem, odlučili smo se za ovakvu arhitekturu koja omogućava lakšu implementaciju i brže razumijevanje osnovnih principa rada sustava.</w:t>
-      </w:r>
-    </w:p>
-    <w:p>
-      <w:pPr>
-        <w:keepNext/>
-        <w:jc w:val="center"/>
-      </w:pPr>
-      <w:r>
         <w:rPr>
           <w:noProof/>
           <w:lang w:eastAsia="hr-HR"/>
         </w:rPr>
+      </w:pPr>
+      <w:r>
+        <w:t>Arhitektura sustava slijedi jednostavan dizajn koj</w:t>
+      </w:r>
+      <w:r>
+        <w:t>i</w:t>
+      </w:r>
+      <w:r>
+        <w:t xml:space="preserve"> je prilagođen lokalnom okruženju.</w:t>
+      </w:r>
+      <w:r>
         <w:t xml:space="preserve"> </w:t>
+      </w:r>
+      <w:r>
+        <w:t>Na slici</w:t>
+      </w:r>
+      <w:r>
+        <w:t xml:space="preserve"> </w:t>
+      </w:r>
+      <w:r>
+        <w:t xml:space="preserve">ispod </w:t>
+      </w:r>
+      <w:r>
+        <w:t>možemo vidjeti</w:t>
+      </w:r>
+      <w:r>
+        <w:t xml:space="preserve"> da se arhitektura sastoji od 3 glavne komponente : baze podataka, programa aplikacije te korisničkog sučelja.</w:t>
       </w:r>
       <w:r>
         <w:rPr>
           <w:noProof/>
           <w:lang w:eastAsia="hr-HR"/>
         </w:rPr>
+        <w:t xml:space="preserve"> </w:t>
+      </w:r>
+    </w:p>
+    <w:p>
+      <w:pPr>
+        <w:keepNext/>
+        <w:ind w:firstLine="567"/>
+        <w:jc w:val="center"/>
+      </w:pPr>
+      <w:r>
+        <w:rPr>
+          <w:noProof/>
+          <w:lang w:eastAsia="hr-HR"/>
+        </w:rPr>
         <w:drawing>
-          <wp:inline distT="0" distB="0" distL="0" distR="0" wp14:anchorId="27BB9FA9" wp14:editId="47952F4F">
+          <wp:inline distT="0" distB="0" distL="0" distR="0" wp14:anchorId="243C1723" wp14:editId="30505DE7">
             <wp:extent cx="3885565" cy="3885565"/>
             <wp:effectExtent l="0" t="0" r="0" b="0"/>
             <wp:docPr id="1" name="Picture 1"/>
@@ -8057,8 +8229,7 @@
       <w:pPr>
         <w:pStyle w:val="Caption"/>
       </w:pPr>
-      <w:bookmarkStart w:id="24" w:name="_Ref176079550"/>
-      <w:bookmarkStart w:id="25" w:name="_Toc176204084"/>
+      <w:bookmarkStart w:id="24" w:name="_Toc176386468"/>
       <w:r>
         <w:t xml:space="preserve">Slika </w:t>
       </w:r>
@@ -8102,57 +8273,239 @@
         <w:fldChar w:fldCharType="end"/>
       </w:r>
       <w:r>
-        <w:t xml:space="preserve"> – Dizajn arhitekture aplikacije za hotelski menadžment</w:t>
+        <w:t xml:space="preserve"> - Dizajn arhitekture aplikacije za hotelski menadžment</w:t>
       </w:r>
       <w:bookmarkEnd w:id="24"/>
+    </w:p>
+    <w:p>
+      <w:pPr>
+        <w:ind w:firstLine="567"/>
+      </w:pPr>
+      <w:r>
+        <w:t>Aplikacija</w:t>
+      </w:r>
+      <w:r>
+        <w:t xml:space="preserve"> koristi </w:t>
+      </w:r>
+      <w:r>
+        <w:rPr>
+          <w:i/>
+        </w:rPr>
+        <w:t>Windows Forms</w:t>
+      </w:r>
+      <w:r>
+        <w:t xml:space="preserve"> sučelje razvijeno u .Net okruženju. </w:t>
+      </w:r>
+      <w:r>
+        <w:rPr>
+          <w:i/>
+        </w:rPr>
+        <w:t>Windows</w:t>
+      </w:r>
+      <w:r>
+        <w:t xml:space="preserve"> forme omogućuju interkaciju korisnika sa</w:t>
+      </w:r>
+      <w:r>
+        <w:t xml:space="preserve"> aplikacijom te unos i pregled podataka. Dizajniran je da bude intuitivan</w:t>
+      </w:r>
+      <w:r>
+        <w:t xml:space="preserve"> i jednostavan za korištenje da olakša svakodnevni </w:t>
+      </w:r>
+      <w:r>
+        <w:t>rad</w:t>
+      </w:r>
+      <w:r>
+        <w:t xml:space="preserve"> zaposlenicima</w:t>
+      </w:r>
+      <w:r>
+        <w:t xml:space="preserve"> hotela</w:t>
+      </w:r>
+      <w:r>
+        <w:t>.</w:t>
+      </w:r>
+      <w:r>
+        <w:t xml:space="preserve"> </w:t>
+      </w:r>
+    </w:p>
+    <w:p>
+      <w:pPr>
+        <w:ind w:firstLine="567"/>
+      </w:pPr>
+      <w:r>
+        <w:t>Aplikacijski sloj također je izgrađen u .Net-u i predstavlja glavni dio poslo</w:t>
+      </w:r>
+      <w:r>
+        <w:t>v</w:t>
+      </w:r>
+      <w:r>
+        <w:t>ne logike sustava.</w:t>
+      </w:r>
+      <w:r>
+        <w:t xml:space="preserve"> Ovaj sloj obrađuje zahtjeve korisnika, ima pris</w:t>
+      </w:r>
+      <w:r>
+        <w:t>t</w:t>
+      </w:r>
+      <w:r>
+        <w:t>up bazi podataka t</w:t>
+      </w:r>
+      <w:r>
+        <w:t>e vrši upite nad bazom podataka i vraća korisniku rezultat njegovog upita.</w:t>
+      </w:r>
+    </w:p>
+    <w:p>
+      <w:pPr>
+        <w:ind w:firstLine="567"/>
+      </w:pPr>
+      <w:r>
+        <w:t>Microsoft SQL Server je baza podataka korištena za pohranu svih podataka potrebih za rad aplikacije.</w:t>
+      </w:r>
+      <w:r>
+        <w:t xml:space="preserve"> Baza podataka je smještena lokalno na istom računalu na kojem je instalirana i </w:t>
+      </w:r>
+      <w:r>
+        <w:lastRenderedPageBreak/>
+        <w:t>aplikacija.</w:t>
+      </w:r>
+      <w:r>
+        <w:t xml:space="preserve"> Unutar baze se nalaze tablice za sve entitete kao što su rezervacija, gost, soba, tip sobe i </w:t>
+      </w:r>
+      <w:r>
+        <w:t>druge</w:t>
+      </w:r>
+      <w:r>
+        <w:t>.</w:t>
+      </w:r>
+      <w:r>
+        <w:t xml:space="preserve">  ER </w:t>
+      </w:r>
+      <w:r>
+        <w:t>d</w:t>
+      </w:r>
+      <w:r>
+        <w:t xml:space="preserve">ijagram spomenut </w:t>
+      </w:r>
+      <w:r>
+        <w:t>u</w:t>
+      </w:r>
+      <w:r>
+        <w:t xml:space="preserve"> prethodnom poglavlju se koristio kao temelj izgradnje baze podataka.</w:t>
+      </w:r>
+    </w:p>
+    <w:p>
+      <w:pPr>
+        <w:ind w:firstLine="567"/>
+      </w:pPr>
+      <w:r>
+        <w:t>Komunikacija između aplikacije i baze podataka se ostvaruje putem lokalne veze.</w:t>
+      </w:r>
+      <w:r>
+        <w:t xml:space="preserve"> Aplikacija se direktno povezuje sa SQL Serverom koji </w:t>
+      </w:r>
+      <w:r>
+        <w:t>je instaliran na istom računalu, što omogućuje brže dohvaćanje i ažuriranje podataka.</w:t>
+      </w:r>
+    </w:p>
+    <w:p>
+      <w:pPr>
+        <w:ind w:firstLine="567"/>
+      </w:pPr>
+      <w:r>
+        <w:t xml:space="preserve">Ova arhitektura smmanjuje složenost sustava jer eliminira potrebu za komunikacijom preko interneta i omogućava </w:t>
+      </w:r>
+      <w:r>
+        <w:t>veću</w:t>
+      </w:r>
+      <w:r>
+        <w:t xml:space="preserve"> brzinu rada </w:t>
+      </w:r>
+      <w:r>
+        <w:t>aplikacije u lokalnom okruženju.</w:t>
+      </w:r>
+    </w:p>
+    <w:p>
+      <w:pPr>
+        <w:ind w:firstLine="567"/>
+      </w:pPr>
+      <w:r>
+        <w:t>Međutim, i ova arhitektura ima određene mane koje je potrebno uzeti u obzir.</w:t>
+      </w:r>
+      <w:r>
+        <w:t xml:space="preserve"> Budući da je aplikacija i baza podataka instalirana lokalno na jednom računalu, pristup je moguć samo s tog uređaja. To ograničava mogućnost udaljenog rada i pristupa informacijama od strane zaposlenika koji nisu fizički prisutni u hotelu.</w:t>
+      </w:r>
+      <w:r>
+        <w:t xml:space="preserve"> Također sve komponente aplikacije ovise o jednom uređaju. U slučaju kvara računala aplikacija i podaci mogu postati nedostupni, što može dovesti do zastoja u poslovanju.</w:t>
+      </w:r>
+    </w:p>
+    <w:p>
+      <w:pPr>
+        <w:ind w:firstLine="567"/>
+      </w:pPr>
+      <w:r>
+        <w:t>Ipak, zbog jednostavnosti ove aplikacije i potrebe za učenjem, odlučili smo se za ovakvu arhitekturu koja omogućava lakšu implementaciju i brže razumijevanje osnovnih principa rada sustava.</w:t>
+      </w:r>
+    </w:p>
+    <w:p>
+      <w:pPr>
+        <w:pStyle w:val="Heading2"/>
+      </w:pPr>
+      <w:bookmarkStart w:id="25" w:name="_Toc176380893"/>
+      <w:r>
+        <w:t xml:space="preserve">Struktura aplikacije i </w:t>
+      </w:r>
+      <w:r>
+        <w:t>k</w:t>
+      </w:r>
+      <w:r>
+        <w:t>ôd</w:t>
+      </w:r>
       <w:bookmarkEnd w:id="25"/>
     </w:p>
     <w:p>
       <w:pPr>
-        <w:pStyle w:val="Heading2"/>
-      </w:pPr>
-      <w:bookmarkStart w:id="26" w:name="_Toc176299305"/>
-      <w:r>
-        <w:t>Struktura aplikacije i kod</w:t>
-      </w:r>
-      <w:bookmarkEnd w:id="26"/>
-    </w:p>
-    <w:p>
-      <w:pPr>
         <w:ind w:firstLine="567"/>
       </w:pPr>
       <w:r>
-        <w:t xml:space="preserve">Aplikacija je organizirana u nekoliko foldera koji sadrže različite komponente potrebne za njeno funkcioniranje. Na slici ispod prikazana je organizacija koda unutar Visual Studija, odnosno slika Solution Explorera. </w:t>
-      </w:r>
-      <w:r>
-        <w:fldChar w:fldCharType="begin"/>
-      </w:r>
-      <w:r>
-        <w:instrText xml:space="preserve"> REF _Ref176082527 \h </w:instrText>
-      </w:r>
-      <w:r>
-        <w:fldChar w:fldCharType="separate"/>
-      </w:r>
-      <w:r>
-        <w:t xml:space="preserve">Slika </w:t>
-      </w:r>
-      <w:r>
-        <w:rPr>
-          <w:noProof/>
-        </w:rPr>
-        <w:t>5</w:t>
-      </w:r>
-      <w:r>
-        <w:noBreakHyphen/>
-      </w:r>
-      <w:r>
-        <w:rPr>
-          <w:noProof/>
-        </w:rPr>
-        <w:t>2</w:t>
-      </w:r>
-      <w:r>
-        <w:fldChar w:fldCharType="end"/>
+        <w:t xml:space="preserve">Aplikacija je organizirana u nekoliko </w:t>
+      </w:r>
+      <w:r>
+        <w:t xml:space="preserve">direktorija </w:t>
+      </w:r>
+      <w:r>
+        <w:t>koji sadrže različite komponente potrebne za njeno funkcioniranje. Na slici ispod prikazana je organi</w:t>
+      </w:r>
+      <w:r>
+        <w:t xml:space="preserve">zacija </w:t>
+      </w:r>
+      <w:r>
+        <w:t>k</w:t>
+      </w:r>
+      <w:r>
+        <w:t>ôd</w:t>
+      </w:r>
+      <w:r>
+        <w:t>a unutar Visual Studij</w:t>
+      </w:r>
+      <w:r>
+        <w:t>a</w:t>
+      </w:r>
+      <w:r>
+        <w:t>,odnosno</w:t>
+      </w:r>
+      <w:r>
+        <w:t xml:space="preserve"> </w:t>
+      </w:r>
+      <w:r>
+        <w:t xml:space="preserve">prikaz strukture </w:t>
+      </w:r>
+      <w:r>
+        <w:rPr>
+          <w:i/>
+        </w:rPr>
+        <w:t>u Solution Exploreru</w:t>
+      </w:r>
+      <w:r>
+        <w:t>.</w:t>
       </w:r>
     </w:p>
     <w:p>
@@ -8168,9 +8521,9 @@
         </w:rPr>
         <w:lastRenderedPageBreak/>
         <w:drawing>
-          <wp:inline distT="0" distB="0" distL="0" distR="0" wp14:anchorId="5AFB60F0" wp14:editId="6247519B">
-            <wp:extent cx="3911801" cy="2286117"/>
-            <wp:effectExtent l="0" t="0" r="0" b="0"/>
+          <wp:inline distT="0" distB="0" distL="0" distR="0" wp14:anchorId="5AFB60F0" wp14:editId="4FE1ADC0">
+            <wp:extent cx="4332850" cy="2532185"/>
+            <wp:effectExtent l="0" t="0" r="0" b="1905"/>
             <wp:docPr id="8" name="Picture 8"/>
             <wp:cNvGraphicFramePr>
               <a:graphicFrameLocks xmlns:a="http://schemas.openxmlformats.org/drawingml/2006/main" noChangeAspect="1"/>
@@ -8197,7 +8550,7 @@
                   <pic:spPr>
                     <a:xfrm>
                       <a:off x="0" y="0"/>
-                      <a:ext cx="3911801" cy="2286117"/>
+                      <a:ext cx="4350488" cy="2542493"/>
                     </a:xfrm>
                     <a:prstGeom prst="rect">
                       <a:avLst/>
@@ -8214,8 +8567,8 @@
       <w:pPr>
         <w:pStyle w:val="Caption"/>
       </w:pPr>
-      <w:bookmarkStart w:id="27" w:name="_Ref176082527"/>
-      <w:bookmarkStart w:id="28" w:name="_Toc176204085"/>
+      <w:bookmarkStart w:id="26" w:name="_Ref176082527"/>
+      <w:bookmarkStart w:id="27" w:name="_Toc176386469"/>
       <w:r>
         <w:t xml:space="preserve">Slika </w:t>
       </w:r>
@@ -8258,25 +8611,33 @@
       <w:r>
         <w:fldChar w:fldCharType="end"/>
       </w:r>
+      <w:bookmarkEnd w:id="26"/>
+      <w:r>
+        <w:t xml:space="preserve"> – Or</w:t>
+      </w:r>
+      <w:r>
+        <w:t>ganizacija k</w:t>
+      </w:r>
+      <w:r>
+        <w:t>ôd</w:t>
+      </w:r>
+      <w:r>
+        <w:t xml:space="preserve">a po </w:t>
+      </w:r>
+      <w:r>
+        <w:t>direktorijima</w:t>
+      </w:r>
       <w:bookmarkEnd w:id="27"/>
-      <w:r>
-        <w:t xml:space="preserve"> – Organizacija koda po folderima</w:t>
+    </w:p>
+    <w:p>
+      <w:pPr>
+        <w:pStyle w:val="Heading3"/>
+      </w:pPr>
+      <w:bookmarkStart w:id="28" w:name="_Toc176380894"/>
+      <w:r>
+        <w:t>Organizacija direktorija</w:t>
       </w:r>
       <w:bookmarkEnd w:id="28"/>
-    </w:p>
-    <w:p>
-      <w:pPr>
-        <w:ind w:firstLine="567"/>
-        <w:rPr>
-          <w:b/>
-        </w:rPr>
-      </w:pPr>
-      <w:r>
-        <w:rPr>
-          <w:b/>
-        </w:rPr>
-        <w:t>Organizacija foldera</w:t>
-      </w:r>
     </w:p>
     <w:p>
       <w:pPr>
@@ -8293,13 +8654,25 @@
         <w:rPr>
           <w:b/>
         </w:rPr>
+        <w:t xml:space="preserve">Direktorij </w:t>
+      </w:r>
+      <w:r>
+        <w:rPr>
+          <w:b/>
+        </w:rPr>
         <w:t>„</w:t>
       </w:r>
       <w:r>
         <w:rPr>
           <w:b/>
         </w:rPr>
-        <w:t>Classes</w:t>
+        <w:t>C</w:t>
+      </w:r>
+      <w:r>
+        <w:rPr>
+          <w:b/>
+        </w:rPr>
+        <w:t>lasses</w:t>
       </w:r>
       <w:r>
         <w:rPr>
@@ -8326,7 +8699,13 @@
         <w:t xml:space="preserve"> : </w:t>
       </w:r>
       <w:r>
-        <w:t>Ovaj folder sadrži klasu koja omogućava povezivanje s bazom podataka.</w:t>
+        <w:t xml:space="preserve">Ovaj </w:t>
+      </w:r>
+      <w:r>
+        <w:t xml:space="preserve">direktorij </w:t>
+      </w:r>
+      <w:r>
+        <w:t>sadrži klasu koja omogućava povezivanje s bazom podataka.</w:t>
       </w:r>
     </w:p>
     <w:p>
@@ -8338,7 +8717,13 @@
         </w:numPr>
       </w:pPr>
       <w:r>
-        <w:t xml:space="preserve">Glavne komponente : </w:t>
+        <w:t>Glavn</w:t>
+      </w:r>
+      <w:r>
+        <w:t>a komponenta</w:t>
+      </w:r>
+      <w:r>
+        <w:t xml:space="preserve"> : </w:t>
       </w:r>
     </w:p>
     <w:p>
@@ -8362,7 +8747,13 @@
         <w:t>Upravlja</w:t>
       </w:r>
       <w:r>
-        <w:t xml:space="preserve"> uspostavljanjem veze s bazom podataka koristeći </w:t>
+        <w:t xml:space="preserve"> uspostavljanjem veze s bazom podataka koristeći</w:t>
+      </w:r>
+      <w:r>
+        <w:t xml:space="preserve"> varijablu</w:t>
+      </w:r>
+      <w:r>
+        <w:t xml:space="preserve"> </w:t>
       </w:r>
       <w:r>
         <w:rPr>
@@ -8377,10 +8768,19 @@
         <w:t xml:space="preserve"> </w:t>
       </w:r>
       <w:r>
-        <w:t>Također, pruža funkcionalnosti za izvršavanje spremljenih procedura pomoću metode, koja prima naziv procedure i niz parametara.</w:t>
-      </w:r>
-      <w:r>
-        <w:t xml:space="preserve"> Nešto više o storanim procedurama će biti objašnjeno u idućem poglavlju o bazi podataka.</w:t>
+        <w:t>Također</w:t>
+      </w:r>
+      <w:r>
+        <w:t xml:space="preserve"> pruža funkcionalnosti za izvršavanje spremljenih procedura pomoću metode, koja prima naziv procedure i niz parametara.</w:t>
+      </w:r>
+      <w:r>
+        <w:t xml:space="preserve"> Nešto više o s</w:t>
+      </w:r>
+      <w:r>
+        <w:t>premljenim</w:t>
+      </w:r>
+      <w:r>
+        <w:t xml:space="preserve"> procedurama će biti objašnjeno u idućem poglavlju o bazi podataka.</w:t>
       </w:r>
     </w:p>
     <w:p>
@@ -8393,11 +8793,12 @@
           <w:noProof/>
           <w:lang w:eastAsia="hr-HR"/>
         </w:rPr>
+        <w:lastRenderedPageBreak/>
         <w:drawing>
-          <wp:inline distT="0" distB="0" distL="0" distR="0" wp14:anchorId="686D24F8" wp14:editId="6C846394">
-            <wp:extent cx="4970352" cy="2232546"/>
-            <wp:effectExtent l="0" t="0" r="1905" b="0"/>
-            <wp:docPr id="10" name="Picture 10"/>
+          <wp:inline distT="0" distB="0" distL="0" distR="0" wp14:anchorId="7908D33A" wp14:editId="51E3CC1D">
+            <wp:extent cx="5760085" cy="2383155"/>
+            <wp:effectExtent l="0" t="0" r="0" b="0"/>
+            <wp:docPr id="16" name="Picture 16"/>
             <wp:cNvGraphicFramePr>
               <a:graphicFrameLocks xmlns:a="http://schemas.openxmlformats.org/drawingml/2006/main" noChangeAspect="1"/>
             </wp:cNvGraphicFramePr>
@@ -8405,7 +8806,7 @@
               <a:graphicData uri="http://schemas.openxmlformats.org/drawingml/2006/picture">
                 <pic:pic xmlns:pic="http://schemas.openxmlformats.org/drawingml/2006/picture">
                   <pic:nvPicPr>
-                    <pic:cNvPr id="10" name="db_connection_code_screenshot.png"/>
+                    <pic:cNvPr id="16" name="db_connection_code_screenshot.png"/>
                     <pic:cNvPicPr/>
                   </pic:nvPicPr>
                   <pic:blipFill>
@@ -8423,7 +8824,7 @@
                   <pic:spPr>
                     <a:xfrm>
                       <a:off x="0" y="0"/>
-                      <a:ext cx="5037079" cy="2262518"/>
+                      <a:ext cx="5760085" cy="2383155"/>
                     </a:xfrm>
                     <a:prstGeom prst="rect">
                       <a:avLst/>
@@ -8440,9 +8841,9 @@
       <w:pPr>
         <w:pStyle w:val="Caption"/>
       </w:pPr>
-      <w:bookmarkStart w:id="29" w:name="_Toc176204099"/>
-      <w:r>
-        <w:t xml:space="preserve">Kod </w:t>
+      <w:bookmarkStart w:id="29" w:name="_Toc176386470"/>
+      <w:r>
+        <w:t xml:space="preserve">Slika </w:t>
       </w:r>
       <w:r>
         <w:fldChar w:fldCharType="begin"/>
@@ -8469,7 +8870,7 @@
         <w:fldChar w:fldCharType="begin"/>
       </w:r>
       <w:r>
-        <w:instrText xml:space="preserve"> SEQ Kod \* ARABIC \s 1 </w:instrText>
+        <w:instrText xml:space="preserve"> SEQ Slika \* ARABIC \s 1 </w:instrText>
       </w:r>
       <w:r>
         <w:fldChar w:fldCharType="separate"/>
@@ -8478,13 +8879,22 @@
         <w:rPr>
           <w:noProof/>
         </w:rPr>
-        <w:t>1</w:t>
+        <w:t>3</w:t>
       </w:r>
       <w:r>
         <w:fldChar w:fldCharType="end"/>
       </w:r>
       <w:r>
-        <w:t xml:space="preserve"> – Kod klase „DBConnection“</w:t>
+        <w:t xml:space="preserve"> - </w:t>
+      </w:r>
+      <w:r>
+        <w:t>K</w:t>
+      </w:r>
+      <w:r>
+        <w:t>ôd</w:t>
+      </w:r>
+      <w:r>
+        <w:t xml:space="preserve"> klase „DBConnection“</w:t>
       </w:r>
       <w:bookmarkEnd w:id="29"/>
     </w:p>
@@ -8504,6 +8914,12 @@
         <w:rPr>
           <w:b/>
         </w:rPr>
+        <w:t xml:space="preserve">Direktorij </w:t>
+      </w:r>
+      <w:r>
+        <w:rPr>
+          <w:b/>
+        </w:rPr>
         <w:t>„Classes_main“</w:t>
       </w:r>
     </w:p>
@@ -8522,13 +8938,16 @@
         <w:t xml:space="preserve">Opis : </w:t>
       </w:r>
       <w:r>
-        <w:t xml:space="preserve">Ovdje se nalaze sve C# </w:t>
-      </w:r>
-      <w:r>
-        <w:t>nalaze se klase koje odgovaraju tablicama u bazi podataka, kao što su klase za rezervacije, goste, sobe i tipove soba.</w:t>
-      </w:r>
-      <w:r>
-        <w:t xml:space="preserve"> Na slikama ispod vidimo popis klasa unutar aplikacije i na drugoj slici popis tablica unutar baze podatka.</w:t>
+        <w:t>Ovdje se nalaze sve C</w:t>
+      </w:r>
+      <w:r>
+        <w:t>#</w:t>
+      </w:r>
+      <w:r>
+        <w:t xml:space="preserve"> klase koje odgovaraju tablicama u bazi podataka, kao što su klase za rezervacije, goste, sobe i tipove soba.</w:t>
+      </w:r>
+      <w:r>
+        <w:t xml:space="preserve"> Na slikama ispod vidimo popis klasa unutar aplikacije i popis tablica unutar baze podatka.</w:t>
       </w:r>
       <w:r>
         <w:rPr>
@@ -8552,9 +8971,9 @@
           <w:lang w:eastAsia="hr-HR"/>
         </w:rPr>
         <w:drawing>
-          <wp:inline distT="0" distB="0" distL="0" distR="0" wp14:anchorId="67C41D79" wp14:editId="23E8888B">
-            <wp:extent cx="3528331" cy="5156791"/>
-            <wp:effectExtent l="0" t="0" r="0" b="6350"/>
+          <wp:inline distT="0" distB="0" distL="0" distR="0" wp14:anchorId="67C41D79" wp14:editId="306A5C3F">
+            <wp:extent cx="2233184" cy="3182572"/>
+            <wp:effectExtent l="0" t="0" r="0" b="0"/>
             <wp:docPr id="13" name="Picture 13"/>
             <wp:cNvGraphicFramePr>
               <a:graphicFrameLocks xmlns:a="http://schemas.openxmlformats.org/drawingml/2006/main" noChangeAspect="1"/>
@@ -8581,7 +9000,7 @@
                   <pic:spPr>
                     <a:xfrm>
                       <a:off x="0" y="0"/>
-                      <a:ext cx="3559713" cy="5202657"/>
+                      <a:ext cx="2249558" cy="3205907"/>
                     </a:xfrm>
                     <a:prstGeom prst="rect">
                       <a:avLst/>
@@ -8598,7 +9017,7 @@
       <w:pPr>
         <w:pStyle w:val="Caption"/>
       </w:pPr>
-      <w:bookmarkStart w:id="30" w:name="_Toc176204086"/>
+      <w:bookmarkStart w:id="30" w:name="_Toc176386471"/>
       <w:r>
         <w:t xml:space="preserve">Slika </w:t>
       </w:r>
@@ -8636,13 +9055,19 @@
         <w:rPr>
           <w:noProof/>
         </w:rPr>
-        <w:t>3</w:t>
+        <w:t>4</w:t>
       </w:r>
       <w:r>
         <w:fldChar w:fldCharType="end"/>
       </w:r>
       <w:r>
-        <w:t xml:space="preserve"> – Popis klasa unutar foldera „Classes_main“</w:t>
+        <w:t xml:space="preserve"> – Popis klasa unutar </w:t>
+      </w:r>
+      <w:r>
+        <w:t>direktorija</w:t>
+      </w:r>
+      <w:r>
+        <w:t xml:space="preserve"> „Classes_main“</w:t>
       </w:r>
       <w:bookmarkEnd w:id="30"/>
     </w:p>
@@ -8658,9 +9083,9 @@
         </w:rPr>
         <w:lastRenderedPageBreak/>
         <w:drawing>
-          <wp:inline distT="0" distB="0" distL="0" distR="0" wp14:anchorId="18F4A70E" wp14:editId="5D3B32C1">
-            <wp:extent cx="3616147" cy="4465675"/>
-            <wp:effectExtent l="0" t="0" r="3810" b="0"/>
+          <wp:inline distT="0" distB="0" distL="0" distR="0" wp14:anchorId="18F4A70E" wp14:editId="73D98C44">
+            <wp:extent cx="2989690" cy="3692048"/>
+            <wp:effectExtent l="0" t="0" r="1270" b="3810"/>
             <wp:docPr id="15" name="Picture 15"/>
             <wp:cNvGraphicFramePr>
               <a:graphicFrameLocks xmlns:a="http://schemas.openxmlformats.org/drawingml/2006/main" noChangeAspect="1"/>
@@ -8687,7 +9112,7 @@
                   <pic:spPr>
                     <a:xfrm>
                       <a:off x="0" y="0"/>
-                      <a:ext cx="3658319" cy="4517755"/>
+                      <a:ext cx="3053594" cy="3770964"/>
                     </a:xfrm>
                     <a:prstGeom prst="rect">
                       <a:avLst/>
@@ -8704,7 +9129,7 @@
       <w:pPr>
         <w:pStyle w:val="Caption"/>
       </w:pPr>
-      <w:bookmarkStart w:id="31" w:name="_Toc176204087"/>
+      <w:bookmarkStart w:id="31" w:name="_Toc176386472"/>
       <w:r>
         <w:t xml:space="preserve">Slika </w:t>
       </w:r>
@@ -8742,7 +9167,7 @@
         <w:rPr>
           <w:noProof/>
         </w:rPr>
-        <w:t>4</w:t>
+        <w:t>5</w:t>
       </w:r>
       <w:r>
         <w:fldChar w:fldCharType="end"/>
@@ -8767,7 +9192,19 @@
         <w:rPr>
           <w:b/>
         </w:rPr>
-        <w:t>„Forms main“</w:t>
+        <w:t xml:space="preserve">Direktorij </w:t>
+      </w:r>
+      <w:r>
+        <w:rPr>
+          <w:b/>
+        </w:rPr>
+        <w:t>„Forms_</w:t>
+      </w:r>
+      <w:r>
+        <w:rPr>
+          <w:b/>
+        </w:rPr>
+        <w:t>main“</w:t>
       </w:r>
     </w:p>
     <w:p>
@@ -8924,7 +9361,13 @@
         </w:numPr>
       </w:pPr>
       <w:r>
-        <w:t>LoginForm – Forma za autentikaciju korisnika. Korisnik se prijavljuje u sustav upisujući svoj username i lozinku. Više o postupku prijave će biti spomenuto u idućem pod-poglavlju.</w:t>
+        <w:t>LoginForm – Forma za autentikaciju korisnika. Korisnik se prijavljuje u sustav upisujući svoj</w:t>
+      </w:r>
+      <w:r>
+        <w:t>e korisničko ime</w:t>
+      </w:r>
+      <w:r>
+        <w:t xml:space="preserve"> i lozinku. Više o postupku prijave će biti spomenuto u idućem poglavlju.</w:t>
       </w:r>
     </w:p>
     <w:p>
@@ -8936,7 +9379,10 @@
         </w:numPr>
       </w:pPr>
       <w:r>
-        <w:t>UserForm – Forma koja se prikazuje nakon što se korisnik uspješno prijavi u sustav. To je forma unutar koje se, ovisno o odabiru funkcionalnosti koju korisnik želi izvršiti, otvaraju sve ostale forme. Ona je označena kao „parent“ forma za sve druge.</w:t>
+        <w:t>UserForm – Forma koja se prikazuje nakon što se korisnik uspješno prijavi u sustav. To je forma unutar koje se, ovisno o odabiru funkcionalnosti koju korisnik želi izvrš</w:t>
+      </w:r>
+      <w:r>
+        <w:t>iti, otvaraju sve ostale forme. Sve forme se otvaraju unutar nje.</w:t>
       </w:r>
     </w:p>
     <w:p>
@@ -8971,10 +9417,11 @@
           <w:noProof/>
           <w:lang w:eastAsia="hr-HR"/>
         </w:rPr>
+        <w:lastRenderedPageBreak/>
         <w:drawing>
-          <wp:inline distT="0" distB="0" distL="0" distR="0" wp14:anchorId="387A4170" wp14:editId="6ACEBF10">
-            <wp:extent cx="3407196" cy="1012519"/>
-            <wp:effectExtent l="0" t="0" r="3175" b="0"/>
+          <wp:inline distT="0" distB="0" distL="0" distR="0" wp14:anchorId="387A4170" wp14:editId="43944587">
+            <wp:extent cx="3120668" cy="927372"/>
+            <wp:effectExtent l="0" t="0" r="3810" b="6350"/>
             <wp:docPr id="17" name="Picture 17"/>
             <wp:cNvGraphicFramePr>
               <a:graphicFrameLocks xmlns:a="http://schemas.openxmlformats.org/drawingml/2006/main" noChangeAspect="1"/>
@@ -9001,7 +9448,7 @@
                   <pic:spPr>
                     <a:xfrm>
                       <a:off x="0" y="0"/>
-                      <a:ext cx="3527314" cy="1048215"/>
+                      <a:ext cx="3236730" cy="961862"/>
                     </a:xfrm>
                     <a:prstGeom prst="rect">
                       <a:avLst/>
@@ -9018,7 +9465,7 @@
       <w:pPr>
         <w:pStyle w:val="Caption"/>
       </w:pPr>
-      <w:bookmarkStart w:id="32" w:name="_Toc176204088"/>
+      <w:bookmarkStart w:id="32" w:name="_Toc176386473"/>
       <w:r>
         <w:t xml:space="preserve">Slika </w:t>
       </w:r>
@@ -9056,7 +9503,7 @@
         <w:rPr>
           <w:noProof/>
         </w:rPr>
-        <w:t>5</w:t>
+        <w:t>6</w:t>
       </w:r>
       <w:r>
         <w:fldChar w:fldCharType="end"/>
@@ -9068,7 +9515,10 @@
         <w:t>–</w:t>
       </w:r>
       <w:r>
-        <w:t xml:space="preserve"> forme unutar „forms_main“ direktorija</w:t>
+        <w:t xml:space="preserve"> F</w:t>
+      </w:r>
+      <w:r>
+        <w:t>orme unutar „forms_main“ direktorija</w:t>
       </w:r>
       <w:bookmarkEnd w:id="32"/>
     </w:p>
@@ -9087,6 +9537,12 @@
         <w:rPr>
           <w:b/>
         </w:rPr>
+        <w:t xml:space="preserve">Direktorij </w:t>
+      </w:r>
+      <w:r>
+        <w:rPr>
+          <w:b/>
+        </w:rPr>
         <w:t>„Forms“</w:t>
       </w:r>
     </w:p>
@@ -9114,7 +9570,19 @@
         <w:t xml:space="preserve"> </w:t>
       </w:r>
       <w:r>
-        <w:t>Unutar svake forme se nalaze botuni za CRUD operacije nad tim entitetom. Više o dizajnu forme će biti prikazano u idućim poglavljima o sučeljima aplikacije.</w:t>
+        <w:t>Unutar svake forme se nalaze botuni za CRUD operacije nad tim entitetom. Više o dizajnu form</w:t>
+      </w:r>
+      <w:r>
+        <w:t>i</w:t>
+      </w:r>
+      <w:r>
+        <w:t xml:space="preserve"> će biti prikazano u idućim poglavljima o </w:t>
+      </w:r>
+      <w:r>
+        <w:t>dizajnu sučela</w:t>
+      </w:r>
+      <w:r>
+        <w:t xml:space="preserve"> aplikacije.</w:t>
       </w:r>
     </w:p>
     <w:p>
@@ -9175,7 +9643,7 @@
       <w:pPr>
         <w:pStyle w:val="Caption"/>
       </w:pPr>
-      <w:bookmarkStart w:id="33" w:name="_Toc176204089"/>
+      <w:bookmarkStart w:id="33" w:name="_Toc176386474"/>
       <w:r>
         <w:t xml:space="preserve">Slika </w:t>
       </w:r>
@@ -9213,7 +9681,7 @@
         <w:rPr>
           <w:noProof/>
         </w:rPr>
-        <w:t>6</w:t>
+        <w:t>7</w:t>
       </w:r>
       <w:r>
         <w:fldChar w:fldCharType="end"/>
@@ -9244,6 +9712,12 @@
         <w:rPr>
           <w:b/>
         </w:rPr>
+        <w:t xml:space="preserve">Direktorij </w:t>
+      </w:r>
+      <w:r>
+        <w:rPr>
+          <w:b/>
+        </w:rPr>
         <w:t>„User controls“</w:t>
       </w:r>
     </w:p>
@@ -9268,7 +9742,31 @@
         <w:t xml:space="preserve"> na podacima.</w:t>
       </w:r>
       <w:r>
-        <w:t xml:space="preserve"> Za svaki podatak odnosno entitet postoje 4 forme za 4 operacije.</w:t>
+        <w:t xml:space="preserve"> Za svaki podatak odnosno entitet postoje </w:t>
+      </w:r>
+      <w:r>
+        <w:t>četiri</w:t>
+      </w:r>
+      <w:r>
+        <w:t xml:space="preserve"> manje</w:t>
+      </w:r>
+      <w:r>
+        <w:t xml:space="preserve"> forme za </w:t>
+      </w:r>
+      <w:r>
+        <w:t>četiri</w:t>
+      </w:r>
+      <w:r>
+        <w:t xml:space="preserve"> operacije</w:t>
+      </w:r>
+      <w:r>
+        <w:t xml:space="preserve"> nad </w:t>
+      </w:r>
+      <w:r>
+        <w:t>podatkom</w:t>
+      </w:r>
+      <w:r>
+        <w:t>.</w:t>
       </w:r>
     </w:p>
     <w:p>
@@ -9283,8 +9781,8 @@
         </w:rPr>
         <w:lastRenderedPageBreak/>
         <w:drawing>
-          <wp:inline distT="0" distB="0" distL="0" distR="0" wp14:anchorId="7BA62442" wp14:editId="706883DE">
-            <wp:extent cx="3054507" cy="4464279"/>
+          <wp:inline distT="0" distB="0" distL="0" distR="0" wp14:anchorId="7BA62442" wp14:editId="634AD0AB">
+            <wp:extent cx="3181901" cy="4650471"/>
             <wp:effectExtent l="0" t="0" r="0" b="0"/>
             <wp:docPr id="19" name="Picture 19"/>
             <wp:cNvGraphicFramePr>
@@ -9312,7 +9810,7 @@
                   <pic:spPr>
                     <a:xfrm>
                       <a:off x="0" y="0"/>
-                      <a:ext cx="3054507" cy="4464279"/>
+                      <a:ext cx="3186659" cy="4657425"/>
                     </a:xfrm>
                     <a:prstGeom prst="rect">
                       <a:avLst/>
@@ -9329,7 +9827,7 @@
       <w:pPr>
         <w:pStyle w:val="Caption"/>
       </w:pPr>
-      <w:bookmarkStart w:id="34" w:name="_Toc176204090"/>
+      <w:bookmarkStart w:id="34" w:name="_Toc176386475"/>
       <w:r>
         <w:t xml:space="preserve">Slika </w:t>
       </w:r>
@@ -9367,7 +9865,7 @@
         <w:rPr>
           <w:noProof/>
         </w:rPr>
-        <w:t>7</w:t>
+        <w:t>8</w:t>
       </w:r>
       <w:r>
         <w:fldChar w:fldCharType="end"/>
@@ -9377,11 +9875,12 @@
       </w:r>
       <w:bookmarkEnd w:id="34"/>
     </w:p>
+    <w:p/>
     <w:p>
       <w:pPr>
         <w:pStyle w:val="Heading2"/>
       </w:pPr>
-      <w:bookmarkStart w:id="35" w:name="_Toc176299306"/>
+      <w:bookmarkStart w:id="35" w:name="_Toc176380895"/>
       <w:r>
         <w:t>B</w:t>
       </w:r>
@@ -9400,7 +9899,7 @@
       <w:r>
         <w:rPr>
           <w:rStyle w:val="Strong"/>
-          <w:i/>
+          <w:b w:val="0"/>
         </w:rPr>
         <w:t>Microsoft SQL Server</w:t>
       </w:r>
@@ -9485,6 +9984,7 @@
         </w:numPr>
       </w:pPr>
       <w:r>
+        <w:lastRenderedPageBreak/>
         <w:t>GUESTS</w:t>
       </w:r>
       <w:r>
@@ -9515,7 +10015,6 @@
         </w:numPr>
       </w:pPr>
       <w:r>
-        <w:lastRenderedPageBreak/>
         <w:t>RESERVATION_ADD_SERVICES</w:t>
       </w:r>
       <w:r>
@@ -9534,7 +10033,49 @@
         <w:t>RESERVATION_STATUSES</w:t>
       </w:r>
       <w:r>
-        <w:t xml:space="preserve"> - Definira različite statuse rezervacija (npr. aktivna, otkazana).</w:t>
+        <w:t xml:space="preserve"> - Definira raz</w:t>
+      </w:r>
+      <w:r>
+        <w:t>ličite statuse rezervacija (Na primjer rezervirana,</w:t>
+      </w:r>
+      <w:r>
+        <w:t xml:space="preserve"> </w:t>
+      </w:r>
+      <w:r>
+        <w:t xml:space="preserve">otkazana, </w:t>
+      </w:r>
+      <w:r>
+        <w:rPr>
+          <w:i/>
+        </w:rPr>
+        <w:t>check-in</w:t>
+      </w:r>
+      <w:r>
+        <w:t xml:space="preserve">, </w:t>
+      </w:r>
+      <w:r>
+        <w:rPr>
+          <w:i/>
+        </w:rPr>
+        <w:t>check-out</w:t>
+      </w:r>
+      <w:r>
+        <w:t xml:space="preserve">, </w:t>
+      </w:r>
+      <w:r>
+        <w:rPr>
+          <w:i/>
+        </w:rPr>
+        <w:t>check-out</w:t>
+      </w:r>
+      <w:r>
+        <w:t xml:space="preserve"> plaćeno</w:t>
+      </w:r>
+      <w:r>
+        <w:t xml:space="preserve"> itd.</w:t>
+      </w:r>
+      <w:r>
+        <w:t>).</w:t>
       </w:r>
     </w:p>
     <w:p>
@@ -9579,7 +10120,13 @@
         <w:t>ROOM_ACCESSORIES</w:t>
       </w:r>
       <w:r>
-        <w:t xml:space="preserve"> - Evidentira dodatne sadržaje dostupne u sobama (npr. minibar, klima uređaj).</w:t>
+        <w:t xml:space="preserve"> - </w:t>
+      </w:r>
+      <w:r>
+        <w:t>Pohranjuje</w:t>
+      </w:r>
+      <w:r>
+        <w:t xml:space="preserve"> dodatne sadržaje dostupne u sobama (npr. minibar, klima uređaj).</w:t>
       </w:r>
     </w:p>
     <w:p>
@@ -9609,7 +10156,28 @@
         <w:t>ROOM_TYPES</w:t>
       </w:r>
       <w:r>
-        <w:t xml:space="preserve"> - Definira različite tipove soba (npr. standardna, deluxe, suite) i njihove osnovne karakteristike.</w:t>
+        <w:t xml:space="preserve"> - Definira različite tipove soba (npr. </w:t>
+      </w:r>
+      <w:r>
+        <w:t>jednokrevetna, dvokrevetna</w:t>
+      </w:r>
+      <w:r>
+        <w:t xml:space="preserve">, </w:t>
+      </w:r>
+      <w:r>
+        <w:rPr>
+          <w:i/>
+        </w:rPr>
+        <w:t>deluxe</w:t>
+      </w:r>
+      <w:r>
+        <w:t>,</w:t>
+      </w:r>
+      <w:r>
+        <w:t xml:space="preserve"> apartman</w:t>
+      </w:r>
+      <w:r>
+        <w:t>) i njihove osnovne karakteristike.</w:t>
       </w:r>
     </w:p>
     <w:p>
@@ -9661,83 +10229,95 @@
       <w:pPr>
         <w:rPr>
           <w:b/>
+        </w:rPr>
+      </w:pPr>
+      <w:r>
+        <w:t xml:space="preserve">Za dohvaćanje, ažuriranje, dodavanje i brisanje podataka u bazi korištene su </w:t>
+      </w:r>
+      <w:r>
+        <w:rPr>
+          <w:b/>
+        </w:rPr>
+        <w:t>spremljene procedure.</w:t>
+      </w:r>
+      <w:r>
+        <w:rPr>
+          <w:b/>
+        </w:rPr>
+        <w:t xml:space="preserve"> </w:t>
+      </w:r>
+    </w:p>
+    <w:p>
+      <w:r>
+        <w:t>Spremljena procedura (</w:t>
+      </w:r>
+      <w:r>
+        <w:rPr>
           <w:i/>
         </w:rPr>
-      </w:pPr>
-      <w:r>
-        <w:t xml:space="preserve">Za dohvaćanje, ažuriranje, dodavanje i brisanje podataka u bazi korištene su </w:t>
+        <w:t>stored procedure</w:t>
+      </w:r>
+      <w:r>
+        <w:t xml:space="preserve">) u SQL-u je skup SQL naredbi koji je pohranjen zajedno u bazi podataka. Na temelju naredbi unutar procedure i parametara </w:t>
+      </w:r>
+      <w:r>
+        <w:t>koji se prosljeđuju</w:t>
+      </w:r>
+      <w:r>
+        <w:t xml:space="preserve">, može izvršiti jednu ili više DML operacija na bazi podataka te vratiti vrijednost, ako postoji. Na taj način omogućava višekratno korištenje istih naredbi, čime se postiže ponovna upotrebljivost. </w:t>
+      </w:r>
+      <w:r>
+        <w:fldChar w:fldCharType="begin"/>
+      </w:r>
+      <w:r>
+        <w:instrText xml:space="preserve"> REF _Ref175485670 \r \h </w:instrText>
+      </w:r>
+      <w:r>
+        <w:fldChar w:fldCharType="separate"/>
+      </w:r>
+      <w:r>
+        <w:t>[1]</w:t>
+      </w:r>
+      <w:r>
+        <w:fldChar w:fldCharType="end"/>
+      </w:r>
+    </w:p>
+    <w:p>
+      <w:r>
+        <w:t>Na slikama ispod su</w:t>
+      </w:r>
+      <w:r>
+        <w:t xml:space="preserve"> prikazan</w:t>
+      </w:r>
+      <w:r>
+        <w:t xml:space="preserve">e </w:t>
+      </w:r>
+      <w:r>
+        <w:t>četiri s</w:t>
+      </w:r>
+      <w:r>
+        <w:t>premljene</w:t>
+      </w:r>
+      <w:r>
+        <w:t xml:space="preserve"> procedure,</w:t>
+      </w:r>
+      <w:r>
+        <w:t xml:space="preserve"> </w:t>
+      </w:r>
+      <w:r>
+        <w:t>izvršavajući</w:t>
+      </w:r>
+      <w:r>
+        <w:t xml:space="preserve"> operacije dohvaćanja, kreiranja, ažuriranje i brisanje redaka u tablici </w:t>
+      </w:r>
+      <w:r>
+        <w:t>Soba</w:t>
       </w:r>
       <w:r>
         <w:rPr>
           <w:b/>
           <w:i/>
         </w:rPr>
-        <w:t>spremljene procedure.</w:t>
-      </w:r>
-      <w:r>
-        <w:rPr>
-          <w:b/>
-          <w:i/>
-        </w:rPr>
-        <w:t xml:space="preserve"> </w:t>
-      </w:r>
-    </w:p>
-    <w:p>
-      <w:r>
-        <w:t xml:space="preserve">Spremljena procedura (stored procedure) u SQL-u je skup SQL naredbi koji je pohranjen zajedno u bazi podataka. Na temelju naredbi unutar procedure i parametara koje prosljeđujete, može izvršiti jednu ili više DML operacija na bazi podataka te vratiti vrijednost, ako postoji. Na taj način omogućava višekratno korištenje istih naredbi, čime se postiže ponovna upotrebljivost. </w:t>
-      </w:r>
-      <w:r>
-        <w:fldChar w:fldCharType="begin"/>
-      </w:r>
-      <w:r>
-        <w:instrText xml:space="preserve"> REF _Ref175485670 \r \h </w:instrText>
-      </w:r>
-      <w:r>
-        <w:fldChar w:fldCharType="separate"/>
-      </w:r>
-      <w:r>
-        <w:t>[1]</w:t>
-      </w:r>
-      <w:r>
-        <w:fldChar w:fldCharType="end"/>
-      </w:r>
-    </w:p>
-    <w:p>
-      <w:r>
-        <w:t>Na slikama ispod su</w:t>
-      </w:r>
-      <w:r>
-        <w:t xml:space="preserve"> prikazan</w:t>
-      </w:r>
-      <w:r>
-        <w:t xml:space="preserve">e </w:t>
-      </w:r>
-      <w:r>
-        <w:t>četiri s</w:t>
-      </w:r>
-      <w:r>
-        <w:t>premljene</w:t>
-      </w:r>
-      <w:r>
-        <w:t xml:space="preserve"> procedure,</w:t>
-      </w:r>
-      <w:r>
-        <w:t xml:space="preserve"> </w:t>
-      </w:r>
-      <w:r>
-        <w:t>izvršavajući</w:t>
-      </w:r>
-      <w:r>
-        <w:t xml:space="preserve"> operacije dohvaćanja, kreiranja, ažuriranje i brisanje redaka u tablici </w:t>
-      </w:r>
-      <w:r>
-        <w:rPr>
-          <w:b/>
-          <w:i/>
-        </w:rPr>
-        <w:t>Room</w:t>
-      </w:r>
-      <w:r>
         <w:t>.</w:t>
       </w:r>
     </w:p>
@@ -9800,7 +10380,7 @@
       <w:pPr>
         <w:pStyle w:val="Caption"/>
       </w:pPr>
-      <w:bookmarkStart w:id="36" w:name="_Toc176204100"/>
+      <w:bookmarkStart w:id="36" w:name="_Toc176385571"/>
       <w:r>
         <w:t xml:space="preserve">Kod </w:t>
       </w:r>
@@ -9908,7 +10488,7 @@
       <w:pPr>
         <w:pStyle w:val="Caption"/>
       </w:pPr>
-      <w:bookmarkStart w:id="37" w:name="_Toc176204101"/>
+      <w:bookmarkStart w:id="37" w:name="_Toc176385572"/>
       <w:r>
         <w:t xml:space="preserve">Kod </w:t>
       </w:r>
@@ -10014,7 +10594,7 @@
       <w:pPr>
         <w:pStyle w:val="Caption"/>
       </w:pPr>
-      <w:bookmarkStart w:id="38" w:name="_Toc176204102"/>
+      <w:bookmarkStart w:id="38" w:name="_Toc176385573"/>
       <w:r>
         <w:t xml:space="preserve">Kod </w:t>
       </w:r>
@@ -10119,7 +10699,7 @@
       <w:pPr>
         <w:pStyle w:val="Caption"/>
       </w:pPr>
-      <w:bookmarkStart w:id="39" w:name="_Toc176204103"/>
+      <w:bookmarkStart w:id="39" w:name="_Toc176385574"/>
       <w:r>
         <w:t xml:space="preserve">Kod </w:t>
       </w:r>
@@ -10171,47 +10751,68 @@
     <w:p>
       <w:r>
         <w:lastRenderedPageBreak/>
-        <w:t xml:space="preserve">Spremljene procedure se pozivaju unutar aplikacije koristeći klasu </w:t>
+        <w:t>Spremljene procedure se pozivaju unutar aplikacije koristeći klasu</w:t>
+      </w:r>
+      <w:r>
+        <w:t xml:space="preserve"> </w:t>
       </w:r>
       <w:r>
         <w:rPr>
           <w:rStyle w:val="Strong"/>
+          <w:b w:val="0"/>
+        </w:rPr>
+        <w:t>DBConnection</w:t>
+      </w:r>
+      <w:r>
+        <w:t xml:space="preserve"> koja se nalazi u mapi </w:t>
+      </w:r>
+      <w:r>
+        <w:rPr>
+          <w:rStyle w:val="Strong"/>
+          <w:b w:val="0"/>
+        </w:rPr>
+        <w:t>Classes</w:t>
+      </w:r>
+      <w:r>
+        <w:t>. Ova klasa ima metodu</w:t>
+      </w:r>
+      <w:r>
+        <w:rPr>
           <w:i/>
         </w:rPr>
-        <w:t>DBConnection</w:t>
-      </w:r>
-      <w:r>
-        <w:t xml:space="preserve"> koja se nalazi u mapi </w:t>
-      </w:r>
-      <w:r>
-        <w:rPr>
-          <w:rStyle w:val="Strong"/>
+        <w:t xml:space="preserve"> </w:t>
+      </w:r>
+      <w:r>
+        <w:t>ExecuteStoredProcedures</w:t>
+      </w:r>
+      <w:r>
+        <w:t>()</w:t>
+      </w:r>
+      <w:r>
+        <w:t xml:space="preserve"> koja omogućava izvršavanje spremljenih procedura s parametrima </w:t>
+      </w:r>
+      <w:r>
+        <w:t xml:space="preserve">iz </w:t>
+      </w:r>
+      <w:r>
+        <w:rPr>
           <w:i/>
         </w:rPr>
-        <w:t>Classes</w:t>
-      </w:r>
-      <w:r>
-        <w:t xml:space="preserve">. Ova klasa ima metodu </w:t>
-      </w:r>
-      <w:r>
-        <w:rPr>
-          <w:b/>
-          <w:i/>
-        </w:rPr>
-        <w:t>ExecuteStoredProcedures</w:t>
-      </w:r>
-      <w:r>
-        <w:t xml:space="preserve"> koja omogućava izvršavanje spremljenih procedura s parametrima iz </w:t>
-      </w:r>
-      <w:r>
-        <w:rPr>
-          <w:b/>
-          <w:i/>
-        </w:rPr>
         <w:t>C#</w:t>
       </w:r>
       <w:r>
         <w:t xml:space="preserve"> koda. Na ovaj način aplikacija komunicira s bazom podataka i vrši potrebne operacije.</w:t>
+      </w:r>
+    </w:p>
+    <w:p>
+      <w:r>
+        <w:t xml:space="preserve">Na slici ispod je prikazan </w:t>
+      </w:r>
+      <w:r>
+        <w:t>kôd</w:t>
+      </w:r>
+      <w:r>
+        <w:t xml:space="preserve"> metode za izvršavanje spremljenih procedura u bazi podataka.</w:t>
       </w:r>
     </w:p>
     <w:p>
@@ -10271,7 +10872,7 @@
       <w:pPr>
         <w:pStyle w:val="Caption"/>
       </w:pPr>
-      <w:bookmarkStart w:id="40" w:name="_Toc176204104"/>
+      <w:bookmarkStart w:id="40" w:name="_Toc176385575"/>
       <w:r>
         <w:t xml:space="preserve">Kod </w:t>
       </w:r>
@@ -10324,7 +10925,13 @@
     </w:p>
     <w:p>
       <w:r>
-        <w:t>Također postoji i metoda za izvršavanje SQL naredbi u slučaju da postoje neki mali upiti za brzo dohvaćanje podataka.</w:t>
+        <w:t>Također postoji i metoda za izvršavanje SQL naredbi u slučaju da postoje neki ma</w:t>
+      </w:r>
+      <w:r>
+        <w:t>nji</w:t>
+      </w:r>
+      <w:r>
+        <w:t xml:space="preserve"> upiti za brzo dohvaćanje podataka.</w:t>
       </w:r>
     </w:p>
     <w:p>
@@ -10384,7 +10991,7 @@
       <w:pPr>
         <w:pStyle w:val="Caption"/>
       </w:pPr>
-      <w:bookmarkStart w:id="41" w:name="_Toc176204105"/>
+      <w:bookmarkStart w:id="41" w:name="_Toc176385576"/>
       <w:r>
         <w:t xml:space="preserve">Kod </w:t>
       </w:r>
@@ -10437,7 +11044,7 @@
       <w:pPr>
         <w:pStyle w:val="Heading2"/>
       </w:pPr>
-      <w:bookmarkStart w:id="42" w:name="_Toc176299307"/>
+      <w:bookmarkStart w:id="42" w:name="_Toc176380896"/>
       <w:r>
         <w:lastRenderedPageBreak/>
         <w:t>Detaljni prikaz sučelja aplikacije</w:t>
@@ -10553,7 +11160,7 @@
       <w:pPr>
         <w:pStyle w:val="Caption"/>
       </w:pPr>
-      <w:bookmarkStart w:id="43" w:name="_Toc176204091"/>
+      <w:bookmarkStart w:id="43" w:name="_Toc176386476"/>
       <w:r>
         <w:t xml:space="preserve">Slika </w:t>
       </w:r>
@@ -10591,7 +11198,7 @@
         <w:rPr>
           <w:noProof/>
         </w:rPr>
-        <w:t>8</w:t>
+        <w:t>9</w:t>
       </w:r>
       <w:r>
         <w:fldChar w:fldCharType="end"/>
@@ -10611,7 +11218,6 @@
       <w:r>
         <w:rPr>
           <w:b/>
-          <w:i/>
         </w:rPr>
         <w:t>UserForm</w:t>
       </w:r>
@@ -10677,7 +11283,7 @@
       <w:pPr>
         <w:pStyle w:val="Caption"/>
       </w:pPr>
-      <w:bookmarkStart w:id="44" w:name="_Toc176204092"/>
+      <w:bookmarkStart w:id="44" w:name="_Toc176386477"/>
       <w:r>
         <w:t xml:space="preserve">Slika </w:t>
       </w:r>
@@ -10715,7 +11321,7 @@
         <w:rPr>
           <w:noProof/>
         </w:rPr>
-        <w:t>9</w:t>
+        <w:t>10</w:t>
       </w:r>
       <w:r>
         <w:fldChar w:fldCharType="end"/>
@@ -10731,7 +11337,19 @@
         <w:jc w:val="left"/>
       </w:pPr>
       <w:r>
-        <w:t xml:space="preserve">S lijeve strane nalazi se alatna traka ili "sidebar" s nekim opcijama koje sadrže dodatne podopcije. Kao primjer prikazane su forme za entitet </w:t>
+        <w:t>S lijeve strane nala</w:t>
+      </w:r>
+      <w:r>
+        <w:t xml:space="preserve">zi se alatna traka ili </w:t>
+      </w:r>
+      <w:r>
+        <w:rPr>
+          <w:i/>
+        </w:rPr>
+        <w:t>sidebar</w:t>
+      </w:r>
+      <w:r>
+        <w:t xml:space="preserve"> s nekim opcijama koje sadrže dodatne podopcije. Kao primjer prikazane su forme za entitet </w:t>
       </w:r>
       <w:r>
         <w:rPr>
@@ -10746,7 +11364,6 @@
     <w:p>
       <w:pPr>
         <w:keepNext/>
-        <w:jc w:val="left"/>
       </w:pPr>
       <w:r>
         <w:rPr>
@@ -10754,7 +11371,7 @@
           <w:lang w:eastAsia="hr-HR"/>
         </w:rPr>
         <w:drawing>
-          <wp:inline distT="0" distB="0" distL="0" distR="0" wp14:anchorId="6885FA4B" wp14:editId="21DD5686">
+          <wp:inline distT="0" distB="0" distL="0" distR="0" wp14:anchorId="6885FA4B" wp14:editId="3DDA072B">
             <wp:extent cx="5760085" cy="3060065"/>
             <wp:effectExtent l="0" t="0" r="0" b="6985"/>
             <wp:docPr id="28" name="Picture 28"/>
@@ -10783,7 +11400,7 @@
                   <pic:spPr>
                     <a:xfrm>
                       <a:off x="0" y="0"/>
-                      <a:ext cx="5760085" cy="3060065"/>
+                      <a:ext cx="5765621" cy="3063006"/>
                     </a:xfrm>
                     <a:prstGeom prst="rect">
                       <a:avLst/>
@@ -10800,7 +11417,7 @@
       <w:pPr>
         <w:pStyle w:val="Caption"/>
       </w:pPr>
-      <w:bookmarkStart w:id="45" w:name="_Toc176204093"/>
+      <w:bookmarkStart w:id="45" w:name="_Toc176386478"/>
       <w:r>
         <w:t xml:space="preserve">Slika </w:t>
       </w:r>
@@ -10838,7 +11455,7 @@
         <w:rPr>
           <w:noProof/>
         </w:rPr>
-        <w:t>10</w:t>
+        <w:t>11</w:t>
       </w:r>
       <w:r>
         <w:fldChar w:fldCharType="end"/>
@@ -10861,9 +11478,9 @@
         </w:rPr>
         <w:lastRenderedPageBreak/>
         <w:drawing>
-          <wp:inline distT="0" distB="0" distL="0" distR="0" wp14:anchorId="544906C2" wp14:editId="4A797AF7">
-            <wp:extent cx="5391150" cy="3423330"/>
-            <wp:effectExtent l="0" t="0" r="0" b="5715"/>
+          <wp:inline distT="0" distB="0" distL="0" distR="0" wp14:anchorId="544906C2" wp14:editId="0330C3D7">
+            <wp:extent cx="5138831" cy="3263110"/>
+            <wp:effectExtent l="0" t="0" r="5080" b="0"/>
             <wp:docPr id="29" name="Picture 29"/>
             <wp:cNvGraphicFramePr>
               <a:graphicFrameLocks xmlns:a="http://schemas.openxmlformats.org/drawingml/2006/main" noChangeAspect="1"/>
@@ -10890,7 +11507,7 @@
                   <pic:spPr>
                     <a:xfrm>
                       <a:off x="0" y="0"/>
-                      <a:ext cx="5393482" cy="3424811"/>
+                      <a:ext cx="5142416" cy="3265386"/>
                     </a:xfrm>
                     <a:prstGeom prst="rect">
                       <a:avLst/>
@@ -10907,7 +11524,7 @@
       <w:pPr>
         <w:pStyle w:val="Caption"/>
       </w:pPr>
-      <w:bookmarkStart w:id="46" w:name="_Toc176204094"/>
+      <w:bookmarkStart w:id="46" w:name="_Toc176386479"/>
       <w:r>
         <w:t xml:space="preserve">Slika </w:t>
       </w:r>
@@ -10945,7 +11562,7 @@
         <w:rPr>
           <w:noProof/>
         </w:rPr>
-        <w:t>11</w:t>
+        <w:t>12</w:t>
       </w:r>
       <w:r>
         <w:fldChar w:fldCharType="end"/>
@@ -10966,9 +11583,9 @@
           <w:lang w:eastAsia="hr-HR"/>
         </w:rPr>
         <w:drawing>
-          <wp:inline distT="0" distB="0" distL="0" distR="0" wp14:anchorId="2396F97B" wp14:editId="625DA3FA">
-            <wp:extent cx="5219297" cy="3611302"/>
-            <wp:effectExtent l="0" t="0" r="635" b="8255"/>
+          <wp:inline distT="0" distB="0" distL="0" distR="0" wp14:anchorId="2396F97B" wp14:editId="6A7A1E6B">
+            <wp:extent cx="5126714" cy="3547242"/>
+            <wp:effectExtent l="0" t="0" r="0" b="0"/>
             <wp:docPr id="30" name="Picture 30"/>
             <wp:cNvGraphicFramePr>
               <a:graphicFrameLocks xmlns:a="http://schemas.openxmlformats.org/drawingml/2006/main" noChangeAspect="1"/>
@@ -10995,7 +11612,7 @@
                   <pic:spPr>
                     <a:xfrm>
                       <a:off x="0" y="0"/>
-                      <a:ext cx="5238522" cy="3624604"/>
+                      <a:ext cx="5156225" cy="3567661"/>
                     </a:xfrm>
                     <a:prstGeom prst="rect">
                       <a:avLst/>
@@ -11012,7 +11629,7 @@
       <w:pPr>
         <w:pStyle w:val="Caption"/>
       </w:pPr>
-      <w:bookmarkStart w:id="47" w:name="_Toc176204095"/>
+      <w:bookmarkStart w:id="47" w:name="_Toc176386480"/>
       <w:r>
         <w:t xml:space="preserve">Slika </w:t>
       </w:r>
@@ -11050,7 +11667,7 @@
         <w:rPr>
           <w:noProof/>
         </w:rPr>
-        <w:t>12</w:t>
+        <w:t>13</w:t>
       </w:r>
       <w:r>
         <w:fldChar w:fldCharType="end"/>
@@ -11064,16 +11681,25 @@
     <w:p>
       <w:r>
         <w:lastRenderedPageBreak/>
-        <w:t>Forma za upravljanje reze</w:t>
-      </w:r>
-      <w:r>
-        <w:t xml:space="preserve">rvacijama sadrži popis svih </w:t>
-      </w:r>
-      <w:r>
-        <w:t>pri čemu je moguće kl</w:t>
-      </w:r>
-      <w:r>
-        <w:t xml:space="preserve">iknuti na određenu rezervaciju. </w:t>
+        <w:t>Forma za upravljanje rezervacijama dizajnirana je kako bi omogućila praćenje i upravljanje svim rezervacijama unutar hotela. Na ovoj formi prikazan je popis svih rezervacija,</w:t>
+      </w:r>
+      <w:r>
+        <w:t xml:space="preserve"> koji uključuje </w:t>
+      </w:r>
+      <w:r>
+        <w:t xml:space="preserve">informacije kao što su datum </w:t>
+      </w:r>
+      <w:r>
+        <w:t xml:space="preserve">početka i kraja rezervacije, datum dolaska i odlaska, broj </w:t>
+      </w:r>
+      <w:r>
+        <w:t xml:space="preserve">i tip </w:t>
+      </w:r>
+      <w:r>
+        <w:t>sobe</w:t>
+      </w:r>
+      <w:r>
+        <w:t xml:space="preserve"> i status rezervacije.</w:t>
       </w:r>
     </w:p>
     <w:p>
@@ -11087,9 +11713,9 @@
           <w:lang w:eastAsia="hr-HR"/>
         </w:rPr>
         <w:drawing>
-          <wp:inline distT="0" distB="0" distL="0" distR="0" wp14:anchorId="45EF8D47" wp14:editId="41AB6027">
-            <wp:extent cx="5245100" cy="2781273"/>
-            <wp:effectExtent l="0" t="0" r="0" b="635"/>
+          <wp:inline distT="0" distB="0" distL="0" distR="0" wp14:anchorId="45EF8D47" wp14:editId="7B7E8A36">
+            <wp:extent cx="5724161" cy="3035300"/>
+            <wp:effectExtent l="0" t="0" r="0" b="0"/>
             <wp:docPr id="31" name="Picture 31"/>
             <wp:cNvGraphicFramePr>
               <a:graphicFrameLocks xmlns:a="http://schemas.openxmlformats.org/drawingml/2006/main" noChangeAspect="1"/>
@@ -11116,7 +11742,7 @@
                   <pic:spPr>
                     <a:xfrm>
                       <a:off x="0" y="0"/>
-                      <a:ext cx="5252026" cy="2784946"/>
+                      <a:ext cx="5741933" cy="3044724"/>
                     </a:xfrm>
                     <a:prstGeom prst="rect">
                       <a:avLst/>
@@ -11133,7 +11759,7 @@
       <w:pPr>
         <w:pStyle w:val="Caption"/>
       </w:pPr>
-      <w:bookmarkStart w:id="48" w:name="_Toc176204096"/>
+      <w:bookmarkStart w:id="48" w:name="_Toc176386481"/>
       <w:r>
         <w:t xml:space="preserve">Slika </w:t>
       </w:r>
@@ -11171,7 +11797,7 @@
         <w:rPr>
           <w:noProof/>
         </w:rPr>
-        <w:t>13</w:t>
+        <w:t>14</w:t>
       </w:r>
       <w:r>
         <w:fldChar w:fldCharType="end"/>
@@ -11183,27 +11809,28 @@
     </w:p>
     <w:p>
       <w:r>
-        <w:t>Za odabranu rezervaciju mogu se vidjeti detalji koji nisu prikazani u tablici rezervacija, kao i izmijeniti ili izbrisati rezervacija.</w:t>
-      </w:r>
-    </w:p>
-    <w:p>
-      <w:r>
-        <w:t>Forme za kreiranje i ažuriranje rezervacija izgledaju vrlo slično, ali se umjesto prikaza podataka nalaze polja za unos ili izmjenu podataka.</w:t>
+        <w:t xml:space="preserve">Korisnici mogu pregledati detalje pojedinačne rezervacije klikom na nju u popisu. Kada se na primjer odabere određena rezervacija, prikazuju se dodatni detalji o toj rezervaciji, uključujući informacije o gostima, dodatne usluge i ostale dodatne informacije o rezervaciji. Ovaj pristup omogućava zaposlenicima hotela da brzo i jednostavno dođu do svih relevantnih informacija o rezervaciji, čime se poboljšava brzina </w:t>
+      </w:r>
+      <w:r>
+        <w:t>i preciznost obrade rezervacija</w:t>
+      </w:r>
+      <w:r>
+        <w:t>.</w:t>
       </w:r>
     </w:p>
     <w:p>
       <w:pPr>
         <w:keepNext/>
-        <w:jc w:val="center"/>
       </w:pPr>
       <w:r>
         <w:rPr>
           <w:noProof/>
           <w:lang w:eastAsia="hr-HR"/>
         </w:rPr>
+        <w:lastRenderedPageBreak/>
         <w:drawing>
-          <wp:inline distT="0" distB="0" distL="0" distR="0" wp14:anchorId="0F13E77D" wp14:editId="6688C032">
-            <wp:extent cx="4864100" cy="2917603"/>
+          <wp:inline distT="0" distB="0" distL="0" distR="0" wp14:anchorId="0F13E77D" wp14:editId="61568B62">
+            <wp:extent cx="5591541" cy="3353940"/>
             <wp:effectExtent l="0" t="0" r="0" b="0"/>
             <wp:docPr id="7" name="Picture 7"/>
             <wp:cNvGraphicFramePr>
@@ -11231,7 +11858,7 @@
                   <pic:spPr>
                     <a:xfrm>
                       <a:off x="0" y="0"/>
-                      <a:ext cx="4901179" cy="2939844"/>
+                      <a:ext cx="5683118" cy="3408870"/>
                     </a:xfrm>
                     <a:prstGeom prst="rect">
                       <a:avLst/>
@@ -11248,7 +11875,7 @@
       <w:pPr>
         <w:pStyle w:val="Caption"/>
       </w:pPr>
-      <w:bookmarkStart w:id="49" w:name="_Toc176204097"/>
+      <w:bookmarkStart w:id="49" w:name="_Toc176386482"/>
       <w:r>
         <w:t xml:space="preserve">Slika </w:t>
       </w:r>
@@ -11286,7 +11913,7 @@
         <w:rPr>
           <w:noProof/>
         </w:rPr>
-        <w:t>14</w:t>
+        <w:t>15</w:t>
       </w:r>
       <w:r>
         <w:fldChar w:fldCharType="end"/>
@@ -11298,26 +11925,32 @@
     </w:p>
     <w:p>
       <w:r>
-        <w:lastRenderedPageBreak/>
+        <w:t>Forme za kreiranje i ažuriranje rezervacija izgledaju vrlo slično, ali se umjesto prikaza podataka nalaze polja za unos ili izmjenu podataka</w:t>
+      </w:r>
+      <w:r>
+        <w:t>.</w:t>
+      </w:r>
+    </w:p>
+    <w:p>
+      <w:r>
         <w:t>Unos gostiju vrši se prilikom kreiranja rezervacije, gdje se dodaju gosti povezani s tom rezervacijom. Gost se može odabrati s već postojeće liste gostiju ili se može kreirati novi unosom osobnih podataka te identifikacijskih podataka poput broja osobne iskaznice, OIB-a i slično.</w:t>
       </w:r>
-      <w:r>
-        <w:t xml:space="preserve">. </w:t>
-      </w:r>
     </w:p>
     <w:p>
       <w:pPr>
         <w:keepNext/>
+        <w:jc w:val="center"/>
       </w:pPr>
       <w:r>
         <w:rPr>
           <w:noProof/>
           <w:lang w:eastAsia="hr-HR"/>
         </w:rPr>
+        <w:lastRenderedPageBreak/>
         <w:drawing>
-          <wp:inline distT="0" distB="0" distL="0" distR="0" wp14:anchorId="4F66DF23" wp14:editId="4705B063">
-            <wp:extent cx="5760085" cy="4286885"/>
-            <wp:effectExtent l="0" t="0" r="0" b="0"/>
+          <wp:inline distT="0" distB="0" distL="0" distR="0" wp14:anchorId="4F66DF23" wp14:editId="4F295522">
+            <wp:extent cx="5700300" cy="4242391"/>
+            <wp:effectExtent l="0" t="0" r="0" b="6350"/>
             <wp:docPr id="9" name="Picture 9"/>
             <wp:cNvGraphicFramePr>
               <a:graphicFrameLocks xmlns:a="http://schemas.openxmlformats.org/drawingml/2006/main" noChangeAspect="1"/>
@@ -11344,7 +11977,7 @@
                   <pic:spPr>
                     <a:xfrm>
                       <a:off x="0" y="0"/>
-                      <a:ext cx="5760085" cy="4286885"/>
+                      <a:ext cx="5745061" cy="4275704"/>
                     </a:xfrm>
                     <a:prstGeom prst="rect">
                       <a:avLst/>
@@ -11361,7 +11994,7 @@
       <w:pPr>
         <w:pStyle w:val="Caption"/>
       </w:pPr>
-      <w:bookmarkStart w:id="50" w:name="_Toc176204098"/>
+      <w:bookmarkStart w:id="50" w:name="_Toc176386483"/>
       <w:r>
         <w:t xml:space="preserve">Slika </w:t>
       </w:r>
@@ -11399,7 +12032,7 @@
         <w:rPr>
           <w:noProof/>
         </w:rPr>
-        <w:t>15</w:t>
+        <w:t>16</w:t>
       </w:r>
       <w:r>
         <w:fldChar w:fldCharType="end"/>
@@ -11414,7 +12047,7 @@
       <w:pPr>
         <w:pStyle w:val="Heading1"/>
       </w:pPr>
-      <w:bookmarkStart w:id="51" w:name="_Toc176299308"/>
+      <w:bookmarkStart w:id="51" w:name="_Toc176380897"/>
       <w:r>
         <w:lastRenderedPageBreak/>
         <w:t>IMPLEMENTACIJA APLIKACIJE</w:t>
@@ -11425,7 +12058,7 @@
       <w:pPr>
         <w:pStyle w:val="Heading2"/>
       </w:pPr>
-      <w:bookmarkStart w:id="52" w:name="_Toc176299309"/>
+      <w:bookmarkStart w:id="52" w:name="_Toc176380898"/>
       <w:r>
         <w:t>Korištene tehnologije</w:t>
       </w:r>
@@ -11435,7 +12068,7 @@
       <w:pPr>
         <w:pStyle w:val="Heading3"/>
       </w:pPr>
-      <w:bookmarkStart w:id="53" w:name="_Toc176299310"/>
+      <w:bookmarkStart w:id="53" w:name="_Toc176380899"/>
       <w:r>
         <w:t>Windows Forms</w:t>
       </w:r>
@@ -11447,91 +12080,53 @@
       </w:pPr>
       <w:r>
         <w:rPr>
-          <w:b/>
           <w:i/>
         </w:rPr>
         <w:t>Windows Forms</w:t>
       </w:r>
       <w:r>
-        <w:t xml:space="preserve">, također poznat kao </w:t>
-      </w:r>
-      <w:r>
-        <w:rPr>
-          <w:b/>
-          <w:i/>
-        </w:rPr>
-        <w:t>WinForms</w:t>
+        <w:t>, također poznat kao</w:t>
+      </w:r>
+      <w:r>
+        <w:t xml:space="preserve"> WinForms</w:t>
       </w:r>
       <w:r>
         <w:t>, je okvir za izradu grafičkih korisničkih sučelja (</w:t>
       </w:r>
       <w:r>
-        <w:rPr>
-          <w:i/>
-        </w:rPr>
         <w:t>GUI</w:t>
       </w:r>
       <w:r>
-        <w:t xml:space="preserve">) na </w:t>
-      </w:r>
-      <w:r>
-        <w:rPr>
-          <w:i/>
-        </w:rPr>
-        <w:t>Windows</w:t>
-      </w:r>
-      <w:r>
-        <w:t xml:space="preserve"> platformi. Predstavljen je kao dio .</w:t>
-      </w:r>
-      <w:r>
-        <w:rPr>
-          <w:i/>
-        </w:rPr>
-        <w:t>NET</w:t>
+        <w:t>) na</w:t>
+      </w:r>
+      <w:r>
+        <w:t xml:space="preserve"> Windows</w:t>
+      </w:r>
+      <w:r>
+        <w:t xml:space="preserve"> platformi. Predstavljen je kao dio </w:t>
+      </w:r>
+      <w:r>
+        <w:t>.NET Frameworka</w:t>
+      </w:r>
+      <w:r>
+        <w:t xml:space="preserve"> 2002. godine, zajedno s prvom verzijom </w:t>
+      </w:r>
+      <w:r>
+        <w:t>Visual Studio .NET alata. WinForms</w:t>
+      </w:r>
+      <w:r>
+        <w:t xml:space="preserve"> omogućava razvoj </w:t>
+      </w:r>
+      <w:r>
+        <w:t>desktop</w:t>
+      </w:r>
+      <w:r>
+        <w:t xml:space="preserve"> aplikacija s kontrolama poput gumba, tekstualnih okvira, padajućih izbornika i drugih grafičkih elemenata.</w:t>
       </w:r>
       <w:r>
         <w:t xml:space="preserve"> </w:t>
       </w:r>
       <w:r>
-        <w:rPr>
-          <w:i/>
-        </w:rPr>
-        <w:t>Frameworka</w:t>
-      </w:r>
-      <w:r>
-        <w:t xml:space="preserve"> 2002. godine, zajedno s prvom verzijom </w:t>
-      </w:r>
-      <w:r>
-        <w:rPr>
-          <w:i/>
-        </w:rPr>
-        <w:t>Visual Studio .NET</w:t>
-      </w:r>
-      <w:r>
-        <w:t xml:space="preserve"> alata. </w:t>
-      </w:r>
-      <w:r>
-        <w:rPr>
-          <w:i/>
-        </w:rPr>
-        <w:t>WinForms</w:t>
-      </w:r>
-      <w:r>
-        <w:t xml:space="preserve"> omogućava razvoj </w:t>
-      </w:r>
-      <w:r>
-        <w:rPr>
-          <w:i/>
-        </w:rPr>
-        <w:t>desktop</w:t>
-      </w:r>
-      <w:r>
-        <w:t xml:space="preserve"> aplikacija s kontrolama poput gumba, tekstualnih okvira, padajućih izbornika i drugih grafičkih elemenata.</w:t>
-      </w:r>
-      <w:r>
-        <w:t xml:space="preserve"> </w:t>
-      </w:r>
-      <w:r>
         <w:fldChar w:fldCharType="begin"/>
       </w:r>
       <w:r>
@@ -11555,9 +12150,6 @@
         <w:t xml:space="preserve">Kroz godine, </w:t>
       </w:r>
       <w:r>
-        <w:rPr>
-          <w:i/>
-        </w:rPr>
         <w:t>Windows Forms</w:t>
       </w:r>
       <w:r>
@@ -11637,7 +12229,7 @@
       <w:pPr>
         <w:pStyle w:val="Heading3"/>
       </w:pPr>
-      <w:bookmarkStart w:id="54" w:name="_Toc176299311"/>
+      <w:bookmarkStart w:id="54" w:name="_Toc176380900"/>
       <w:r>
         <w:t>.NET i C#</w:t>
       </w:r>
@@ -11967,7 +12559,7 @@
       <w:pPr>
         <w:pStyle w:val="Heading3"/>
       </w:pPr>
-      <w:bookmarkStart w:id="55" w:name="_Toc176299312"/>
+      <w:bookmarkStart w:id="55" w:name="_Toc176380901"/>
       <w:r>
         <w:t>Microsoft SQL Server</w:t>
       </w:r>
@@ -12098,6 +12690,7 @@
       <w:pPr>
         <w:pStyle w:val="Caption"/>
       </w:pPr>
+      <w:bookmarkStart w:id="56" w:name="_Toc176386484"/>
       <w:r>
         <w:t xml:space="preserve">Slika </w:t>
       </w:r>
@@ -12143,48 +12736,207 @@
       <w:r>
         <w:t xml:space="preserve"> – Microsoft SQL Server Management Studio</w:t>
       </w:r>
+      <w:bookmarkEnd w:id="56"/>
     </w:p>
     <w:p>
       <w:pPr>
         <w:pStyle w:val="Heading1"/>
       </w:pPr>
-      <w:bookmarkStart w:id="56" w:name="_Toc176299313"/>
+      <w:bookmarkStart w:id="57" w:name="_Toc176380902"/>
       <w:r>
         <w:lastRenderedPageBreak/>
         <w:t>ZAKLJUČAK</w:t>
       </w:r>
-      <w:bookmarkEnd w:id="56"/>
-    </w:p>
-    <w:p>
-      <w:r>
-        <w:t xml:space="preserve">U ovom poglavlju (na 1-2 stranice) potrebno je </w:t>
-      </w:r>
-      <w:r>
-        <w:t xml:space="preserve">sažeti ključne rezultate do kojih se došlo </w:t>
-      </w:r>
-      <w:r>
-        <w:t>tijekom istraživanja i/ili rada</w:t>
-      </w:r>
-      <w:r>
-        <w:t xml:space="preserve"> te što bi se moglo/trebalo dalje raditi</w:t>
-      </w:r>
-      <w:r>
-        <w:t xml:space="preserve"> / razvijati / istražiti / popraviti / unaprijediti.</w:t>
+      <w:bookmarkEnd w:id="57"/>
+    </w:p>
+    <w:p>
+      <w:r>
+        <w:t xml:space="preserve">Tijekom </w:t>
+      </w:r>
+      <w:r>
+        <w:t>dizajniranja</w:t>
+      </w:r>
+      <w:r>
+        <w:t xml:space="preserve"> i razvoja </w:t>
+      </w:r>
+      <w:r>
+        <w:rPr>
+          <w:i/>
+        </w:rPr>
+        <w:t>desktop</w:t>
+      </w:r>
+      <w:r>
+        <w:t xml:space="preserve"> aplikacije za upravljanje hotelskim poslovanjem ostvareni su značajni rezultati i postignuti ciljevi.</w:t>
+      </w:r>
+    </w:p>
+    <w:p>
+      <w:r>
+        <w:rPr>
+          <w:b/>
+        </w:rPr>
+        <w:t>Postignuti rezultati</w:t>
+      </w:r>
+      <w:r>
+        <w:rPr>
+          <w:b/>
+        </w:rPr>
+        <w:t xml:space="preserve"> :</w:t>
+      </w:r>
+      <w:r>
+        <w:rPr>
+          <w:b/>
+        </w:rPr>
+        <w:t xml:space="preserve"> </w:t>
+      </w:r>
+      <w:r>
+        <w:t>Tijekom</w:t>
+      </w:r>
+      <w:r>
+        <w:t xml:space="preserve"> razvoj</w:t>
+      </w:r>
+      <w:r>
+        <w:t>a</w:t>
+      </w:r>
+      <w:r>
+        <w:t xml:space="preserve"> </w:t>
+      </w:r>
+      <w:r>
+        <w:rPr>
+          <w:i/>
+        </w:rPr>
+        <w:t xml:space="preserve">desktop </w:t>
+      </w:r>
+      <w:r>
+        <w:t xml:space="preserve">aplikacije za upravljanje hotelskim poslovanjem postignuti su značajni rezultati. Aplikacija je uspješno implementirana kako bi obuhvatila sve </w:t>
+      </w:r>
+      <w:r>
+        <w:t xml:space="preserve">glavne </w:t>
+      </w:r>
+      <w:r>
+        <w:t xml:space="preserve">aspekte hotelskog poslovanja, uključujući upravljanje rezervacijama, evidenciju gostiju, te procese </w:t>
+      </w:r>
+      <w:r>
+        <w:rPr>
+          <w:i/>
+        </w:rPr>
+        <w:t>check-in</w:t>
+      </w:r>
+      <w:r>
+        <w:t xml:space="preserve"> i </w:t>
+      </w:r>
+      <w:r>
+        <w:rPr>
+          <w:i/>
+        </w:rPr>
+        <w:t>check-out</w:t>
+      </w:r>
+      <w:r>
+        <w:t>. Razvijen je sustav koji omogućava jednostavno praćenje dostupnosti soba i rukovanj</w:t>
+      </w:r>
+      <w:r>
+        <w:t xml:space="preserve">e svim potrebnim informacijama. </w:t>
+      </w:r>
+      <w:r>
+        <w:t xml:space="preserve">Korištenje tehnologija kao što su .NET, C#, Windows Forms i Microsoft SQL Server omogućilo je stvaranje stabilne i pouzdane aplikacije. Ova kombinacija alata pružila je jednostavno sučelje i </w:t>
+      </w:r>
+      <w:r>
+        <w:t xml:space="preserve">preciznu </w:t>
+      </w:r>
+      <w:r>
+        <w:t>obrad</w:t>
+      </w:r>
+      <w:r>
+        <w:t xml:space="preserve">u podataka, što </w:t>
+      </w:r>
+      <w:r>
+        <w:t>znatno</w:t>
+      </w:r>
+      <w:r>
+        <w:t xml:space="preserve"> olakša</w:t>
+      </w:r>
+      <w:r>
+        <w:t>va</w:t>
+      </w:r>
+      <w:r>
+        <w:t xml:space="preserve"> svakodnevne zadatke zaposlenicima hotela</w:t>
       </w:r>
       <w:r>
         <w:t>.</w:t>
       </w:r>
     </w:p>
     <w:p>
+      <w:r>
+        <w:rPr>
+          <w:b/>
+        </w:rPr>
+        <w:t>Daljnji razvoj</w:t>
+      </w:r>
+      <w:r>
+        <w:rPr>
+          <w:b/>
+        </w:rPr>
+        <w:t xml:space="preserve"> :</w:t>
+      </w:r>
+      <w:r>
+        <w:t xml:space="preserve"> </w:t>
+      </w:r>
+      <w:r>
+        <w:t xml:space="preserve">Unatoč uspješno implementiranim osnovnim funkcionalnostima, postoji prostor za daljnji </w:t>
+      </w:r>
+      <w:r>
+        <w:t>razvoj i poboljšanje aplikacije.</w:t>
+      </w:r>
+      <w:r>
+        <w:t xml:space="preserve"> To uključuje p</w:t>
+      </w:r>
+      <w:r>
+        <w:t>rilagodbu arhitekture sustava kako bi se omogućila povezanost s udaljenim bazama podataka, što bi omogućilo veću fleksibilnost i pristup podacima s različitih lokacija. Također trebalo bi dodati nove funkcionalnosti za praćenje prihoda i rashoda, što bi omogućilo detaljnije financijsko up</w:t>
+      </w:r>
+      <w:r>
+        <w:t xml:space="preserve">ravljanje i analizu poslovanja. </w:t>
+      </w:r>
+      <w:r>
+        <w:t xml:space="preserve">Integracijom s </w:t>
+      </w:r>
+      <w:r>
+        <w:rPr>
+          <w:i/>
+        </w:rPr>
+        <w:t>web</w:t>
+      </w:r>
+      <w:r>
+        <w:t xml:space="preserve"> sučeljem za simulaciju </w:t>
+      </w:r>
+      <w:r>
+        <w:rPr>
+          <w:i/>
+        </w:rPr>
+        <w:t>online</w:t>
+      </w:r>
+      <w:r>
+        <w:t xml:space="preserve"> rezervacija i testiranje procesa rezervacije bi se proširila dostupnost aplikacije i poboljšala korisnička iskustva.</w:t>
+      </w:r>
+    </w:p>
+    <w:p>
+      <w:pPr>
+        <w:rPr>
+          <w:b/>
+        </w:rPr>
+      </w:pPr>
+      <w:r>
+        <w:tab/>
+      </w:r>
+    </w:p>
+    <w:p>
       <w:pPr>
         <w:pStyle w:val="Prilog1"/>
       </w:pPr>
-      <w:bookmarkStart w:id="57" w:name="_Toc176299314"/>
+      <w:bookmarkStart w:id="58" w:name="_Toc176380903"/>
       <w:r>
         <w:lastRenderedPageBreak/>
         <w:t>LITERATURA</w:t>
       </w:r>
-      <w:bookmarkEnd w:id="57"/>
+      <w:bookmarkEnd w:id="58"/>
     </w:p>
     <w:p>
       <w:pPr>
@@ -12197,69 +12949,55 @@
           <w:color w:val="000000" w:themeColor="text1"/>
         </w:rPr>
       </w:pPr>
-      <w:bookmarkStart w:id="58" w:name="_Ref527066917"/>
-      <w:bookmarkStart w:id="59" w:name="_Ref175485670"/>
+      <w:bookmarkStart w:id="59" w:name="_Ref527066917"/>
+      <w:bookmarkStart w:id="60" w:name="_Ref175485670"/>
+      <w:bookmarkStart w:id="61" w:name="_Ref176372996"/>
       <w:r>
         <w:rPr>
           <w:color w:val="000000" w:themeColor="text1"/>
         </w:rPr>
-        <w:t>Understanding Stored Procedures in SQL: Benefits &amp; Creation!</w:t>
+        <w:t>What is an Entity Relationship Diagram (ERD)?,</w:t>
       </w:r>
       <w:r>
         <w:rPr>
           <w:color w:val="000000" w:themeColor="text1"/>
         </w:rPr>
-        <w:t>,</w:t>
+        <w:t xml:space="preserve"> </w:t>
       </w:r>
       <w:r>
         <w:rPr>
           <w:color w:val="000000" w:themeColor="text1"/>
         </w:rPr>
-        <w:t xml:space="preserve"> s Interneta:</w:t>
-      </w:r>
-      <w:bookmarkEnd w:id="58"/>
+        <w:t>s Interneta:</w:t>
+      </w:r>
       <w:r>
         <w:t xml:space="preserve"> </w:t>
       </w:r>
-      <w:hyperlink r:id="rId36" w:history="1">
-        <w:r>
-          <w:rPr>
-            <w:rStyle w:val="Hyperlink"/>
-          </w:rPr>
-          <w:t>https://www.simplilearn.com/tutorials/sql-tutorial/stored-procedure-in-sql</w:t>
-        </w:r>
-      </w:hyperlink>
+      <w:r>
+        <w:rPr>
+          <w:rStyle w:val="Hyperlink"/>
+        </w:rPr>
+        <w:t>https://www.lucidchart.com/pages/er-diagrams</w:t>
+      </w:r>
       <w:r>
         <w:rPr>
           <w:color w:val="000000" w:themeColor="text1"/>
         </w:rPr>
-        <w:t>,</w:t>
+        <w:t>, zadnji pristup</w:t>
       </w:r>
       <w:r>
         <w:rPr>
           <w:color w:val="000000" w:themeColor="text1"/>
         </w:rPr>
-        <w:t xml:space="preserve"> </w:t>
+        <w:t>: 04</w:t>
       </w:r>
       <w:r>
         <w:rPr>
           <w:color w:val="000000" w:themeColor="text1"/>
         </w:rPr>
-        <w:t>zadnji pristup</w:t>
-      </w:r>
-      <w:r>
-        <w:rPr>
-          <w:color w:val="000000" w:themeColor="text1"/>
-        </w:rPr>
-        <w:t>: 01.09</w:t>
-      </w:r>
-      <w:r>
-        <w:rPr>
-          <w:color w:val="000000" w:themeColor="text1"/>
-        </w:rPr>
-        <w:t>.2024.</w:t>
-      </w:r>
-      <w:bookmarkEnd w:id="59"/>
+        <w:t>.09.2024.</w:t>
+      </w:r>
+      <w:bookmarkEnd w:id="61"/>
     </w:p>
     <w:p>
       <w:pPr>
@@ -12272,22 +13010,41 @@
           <w:color w:val="000000" w:themeColor="text1"/>
         </w:rPr>
       </w:pPr>
-      <w:bookmarkStart w:id="60" w:name="_Ref175490935"/>
-      <w:bookmarkStart w:id="61" w:name="_Ref526806254"/>
-      <w:bookmarkStart w:id="62" w:name="_Ref536624473"/>
-      <w:bookmarkStart w:id="63" w:name="_Ref527059161"/>
       <w:r>
         <w:rPr>
           <w:color w:val="000000" w:themeColor="text1"/>
         </w:rPr>
+        <w:t>Understanding Stored Procedures in SQL: Benefits &amp; Creation!</w:t>
+      </w:r>
+      <w:r>
+        <w:rPr>
+          <w:color w:val="000000" w:themeColor="text1"/>
+        </w:rPr>
+        <w:t>,</w:t>
+      </w:r>
+      <w:r>
+        <w:rPr>
+          <w:color w:val="000000" w:themeColor="text1"/>
+        </w:rPr>
+        <w:t xml:space="preserve"> s Interneta:</w:t>
+      </w:r>
+      <w:bookmarkEnd w:id="59"/>
+      <w:r>
         <w:t xml:space="preserve"> </w:t>
       </w:r>
-      <w:bookmarkStart w:id="64" w:name="_Ref176204564"/>
+      <w:hyperlink r:id="rId36" w:history="1">
+        <w:r>
+          <w:rPr>
+            <w:rStyle w:val="Hyperlink"/>
+          </w:rPr>
+          <w:t>https://www.simplilearn.com/tutorials/sql-tutorial/stored-procedure-in-sql</w:t>
+        </w:r>
+      </w:hyperlink>
       <w:r>
         <w:rPr>
           <w:color w:val="000000" w:themeColor="text1"/>
         </w:rPr>
-        <w:t>Desktop Guide (Windows Forms .NET)</w:t>
+        <w:t>,</w:t>
       </w:r>
       <w:r>
         <w:rPr>
@@ -12299,48 +13056,21 @@
         <w:rPr>
           <w:color w:val="000000" w:themeColor="text1"/>
         </w:rPr>
-        <w:t xml:space="preserve">s Interneta: </w:t>
-      </w:r>
-      <w:hyperlink r:id="rId37" w:history="1">
-        <w:r>
-          <w:rPr>
-            <w:rStyle w:val="Hyperlink"/>
-          </w:rPr>
-          <w:t>https://learn.microsoft.com/en-us/dotnet/desktop/winforms/overview/?view=netdesktop-8.0&amp;viewFallbackFrom=netdesktopdesktop-6.0</w:t>
-        </w:r>
-      </w:hyperlink>
-      <w:r>
-        <w:rPr>
-          <w:rStyle w:val="Hyperlink"/>
-        </w:rPr>
-        <w:t xml:space="preserve"> </w:t>
+        <w:t>zadnji pristup</w:t>
       </w:r>
       <w:r>
         <w:rPr>
           <w:color w:val="000000" w:themeColor="text1"/>
         </w:rPr>
-        <w:t>,</w:t>
+        <w:t>: 01.09</w:t>
       </w:r>
       <w:r>
         <w:rPr>
           <w:color w:val="000000" w:themeColor="text1"/>
         </w:rPr>
-        <w:t xml:space="preserve"> </w:t>
-      </w:r>
-      <w:r>
-        <w:rPr>
-          <w:color w:val="000000" w:themeColor="text1"/>
-        </w:rPr>
-        <w:t>zadnji pristup: 02.09</w:t>
-      </w:r>
-      <w:r>
-        <w:rPr>
-          <w:color w:val="000000" w:themeColor="text1"/>
-        </w:rPr>
-        <w:t>.2024</w:t>
+        <w:t>.2024.</w:t>
       </w:r>
       <w:bookmarkEnd w:id="60"/>
-      <w:bookmarkEnd w:id="64"/>
     </w:p>
     <w:p>
       <w:pPr>
@@ -12353,54 +13083,75 @@
           <w:color w:val="000000" w:themeColor="text1"/>
         </w:rPr>
       </w:pPr>
-      <w:bookmarkStart w:id="65" w:name="_Ref176205351"/>
-      <w:bookmarkEnd w:id="61"/>
+      <w:bookmarkStart w:id="62" w:name="_Ref175490935"/>
+      <w:bookmarkStart w:id="63" w:name="_Ref526806254"/>
+      <w:bookmarkStart w:id="64" w:name="_Ref536624473"/>
+      <w:bookmarkStart w:id="65" w:name="_Ref527059161"/>
+      <w:r>
+        <w:rPr>
+          <w:color w:val="000000" w:themeColor="text1"/>
+        </w:rPr>
+        <w:t xml:space="preserve"> </w:t>
+      </w:r>
+      <w:bookmarkStart w:id="66" w:name="_Ref176204564"/>
+      <w:r>
+        <w:rPr>
+          <w:color w:val="000000" w:themeColor="text1"/>
+        </w:rPr>
+        <w:t>Desktop Guide (Windows Forms .NET)</w:t>
+      </w:r>
+      <w:r>
+        <w:rPr>
+          <w:color w:val="000000" w:themeColor="text1"/>
+        </w:rPr>
+        <w:t xml:space="preserve"> </w:t>
+      </w:r>
+      <w:r>
+        <w:rPr>
+          <w:color w:val="000000" w:themeColor="text1"/>
+        </w:rPr>
+        <w:t xml:space="preserve">s Interneta: </w:t>
+      </w:r>
+      <w:hyperlink r:id="rId37" w:history="1">
+        <w:r>
+          <w:rPr>
+            <w:rStyle w:val="Hyperlink"/>
+          </w:rPr>
+          <w:t>https://learn.microsoft.com/en-us/dotnet/desktop/winforms/overview/?view=netdesktop-8.0&amp;viewFallbackFrom=netdesktopdesktop-6.0</w:t>
+        </w:r>
+      </w:hyperlink>
+      <w:r>
+        <w:rPr>
+          <w:rStyle w:val="Hyperlink"/>
+        </w:rPr>
+        <w:t xml:space="preserve"> </w:t>
+      </w:r>
+      <w:r>
+        <w:rPr>
+          <w:color w:val="000000" w:themeColor="text1"/>
+        </w:rPr>
+        <w:t>,</w:t>
+      </w:r>
+      <w:r>
+        <w:rPr>
+          <w:color w:val="000000" w:themeColor="text1"/>
+        </w:rPr>
+        <w:t xml:space="preserve"> </w:t>
+      </w:r>
+      <w:r>
+        <w:rPr>
+          <w:color w:val="000000" w:themeColor="text1"/>
+        </w:rPr>
+        <w:t>zadnji pristup: 02.09</w:t>
+      </w:r>
+      <w:r>
+        <w:rPr>
+          <w:color w:val="000000" w:themeColor="text1"/>
+        </w:rPr>
+        <w:t>.2024</w:t>
+      </w:r>
       <w:bookmarkEnd w:id="62"/>
-      <w:r>
-        <w:rPr>
-          <w:color w:val="000000" w:themeColor="text1"/>
-        </w:rPr>
-        <w:t xml:space="preserve"> C# Introduction</w:t>
-      </w:r>
-      <w:r>
-        <w:rPr>
-          <w:color w:val="000000" w:themeColor="text1"/>
-        </w:rPr>
-        <w:t xml:space="preserve"> </w:t>
-      </w:r>
-      <w:r>
-        <w:rPr>
-          <w:color w:val="000000" w:themeColor="text1"/>
-        </w:rPr>
-        <w:t xml:space="preserve">: </w:t>
-      </w:r>
-      <w:hyperlink r:id="rId38" w:history="1">
-        <w:r>
-          <w:rPr>
-            <w:rStyle w:val="Hyperlink"/>
-          </w:rPr>
-          <w:t>https://learn.microsoft.com/en-us/dotnet/fundamentals/</w:t>
-        </w:r>
-      </w:hyperlink>
-      <w:r>
-        <w:rPr>
-          <w:color w:val="000000" w:themeColor="text1"/>
-        </w:rPr>
-        <w:t>,</w:t>
-      </w:r>
-      <w:r>
-        <w:rPr>
-          <w:color w:val="000000" w:themeColor="text1"/>
-        </w:rPr>
-        <w:t xml:space="preserve"> </w:t>
-      </w:r>
-      <w:r>
-        <w:rPr>
-          <w:color w:val="000000" w:themeColor="text1"/>
-        </w:rPr>
-        <w:t>zadnji pristup: 02.09.2024</w:t>
-      </w:r>
-      <w:bookmarkEnd w:id="65"/>
+      <w:bookmarkEnd w:id="66"/>
     </w:p>
     <w:p>
       <w:pPr>
@@ -12413,26 +13164,33 @@
           <w:color w:val="000000" w:themeColor="text1"/>
         </w:rPr>
       </w:pPr>
-      <w:bookmarkStart w:id="66" w:name="_Ref1814953"/>
+      <w:bookmarkStart w:id="67" w:name="_Ref176205351"/>
+      <w:bookmarkEnd w:id="63"/>
+      <w:bookmarkEnd w:id="64"/>
       <w:r>
         <w:rPr>
           <w:color w:val="000000" w:themeColor="text1"/>
         </w:rPr>
+        <w:t xml:space="preserve"> C# Introduction</w:t>
+      </w:r>
+      <w:r>
+        <w:rPr>
+          <w:color w:val="000000" w:themeColor="text1"/>
+        </w:rPr>
         <w:t xml:space="preserve"> </w:t>
       </w:r>
-      <w:bookmarkStart w:id="67" w:name="_Ref176206102"/>
       <w:r>
         <w:rPr>
           <w:color w:val="000000" w:themeColor="text1"/>
         </w:rPr>
-        <w:t xml:space="preserve">.NET fundamentals documentation s Interneta: </w:t>
-      </w:r>
-      <w:hyperlink r:id="rId39" w:history="1">
+        <w:t xml:space="preserve">: </w:t>
+      </w:r>
+      <w:hyperlink r:id="rId38" w:history="1">
         <w:r>
           <w:rPr>
             <w:rStyle w:val="Hyperlink"/>
           </w:rPr>
-          <w:t>https://www.w3schools.com/cs/index.php</w:t>
+          <w:t>https://learn.microsoft.com/en-us/dotnet/fundamentals/</w:t>
         </w:r>
       </w:hyperlink>
       <w:r>
@@ -12466,45 +13224,45 @@
           <w:color w:val="000000" w:themeColor="text1"/>
         </w:rPr>
       </w:pPr>
-      <w:bookmarkStart w:id="68" w:name="_Ref528701074"/>
-      <w:bookmarkEnd w:id="63"/>
-      <w:bookmarkEnd w:id="66"/>
+      <w:bookmarkStart w:id="68" w:name="_Ref1814953"/>
       <w:r>
         <w:rPr>
           <w:color w:val="000000" w:themeColor="text1"/>
         </w:rPr>
         <w:t xml:space="preserve"> </w:t>
       </w:r>
-      <w:bookmarkStart w:id="69" w:name="_Ref176207582"/>
+      <w:bookmarkStart w:id="69" w:name="_Ref176206102"/>
       <w:r>
         <w:rPr>
           <w:color w:val="000000" w:themeColor="text1"/>
         </w:rPr>
-        <w:t>What is SQL Server</w:t>
-      </w:r>
+        <w:t xml:space="preserve">.NET fundamentals documentation s Interneta: </w:t>
+      </w:r>
+      <w:hyperlink r:id="rId39" w:history="1">
+        <w:r>
+          <w:rPr>
+            <w:rStyle w:val="Hyperlink"/>
+          </w:rPr>
+          <w:t>https://www.w3schools.com/cs/index.php</w:t>
+        </w:r>
+      </w:hyperlink>
       <w:r>
         <w:rPr>
           <w:color w:val="000000" w:themeColor="text1"/>
         </w:rPr>
-        <w:t>?</w:t>
+        <w:t>,</w:t>
       </w:r>
       <w:r>
         <w:rPr>
           <w:color w:val="000000" w:themeColor="text1"/>
         </w:rPr>
-        <w:t xml:space="preserve"> s Interneta: </w:t>
-      </w:r>
-      <w:r>
-        <w:rPr>
-          <w:rStyle w:val="Hyperlink"/>
-        </w:rPr>
-        <w:t>https://www.databasejournal.com/ms-sql/what-is-sql-server/</w:t>
+        <w:t xml:space="preserve"> </w:t>
       </w:r>
       <w:r>
         <w:rPr>
           <w:color w:val="000000" w:themeColor="text1"/>
         </w:rPr>
-        <w:t>, zadnji pristup: 02.09.2024</w:t>
+        <w:t>zadnji pristup: 02.09.2024</w:t>
       </w:r>
       <w:bookmarkEnd w:id="69"/>
     </w:p>
@@ -12515,204 +13273,92 @@
           <w:ilvl w:val="0"/>
           <w:numId w:val="9"/>
         </w:numPr>
-        <w:ind w:left="587" w:hanging="587"/>
         <w:rPr>
           <w:color w:val="000000" w:themeColor="text1"/>
         </w:rPr>
       </w:pPr>
+      <w:bookmarkStart w:id="70" w:name="_Ref528701074"/>
+      <w:bookmarkEnd w:id="65"/>
+      <w:bookmarkEnd w:id="68"/>
       <w:r>
         <w:rPr>
           <w:color w:val="000000" w:themeColor="text1"/>
         </w:rPr>
-        <w:t xml:space="preserve">Alehmad, A.; Hadi, A. &amp; Rahgozar, M. (2006). Main Memory Databases vs Disk-Resident Databases, Tehran, s Interneta: </w:t>
-      </w:r>
-      <w:hyperlink r:id="rId40" w:history="1">
-        <w:r>
-          <w:rPr>
-            <w:color w:val="000000" w:themeColor="text1"/>
-          </w:rPr>
-          <w:t>http://pages.cs.wisc.edu/~jhuang/qual/main-memory-db-overview.pdf</w:t>
-        </w:r>
-      </w:hyperlink>
-      <w:bookmarkEnd w:id="68"/>
+        <w:t xml:space="preserve"> </w:t>
+      </w:r>
+      <w:bookmarkStart w:id="71" w:name="_Ref176207582"/>
       <w:r>
         <w:rPr>
           <w:color w:val="000000" w:themeColor="text1"/>
         </w:rPr>
-        <w:t>, zadnji pristup: 17.02.2019.</w:t>
-      </w:r>
-    </w:p>
-    <w:p>
-      <w:pPr>
-        <w:pStyle w:val="Literatura-radnja"/>
-        <w:numPr>
-          <w:ilvl w:val="0"/>
-          <w:numId w:val="9"/>
-        </w:numPr>
-        <w:ind w:left="587" w:hanging="587"/>
+        <w:t>What is SQL Server</w:t>
+      </w:r>
+      <w:r>
         <w:rPr>
           <w:color w:val="000000" w:themeColor="text1"/>
         </w:rPr>
-      </w:pPr>
-      <w:bookmarkStart w:id="70" w:name="_Ref526939035"/>
+        <w:t>?</w:t>
+      </w:r>
       <w:r>
         <w:rPr>
           <w:color w:val="000000" w:themeColor="text1"/>
         </w:rPr>
-        <w:t xml:space="preserve">Mozucha, J. (2014). In-Memory databases, Brno, s Interneta: </w:t>
-      </w:r>
-      <w:hyperlink r:id="rId41" w:history="1">
-        <w:r>
-          <w:rPr>
-            <w:color w:val="000000" w:themeColor="text1"/>
-          </w:rPr>
-          <w:t>https://www.vutbr.cz/www_base/zav_prace_soubor_verejne.php?file_id=119199</w:t>
-        </w:r>
-      </w:hyperlink>
+        <w:t xml:space="preserve"> s Interneta: </w:t>
+      </w:r>
+      <w:r>
+        <w:rPr>
+          <w:rStyle w:val="Hyperlink"/>
+        </w:rPr>
+        <w:t>https://www.databasejournal.com/ms-sql/what-is-sql-server/</w:t>
+      </w:r>
+      <w:r>
+        <w:rPr>
+          <w:color w:val="000000" w:themeColor="text1"/>
+        </w:rPr>
+        <w:t>, zadnji pristup: 02.09.2024</w:t>
+      </w:r>
+      <w:bookmarkEnd w:id="71"/>
+    </w:p>
+    <w:p>
+      <w:pPr>
+        <w:pStyle w:val="Prilog1"/>
+      </w:pPr>
+      <w:bookmarkStart w:id="72" w:name="_Toc176380904"/>
       <w:bookmarkEnd w:id="70"/>
-      <w:r>
-        <w:rPr>
-          <w:color w:val="000000" w:themeColor="text1"/>
-        </w:rPr>
-        <w:t>, zadnji pristup: 17.02.2019.</w:t>
-      </w:r>
-    </w:p>
-    <w:p>
-      <w:pPr>
-        <w:pStyle w:val="Literatura-radnja"/>
-        <w:numPr>
-          <w:ilvl w:val="0"/>
-          <w:numId w:val="9"/>
-        </w:numPr>
-        <w:ind w:left="587" w:hanging="587"/>
-        <w:rPr>
-          <w:color w:val="000000" w:themeColor="text1"/>
-        </w:rPr>
-      </w:pPr>
-      <w:bookmarkStart w:id="71" w:name="_Ref535683448"/>
-      <w:r>
-        <w:rPr>
-          <w:color w:val="000000" w:themeColor="text1"/>
-        </w:rPr>
-        <w:t xml:space="preserve">Microsoft: In-memory OLTP, s Interneta: </w:t>
-      </w:r>
-      <w:hyperlink r:id="rId42" w:history="1">
-        <w:r>
-          <w:rPr>
-            <w:color w:val="000000" w:themeColor="text1"/>
-          </w:rPr>
-          <w:t>https://docs.microsoft.com/en-us/sql/relational-databases/in-memory-oltp</w:t>
-        </w:r>
-      </w:hyperlink>
-      <w:bookmarkEnd w:id="71"/>
-      <w:r>
-        <w:rPr>
-          <w:color w:val="000000" w:themeColor="text1"/>
-        </w:rPr>
-        <w:t>, zadnji pristup: 17.02.2019.</w:t>
-      </w:r>
-    </w:p>
-    <w:p>
-      <w:pPr>
-        <w:pStyle w:val="Literatura-radnja"/>
-        <w:numPr>
-          <w:ilvl w:val="0"/>
-          <w:numId w:val="9"/>
-        </w:numPr>
-        <w:ind w:left="587" w:hanging="587"/>
-        <w:rPr>
-          <w:color w:val="000000" w:themeColor="text1"/>
-        </w:rPr>
-      </w:pPr>
-      <w:bookmarkStart w:id="72" w:name="_Ref526948466"/>
-      <w:r>
-        <w:rPr>
-          <w:color w:val="000000" w:themeColor="text1"/>
-        </w:rPr>
-        <w:t>Zorman, T. (2016). Prehod na bazo podatkov v pomninilku – študija primera SAP HANA, Kranj</w:t>
-      </w:r>
-      <w:bookmarkEnd w:id="72"/>
-      <w:r>
-        <w:rPr>
-          <w:color w:val="000000" w:themeColor="text1"/>
-        </w:rPr>
-        <w:t xml:space="preserve"> </w:t>
-      </w:r>
-    </w:p>
-    <w:p>
-      <w:pPr>
-        <w:pStyle w:val="Literatura-radnja"/>
-        <w:numPr>
-          <w:ilvl w:val="0"/>
-          <w:numId w:val="9"/>
-        </w:numPr>
-        <w:ind w:left="587" w:hanging="587"/>
-        <w:rPr>
-          <w:color w:val="000000" w:themeColor="text1"/>
-        </w:rPr>
-      </w:pPr>
-      <w:bookmarkStart w:id="73" w:name="_Ref528253687"/>
-      <w:r>
-        <w:rPr>
-          <w:color w:val="000000" w:themeColor="text1"/>
-        </w:rPr>
-        <w:t xml:space="preserve">Wen, Ju Lu, A. (2015). A study o fan In-memory database system for real-time analytics on semi-structured data streams, Toronto, s Interneta: </w:t>
-      </w:r>
-      <w:hyperlink r:id="rId43" w:history="1">
-        <w:r>
-          <w:rPr>
-            <w:color w:val="000000" w:themeColor="text1"/>
-          </w:rPr>
-          <w:t>https://tspace.library.utoronto.ca/bitstream/1807/70493/1/Lu_Wen_J_201511_MAS_thesis.pdf</w:t>
-        </w:r>
-      </w:hyperlink>
-      <w:bookmarkEnd w:id="73"/>
-      <w:r>
-        <w:rPr>
-          <w:color w:val="000000" w:themeColor="text1"/>
-        </w:rPr>
-        <w:t>, zadnji pristup: 17.02.2019.</w:t>
-      </w:r>
-    </w:p>
-    <w:p>
-      <w:pPr>
-        <w:pStyle w:val="Prilog1"/>
-      </w:pPr>
-      <w:bookmarkStart w:id="74" w:name="_Toc176299315"/>
       <w:r>
         <w:lastRenderedPageBreak/>
         <w:t>PRILOZI</w:t>
       </w:r>
+      <w:bookmarkEnd w:id="72"/>
+    </w:p>
+    <w:p>
+      <w:pPr>
+        <w:pStyle w:val="Prilog2"/>
+      </w:pPr>
+      <w:bookmarkStart w:id="73" w:name="_Toc176380905"/>
+      <w:r>
+        <w:t>Kazalo slika</w:t>
+      </w:r>
+      <w:r>
+        <w:t xml:space="preserve">, </w:t>
+      </w:r>
+      <w:r>
+        <w:t>tablica</w:t>
+      </w:r>
+      <w:r>
+        <w:t xml:space="preserve"> i kodova</w:t>
+      </w:r>
+      <w:bookmarkEnd w:id="73"/>
+    </w:p>
+    <w:p>
+      <w:pPr>
+        <w:pStyle w:val="Prilog3"/>
+      </w:pPr>
+      <w:bookmarkStart w:id="74" w:name="_Toc176380906"/>
+      <w:r>
+        <w:t>Kazalo slika</w:t>
+      </w:r>
       <w:bookmarkEnd w:id="74"/>
-    </w:p>
-    <w:p>
-      <w:pPr>
-        <w:pStyle w:val="Prilog2"/>
-      </w:pPr>
-      <w:bookmarkStart w:id="75" w:name="_Toc176299316"/>
-      <w:r>
-        <w:t>Kazalo slika</w:t>
-      </w:r>
-      <w:r>
-        <w:t xml:space="preserve">, </w:t>
-      </w:r>
-      <w:r>
-        <w:t>tablica</w:t>
-      </w:r>
-      <w:r>
-        <w:t xml:space="preserve"> i kodova</w:t>
-      </w:r>
-      <w:bookmarkEnd w:id="75"/>
-    </w:p>
-    <w:p>
-      <w:pPr>
-        <w:pStyle w:val="Prilog3"/>
-      </w:pPr>
-      <w:bookmarkStart w:id="76" w:name="_Toc176299317"/>
-      <w:r>
-        <w:t>Kazalo slika</w:t>
-      </w:r>
-      <w:bookmarkEnd w:id="76"/>
     </w:p>
     <w:p>
       <w:pPr>
@@ -12737,7 +13383,7 @@
       <w:r>
         <w:fldChar w:fldCharType="separate"/>
       </w:r>
-      <w:hyperlink w:anchor="_Toc176204080" w:history="1">
+      <w:hyperlink w:anchor="_Toc176386464" w:history="1">
         <w:r>
           <w:rPr>
             <w:rStyle w:val="Hyperlink"/>
@@ -12751,7 +13397,7 @@
             <w:noProof/>
           </w:rPr>
           <w:noBreakHyphen/>
-          <w:t>1 – Funkcionalnosti aplikacije za hotelski menadžment</w:t>
+          <w:t>1 – Funkcionalni zahtjevi  aplikacije za upravljanje hotelskim poslovanjem</w:t>
         </w:r>
         <w:r>
           <w:rPr>
@@ -12772,7 +13418,7 @@
             <w:noProof/>
             <w:webHidden/>
           </w:rPr>
-          <w:instrText xml:space="preserve"> PAGEREF _Toc176204080 \h </w:instrText>
+          <w:instrText xml:space="preserve"> PAGEREF _Toc176386464 \h </w:instrText>
         </w:r>
         <w:r>
           <w:rPr>
@@ -12792,7 +13438,7 @@
             <w:noProof/>
             <w:webHidden/>
           </w:rPr>
-          <w:t>8</w:t>
+          <w:t>7</w:t>
         </w:r>
         <w:r>
           <w:rPr>
@@ -12817,7 +13463,7 @@
           <w:lang w:eastAsia="hr-HR"/>
         </w:rPr>
       </w:pPr>
-      <w:hyperlink w:anchor="_Toc176204081" w:history="1">
+      <w:hyperlink w:anchor="_Toc176386465" w:history="1">
         <w:r>
           <w:rPr>
             <w:rStyle w:val="Hyperlink"/>
@@ -12831,7 +13477,7 @@
             <w:noProof/>
           </w:rPr>
           <w:noBreakHyphen/>
-          <w:t>1 – Tipovi relacija između entiteta u ER Dijagramu</w:t>
+          <w:t>1 – Tipovi relacija između entiteta u ER dijagramu</w:t>
         </w:r>
         <w:r>
           <w:rPr>
@@ -12852,7 +13498,7 @@
             <w:noProof/>
             <w:webHidden/>
           </w:rPr>
-          <w:instrText xml:space="preserve"> PAGEREF _Toc176204081 \h </w:instrText>
+          <w:instrText xml:space="preserve"> PAGEREF _Toc176386465 \h </w:instrText>
         </w:r>
         <w:r>
           <w:rPr>
@@ -12872,7 +13518,7 @@
             <w:noProof/>
             <w:webHidden/>
           </w:rPr>
-          <w:t>10</w:t>
+          <w:t>9</w:t>
         </w:r>
         <w:r>
           <w:rPr>
@@ -12897,7 +13543,7 @@
           <w:lang w:eastAsia="hr-HR"/>
         </w:rPr>
       </w:pPr>
-      <w:hyperlink w:anchor="_Toc176204082" w:history="1">
+      <w:hyperlink w:anchor="_Toc176386466" w:history="1">
         <w:r>
           <w:rPr>
             <w:rStyle w:val="Hyperlink"/>
@@ -12932,7 +13578,7 @@
             <w:noProof/>
             <w:webHidden/>
           </w:rPr>
-          <w:instrText xml:space="preserve"> PAGEREF _Toc176204082 \h </w:instrText>
+          <w:instrText xml:space="preserve"> PAGEREF _Toc176386466 \h </w:instrText>
         </w:r>
         <w:r>
           <w:rPr>
@@ -12952,7 +13598,7 @@
             <w:noProof/>
             <w:webHidden/>
           </w:rPr>
-          <w:t>12</w:t>
+          <w:t>11</w:t>
         </w:r>
         <w:r>
           <w:rPr>
@@ -12977,7 +13623,7 @@
           <w:lang w:eastAsia="hr-HR"/>
         </w:rPr>
       </w:pPr>
-      <w:hyperlink w:anchor="_Toc176204083" w:history="1">
+      <w:hyperlink w:anchor="_Toc176386467" w:history="1">
         <w:r>
           <w:rPr>
             <w:rStyle w:val="Hyperlink"/>
@@ -13012,7 +13658,7 @@
             <w:noProof/>
             <w:webHidden/>
           </w:rPr>
-          <w:instrText xml:space="preserve"> PAGEREF _Toc176204083 \h </w:instrText>
+          <w:instrText xml:space="preserve"> PAGEREF _Toc176386467 \h </w:instrText>
         </w:r>
         <w:r>
           <w:rPr>
@@ -13032,7 +13678,7 @@
             <w:noProof/>
             <w:webHidden/>
           </w:rPr>
-          <w:t>13</w:t>
+          <w:t>12</w:t>
         </w:r>
         <w:r>
           <w:rPr>
@@ -13057,7 +13703,7 @@
           <w:lang w:eastAsia="hr-HR"/>
         </w:rPr>
       </w:pPr>
-      <w:hyperlink w:anchor="_Toc176204084" w:history="1">
+      <w:hyperlink w:anchor="_Toc176386468" w:history="1">
         <w:r>
           <w:rPr>
             <w:rStyle w:val="Hyperlink"/>
@@ -13071,7 +13717,7 @@
             <w:noProof/>
           </w:rPr>
           <w:noBreakHyphen/>
-          <w:t>1 – Dizajn arhitekture aplikacije za hotelski menadžment</w:t>
+          <w:t>1 - Dizajn arhitekture aplikacije za hotelski menadžment</w:t>
         </w:r>
         <w:r>
           <w:rPr>
@@ -13092,7 +13738,7 @@
             <w:noProof/>
             <w:webHidden/>
           </w:rPr>
-          <w:instrText xml:space="preserve"> PAGEREF _Toc176204084 \h </w:instrText>
+          <w:instrText xml:space="preserve"> PAGEREF _Toc176386468 \h </w:instrText>
         </w:r>
         <w:r>
           <w:rPr>
@@ -13112,7 +13758,7 @@
             <w:noProof/>
             <w:webHidden/>
           </w:rPr>
-          <w:t>17</w:t>
+          <w:t>15</w:t>
         </w:r>
         <w:r>
           <w:rPr>
@@ -13137,7 +13783,7 @@
           <w:lang w:eastAsia="hr-HR"/>
         </w:rPr>
       </w:pPr>
-      <w:hyperlink w:anchor="_Toc176204085" w:history="1">
+      <w:hyperlink w:anchor="_Toc176386469" w:history="1">
         <w:r>
           <w:rPr>
             <w:rStyle w:val="Hyperlink"/>
@@ -13151,7 +13797,7 @@
             <w:noProof/>
           </w:rPr>
           <w:noBreakHyphen/>
-          <w:t>2 – Organizacija koda po folderima</w:t>
+          <w:t>2 – Organizacija kôda po direktorijima</w:t>
         </w:r>
         <w:r>
           <w:rPr>
@@ -13172,7 +13818,7 @@
             <w:noProof/>
             <w:webHidden/>
           </w:rPr>
-          <w:instrText xml:space="preserve"> PAGEREF _Toc176204085 \h </w:instrText>
+          <w:instrText xml:space="preserve"> PAGEREF _Toc176386469 \h </w:instrText>
         </w:r>
         <w:r>
           <w:rPr>
@@ -13192,7 +13838,7 @@
             <w:noProof/>
             <w:webHidden/>
           </w:rPr>
-          <w:t>18</w:t>
+          <w:t>17</w:t>
         </w:r>
         <w:r>
           <w:rPr>
@@ -13217,7 +13863,7 @@
           <w:lang w:eastAsia="hr-HR"/>
         </w:rPr>
       </w:pPr>
-      <w:hyperlink w:anchor="_Toc176204086" w:history="1">
+      <w:hyperlink w:anchor="_Toc176386470" w:history="1">
         <w:r>
           <w:rPr>
             <w:rStyle w:val="Hyperlink"/>
@@ -13231,7 +13877,7 @@
             <w:noProof/>
           </w:rPr>
           <w:noBreakHyphen/>
-          <w:t>3 – Popis klasa unutar foldera „Classes_main“</w:t>
+          <w:t>3 - Kôd klase „DBConnection“</w:t>
         </w:r>
         <w:r>
           <w:rPr>
@@ -13252,7 +13898,7 @@
             <w:noProof/>
             <w:webHidden/>
           </w:rPr>
-          <w:instrText xml:space="preserve"> PAGEREF _Toc176204086 \h </w:instrText>
+          <w:instrText xml:space="preserve"> PAGEREF _Toc176386470 \h </w:instrText>
         </w:r>
         <w:r>
           <w:rPr>
@@ -13272,7 +13918,7 @@
             <w:noProof/>
             <w:webHidden/>
           </w:rPr>
-          <w:t>19</w:t>
+          <w:t>18</w:t>
         </w:r>
         <w:r>
           <w:rPr>
@@ -13297,7 +13943,7 @@
           <w:lang w:eastAsia="hr-HR"/>
         </w:rPr>
       </w:pPr>
-      <w:hyperlink w:anchor="_Toc176204087" w:history="1">
+      <w:hyperlink w:anchor="_Toc176386471" w:history="1">
         <w:r>
           <w:rPr>
             <w:rStyle w:val="Hyperlink"/>
@@ -13311,7 +13957,7 @@
             <w:noProof/>
           </w:rPr>
           <w:noBreakHyphen/>
-          <w:t>4 – Popis tablica u bazi podataka</w:t>
+          <w:t>4 – Popis klasa unutar direktorija „Classes_main“</w:t>
         </w:r>
         <w:r>
           <w:rPr>
@@ -13332,7 +13978,7 @@
             <w:noProof/>
             <w:webHidden/>
           </w:rPr>
-          <w:instrText xml:space="preserve"> PAGEREF _Toc176204087 \h </w:instrText>
+          <w:instrText xml:space="preserve"> PAGEREF _Toc176386471 \h </w:instrText>
         </w:r>
         <w:r>
           <w:rPr>
@@ -13352,7 +13998,7 @@
             <w:noProof/>
             <w:webHidden/>
           </w:rPr>
-          <w:t>20</w:t>
+          <w:t>18</w:t>
         </w:r>
         <w:r>
           <w:rPr>
@@ -13377,7 +14023,7 @@
           <w:lang w:eastAsia="hr-HR"/>
         </w:rPr>
       </w:pPr>
-      <w:hyperlink w:anchor="_Toc176204088" w:history="1">
+      <w:hyperlink w:anchor="_Toc176386472" w:history="1">
         <w:r>
           <w:rPr>
             <w:rStyle w:val="Hyperlink"/>
@@ -13391,7 +14037,7 @@
             <w:noProof/>
           </w:rPr>
           <w:noBreakHyphen/>
-          <w:t>5 – forme unutar „forms_main“ direktorija</w:t>
+          <w:t>5 – Popis tablica u bazi podataka</w:t>
         </w:r>
         <w:r>
           <w:rPr>
@@ -13412,7 +14058,7 @@
             <w:noProof/>
             <w:webHidden/>
           </w:rPr>
-          <w:instrText xml:space="preserve"> PAGEREF _Toc176204088 \h </w:instrText>
+          <w:instrText xml:space="preserve"> PAGEREF _Toc176386472 \h </w:instrText>
         </w:r>
         <w:r>
           <w:rPr>
@@ -13432,7 +14078,7 @@
             <w:noProof/>
             <w:webHidden/>
           </w:rPr>
-          <w:t>21</w:t>
+          <w:t>19</w:t>
         </w:r>
         <w:r>
           <w:rPr>
@@ -13457,7 +14103,7 @@
           <w:lang w:eastAsia="hr-HR"/>
         </w:rPr>
       </w:pPr>
-      <w:hyperlink w:anchor="_Toc176204089" w:history="1">
+      <w:hyperlink w:anchor="_Toc176386473" w:history="1">
         <w:r>
           <w:rPr>
             <w:rStyle w:val="Hyperlink"/>
@@ -13471,7 +14117,7 @@
             <w:noProof/>
           </w:rPr>
           <w:noBreakHyphen/>
-          <w:t>6  - Popis formi za entitete</w:t>
+          <w:t>6 – Forme unutar „forms_main“ direktorija</w:t>
         </w:r>
         <w:r>
           <w:rPr>
@@ -13492,7 +14138,7 @@
             <w:noProof/>
             <w:webHidden/>
           </w:rPr>
-          <w:instrText xml:space="preserve"> PAGEREF _Toc176204089 \h </w:instrText>
+          <w:instrText xml:space="preserve"> PAGEREF _Toc176386473 \h </w:instrText>
         </w:r>
         <w:r>
           <w:rPr>
@@ -13512,7 +14158,7 @@
             <w:noProof/>
             <w:webHidden/>
           </w:rPr>
-          <w:t>21</w:t>
+          <w:t>20</w:t>
         </w:r>
         <w:r>
           <w:rPr>
@@ -13537,7 +14183,7 @@
           <w:lang w:eastAsia="hr-HR"/>
         </w:rPr>
       </w:pPr>
-      <w:hyperlink w:anchor="_Toc176204090" w:history="1">
+      <w:hyperlink w:anchor="_Toc176386474" w:history="1">
         <w:r>
           <w:rPr>
             <w:rStyle w:val="Hyperlink"/>
@@ -13551,7 +14197,7 @@
             <w:noProof/>
           </w:rPr>
           <w:noBreakHyphen/>
-          <w:t>7 – Popis formi za CRUD operacije nad entitetima</w:t>
+          <w:t>7  - Popis formi za entitete</w:t>
         </w:r>
         <w:r>
           <w:rPr>
@@ -13572,7 +14218,7 @@
             <w:noProof/>
             <w:webHidden/>
           </w:rPr>
-          <w:instrText xml:space="preserve"> PAGEREF _Toc176204090 \h </w:instrText>
+          <w:instrText xml:space="preserve"> PAGEREF _Toc176386474 \h </w:instrText>
         </w:r>
         <w:r>
           <w:rPr>
@@ -13592,7 +14238,7 @@
             <w:noProof/>
             <w:webHidden/>
           </w:rPr>
-          <w:t>22</w:t>
+          <w:t>20</w:t>
         </w:r>
         <w:r>
           <w:rPr>
@@ -13617,7 +14263,7 @@
           <w:lang w:eastAsia="hr-HR"/>
         </w:rPr>
       </w:pPr>
-      <w:hyperlink w:anchor="_Toc176204091" w:history="1">
+      <w:hyperlink w:anchor="_Toc176386475" w:history="1">
         <w:r>
           <w:rPr>
             <w:rStyle w:val="Hyperlink"/>
@@ -13631,7 +14277,7 @@
             <w:noProof/>
           </w:rPr>
           <w:noBreakHyphen/>
-          <w:t>8 – Forma za prijavu korisnika u sustav</w:t>
+          <w:t>8 – Popis formi za CRUD operacije nad entitetima</w:t>
         </w:r>
         <w:r>
           <w:rPr>
@@ -13652,7 +14298,7 @@
             <w:noProof/>
             <w:webHidden/>
           </w:rPr>
-          <w:instrText xml:space="preserve"> PAGEREF _Toc176204091 \h </w:instrText>
+          <w:instrText xml:space="preserve"> PAGEREF _Toc176386475 \h </w:instrText>
         </w:r>
         <w:r>
           <w:rPr>
@@ -13672,7 +14318,7 @@
             <w:noProof/>
             <w:webHidden/>
           </w:rPr>
-          <w:t>27</w:t>
+          <w:t>21</w:t>
         </w:r>
         <w:r>
           <w:rPr>
@@ -13697,7 +14343,7 @@
           <w:lang w:eastAsia="hr-HR"/>
         </w:rPr>
       </w:pPr>
-      <w:hyperlink w:anchor="_Toc176204092" w:history="1">
+      <w:hyperlink w:anchor="_Toc176386476" w:history="1">
         <w:r>
           <w:rPr>
             <w:rStyle w:val="Hyperlink"/>
@@ -13711,7 +14357,7 @@
             <w:noProof/>
           </w:rPr>
           <w:noBreakHyphen/>
-          <w:t>9 – Početna stranica aplikacije</w:t>
+          <w:t>9 – Forma za prijavu korisnika u sustav</w:t>
         </w:r>
         <w:r>
           <w:rPr>
@@ -13732,7 +14378,7 @@
             <w:noProof/>
             <w:webHidden/>
           </w:rPr>
-          <w:instrText xml:space="preserve"> PAGEREF _Toc176204092 \h </w:instrText>
+          <w:instrText xml:space="preserve"> PAGEREF _Toc176386476 \h </w:instrText>
         </w:r>
         <w:r>
           <w:rPr>
@@ -13752,7 +14398,7 @@
             <w:noProof/>
             <w:webHidden/>
           </w:rPr>
-          <w:t>28</w:t>
+          <w:t>26</w:t>
         </w:r>
         <w:r>
           <w:rPr>
@@ -13777,7 +14423,7 @@
           <w:lang w:eastAsia="hr-HR"/>
         </w:rPr>
       </w:pPr>
-      <w:hyperlink w:anchor="_Toc176204093" w:history="1">
+      <w:hyperlink w:anchor="_Toc176386477" w:history="1">
         <w:r>
           <w:rPr>
             <w:rStyle w:val="Hyperlink"/>
@@ -13791,7 +14437,7 @@
             <w:noProof/>
           </w:rPr>
           <w:noBreakHyphen/>
-          <w:t>10 – Forma za prikaz soba</w:t>
+          <w:t>10 – Početna stranica aplikacije</w:t>
         </w:r>
         <w:r>
           <w:rPr>
@@ -13812,7 +14458,7 @@
             <w:noProof/>
             <w:webHidden/>
           </w:rPr>
-          <w:instrText xml:space="preserve"> PAGEREF _Toc176204093 \h </w:instrText>
+          <w:instrText xml:space="preserve"> PAGEREF _Toc176386477 \h </w:instrText>
         </w:r>
         <w:r>
           <w:rPr>
@@ -13832,7 +14478,7 @@
             <w:noProof/>
             <w:webHidden/>
           </w:rPr>
-          <w:t>28</w:t>
+          <w:t>27</w:t>
         </w:r>
         <w:r>
           <w:rPr>
@@ -13857,7 +14503,7 @@
           <w:lang w:eastAsia="hr-HR"/>
         </w:rPr>
       </w:pPr>
-      <w:hyperlink w:anchor="_Toc176204094" w:history="1">
+      <w:hyperlink w:anchor="_Toc176386478" w:history="1">
         <w:r>
           <w:rPr>
             <w:rStyle w:val="Hyperlink"/>
@@ -13871,7 +14517,7 @@
             <w:noProof/>
           </w:rPr>
           <w:noBreakHyphen/>
-          <w:t>11 – Forma za prikaz detalja o sobi</w:t>
+          <w:t>11 – Forma za prikaz soba</w:t>
         </w:r>
         <w:r>
           <w:rPr>
@@ -13892,7 +14538,7 @@
             <w:noProof/>
             <w:webHidden/>
           </w:rPr>
-          <w:instrText xml:space="preserve"> PAGEREF _Toc176204094 \h </w:instrText>
+          <w:instrText xml:space="preserve"> PAGEREF _Toc176386478 \h </w:instrText>
         </w:r>
         <w:r>
           <w:rPr>
@@ -13912,7 +14558,7 @@
             <w:noProof/>
             <w:webHidden/>
           </w:rPr>
-          <w:t>29</w:t>
+          <w:t>27</w:t>
         </w:r>
         <w:r>
           <w:rPr>
@@ -13937,7 +14583,7 @@
           <w:lang w:eastAsia="hr-HR"/>
         </w:rPr>
       </w:pPr>
-      <w:hyperlink w:anchor="_Toc176204095" w:history="1">
+      <w:hyperlink w:anchor="_Toc176386479" w:history="1">
         <w:r>
           <w:rPr>
             <w:rStyle w:val="Hyperlink"/>
@@ -13951,7 +14597,7 @@
             <w:noProof/>
           </w:rPr>
           <w:noBreakHyphen/>
-          <w:t>12 – Forma za unos nove sobe</w:t>
+          <w:t>12 – Forma za prikaz detalja o sobi</w:t>
         </w:r>
         <w:r>
           <w:rPr>
@@ -13972,7 +14618,7 @@
             <w:noProof/>
             <w:webHidden/>
           </w:rPr>
-          <w:instrText xml:space="preserve"> PAGEREF _Toc176204095 \h </w:instrText>
+          <w:instrText xml:space="preserve"> PAGEREF _Toc176386479 \h </w:instrText>
         </w:r>
         <w:r>
           <w:rPr>
@@ -13992,7 +14638,7 @@
             <w:noProof/>
             <w:webHidden/>
           </w:rPr>
-          <w:t>29</w:t>
+          <w:t>28</w:t>
         </w:r>
         <w:r>
           <w:rPr>
@@ -14017,7 +14663,7 @@
           <w:lang w:eastAsia="hr-HR"/>
         </w:rPr>
       </w:pPr>
-      <w:hyperlink w:anchor="_Toc176204096" w:history="1">
+      <w:hyperlink w:anchor="_Toc176386480" w:history="1">
         <w:r>
           <w:rPr>
             <w:rStyle w:val="Hyperlink"/>
@@ -14031,7 +14677,7 @@
             <w:noProof/>
           </w:rPr>
           <w:noBreakHyphen/>
-          <w:t>13 – Forma za  prikaz rezervacija</w:t>
+          <w:t>13 – Forma za unos nove sobe</w:t>
         </w:r>
         <w:r>
           <w:rPr>
@@ -14052,7 +14698,7 @@
             <w:noProof/>
             <w:webHidden/>
           </w:rPr>
-          <w:instrText xml:space="preserve"> PAGEREF _Toc176204096 \h </w:instrText>
+          <w:instrText xml:space="preserve"> PAGEREF _Toc176386480 \h </w:instrText>
         </w:r>
         <w:r>
           <w:rPr>
@@ -14072,7 +14718,7 @@
             <w:noProof/>
             <w:webHidden/>
           </w:rPr>
-          <w:t>30</w:t>
+          <w:t>28</w:t>
         </w:r>
         <w:r>
           <w:rPr>
@@ -14097,7 +14743,7 @@
           <w:lang w:eastAsia="hr-HR"/>
         </w:rPr>
       </w:pPr>
-      <w:hyperlink w:anchor="_Toc176204097" w:history="1">
+      <w:hyperlink w:anchor="_Toc176386481" w:history="1">
         <w:r>
           <w:rPr>
             <w:rStyle w:val="Hyperlink"/>
@@ -14111,7 +14757,7 @@
             <w:noProof/>
           </w:rPr>
           <w:noBreakHyphen/>
-          <w:t>14 – Forma za prikaz detalja o rezervaciji</w:t>
+          <w:t>14 – Forma za  prikaz rezervacija</w:t>
         </w:r>
         <w:r>
           <w:rPr>
@@ -14132,7 +14778,7 @@
             <w:noProof/>
             <w:webHidden/>
           </w:rPr>
-          <w:instrText xml:space="preserve"> PAGEREF _Toc176204097 \h </w:instrText>
+          <w:instrText xml:space="preserve"> PAGEREF _Toc176386481 \h </w:instrText>
         </w:r>
         <w:r>
           <w:rPr>
@@ -14152,7 +14798,7 @@
             <w:noProof/>
             <w:webHidden/>
           </w:rPr>
-          <w:t>30</w:t>
+          <w:t>29</w:t>
         </w:r>
         <w:r>
           <w:rPr>
@@ -14177,7 +14823,7 @@
           <w:lang w:eastAsia="hr-HR"/>
         </w:rPr>
       </w:pPr>
-      <w:hyperlink w:anchor="_Toc176204098" w:history="1">
+      <w:hyperlink w:anchor="_Toc176386482" w:history="1">
         <w:r>
           <w:rPr>
             <w:rStyle w:val="Hyperlink"/>
@@ -14191,7 +14837,7 @@
             <w:noProof/>
           </w:rPr>
           <w:noBreakHyphen/>
-          <w:t>15 – Forma za prikaz gostiju</w:t>
+          <w:t>15 – Forma za prikaz detalja o rezervaciji</w:t>
         </w:r>
         <w:r>
           <w:rPr>
@@ -14212,7 +14858,7 @@
             <w:noProof/>
             <w:webHidden/>
           </w:rPr>
-          <w:instrText xml:space="preserve"> PAGEREF _Toc176204098 \h </w:instrText>
+          <w:instrText xml:space="preserve"> PAGEREF _Toc176386482 \h </w:instrText>
         </w:r>
         <w:r>
           <w:rPr>
@@ -14232,7 +14878,7 @@
             <w:noProof/>
             <w:webHidden/>
           </w:rPr>
-          <w:t>31</w:t>
+          <w:t>30</w:t>
         </w:r>
         <w:r>
           <w:rPr>
@@ -14242,368 +14888,6 @@
           <w:fldChar w:fldCharType="end"/>
         </w:r>
       </w:hyperlink>
-    </w:p>
-    <w:p>
-      <w:r>
-        <w:fldChar w:fldCharType="end"/>
-      </w:r>
-    </w:p>
-    <w:p>
-      <w:pPr>
-        <w:pStyle w:val="Prilog3"/>
-      </w:pPr>
-      <w:bookmarkStart w:id="77" w:name="_Toc176299318"/>
-      <w:r>
-        <w:t>Kazalo tablica</w:t>
-      </w:r>
-      <w:bookmarkEnd w:id="77"/>
-    </w:p>
-    <w:p>
-      <w:pPr>
-        <w:pStyle w:val="TableofFigures"/>
-        <w:tabs>
-          <w:tab w:val="right" w:leader="dot" w:pos="9061"/>
-        </w:tabs>
-        <w:rPr>
-          <w:rFonts w:asciiTheme="minorHAnsi" w:eastAsiaTheme="minorEastAsia" w:hAnsiTheme="minorHAnsi" w:cstheme="minorBidi"/>
-          <w:noProof/>
-          <w:sz w:val="22"/>
-          <w:szCs w:val="22"/>
-          <w:lang w:val="en-US"/>
-        </w:rPr>
-      </w:pPr>
-      <w:r>
-        <w:fldChar w:fldCharType="begin"/>
-      </w:r>
-      <w:r>
-        <w:instrText xml:space="preserve"> TOC \h \z \c "Tablica" </w:instrText>
-      </w:r>
-      <w:r>
-        <w:fldChar w:fldCharType="separate"/>
-      </w:r>
-      <w:hyperlink w:anchor="_Toc161996528" w:history="1">
-        <w:r>
-          <w:rPr>
-            <w:rStyle w:val="Hyperlink"/>
-            <w:noProof/>
-          </w:rPr>
-          <w:t>Tablica 3</w:t>
-        </w:r>
-        <w:r>
-          <w:rPr>
-            <w:rStyle w:val="Hyperlink"/>
-            <w:noProof/>
-          </w:rPr>
-          <w:noBreakHyphen/>
-          <w:t>1 Popis mail-adresa i telefonskih brojeva sudionika projekta 2012-13 (FESB)</w:t>
-        </w:r>
-        <w:r>
-          <w:rPr>
-            <w:noProof/>
-            <w:webHidden/>
-          </w:rPr>
-          <w:tab/>
-        </w:r>
-        <w:r>
-          <w:rPr>
-            <w:noProof/>
-            <w:webHidden/>
-          </w:rPr>
-          <w:fldChar w:fldCharType="begin"/>
-        </w:r>
-        <w:r>
-          <w:rPr>
-            <w:noProof/>
-            <w:webHidden/>
-          </w:rPr>
-          <w:instrText xml:space="preserve"> PAGEREF _Toc161996528 \h </w:instrText>
-        </w:r>
-        <w:r>
-          <w:rPr>
-            <w:noProof/>
-            <w:webHidden/>
-          </w:rPr>
-        </w:r>
-        <w:r>
-          <w:rPr>
-            <w:noProof/>
-            <w:webHidden/>
-          </w:rPr>
-          <w:fldChar w:fldCharType="separate"/>
-        </w:r>
-        <w:r>
-          <w:rPr>
-            <w:noProof/>
-            <w:webHidden/>
-          </w:rPr>
-          <w:t>10</w:t>
-        </w:r>
-        <w:r>
-          <w:rPr>
-            <w:noProof/>
-            <w:webHidden/>
-          </w:rPr>
-          <w:fldChar w:fldCharType="end"/>
-        </w:r>
-      </w:hyperlink>
-    </w:p>
-    <w:p>
-      <w:pPr>
-        <w:pStyle w:val="TableofFigures"/>
-        <w:tabs>
-          <w:tab w:val="right" w:leader="dot" w:pos="9061"/>
-        </w:tabs>
-        <w:rPr>
-          <w:rFonts w:asciiTheme="minorHAnsi" w:eastAsiaTheme="minorEastAsia" w:hAnsiTheme="minorHAnsi" w:cstheme="minorBidi"/>
-          <w:noProof/>
-          <w:sz w:val="22"/>
-          <w:szCs w:val="22"/>
-          <w:lang w:val="en-US"/>
-        </w:rPr>
-      </w:pPr>
-      <w:hyperlink w:anchor="_Toc161996529" w:history="1">
-        <w:r>
-          <w:rPr>
-            <w:rStyle w:val="Hyperlink"/>
-            <w:noProof/>
-          </w:rPr>
-          <w:t>Tablica 3</w:t>
-        </w:r>
-        <w:r>
-          <w:rPr>
-            <w:rStyle w:val="Hyperlink"/>
-            <w:noProof/>
-          </w:rPr>
-          <w:noBreakHyphen/>
-          <w:t>2 Bitna ili nebitna pitanja za komunikaciju</w:t>
-        </w:r>
-        <w:r>
-          <w:rPr>
-            <w:noProof/>
-            <w:webHidden/>
-          </w:rPr>
-          <w:tab/>
-        </w:r>
-        <w:r>
-          <w:rPr>
-            <w:noProof/>
-            <w:webHidden/>
-          </w:rPr>
-          <w:fldChar w:fldCharType="begin"/>
-        </w:r>
-        <w:r>
-          <w:rPr>
-            <w:noProof/>
-            <w:webHidden/>
-          </w:rPr>
-          <w:instrText xml:space="preserve"> PAGEREF _Toc161996529 \h </w:instrText>
-        </w:r>
-        <w:r>
-          <w:rPr>
-            <w:noProof/>
-            <w:webHidden/>
-          </w:rPr>
-        </w:r>
-        <w:r>
-          <w:rPr>
-            <w:noProof/>
-            <w:webHidden/>
-          </w:rPr>
-          <w:fldChar w:fldCharType="separate"/>
-        </w:r>
-        <w:r>
-          <w:rPr>
-            <w:noProof/>
-            <w:webHidden/>
-          </w:rPr>
-          <w:t>11</w:t>
-        </w:r>
-        <w:r>
-          <w:rPr>
-            <w:noProof/>
-            <w:webHidden/>
-          </w:rPr>
-          <w:fldChar w:fldCharType="end"/>
-        </w:r>
-      </w:hyperlink>
-    </w:p>
-    <w:p>
-      <w:pPr>
-        <w:pStyle w:val="TableofFigures"/>
-        <w:tabs>
-          <w:tab w:val="right" w:leader="dot" w:pos="9061"/>
-        </w:tabs>
-        <w:rPr>
-          <w:rFonts w:asciiTheme="minorHAnsi" w:eastAsiaTheme="minorEastAsia" w:hAnsiTheme="minorHAnsi" w:cstheme="minorBidi"/>
-          <w:noProof/>
-          <w:sz w:val="22"/>
-          <w:szCs w:val="22"/>
-          <w:lang w:val="en-US"/>
-        </w:rPr>
-      </w:pPr>
-      <w:hyperlink w:anchor="_Toc161996530" w:history="1">
-        <w:r>
-          <w:rPr>
-            <w:rStyle w:val="Hyperlink"/>
-            <w:noProof/>
-          </w:rPr>
-          <w:t>Tablica 4</w:t>
-        </w:r>
-        <w:r>
-          <w:rPr>
-            <w:rStyle w:val="Hyperlink"/>
-            <w:noProof/>
-          </w:rPr>
-          <w:noBreakHyphen/>
-          <w:t>1 Evidencija rada studenta na projektu</w:t>
-        </w:r>
-        <w:r>
-          <w:rPr>
-            <w:noProof/>
-            <w:webHidden/>
-          </w:rPr>
-          <w:tab/>
-        </w:r>
-        <w:r>
-          <w:rPr>
-            <w:noProof/>
-            <w:webHidden/>
-          </w:rPr>
-          <w:fldChar w:fldCharType="begin"/>
-        </w:r>
-        <w:r>
-          <w:rPr>
-            <w:noProof/>
-            <w:webHidden/>
-          </w:rPr>
-          <w:instrText xml:space="preserve"> PAGEREF _Toc161996530 \h </w:instrText>
-        </w:r>
-        <w:r>
-          <w:rPr>
-            <w:noProof/>
-            <w:webHidden/>
-          </w:rPr>
-        </w:r>
-        <w:r>
-          <w:rPr>
-            <w:noProof/>
-            <w:webHidden/>
-          </w:rPr>
-          <w:fldChar w:fldCharType="separate"/>
-        </w:r>
-        <w:r>
-          <w:rPr>
-            <w:noProof/>
-            <w:webHidden/>
-          </w:rPr>
-          <w:t>15</w:t>
-        </w:r>
-        <w:r>
-          <w:rPr>
-            <w:noProof/>
-            <w:webHidden/>
-          </w:rPr>
-          <w:fldChar w:fldCharType="end"/>
-        </w:r>
-      </w:hyperlink>
-    </w:p>
-    <w:p>
-      <w:pPr>
-        <w:pStyle w:val="TableofFigures"/>
-        <w:tabs>
-          <w:tab w:val="right" w:leader="dot" w:pos="9061"/>
-        </w:tabs>
-        <w:rPr>
-          <w:rFonts w:asciiTheme="minorHAnsi" w:eastAsiaTheme="minorEastAsia" w:hAnsiTheme="minorHAnsi" w:cstheme="minorBidi"/>
-          <w:noProof/>
-          <w:sz w:val="22"/>
-          <w:szCs w:val="22"/>
-          <w:lang w:val="en-US"/>
-        </w:rPr>
-      </w:pPr>
-      <w:hyperlink w:anchor="_Toc161996531" w:history="1">
-        <w:r>
-          <w:rPr>
-            <w:rStyle w:val="Hyperlink"/>
-            <w:noProof/>
-          </w:rPr>
-          <w:t>Tablica 7</w:t>
-        </w:r>
-        <w:r>
-          <w:rPr>
-            <w:rStyle w:val="Hyperlink"/>
-            <w:noProof/>
-          </w:rPr>
-          <w:noBreakHyphen/>
-          <w:t>1 style caption</w:t>
-        </w:r>
-        <w:r>
-          <w:rPr>
-            <w:noProof/>
-            <w:webHidden/>
-          </w:rPr>
-          <w:tab/>
-        </w:r>
-        <w:r>
-          <w:rPr>
-            <w:noProof/>
-            <w:webHidden/>
-          </w:rPr>
-          <w:fldChar w:fldCharType="begin"/>
-        </w:r>
-        <w:r>
-          <w:rPr>
-            <w:noProof/>
-            <w:webHidden/>
-          </w:rPr>
-          <w:instrText xml:space="preserve"> PAGEREF _Toc161996531 \h </w:instrText>
-        </w:r>
-        <w:r>
-          <w:rPr>
-            <w:noProof/>
-            <w:webHidden/>
-          </w:rPr>
-        </w:r>
-        <w:r>
-          <w:rPr>
-            <w:noProof/>
-            <w:webHidden/>
-          </w:rPr>
-          <w:fldChar w:fldCharType="separate"/>
-        </w:r>
-        <w:r>
-          <w:rPr>
-            <w:noProof/>
-            <w:webHidden/>
-          </w:rPr>
-          <w:t>20</w:t>
-        </w:r>
-        <w:r>
-          <w:rPr>
-            <w:noProof/>
-            <w:webHidden/>
-          </w:rPr>
-          <w:fldChar w:fldCharType="end"/>
-        </w:r>
-      </w:hyperlink>
-    </w:p>
-    <w:p>
-      <w:r>
-        <w:fldChar w:fldCharType="end"/>
-      </w:r>
-    </w:p>
-    <w:p>
-      <w:pPr>
-        <w:pStyle w:val="Prilog3"/>
-      </w:pPr>
-      <w:bookmarkStart w:id="78" w:name="_Toc176299319"/>
-      <w:r>
-        <w:t xml:space="preserve">Kazalo </w:t>
-      </w:r>
-      <w:r>
-        <w:t>kodova</w:t>
-      </w:r>
-      <w:bookmarkEnd w:id="78"/>
     </w:p>
     <w:p>
       <w:pPr>
@@ -14619,22 +14903,13 @@
           <w:lang w:eastAsia="hr-HR"/>
         </w:rPr>
       </w:pPr>
-      <w:r>
-        <w:fldChar w:fldCharType="begin"/>
-      </w:r>
-      <w:r>
-        <w:instrText xml:space="preserve"> TOC \h \z \c "Kod" </w:instrText>
-      </w:r>
-      <w:r>
-        <w:fldChar w:fldCharType="separate"/>
-      </w:r>
-      <w:hyperlink w:anchor="_Toc176204099" w:history="1">
+      <w:hyperlink w:anchor="_Toc176386483" w:history="1">
         <w:r>
           <w:rPr>
             <w:rStyle w:val="Hyperlink"/>
             <w:noProof/>
           </w:rPr>
-          <w:t>Kod 5</w:t>
+          <w:t>Slika 5</w:t>
         </w:r>
         <w:r>
           <w:rPr>
@@ -14642,7 +14917,7 @@
             <w:noProof/>
           </w:rPr>
           <w:noBreakHyphen/>
-          <w:t>1 – Kod klase „DBConnection“</w:t>
+          <w:t>16 – Forma za prikaz gostiju</w:t>
         </w:r>
         <w:r>
           <w:rPr>
@@ -14663,7 +14938,7 @@
             <w:noProof/>
             <w:webHidden/>
           </w:rPr>
-          <w:instrText xml:space="preserve"> PAGEREF _Toc176204099 \h </w:instrText>
+          <w:instrText xml:space="preserve"> PAGEREF _Toc176386483 \h </w:instrText>
         </w:r>
         <w:r>
           <w:rPr>
@@ -14683,7 +14958,7 @@
             <w:noProof/>
             <w:webHidden/>
           </w:rPr>
-          <w:t>18</w:t>
+          <w:t>31</w:t>
         </w:r>
         <w:r>
           <w:rPr>
@@ -14708,13 +14983,13 @@
           <w:lang w:eastAsia="hr-HR"/>
         </w:rPr>
       </w:pPr>
-      <w:hyperlink w:anchor="_Toc176204100" w:history="1">
+      <w:hyperlink w:anchor="_Toc176386484" w:history="1">
         <w:r>
           <w:rPr>
             <w:rStyle w:val="Hyperlink"/>
             <w:noProof/>
           </w:rPr>
-          <w:t>Kod 5</w:t>
+          <w:t>Slika 6</w:t>
         </w:r>
         <w:r>
           <w:rPr>
@@ -14722,7 +14997,7 @@
             <w:noProof/>
           </w:rPr>
           <w:noBreakHyphen/>
-          <w:t>2 – Spremljena procedura za dovaćanje svih soba</w:t>
+          <w:t>1 – Microsoft SQL Server Management Studio</w:t>
         </w:r>
         <w:r>
           <w:rPr>
@@ -14743,7 +15018,7 @@
             <w:noProof/>
             <w:webHidden/>
           </w:rPr>
-          <w:instrText xml:space="preserve"> PAGEREF _Toc176204100 \h </w:instrText>
+          <w:instrText xml:space="preserve"> PAGEREF _Toc176386484 \h </w:instrText>
         </w:r>
         <w:r>
           <w:rPr>
@@ -14763,7 +15038,7 @@
             <w:noProof/>
             <w:webHidden/>
           </w:rPr>
-          <w:t>24</w:t>
+          <w:t>35</w:t>
         </w:r>
         <w:r>
           <w:rPr>
@@ -14773,6 +15048,24 @@
           <w:fldChar w:fldCharType="end"/>
         </w:r>
       </w:hyperlink>
+    </w:p>
+    <w:p>
+      <w:r>
+        <w:fldChar w:fldCharType="end"/>
+      </w:r>
+    </w:p>
+    <w:p>
+      <w:pPr>
+        <w:pStyle w:val="Prilog3"/>
+      </w:pPr>
+      <w:bookmarkStart w:id="75" w:name="_Toc176380908"/>
+      <w:r>
+        <w:t xml:space="preserve">Kazalo </w:t>
+      </w:r>
+      <w:r>
+        <w:t>kodova</w:t>
+      </w:r>
+      <w:bookmarkEnd w:id="75"/>
     </w:p>
     <w:p>
       <w:pPr>
@@ -14788,7 +15081,16 @@
           <w:lang w:eastAsia="hr-HR"/>
         </w:rPr>
       </w:pPr>
-      <w:hyperlink w:anchor="_Toc176204101" w:history="1">
+      <w:r>
+        <w:fldChar w:fldCharType="begin"/>
+      </w:r>
+      <w:r>
+        <w:instrText xml:space="preserve"> TOC \h \z \c "Kod" </w:instrText>
+      </w:r>
+      <w:r>
+        <w:fldChar w:fldCharType="separate"/>
+      </w:r>
+      <w:hyperlink w:anchor="_Toc176385571" w:history="1">
         <w:r>
           <w:rPr>
             <w:rStyle w:val="Hyperlink"/>
@@ -14802,7 +15104,7 @@
             <w:noProof/>
           </w:rPr>
           <w:noBreakHyphen/>
-          <w:t>3 – Spremljena procedura za kreiranje nove sobe</w:t>
+          <w:t>2 – Spremljena procedura za dovaćanje svih soba</w:t>
         </w:r>
         <w:r>
           <w:rPr>
@@ -14823,7 +15125,7 @@
             <w:noProof/>
             <w:webHidden/>
           </w:rPr>
-          <w:instrText xml:space="preserve"> PAGEREF _Toc176204101 \h </w:instrText>
+          <w:instrText xml:space="preserve"> PAGEREF _Toc176385571 \h </w:instrText>
         </w:r>
         <w:r>
           <w:rPr>
@@ -14843,7 +15145,7 @@
             <w:noProof/>
             <w:webHidden/>
           </w:rPr>
-          <w:t>24</w:t>
+          <w:t>23</w:t>
         </w:r>
         <w:r>
           <w:rPr>
@@ -14868,7 +15170,7 @@
           <w:lang w:eastAsia="hr-HR"/>
         </w:rPr>
       </w:pPr>
-      <w:hyperlink w:anchor="_Toc176204102" w:history="1">
+      <w:hyperlink w:anchor="_Toc176385572" w:history="1">
         <w:r>
           <w:rPr>
             <w:rStyle w:val="Hyperlink"/>
@@ -14882,7 +15184,7 @@
             <w:noProof/>
           </w:rPr>
           <w:noBreakHyphen/>
-          <w:t>4 – Spremljena procedura za ažuriranje sobe</w:t>
+          <w:t>3 – Spremljena procedura za kreiranje nove sobe</w:t>
         </w:r>
         <w:r>
           <w:rPr>
@@ -14903,7 +15205,7 @@
             <w:noProof/>
             <w:webHidden/>
           </w:rPr>
-          <w:instrText xml:space="preserve"> PAGEREF _Toc176204102 \h </w:instrText>
+          <w:instrText xml:space="preserve"> PAGEREF _Toc176385572 \h </w:instrText>
         </w:r>
         <w:r>
           <w:rPr>
@@ -14923,7 +15225,7 @@
             <w:noProof/>
             <w:webHidden/>
           </w:rPr>
-          <w:t>25</w:t>
+          <w:t>23</w:t>
         </w:r>
         <w:r>
           <w:rPr>
@@ -14948,7 +15250,7 @@
           <w:lang w:eastAsia="hr-HR"/>
         </w:rPr>
       </w:pPr>
-      <w:hyperlink w:anchor="_Toc176204103" w:history="1">
+      <w:hyperlink w:anchor="_Toc176385573" w:history="1">
         <w:r>
           <w:rPr>
             <w:rStyle w:val="Hyperlink"/>
@@ -14962,7 +15264,7 @@
             <w:noProof/>
           </w:rPr>
           <w:noBreakHyphen/>
-          <w:t>5 – Spremljena procedura za brisanje sobe</w:t>
+          <w:t>4 – Spremljena procedura za ažuriranje sobe</w:t>
         </w:r>
         <w:r>
           <w:rPr>
@@ -14983,7 +15285,7 @@
             <w:noProof/>
             <w:webHidden/>
           </w:rPr>
-          <w:instrText xml:space="preserve"> PAGEREF _Toc176204103 \h </w:instrText>
+          <w:instrText xml:space="preserve"> PAGEREF _Toc176385573 \h </w:instrText>
         </w:r>
         <w:r>
           <w:rPr>
@@ -15003,7 +15305,7 @@
             <w:noProof/>
             <w:webHidden/>
           </w:rPr>
-          <w:t>25</w:t>
+          <w:t>24</w:t>
         </w:r>
         <w:r>
           <w:rPr>
@@ -15028,7 +15330,7 @@
           <w:lang w:eastAsia="hr-HR"/>
         </w:rPr>
       </w:pPr>
-      <w:hyperlink w:anchor="_Toc176204104" w:history="1">
+      <w:hyperlink w:anchor="_Toc176385574" w:history="1">
         <w:r>
           <w:rPr>
             <w:rStyle w:val="Hyperlink"/>
@@ -15042,7 +15344,7 @@
             <w:noProof/>
           </w:rPr>
           <w:noBreakHyphen/>
-          <w:t>6 – Metoda ExecuteStoredProcedures()</w:t>
+          <w:t>5 – Spremljena procedura za brisanje sobe</w:t>
         </w:r>
         <w:r>
           <w:rPr>
@@ -15063,7 +15365,7 @@
             <w:noProof/>
             <w:webHidden/>
           </w:rPr>
-          <w:instrText xml:space="preserve"> PAGEREF _Toc176204104 \h </w:instrText>
+          <w:instrText xml:space="preserve"> PAGEREF _Toc176385574 \h </w:instrText>
         </w:r>
         <w:r>
           <w:rPr>
@@ -15083,7 +15385,7 @@
             <w:noProof/>
             <w:webHidden/>
           </w:rPr>
-          <w:t>26</w:t>
+          <w:t>24</w:t>
         </w:r>
         <w:r>
           <w:rPr>
@@ -15108,7 +15410,87 @@
           <w:lang w:eastAsia="hr-HR"/>
         </w:rPr>
       </w:pPr>
-      <w:hyperlink w:anchor="_Toc176204105" w:history="1">
+      <w:hyperlink w:anchor="_Toc176385575" w:history="1">
+        <w:r>
+          <w:rPr>
+            <w:rStyle w:val="Hyperlink"/>
+            <w:noProof/>
+          </w:rPr>
+          <w:t>Kod 5</w:t>
+        </w:r>
+        <w:r>
+          <w:rPr>
+            <w:rStyle w:val="Hyperlink"/>
+            <w:noProof/>
+          </w:rPr>
+          <w:noBreakHyphen/>
+          <w:t>6 – Metoda ExecuteStoredProcedures()</w:t>
+        </w:r>
+        <w:r>
+          <w:rPr>
+            <w:noProof/>
+            <w:webHidden/>
+          </w:rPr>
+          <w:tab/>
+        </w:r>
+        <w:r>
+          <w:rPr>
+            <w:noProof/>
+            <w:webHidden/>
+          </w:rPr>
+          <w:fldChar w:fldCharType="begin"/>
+        </w:r>
+        <w:r>
+          <w:rPr>
+            <w:noProof/>
+            <w:webHidden/>
+          </w:rPr>
+          <w:instrText xml:space="preserve"> PAGEREF _Toc176385575 \h </w:instrText>
+        </w:r>
+        <w:r>
+          <w:rPr>
+            <w:noProof/>
+            <w:webHidden/>
+          </w:rPr>
+        </w:r>
+        <w:r>
+          <w:rPr>
+            <w:noProof/>
+            <w:webHidden/>
+          </w:rPr>
+          <w:fldChar w:fldCharType="separate"/>
+        </w:r>
+        <w:r>
+          <w:rPr>
+            <w:noProof/>
+            <w:webHidden/>
+          </w:rPr>
+          <w:t>25</w:t>
+        </w:r>
+        <w:r>
+          <w:rPr>
+            <w:noProof/>
+            <w:webHidden/>
+          </w:rPr>
+          <w:fldChar w:fldCharType="end"/>
+        </w:r>
+      </w:hyperlink>
+    </w:p>
+    <w:p>
+      <w:pPr>
+        <w:pStyle w:val="TableofFigures"/>
+        <w:tabs>
+          <w:tab w:val="right" w:leader="dot" w:pos="9061"/>
+        </w:tabs>
+        <w:rPr>
+          <w:rFonts w:asciiTheme="minorHAnsi" w:eastAsiaTheme="minorEastAsia" w:hAnsiTheme="minorHAnsi" w:cstheme="minorBidi"/>
+          <w:noProof/>
+          <w:sz w:val="22"/>
+          <w:szCs w:val="22"/>
+          <w:lang w:eastAsia="hr-HR"/>
+        </w:rPr>
+      </w:pPr>
+      <w:hyperlink w:anchor="_Toc176385576" w:history="1">
         <w:r>
           <w:rPr>
             <w:rStyle w:val="Hyperlink"/>
@@ -15143,7 +15525,7 @@
             <w:noProof/>
             <w:webHidden/>
           </w:rPr>
-          <w:instrText xml:space="preserve"> PAGEREF _Toc176204105 \h </w:instrText>
+          <w:instrText xml:space="preserve"> PAGEREF _Toc176385576 \h </w:instrText>
         </w:r>
         <w:r>
           <w:rPr>
@@ -15163,7 +15545,7 @@
             <w:noProof/>
             <w:webHidden/>
           </w:rPr>
-          <w:t>26</w:t>
+          <w:t>25</w:t>
         </w:r>
         <w:r>
           <w:rPr>
@@ -15176,6 +15558,7 @@
     </w:p>
     <w:p>
       <w:r>
+        <w:lastRenderedPageBreak/>
         <w:fldChar w:fldCharType="end"/>
       </w:r>
     </w:p>
@@ -15183,11 +15566,11 @@
       <w:pPr>
         <w:pStyle w:val="Prilog2"/>
       </w:pPr>
-      <w:bookmarkStart w:id="79" w:name="_Toc176299320"/>
+      <w:bookmarkStart w:id="76" w:name="_Toc176380909"/>
       <w:r>
         <w:t>Popis oznaka i kratica</w:t>
       </w:r>
-      <w:bookmarkEnd w:id="79"/>
+      <w:bookmarkEnd w:id="76"/>
     </w:p>
     <w:p>
       <w:r>
@@ -15201,6 +15584,49 @@
       </w:r>
       <w:r>
         <w:t>Structured Query Language</w:t>
+      </w:r>
+    </w:p>
+    <w:p>
+      <w:r>
+        <w:rPr>
+          <w:rStyle w:val="Strong"/>
+          <w:b w:val="0"/>
+        </w:rPr>
+        <w:t>DML</w:t>
+      </w:r>
+      <w:r>
+        <w:rPr>
+          <w:rStyle w:val="Strong"/>
+          <w:b w:val="0"/>
+        </w:rPr>
+        <w:tab/>
+      </w:r>
+      <w:r>
+        <w:rPr>
+          <w:rStyle w:val="Strong"/>
+          <w:b w:val="0"/>
+        </w:rPr>
+        <w:tab/>
+      </w:r>
+      <w:r>
+        <w:t>Data Manipulation Language</w:t>
+      </w:r>
+    </w:p>
+    <w:p>
+      <w:pPr>
+        <w:rPr>
+          <w:b/>
+        </w:rPr>
+      </w:pPr>
+      <w:r>
+        <w:t>OIB</w:t>
+      </w:r>
+      <w:r>
+        <w:tab/>
+      </w:r>
+      <w:r>
+        <w:tab/>
+        <w:t>Osobni identifikacijski broj</w:t>
       </w:r>
     </w:p>
     <w:p>
@@ -15238,20 +15664,17 @@
         <w:t>Universal Windows Platform</w:t>
       </w:r>
     </w:p>
-    <w:p>
-      <w:bookmarkStart w:id="80" w:name="_GoBack"/>
-      <w:bookmarkEnd w:id="80"/>
-    </w:p>
+    <w:p/>
     <w:p>
       <w:pPr>
         <w:pStyle w:val="Prilog1"/>
       </w:pPr>
-      <w:bookmarkStart w:id="81" w:name="_Toc176299324"/>
+      <w:bookmarkStart w:id="77" w:name="_Toc176380910"/>
       <w:r>
         <w:lastRenderedPageBreak/>
         <w:t>SAŽETAK/ABSTRACT I KLJUČNE RIJEČI/KEYWORDS</w:t>
       </w:r>
-      <w:bookmarkEnd w:id="81"/>
+      <w:bookmarkEnd w:id="77"/>
     </w:p>
     <w:p/>
     <w:p>
@@ -15263,493 +15686,391 @@
       </w:r>
     </w:p>
     <w:p>
-      <w:pPr>
+      <w:r>
+        <w:t>Cilj ovog završnog rada je bio razviti aplikaciju za upravljanje hotelskim poslovanjem, koristeći tehnologije poput .NET-a, C#-a, Windows Forms-a i Microsoft SQL Servera, s naglaskom na stjecanje znanja o njihovoj uporabi i integraciji.</w:t>
+      </w:r>
+      <w:r>
+        <w:rPr>
+          <w:rStyle w:val="BalloonText"/>
+        </w:rPr>
+        <w:t xml:space="preserve"> </w:t>
+      </w:r>
+      <w:r>
+        <w:t>U radu su prikazane osnovne funkcionalnosti aplikacije, poput upravljanja rezervacijama, evidencije gostiju, vođenja popisa soba te praćenj</w:t>
+      </w:r>
+      <w:r>
+        <w:t>a statusa rezervacija. Nadalje,</w:t>
+      </w:r>
+      <w:r>
+        <w:t xml:space="preserve"> </w:t>
+      </w:r>
+      <w:r>
+        <w:t>ideje za daljnji razvoj</w:t>
+      </w:r>
+      <w:r>
+        <w:t xml:space="preserve"> uključu</w:t>
+      </w:r>
+      <w:r>
+        <w:t>ju</w:t>
+      </w:r>
+      <w:r>
+        <w:t xml:space="preserve"> promjenu arhitekture sustava </w:t>
+      </w:r>
+      <w:r>
+        <w:t xml:space="preserve">zbog </w:t>
+      </w:r>
+      <w:r>
+        <w:t xml:space="preserve">podrške udaljenim bazama podataka, proširenje funkcionalnosti za praćenje prihoda i rashoda, te integraciju s web sučeljem radi simulacije </w:t>
+      </w:r>
+      <w:r>
         <w:rPr>
           <w:i/>
         </w:rPr>
-      </w:pPr>
-      <w:r>
+        <w:t>online</w:t>
+      </w:r>
+      <w:r>
+        <w:t xml:space="preserve"> rezervacija i testiranja procesa </w:t>
+      </w:r>
+      <w:r>
+        <w:t>rezervacije</w:t>
+      </w:r>
+      <w:r>
+        <w:t>.</w:t>
+      </w:r>
+      <w:r>
+        <w:rPr>
+          <w:rStyle w:val="BalloonText"/>
+        </w:rPr>
+        <w:t xml:space="preserve"> </w:t>
+      </w:r>
+      <w:r>
+        <w:rPr>
+          <w:rFonts w:ascii="TimesNewRomanPS-ItalicMT" w:hAnsi="TimesNewRomanPS-ItalicMT"/>
+          <w:iCs/>
+          <w:color w:val="000000"/>
+        </w:rPr>
+        <w:t>Detaljno su objašnjeni princip rada aplikacije i funkcionalnosti koje aplikacija treba imati te implementacija programskog rješenja.</w:t>
+      </w:r>
+      <w:bookmarkStart w:id="78" w:name="_GoBack"/>
+      <w:bookmarkEnd w:id="78"/>
+    </w:p>
+    <w:p/>
+    <w:p>
+      <w:pPr>
+        <w:rPr>
+          <w:b/>
+        </w:rPr>
+      </w:pPr>
+      <w:r>
+        <w:rPr>
+          <w:b/>
+        </w:rPr>
+        <w:t>Ključne riječi</w:t>
+      </w:r>
+    </w:p>
+    <w:p>
+      <w:pPr>
+        <w:spacing w:after="0" w:line="240" w:lineRule="auto"/>
+        <w:jc w:val="left"/>
         <w:rPr>
           <w:i/>
         </w:rPr>
-        <w:t>U cca 100-150 riječi sažeti cijelu radnju.</w:t>
+      </w:pPr>
+      <w:r>
+        <w:t>hotelsko poslo</w:t>
+      </w:r>
+      <w:r>
+        <w:t>vanje, upravljanje rezervacijam</w:t>
+      </w:r>
+      <w:r>
+        <w:t>a</w:t>
       </w:r>
       <w:r>
         <w:rPr>
           <w:i/>
         </w:rPr>
-        <w:t xml:space="preserve"> Piše se n</w:t>
+        <w:t>,</w:t>
+      </w:r>
+      <w:r>
+        <w:t xml:space="preserve"> </w:t>
+      </w:r>
+      <w:r>
+        <w:t>e</w:t>
+      </w:r>
+      <w:r>
+        <w:t>videncija gostiju</w:t>
       </w:r>
       <w:r>
         <w:rPr>
           <w:i/>
         </w:rPr>
-        <w:t xml:space="preserve">akon što je radnja u potpunosti gotova. Pozicionira se na </w:t>
+        <w:t>, check-in, check-out,</w:t>
+      </w:r>
+      <w:r>
+        <w:t xml:space="preserve"> rasploloživost soba,</w:t>
+      </w:r>
+      <w:r>
+        <w:t xml:space="preserve"> </w:t>
+      </w:r>
+      <w:r>
+        <w:t>.NET, C#, Windows Forms, Microsoft SQL Server</w:t>
       </w:r>
       <w:r>
         <w:rPr>
           <w:i/>
         </w:rPr>
-        <w:t xml:space="preserve">kraju </w:t>
+        <w:t xml:space="preserve"> </w:t>
       </w:r>
       <w:r>
         <w:rPr>
           <w:i/>
         </w:rPr>
-        <w:t xml:space="preserve">radnje (tako je propisao FESB) </w:t>
-      </w:r>
-      <w:r>
-        <w:rPr>
-          <w:i/>
-        </w:rPr>
-        <w:t xml:space="preserve">ALI GA PROČITA NAJVEĆI BROJ LJUDI (85%) KOJI OSIM NASLOVA UOPĆE NEŠTO OD RADNJE PROČITAJU. ZATO U NJEMU TREBA </w:t>
-      </w:r>
-      <w:r>
-        <w:rPr>
-          <w:i/>
-        </w:rPr>
-        <w:t xml:space="preserve">PRECIZNO </w:t>
-      </w:r>
-      <w:r>
-        <w:rPr>
-          <w:i/>
-        </w:rPr>
-        <w:t xml:space="preserve">SAŽETI ONO ŠTO U RADNJI DONOSIMO NADUGO I NAŠIROKO! </w:t>
-      </w:r>
-      <w:r>
-        <w:rPr>
-          <w:i/>
-        </w:rPr>
-        <w:sym w:font="Wingdings" w:char="F04A"/>
-      </w:r>
-      <w:r>
-        <w:rPr>
-          <w:i/>
-        </w:rPr>
-        <w:sym w:font="Wingdings" w:char="F04A"/>
-      </w:r>
-      <w:r>
-        <w:rPr>
-          <w:i/>
-        </w:rPr>
-        <w:sym w:font="Wingdings" w:char="F04A"/>
-      </w:r>
-    </w:p>
-    <w:p/>
-    <w:p>
-      <w:pPr>
-        <w:rPr>
-          <w:b/>
-        </w:rPr>
-      </w:pPr>
-      <w:r>
-        <w:rPr>
-          <w:b/>
-        </w:rPr>
-        <w:t>Ključne riječi</w:t>
-      </w:r>
-    </w:p>
-    <w:p>
-      <w:pPr>
-        <w:rPr>
-          <w:i/>
-        </w:rPr>
-      </w:pPr>
-      <w:r>
-        <w:rPr>
-          <w:i/>
-        </w:rPr>
-        <w:t>SQL</w:t>
-      </w:r>
-      <w:r>
-        <w:rPr>
-          <w:i/>
-        </w:rPr>
-        <w:t xml:space="preserve"> Server, .NET, Visual Studio, Java, Cloud</w:t>
-      </w:r>
-    </w:p>
-    <w:p>
-      <w:pPr>
-        <w:rPr>
-          <w:i/>
-        </w:rPr>
-      </w:pPr>
-    </w:p>
-    <w:p>
-      <w:r>
-        <w:t xml:space="preserve">Napomene za pisanje </w:t>
-      </w:r>
-      <w:r>
-        <w:rPr>
-          <w:b/>
-        </w:rPr>
-        <w:t>sažetka</w:t>
-      </w:r>
-      <w:r>
-        <w:t xml:space="preserve"> i </w:t>
-      </w:r>
-      <w:r>
-        <w:rPr>
-          <w:b/>
-        </w:rPr>
-        <w:t>ključnih riječi</w:t>
-      </w:r>
-      <w:r>
-        <w:t>:</w:t>
-      </w:r>
-    </w:p>
-    <w:p>
-      <w:pPr>
-        <w:pStyle w:val="ListParagraph"/>
-        <w:numPr>
-          <w:ilvl w:val="0"/>
-          <w:numId w:val="6"/>
-        </w:numPr>
-      </w:pPr>
-      <w:r>
-        <w:t xml:space="preserve">trebaju </w:t>
-      </w:r>
-      <w:r>
+        <w:br w:type="page"/>
+      </w:r>
+    </w:p>
+    <w:p>
+      <w:pPr>
         <w:rPr>
           <w:b/>
           <w:i/>
-          <w:u w:val="single"/>
-        </w:rPr>
-        <w:t xml:space="preserve">izgledati </w:t>
-      </w:r>
+        </w:rPr>
+      </w:pPr>
       <w:r>
         <w:rPr>
           <w:b/>
           <w:i/>
-          <w:u w:val="single"/>
-        </w:rPr>
-        <w:t>TOČNO</w:t>
+        </w:rPr>
+        <w:lastRenderedPageBreak/>
+        <w:t>Summary</w:t>
+      </w:r>
+    </w:p>
+    <w:p>
+      <w:pPr>
+        <w:rPr>
+          <w:i/>
+        </w:rPr>
+      </w:pPr>
+      <w:r>
+        <w:t xml:space="preserve">The </w:t>
+      </w:r>
+      <w:r>
+        <w:t xml:space="preserve">goal </w:t>
+      </w:r>
+      <w:r>
+        <w:t xml:space="preserve">of this </w:t>
+      </w:r>
+      <w:r>
+        <w:t>thesis</w:t>
+      </w:r>
+      <w:r>
+        <w:t xml:space="preserve"> was to develop an application for hotel management using technologies such as .NET, C#, Windows Forms, and Microsoft SQL Server, with a focus on </w:t>
+      </w:r>
+      <w:r>
+        <w:t>learning how to use and integrate them</w:t>
+      </w:r>
+      <w:r>
+        <w:t xml:space="preserve">. </w:t>
+      </w:r>
+      <w:r>
+        <w:t xml:space="preserve">The project describes the main features of the application, such as managing reservations, keeping guest records, tracking rooms, and monitoring reservation statuses. </w:t>
+      </w:r>
+      <w:r>
+        <w:t>It also explores future development possibilities, including updating the system architecture to support remote databases, enhancing features to monitor income and expenses, and integrating a web interface to enable online reservation simulations and test the booking process</w:t>
       </w:r>
       <w:r>
         <w:t xml:space="preserve"> </w:t>
       </w:r>
       <w:r>
-        <w:t>kao gore napisani primjer</w:t>
-      </w:r>
-      <w:r>
-        <w:t xml:space="preserve"> (osim što sam gore dio teksta istaknuo VELIKIM SLOVIMA)</w:t>
-      </w:r>
-    </w:p>
-    <w:p>
-      <w:pPr>
-        <w:pStyle w:val="ListParagraph"/>
-        <w:numPr>
-          <w:ilvl w:val="0"/>
-          <w:numId w:val="6"/>
-        </w:numPr>
-      </w:pPr>
-      <w:r>
-        <w:t>sažetak se p</w:t>
-      </w:r>
-      <w:r>
-        <w:t>iše</w:t>
-      </w:r>
-      <w:r>
-        <w:t>:</w:t>
-      </w:r>
-      <w:r>
+        <w:t xml:space="preserve">The </w:t>
+      </w:r>
+      <w:r>
+        <w:t xml:space="preserve">thesis </w:t>
+      </w:r>
+      <w:r>
+        <w:t>explains the application's functions and how the software solution was implemented in detail.</w:t>
+      </w:r>
+    </w:p>
+    <w:p>
+      <w:pPr>
+        <w:rPr>
+          <w:b/>
+        </w:rPr>
+      </w:pPr>
+      <w:r>
+        <w:rPr>
+          <w:b/>
+        </w:rPr>
+        <w:t>Key</w:t>
+      </w:r>
+      <w:r>
+        <w:rPr>
+          <w:b/>
+        </w:rPr>
+        <w:t>words</w:t>
+      </w:r>
+    </w:p>
+    <w:p>
+      <w:pPr>
+        <w:rPr>
+          <w:b/>
+          <w:i/>
+        </w:rPr>
+      </w:pPr>
+      <w:r>
+        <w:rPr>
+          <w:i/>
+        </w:rPr>
+        <w:t xml:space="preserve">Hotel </w:t>
+      </w:r>
+      <w:r>
+        <w:rPr>
+          <w:i/>
+        </w:rPr>
+        <w:t>management</w:t>
+      </w:r>
+      <w:r>
+        <w:rPr>
+          <w:i/>
+        </w:rPr>
+        <w:t>, r</w:t>
+      </w:r>
+      <w:r>
+        <w:rPr>
+          <w:i/>
+        </w:rPr>
+        <w:t>eservation management</w:t>
+      </w:r>
+      <w:r>
+        <w:rPr>
+          <w:i/>
+        </w:rPr>
+        <w:t>,</w:t>
+      </w:r>
+      <w:r>
+        <w:rPr>
+          <w:i/>
+        </w:rPr>
         <w:t xml:space="preserve"> </w:t>
       </w:r>
-    </w:p>
-    <w:p>
-      <w:pPr>
-        <w:pStyle w:val="ListParagraph"/>
-        <w:numPr>
-          <w:ilvl w:val="1"/>
-          <w:numId w:val="6"/>
-        </w:numPr>
-      </w:pPr>
-      <w:r>
-        <w:t>u trećem licu jednin</w:t>
-      </w:r>
-      <w:r>
-        <w:t xml:space="preserve">e (bezlično), </w:t>
-      </w:r>
-    </w:p>
-    <w:p>
-      <w:pPr>
-        <w:pStyle w:val="ListParagraph"/>
-        <w:numPr>
-          <w:ilvl w:val="1"/>
-          <w:numId w:val="6"/>
-        </w:numPr>
-      </w:pPr>
-      <w:r>
-        <w:t>u pasivu</w:t>
-      </w:r>
-      <w:r>
-        <w:t xml:space="preserve"> i perfektu (a ne u u futuru i sadašnjosti) – </w:t>
-      </w:r>
-      <w:r>
-        <w:t>tj.</w:t>
-      </w:r>
-      <w:r>
+      <w:r>
+        <w:rPr>
+          <w:i/>
+        </w:rPr>
+        <w:t>Room availability</w:t>
+      </w:r>
+      <w:r>
+        <w:rPr>
+          <w:i/>
+        </w:rPr>
+        <w:t xml:space="preserve">, </w:t>
+      </w:r>
+      <w:r>
+        <w:rPr>
+          <w:i/>
+        </w:rPr>
+        <w:t>Guest records</w:t>
+      </w:r>
+      <w:r>
+        <w:rPr>
+          <w:i/>
+        </w:rPr>
+        <w:t>, check-in, check-out</w:t>
+      </w:r>
+      <w:r>
+        <w:t>,</w:t>
+      </w:r>
+      <w:r>
+        <w:t xml:space="preserve"> .NET, C#, Windows Forms, Microsoft SQL Server,</w:t>
+      </w:r>
+      <w:r>
+        <w:rPr>
+          <w:i/>
+        </w:rPr>
         <w:t xml:space="preserve"> </w:t>
       </w:r>
-      <w:r>
+    </w:p>
+    <w:p>
+      <w:pPr>
         <w:rPr>
           <w:i/>
         </w:rPr>
-        <w:t>napravljeno je, analizirano, korišteni su, prikazane su</w:t>
-      </w:r>
-      <w:r>
-        <w:t>, itd</w:t>
-      </w:r>
-      <w:r>
-        <w:t xml:space="preserve">. </w:t>
-      </w:r>
-    </w:p>
-    <w:p>
-      <w:pPr>
-        <w:pStyle w:val="ListParagraph"/>
-        <w:numPr>
-          <w:ilvl w:val="0"/>
-          <w:numId w:val="6"/>
-        </w:numPr>
-      </w:pPr>
-      <w:r>
-        <w:t>sažetak n</w:t>
-      </w:r>
-      <w:r>
-        <w:t>ema paragrafa – sve je jedan paragraf.</w:t>
-      </w:r>
-    </w:p>
-    <w:p>
-      <w:pPr>
-        <w:pStyle w:val="ListParagraph"/>
-        <w:numPr>
-          <w:ilvl w:val="0"/>
-          <w:numId w:val="6"/>
-        </w:numPr>
-      </w:pPr>
-      <w:r>
-        <w:t>n</w:t>
-      </w:r>
-      <w:r>
-        <w:t xml:space="preserve">a </w:t>
-      </w:r>
-      <w:r>
-        <w:t>ovoj</w:t>
-      </w:r>
-      <w:r>
-        <w:t xml:space="preserve"> stranici se pišu </w:t>
-      </w:r>
+      </w:pPr>
+    </w:p>
+    <w:p>
+      <w:pPr>
+        <w:rPr>
+          <w:i/>
+        </w:rPr>
+      </w:pPr>
+    </w:p>
+    <w:p>
+      <w:pPr>
+        <w:rPr>
+          <w:i/>
+        </w:rPr>
+      </w:pPr>
+    </w:p>
+    <w:p>
+      <w:pPr>
+        <w:rPr>
+          <w:i/>
+        </w:rPr>
+      </w:pPr>
+    </w:p>
+    <w:p>
+      <w:pPr>
+        <w:rPr>
+          <w:i/>
+        </w:rPr>
+      </w:pPr>
+    </w:p>
+    <w:p>
+      <w:pPr>
+        <w:rPr>
+          <w:i/>
+        </w:rPr>
+      </w:pPr>
+    </w:p>
+    <w:p>
+      <w:pPr>
+        <w:rPr>
+          <w:i/>
+        </w:rPr>
+      </w:pPr>
       <w:r>
         <w:rPr>
           <w:b/>
         </w:rPr>
-        <w:t>Sažetak</w:t>
-      </w:r>
-      <w:r>
-        <w:t xml:space="preserve"> i </w:t>
-      </w:r>
-      <w:r>
-        <w:rPr>
-          <w:b/>
-        </w:rPr>
-        <w:t>Ključne riječi</w:t>
-      </w:r>
-      <w:r>
-        <w:t xml:space="preserve"> a na drugoj stranici </w:t>
-      </w:r>
-      <w:r>
-        <w:rPr>
-          <w:b/>
-        </w:rPr>
-        <w:t>Abstract</w:t>
-      </w:r>
-      <w:r>
-        <w:t xml:space="preserve"> i </w:t>
-      </w:r>
-      <w:r>
-        <w:rPr>
-          <w:b/>
-        </w:rPr>
         <w:t>Keywords</w:t>
       </w:r>
     </w:p>
     <w:p>
       <w:pPr>
-        <w:pStyle w:val="ListParagraph"/>
-        <w:numPr>
-          <w:ilvl w:val="0"/>
-          <w:numId w:val="6"/>
-        </w:numPr>
-      </w:pPr>
-      <w:r>
-        <w:t xml:space="preserve">5-6 ključnih riječi (mogu biti i složeni pojmovi) koji najbolje odražavaju sadržaj radnje. Nema paragrafa – sve je jedan paragraf. Pojmovi se </w:t>
-      </w:r>
-      <w:r>
-        <w:t xml:space="preserve">odvajaju </w:t>
-      </w:r>
-      <w:r>
-        <w:t xml:space="preserve">NE </w:t>
-      </w:r>
-      <w:r>
-        <w:t xml:space="preserve">TOČKOM I ZAREZOM (;) nego </w:t>
-      </w:r>
-      <w:r>
-        <w:t>zarezima.</w:t>
+        <w:rPr>
+          <w:i/>
+        </w:rPr>
+      </w:pPr>
+      <w:r>
+        <w:rPr>
+          <w:i/>
+        </w:rPr>
+        <w:t>SQL</w:t>
+      </w:r>
+      <w:r>
+        <w:rPr>
+          <w:i/>
+        </w:rPr>
+        <w:t xml:space="preserve"> Server, .NET, Visual Studio, Java, Cloud</w:t>
       </w:r>
     </w:p>
     <w:p>
       <w:pPr>
         <w:spacing w:after="0" w:line="240" w:lineRule="auto"/>
         <w:jc w:val="left"/>
-        <w:rPr>
-          <w:i/>
-        </w:rPr>
-      </w:pPr>
-      <w:r>
-        <w:rPr>
-          <w:i/>
-        </w:rPr>
-        <w:br w:type="page"/>
-      </w:r>
-    </w:p>
-    <w:p>
-      <w:pPr>
-        <w:rPr>
-          <w:b/>
-          <w:i/>
-        </w:rPr>
-      </w:pPr>
-      <w:r>
-        <w:rPr>
-          <w:b/>
-          <w:i/>
-        </w:rPr>
-        <w:lastRenderedPageBreak/>
-        <w:t>Naslov na engleskom (prevedi)</w:t>
-      </w:r>
-    </w:p>
-    <w:p>
-      <w:pPr>
-        <w:rPr>
-          <w:i/>
-        </w:rPr>
-      </w:pPr>
-    </w:p>
-    <w:p>
-      <w:pPr>
-        <w:rPr>
-          <w:i/>
-        </w:rPr>
-      </w:pPr>
-    </w:p>
-    <w:p>
-      <w:pPr>
-        <w:rPr>
-          <w:b/>
-        </w:rPr>
-      </w:pPr>
-      <w:r>
-        <w:rPr>
-          <w:b/>
-        </w:rPr>
-        <w:t>Abstract</w:t>
-      </w:r>
-    </w:p>
-    <w:p>
-      <w:pPr>
-        <w:rPr>
-          <w:i/>
-        </w:rPr>
-      </w:pPr>
-    </w:p>
-    <w:p>
-      <w:pPr>
-        <w:rPr>
-          <w:i/>
-        </w:rPr>
-      </w:pPr>
-    </w:p>
-    <w:p>
-      <w:pPr>
-        <w:rPr>
-          <w:i/>
-        </w:rPr>
-      </w:pPr>
-      <w:r>
-        <w:rPr>
-          <w:i/>
-        </w:rPr>
-        <w:t>Prevedi SAŽETAK na engleski</w:t>
-      </w:r>
-    </w:p>
-    <w:p>
-      <w:pPr>
-        <w:rPr>
-          <w:i/>
-        </w:rPr>
-      </w:pPr>
-    </w:p>
-    <w:p>
-      <w:pPr>
-        <w:rPr>
-          <w:i/>
-        </w:rPr>
-      </w:pPr>
-    </w:p>
-    <w:p>
-      <w:pPr>
-        <w:rPr>
-          <w:i/>
-        </w:rPr>
-      </w:pPr>
-    </w:p>
-    <w:p>
-      <w:pPr>
-        <w:rPr>
-          <w:i/>
-        </w:rPr>
-      </w:pPr>
-    </w:p>
-    <w:p>
-      <w:pPr>
-        <w:rPr>
-          <w:i/>
-        </w:rPr>
-      </w:pPr>
-      <w:r>
-        <w:rPr>
-          <w:b/>
-        </w:rPr>
-        <w:t>Keywords</w:t>
-      </w:r>
-    </w:p>
-    <w:p>
-      <w:pPr>
-        <w:rPr>
-          <w:i/>
-        </w:rPr>
-      </w:pPr>
-      <w:r>
-        <w:rPr>
-          <w:i/>
-        </w:rPr>
-        <w:t>SQL</w:t>
-      </w:r>
-      <w:r>
-        <w:rPr>
-          <w:i/>
-        </w:rPr>
-        <w:t xml:space="preserve"> Server, .NET, Visual Studio, Java, Cloud</w:t>
-      </w:r>
-    </w:p>
-    <w:p>
-      <w:pPr>
-        <w:spacing w:after="0" w:line="240" w:lineRule="auto"/>
-        <w:jc w:val="left"/>
       </w:pPr>
     </w:p>
     <w:sectPr>
-      <w:footerReference w:type="default" r:id="rId44"/>
+      <w:footerReference w:type="default" r:id="rId40"/>
       <w:pgSz w:w="11907" w:h="16839" w:code="9"/>
       <w:pgMar w:top="1418" w:right="1418" w:bottom="1418" w:left="1418" w:header="720" w:footer="720" w:gutter="0"/>
       <w:pgNumType w:start="1"/>
@@ -15816,7 +16137,7 @@
       <w:rPr>
         <w:noProof/>
       </w:rPr>
-      <w:t>36</w:t>
+      <w:t>40</w:t>
     </w:r>
     <w:r>
       <w:rPr>
@@ -19141,7 +19462,6 @@
   <w:style w:type="character" w:default="1" w:styleId="DefaultParagraphFont">
     <w:name w:val="Default Paragraph Font"/>
     <w:uiPriority w:val="1"/>
-    <w:semiHidden/>
     <w:unhideWhenUsed/>
   </w:style>
   <w:style w:type="table" w:default="1" w:styleId="TableNormal">
@@ -21463,7 +21783,7 @@
 </file>
 
 <file path=customXml/itemProps1.xml><?xml version="1.0" encoding="utf-8"?>
-<ds:datastoreItem xmlns:ds="http://schemas.openxmlformats.org/officeDocument/2006/customXml" ds:itemID="{D95053A2-84C3-4E0E-A836-955574C78E0D}">
+<ds:datastoreItem xmlns:ds="http://schemas.openxmlformats.org/officeDocument/2006/customXml" ds:itemID="{510AC728-0105-4CF8-B07C-FD20CE7E1A60}">
   <ds:schemaRefs>
     <ds:schemaRef ds:uri="http://schemas.openxmlformats.org/officeDocument/2006/bibliography"/>
   </ds:schemaRefs>
